--- a/Notesuu/OOPS_002.docx
+++ b/Notesuu/OOPS_002.docx
@@ -42,19 +42,7 @@
         <w:rPr>
           <w:rFonts w:ascii="Times New Roman" w:hAnsi="Times New Roman" w:cs="Times New Roman"/>
         </w:rPr>
-        <w:t xml:space="preserve"> Encapsulation means bundling data and the methods that operate on that data together inside a </w:t>
-      </w:r>
-      <w:r>
-        <w:rPr>
-          <w:rFonts w:ascii="Times New Roman" w:hAnsi="Times New Roman" w:cs="Times New Roman"/>
-        </w:rPr>
-        <w:t>class and</w:t>
-      </w:r>
-      <w:r>
-        <w:rPr>
-          <w:rFonts w:ascii="Times New Roman" w:hAnsi="Times New Roman" w:cs="Times New Roman"/>
-        </w:rPr>
-        <w:t xml:space="preserve"> controlling who can access or modify that data from outside.</w:t>
+        <w:t xml:space="preserve"> Encapsulation means bundling data and the methods that operate on that data together inside a class and controlling who can access or modify that data from outside.</w:t>
       </w:r>
     </w:p>
     <w:p>
@@ -332,7 +320,18 @@
           <w:sz w:val="21"/>
           <w14:ligatures w14:val="none"/>
         </w:rPr>
-        <w:t>__</w:t>
+        <w:t>_</w:t>
+      </w:r>
+      <w:proofErr w:type="gramStart"/>
+      <w:r>
+        <w:rPr>
+          <w:rFonts w:ascii="Consolas" w:eastAsia="Times New Roman" w:hAnsi="Consolas" w:cs="Times New Roman"/>
+          <w:color w:val="DCDCAA"/>
+          <w:kern w:val="0"/>
+          <w:sz w:val="21"/>
+          <w14:ligatures w14:val="none"/>
+        </w:rPr>
+        <w:t>_</w:t>
       </w:r>
       <w:r>
         <w:rPr>
@@ -344,6 +343,7 @@
         </w:rPr>
         <w:t>(</w:t>
       </w:r>
+      <w:proofErr w:type="gramEnd"/>
       <w:r>
         <w:rPr>
           <w:rFonts w:ascii="Consolas" w:eastAsia="Times New Roman" w:hAnsi="Consolas" w:cs="Times New Roman"/>
@@ -537,7 +537,29 @@
           <w:sz w:val="21"/>
           <w14:ligatures w14:val="none"/>
         </w:rPr>
-        <w:t># PUBLIC  — anyone can read and write freely</w:t>
+        <w:t xml:space="preserve"># </w:t>
+      </w:r>
+      <w:proofErr w:type="gramStart"/>
+      <w:r>
+        <w:rPr>
+          <w:rFonts w:ascii="Consolas" w:eastAsia="Times New Roman" w:hAnsi="Consolas" w:cs="Times New Roman"/>
+          <w:color w:val="8B949E"/>
+          <w:kern w:val="0"/>
+          <w:sz w:val="21"/>
+          <w14:ligatures w14:val="none"/>
+        </w:rPr>
+        <w:t>PUBLIC  —</w:t>
+      </w:r>
+      <w:proofErr w:type="gramEnd"/>
+      <w:r>
+        <w:rPr>
+          <w:rFonts w:ascii="Consolas" w:eastAsia="Times New Roman" w:hAnsi="Consolas" w:cs="Times New Roman"/>
+          <w:color w:val="8B949E"/>
+          <w:kern w:val="0"/>
+          <w:sz w:val="21"/>
+          <w14:ligatures w14:val="none"/>
+        </w:rPr>
+        <w:t xml:space="preserve"> anyone can read and write freely</w:t>
       </w:r>
     </w:p>
     <w:p>
@@ -563,6 +585,7 @@
         <w:t xml:space="preserve">        </w:t>
       </w:r>
       <w:proofErr w:type="spellStart"/>
+      <w:proofErr w:type="gramStart"/>
       <w:r>
         <w:rPr>
           <w:rFonts w:ascii="Consolas" w:eastAsia="Times New Roman" w:hAnsi="Consolas" w:cs="Times New Roman"/>
@@ -591,7 +614,18 @@
           <w:sz w:val="21"/>
           <w14:ligatures w14:val="none"/>
         </w:rPr>
-        <w:t>_salary</w:t>
+        <w:t>_</w:t>
+      </w:r>
+      <w:proofErr w:type="gramEnd"/>
+      <w:r>
+        <w:rPr>
+          <w:rFonts w:ascii="Consolas" w:eastAsia="Times New Roman" w:hAnsi="Consolas" w:cs="Times New Roman"/>
+          <w:color w:val="C9D1D9"/>
+          <w:kern w:val="0"/>
+          <w:sz w:val="21"/>
+          <w14:ligatures w14:val="none"/>
+        </w:rPr>
+        <w:t>salary</w:t>
       </w:r>
       <w:proofErr w:type="spellEnd"/>
       <w:r>
@@ -652,8 +686,9 @@
           <w:sz w:val="21"/>
           <w14:ligatures w14:val="none"/>
         </w:rPr>
-        <w:t xml:space="preserve"># </w:t>
-      </w:r>
+        <w:t xml:space="preserve"># PROTECTED </w:t>
+      </w:r>
+      <w:proofErr w:type="gramStart"/>
       <w:r>
         <w:rPr>
           <w:rFonts w:ascii="Consolas" w:eastAsia="Times New Roman" w:hAnsi="Consolas" w:cs="Times New Roman"/>
@@ -662,7 +697,7 @@
           <w:sz w:val="21"/>
           <w14:ligatures w14:val="none"/>
         </w:rPr>
-        <w:t>PROTECTED —</w:t>
+        <w:t xml:space="preserve">— </w:t>
       </w:r>
       <w:r>
         <w:rPr>
@@ -682,8 +717,9 @@
           <w:sz w:val="21"/>
           <w14:ligatures w14:val="none"/>
         </w:rPr>
-        <w:t xml:space="preserve"> </w:t>
-      </w:r>
+        <w:t>convention</w:t>
+      </w:r>
+      <w:proofErr w:type="gramEnd"/>
       <w:r>
         <w:rPr>
           <w:rFonts w:ascii="Consolas" w:eastAsia="Times New Roman" w:hAnsi="Consolas" w:cs="Times New Roman"/>
@@ -692,7 +728,7 @@
           <w:sz w:val="21"/>
           <w14:ligatures w14:val="none"/>
         </w:rPr>
-        <w:t>convention says "don't touch from outside,</w:t>
+        <w:t xml:space="preserve"> says "don't touch from outside,</w:t>
       </w:r>
     </w:p>
     <w:p>
@@ -725,7 +761,29 @@
           <w:sz w:val="21"/>
           <w14:ligatures w14:val="none"/>
         </w:rPr>
-        <w:t>#              but subclasses may use it"</w:t>
+        <w:t>#              </w:t>
+      </w:r>
+      <w:proofErr w:type="gramStart"/>
+      <w:r>
+        <w:rPr>
+          <w:rFonts w:ascii="Consolas" w:eastAsia="Times New Roman" w:hAnsi="Consolas" w:cs="Times New Roman"/>
+          <w:color w:val="8B949E"/>
+          <w:kern w:val="0"/>
+          <w:sz w:val="21"/>
+          <w14:ligatures w14:val="none"/>
+        </w:rPr>
+        <w:t>but</w:t>
+      </w:r>
+      <w:proofErr w:type="gramEnd"/>
+      <w:r>
+        <w:rPr>
+          <w:rFonts w:ascii="Consolas" w:eastAsia="Times New Roman" w:hAnsi="Consolas" w:cs="Times New Roman"/>
+          <w:color w:val="8B949E"/>
+          <w:kern w:val="0"/>
+          <w:sz w:val="21"/>
+          <w14:ligatures w14:val="none"/>
+        </w:rPr>
+        <w:t xml:space="preserve"> subclasses may use it"</w:t>
       </w:r>
     </w:p>
     <w:p>
@@ -750,6 +808,7 @@
         </w:rPr>
         <w:t xml:space="preserve">        </w:t>
       </w:r>
+      <w:proofErr w:type="gramStart"/>
       <w:r>
         <w:rPr>
           <w:rFonts w:ascii="Consolas" w:eastAsia="Times New Roman" w:hAnsi="Consolas" w:cs="Times New Roman"/>
@@ -778,7 +837,18 @@
           <w:sz w:val="21"/>
           <w14:ligatures w14:val="none"/>
         </w:rPr>
-        <w:t>__</w:t>
+        <w:t>_</w:t>
+      </w:r>
+      <w:proofErr w:type="gramEnd"/>
+      <w:r>
+        <w:rPr>
+          <w:rFonts w:ascii="Consolas" w:eastAsia="Times New Roman" w:hAnsi="Consolas" w:cs="Times New Roman"/>
+          <w:color w:val="C9D1D9"/>
+          <w:kern w:val="0"/>
+          <w:sz w:val="21"/>
+          <w14:ligatures w14:val="none"/>
+        </w:rPr>
+        <w:t>_</w:t>
       </w:r>
       <w:proofErr w:type="spellStart"/>
       <w:r>
@@ -1011,28 +1081,56 @@
         <w:rPr>
           <w:rFonts w:ascii="Times New Roman" w:hAnsi="Times New Roman" w:cs="Times New Roman"/>
         </w:rPr>
-        <w:t>get_salary</w:t>
+        <w:t>get_</w:t>
+      </w:r>
+      <w:proofErr w:type="gramStart"/>
+      <w:r>
+        <w:rPr>
+          <w:rFonts w:ascii="Times New Roman" w:hAnsi="Times New Roman" w:cs="Times New Roman"/>
+        </w:rPr>
+        <w:t>salary</w:t>
       </w:r>
       <w:proofErr w:type="spellEnd"/>
       <w:r>
         <w:rPr>
           <w:rFonts w:ascii="Times New Roman" w:hAnsi="Times New Roman" w:cs="Times New Roman"/>
         </w:rPr>
-        <w:t xml:space="preserve">() and </w:t>
+        <w:t>(</w:t>
+      </w:r>
+      <w:proofErr w:type="gramEnd"/>
+      <w:r>
+        <w:rPr>
+          <w:rFonts w:ascii="Times New Roman" w:hAnsi="Times New Roman" w:cs="Times New Roman"/>
+        </w:rPr>
+        <w:t xml:space="preserve">) and </w:t>
       </w:r>
       <w:proofErr w:type="spellStart"/>
       <w:r>
         <w:rPr>
           <w:rFonts w:ascii="Times New Roman" w:hAnsi="Times New Roman" w:cs="Times New Roman"/>
         </w:rPr>
-        <w:t>set_salary</w:t>
+        <w:t>set_</w:t>
+      </w:r>
+      <w:proofErr w:type="gramStart"/>
+      <w:r>
+        <w:rPr>
+          <w:rFonts w:ascii="Times New Roman" w:hAnsi="Times New Roman" w:cs="Times New Roman"/>
+        </w:rPr>
+        <w:t>salary</w:t>
       </w:r>
       <w:proofErr w:type="spellEnd"/>
       <w:r>
         <w:rPr>
           <w:rFonts w:ascii="Times New Roman" w:hAnsi="Times New Roman" w:cs="Times New Roman"/>
         </w:rPr>
-        <w:t xml:space="preserve">() works, but it's not the most Pythonic approach. Python gives you @property which lets you access private data </w:t>
+        <w:t>(</w:t>
+      </w:r>
+      <w:proofErr w:type="gramEnd"/>
+      <w:r>
+        <w:rPr>
+          <w:rFonts w:ascii="Times New Roman" w:hAnsi="Times New Roman" w:cs="Times New Roman"/>
+        </w:rPr>
+        <w:t xml:space="preserve">) works, but it's not the most Pythonic approach. Python gives you @property which lets you access private data </w:t>
       </w:r>
       <w:r>
         <w:rPr>
@@ -1063,6 +1161,7 @@
         <w:t xml:space="preserve">The beauty of @property is that your code outside the class reads clean — </w:t>
       </w:r>
       <w:proofErr w:type="spellStart"/>
+      <w:proofErr w:type="gramStart"/>
       <w:r>
         <w:rPr>
           <w:rFonts w:ascii="Times New Roman" w:hAnsi="Times New Roman" w:cs="Times New Roman"/>
@@ -1070,6 +1169,7 @@
         <w:t>e.salary</w:t>
       </w:r>
       <w:proofErr w:type="spellEnd"/>
+      <w:proofErr w:type="gramEnd"/>
       <w:r>
         <w:rPr>
           <w:rFonts w:ascii="Times New Roman" w:hAnsi="Times New Roman" w:cs="Times New Roman"/>
@@ -1081,14 +1181,42 @@
         <w:rPr>
           <w:rFonts w:ascii="Times New Roman" w:hAnsi="Times New Roman" w:cs="Times New Roman"/>
         </w:rPr>
-        <w:t>e.get_salary</w:t>
+        <w:t>e.get_</w:t>
+      </w:r>
+      <w:proofErr w:type="gramStart"/>
+      <w:r>
+        <w:rPr>
+          <w:rFonts w:ascii="Times New Roman" w:hAnsi="Times New Roman" w:cs="Times New Roman"/>
+        </w:rPr>
+        <w:t>salary</w:t>
       </w:r>
       <w:proofErr w:type="spellEnd"/>
       <w:r>
         <w:rPr>
           <w:rFonts w:ascii="Times New Roman" w:hAnsi="Times New Roman" w:cs="Times New Roman"/>
         </w:rPr>
-        <w:t>() — but all the protection and validation still runs. This is why Python developers prefer it over explicit getters and setters.</w:t>
+        <w:t>(</w:t>
+      </w:r>
+      <w:proofErr w:type="gramEnd"/>
+      <w:r>
+        <w:rPr>
+          <w:rFonts w:ascii="Times New Roman" w:hAnsi="Times New Roman" w:cs="Times New Roman"/>
+        </w:rPr>
+        <w:t xml:space="preserve">) — but all the protection and validation still </w:t>
+      </w:r>
+      <w:proofErr w:type="gramStart"/>
+      <w:r>
+        <w:rPr>
+          <w:rFonts w:ascii="Times New Roman" w:hAnsi="Times New Roman" w:cs="Times New Roman"/>
+        </w:rPr>
+        <w:t>runs</w:t>
+      </w:r>
+      <w:proofErr w:type="gramEnd"/>
+      <w:r>
+        <w:rPr>
+          <w:rFonts w:ascii="Times New Roman" w:hAnsi="Times New Roman" w:cs="Times New Roman"/>
+        </w:rPr>
+        <w:t>. This is why Python developers prefer it over explicit getters and setters.</w:t>
       </w:r>
     </w:p>
     <w:p>
@@ -1302,6 +1430,7 @@
         <w:t xml:space="preserve">        </w:t>
       </w:r>
       <w:proofErr w:type="spellStart"/>
+      <w:proofErr w:type="gramStart"/>
       <w:r>
         <w:rPr>
           <w:rFonts w:ascii="Consolas" w:eastAsia="Times New Roman" w:hAnsi="Consolas" w:cs="Times New Roman"/>
@@ -1333,6 +1462,7 @@
         <w:t>public</w:t>
       </w:r>
       <w:proofErr w:type="spellEnd"/>
+      <w:proofErr w:type="gramEnd"/>
       <w:r>
         <w:rPr>
           <w:rFonts w:ascii="Consolas" w:eastAsia="Times New Roman" w:hAnsi="Consolas" w:cs="Times New Roman"/>
@@ -1417,6 +1547,7 @@
         <w:t xml:space="preserve">        </w:t>
       </w:r>
       <w:proofErr w:type="spellStart"/>
+      <w:proofErr w:type="gramStart"/>
       <w:r>
         <w:rPr>
           <w:rFonts w:ascii="Consolas" w:eastAsia="Times New Roman" w:hAnsi="Consolas" w:cs="Times New Roman"/>
@@ -1445,7 +1576,18 @@
           <w:sz w:val="21"/>
           <w14:ligatures w14:val="none"/>
         </w:rPr>
-        <w:t>_protected</w:t>
+        <w:t>_</w:t>
+      </w:r>
+      <w:proofErr w:type="gramEnd"/>
+      <w:r>
+        <w:rPr>
+          <w:rFonts w:ascii="Consolas" w:eastAsia="Times New Roman" w:hAnsi="Consolas" w:cs="Times New Roman"/>
+          <w:color w:val="C9D1D9"/>
+          <w:kern w:val="0"/>
+          <w:sz w:val="21"/>
+          <w14:ligatures w14:val="none"/>
+        </w:rPr>
+        <w:t>protected</w:t>
       </w:r>
       <w:proofErr w:type="spellEnd"/>
       <w:r>
@@ -1532,6 +1674,7 @@
         <w:t xml:space="preserve">        </w:t>
       </w:r>
       <w:proofErr w:type="spellStart"/>
+      <w:proofErr w:type="gramStart"/>
       <w:r>
         <w:rPr>
           <w:rFonts w:ascii="Consolas" w:eastAsia="Times New Roman" w:hAnsi="Consolas" w:cs="Times New Roman"/>
@@ -1560,7 +1703,18 @@
           <w:sz w:val="21"/>
           <w14:ligatures w14:val="none"/>
         </w:rPr>
-        <w:t>__private</w:t>
+        <w:t>_</w:t>
+      </w:r>
+      <w:proofErr w:type="gramEnd"/>
+      <w:r>
+        <w:rPr>
+          <w:rFonts w:ascii="Consolas" w:eastAsia="Times New Roman" w:hAnsi="Consolas" w:cs="Times New Roman"/>
+          <w:color w:val="C9D1D9"/>
+          <w:kern w:val="0"/>
+          <w:sz w:val="21"/>
+          <w14:ligatures w14:val="none"/>
+        </w:rPr>
+        <w:t>_private</w:t>
       </w:r>
       <w:proofErr w:type="spellEnd"/>
       <w:r>
@@ -1689,6 +1843,7 @@
         </w:rPr>
         <w:t xml:space="preserve"> </w:t>
       </w:r>
+      <w:proofErr w:type="gramStart"/>
       <w:r>
         <w:rPr>
           <w:rFonts w:ascii="Consolas" w:eastAsia="Times New Roman" w:hAnsi="Consolas" w:cs="Times New Roman"/>
@@ -1707,7 +1862,18 @@
           <w:sz w:val="21"/>
           <w14:ligatures w14:val="none"/>
         </w:rPr>
-        <w:t>()</w:t>
+        <w:t>(</w:t>
+      </w:r>
+      <w:proofErr w:type="gramEnd"/>
+      <w:r>
+        <w:rPr>
+          <w:rFonts w:ascii="Consolas" w:eastAsia="Times New Roman" w:hAnsi="Consolas" w:cs="Times New Roman"/>
+          <w:color w:val="BBBEBF"/>
+          <w:kern w:val="0"/>
+          <w:sz w:val="21"/>
+          <w14:ligatures w14:val="none"/>
+        </w:rPr>
+        <w:t>)</w:t>
       </w:r>
     </w:p>
     <w:p>
@@ -1743,6 +1909,7 @@
         <w:t>(</w:t>
       </w:r>
       <w:proofErr w:type="spellStart"/>
+      <w:proofErr w:type="gramStart"/>
       <w:r>
         <w:rPr>
           <w:rFonts w:ascii="Consolas" w:eastAsia="Times New Roman" w:hAnsi="Consolas" w:cs="Times New Roman"/>
@@ -1774,6 +1941,7 @@
         <w:t>public</w:t>
       </w:r>
       <w:proofErr w:type="spellEnd"/>
+      <w:proofErr w:type="gramEnd"/>
       <w:r>
         <w:rPr>
           <w:rFonts w:ascii="Consolas" w:eastAsia="Times New Roman" w:hAnsi="Consolas" w:cs="Times New Roman"/>
@@ -1876,7 +2044,18 @@
           <w:sz w:val="21"/>
           <w14:ligatures w14:val="none"/>
         </w:rPr>
-        <w:t>_protected</w:t>
+        <w:t>_</w:t>
+      </w:r>
+      <w:proofErr w:type="gramStart"/>
+      <w:r>
+        <w:rPr>
+          <w:rFonts w:ascii="Consolas" w:eastAsia="Times New Roman" w:hAnsi="Consolas" w:cs="Times New Roman"/>
+          <w:color w:val="C9D1D9"/>
+          <w:kern w:val="0"/>
+          <w:sz w:val="21"/>
+          <w14:ligatures w14:val="none"/>
+        </w:rPr>
+        <w:t>protected</w:t>
       </w:r>
       <w:proofErr w:type="spellEnd"/>
       <w:r>
@@ -1887,7 +2066,18 @@
           <w:sz w:val="21"/>
           <w14:ligatures w14:val="none"/>
         </w:rPr>
-        <w:t xml:space="preserve">)       </w:t>
+        <w:t xml:space="preserve">)   </w:t>
+      </w:r>
+      <w:proofErr w:type="gramEnd"/>
+      <w:r>
+        <w:rPr>
+          <w:rFonts w:ascii="Consolas" w:eastAsia="Times New Roman" w:hAnsi="Consolas" w:cs="Times New Roman"/>
+          <w:color w:val="BBBEBF"/>
+          <w:kern w:val="0"/>
+          <w:sz w:val="21"/>
+          <w14:ligatures w14:val="none"/>
+        </w:rPr>
+        <w:t xml:space="preserve">    </w:t>
       </w:r>
       <w:r>
         <w:rPr>
@@ -1981,7 +2171,18 @@
           <w:sz w:val="21"/>
           <w14:ligatures w14:val="none"/>
         </w:rPr>
-        <w:t>__private</w:t>
+        <w:t>__</w:t>
+      </w:r>
+      <w:proofErr w:type="gramStart"/>
+      <w:r>
+        <w:rPr>
+          <w:rFonts w:ascii="Consolas" w:eastAsia="Times New Roman" w:hAnsi="Consolas" w:cs="Times New Roman"/>
+          <w:color w:val="C9D1D9"/>
+          <w:kern w:val="0"/>
+          <w:sz w:val="21"/>
+          <w14:ligatures w14:val="none"/>
+        </w:rPr>
+        <w:t>private</w:t>
       </w:r>
       <w:proofErr w:type="spellEnd"/>
       <w:r>
@@ -1992,7 +2193,18 @@
           <w:sz w:val="21"/>
           <w14:ligatures w14:val="none"/>
         </w:rPr>
-        <w:t>)        </w:t>
+        <w:t xml:space="preserve">)   </w:t>
+      </w:r>
+      <w:proofErr w:type="gramEnd"/>
+      <w:r>
+        <w:rPr>
+          <w:rFonts w:ascii="Consolas" w:eastAsia="Times New Roman" w:hAnsi="Consolas" w:cs="Times New Roman"/>
+          <w:color w:val="BBBEBF"/>
+          <w:kern w:val="0"/>
+          <w:sz w:val="21"/>
+          <w14:ligatures w14:val="none"/>
+        </w:rPr>
+        <w:t>     </w:t>
       </w:r>
       <w:r>
         <w:rPr>
@@ -2088,7 +2300,18 @@
           <w:sz w:val="21"/>
           <w14:ligatures w14:val="none"/>
         </w:rPr>
-        <w:t>._Demo__private</w:t>
+        <w:t>._Demo__</w:t>
+      </w:r>
+      <w:proofErr w:type="gramStart"/>
+      <w:r>
+        <w:rPr>
+          <w:rFonts w:ascii="Consolas" w:eastAsia="Times New Roman" w:hAnsi="Consolas" w:cs="Times New Roman"/>
+          <w:color w:val="BBBEBF"/>
+          <w:kern w:val="0"/>
+          <w:sz w:val="21"/>
+          <w14:ligatures w14:val="none"/>
+        </w:rPr>
+        <w:t>private</w:t>
       </w:r>
       <w:proofErr w:type="spellEnd"/>
       <w:r>
@@ -2101,6 +2324,7 @@
         </w:rPr>
         <w:t xml:space="preserve">)   </w:t>
       </w:r>
+      <w:proofErr w:type="gramEnd"/>
       <w:r>
         <w:rPr>
           <w:rFonts w:ascii="Consolas" w:eastAsia="Times New Roman" w:hAnsi="Consolas" w:cs="Times New Roman"/>
@@ -2265,7 +2489,21 @@
         <w:rPr>
           <w:rFonts w:ascii="Times New Roman" w:hAnsi="Times New Roman" w:cs="Times New Roman"/>
         </w:rPr>
-        <w:t xml:space="preserve">If you define only @property with no @name.setter, the attribute becomes read-only. Trying to assign to it raises </w:t>
+        <w:t>If you define only @property with no @</w:t>
+      </w:r>
+      <w:proofErr w:type="gramStart"/>
+      <w:r>
+        <w:rPr>
+          <w:rFonts w:ascii="Times New Roman" w:hAnsi="Times New Roman" w:cs="Times New Roman"/>
+        </w:rPr>
+        <w:t>name.setter</w:t>
+      </w:r>
+      <w:proofErr w:type="gramEnd"/>
+      <w:r>
+        <w:rPr>
+          <w:rFonts w:ascii="Times New Roman" w:hAnsi="Times New Roman" w:cs="Times New Roman"/>
+        </w:rPr>
+        <w:t xml:space="preserve">, the attribute becomes read-only. Trying to assign to it raises </w:t>
       </w:r>
       <w:proofErr w:type="spellStart"/>
       <w:r>
@@ -2315,6 +2553,7 @@
         <w:t xml:space="preserve"> If your property is named salary and you store it as </w:t>
       </w:r>
       <w:proofErr w:type="spellStart"/>
+      <w:proofErr w:type="gramStart"/>
       <w:r>
         <w:rPr>
           <w:rFonts w:ascii="Times New Roman" w:hAnsi="Times New Roman" w:cs="Times New Roman"/>
@@ -2322,6 +2561,7 @@
         <w:t>self.salary</w:t>
       </w:r>
       <w:proofErr w:type="spellEnd"/>
+      <w:proofErr w:type="gramEnd"/>
       <w:r>
         <w:rPr>
           <w:rFonts w:ascii="Times New Roman" w:hAnsi="Times New Roman" w:cs="Times New Roman"/>
@@ -2329,11 +2569,19 @@
         <w:t xml:space="preserve"> (instead of </w:t>
       </w:r>
       <w:proofErr w:type="spellStart"/>
-      <w:r>
-        <w:rPr>
-          <w:rFonts w:ascii="Times New Roman" w:hAnsi="Times New Roman" w:cs="Times New Roman"/>
-        </w:rPr>
-        <w:t>self.__salary</w:t>
+      <w:proofErr w:type="gramStart"/>
+      <w:r>
+        <w:rPr>
+          <w:rFonts w:ascii="Times New Roman" w:hAnsi="Times New Roman" w:cs="Times New Roman"/>
+        </w:rPr>
+        <w:t>self._</w:t>
+      </w:r>
+      <w:proofErr w:type="gramEnd"/>
+      <w:r>
+        <w:rPr>
+          <w:rFonts w:ascii="Times New Roman" w:hAnsi="Times New Roman" w:cs="Times New Roman"/>
+        </w:rPr>
+        <w:t>_salary</w:t>
       </w:r>
       <w:proofErr w:type="spellEnd"/>
       <w:r>
@@ -2394,6 +2642,5909 @@
           <w:rFonts w:ascii="Times New Roman" w:hAnsi="Times New Roman" w:cs="Times New Roman"/>
         </w:rPr>
         <w:t>Not everything needs to be private. Python's philosophy is "we're all consenting adults here" — use __ only for truly sensitive data or implementation details that absolutely must not be touched from outside. Overusing it makes the class hard to extend and test.</w:t>
+      </w:r>
+    </w:p>
+    <w:p>
+      <w:pPr>
+        <w:rPr>
+          <w:rFonts w:ascii="Times New Roman" w:hAnsi="Times New Roman" w:cs="Times New Roman"/>
+        </w:rPr>
+      </w:pPr>
+    </w:p>
+    <w:p>
+      <w:pPr>
+        <w:jc w:val="center"/>
+        <w:rPr>
+          <w:rFonts w:ascii="Times New Roman" w:hAnsi="Times New Roman" w:cs="Times New Roman"/>
+          <w:b/>
+          <w:bCs/>
+          <w:sz w:val="32"/>
+          <w:szCs w:val="24"/>
+        </w:rPr>
+      </w:pPr>
+      <w:r>
+        <w:rPr>
+          <w:rFonts w:ascii="Times New Roman" w:hAnsi="Times New Roman" w:cs="Times New Roman"/>
+          <w:b/>
+          <w:bCs/>
+          <w:sz w:val="32"/>
+          <w:szCs w:val="24"/>
+        </w:rPr>
+        <w:lastRenderedPageBreak/>
+        <w:t>Topic 6 — Abstraction</w:t>
+      </w:r>
+    </w:p>
+    <w:p>
+      <w:pPr>
+        <w:rPr>
+          <w:rFonts w:ascii="Times New Roman" w:hAnsi="Times New Roman" w:cs="Times New Roman"/>
+        </w:rPr>
+      </w:pPr>
+      <w:r>
+        <w:rPr>
+          <w:rFonts w:ascii="Times New Roman" w:hAnsi="Times New Roman" w:cs="Times New Roman"/>
+          <w:b/>
+          <w:bCs/>
+        </w:rPr>
+        <w:t>Definition:</w:t>
+      </w:r>
+      <w:r>
+        <w:rPr>
+          <w:rFonts w:ascii="Times New Roman" w:hAnsi="Times New Roman" w:cs="Times New Roman"/>
+        </w:rPr>
+        <w:t xml:space="preserve"> Abstraction means hiding the complex internal implementation and only exposing what is necessary — and when applied to class design, it means defining a </w:t>
+      </w:r>
+      <w:r>
+        <w:rPr>
+          <w:rFonts w:ascii="Times New Roman" w:hAnsi="Times New Roman" w:cs="Times New Roman"/>
+          <w:b/>
+          <w:bCs/>
+        </w:rPr>
+        <w:t>contract</w:t>
+      </w:r>
+      <w:r>
+        <w:rPr>
+          <w:rFonts w:ascii="Times New Roman" w:hAnsi="Times New Roman" w:cs="Times New Roman"/>
+        </w:rPr>
+        <w:t xml:space="preserve"> that all subclasses must follow, without caring about </w:t>
+      </w:r>
+      <w:r>
+        <w:rPr>
+          <w:rFonts w:ascii="Times New Roman" w:hAnsi="Times New Roman" w:cs="Times New Roman"/>
+          <w:i/>
+          <w:iCs/>
+        </w:rPr>
+        <w:t>how</w:t>
+      </w:r>
+      <w:r>
+        <w:rPr>
+          <w:rFonts w:ascii="Times New Roman" w:hAnsi="Times New Roman" w:cs="Times New Roman"/>
+        </w:rPr>
+        <w:t xml:space="preserve"> each one implements it.</w:t>
+      </w:r>
+    </w:p>
+    <w:p>
+      <w:pPr>
+        <w:rPr>
+          <w:rFonts w:ascii="Times New Roman" w:hAnsi="Times New Roman" w:cs="Times New Roman"/>
+          <w:b/>
+          <w:bCs/>
+        </w:rPr>
+      </w:pPr>
+      <w:r>
+        <w:rPr>
+          <w:rFonts w:ascii="Times New Roman" w:hAnsi="Times New Roman" w:cs="Times New Roman"/>
+          <w:b/>
+          <w:bCs/>
+        </w:rPr>
+        <w:t>Real-world analogy</w:t>
+      </w:r>
+    </w:p>
+    <w:p>
+      <w:pPr>
+        <w:rPr>
+          <w:rFonts w:ascii="Times New Roman" w:hAnsi="Times New Roman" w:cs="Times New Roman"/>
+        </w:rPr>
+      </w:pPr>
+      <w:r>
+        <w:rPr>
+          <w:rFonts w:ascii="Times New Roman" w:hAnsi="Times New Roman" w:cs="Times New Roman"/>
+        </w:rPr>
+        <w:t xml:space="preserve">Think about </w:t>
+      </w:r>
+      <w:r>
+        <w:rPr>
+          <w:rFonts w:ascii="Times New Roman" w:hAnsi="Times New Roman" w:cs="Times New Roman"/>
+          <w:b/>
+          <w:bCs/>
+        </w:rPr>
+        <w:t>payment methods</w:t>
+      </w:r>
+      <w:r>
+        <w:rPr>
+          <w:rFonts w:ascii="Times New Roman" w:hAnsi="Times New Roman" w:cs="Times New Roman"/>
+        </w:rPr>
+        <w:t xml:space="preserve"> on any e-commerce site like Flipkart. When you click "Pay Now", Flipkart doesn't care whether you're using UPI, Credit Card, Net Banking, or Wallet — it just calls </w:t>
+      </w:r>
+      <w:proofErr w:type="spellStart"/>
+      <w:r>
+        <w:rPr>
+          <w:rFonts w:ascii="Times New Roman" w:hAnsi="Times New Roman" w:cs="Times New Roman"/>
+        </w:rPr>
+        <w:t>process_payment</w:t>
+      </w:r>
+      <w:proofErr w:type="spellEnd"/>
+      <w:r>
+        <w:rPr>
+          <w:rFonts w:ascii="Times New Roman" w:hAnsi="Times New Roman" w:cs="Times New Roman"/>
+        </w:rPr>
+        <w:t xml:space="preserve">(amount) on whichever method you chose. Each payment method handles the complexity internally in completely different ways, but they all guarantee they can process a payment. That guarantee — "I promise I have a </w:t>
+      </w:r>
+      <w:proofErr w:type="spellStart"/>
+      <w:r>
+        <w:rPr>
+          <w:rFonts w:ascii="Times New Roman" w:hAnsi="Times New Roman" w:cs="Times New Roman"/>
+        </w:rPr>
+        <w:t>process_payment</w:t>
+      </w:r>
+      <w:proofErr w:type="spellEnd"/>
+      <w:r>
+        <w:rPr>
+          <w:rFonts w:ascii="Times New Roman" w:hAnsi="Times New Roman" w:cs="Times New Roman"/>
+        </w:rPr>
+        <w:t xml:space="preserve"> method" — is what abstraction enforces.</w:t>
+      </w:r>
+    </w:p>
+    <w:p>
+      <w:pPr>
+        <w:rPr>
+          <w:rFonts w:ascii="Times New Roman" w:hAnsi="Times New Roman" w:cs="Times New Roman"/>
+        </w:rPr>
+      </w:pPr>
+      <w:r>
+        <w:rPr>
+          <w:rFonts w:ascii="Times New Roman" w:hAnsi="Times New Roman" w:cs="Times New Roman"/>
+        </w:rPr>
+        <w:t xml:space="preserve">Flipkart codes against the </w:t>
+      </w:r>
+      <w:r>
+        <w:rPr>
+          <w:rFonts w:ascii="Times New Roman" w:hAnsi="Times New Roman" w:cs="Times New Roman"/>
+          <w:i/>
+          <w:iCs/>
+        </w:rPr>
+        <w:t>idea</w:t>
+      </w:r>
+      <w:r>
+        <w:rPr>
+          <w:rFonts w:ascii="Times New Roman" w:hAnsi="Times New Roman" w:cs="Times New Roman"/>
+        </w:rPr>
+        <w:t xml:space="preserve"> of a payment method, not against any specific one. That's the power of abstraction.</w:t>
+      </w:r>
+    </w:p>
+    <w:p>
+      <w:pPr>
+        <w:rPr>
+          <w:rFonts w:ascii="Times New Roman" w:hAnsi="Times New Roman" w:cs="Times New Roman"/>
+        </w:rPr>
+      </w:pPr>
+    </w:p>
+    <w:p>
+      <w:pPr>
+        <w:rPr>
+          <w:rFonts w:ascii="Times New Roman" w:hAnsi="Times New Roman" w:cs="Times New Roman"/>
+          <w:b/>
+          <w:bCs/>
+        </w:rPr>
+      </w:pPr>
+      <w:r>
+        <w:rPr>
+          <w:rFonts w:ascii="Times New Roman" w:hAnsi="Times New Roman" w:cs="Times New Roman"/>
+          <w:b/>
+          <w:bCs/>
+        </w:rPr>
+        <w:t>Two layers of abstraction</w:t>
+      </w:r>
+    </w:p>
+    <w:p>
+      <w:pPr>
+        <w:rPr>
+          <w:rFonts w:ascii="Times New Roman" w:hAnsi="Times New Roman" w:cs="Times New Roman"/>
+        </w:rPr>
+      </w:pPr>
+      <w:r>
+        <w:rPr>
+          <w:rFonts w:ascii="Times New Roman" w:hAnsi="Times New Roman" w:cs="Times New Roman"/>
+          <w:b/>
+          <w:bCs/>
+        </w:rPr>
+        <w:t>Layer 1 — Hiding complexity:</w:t>
+      </w:r>
+      <w:r>
+        <w:rPr>
+          <w:rFonts w:ascii="Times New Roman" w:hAnsi="Times New Roman" w:cs="Times New Roman"/>
+        </w:rPr>
+        <w:t xml:space="preserve"> You use a method without knowing how it works internally. When you call </w:t>
+      </w:r>
+      <w:proofErr w:type="spellStart"/>
+      <w:proofErr w:type="gramStart"/>
+      <w:r>
+        <w:rPr>
+          <w:rFonts w:ascii="Times New Roman" w:hAnsi="Times New Roman" w:cs="Times New Roman"/>
+        </w:rPr>
+        <w:t>payment.process</w:t>
+      </w:r>
+      <w:proofErr w:type="spellEnd"/>
+      <w:proofErr w:type="gramEnd"/>
+      <w:r>
+        <w:rPr>
+          <w:rFonts w:ascii="Times New Roman" w:hAnsi="Times New Roman" w:cs="Times New Roman"/>
+        </w:rPr>
+        <w:t xml:space="preserve">(5000), you don't know or care whether it's hitting </w:t>
+      </w:r>
+      <w:proofErr w:type="spellStart"/>
+      <w:r>
+        <w:rPr>
+          <w:rFonts w:ascii="Times New Roman" w:hAnsi="Times New Roman" w:cs="Times New Roman"/>
+        </w:rPr>
+        <w:t>Razorpay's</w:t>
+      </w:r>
+      <w:proofErr w:type="spellEnd"/>
+      <w:r>
+        <w:rPr>
+          <w:rFonts w:ascii="Times New Roman" w:hAnsi="Times New Roman" w:cs="Times New Roman"/>
+        </w:rPr>
+        <w:t xml:space="preserve"> API, validating a CVV, or calling a UPI gateway. The complexity is hidden.</w:t>
+      </w:r>
+    </w:p>
+    <w:p>
+      <w:pPr>
+        <w:rPr>
+          <w:rFonts w:ascii="Times New Roman" w:hAnsi="Times New Roman" w:cs="Times New Roman"/>
+        </w:rPr>
+      </w:pPr>
+      <w:r>
+        <w:rPr>
+          <w:rFonts w:ascii="Times New Roman" w:hAnsi="Times New Roman" w:cs="Times New Roman"/>
+          <w:b/>
+          <w:bCs/>
+        </w:rPr>
+        <w:t>Layer 2 — Enforcing a contract:</w:t>
+      </w:r>
+      <w:r>
+        <w:rPr>
+          <w:rFonts w:ascii="Times New Roman" w:hAnsi="Times New Roman" w:cs="Times New Roman"/>
+        </w:rPr>
+        <w:t xml:space="preserve"> Abstract classes force every subclass to implement specific methods. If a subclass forgets to implement a required method, Python raises an error </w:t>
+      </w:r>
+      <w:proofErr w:type="gramStart"/>
+      <w:r>
+        <w:rPr>
+          <w:rFonts w:ascii="Times New Roman" w:hAnsi="Times New Roman" w:cs="Times New Roman"/>
+          <w:i/>
+          <w:iCs/>
+        </w:rPr>
+        <w:t>at the moment</w:t>
+      </w:r>
+      <w:proofErr w:type="gramEnd"/>
+      <w:r>
+        <w:rPr>
+          <w:rFonts w:ascii="Times New Roman" w:hAnsi="Times New Roman" w:cs="Times New Roman"/>
+          <w:i/>
+          <w:iCs/>
+        </w:rPr>
+        <w:t xml:space="preserve"> you try to create an object</w:t>
+      </w:r>
+      <w:r>
+        <w:rPr>
+          <w:rFonts w:ascii="Times New Roman" w:hAnsi="Times New Roman" w:cs="Times New Roman"/>
+        </w:rPr>
+        <w:t xml:space="preserve"> — catching the mistake early before it causes a runtime crash deep in production.</w:t>
+      </w:r>
+    </w:p>
+    <w:p>
+      <w:pPr>
+        <w:rPr>
+          <w:rFonts w:ascii="Times New Roman" w:hAnsi="Times New Roman" w:cs="Times New Roman"/>
+          <w:b/>
+          <w:bCs/>
+        </w:rPr>
+      </w:pPr>
+      <w:r>
+        <w:rPr>
+          <w:rFonts w:ascii="Times New Roman" w:hAnsi="Times New Roman" w:cs="Times New Roman"/>
+          <w:b/>
+          <w:bCs/>
+        </w:rPr>
+        <w:t>What happens if you forget to implement an abstract method?</w:t>
+      </w:r>
+    </w:p>
+    <w:p>
+      <w:pPr>
+        <w:shd w:val="clear" w:color="auto" w:fill="121314"/>
+        <w:spacing w:after="0" w:line="285" w:lineRule="atLeast"/>
+        <w:rPr>
+          <w:rFonts w:ascii="Consolas" w:eastAsia="Times New Roman" w:hAnsi="Consolas" w:cs="Times New Roman"/>
+          <w:color w:val="BBBEBF"/>
+          <w:kern w:val="0"/>
+          <w:sz w:val="21"/>
+          <w14:ligatures w14:val="none"/>
+        </w:rPr>
+      </w:pPr>
+      <w:r>
+        <w:rPr>
+          <w:rFonts w:ascii="Consolas" w:eastAsia="Times New Roman" w:hAnsi="Consolas" w:cs="Times New Roman"/>
+          <w:color w:val="8B949E"/>
+          <w:kern w:val="0"/>
+          <w:sz w:val="21"/>
+          <w14:ligatures w14:val="none"/>
+        </w:rPr>
+        <w:t># What happens if you forget to implement an abstract method?</w:t>
+      </w:r>
+    </w:p>
+    <w:p>
+      <w:pPr>
+        <w:shd w:val="clear" w:color="auto" w:fill="121314"/>
+        <w:spacing w:after="0" w:line="285" w:lineRule="atLeast"/>
+        <w:rPr>
+          <w:rFonts w:ascii="Consolas" w:eastAsia="Times New Roman" w:hAnsi="Consolas" w:cs="Times New Roman"/>
+          <w:color w:val="BBBEBF"/>
+          <w:kern w:val="0"/>
+          <w:sz w:val="21"/>
+          <w14:ligatures w14:val="none"/>
+        </w:rPr>
+      </w:pPr>
+    </w:p>
+    <w:p>
+      <w:pPr>
+        <w:shd w:val="clear" w:color="auto" w:fill="121314"/>
+        <w:spacing w:after="0" w:line="285" w:lineRule="atLeast"/>
+        <w:rPr>
+          <w:rFonts w:ascii="Consolas" w:eastAsia="Times New Roman" w:hAnsi="Consolas" w:cs="Times New Roman"/>
+          <w:color w:val="BBBEBF"/>
+          <w:kern w:val="0"/>
+          <w:sz w:val="21"/>
+          <w14:ligatures w14:val="none"/>
+        </w:rPr>
+      </w:pPr>
+      <w:r>
+        <w:rPr>
+          <w:rFonts w:ascii="Consolas" w:eastAsia="Times New Roman" w:hAnsi="Consolas" w:cs="Times New Roman"/>
+          <w:color w:val="FF7B72"/>
+          <w:kern w:val="0"/>
+          <w:sz w:val="21"/>
+          <w14:ligatures w14:val="none"/>
+        </w:rPr>
+        <w:t>class</w:t>
+      </w:r>
+      <w:r>
+        <w:rPr>
+          <w:rFonts w:ascii="Consolas" w:eastAsia="Times New Roman" w:hAnsi="Consolas" w:cs="Times New Roman"/>
+          <w:color w:val="BBBEBF"/>
+          <w:kern w:val="0"/>
+          <w:sz w:val="21"/>
+          <w14:ligatures w14:val="none"/>
+        </w:rPr>
+        <w:t xml:space="preserve"> </w:t>
+      </w:r>
+      <w:proofErr w:type="spellStart"/>
+      <w:proofErr w:type="gramStart"/>
+      <w:r>
+        <w:rPr>
+          <w:rFonts w:ascii="Consolas" w:eastAsia="Times New Roman" w:hAnsi="Consolas" w:cs="Times New Roman"/>
+          <w:color w:val="4EC9B0"/>
+          <w:kern w:val="0"/>
+          <w:sz w:val="21"/>
+          <w14:ligatures w14:val="none"/>
+        </w:rPr>
+        <w:t>BrokenPayment</w:t>
+      </w:r>
+      <w:proofErr w:type="spellEnd"/>
+      <w:r>
+        <w:rPr>
+          <w:rFonts w:ascii="Consolas" w:eastAsia="Times New Roman" w:hAnsi="Consolas" w:cs="Times New Roman"/>
+          <w:color w:val="BBBEBF"/>
+          <w:kern w:val="0"/>
+          <w:sz w:val="21"/>
+          <w14:ligatures w14:val="none"/>
+        </w:rPr>
+        <w:t>(</w:t>
+      </w:r>
+      <w:proofErr w:type="spellStart"/>
+      <w:proofErr w:type="gramEnd"/>
+      <w:r>
+        <w:rPr>
+          <w:rFonts w:ascii="Consolas" w:eastAsia="Times New Roman" w:hAnsi="Consolas" w:cs="Times New Roman"/>
+          <w:color w:val="4EC9B0"/>
+          <w:kern w:val="0"/>
+          <w:sz w:val="21"/>
+          <w14:ligatures w14:val="none"/>
+        </w:rPr>
+        <w:t>PaymentMethod</w:t>
+      </w:r>
+      <w:proofErr w:type="spellEnd"/>
+      <w:r>
+        <w:rPr>
+          <w:rFonts w:ascii="Consolas" w:eastAsia="Times New Roman" w:hAnsi="Consolas" w:cs="Times New Roman"/>
+          <w:color w:val="BBBEBF"/>
+          <w:kern w:val="0"/>
+          <w:sz w:val="21"/>
+          <w14:ligatures w14:val="none"/>
+        </w:rPr>
+        <w:t>):</w:t>
+      </w:r>
+    </w:p>
+    <w:p>
+      <w:pPr>
+        <w:shd w:val="clear" w:color="auto" w:fill="121314"/>
+        <w:spacing w:after="0" w:line="285" w:lineRule="atLeast"/>
+        <w:rPr>
+          <w:rFonts w:ascii="Consolas" w:eastAsia="Times New Roman" w:hAnsi="Consolas" w:cs="Times New Roman"/>
+          <w:color w:val="BBBEBF"/>
+          <w:kern w:val="0"/>
+          <w:sz w:val="21"/>
+          <w14:ligatures w14:val="none"/>
+        </w:rPr>
+      </w:pPr>
+      <w:r>
+        <w:rPr>
+          <w:rFonts w:ascii="Consolas" w:eastAsia="Times New Roman" w:hAnsi="Consolas" w:cs="Times New Roman"/>
+          <w:color w:val="BBBEBF"/>
+          <w:kern w:val="0"/>
+          <w:sz w:val="21"/>
+          <w14:ligatures w14:val="none"/>
+        </w:rPr>
+        <w:t xml:space="preserve">    </w:t>
+      </w:r>
+      <w:r>
+        <w:rPr>
+          <w:rFonts w:ascii="Consolas" w:eastAsia="Times New Roman" w:hAnsi="Consolas" w:cs="Times New Roman"/>
+          <w:color w:val="FF7B72"/>
+          <w:kern w:val="0"/>
+          <w:sz w:val="21"/>
+          <w14:ligatures w14:val="none"/>
+        </w:rPr>
+        <w:t>def</w:t>
+      </w:r>
+      <w:r>
+        <w:rPr>
+          <w:rFonts w:ascii="Consolas" w:eastAsia="Times New Roman" w:hAnsi="Consolas" w:cs="Times New Roman"/>
+          <w:color w:val="BBBEBF"/>
+          <w:kern w:val="0"/>
+          <w:sz w:val="21"/>
+          <w14:ligatures w14:val="none"/>
+        </w:rPr>
+        <w:t xml:space="preserve"> </w:t>
+      </w:r>
+      <w:r>
+        <w:rPr>
+          <w:rFonts w:ascii="Consolas" w:eastAsia="Times New Roman" w:hAnsi="Consolas" w:cs="Times New Roman"/>
+          <w:color w:val="DCDCAA"/>
+          <w:kern w:val="0"/>
+          <w:sz w:val="21"/>
+          <w14:ligatures w14:val="none"/>
+        </w:rPr>
+        <w:t>__</w:t>
+      </w:r>
+      <w:proofErr w:type="spellStart"/>
+      <w:r>
+        <w:rPr>
+          <w:rFonts w:ascii="Consolas" w:eastAsia="Times New Roman" w:hAnsi="Consolas" w:cs="Times New Roman"/>
+          <w:color w:val="DCDCAA"/>
+          <w:kern w:val="0"/>
+          <w:sz w:val="21"/>
+          <w14:ligatures w14:val="none"/>
+        </w:rPr>
+        <w:t>init</w:t>
+      </w:r>
+      <w:proofErr w:type="spellEnd"/>
+      <w:r>
+        <w:rPr>
+          <w:rFonts w:ascii="Consolas" w:eastAsia="Times New Roman" w:hAnsi="Consolas" w:cs="Times New Roman"/>
+          <w:color w:val="DCDCAA"/>
+          <w:kern w:val="0"/>
+          <w:sz w:val="21"/>
+          <w14:ligatures w14:val="none"/>
+        </w:rPr>
+        <w:t>_</w:t>
+      </w:r>
+      <w:proofErr w:type="gramStart"/>
+      <w:r>
+        <w:rPr>
+          <w:rFonts w:ascii="Consolas" w:eastAsia="Times New Roman" w:hAnsi="Consolas" w:cs="Times New Roman"/>
+          <w:color w:val="DCDCAA"/>
+          <w:kern w:val="0"/>
+          <w:sz w:val="21"/>
+          <w14:ligatures w14:val="none"/>
+        </w:rPr>
+        <w:t>_</w:t>
+      </w:r>
+      <w:r>
+        <w:rPr>
+          <w:rFonts w:ascii="Consolas" w:eastAsia="Times New Roman" w:hAnsi="Consolas" w:cs="Times New Roman"/>
+          <w:color w:val="BBBEBF"/>
+          <w:kern w:val="0"/>
+          <w:sz w:val="21"/>
+          <w14:ligatures w14:val="none"/>
+        </w:rPr>
+        <w:t>(</w:t>
+      </w:r>
+      <w:proofErr w:type="gramEnd"/>
+      <w:r>
+        <w:rPr>
+          <w:rFonts w:ascii="Consolas" w:eastAsia="Times New Roman" w:hAnsi="Consolas" w:cs="Times New Roman"/>
+          <w:color w:val="C9D1D9"/>
+          <w:kern w:val="0"/>
+          <w:sz w:val="21"/>
+          <w14:ligatures w14:val="none"/>
+        </w:rPr>
+        <w:t>self</w:t>
+      </w:r>
+      <w:r>
+        <w:rPr>
+          <w:rFonts w:ascii="Consolas" w:eastAsia="Times New Roman" w:hAnsi="Consolas" w:cs="Times New Roman"/>
+          <w:color w:val="BBBEBF"/>
+          <w:kern w:val="0"/>
+          <w:sz w:val="21"/>
+          <w14:ligatures w14:val="none"/>
+        </w:rPr>
+        <w:t xml:space="preserve">, </w:t>
+      </w:r>
+      <w:proofErr w:type="spellStart"/>
+      <w:r>
+        <w:rPr>
+          <w:rFonts w:ascii="Consolas" w:eastAsia="Times New Roman" w:hAnsi="Consolas" w:cs="Times New Roman"/>
+          <w:color w:val="FFA657"/>
+          <w:kern w:val="0"/>
+          <w:sz w:val="21"/>
+          <w14:ligatures w14:val="none"/>
+        </w:rPr>
+        <w:t>owner_name</w:t>
+      </w:r>
+      <w:proofErr w:type="spellEnd"/>
+      <w:r>
+        <w:rPr>
+          <w:rFonts w:ascii="Consolas" w:eastAsia="Times New Roman" w:hAnsi="Consolas" w:cs="Times New Roman"/>
+          <w:color w:val="BBBEBF"/>
+          <w:kern w:val="0"/>
+          <w:sz w:val="21"/>
+          <w14:ligatures w14:val="none"/>
+        </w:rPr>
+        <w:t>):</w:t>
+      </w:r>
+    </w:p>
+    <w:p>
+      <w:pPr>
+        <w:shd w:val="clear" w:color="auto" w:fill="121314"/>
+        <w:spacing w:after="0" w:line="285" w:lineRule="atLeast"/>
+        <w:rPr>
+          <w:rFonts w:ascii="Consolas" w:eastAsia="Times New Roman" w:hAnsi="Consolas" w:cs="Times New Roman"/>
+          <w:color w:val="BBBEBF"/>
+          <w:kern w:val="0"/>
+          <w:sz w:val="21"/>
+          <w14:ligatures w14:val="none"/>
+        </w:rPr>
+      </w:pPr>
+      <w:r>
+        <w:rPr>
+          <w:rFonts w:ascii="Consolas" w:eastAsia="Times New Roman" w:hAnsi="Consolas" w:cs="Times New Roman"/>
+          <w:color w:val="BBBEBF"/>
+          <w:kern w:val="0"/>
+          <w:sz w:val="21"/>
+          <w14:ligatures w14:val="none"/>
+        </w:rPr>
+        <w:t xml:space="preserve">        </w:t>
+      </w:r>
+      <w:r>
+        <w:rPr>
+          <w:rFonts w:ascii="Consolas" w:eastAsia="Times New Roman" w:hAnsi="Consolas" w:cs="Times New Roman"/>
+          <w:color w:val="4EC9B0"/>
+          <w:kern w:val="0"/>
+          <w:sz w:val="21"/>
+          <w14:ligatures w14:val="none"/>
+        </w:rPr>
+        <w:t>super</w:t>
+      </w:r>
+      <w:r>
+        <w:rPr>
+          <w:rFonts w:ascii="Consolas" w:eastAsia="Times New Roman" w:hAnsi="Consolas" w:cs="Times New Roman"/>
+          <w:color w:val="BBBEBF"/>
+          <w:kern w:val="0"/>
+          <w:sz w:val="21"/>
+          <w14:ligatures w14:val="none"/>
+        </w:rPr>
+        <w:t>(</w:t>
+      </w:r>
+      <w:proofErr w:type="gramStart"/>
+      <w:r>
+        <w:rPr>
+          <w:rFonts w:ascii="Consolas" w:eastAsia="Times New Roman" w:hAnsi="Consolas" w:cs="Times New Roman"/>
+          <w:color w:val="BBBEBF"/>
+          <w:kern w:val="0"/>
+          <w:sz w:val="21"/>
+          <w14:ligatures w14:val="none"/>
+        </w:rPr>
+        <w:t>).</w:t>
+      </w:r>
+      <w:r>
+        <w:rPr>
+          <w:rFonts w:ascii="Consolas" w:eastAsia="Times New Roman" w:hAnsi="Consolas" w:cs="Times New Roman"/>
+          <w:color w:val="DCDCAA"/>
+          <w:kern w:val="0"/>
+          <w:sz w:val="21"/>
+          <w14:ligatures w14:val="none"/>
+        </w:rPr>
+        <w:t>_</w:t>
+      </w:r>
+      <w:proofErr w:type="gramEnd"/>
+      <w:r>
+        <w:rPr>
+          <w:rFonts w:ascii="Consolas" w:eastAsia="Times New Roman" w:hAnsi="Consolas" w:cs="Times New Roman"/>
+          <w:color w:val="DCDCAA"/>
+          <w:kern w:val="0"/>
+          <w:sz w:val="21"/>
+          <w14:ligatures w14:val="none"/>
+        </w:rPr>
+        <w:t>_</w:t>
+      </w:r>
+      <w:proofErr w:type="spellStart"/>
+      <w:r>
+        <w:rPr>
+          <w:rFonts w:ascii="Consolas" w:eastAsia="Times New Roman" w:hAnsi="Consolas" w:cs="Times New Roman"/>
+          <w:color w:val="DCDCAA"/>
+          <w:kern w:val="0"/>
+          <w:sz w:val="21"/>
+          <w14:ligatures w14:val="none"/>
+        </w:rPr>
+        <w:t>init</w:t>
+      </w:r>
+      <w:proofErr w:type="spellEnd"/>
+      <w:r>
+        <w:rPr>
+          <w:rFonts w:ascii="Consolas" w:eastAsia="Times New Roman" w:hAnsi="Consolas" w:cs="Times New Roman"/>
+          <w:color w:val="DCDCAA"/>
+          <w:kern w:val="0"/>
+          <w:sz w:val="21"/>
+          <w14:ligatures w14:val="none"/>
+        </w:rPr>
+        <w:t>__</w:t>
+      </w:r>
+      <w:r>
+        <w:rPr>
+          <w:rFonts w:ascii="Consolas" w:eastAsia="Times New Roman" w:hAnsi="Consolas" w:cs="Times New Roman"/>
+          <w:color w:val="BBBEBF"/>
+          <w:kern w:val="0"/>
+          <w:sz w:val="21"/>
+          <w14:ligatures w14:val="none"/>
+        </w:rPr>
+        <w:t>(</w:t>
+      </w:r>
+      <w:proofErr w:type="spellStart"/>
+      <w:r>
+        <w:rPr>
+          <w:rFonts w:ascii="Consolas" w:eastAsia="Times New Roman" w:hAnsi="Consolas" w:cs="Times New Roman"/>
+          <w:color w:val="FFA657"/>
+          <w:kern w:val="0"/>
+          <w:sz w:val="21"/>
+          <w14:ligatures w14:val="none"/>
+        </w:rPr>
+        <w:t>owner_name</w:t>
+      </w:r>
+      <w:proofErr w:type="spellEnd"/>
+      <w:r>
+        <w:rPr>
+          <w:rFonts w:ascii="Consolas" w:eastAsia="Times New Roman" w:hAnsi="Consolas" w:cs="Times New Roman"/>
+          <w:color w:val="BBBEBF"/>
+          <w:kern w:val="0"/>
+          <w:sz w:val="21"/>
+          <w14:ligatures w14:val="none"/>
+        </w:rPr>
+        <w:t>)</w:t>
+      </w:r>
+    </w:p>
+    <w:p>
+      <w:pPr>
+        <w:shd w:val="clear" w:color="auto" w:fill="121314"/>
+        <w:spacing w:after="0" w:line="285" w:lineRule="atLeast"/>
+        <w:rPr>
+          <w:rFonts w:ascii="Consolas" w:eastAsia="Times New Roman" w:hAnsi="Consolas" w:cs="Times New Roman"/>
+          <w:color w:val="BBBEBF"/>
+          <w:kern w:val="0"/>
+          <w:sz w:val="21"/>
+          <w14:ligatures w14:val="none"/>
+        </w:rPr>
+      </w:pPr>
+    </w:p>
+    <w:p>
+      <w:pPr>
+        <w:shd w:val="clear" w:color="auto" w:fill="121314"/>
+        <w:spacing w:after="0" w:line="285" w:lineRule="atLeast"/>
+        <w:rPr>
+          <w:rFonts w:ascii="Consolas" w:eastAsia="Times New Roman" w:hAnsi="Consolas" w:cs="Times New Roman"/>
+          <w:color w:val="BBBEBF"/>
+          <w:kern w:val="0"/>
+          <w:sz w:val="21"/>
+          <w14:ligatures w14:val="none"/>
+        </w:rPr>
+      </w:pPr>
+      <w:r>
+        <w:rPr>
+          <w:rFonts w:ascii="Consolas" w:eastAsia="Times New Roman" w:hAnsi="Consolas" w:cs="Times New Roman"/>
+          <w:color w:val="BBBEBF"/>
+          <w:kern w:val="0"/>
+          <w:sz w:val="21"/>
+          <w14:ligatures w14:val="none"/>
+        </w:rPr>
+        <w:t xml:space="preserve">    </w:t>
+      </w:r>
+      <w:r>
+        <w:rPr>
+          <w:rFonts w:ascii="Consolas" w:eastAsia="Times New Roman" w:hAnsi="Consolas" w:cs="Times New Roman"/>
+          <w:color w:val="FF7B72"/>
+          <w:kern w:val="0"/>
+          <w:sz w:val="21"/>
+          <w14:ligatures w14:val="none"/>
+        </w:rPr>
+        <w:t>def</w:t>
+      </w:r>
+      <w:r>
+        <w:rPr>
+          <w:rFonts w:ascii="Consolas" w:eastAsia="Times New Roman" w:hAnsi="Consolas" w:cs="Times New Roman"/>
+          <w:color w:val="BBBEBF"/>
+          <w:kern w:val="0"/>
+          <w:sz w:val="21"/>
+          <w14:ligatures w14:val="none"/>
+        </w:rPr>
+        <w:t xml:space="preserve"> </w:t>
+      </w:r>
+      <w:proofErr w:type="spellStart"/>
+      <w:r>
+        <w:rPr>
+          <w:rFonts w:ascii="Consolas" w:eastAsia="Times New Roman" w:hAnsi="Consolas" w:cs="Times New Roman"/>
+          <w:color w:val="D2A8FF"/>
+          <w:kern w:val="0"/>
+          <w:sz w:val="21"/>
+          <w14:ligatures w14:val="none"/>
+        </w:rPr>
+        <w:t>process_</w:t>
+      </w:r>
+      <w:proofErr w:type="gramStart"/>
+      <w:r>
+        <w:rPr>
+          <w:rFonts w:ascii="Consolas" w:eastAsia="Times New Roman" w:hAnsi="Consolas" w:cs="Times New Roman"/>
+          <w:color w:val="D2A8FF"/>
+          <w:kern w:val="0"/>
+          <w:sz w:val="21"/>
+          <w14:ligatures w14:val="none"/>
+        </w:rPr>
+        <w:t>payment</w:t>
+      </w:r>
+      <w:proofErr w:type="spellEnd"/>
+      <w:r>
+        <w:rPr>
+          <w:rFonts w:ascii="Consolas" w:eastAsia="Times New Roman" w:hAnsi="Consolas" w:cs="Times New Roman"/>
+          <w:color w:val="BBBEBF"/>
+          <w:kern w:val="0"/>
+          <w:sz w:val="21"/>
+          <w14:ligatures w14:val="none"/>
+        </w:rPr>
+        <w:t>(</w:t>
+      </w:r>
+      <w:proofErr w:type="gramEnd"/>
+      <w:r>
+        <w:rPr>
+          <w:rFonts w:ascii="Consolas" w:eastAsia="Times New Roman" w:hAnsi="Consolas" w:cs="Times New Roman"/>
+          <w:color w:val="C9D1D9"/>
+          <w:kern w:val="0"/>
+          <w:sz w:val="21"/>
+          <w14:ligatures w14:val="none"/>
+        </w:rPr>
+        <w:t>self</w:t>
+      </w:r>
+      <w:r>
+        <w:rPr>
+          <w:rFonts w:ascii="Consolas" w:eastAsia="Times New Roman" w:hAnsi="Consolas" w:cs="Times New Roman"/>
+          <w:color w:val="BBBEBF"/>
+          <w:kern w:val="0"/>
+          <w:sz w:val="21"/>
+          <w14:ligatures w14:val="none"/>
+        </w:rPr>
+        <w:t xml:space="preserve">, </w:t>
+      </w:r>
+      <w:r>
+        <w:rPr>
+          <w:rFonts w:ascii="Consolas" w:eastAsia="Times New Roman" w:hAnsi="Consolas" w:cs="Times New Roman"/>
+          <w:color w:val="FFA657"/>
+          <w:kern w:val="0"/>
+          <w:sz w:val="21"/>
+          <w14:ligatures w14:val="none"/>
+        </w:rPr>
+        <w:t>amount</w:t>
+      </w:r>
+      <w:r>
+        <w:rPr>
+          <w:rFonts w:ascii="Consolas" w:eastAsia="Times New Roman" w:hAnsi="Consolas" w:cs="Times New Roman"/>
+          <w:color w:val="BBBEBF"/>
+          <w:kern w:val="0"/>
+          <w:sz w:val="21"/>
+          <w14:ligatures w14:val="none"/>
+        </w:rPr>
+        <w:t>):</w:t>
+      </w:r>
+    </w:p>
+    <w:p>
+      <w:pPr>
+        <w:shd w:val="clear" w:color="auto" w:fill="121314"/>
+        <w:spacing w:after="0" w:line="285" w:lineRule="atLeast"/>
+        <w:rPr>
+          <w:rFonts w:ascii="Consolas" w:eastAsia="Times New Roman" w:hAnsi="Consolas" w:cs="Times New Roman"/>
+          <w:color w:val="BBBEBF"/>
+          <w:kern w:val="0"/>
+          <w:sz w:val="21"/>
+          <w14:ligatures w14:val="none"/>
+        </w:rPr>
+      </w:pPr>
+      <w:r>
+        <w:rPr>
+          <w:rFonts w:ascii="Consolas" w:eastAsia="Times New Roman" w:hAnsi="Consolas" w:cs="Times New Roman"/>
+          <w:color w:val="BBBEBF"/>
+          <w:kern w:val="0"/>
+          <w:sz w:val="21"/>
+          <w14:ligatures w14:val="none"/>
+        </w:rPr>
+        <w:t xml:space="preserve">        </w:t>
+      </w:r>
+      <w:r>
+        <w:rPr>
+          <w:rFonts w:ascii="Consolas" w:eastAsia="Times New Roman" w:hAnsi="Consolas" w:cs="Times New Roman"/>
+          <w:color w:val="C586C0"/>
+          <w:kern w:val="0"/>
+          <w:sz w:val="21"/>
+          <w14:ligatures w14:val="none"/>
+        </w:rPr>
+        <w:t>return</w:t>
+      </w:r>
+      <w:r>
+        <w:rPr>
+          <w:rFonts w:ascii="Consolas" w:eastAsia="Times New Roman" w:hAnsi="Consolas" w:cs="Times New Roman"/>
+          <w:color w:val="BBBEBF"/>
+          <w:kern w:val="0"/>
+          <w:sz w:val="21"/>
+          <w14:ligatures w14:val="none"/>
+        </w:rPr>
+        <w:t xml:space="preserve"> </w:t>
+      </w:r>
+      <w:r>
+        <w:rPr>
+          <w:rFonts w:ascii="Consolas" w:eastAsia="Times New Roman" w:hAnsi="Consolas" w:cs="Times New Roman"/>
+          <w:color w:val="569CD6"/>
+          <w:kern w:val="0"/>
+          <w:sz w:val="21"/>
+          <w14:ligatures w14:val="none"/>
+        </w:rPr>
+        <w:t>True</w:t>
+      </w:r>
+    </w:p>
+    <w:p>
+      <w:pPr>
+        <w:shd w:val="clear" w:color="auto" w:fill="121314"/>
+        <w:spacing w:after="0" w:line="285" w:lineRule="atLeast"/>
+        <w:rPr>
+          <w:rFonts w:ascii="Consolas" w:eastAsia="Times New Roman" w:hAnsi="Consolas" w:cs="Times New Roman"/>
+          <w:color w:val="BBBEBF"/>
+          <w:kern w:val="0"/>
+          <w:sz w:val="21"/>
+          <w14:ligatures w14:val="none"/>
+        </w:rPr>
+      </w:pPr>
+    </w:p>
+    <w:p>
+      <w:pPr>
+        <w:shd w:val="clear" w:color="auto" w:fill="121314"/>
+        <w:spacing w:after="0" w:line="285" w:lineRule="atLeast"/>
+        <w:rPr>
+          <w:rFonts w:ascii="Consolas" w:eastAsia="Times New Roman" w:hAnsi="Consolas" w:cs="Times New Roman"/>
+          <w:color w:val="BBBEBF"/>
+          <w:kern w:val="0"/>
+          <w:sz w:val="21"/>
+          <w14:ligatures w14:val="none"/>
+        </w:rPr>
+      </w:pPr>
+      <w:r>
+        <w:rPr>
+          <w:rFonts w:ascii="Consolas" w:eastAsia="Times New Roman" w:hAnsi="Consolas" w:cs="Times New Roman"/>
+          <w:color w:val="BBBEBF"/>
+          <w:kern w:val="0"/>
+          <w:sz w:val="21"/>
+          <w14:ligatures w14:val="none"/>
+        </w:rPr>
+        <w:t xml:space="preserve">    </w:t>
+      </w:r>
+      <w:r>
+        <w:rPr>
+          <w:rFonts w:ascii="Consolas" w:eastAsia="Times New Roman" w:hAnsi="Consolas" w:cs="Times New Roman"/>
+          <w:color w:val="8B949E"/>
+          <w:kern w:val="0"/>
+          <w:sz w:val="21"/>
+          <w14:ligatures w14:val="none"/>
+        </w:rPr>
+        <w:t xml:space="preserve"># </w:t>
+      </w:r>
+      <w:r>
+        <w:rPr>
+          <w:rFonts w:ascii="Segoe UI Emoji" w:eastAsia="Times New Roman" w:hAnsi="Segoe UI Emoji" w:cs="Segoe UI Emoji"/>
+          <w:color w:val="8B949E"/>
+          <w:kern w:val="0"/>
+          <w:sz w:val="21"/>
+          <w14:ligatures w14:val="none"/>
+        </w:rPr>
+        <w:t>❌</w:t>
+      </w:r>
+      <w:r>
+        <w:rPr>
+          <w:rFonts w:ascii="Consolas" w:eastAsia="Times New Roman" w:hAnsi="Consolas" w:cs="Times New Roman"/>
+          <w:color w:val="8B949E"/>
+          <w:kern w:val="0"/>
+          <w:sz w:val="21"/>
+          <w14:ligatures w14:val="none"/>
+        </w:rPr>
+        <w:t xml:space="preserve"> Forgot to implement </w:t>
+      </w:r>
+      <w:proofErr w:type="gramStart"/>
+      <w:r>
+        <w:rPr>
+          <w:rFonts w:ascii="Consolas" w:eastAsia="Times New Roman" w:hAnsi="Consolas" w:cs="Times New Roman"/>
+          <w:color w:val="8B949E"/>
+          <w:kern w:val="0"/>
+          <w:sz w:val="21"/>
+          <w14:ligatures w14:val="none"/>
+        </w:rPr>
+        <w:t>refund(</w:t>
+      </w:r>
+      <w:proofErr w:type="gramEnd"/>
+      <w:r>
+        <w:rPr>
+          <w:rFonts w:ascii="Consolas" w:eastAsia="Times New Roman" w:hAnsi="Consolas" w:cs="Times New Roman"/>
+          <w:color w:val="8B949E"/>
+          <w:kern w:val="0"/>
+          <w:sz w:val="21"/>
+          <w14:ligatures w14:val="none"/>
+        </w:rPr>
+        <w:t>)</w:t>
+      </w:r>
+    </w:p>
+    <w:p>
+      <w:pPr>
+        <w:shd w:val="clear" w:color="auto" w:fill="121314"/>
+        <w:spacing w:after="0" w:line="285" w:lineRule="atLeast"/>
+        <w:rPr>
+          <w:rFonts w:ascii="Consolas" w:eastAsia="Times New Roman" w:hAnsi="Consolas" w:cs="Times New Roman"/>
+          <w:color w:val="BBBEBF"/>
+          <w:kern w:val="0"/>
+          <w:sz w:val="21"/>
+          <w14:ligatures w14:val="none"/>
+        </w:rPr>
+      </w:pPr>
+    </w:p>
+    <w:p>
+      <w:pPr>
+        <w:shd w:val="clear" w:color="auto" w:fill="121314"/>
+        <w:spacing w:after="0" w:line="285" w:lineRule="atLeast"/>
+        <w:rPr>
+          <w:rFonts w:ascii="Consolas" w:eastAsia="Times New Roman" w:hAnsi="Consolas" w:cs="Times New Roman"/>
+          <w:color w:val="BBBEBF"/>
+          <w:kern w:val="0"/>
+          <w:sz w:val="21"/>
+          <w14:ligatures w14:val="none"/>
+        </w:rPr>
+      </w:pPr>
+      <w:r>
+        <w:rPr>
+          <w:rFonts w:ascii="Consolas" w:eastAsia="Times New Roman" w:hAnsi="Consolas" w:cs="Times New Roman"/>
+          <w:color w:val="8B949E"/>
+          <w:kern w:val="0"/>
+          <w:sz w:val="21"/>
+          <w14:ligatures w14:val="none"/>
+        </w:rPr>
+        <w:t># Python catches this IMMEDIATELY when you try to create the object</w:t>
+      </w:r>
+    </w:p>
+    <w:p>
+      <w:pPr>
+        <w:shd w:val="clear" w:color="auto" w:fill="121314"/>
+        <w:spacing w:after="0" w:line="285" w:lineRule="atLeast"/>
+        <w:rPr>
+          <w:rFonts w:ascii="Consolas" w:eastAsia="Times New Roman" w:hAnsi="Consolas" w:cs="Times New Roman"/>
+          <w:color w:val="BBBEBF"/>
+          <w:kern w:val="0"/>
+          <w:sz w:val="21"/>
+          <w14:ligatures w14:val="none"/>
+        </w:rPr>
+      </w:pPr>
+      <w:r>
+        <w:rPr>
+          <w:rFonts w:ascii="Consolas" w:eastAsia="Times New Roman" w:hAnsi="Consolas" w:cs="Times New Roman"/>
+          <w:color w:val="C9D1D9"/>
+          <w:kern w:val="0"/>
+          <w:sz w:val="21"/>
+          <w14:ligatures w14:val="none"/>
+        </w:rPr>
+        <w:t>broken</w:t>
+      </w:r>
+      <w:r>
+        <w:rPr>
+          <w:rFonts w:ascii="Consolas" w:eastAsia="Times New Roman" w:hAnsi="Consolas" w:cs="Times New Roman"/>
+          <w:color w:val="BBBEBF"/>
+          <w:kern w:val="0"/>
+          <w:sz w:val="21"/>
+          <w14:ligatures w14:val="none"/>
+        </w:rPr>
+        <w:t xml:space="preserve"> </w:t>
+      </w:r>
+      <w:r>
+        <w:rPr>
+          <w:rFonts w:ascii="Consolas" w:eastAsia="Times New Roman" w:hAnsi="Consolas" w:cs="Times New Roman"/>
+          <w:color w:val="D4D4D4"/>
+          <w:kern w:val="0"/>
+          <w:sz w:val="21"/>
+          <w14:ligatures w14:val="none"/>
+        </w:rPr>
+        <w:t>=</w:t>
+      </w:r>
+      <w:r>
+        <w:rPr>
+          <w:rFonts w:ascii="Consolas" w:eastAsia="Times New Roman" w:hAnsi="Consolas" w:cs="Times New Roman"/>
+          <w:color w:val="BBBEBF"/>
+          <w:kern w:val="0"/>
+          <w:sz w:val="21"/>
+          <w14:ligatures w14:val="none"/>
+        </w:rPr>
+        <w:t xml:space="preserve"> </w:t>
+      </w:r>
+      <w:proofErr w:type="spellStart"/>
+      <w:r>
+        <w:rPr>
+          <w:rFonts w:ascii="Consolas" w:eastAsia="Times New Roman" w:hAnsi="Consolas" w:cs="Times New Roman"/>
+          <w:color w:val="4EC9B0"/>
+          <w:kern w:val="0"/>
+          <w:sz w:val="21"/>
+          <w14:ligatures w14:val="none"/>
+        </w:rPr>
+        <w:t>BrokenPayment</w:t>
+      </w:r>
+      <w:proofErr w:type="spellEnd"/>
+      <w:r>
+        <w:rPr>
+          <w:rFonts w:ascii="Consolas" w:eastAsia="Times New Roman" w:hAnsi="Consolas" w:cs="Times New Roman"/>
+          <w:color w:val="BBBEBF"/>
+          <w:kern w:val="0"/>
+          <w:sz w:val="21"/>
+          <w14:ligatures w14:val="none"/>
+        </w:rPr>
+        <w:t>(</w:t>
+      </w:r>
+      <w:r>
+        <w:rPr>
+          <w:rFonts w:ascii="Consolas" w:eastAsia="Times New Roman" w:hAnsi="Consolas" w:cs="Times New Roman"/>
+          <w:color w:val="A5D6FF"/>
+          <w:kern w:val="0"/>
+          <w:sz w:val="21"/>
+          <w14:ligatures w14:val="none"/>
+        </w:rPr>
+        <w:t>"Test"</w:t>
+      </w:r>
+      <w:r>
+        <w:rPr>
+          <w:rFonts w:ascii="Consolas" w:eastAsia="Times New Roman" w:hAnsi="Consolas" w:cs="Times New Roman"/>
+          <w:color w:val="BBBEBF"/>
+          <w:kern w:val="0"/>
+          <w:sz w:val="21"/>
+          <w14:ligatures w14:val="none"/>
+        </w:rPr>
+        <w:t>)</w:t>
+      </w:r>
+    </w:p>
+    <w:p>
+      <w:pPr>
+        <w:shd w:val="clear" w:color="auto" w:fill="121314"/>
+        <w:spacing w:after="0" w:line="285" w:lineRule="atLeast"/>
+        <w:rPr>
+          <w:rFonts w:ascii="Consolas" w:eastAsia="Times New Roman" w:hAnsi="Consolas" w:cs="Times New Roman"/>
+          <w:color w:val="BBBEBF"/>
+          <w:kern w:val="0"/>
+          <w:sz w:val="21"/>
+          <w14:ligatures w14:val="none"/>
+        </w:rPr>
+      </w:pPr>
+      <w:r>
+        <w:rPr>
+          <w:rFonts w:ascii="Consolas" w:eastAsia="Times New Roman" w:hAnsi="Consolas" w:cs="Times New Roman"/>
+          <w:color w:val="8B949E"/>
+          <w:kern w:val="0"/>
+          <w:sz w:val="21"/>
+          <w14:ligatures w14:val="none"/>
+        </w:rPr>
+        <w:t xml:space="preserve"># </w:t>
+      </w:r>
+      <w:proofErr w:type="spellStart"/>
+      <w:r>
+        <w:rPr>
+          <w:rFonts w:ascii="Consolas" w:eastAsia="Times New Roman" w:hAnsi="Consolas" w:cs="Times New Roman"/>
+          <w:color w:val="8B949E"/>
+          <w:kern w:val="0"/>
+          <w:sz w:val="21"/>
+          <w14:ligatures w14:val="none"/>
+        </w:rPr>
+        <w:t>TypeError</w:t>
+      </w:r>
+      <w:proofErr w:type="spellEnd"/>
+      <w:r>
+        <w:rPr>
+          <w:rFonts w:ascii="Consolas" w:eastAsia="Times New Roman" w:hAnsi="Consolas" w:cs="Times New Roman"/>
+          <w:color w:val="8B949E"/>
+          <w:kern w:val="0"/>
+          <w:sz w:val="21"/>
+          <w14:ligatures w14:val="none"/>
+        </w:rPr>
+        <w:t xml:space="preserve">: Can't instantiate abstract class </w:t>
+      </w:r>
+      <w:proofErr w:type="spellStart"/>
+      <w:r>
+        <w:rPr>
+          <w:rFonts w:ascii="Consolas" w:eastAsia="Times New Roman" w:hAnsi="Consolas" w:cs="Times New Roman"/>
+          <w:color w:val="8B949E"/>
+          <w:kern w:val="0"/>
+          <w:sz w:val="21"/>
+          <w14:ligatures w14:val="none"/>
+        </w:rPr>
+        <w:t>BrokenPayment</w:t>
+      </w:r>
+      <w:proofErr w:type="spellEnd"/>
+    </w:p>
+    <w:p>
+      <w:pPr>
+        <w:shd w:val="clear" w:color="auto" w:fill="121314"/>
+        <w:spacing w:after="0" w:line="285" w:lineRule="atLeast"/>
+        <w:rPr>
+          <w:rFonts w:ascii="Consolas" w:eastAsia="Times New Roman" w:hAnsi="Consolas" w:cs="Times New Roman"/>
+          <w:color w:val="BBBEBF"/>
+          <w:kern w:val="0"/>
+          <w:sz w:val="21"/>
+          <w14:ligatures w14:val="none"/>
+        </w:rPr>
+      </w:pPr>
+      <w:r>
+        <w:rPr>
+          <w:rFonts w:ascii="Consolas" w:eastAsia="Times New Roman" w:hAnsi="Consolas" w:cs="Times New Roman"/>
+          <w:color w:val="8B949E"/>
+          <w:kern w:val="0"/>
+          <w:sz w:val="21"/>
+          <w14:ligatures w14:val="none"/>
+        </w:rPr>
+        <w:t># with abstract method refund</w:t>
+      </w:r>
+    </w:p>
+    <w:p>
+      <w:pPr>
+        <w:rPr>
+          <w:rFonts w:ascii="Times New Roman" w:hAnsi="Times New Roman" w:cs="Times New Roman"/>
+        </w:rPr>
+      </w:pPr>
+      <w:r>
+        <w:rPr>
+          <w:rFonts w:ascii="Times New Roman" w:hAnsi="Times New Roman" w:cs="Times New Roman"/>
+        </w:rPr>
+        <w:t>Python won't let you create an object of an incomplete class. This is the whole point — it forces developers to fulfil the contract before their code can even run.</w:t>
+      </w:r>
+    </w:p>
+    <w:p>
+      <w:pPr>
+        <w:rPr>
+          <w:rFonts w:ascii="Times New Roman" w:hAnsi="Times New Roman" w:cs="Times New Roman"/>
+          <w:b/>
+          <w:bCs/>
+        </w:rPr>
+      </w:pPr>
+      <w:r>
+        <w:rPr>
+          <w:rFonts w:ascii="Times New Roman" w:hAnsi="Times New Roman" w:cs="Times New Roman"/>
+          <w:b/>
+          <w:bCs/>
+        </w:rPr>
+        <w:lastRenderedPageBreak/>
+        <w:t>You also cannot instantiate the abstract class itself</w:t>
+      </w:r>
+    </w:p>
+    <w:p>
+      <w:pPr>
+        <w:shd w:val="clear" w:color="auto" w:fill="121314"/>
+        <w:spacing w:after="0" w:line="285" w:lineRule="atLeast"/>
+        <w:rPr>
+          <w:rFonts w:ascii="Consolas" w:eastAsia="Times New Roman" w:hAnsi="Consolas" w:cs="Times New Roman"/>
+          <w:color w:val="BBBEBF"/>
+          <w:kern w:val="0"/>
+          <w:sz w:val="21"/>
+          <w14:ligatures w14:val="none"/>
+        </w:rPr>
+      </w:pPr>
+      <w:r>
+        <w:rPr>
+          <w:rFonts w:ascii="Consolas" w:eastAsia="Times New Roman" w:hAnsi="Consolas" w:cs="Times New Roman"/>
+          <w:color w:val="8B949E"/>
+          <w:kern w:val="0"/>
+          <w:sz w:val="21"/>
+          <w14:ligatures w14:val="none"/>
+        </w:rPr>
+        <w:t xml:space="preserve"># </w:t>
+      </w:r>
+      <w:r>
+        <w:rPr>
+          <w:rFonts w:ascii="Segoe UI Emoji" w:eastAsia="Times New Roman" w:hAnsi="Segoe UI Emoji" w:cs="Segoe UI Emoji"/>
+          <w:color w:val="8B949E"/>
+          <w:kern w:val="0"/>
+          <w:sz w:val="21"/>
+          <w14:ligatures w14:val="none"/>
+        </w:rPr>
+        <w:t>❌</w:t>
+      </w:r>
+      <w:r>
+        <w:rPr>
+          <w:rFonts w:ascii="Consolas" w:eastAsia="Times New Roman" w:hAnsi="Consolas" w:cs="Times New Roman"/>
+          <w:color w:val="8B949E"/>
+          <w:kern w:val="0"/>
+          <w:sz w:val="21"/>
+          <w14:ligatures w14:val="none"/>
+        </w:rPr>
+        <w:t xml:space="preserve"> You can never create a </w:t>
+      </w:r>
+      <w:proofErr w:type="spellStart"/>
+      <w:r>
+        <w:rPr>
+          <w:rFonts w:ascii="Consolas" w:eastAsia="Times New Roman" w:hAnsi="Consolas" w:cs="Times New Roman"/>
+          <w:color w:val="8B949E"/>
+          <w:kern w:val="0"/>
+          <w:sz w:val="21"/>
+          <w14:ligatures w14:val="none"/>
+        </w:rPr>
+        <w:t>PaymentMethod</w:t>
+      </w:r>
+      <w:proofErr w:type="spellEnd"/>
+      <w:r>
+        <w:rPr>
+          <w:rFonts w:ascii="Consolas" w:eastAsia="Times New Roman" w:hAnsi="Consolas" w:cs="Times New Roman"/>
+          <w:color w:val="8B949E"/>
+          <w:kern w:val="0"/>
+          <w:sz w:val="21"/>
+          <w14:ligatures w14:val="none"/>
+        </w:rPr>
+        <w:t xml:space="preserve"> directly </w:t>
+      </w:r>
+      <w:r>
+        <w:rPr>
+          <w:rFonts w:ascii="Consolas" w:eastAsia="Times New Roman" w:hAnsi="Consolas" w:cs="Consolas"/>
+          <w:color w:val="8B949E"/>
+          <w:kern w:val="0"/>
+          <w:sz w:val="21"/>
+          <w14:ligatures w14:val="none"/>
+        </w:rPr>
+        <w:t>—</w:t>
+      </w:r>
+      <w:r>
+        <w:rPr>
+          <w:rFonts w:ascii="Consolas" w:eastAsia="Times New Roman" w:hAnsi="Consolas" w:cs="Times New Roman"/>
+          <w:color w:val="8B949E"/>
+          <w:kern w:val="0"/>
+          <w:sz w:val="21"/>
+          <w14:ligatures w14:val="none"/>
+        </w:rPr>
+        <w:t xml:space="preserve"> it's just a contract</w:t>
+      </w:r>
+    </w:p>
+    <w:p>
+      <w:pPr>
+        <w:shd w:val="clear" w:color="auto" w:fill="121314"/>
+        <w:spacing w:after="0" w:line="285" w:lineRule="atLeast"/>
+        <w:rPr>
+          <w:rFonts w:ascii="Consolas" w:eastAsia="Times New Roman" w:hAnsi="Consolas" w:cs="Times New Roman"/>
+          <w:color w:val="BBBEBF"/>
+          <w:kern w:val="0"/>
+          <w:sz w:val="21"/>
+          <w14:ligatures w14:val="none"/>
+        </w:rPr>
+      </w:pPr>
+      <w:r>
+        <w:rPr>
+          <w:rFonts w:ascii="Consolas" w:eastAsia="Times New Roman" w:hAnsi="Consolas" w:cs="Times New Roman"/>
+          <w:color w:val="C9D1D9"/>
+          <w:kern w:val="0"/>
+          <w:sz w:val="21"/>
+          <w14:ligatures w14:val="none"/>
+        </w:rPr>
+        <w:t>p</w:t>
+      </w:r>
+      <w:r>
+        <w:rPr>
+          <w:rFonts w:ascii="Consolas" w:eastAsia="Times New Roman" w:hAnsi="Consolas" w:cs="Times New Roman"/>
+          <w:color w:val="BBBEBF"/>
+          <w:kern w:val="0"/>
+          <w:sz w:val="21"/>
+          <w14:ligatures w14:val="none"/>
+        </w:rPr>
+        <w:t xml:space="preserve"> </w:t>
+      </w:r>
+      <w:r>
+        <w:rPr>
+          <w:rFonts w:ascii="Consolas" w:eastAsia="Times New Roman" w:hAnsi="Consolas" w:cs="Times New Roman"/>
+          <w:color w:val="D4D4D4"/>
+          <w:kern w:val="0"/>
+          <w:sz w:val="21"/>
+          <w14:ligatures w14:val="none"/>
+        </w:rPr>
+        <w:t>=</w:t>
+      </w:r>
+      <w:r>
+        <w:rPr>
+          <w:rFonts w:ascii="Consolas" w:eastAsia="Times New Roman" w:hAnsi="Consolas" w:cs="Times New Roman"/>
+          <w:color w:val="BBBEBF"/>
+          <w:kern w:val="0"/>
+          <w:sz w:val="21"/>
+          <w14:ligatures w14:val="none"/>
+        </w:rPr>
+        <w:t xml:space="preserve"> </w:t>
+      </w:r>
+      <w:proofErr w:type="spellStart"/>
+      <w:r>
+        <w:rPr>
+          <w:rFonts w:ascii="Consolas" w:eastAsia="Times New Roman" w:hAnsi="Consolas" w:cs="Times New Roman"/>
+          <w:color w:val="BBBEBF"/>
+          <w:kern w:val="0"/>
+          <w:sz w:val="21"/>
+          <w14:ligatures w14:val="none"/>
+        </w:rPr>
+        <w:t>PaymentMethod</w:t>
+      </w:r>
+      <w:proofErr w:type="spellEnd"/>
+      <w:r>
+        <w:rPr>
+          <w:rFonts w:ascii="Consolas" w:eastAsia="Times New Roman" w:hAnsi="Consolas" w:cs="Times New Roman"/>
+          <w:color w:val="BBBEBF"/>
+          <w:kern w:val="0"/>
+          <w:sz w:val="21"/>
+          <w14:ligatures w14:val="none"/>
+        </w:rPr>
+        <w:t>(</w:t>
+      </w:r>
+      <w:r>
+        <w:rPr>
+          <w:rFonts w:ascii="Consolas" w:eastAsia="Times New Roman" w:hAnsi="Consolas" w:cs="Times New Roman"/>
+          <w:color w:val="A5D6FF"/>
+          <w:kern w:val="0"/>
+          <w:sz w:val="21"/>
+          <w14:ligatures w14:val="none"/>
+        </w:rPr>
+        <w:t>"Test"</w:t>
+      </w:r>
+      <w:r>
+        <w:rPr>
+          <w:rFonts w:ascii="Consolas" w:eastAsia="Times New Roman" w:hAnsi="Consolas" w:cs="Times New Roman"/>
+          <w:color w:val="BBBEBF"/>
+          <w:kern w:val="0"/>
+          <w:sz w:val="21"/>
+          <w14:ligatures w14:val="none"/>
+        </w:rPr>
+        <w:t>)</w:t>
+      </w:r>
+    </w:p>
+    <w:p>
+      <w:pPr>
+        <w:shd w:val="clear" w:color="auto" w:fill="121314"/>
+        <w:spacing w:after="0" w:line="285" w:lineRule="atLeast"/>
+        <w:rPr>
+          <w:rFonts w:ascii="Consolas" w:eastAsia="Times New Roman" w:hAnsi="Consolas" w:cs="Times New Roman"/>
+          <w:color w:val="BBBEBF"/>
+          <w:kern w:val="0"/>
+          <w:sz w:val="21"/>
+          <w14:ligatures w14:val="none"/>
+        </w:rPr>
+      </w:pPr>
+      <w:r>
+        <w:rPr>
+          <w:rFonts w:ascii="Consolas" w:eastAsia="Times New Roman" w:hAnsi="Consolas" w:cs="Times New Roman"/>
+          <w:color w:val="8B949E"/>
+          <w:kern w:val="0"/>
+          <w:sz w:val="21"/>
+          <w14:ligatures w14:val="none"/>
+        </w:rPr>
+        <w:t xml:space="preserve"># </w:t>
+      </w:r>
+      <w:proofErr w:type="spellStart"/>
+      <w:r>
+        <w:rPr>
+          <w:rFonts w:ascii="Consolas" w:eastAsia="Times New Roman" w:hAnsi="Consolas" w:cs="Times New Roman"/>
+          <w:color w:val="8B949E"/>
+          <w:kern w:val="0"/>
+          <w:sz w:val="21"/>
+          <w14:ligatures w14:val="none"/>
+        </w:rPr>
+        <w:t>TypeError</w:t>
+      </w:r>
+      <w:proofErr w:type="spellEnd"/>
+      <w:r>
+        <w:rPr>
+          <w:rFonts w:ascii="Consolas" w:eastAsia="Times New Roman" w:hAnsi="Consolas" w:cs="Times New Roman"/>
+          <w:color w:val="8B949E"/>
+          <w:kern w:val="0"/>
+          <w:sz w:val="21"/>
+          <w14:ligatures w14:val="none"/>
+        </w:rPr>
+        <w:t xml:space="preserve">: Can't instantiate abstract class </w:t>
+      </w:r>
+      <w:proofErr w:type="spellStart"/>
+      <w:r>
+        <w:rPr>
+          <w:rFonts w:ascii="Consolas" w:eastAsia="Times New Roman" w:hAnsi="Consolas" w:cs="Times New Roman"/>
+          <w:color w:val="8B949E"/>
+          <w:kern w:val="0"/>
+          <w:sz w:val="21"/>
+          <w14:ligatures w14:val="none"/>
+        </w:rPr>
+        <w:t>PaymentMethod</w:t>
+      </w:r>
+      <w:proofErr w:type="spellEnd"/>
+    </w:p>
+    <w:p>
+      <w:pPr>
+        <w:shd w:val="clear" w:color="auto" w:fill="121314"/>
+        <w:spacing w:after="0" w:line="285" w:lineRule="atLeast"/>
+        <w:rPr>
+          <w:rFonts w:ascii="Consolas" w:eastAsia="Times New Roman" w:hAnsi="Consolas" w:cs="Times New Roman"/>
+          <w:color w:val="BBBEBF"/>
+          <w:kern w:val="0"/>
+          <w:sz w:val="21"/>
+          <w14:ligatures w14:val="none"/>
+        </w:rPr>
+      </w:pPr>
+      <w:r>
+        <w:rPr>
+          <w:rFonts w:ascii="Consolas" w:eastAsia="Times New Roman" w:hAnsi="Consolas" w:cs="Times New Roman"/>
+          <w:color w:val="8B949E"/>
+          <w:kern w:val="0"/>
+          <w:sz w:val="21"/>
+          <w14:ligatures w14:val="none"/>
+        </w:rPr>
+        <w:t xml:space="preserve"># with abstract methods </w:t>
+      </w:r>
+      <w:proofErr w:type="spellStart"/>
+      <w:r>
+        <w:rPr>
+          <w:rFonts w:ascii="Consolas" w:eastAsia="Times New Roman" w:hAnsi="Consolas" w:cs="Times New Roman"/>
+          <w:color w:val="8B949E"/>
+          <w:kern w:val="0"/>
+          <w:sz w:val="21"/>
+          <w14:ligatures w14:val="none"/>
+        </w:rPr>
+        <w:t>process_payment</w:t>
+      </w:r>
+      <w:proofErr w:type="spellEnd"/>
+      <w:r>
+        <w:rPr>
+          <w:rFonts w:ascii="Consolas" w:eastAsia="Times New Roman" w:hAnsi="Consolas" w:cs="Times New Roman"/>
+          <w:color w:val="8B949E"/>
+          <w:kern w:val="0"/>
+          <w:sz w:val="21"/>
+          <w14:ligatures w14:val="none"/>
+        </w:rPr>
+        <w:t>, refund</w:t>
+      </w:r>
+    </w:p>
+    <w:p>
+      <w:pPr>
+        <w:rPr>
+          <w:rFonts w:ascii="Times New Roman" w:hAnsi="Times New Roman" w:cs="Times New Roman"/>
+        </w:rPr>
+      </w:pPr>
+    </w:p>
+    <w:p>
+      <w:pPr>
+        <w:rPr>
+          <w:rFonts w:ascii="Times New Roman" w:hAnsi="Times New Roman" w:cs="Times New Roman"/>
+          <w:b/>
+          <w:bCs/>
+        </w:rPr>
+      </w:pPr>
+      <w:r>
+        <w:rPr>
+          <w:rFonts w:ascii="Times New Roman" w:hAnsi="Times New Roman" w:cs="Times New Roman"/>
+          <w:b/>
+          <w:bCs/>
+        </w:rPr>
+        <w:t>Abstract properties — when you need subclasses to define attributes too</w:t>
+      </w:r>
+    </w:p>
+    <w:p>
+      <w:pPr>
+        <w:shd w:val="clear" w:color="auto" w:fill="121314"/>
+        <w:spacing w:after="0" w:line="285" w:lineRule="atLeast"/>
+        <w:rPr>
+          <w:rFonts w:ascii="Consolas" w:eastAsia="Times New Roman" w:hAnsi="Consolas" w:cs="Times New Roman"/>
+          <w:color w:val="BBBEBF"/>
+          <w:kern w:val="0"/>
+          <w:sz w:val="21"/>
+          <w14:ligatures w14:val="none"/>
+        </w:rPr>
+      </w:pPr>
+      <w:r>
+        <w:rPr>
+          <w:rFonts w:ascii="Consolas" w:eastAsia="Times New Roman" w:hAnsi="Consolas" w:cs="Times New Roman"/>
+          <w:color w:val="C586C0"/>
+          <w:kern w:val="0"/>
+          <w:sz w:val="21"/>
+          <w14:ligatures w14:val="none"/>
+        </w:rPr>
+        <w:t>from</w:t>
+      </w:r>
+      <w:r>
+        <w:rPr>
+          <w:rFonts w:ascii="Consolas" w:eastAsia="Times New Roman" w:hAnsi="Consolas" w:cs="Times New Roman"/>
+          <w:color w:val="BBBEBF"/>
+          <w:kern w:val="0"/>
+          <w:sz w:val="21"/>
+          <w14:ligatures w14:val="none"/>
+        </w:rPr>
+        <w:t xml:space="preserve"> </w:t>
+      </w:r>
+      <w:proofErr w:type="spellStart"/>
+      <w:r>
+        <w:rPr>
+          <w:rFonts w:ascii="Consolas" w:eastAsia="Times New Roman" w:hAnsi="Consolas" w:cs="Times New Roman"/>
+          <w:color w:val="4EC9B0"/>
+          <w:kern w:val="0"/>
+          <w:sz w:val="21"/>
+          <w14:ligatures w14:val="none"/>
+        </w:rPr>
+        <w:t>abc</w:t>
+      </w:r>
+      <w:proofErr w:type="spellEnd"/>
+      <w:r>
+        <w:rPr>
+          <w:rFonts w:ascii="Consolas" w:eastAsia="Times New Roman" w:hAnsi="Consolas" w:cs="Times New Roman"/>
+          <w:color w:val="BBBEBF"/>
+          <w:kern w:val="0"/>
+          <w:sz w:val="21"/>
+          <w14:ligatures w14:val="none"/>
+        </w:rPr>
+        <w:t xml:space="preserve"> </w:t>
+      </w:r>
+      <w:r>
+        <w:rPr>
+          <w:rFonts w:ascii="Consolas" w:eastAsia="Times New Roman" w:hAnsi="Consolas" w:cs="Times New Roman"/>
+          <w:color w:val="C586C0"/>
+          <w:kern w:val="0"/>
+          <w:sz w:val="21"/>
+          <w14:ligatures w14:val="none"/>
+        </w:rPr>
+        <w:t>import</w:t>
+      </w:r>
+      <w:r>
+        <w:rPr>
+          <w:rFonts w:ascii="Consolas" w:eastAsia="Times New Roman" w:hAnsi="Consolas" w:cs="Times New Roman"/>
+          <w:color w:val="BBBEBF"/>
+          <w:kern w:val="0"/>
+          <w:sz w:val="21"/>
+          <w14:ligatures w14:val="none"/>
+        </w:rPr>
+        <w:t xml:space="preserve"> </w:t>
+      </w:r>
+      <w:r>
+        <w:rPr>
+          <w:rFonts w:ascii="Consolas" w:eastAsia="Times New Roman" w:hAnsi="Consolas" w:cs="Times New Roman"/>
+          <w:color w:val="4EC9B0"/>
+          <w:kern w:val="0"/>
+          <w:sz w:val="21"/>
+          <w14:ligatures w14:val="none"/>
+        </w:rPr>
+        <w:t>ABC</w:t>
+      </w:r>
+      <w:r>
+        <w:rPr>
+          <w:rFonts w:ascii="Consolas" w:eastAsia="Times New Roman" w:hAnsi="Consolas" w:cs="Times New Roman"/>
+          <w:color w:val="BBBEBF"/>
+          <w:kern w:val="0"/>
+          <w:sz w:val="21"/>
+          <w14:ligatures w14:val="none"/>
+        </w:rPr>
+        <w:t xml:space="preserve">, </w:t>
+      </w:r>
+      <w:proofErr w:type="spellStart"/>
+      <w:r>
+        <w:rPr>
+          <w:rFonts w:ascii="Consolas" w:eastAsia="Times New Roman" w:hAnsi="Consolas" w:cs="Times New Roman"/>
+          <w:color w:val="D2A8FF"/>
+          <w:kern w:val="0"/>
+          <w:sz w:val="21"/>
+          <w14:ligatures w14:val="none"/>
+        </w:rPr>
+        <w:t>abstractmethod</w:t>
+      </w:r>
+      <w:proofErr w:type="spellEnd"/>
+    </w:p>
+    <w:p>
+      <w:pPr>
+        <w:shd w:val="clear" w:color="auto" w:fill="121314"/>
+        <w:spacing w:after="0" w:line="285" w:lineRule="atLeast"/>
+        <w:rPr>
+          <w:rFonts w:ascii="Consolas" w:eastAsia="Times New Roman" w:hAnsi="Consolas" w:cs="Times New Roman"/>
+          <w:color w:val="BBBEBF"/>
+          <w:kern w:val="0"/>
+          <w:sz w:val="21"/>
+          <w14:ligatures w14:val="none"/>
+        </w:rPr>
+      </w:pPr>
+    </w:p>
+    <w:p>
+      <w:pPr>
+        <w:shd w:val="clear" w:color="auto" w:fill="121314"/>
+        <w:spacing w:after="0" w:line="285" w:lineRule="atLeast"/>
+        <w:rPr>
+          <w:rFonts w:ascii="Consolas" w:eastAsia="Times New Roman" w:hAnsi="Consolas" w:cs="Times New Roman"/>
+          <w:color w:val="BBBEBF"/>
+          <w:kern w:val="0"/>
+          <w:sz w:val="21"/>
+          <w14:ligatures w14:val="none"/>
+        </w:rPr>
+      </w:pPr>
+      <w:r>
+        <w:rPr>
+          <w:rFonts w:ascii="Consolas" w:eastAsia="Times New Roman" w:hAnsi="Consolas" w:cs="Times New Roman"/>
+          <w:color w:val="FF7B72"/>
+          <w:kern w:val="0"/>
+          <w:sz w:val="21"/>
+          <w14:ligatures w14:val="none"/>
+        </w:rPr>
+        <w:t>class</w:t>
+      </w:r>
+      <w:r>
+        <w:rPr>
+          <w:rFonts w:ascii="Consolas" w:eastAsia="Times New Roman" w:hAnsi="Consolas" w:cs="Times New Roman"/>
+          <w:color w:val="BBBEBF"/>
+          <w:kern w:val="0"/>
+          <w:sz w:val="21"/>
+          <w14:ligatures w14:val="none"/>
+        </w:rPr>
+        <w:t xml:space="preserve"> </w:t>
+      </w:r>
+      <w:proofErr w:type="gramStart"/>
+      <w:r>
+        <w:rPr>
+          <w:rFonts w:ascii="Consolas" w:eastAsia="Times New Roman" w:hAnsi="Consolas" w:cs="Times New Roman"/>
+          <w:color w:val="4EC9B0"/>
+          <w:kern w:val="0"/>
+          <w:sz w:val="21"/>
+          <w14:ligatures w14:val="none"/>
+        </w:rPr>
+        <w:t>Shape</w:t>
+      </w:r>
+      <w:r>
+        <w:rPr>
+          <w:rFonts w:ascii="Consolas" w:eastAsia="Times New Roman" w:hAnsi="Consolas" w:cs="Times New Roman"/>
+          <w:color w:val="BBBEBF"/>
+          <w:kern w:val="0"/>
+          <w:sz w:val="21"/>
+          <w14:ligatures w14:val="none"/>
+        </w:rPr>
+        <w:t>(</w:t>
+      </w:r>
+      <w:proofErr w:type="gramEnd"/>
+      <w:r>
+        <w:rPr>
+          <w:rFonts w:ascii="Consolas" w:eastAsia="Times New Roman" w:hAnsi="Consolas" w:cs="Times New Roman"/>
+          <w:color w:val="4EC9B0"/>
+          <w:kern w:val="0"/>
+          <w:sz w:val="21"/>
+          <w14:ligatures w14:val="none"/>
+        </w:rPr>
+        <w:t>ABC</w:t>
+      </w:r>
+      <w:r>
+        <w:rPr>
+          <w:rFonts w:ascii="Consolas" w:eastAsia="Times New Roman" w:hAnsi="Consolas" w:cs="Times New Roman"/>
+          <w:color w:val="BBBEBF"/>
+          <w:kern w:val="0"/>
+          <w:sz w:val="21"/>
+          <w14:ligatures w14:val="none"/>
+        </w:rPr>
+        <w:t>):</w:t>
+      </w:r>
+    </w:p>
+    <w:p>
+      <w:pPr>
+        <w:shd w:val="clear" w:color="auto" w:fill="121314"/>
+        <w:spacing w:after="0" w:line="285" w:lineRule="atLeast"/>
+        <w:rPr>
+          <w:rFonts w:ascii="Consolas" w:eastAsia="Times New Roman" w:hAnsi="Consolas" w:cs="Times New Roman"/>
+          <w:color w:val="BBBEBF"/>
+          <w:kern w:val="0"/>
+          <w:sz w:val="21"/>
+          <w14:ligatures w14:val="none"/>
+        </w:rPr>
+      </w:pPr>
+    </w:p>
+    <w:p>
+      <w:pPr>
+        <w:shd w:val="clear" w:color="auto" w:fill="121314"/>
+        <w:spacing w:after="0" w:line="285" w:lineRule="atLeast"/>
+        <w:rPr>
+          <w:rFonts w:ascii="Consolas" w:eastAsia="Times New Roman" w:hAnsi="Consolas" w:cs="Times New Roman"/>
+          <w:color w:val="BBBEBF"/>
+          <w:kern w:val="0"/>
+          <w:sz w:val="21"/>
+          <w14:ligatures w14:val="none"/>
+        </w:rPr>
+      </w:pPr>
+      <w:r>
+        <w:rPr>
+          <w:rFonts w:ascii="Consolas" w:eastAsia="Times New Roman" w:hAnsi="Consolas" w:cs="Times New Roman"/>
+          <w:color w:val="BBBEBF"/>
+          <w:kern w:val="0"/>
+          <w:sz w:val="21"/>
+          <w14:ligatures w14:val="none"/>
+        </w:rPr>
+        <w:t xml:space="preserve">    </w:t>
+      </w:r>
+      <w:r>
+        <w:rPr>
+          <w:rFonts w:ascii="Consolas" w:eastAsia="Times New Roman" w:hAnsi="Consolas" w:cs="Times New Roman"/>
+          <w:color w:val="D2A8FF"/>
+          <w:kern w:val="0"/>
+          <w:sz w:val="21"/>
+          <w14:ligatures w14:val="none"/>
+        </w:rPr>
+        <w:t>@</w:t>
+      </w:r>
+      <w:r>
+        <w:rPr>
+          <w:rFonts w:ascii="Consolas" w:eastAsia="Times New Roman" w:hAnsi="Consolas" w:cs="Times New Roman"/>
+          <w:color w:val="4EC9B0"/>
+          <w:kern w:val="0"/>
+          <w:sz w:val="21"/>
+          <w14:ligatures w14:val="none"/>
+        </w:rPr>
+        <w:t>property</w:t>
+      </w:r>
+    </w:p>
+    <w:p>
+      <w:pPr>
+        <w:shd w:val="clear" w:color="auto" w:fill="121314"/>
+        <w:spacing w:after="0" w:line="285" w:lineRule="atLeast"/>
+        <w:rPr>
+          <w:rFonts w:ascii="Consolas" w:eastAsia="Times New Roman" w:hAnsi="Consolas" w:cs="Times New Roman"/>
+          <w:color w:val="BBBEBF"/>
+          <w:kern w:val="0"/>
+          <w:sz w:val="21"/>
+          <w14:ligatures w14:val="none"/>
+        </w:rPr>
+      </w:pPr>
+      <w:r>
+        <w:rPr>
+          <w:rFonts w:ascii="Consolas" w:eastAsia="Times New Roman" w:hAnsi="Consolas" w:cs="Times New Roman"/>
+          <w:color w:val="BBBEBF"/>
+          <w:kern w:val="0"/>
+          <w:sz w:val="21"/>
+          <w14:ligatures w14:val="none"/>
+        </w:rPr>
+        <w:t xml:space="preserve">    </w:t>
+      </w:r>
+      <w:r>
+        <w:rPr>
+          <w:rFonts w:ascii="Consolas" w:eastAsia="Times New Roman" w:hAnsi="Consolas" w:cs="Times New Roman"/>
+          <w:color w:val="D2A8FF"/>
+          <w:kern w:val="0"/>
+          <w:sz w:val="21"/>
+          <w14:ligatures w14:val="none"/>
+        </w:rPr>
+        <w:t>@abstractmethod</w:t>
+      </w:r>
+    </w:p>
+    <w:p>
+      <w:pPr>
+        <w:shd w:val="clear" w:color="auto" w:fill="121314"/>
+        <w:spacing w:after="0" w:line="285" w:lineRule="atLeast"/>
+        <w:rPr>
+          <w:rFonts w:ascii="Consolas" w:eastAsia="Times New Roman" w:hAnsi="Consolas" w:cs="Times New Roman"/>
+          <w:color w:val="BBBEBF"/>
+          <w:kern w:val="0"/>
+          <w:sz w:val="21"/>
+          <w14:ligatures w14:val="none"/>
+        </w:rPr>
+      </w:pPr>
+      <w:r>
+        <w:rPr>
+          <w:rFonts w:ascii="Consolas" w:eastAsia="Times New Roman" w:hAnsi="Consolas" w:cs="Times New Roman"/>
+          <w:color w:val="BBBEBF"/>
+          <w:kern w:val="0"/>
+          <w:sz w:val="21"/>
+          <w14:ligatures w14:val="none"/>
+        </w:rPr>
+        <w:t xml:space="preserve">    </w:t>
+      </w:r>
+      <w:r>
+        <w:rPr>
+          <w:rFonts w:ascii="Consolas" w:eastAsia="Times New Roman" w:hAnsi="Consolas" w:cs="Times New Roman"/>
+          <w:color w:val="FF7B72"/>
+          <w:kern w:val="0"/>
+          <w:sz w:val="21"/>
+          <w14:ligatures w14:val="none"/>
+        </w:rPr>
+        <w:t>def</w:t>
+      </w:r>
+      <w:r>
+        <w:rPr>
+          <w:rFonts w:ascii="Consolas" w:eastAsia="Times New Roman" w:hAnsi="Consolas" w:cs="Times New Roman"/>
+          <w:color w:val="BBBEBF"/>
+          <w:kern w:val="0"/>
+          <w:sz w:val="21"/>
+          <w14:ligatures w14:val="none"/>
+        </w:rPr>
+        <w:t xml:space="preserve"> </w:t>
+      </w:r>
+      <w:r>
+        <w:rPr>
+          <w:rFonts w:ascii="Consolas" w:eastAsia="Times New Roman" w:hAnsi="Consolas" w:cs="Times New Roman"/>
+          <w:color w:val="C9D1D9"/>
+          <w:kern w:val="0"/>
+          <w:sz w:val="21"/>
+          <w14:ligatures w14:val="none"/>
+        </w:rPr>
+        <w:t>area</w:t>
+      </w:r>
+      <w:r>
+        <w:rPr>
+          <w:rFonts w:ascii="Consolas" w:eastAsia="Times New Roman" w:hAnsi="Consolas" w:cs="Times New Roman"/>
+          <w:color w:val="BBBEBF"/>
+          <w:kern w:val="0"/>
+          <w:sz w:val="21"/>
+          <w14:ligatures w14:val="none"/>
+        </w:rPr>
+        <w:t>(</w:t>
+      </w:r>
+      <w:r>
+        <w:rPr>
+          <w:rFonts w:ascii="Consolas" w:eastAsia="Times New Roman" w:hAnsi="Consolas" w:cs="Times New Roman"/>
+          <w:color w:val="C9D1D9"/>
+          <w:kern w:val="0"/>
+          <w:sz w:val="21"/>
+          <w14:ligatures w14:val="none"/>
+        </w:rPr>
+        <w:t>self</w:t>
+      </w:r>
+      <w:r>
+        <w:rPr>
+          <w:rFonts w:ascii="Consolas" w:eastAsia="Times New Roman" w:hAnsi="Consolas" w:cs="Times New Roman"/>
+          <w:color w:val="BBBEBF"/>
+          <w:kern w:val="0"/>
+          <w:sz w:val="21"/>
+          <w14:ligatures w14:val="none"/>
+        </w:rPr>
+        <w:t xml:space="preserve">) -&gt; </w:t>
+      </w:r>
+      <w:r>
+        <w:rPr>
+          <w:rFonts w:ascii="Consolas" w:eastAsia="Times New Roman" w:hAnsi="Consolas" w:cs="Times New Roman"/>
+          <w:color w:val="4EC9B0"/>
+          <w:kern w:val="0"/>
+          <w:sz w:val="21"/>
+          <w14:ligatures w14:val="none"/>
+        </w:rPr>
+        <w:t>float</w:t>
+      </w:r>
+      <w:r>
+        <w:rPr>
+          <w:rFonts w:ascii="Consolas" w:eastAsia="Times New Roman" w:hAnsi="Consolas" w:cs="Times New Roman"/>
+          <w:color w:val="BBBEBF"/>
+          <w:kern w:val="0"/>
+          <w:sz w:val="21"/>
+          <w14:ligatures w14:val="none"/>
+        </w:rPr>
+        <w:t>:</w:t>
+      </w:r>
+    </w:p>
+    <w:p>
+      <w:pPr>
+        <w:shd w:val="clear" w:color="auto" w:fill="121314"/>
+        <w:spacing w:after="0" w:line="285" w:lineRule="atLeast"/>
+        <w:rPr>
+          <w:rFonts w:ascii="Consolas" w:eastAsia="Times New Roman" w:hAnsi="Consolas" w:cs="Times New Roman"/>
+          <w:color w:val="BBBEBF"/>
+          <w:kern w:val="0"/>
+          <w:sz w:val="21"/>
+          <w14:ligatures w14:val="none"/>
+        </w:rPr>
+      </w:pPr>
+      <w:r>
+        <w:rPr>
+          <w:rFonts w:ascii="Consolas" w:eastAsia="Times New Roman" w:hAnsi="Consolas" w:cs="Times New Roman"/>
+          <w:color w:val="BBBEBF"/>
+          <w:kern w:val="0"/>
+          <w:sz w:val="21"/>
+          <w14:ligatures w14:val="none"/>
+        </w:rPr>
+        <w:t xml:space="preserve">        </w:t>
+      </w:r>
+      <w:r>
+        <w:rPr>
+          <w:rFonts w:ascii="Consolas" w:eastAsia="Times New Roman" w:hAnsi="Consolas" w:cs="Times New Roman"/>
+          <w:color w:val="A5D6FF"/>
+          <w:kern w:val="0"/>
+          <w:sz w:val="21"/>
+          <w14:ligatures w14:val="none"/>
+        </w:rPr>
+        <w:t>"""Every shape must be able to compute its area."""</w:t>
+      </w:r>
+    </w:p>
+    <w:p>
+      <w:pPr>
+        <w:shd w:val="clear" w:color="auto" w:fill="121314"/>
+        <w:spacing w:after="0" w:line="285" w:lineRule="atLeast"/>
+        <w:rPr>
+          <w:rFonts w:ascii="Consolas" w:eastAsia="Times New Roman" w:hAnsi="Consolas" w:cs="Times New Roman"/>
+          <w:color w:val="BBBEBF"/>
+          <w:kern w:val="0"/>
+          <w:sz w:val="21"/>
+          <w14:ligatures w14:val="none"/>
+        </w:rPr>
+      </w:pPr>
+      <w:r>
+        <w:rPr>
+          <w:rFonts w:ascii="Consolas" w:eastAsia="Times New Roman" w:hAnsi="Consolas" w:cs="Times New Roman"/>
+          <w:color w:val="BBBEBF"/>
+          <w:kern w:val="0"/>
+          <w:sz w:val="21"/>
+          <w14:ligatures w14:val="none"/>
+        </w:rPr>
+        <w:t xml:space="preserve">        </w:t>
+      </w:r>
+      <w:r>
+        <w:rPr>
+          <w:rFonts w:ascii="Consolas" w:eastAsia="Times New Roman" w:hAnsi="Consolas" w:cs="Times New Roman"/>
+          <w:color w:val="C586C0"/>
+          <w:kern w:val="0"/>
+          <w:sz w:val="21"/>
+          <w14:ligatures w14:val="none"/>
+        </w:rPr>
+        <w:t>pass</w:t>
+      </w:r>
+    </w:p>
+    <w:p>
+      <w:pPr>
+        <w:shd w:val="clear" w:color="auto" w:fill="121314"/>
+        <w:spacing w:after="0" w:line="285" w:lineRule="atLeast"/>
+        <w:rPr>
+          <w:rFonts w:ascii="Consolas" w:eastAsia="Times New Roman" w:hAnsi="Consolas" w:cs="Times New Roman"/>
+          <w:color w:val="BBBEBF"/>
+          <w:kern w:val="0"/>
+          <w:sz w:val="21"/>
+          <w14:ligatures w14:val="none"/>
+        </w:rPr>
+      </w:pPr>
+    </w:p>
+    <w:p>
+      <w:pPr>
+        <w:shd w:val="clear" w:color="auto" w:fill="121314"/>
+        <w:spacing w:after="0" w:line="285" w:lineRule="atLeast"/>
+        <w:rPr>
+          <w:rFonts w:ascii="Consolas" w:eastAsia="Times New Roman" w:hAnsi="Consolas" w:cs="Times New Roman"/>
+          <w:color w:val="BBBEBF"/>
+          <w:kern w:val="0"/>
+          <w:sz w:val="21"/>
+          <w14:ligatures w14:val="none"/>
+        </w:rPr>
+      </w:pPr>
+      <w:r>
+        <w:rPr>
+          <w:rFonts w:ascii="Consolas" w:eastAsia="Times New Roman" w:hAnsi="Consolas" w:cs="Times New Roman"/>
+          <w:color w:val="BBBEBF"/>
+          <w:kern w:val="0"/>
+          <w:sz w:val="21"/>
+          <w14:ligatures w14:val="none"/>
+        </w:rPr>
+        <w:t xml:space="preserve">    </w:t>
+      </w:r>
+      <w:r>
+        <w:rPr>
+          <w:rFonts w:ascii="Consolas" w:eastAsia="Times New Roman" w:hAnsi="Consolas" w:cs="Times New Roman"/>
+          <w:color w:val="D2A8FF"/>
+          <w:kern w:val="0"/>
+          <w:sz w:val="21"/>
+          <w14:ligatures w14:val="none"/>
+        </w:rPr>
+        <w:t>@</w:t>
+      </w:r>
+      <w:r>
+        <w:rPr>
+          <w:rFonts w:ascii="Consolas" w:eastAsia="Times New Roman" w:hAnsi="Consolas" w:cs="Times New Roman"/>
+          <w:color w:val="4EC9B0"/>
+          <w:kern w:val="0"/>
+          <w:sz w:val="21"/>
+          <w14:ligatures w14:val="none"/>
+        </w:rPr>
+        <w:t>property</w:t>
+      </w:r>
+    </w:p>
+    <w:p>
+      <w:pPr>
+        <w:shd w:val="clear" w:color="auto" w:fill="121314"/>
+        <w:spacing w:after="0" w:line="285" w:lineRule="atLeast"/>
+        <w:rPr>
+          <w:rFonts w:ascii="Consolas" w:eastAsia="Times New Roman" w:hAnsi="Consolas" w:cs="Times New Roman"/>
+          <w:color w:val="BBBEBF"/>
+          <w:kern w:val="0"/>
+          <w:sz w:val="21"/>
+          <w14:ligatures w14:val="none"/>
+        </w:rPr>
+      </w:pPr>
+      <w:r>
+        <w:rPr>
+          <w:rFonts w:ascii="Consolas" w:eastAsia="Times New Roman" w:hAnsi="Consolas" w:cs="Times New Roman"/>
+          <w:color w:val="BBBEBF"/>
+          <w:kern w:val="0"/>
+          <w:sz w:val="21"/>
+          <w14:ligatures w14:val="none"/>
+        </w:rPr>
+        <w:t xml:space="preserve">    </w:t>
+      </w:r>
+      <w:r>
+        <w:rPr>
+          <w:rFonts w:ascii="Consolas" w:eastAsia="Times New Roman" w:hAnsi="Consolas" w:cs="Times New Roman"/>
+          <w:color w:val="D2A8FF"/>
+          <w:kern w:val="0"/>
+          <w:sz w:val="21"/>
+          <w14:ligatures w14:val="none"/>
+        </w:rPr>
+        <w:t>@abstractmethod</w:t>
+      </w:r>
+    </w:p>
+    <w:p>
+      <w:pPr>
+        <w:shd w:val="clear" w:color="auto" w:fill="121314"/>
+        <w:spacing w:after="0" w:line="285" w:lineRule="atLeast"/>
+        <w:rPr>
+          <w:rFonts w:ascii="Consolas" w:eastAsia="Times New Roman" w:hAnsi="Consolas" w:cs="Times New Roman"/>
+          <w:color w:val="BBBEBF"/>
+          <w:kern w:val="0"/>
+          <w:sz w:val="21"/>
+          <w14:ligatures w14:val="none"/>
+        </w:rPr>
+      </w:pPr>
+      <w:r>
+        <w:rPr>
+          <w:rFonts w:ascii="Consolas" w:eastAsia="Times New Roman" w:hAnsi="Consolas" w:cs="Times New Roman"/>
+          <w:color w:val="BBBEBF"/>
+          <w:kern w:val="0"/>
+          <w:sz w:val="21"/>
+          <w14:ligatures w14:val="none"/>
+        </w:rPr>
+        <w:t xml:space="preserve">    </w:t>
+      </w:r>
+      <w:r>
+        <w:rPr>
+          <w:rFonts w:ascii="Consolas" w:eastAsia="Times New Roman" w:hAnsi="Consolas" w:cs="Times New Roman"/>
+          <w:color w:val="FF7B72"/>
+          <w:kern w:val="0"/>
+          <w:sz w:val="21"/>
+          <w14:ligatures w14:val="none"/>
+        </w:rPr>
+        <w:t>def</w:t>
+      </w:r>
+      <w:r>
+        <w:rPr>
+          <w:rFonts w:ascii="Consolas" w:eastAsia="Times New Roman" w:hAnsi="Consolas" w:cs="Times New Roman"/>
+          <w:color w:val="BBBEBF"/>
+          <w:kern w:val="0"/>
+          <w:sz w:val="21"/>
+          <w14:ligatures w14:val="none"/>
+        </w:rPr>
+        <w:t xml:space="preserve"> </w:t>
+      </w:r>
+      <w:r>
+        <w:rPr>
+          <w:rFonts w:ascii="Consolas" w:eastAsia="Times New Roman" w:hAnsi="Consolas" w:cs="Times New Roman"/>
+          <w:color w:val="C9D1D9"/>
+          <w:kern w:val="0"/>
+          <w:sz w:val="21"/>
+          <w14:ligatures w14:val="none"/>
+        </w:rPr>
+        <w:t>perimeter</w:t>
+      </w:r>
+      <w:r>
+        <w:rPr>
+          <w:rFonts w:ascii="Consolas" w:eastAsia="Times New Roman" w:hAnsi="Consolas" w:cs="Times New Roman"/>
+          <w:color w:val="BBBEBF"/>
+          <w:kern w:val="0"/>
+          <w:sz w:val="21"/>
+          <w14:ligatures w14:val="none"/>
+        </w:rPr>
+        <w:t>(</w:t>
+      </w:r>
+      <w:r>
+        <w:rPr>
+          <w:rFonts w:ascii="Consolas" w:eastAsia="Times New Roman" w:hAnsi="Consolas" w:cs="Times New Roman"/>
+          <w:color w:val="C9D1D9"/>
+          <w:kern w:val="0"/>
+          <w:sz w:val="21"/>
+          <w14:ligatures w14:val="none"/>
+        </w:rPr>
+        <w:t>self</w:t>
+      </w:r>
+      <w:r>
+        <w:rPr>
+          <w:rFonts w:ascii="Consolas" w:eastAsia="Times New Roman" w:hAnsi="Consolas" w:cs="Times New Roman"/>
+          <w:color w:val="BBBEBF"/>
+          <w:kern w:val="0"/>
+          <w:sz w:val="21"/>
+          <w14:ligatures w14:val="none"/>
+        </w:rPr>
+        <w:t xml:space="preserve">) -&gt; </w:t>
+      </w:r>
+      <w:r>
+        <w:rPr>
+          <w:rFonts w:ascii="Consolas" w:eastAsia="Times New Roman" w:hAnsi="Consolas" w:cs="Times New Roman"/>
+          <w:color w:val="4EC9B0"/>
+          <w:kern w:val="0"/>
+          <w:sz w:val="21"/>
+          <w14:ligatures w14:val="none"/>
+        </w:rPr>
+        <w:t>float</w:t>
+      </w:r>
+      <w:r>
+        <w:rPr>
+          <w:rFonts w:ascii="Consolas" w:eastAsia="Times New Roman" w:hAnsi="Consolas" w:cs="Times New Roman"/>
+          <w:color w:val="BBBEBF"/>
+          <w:kern w:val="0"/>
+          <w:sz w:val="21"/>
+          <w14:ligatures w14:val="none"/>
+        </w:rPr>
+        <w:t>:</w:t>
+      </w:r>
+    </w:p>
+    <w:p>
+      <w:pPr>
+        <w:shd w:val="clear" w:color="auto" w:fill="121314"/>
+        <w:spacing w:after="0" w:line="285" w:lineRule="atLeast"/>
+        <w:rPr>
+          <w:rFonts w:ascii="Consolas" w:eastAsia="Times New Roman" w:hAnsi="Consolas" w:cs="Times New Roman"/>
+          <w:color w:val="BBBEBF"/>
+          <w:kern w:val="0"/>
+          <w:sz w:val="21"/>
+          <w14:ligatures w14:val="none"/>
+        </w:rPr>
+      </w:pPr>
+      <w:r>
+        <w:rPr>
+          <w:rFonts w:ascii="Consolas" w:eastAsia="Times New Roman" w:hAnsi="Consolas" w:cs="Times New Roman"/>
+          <w:color w:val="BBBEBF"/>
+          <w:kern w:val="0"/>
+          <w:sz w:val="21"/>
+          <w14:ligatures w14:val="none"/>
+        </w:rPr>
+        <w:t xml:space="preserve">        </w:t>
+      </w:r>
+      <w:r>
+        <w:rPr>
+          <w:rFonts w:ascii="Consolas" w:eastAsia="Times New Roman" w:hAnsi="Consolas" w:cs="Times New Roman"/>
+          <w:color w:val="C586C0"/>
+          <w:kern w:val="0"/>
+          <w:sz w:val="21"/>
+          <w14:ligatures w14:val="none"/>
+        </w:rPr>
+        <w:t>pass</w:t>
+      </w:r>
+    </w:p>
+    <w:p>
+      <w:pPr>
+        <w:shd w:val="clear" w:color="auto" w:fill="121314"/>
+        <w:spacing w:after="0" w:line="285" w:lineRule="atLeast"/>
+        <w:rPr>
+          <w:rFonts w:ascii="Consolas" w:eastAsia="Times New Roman" w:hAnsi="Consolas" w:cs="Times New Roman"/>
+          <w:color w:val="BBBEBF"/>
+          <w:kern w:val="0"/>
+          <w:sz w:val="21"/>
+          <w14:ligatures w14:val="none"/>
+        </w:rPr>
+      </w:pPr>
+    </w:p>
+    <w:p>
+      <w:pPr>
+        <w:shd w:val="clear" w:color="auto" w:fill="121314"/>
+        <w:spacing w:after="0" w:line="285" w:lineRule="atLeast"/>
+        <w:rPr>
+          <w:rFonts w:ascii="Consolas" w:eastAsia="Times New Roman" w:hAnsi="Consolas" w:cs="Times New Roman"/>
+          <w:color w:val="BBBEBF"/>
+          <w:kern w:val="0"/>
+          <w:sz w:val="21"/>
+          <w14:ligatures w14:val="none"/>
+        </w:rPr>
+      </w:pPr>
+      <w:r>
+        <w:rPr>
+          <w:rFonts w:ascii="Consolas" w:eastAsia="Times New Roman" w:hAnsi="Consolas" w:cs="Times New Roman"/>
+          <w:color w:val="BBBEBF"/>
+          <w:kern w:val="0"/>
+          <w:sz w:val="21"/>
+          <w14:ligatures w14:val="none"/>
+        </w:rPr>
+        <w:t xml:space="preserve">    </w:t>
+      </w:r>
+      <w:r>
+        <w:rPr>
+          <w:rFonts w:ascii="Consolas" w:eastAsia="Times New Roman" w:hAnsi="Consolas" w:cs="Times New Roman"/>
+          <w:color w:val="FF7B72"/>
+          <w:kern w:val="0"/>
+          <w:sz w:val="21"/>
+          <w14:ligatures w14:val="none"/>
+        </w:rPr>
+        <w:t>def</w:t>
+      </w:r>
+      <w:r>
+        <w:rPr>
+          <w:rFonts w:ascii="Consolas" w:eastAsia="Times New Roman" w:hAnsi="Consolas" w:cs="Times New Roman"/>
+          <w:color w:val="BBBEBF"/>
+          <w:kern w:val="0"/>
+          <w:sz w:val="21"/>
+          <w14:ligatures w14:val="none"/>
+        </w:rPr>
+        <w:t xml:space="preserve"> </w:t>
+      </w:r>
+      <w:r>
+        <w:rPr>
+          <w:rFonts w:ascii="Consolas" w:eastAsia="Times New Roman" w:hAnsi="Consolas" w:cs="Times New Roman"/>
+          <w:color w:val="D2A8FF"/>
+          <w:kern w:val="0"/>
+          <w:sz w:val="21"/>
+          <w14:ligatures w14:val="none"/>
+        </w:rPr>
+        <w:t>describe</w:t>
+      </w:r>
+      <w:r>
+        <w:rPr>
+          <w:rFonts w:ascii="Consolas" w:eastAsia="Times New Roman" w:hAnsi="Consolas" w:cs="Times New Roman"/>
+          <w:color w:val="BBBEBF"/>
+          <w:kern w:val="0"/>
+          <w:sz w:val="21"/>
+          <w14:ligatures w14:val="none"/>
+        </w:rPr>
+        <w:t>(</w:t>
+      </w:r>
+      <w:r>
+        <w:rPr>
+          <w:rFonts w:ascii="Consolas" w:eastAsia="Times New Roman" w:hAnsi="Consolas" w:cs="Times New Roman"/>
+          <w:color w:val="C9D1D9"/>
+          <w:kern w:val="0"/>
+          <w:sz w:val="21"/>
+          <w14:ligatures w14:val="none"/>
+        </w:rPr>
+        <w:t>self</w:t>
+      </w:r>
+      <w:r>
+        <w:rPr>
+          <w:rFonts w:ascii="Consolas" w:eastAsia="Times New Roman" w:hAnsi="Consolas" w:cs="Times New Roman"/>
+          <w:color w:val="BBBEBF"/>
+          <w:kern w:val="0"/>
+          <w:sz w:val="21"/>
+          <w14:ligatures w14:val="none"/>
+        </w:rPr>
+        <w:t>):</w:t>
+      </w:r>
+    </w:p>
+    <w:p>
+      <w:pPr>
+        <w:shd w:val="clear" w:color="auto" w:fill="121314"/>
+        <w:spacing w:after="0" w:line="285" w:lineRule="atLeast"/>
+        <w:rPr>
+          <w:rFonts w:ascii="Consolas" w:eastAsia="Times New Roman" w:hAnsi="Consolas" w:cs="Times New Roman"/>
+          <w:color w:val="BBBEBF"/>
+          <w:kern w:val="0"/>
+          <w:sz w:val="21"/>
+          <w14:ligatures w14:val="none"/>
+        </w:rPr>
+      </w:pPr>
+      <w:r>
+        <w:rPr>
+          <w:rFonts w:ascii="Consolas" w:eastAsia="Times New Roman" w:hAnsi="Consolas" w:cs="Times New Roman"/>
+          <w:color w:val="BBBEBF"/>
+          <w:kern w:val="0"/>
+          <w:sz w:val="21"/>
+          <w14:ligatures w14:val="none"/>
+        </w:rPr>
+        <w:t xml:space="preserve">        </w:t>
+      </w:r>
+      <w:r>
+        <w:rPr>
+          <w:rFonts w:ascii="Consolas" w:eastAsia="Times New Roman" w:hAnsi="Consolas" w:cs="Times New Roman"/>
+          <w:color w:val="8B949E"/>
+          <w:kern w:val="0"/>
+          <w:sz w:val="21"/>
+          <w14:ligatures w14:val="none"/>
+        </w:rPr>
+        <w:t># Concrete method using abstract properties</w:t>
+      </w:r>
+    </w:p>
+    <w:p>
+      <w:pPr>
+        <w:shd w:val="clear" w:color="auto" w:fill="121314"/>
+        <w:spacing w:after="0" w:line="285" w:lineRule="atLeast"/>
+        <w:rPr>
+          <w:rFonts w:ascii="Consolas" w:eastAsia="Times New Roman" w:hAnsi="Consolas" w:cs="Times New Roman"/>
+          <w:color w:val="BBBEBF"/>
+          <w:kern w:val="0"/>
+          <w:sz w:val="21"/>
+          <w14:ligatures w14:val="none"/>
+        </w:rPr>
+      </w:pPr>
+      <w:r>
+        <w:rPr>
+          <w:rFonts w:ascii="Consolas" w:eastAsia="Times New Roman" w:hAnsi="Consolas" w:cs="Times New Roman"/>
+          <w:color w:val="BBBEBF"/>
+          <w:kern w:val="0"/>
+          <w:sz w:val="21"/>
+          <w14:ligatures w14:val="none"/>
+        </w:rPr>
+        <w:t xml:space="preserve">        </w:t>
+      </w:r>
+      <w:proofErr w:type="gramStart"/>
+      <w:r>
+        <w:rPr>
+          <w:rFonts w:ascii="Consolas" w:eastAsia="Times New Roman" w:hAnsi="Consolas" w:cs="Times New Roman"/>
+          <w:color w:val="D2A8FF"/>
+          <w:kern w:val="0"/>
+          <w:sz w:val="21"/>
+          <w14:ligatures w14:val="none"/>
+        </w:rPr>
+        <w:t>print</w:t>
+      </w:r>
+      <w:r>
+        <w:rPr>
+          <w:rFonts w:ascii="Consolas" w:eastAsia="Times New Roman" w:hAnsi="Consolas" w:cs="Times New Roman"/>
+          <w:color w:val="BBBEBF"/>
+          <w:kern w:val="0"/>
+          <w:sz w:val="21"/>
+          <w14:ligatures w14:val="none"/>
+        </w:rPr>
+        <w:t>(</w:t>
+      </w:r>
+      <w:proofErr w:type="spellStart"/>
+      <w:proofErr w:type="gramEnd"/>
+      <w:r>
+        <w:rPr>
+          <w:rFonts w:ascii="Consolas" w:eastAsia="Times New Roman" w:hAnsi="Consolas" w:cs="Times New Roman"/>
+          <w:color w:val="FF7B72"/>
+          <w:kern w:val="0"/>
+          <w:sz w:val="21"/>
+          <w14:ligatures w14:val="none"/>
+        </w:rPr>
+        <w:t>f</w:t>
+      </w:r>
+      <w:r>
+        <w:rPr>
+          <w:rFonts w:ascii="Consolas" w:eastAsia="Times New Roman" w:hAnsi="Consolas" w:cs="Times New Roman"/>
+          <w:color w:val="A5D6FF"/>
+          <w:kern w:val="0"/>
+          <w:sz w:val="21"/>
+          <w14:ligatures w14:val="none"/>
+        </w:rPr>
+        <w:t>"Area</w:t>
+      </w:r>
+      <w:proofErr w:type="spellEnd"/>
+      <w:r>
+        <w:rPr>
+          <w:rFonts w:ascii="Consolas" w:eastAsia="Times New Roman" w:hAnsi="Consolas" w:cs="Times New Roman"/>
+          <w:color w:val="A5D6FF"/>
+          <w:kern w:val="0"/>
+          <w:sz w:val="21"/>
+          <w14:ligatures w14:val="none"/>
+        </w:rPr>
+        <w:t xml:space="preserve">: </w:t>
+      </w:r>
+      <w:r>
+        <w:rPr>
+          <w:rFonts w:ascii="Consolas" w:eastAsia="Times New Roman" w:hAnsi="Consolas" w:cs="Times New Roman"/>
+          <w:color w:val="FF7B72"/>
+          <w:kern w:val="0"/>
+          <w:sz w:val="21"/>
+          <w14:ligatures w14:val="none"/>
+        </w:rPr>
+        <w:t>{</w:t>
+      </w:r>
+      <w:proofErr w:type="gramStart"/>
+      <w:r>
+        <w:rPr>
+          <w:rFonts w:ascii="Consolas" w:eastAsia="Times New Roman" w:hAnsi="Consolas" w:cs="Times New Roman"/>
+          <w:color w:val="C9D1D9"/>
+          <w:kern w:val="0"/>
+          <w:sz w:val="21"/>
+          <w14:ligatures w14:val="none"/>
+        </w:rPr>
+        <w:t>self</w:t>
+      </w:r>
+      <w:r>
+        <w:rPr>
+          <w:rFonts w:ascii="Consolas" w:eastAsia="Times New Roman" w:hAnsi="Consolas" w:cs="Times New Roman"/>
+          <w:color w:val="BBBEBF"/>
+          <w:kern w:val="0"/>
+          <w:sz w:val="21"/>
+          <w14:ligatures w14:val="none"/>
+        </w:rPr>
+        <w:t>.</w:t>
+      </w:r>
+      <w:r>
+        <w:rPr>
+          <w:rFonts w:ascii="Consolas" w:eastAsia="Times New Roman" w:hAnsi="Consolas" w:cs="Times New Roman"/>
+          <w:color w:val="C9D1D9"/>
+          <w:kern w:val="0"/>
+          <w:sz w:val="21"/>
+          <w14:ligatures w14:val="none"/>
+        </w:rPr>
+        <w:t>area</w:t>
+      </w:r>
+      <w:proofErr w:type="gramEnd"/>
+      <w:r>
+        <w:rPr>
+          <w:rFonts w:ascii="Consolas" w:eastAsia="Times New Roman" w:hAnsi="Consolas" w:cs="Times New Roman"/>
+          <w:color w:val="FF7B72"/>
+          <w:kern w:val="0"/>
+          <w:sz w:val="21"/>
+          <w14:ligatures w14:val="none"/>
+        </w:rPr>
+        <w:t>:.2f}</w:t>
+      </w:r>
+      <w:r>
+        <w:rPr>
+          <w:rFonts w:ascii="Consolas" w:eastAsia="Times New Roman" w:hAnsi="Consolas" w:cs="Times New Roman"/>
+          <w:color w:val="A5D6FF"/>
+          <w:kern w:val="0"/>
+          <w:sz w:val="21"/>
+          <w14:ligatures w14:val="none"/>
+        </w:rPr>
+        <w:t xml:space="preserve"> | Perimeter: </w:t>
+      </w:r>
+      <w:r>
+        <w:rPr>
+          <w:rFonts w:ascii="Consolas" w:eastAsia="Times New Roman" w:hAnsi="Consolas" w:cs="Times New Roman"/>
+          <w:color w:val="FF7B72"/>
+          <w:kern w:val="0"/>
+          <w:sz w:val="21"/>
+          <w14:ligatures w14:val="none"/>
+        </w:rPr>
+        <w:t>{</w:t>
+      </w:r>
+      <w:proofErr w:type="gramStart"/>
+      <w:r>
+        <w:rPr>
+          <w:rFonts w:ascii="Consolas" w:eastAsia="Times New Roman" w:hAnsi="Consolas" w:cs="Times New Roman"/>
+          <w:color w:val="C9D1D9"/>
+          <w:kern w:val="0"/>
+          <w:sz w:val="21"/>
+          <w14:ligatures w14:val="none"/>
+        </w:rPr>
+        <w:t>self</w:t>
+      </w:r>
+      <w:r>
+        <w:rPr>
+          <w:rFonts w:ascii="Consolas" w:eastAsia="Times New Roman" w:hAnsi="Consolas" w:cs="Times New Roman"/>
+          <w:color w:val="BBBEBF"/>
+          <w:kern w:val="0"/>
+          <w:sz w:val="21"/>
+          <w14:ligatures w14:val="none"/>
+        </w:rPr>
+        <w:t>.</w:t>
+      </w:r>
+      <w:r>
+        <w:rPr>
+          <w:rFonts w:ascii="Consolas" w:eastAsia="Times New Roman" w:hAnsi="Consolas" w:cs="Times New Roman"/>
+          <w:color w:val="C9D1D9"/>
+          <w:kern w:val="0"/>
+          <w:sz w:val="21"/>
+          <w14:ligatures w14:val="none"/>
+        </w:rPr>
+        <w:t>perimeter</w:t>
+      </w:r>
+      <w:proofErr w:type="gramEnd"/>
+      <w:r>
+        <w:rPr>
+          <w:rFonts w:ascii="Consolas" w:eastAsia="Times New Roman" w:hAnsi="Consolas" w:cs="Times New Roman"/>
+          <w:color w:val="FF7B72"/>
+          <w:kern w:val="0"/>
+          <w:sz w:val="21"/>
+          <w14:ligatures w14:val="none"/>
+        </w:rPr>
+        <w:t>:.2f}</w:t>
+      </w:r>
+      <w:r>
+        <w:rPr>
+          <w:rFonts w:ascii="Consolas" w:eastAsia="Times New Roman" w:hAnsi="Consolas" w:cs="Times New Roman"/>
+          <w:color w:val="A5D6FF"/>
+          <w:kern w:val="0"/>
+          <w:sz w:val="21"/>
+          <w14:ligatures w14:val="none"/>
+        </w:rPr>
+        <w:t>"</w:t>
+      </w:r>
+      <w:r>
+        <w:rPr>
+          <w:rFonts w:ascii="Consolas" w:eastAsia="Times New Roman" w:hAnsi="Consolas" w:cs="Times New Roman"/>
+          <w:color w:val="BBBEBF"/>
+          <w:kern w:val="0"/>
+          <w:sz w:val="21"/>
+          <w14:ligatures w14:val="none"/>
+        </w:rPr>
+        <w:t>)</w:t>
+      </w:r>
+    </w:p>
+    <w:p>
+      <w:pPr>
+        <w:shd w:val="clear" w:color="auto" w:fill="121314"/>
+        <w:spacing w:after="240" w:line="285" w:lineRule="atLeast"/>
+        <w:rPr>
+          <w:rFonts w:ascii="Consolas" w:eastAsia="Times New Roman" w:hAnsi="Consolas" w:cs="Times New Roman"/>
+          <w:color w:val="BBBEBF"/>
+          <w:kern w:val="0"/>
+          <w:sz w:val="21"/>
+          <w14:ligatures w14:val="none"/>
+        </w:rPr>
+      </w:pPr>
+    </w:p>
+    <w:p>
+      <w:pPr>
+        <w:shd w:val="clear" w:color="auto" w:fill="121314"/>
+        <w:spacing w:after="0" w:line="285" w:lineRule="atLeast"/>
+        <w:rPr>
+          <w:rFonts w:ascii="Consolas" w:eastAsia="Times New Roman" w:hAnsi="Consolas" w:cs="Times New Roman"/>
+          <w:color w:val="BBBEBF"/>
+          <w:kern w:val="0"/>
+          <w:sz w:val="21"/>
+          <w14:ligatures w14:val="none"/>
+        </w:rPr>
+      </w:pPr>
+      <w:r>
+        <w:rPr>
+          <w:rFonts w:ascii="Consolas" w:eastAsia="Times New Roman" w:hAnsi="Consolas" w:cs="Times New Roman"/>
+          <w:color w:val="FF7B72"/>
+          <w:kern w:val="0"/>
+          <w:sz w:val="21"/>
+          <w14:ligatures w14:val="none"/>
+        </w:rPr>
+        <w:t>class</w:t>
+      </w:r>
+      <w:r>
+        <w:rPr>
+          <w:rFonts w:ascii="Consolas" w:eastAsia="Times New Roman" w:hAnsi="Consolas" w:cs="Times New Roman"/>
+          <w:color w:val="BBBEBF"/>
+          <w:kern w:val="0"/>
+          <w:sz w:val="21"/>
+          <w14:ligatures w14:val="none"/>
+        </w:rPr>
+        <w:t xml:space="preserve"> </w:t>
+      </w:r>
+      <w:proofErr w:type="gramStart"/>
+      <w:r>
+        <w:rPr>
+          <w:rFonts w:ascii="Consolas" w:eastAsia="Times New Roman" w:hAnsi="Consolas" w:cs="Times New Roman"/>
+          <w:color w:val="4EC9B0"/>
+          <w:kern w:val="0"/>
+          <w:sz w:val="21"/>
+          <w14:ligatures w14:val="none"/>
+        </w:rPr>
+        <w:t>Circle</w:t>
+      </w:r>
+      <w:r>
+        <w:rPr>
+          <w:rFonts w:ascii="Consolas" w:eastAsia="Times New Roman" w:hAnsi="Consolas" w:cs="Times New Roman"/>
+          <w:color w:val="BBBEBF"/>
+          <w:kern w:val="0"/>
+          <w:sz w:val="21"/>
+          <w14:ligatures w14:val="none"/>
+        </w:rPr>
+        <w:t>(</w:t>
+      </w:r>
+      <w:proofErr w:type="gramEnd"/>
+      <w:r>
+        <w:rPr>
+          <w:rFonts w:ascii="Consolas" w:eastAsia="Times New Roman" w:hAnsi="Consolas" w:cs="Times New Roman"/>
+          <w:color w:val="4EC9B0"/>
+          <w:kern w:val="0"/>
+          <w:sz w:val="21"/>
+          <w14:ligatures w14:val="none"/>
+        </w:rPr>
+        <w:t>Shape</w:t>
+      </w:r>
+      <w:r>
+        <w:rPr>
+          <w:rFonts w:ascii="Consolas" w:eastAsia="Times New Roman" w:hAnsi="Consolas" w:cs="Times New Roman"/>
+          <w:color w:val="BBBEBF"/>
+          <w:kern w:val="0"/>
+          <w:sz w:val="21"/>
+          <w14:ligatures w14:val="none"/>
+        </w:rPr>
+        <w:t>):</w:t>
+      </w:r>
+    </w:p>
+    <w:p>
+      <w:pPr>
+        <w:shd w:val="clear" w:color="auto" w:fill="121314"/>
+        <w:spacing w:after="0" w:line="285" w:lineRule="atLeast"/>
+        <w:rPr>
+          <w:rFonts w:ascii="Consolas" w:eastAsia="Times New Roman" w:hAnsi="Consolas" w:cs="Times New Roman"/>
+          <w:color w:val="BBBEBF"/>
+          <w:kern w:val="0"/>
+          <w:sz w:val="21"/>
+          <w14:ligatures w14:val="none"/>
+        </w:rPr>
+      </w:pPr>
+      <w:r>
+        <w:rPr>
+          <w:rFonts w:ascii="Consolas" w:eastAsia="Times New Roman" w:hAnsi="Consolas" w:cs="Times New Roman"/>
+          <w:color w:val="BBBEBF"/>
+          <w:kern w:val="0"/>
+          <w:sz w:val="21"/>
+          <w14:ligatures w14:val="none"/>
+        </w:rPr>
+        <w:t xml:space="preserve">    </w:t>
+      </w:r>
+      <w:r>
+        <w:rPr>
+          <w:rFonts w:ascii="Consolas" w:eastAsia="Times New Roman" w:hAnsi="Consolas" w:cs="Times New Roman"/>
+          <w:color w:val="FF7B72"/>
+          <w:kern w:val="0"/>
+          <w:sz w:val="21"/>
+          <w14:ligatures w14:val="none"/>
+        </w:rPr>
+        <w:t>def</w:t>
+      </w:r>
+      <w:r>
+        <w:rPr>
+          <w:rFonts w:ascii="Consolas" w:eastAsia="Times New Roman" w:hAnsi="Consolas" w:cs="Times New Roman"/>
+          <w:color w:val="BBBEBF"/>
+          <w:kern w:val="0"/>
+          <w:sz w:val="21"/>
+          <w14:ligatures w14:val="none"/>
+        </w:rPr>
+        <w:t xml:space="preserve"> </w:t>
+      </w:r>
+      <w:r>
+        <w:rPr>
+          <w:rFonts w:ascii="Consolas" w:eastAsia="Times New Roman" w:hAnsi="Consolas" w:cs="Times New Roman"/>
+          <w:color w:val="DCDCAA"/>
+          <w:kern w:val="0"/>
+          <w:sz w:val="21"/>
+          <w14:ligatures w14:val="none"/>
+        </w:rPr>
+        <w:t>__</w:t>
+      </w:r>
+      <w:proofErr w:type="spellStart"/>
+      <w:r>
+        <w:rPr>
+          <w:rFonts w:ascii="Consolas" w:eastAsia="Times New Roman" w:hAnsi="Consolas" w:cs="Times New Roman"/>
+          <w:color w:val="DCDCAA"/>
+          <w:kern w:val="0"/>
+          <w:sz w:val="21"/>
+          <w14:ligatures w14:val="none"/>
+        </w:rPr>
+        <w:t>init</w:t>
+      </w:r>
+      <w:proofErr w:type="spellEnd"/>
+      <w:r>
+        <w:rPr>
+          <w:rFonts w:ascii="Consolas" w:eastAsia="Times New Roman" w:hAnsi="Consolas" w:cs="Times New Roman"/>
+          <w:color w:val="DCDCAA"/>
+          <w:kern w:val="0"/>
+          <w:sz w:val="21"/>
+          <w14:ligatures w14:val="none"/>
+        </w:rPr>
+        <w:t>_</w:t>
+      </w:r>
+      <w:proofErr w:type="gramStart"/>
+      <w:r>
+        <w:rPr>
+          <w:rFonts w:ascii="Consolas" w:eastAsia="Times New Roman" w:hAnsi="Consolas" w:cs="Times New Roman"/>
+          <w:color w:val="DCDCAA"/>
+          <w:kern w:val="0"/>
+          <w:sz w:val="21"/>
+          <w14:ligatures w14:val="none"/>
+        </w:rPr>
+        <w:t>_</w:t>
+      </w:r>
+      <w:r>
+        <w:rPr>
+          <w:rFonts w:ascii="Consolas" w:eastAsia="Times New Roman" w:hAnsi="Consolas" w:cs="Times New Roman"/>
+          <w:color w:val="BBBEBF"/>
+          <w:kern w:val="0"/>
+          <w:sz w:val="21"/>
+          <w14:ligatures w14:val="none"/>
+        </w:rPr>
+        <w:t>(</w:t>
+      </w:r>
+      <w:proofErr w:type="gramEnd"/>
+      <w:r>
+        <w:rPr>
+          <w:rFonts w:ascii="Consolas" w:eastAsia="Times New Roman" w:hAnsi="Consolas" w:cs="Times New Roman"/>
+          <w:color w:val="C9D1D9"/>
+          <w:kern w:val="0"/>
+          <w:sz w:val="21"/>
+          <w14:ligatures w14:val="none"/>
+        </w:rPr>
+        <w:t>self</w:t>
+      </w:r>
+      <w:r>
+        <w:rPr>
+          <w:rFonts w:ascii="Consolas" w:eastAsia="Times New Roman" w:hAnsi="Consolas" w:cs="Times New Roman"/>
+          <w:color w:val="BBBEBF"/>
+          <w:kern w:val="0"/>
+          <w:sz w:val="21"/>
+          <w14:ligatures w14:val="none"/>
+        </w:rPr>
+        <w:t xml:space="preserve">, </w:t>
+      </w:r>
+      <w:r>
+        <w:rPr>
+          <w:rFonts w:ascii="Consolas" w:eastAsia="Times New Roman" w:hAnsi="Consolas" w:cs="Times New Roman"/>
+          <w:color w:val="FFA657"/>
+          <w:kern w:val="0"/>
+          <w:sz w:val="21"/>
+          <w14:ligatures w14:val="none"/>
+        </w:rPr>
+        <w:t>radius</w:t>
+      </w:r>
+      <w:r>
+        <w:rPr>
+          <w:rFonts w:ascii="Consolas" w:eastAsia="Times New Roman" w:hAnsi="Consolas" w:cs="Times New Roman"/>
+          <w:color w:val="BBBEBF"/>
+          <w:kern w:val="0"/>
+          <w:sz w:val="21"/>
+          <w14:ligatures w14:val="none"/>
+        </w:rPr>
+        <w:t xml:space="preserve">: </w:t>
+      </w:r>
+      <w:r>
+        <w:rPr>
+          <w:rFonts w:ascii="Consolas" w:eastAsia="Times New Roman" w:hAnsi="Consolas" w:cs="Times New Roman"/>
+          <w:color w:val="4EC9B0"/>
+          <w:kern w:val="0"/>
+          <w:sz w:val="21"/>
+          <w14:ligatures w14:val="none"/>
+        </w:rPr>
+        <w:t>float</w:t>
+      </w:r>
+      <w:r>
+        <w:rPr>
+          <w:rFonts w:ascii="Consolas" w:eastAsia="Times New Roman" w:hAnsi="Consolas" w:cs="Times New Roman"/>
+          <w:color w:val="BBBEBF"/>
+          <w:kern w:val="0"/>
+          <w:sz w:val="21"/>
+          <w14:ligatures w14:val="none"/>
+        </w:rPr>
+        <w:t>):</w:t>
+      </w:r>
+    </w:p>
+    <w:p>
+      <w:pPr>
+        <w:shd w:val="clear" w:color="auto" w:fill="121314"/>
+        <w:spacing w:after="0" w:line="285" w:lineRule="atLeast"/>
+        <w:rPr>
+          <w:rFonts w:ascii="Consolas" w:eastAsia="Times New Roman" w:hAnsi="Consolas" w:cs="Times New Roman"/>
+          <w:color w:val="BBBEBF"/>
+          <w:kern w:val="0"/>
+          <w:sz w:val="21"/>
+          <w14:ligatures w14:val="none"/>
+        </w:rPr>
+      </w:pPr>
+      <w:r>
+        <w:rPr>
+          <w:rFonts w:ascii="Consolas" w:eastAsia="Times New Roman" w:hAnsi="Consolas" w:cs="Times New Roman"/>
+          <w:color w:val="BBBEBF"/>
+          <w:kern w:val="0"/>
+          <w:sz w:val="21"/>
+          <w14:ligatures w14:val="none"/>
+        </w:rPr>
+        <w:t xml:space="preserve">        </w:t>
+      </w:r>
+      <w:proofErr w:type="spellStart"/>
+      <w:proofErr w:type="gramStart"/>
+      <w:r>
+        <w:rPr>
+          <w:rFonts w:ascii="Consolas" w:eastAsia="Times New Roman" w:hAnsi="Consolas" w:cs="Times New Roman"/>
+          <w:color w:val="C9D1D9"/>
+          <w:kern w:val="0"/>
+          <w:sz w:val="21"/>
+          <w14:ligatures w14:val="none"/>
+        </w:rPr>
+        <w:t>self</w:t>
+      </w:r>
+      <w:r>
+        <w:rPr>
+          <w:rFonts w:ascii="Consolas" w:eastAsia="Times New Roman" w:hAnsi="Consolas" w:cs="Times New Roman"/>
+          <w:color w:val="BBBEBF"/>
+          <w:kern w:val="0"/>
+          <w:sz w:val="21"/>
+          <w14:ligatures w14:val="none"/>
+        </w:rPr>
+        <w:t>.</w:t>
+      </w:r>
+      <w:r>
+        <w:rPr>
+          <w:rFonts w:ascii="Consolas" w:eastAsia="Times New Roman" w:hAnsi="Consolas" w:cs="Times New Roman"/>
+          <w:color w:val="C9D1D9"/>
+          <w:kern w:val="0"/>
+          <w:sz w:val="21"/>
+          <w14:ligatures w14:val="none"/>
+        </w:rPr>
+        <w:t>radius</w:t>
+      </w:r>
+      <w:proofErr w:type="spellEnd"/>
+      <w:proofErr w:type="gramEnd"/>
+      <w:r>
+        <w:rPr>
+          <w:rFonts w:ascii="Consolas" w:eastAsia="Times New Roman" w:hAnsi="Consolas" w:cs="Times New Roman"/>
+          <w:color w:val="BBBEBF"/>
+          <w:kern w:val="0"/>
+          <w:sz w:val="21"/>
+          <w14:ligatures w14:val="none"/>
+        </w:rPr>
+        <w:t xml:space="preserve"> </w:t>
+      </w:r>
+      <w:r>
+        <w:rPr>
+          <w:rFonts w:ascii="Consolas" w:eastAsia="Times New Roman" w:hAnsi="Consolas" w:cs="Times New Roman"/>
+          <w:color w:val="D4D4D4"/>
+          <w:kern w:val="0"/>
+          <w:sz w:val="21"/>
+          <w14:ligatures w14:val="none"/>
+        </w:rPr>
+        <w:t>=</w:t>
+      </w:r>
+      <w:r>
+        <w:rPr>
+          <w:rFonts w:ascii="Consolas" w:eastAsia="Times New Roman" w:hAnsi="Consolas" w:cs="Times New Roman"/>
+          <w:color w:val="BBBEBF"/>
+          <w:kern w:val="0"/>
+          <w:sz w:val="21"/>
+          <w14:ligatures w14:val="none"/>
+        </w:rPr>
+        <w:t xml:space="preserve"> </w:t>
+      </w:r>
+      <w:r>
+        <w:rPr>
+          <w:rFonts w:ascii="Consolas" w:eastAsia="Times New Roman" w:hAnsi="Consolas" w:cs="Times New Roman"/>
+          <w:color w:val="FFA657"/>
+          <w:kern w:val="0"/>
+          <w:sz w:val="21"/>
+          <w14:ligatures w14:val="none"/>
+        </w:rPr>
+        <w:t>radius</w:t>
+      </w:r>
+    </w:p>
+    <w:p>
+      <w:pPr>
+        <w:shd w:val="clear" w:color="auto" w:fill="121314"/>
+        <w:spacing w:after="0" w:line="285" w:lineRule="atLeast"/>
+        <w:rPr>
+          <w:rFonts w:ascii="Consolas" w:eastAsia="Times New Roman" w:hAnsi="Consolas" w:cs="Times New Roman"/>
+          <w:color w:val="BBBEBF"/>
+          <w:kern w:val="0"/>
+          <w:sz w:val="21"/>
+          <w14:ligatures w14:val="none"/>
+        </w:rPr>
+      </w:pPr>
+    </w:p>
+    <w:p>
+      <w:pPr>
+        <w:shd w:val="clear" w:color="auto" w:fill="121314"/>
+        <w:spacing w:after="0" w:line="285" w:lineRule="atLeast"/>
+        <w:rPr>
+          <w:rFonts w:ascii="Consolas" w:eastAsia="Times New Roman" w:hAnsi="Consolas" w:cs="Times New Roman"/>
+          <w:color w:val="BBBEBF"/>
+          <w:kern w:val="0"/>
+          <w:sz w:val="21"/>
+          <w14:ligatures w14:val="none"/>
+        </w:rPr>
+      </w:pPr>
+      <w:r>
+        <w:rPr>
+          <w:rFonts w:ascii="Consolas" w:eastAsia="Times New Roman" w:hAnsi="Consolas" w:cs="Times New Roman"/>
+          <w:color w:val="BBBEBF"/>
+          <w:kern w:val="0"/>
+          <w:sz w:val="21"/>
+          <w14:ligatures w14:val="none"/>
+        </w:rPr>
+        <w:t xml:space="preserve">    </w:t>
+      </w:r>
+      <w:r>
+        <w:rPr>
+          <w:rFonts w:ascii="Consolas" w:eastAsia="Times New Roman" w:hAnsi="Consolas" w:cs="Times New Roman"/>
+          <w:color w:val="D2A8FF"/>
+          <w:kern w:val="0"/>
+          <w:sz w:val="21"/>
+          <w14:ligatures w14:val="none"/>
+        </w:rPr>
+        <w:t>@</w:t>
+      </w:r>
+      <w:r>
+        <w:rPr>
+          <w:rFonts w:ascii="Consolas" w:eastAsia="Times New Roman" w:hAnsi="Consolas" w:cs="Times New Roman"/>
+          <w:color w:val="4EC9B0"/>
+          <w:kern w:val="0"/>
+          <w:sz w:val="21"/>
+          <w14:ligatures w14:val="none"/>
+        </w:rPr>
+        <w:t>property</w:t>
+      </w:r>
+    </w:p>
+    <w:p>
+      <w:pPr>
+        <w:shd w:val="clear" w:color="auto" w:fill="121314"/>
+        <w:spacing w:after="0" w:line="285" w:lineRule="atLeast"/>
+        <w:rPr>
+          <w:rFonts w:ascii="Consolas" w:eastAsia="Times New Roman" w:hAnsi="Consolas" w:cs="Times New Roman"/>
+          <w:color w:val="BBBEBF"/>
+          <w:kern w:val="0"/>
+          <w:sz w:val="21"/>
+          <w14:ligatures w14:val="none"/>
+        </w:rPr>
+      </w:pPr>
+      <w:r>
+        <w:rPr>
+          <w:rFonts w:ascii="Consolas" w:eastAsia="Times New Roman" w:hAnsi="Consolas" w:cs="Times New Roman"/>
+          <w:color w:val="BBBEBF"/>
+          <w:kern w:val="0"/>
+          <w:sz w:val="21"/>
+          <w14:ligatures w14:val="none"/>
+        </w:rPr>
+        <w:t xml:space="preserve">    </w:t>
+      </w:r>
+      <w:r>
+        <w:rPr>
+          <w:rFonts w:ascii="Consolas" w:eastAsia="Times New Roman" w:hAnsi="Consolas" w:cs="Times New Roman"/>
+          <w:color w:val="FF7B72"/>
+          <w:kern w:val="0"/>
+          <w:sz w:val="21"/>
+          <w14:ligatures w14:val="none"/>
+        </w:rPr>
+        <w:t>def</w:t>
+      </w:r>
+      <w:r>
+        <w:rPr>
+          <w:rFonts w:ascii="Consolas" w:eastAsia="Times New Roman" w:hAnsi="Consolas" w:cs="Times New Roman"/>
+          <w:color w:val="BBBEBF"/>
+          <w:kern w:val="0"/>
+          <w:sz w:val="21"/>
+          <w14:ligatures w14:val="none"/>
+        </w:rPr>
+        <w:t xml:space="preserve"> </w:t>
+      </w:r>
+      <w:r>
+        <w:rPr>
+          <w:rFonts w:ascii="Consolas" w:eastAsia="Times New Roman" w:hAnsi="Consolas" w:cs="Times New Roman"/>
+          <w:color w:val="C9D1D9"/>
+          <w:kern w:val="0"/>
+          <w:sz w:val="21"/>
+          <w14:ligatures w14:val="none"/>
+        </w:rPr>
+        <w:t>area</w:t>
+      </w:r>
+      <w:r>
+        <w:rPr>
+          <w:rFonts w:ascii="Consolas" w:eastAsia="Times New Roman" w:hAnsi="Consolas" w:cs="Times New Roman"/>
+          <w:color w:val="BBBEBF"/>
+          <w:kern w:val="0"/>
+          <w:sz w:val="21"/>
+          <w14:ligatures w14:val="none"/>
+        </w:rPr>
+        <w:t>(</w:t>
+      </w:r>
+      <w:r>
+        <w:rPr>
+          <w:rFonts w:ascii="Consolas" w:eastAsia="Times New Roman" w:hAnsi="Consolas" w:cs="Times New Roman"/>
+          <w:color w:val="C9D1D9"/>
+          <w:kern w:val="0"/>
+          <w:sz w:val="21"/>
+          <w14:ligatures w14:val="none"/>
+        </w:rPr>
+        <w:t>self</w:t>
+      </w:r>
+      <w:r>
+        <w:rPr>
+          <w:rFonts w:ascii="Consolas" w:eastAsia="Times New Roman" w:hAnsi="Consolas" w:cs="Times New Roman"/>
+          <w:color w:val="BBBEBF"/>
+          <w:kern w:val="0"/>
+          <w:sz w:val="21"/>
+          <w14:ligatures w14:val="none"/>
+        </w:rPr>
+        <w:t>):</w:t>
+      </w:r>
+    </w:p>
+    <w:p>
+      <w:pPr>
+        <w:shd w:val="clear" w:color="auto" w:fill="121314"/>
+        <w:spacing w:after="0" w:line="285" w:lineRule="atLeast"/>
+        <w:rPr>
+          <w:rFonts w:ascii="Consolas" w:eastAsia="Times New Roman" w:hAnsi="Consolas" w:cs="Times New Roman"/>
+          <w:color w:val="BBBEBF"/>
+          <w:kern w:val="0"/>
+          <w:sz w:val="21"/>
+          <w14:ligatures w14:val="none"/>
+        </w:rPr>
+      </w:pPr>
+      <w:r>
+        <w:rPr>
+          <w:rFonts w:ascii="Consolas" w:eastAsia="Times New Roman" w:hAnsi="Consolas" w:cs="Times New Roman"/>
+          <w:color w:val="BBBEBF"/>
+          <w:kern w:val="0"/>
+          <w:sz w:val="21"/>
+          <w14:ligatures w14:val="none"/>
+        </w:rPr>
+        <w:t xml:space="preserve">        </w:t>
+      </w:r>
+      <w:r>
+        <w:rPr>
+          <w:rFonts w:ascii="Consolas" w:eastAsia="Times New Roman" w:hAnsi="Consolas" w:cs="Times New Roman"/>
+          <w:color w:val="C586C0"/>
+          <w:kern w:val="0"/>
+          <w:sz w:val="21"/>
+          <w14:ligatures w14:val="none"/>
+        </w:rPr>
+        <w:t>return</w:t>
+      </w:r>
+      <w:r>
+        <w:rPr>
+          <w:rFonts w:ascii="Consolas" w:eastAsia="Times New Roman" w:hAnsi="Consolas" w:cs="Times New Roman"/>
+          <w:color w:val="BBBEBF"/>
+          <w:kern w:val="0"/>
+          <w:sz w:val="21"/>
+          <w14:ligatures w14:val="none"/>
+        </w:rPr>
+        <w:t xml:space="preserve"> </w:t>
+      </w:r>
+      <w:r>
+        <w:rPr>
+          <w:rFonts w:ascii="Consolas" w:eastAsia="Times New Roman" w:hAnsi="Consolas" w:cs="Times New Roman"/>
+          <w:color w:val="B5CEA8"/>
+          <w:kern w:val="0"/>
+          <w:sz w:val="21"/>
+          <w14:ligatures w14:val="none"/>
+        </w:rPr>
+        <w:t>3.14159</w:t>
+      </w:r>
+      <w:r>
+        <w:rPr>
+          <w:rFonts w:ascii="Consolas" w:eastAsia="Times New Roman" w:hAnsi="Consolas" w:cs="Times New Roman"/>
+          <w:color w:val="BBBEBF"/>
+          <w:kern w:val="0"/>
+          <w:sz w:val="21"/>
+          <w14:ligatures w14:val="none"/>
+        </w:rPr>
+        <w:t xml:space="preserve"> </w:t>
+      </w:r>
+      <w:r>
+        <w:rPr>
+          <w:rFonts w:ascii="Consolas" w:eastAsia="Times New Roman" w:hAnsi="Consolas" w:cs="Times New Roman"/>
+          <w:color w:val="D4D4D4"/>
+          <w:kern w:val="0"/>
+          <w:sz w:val="21"/>
+          <w14:ligatures w14:val="none"/>
+        </w:rPr>
+        <w:t>*</w:t>
+      </w:r>
+      <w:r>
+        <w:rPr>
+          <w:rFonts w:ascii="Consolas" w:eastAsia="Times New Roman" w:hAnsi="Consolas" w:cs="Times New Roman"/>
+          <w:color w:val="BBBEBF"/>
+          <w:kern w:val="0"/>
+          <w:sz w:val="21"/>
+          <w14:ligatures w14:val="none"/>
+        </w:rPr>
+        <w:t xml:space="preserve"> </w:t>
+      </w:r>
+      <w:proofErr w:type="spellStart"/>
+      <w:proofErr w:type="gramStart"/>
+      <w:r>
+        <w:rPr>
+          <w:rFonts w:ascii="Consolas" w:eastAsia="Times New Roman" w:hAnsi="Consolas" w:cs="Times New Roman"/>
+          <w:color w:val="C9D1D9"/>
+          <w:kern w:val="0"/>
+          <w:sz w:val="21"/>
+          <w14:ligatures w14:val="none"/>
+        </w:rPr>
+        <w:t>self</w:t>
+      </w:r>
+      <w:r>
+        <w:rPr>
+          <w:rFonts w:ascii="Consolas" w:eastAsia="Times New Roman" w:hAnsi="Consolas" w:cs="Times New Roman"/>
+          <w:color w:val="BBBEBF"/>
+          <w:kern w:val="0"/>
+          <w:sz w:val="21"/>
+          <w14:ligatures w14:val="none"/>
+        </w:rPr>
+        <w:t>.</w:t>
+      </w:r>
+      <w:r>
+        <w:rPr>
+          <w:rFonts w:ascii="Consolas" w:eastAsia="Times New Roman" w:hAnsi="Consolas" w:cs="Times New Roman"/>
+          <w:color w:val="C9D1D9"/>
+          <w:kern w:val="0"/>
+          <w:sz w:val="21"/>
+          <w14:ligatures w14:val="none"/>
+        </w:rPr>
+        <w:t>radius</w:t>
+      </w:r>
+      <w:proofErr w:type="spellEnd"/>
+      <w:proofErr w:type="gramEnd"/>
+      <w:r>
+        <w:rPr>
+          <w:rFonts w:ascii="Consolas" w:eastAsia="Times New Roman" w:hAnsi="Consolas" w:cs="Times New Roman"/>
+          <w:color w:val="BBBEBF"/>
+          <w:kern w:val="0"/>
+          <w:sz w:val="21"/>
+          <w14:ligatures w14:val="none"/>
+        </w:rPr>
+        <w:t xml:space="preserve"> </w:t>
+      </w:r>
+      <w:r>
+        <w:rPr>
+          <w:rFonts w:ascii="Consolas" w:eastAsia="Times New Roman" w:hAnsi="Consolas" w:cs="Times New Roman"/>
+          <w:color w:val="D4D4D4"/>
+          <w:kern w:val="0"/>
+          <w:sz w:val="21"/>
+          <w14:ligatures w14:val="none"/>
+        </w:rPr>
+        <w:t>**</w:t>
+      </w:r>
+      <w:r>
+        <w:rPr>
+          <w:rFonts w:ascii="Consolas" w:eastAsia="Times New Roman" w:hAnsi="Consolas" w:cs="Times New Roman"/>
+          <w:color w:val="BBBEBF"/>
+          <w:kern w:val="0"/>
+          <w:sz w:val="21"/>
+          <w14:ligatures w14:val="none"/>
+        </w:rPr>
+        <w:t xml:space="preserve"> </w:t>
+      </w:r>
+      <w:r>
+        <w:rPr>
+          <w:rFonts w:ascii="Consolas" w:eastAsia="Times New Roman" w:hAnsi="Consolas" w:cs="Times New Roman"/>
+          <w:color w:val="B5CEA8"/>
+          <w:kern w:val="0"/>
+          <w:sz w:val="21"/>
+          <w14:ligatures w14:val="none"/>
+        </w:rPr>
+        <w:t>2</w:t>
+      </w:r>
+    </w:p>
+    <w:p>
+      <w:pPr>
+        <w:shd w:val="clear" w:color="auto" w:fill="121314"/>
+        <w:spacing w:after="0" w:line="285" w:lineRule="atLeast"/>
+        <w:rPr>
+          <w:rFonts w:ascii="Consolas" w:eastAsia="Times New Roman" w:hAnsi="Consolas" w:cs="Times New Roman"/>
+          <w:color w:val="BBBEBF"/>
+          <w:kern w:val="0"/>
+          <w:sz w:val="21"/>
+          <w14:ligatures w14:val="none"/>
+        </w:rPr>
+      </w:pPr>
+    </w:p>
+    <w:p>
+      <w:pPr>
+        <w:shd w:val="clear" w:color="auto" w:fill="121314"/>
+        <w:spacing w:after="0" w:line="285" w:lineRule="atLeast"/>
+        <w:rPr>
+          <w:rFonts w:ascii="Consolas" w:eastAsia="Times New Roman" w:hAnsi="Consolas" w:cs="Times New Roman"/>
+          <w:color w:val="BBBEBF"/>
+          <w:kern w:val="0"/>
+          <w:sz w:val="21"/>
+          <w14:ligatures w14:val="none"/>
+        </w:rPr>
+      </w:pPr>
+      <w:r>
+        <w:rPr>
+          <w:rFonts w:ascii="Consolas" w:eastAsia="Times New Roman" w:hAnsi="Consolas" w:cs="Times New Roman"/>
+          <w:color w:val="BBBEBF"/>
+          <w:kern w:val="0"/>
+          <w:sz w:val="21"/>
+          <w14:ligatures w14:val="none"/>
+        </w:rPr>
+        <w:t xml:space="preserve">    </w:t>
+      </w:r>
+      <w:r>
+        <w:rPr>
+          <w:rFonts w:ascii="Consolas" w:eastAsia="Times New Roman" w:hAnsi="Consolas" w:cs="Times New Roman"/>
+          <w:color w:val="D2A8FF"/>
+          <w:kern w:val="0"/>
+          <w:sz w:val="21"/>
+          <w14:ligatures w14:val="none"/>
+        </w:rPr>
+        <w:t>@</w:t>
+      </w:r>
+      <w:r>
+        <w:rPr>
+          <w:rFonts w:ascii="Consolas" w:eastAsia="Times New Roman" w:hAnsi="Consolas" w:cs="Times New Roman"/>
+          <w:color w:val="4EC9B0"/>
+          <w:kern w:val="0"/>
+          <w:sz w:val="21"/>
+          <w14:ligatures w14:val="none"/>
+        </w:rPr>
+        <w:t>property</w:t>
+      </w:r>
+    </w:p>
+    <w:p>
+      <w:pPr>
+        <w:shd w:val="clear" w:color="auto" w:fill="121314"/>
+        <w:spacing w:after="0" w:line="285" w:lineRule="atLeast"/>
+        <w:rPr>
+          <w:rFonts w:ascii="Consolas" w:eastAsia="Times New Roman" w:hAnsi="Consolas" w:cs="Times New Roman"/>
+          <w:color w:val="BBBEBF"/>
+          <w:kern w:val="0"/>
+          <w:sz w:val="21"/>
+          <w14:ligatures w14:val="none"/>
+        </w:rPr>
+      </w:pPr>
+      <w:r>
+        <w:rPr>
+          <w:rFonts w:ascii="Consolas" w:eastAsia="Times New Roman" w:hAnsi="Consolas" w:cs="Times New Roman"/>
+          <w:color w:val="BBBEBF"/>
+          <w:kern w:val="0"/>
+          <w:sz w:val="21"/>
+          <w14:ligatures w14:val="none"/>
+        </w:rPr>
+        <w:t xml:space="preserve">    </w:t>
+      </w:r>
+      <w:r>
+        <w:rPr>
+          <w:rFonts w:ascii="Consolas" w:eastAsia="Times New Roman" w:hAnsi="Consolas" w:cs="Times New Roman"/>
+          <w:color w:val="FF7B72"/>
+          <w:kern w:val="0"/>
+          <w:sz w:val="21"/>
+          <w14:ligatures w14:val="none"/>
+        </w:rPr>
+        <w:t>def</w:t>
+      </w:r>
+      <w:r>
+        <w:rPr>
+          <w:rFonts w:ascii="Consolas" w:eastAsia="Times New Roman" w:hAnsi="Consolas" w:cs="Times New Roman"/>
+          <w:color w:val="BBBEBF"/>
+          <w:kern w:val="0"/>
+          <w:sz w:val="21"/>
+          <w14:ligatures w14:val="none"/>
+        </w:rPr>
+        <w:t xml:space="preserve"> </w:t>
+      </w:r>
+      <w:r>
+        <w:rPr>
+          <w:rFonts w:ascii="Consolas" w:eastAsia="Times New Roman" w:hAnsi="Consolas" w:cs="Times New Roman"/>
+          <w:color w:val="C9D1D9"/>
+          <w:kern w:val="0"/>
+          <w:sz w:val="21"/>
+          <w14:ligatures w14:val="none"/>
+        </w:rPr>
+        <w:t>perimeter</w:t>
+      </w:r>
+      <w:r>
+        <w:rPr>
+          <w:rFonts w:ascii="Consolas" w:eastAsia="Times New Roman" w:hAnsi="Consolas" w:cs="Times New Roman"/>
+          <w:color w:val="BBBEBF"/>
+          <w:kern w:val="0"/>
+          <w:sz w:val="21"/>
+          <w14:ligatures w14:val="none"/>
+        </w:rPr>
+        <w:t>(</w:t>
+      </w:r>
+      <w:r>
+        <w:rPr>
+          <w:rFonts w:ascii="Consolas" w:eastAsia="Times New Roman" w:hAnsi="Consolas" w:cs="Times New Roman"/>
+          <w:color w:val="C9D1D9"/>
+          <w:kern w:val="0"/>
+          <w:sz w:val="21"/>
+          <w14:ligatures w14:val="none"/>
+        </w:rPr>
+        <w:t>self</w:t>
+      </w:r>
+      <w:r>
+        <w:rPr>
+          <w:rFonts w:ascii="Consolas" w:eastAsia="Times New Roman" w:hAnsi="Consolas" w:cs="Times New Roman"/>
+          <w:color w:val="BBBEBF"/>
+          <w:kern w:val="0"/>
+          <w:sz w:val="21"/>
+          <w14:ligatures w14:val="none"/>
+        </w:rPr>
+        <w:t>):</w:t>
+      </w:r>
+    </w:p>
+    <w:p>
+      <w:pPr>
+        <w:shd w:val="clear" w:color="auto" w:fill="121314"/>
+        <w:spacing w:after="0" w:line="285" w:lineRule="atLeast"/>
+        <w:rPr>
+          <w:rFonts w:ascii="Consolas" w:eastAsia="Times New Roman" w:hAnsi="Consolas" w:cs="Times New Roman"/>
+          <w:color w:val="BBBEBF"/>
+          <w:kern w:val="0"/>
+          <w:sz w:val="21"/>
+          <w14:ligatures w14:val="none"/>
+        </w:rPr>
+      </w:pPr>
+      <w:r>
+        <w:rPr>
+          <w:rFonts w:ascii="Consolas" w:eastAsia="Times New Roman" w:hAnsi="Consolas" w:cs="Times New Roman"/>
+          <w:color w:val="BBBEBF"/>
+          <w:kern w:val="0"/>
+          <w:sz w:val="21"/>
+          <w14:ligatures w14:val="none"/>
+        </w:rPr>
+        <w:t xml:space="preserve">        </w:t>
+      </w:r>
+      <w:r>
+        <w:rPr>
+          <w:rFonts w:ascii="Consolas" w:eastAsia="Times New Roman" w:hAnsi="Consolas" w:cs="Times New Roman"/>
+          <w:color w:val="C586C0"/>
+          <w:kern w:val="0"/>
+          <w:sz w:val="21"/>
+          <w14:ligatures w14:val="none"/>
+        </w:rPr>
+        <w:t>return</w:t>
+      </w:r>
+      <w:r>
+        <w:rPr>
+          <w:rFonts w:ascii="Consolas" w:eastAsia="Times New Roman" w:hAnsi="Consolas" w:cs="Times New Roman"/>
+          <w:color w:val="BBBEBF"/>
+          <w:kern w:val="0"/>
+          <w:sz w:val="21"/>
+          <w14:ligatures w14:val="none"/>
+        </w:rPr>
+        <w:t xml:space="preserve"> </w:t>
+      </w:r>
+      <w:r>
+        <w:rPr>
+          <w:rFonts w:ascii="Consolas" w:eastAsia="Times New Roman" w:hAnsi="Consolas" w:cs="Times New Roman"/>
+          <w:color w:val="B5CEA8"/>
+          <w:kern w:val="0"/>
+          <w:sz w:val="21"/>
+          <w14:ligatures w14:val="none"/>
+        </w:rPr>
+        <w:t>2</w:t>
+      </w:r>
+      <w:r>
+        <w:rPr>
+          <w:rFonts w:ascii="Consolas" w:eastAsia="Times New Roman" w:hAnsi="Consolas" w:cs="Times New Roman"/>
+          <w:color w:val="BBBEBF"/>
+          <w:kern w:val="0"/>
+          <w:sz w:val="21"/>
+          <w14:ligatures w14:val="none"/>
+        </w:rPr>
+        <w:t xml:space="preserve"> </w:t>
+      </w:r>
+      <w:r>
+        <w:rPr>
+          <w:rFonts w:ascii="Consolas" w:eastAsia="Times New Roman" w:hAnsi="Consolas" w:cs="Times New Roman"/>
+          <w:color w:val="D4D4D4"/>
+          <w:kern w:val="0"/>
+          <w:sz w:val="21"/>
+          <w14:ligatures w14:val="none"/>
+        </w:rPr>
+        <w:t>*</w:t>
+      </w:r>
+      <w:r>
+        <w:rPr>
+          <w:rFonts w:ascii="Consolas" w:eastAsia="Times New Roman" w:hAnsi="Consolas" w:cs="Times New Roman"/>
+          <w:color w:val="BBBEBF"/>
+          <w:kern w:val="0"/>
+          <w:sz w:val="21"/>
+          <w14:ligatures w14:val="none"/>
+        </w:rPr>
+        <w:t xml:space="preserve"> </w:t>
+      </w:r>
+      <w:r>
+        <w:rPr>
+          <w:rFonts w:ascii="Consolas" w:eastAsia="Times New Roman" w:hAnsi="Consolas" w:cs="Times New Roman"/>
+          <w:color w:val="B5CEA8"/>
+          <w:kern w:val="0"/>
+          <w:sz w:val="21"/>
+          <w14:ligatures w14:val="none"/>
+        </w:rPr>
+        <w:t>3.14159</w:t>
+      </w:r>
+      <w:r>
+        <w:rPr>
+          <w:rFonts w:ascii="Consolas" w:eastAsia="Times New Roman" w:hAnsi="Consolas" w:cs="Times New Roman"/>
+          <w:color w:val="BBBEBF"/>
+          <w:kern w:val="0"/>
+          <w:sz w:val="21"/>
+          <w14:ligatures w14:val="none"/>
+        </w:rPr>
+        <w:t xml:space="preserve"> </w:t>
+      </w:r>
+      <w:r>
+        <w:rPr>
+          <w:rFonts w:ascii="Consolas" w:eastAsia="Times New Roman" w:hAnsi="Consolas" w:cs="Times New Roman"/>
+          <w:color w:val="D4D4D4"/>
+          <w:kern w:val="0"/>
+          <w:sz w:val="21"/>
+          <w14:ligatures w14:val="none"/>
+        </w:rPr>
+        <w:t>*</w:t>
+      </w:r>
+      <w:r>
+        <w:rPr>
+          <w:rFonts w:ascii="Consolas" w:eastAsia="Times New Roman" w:hAnsi="Consolas" w:cs="Times New Roman"/>
+          <w:color w:val="BBBEBF"/>
+          <w:kern w:val="0"/>
+          <w:sz w:val="21"/>
+          <w14:ligatures w14:val="none"/>
+        </w:rPr>
+        <w:t xml:space="preserve"> </w:t>
+      </w:r>
+      <w:proofErr w:type="spellStart"/>
+      <w:proofErr w:type="gramStart"/>
+      <w:r>
+        <w:rPr>
+          <w:rFonts w:ascii="Consolas" w:eastAsia="Times New Roman" w:hAnsi="Consolas" w:cs="Times New Roman"/>
+          <w:color w:val="C9D1D9"/>
+          <w:kern w:val="0"/>
+          <w:sz w:val="21"/>
+          <w14:ligatures w14:val="none"/>
+        </w:rPr>
+        <w:t>self</w:t>
+      </w:r>
+      <w:r>
+        <w:rPr>
+          <w:rFonts w:ascii="Consolas" w:eastAsia="Times New Roman" w:hAnsi="Consolas" w:cs="Times New Roman"/>
+          <w:color w:val="BBBEBF"/>
+          <w:kern w:val="0"/>
+          <w:sz w:val="21"/>
+          <w14:ligatures w14:val="none"/>
+        </w:rPr>
+        <w:t>.</w:t>
+      </w:r>
+      <w:r>
+        <w:rPr>
+          <w:rFonts w:ascii="Consolas" w:eastAsia="Times New Roman" w:hAnsi="Consolas" w:cs="Times New Roman"/>
+          <w:color w:val="C9D1D9"/>
+          <w:kern w:val="0"/>
+          <w:sz w:val="21"/>
+          <w14:ligatures w14:val="none"/>
+        </w:rPr>
+        <w:t>radius</w:t>
+      </w:r>
+      <w:proofErr w:type="spellEnd"/>
+      <w:proofErr w:type="gramEnd"/>
+    </w:p>
+    <w:p>
+      <w:pPr>
+        <w:shd w:val="clear" w:color="auto" w:fill="121314"/>
+        <w:spacing w:after="240" w:line="285" w:lineRule="atLeast"/>
+        <w:rPr>
+          <w:rFonts w:ascii="Consolas" w:eastAsia="Times New Roman" w:hAnsi="Consolas" w:cs="Times New Roman"/>
+          <w:color w:val="BBBEBF"/>
+          <w:kern w:val="0"/>
+          <w:sz w:val="21"/>
+          <w14:ligatures w14:val="none"/>
+        </w:rPr>
+      </w:pPr>
+    </w:p>
+    <w:p>
+      <w:pPr>
+        <w:shd w:val="clear" w:color="auto" w:fill="121314"/>
+        <w:spacing w:after="0" w:line="285" w:lineRule="atLeast"/>
+        <w:rPr>
+          <w:rFonts w:ascii="Consolas" w:eastAsia="Times New Roman" w:hAnsi="Consolas" w:cs="Times New Roman"/>
+          <w:color w:val="BBBEBF"/>
+          <w:kern w:val="0"/>
+          <w:sz w:val="21"/>
+          <w14:ligatures w14:val="none"/>
+        </w:rPr>
+      </w:pPr>
+      <w:r>
+        <w:rPr>
+          <w:rFonts w:ascii="Consolas" w:eastAsia="Times New Roman" w:hAnsi="Consolas" w:cs="Times New Roman"/>
+          <w:color w:val="FF7B72"/>
+          <w:kern w:val="0"/>
+          <w:sz w:val="21"/>
+          <w14:ligatures w14:val="none"/>
+        </w:rPr>
+        <w:t>class</w:t>
+      </w:r>
+      <w:r>
+        <w:rPr>
+          <w:rFonts w:ascii="Consolas" w:eastAsia="Times New Roman" w:hAnsi="Consolas" w:cs="Times New Roman"/>
+          <w:color w:val="BBBEBF"/>
+          <w:kern w:val="0"/>
+          <w:sz w:val="21"/>
+          <w14:ligatures w14:val="none"/>
+        </w:rPr>
+        <w:t xml:space="preserve"> </w:t>
+      </w:r>
+      <w:proofErr w:type="gramStart"/>
+      <w:r>
+        <w:rPr>
+          <w:rFonts w:ascii="Consolas" w:eastAsia="Times New Roman" w:hAnsi="Consolas" w:cs="Times New Roman"/>
+          <w:color w:val="4EC9B0"/>
+          <w:kern w:val="0"/>
+          <w:sz w:val="21"/>
+          <w14:ligatures w14:val="none"/>
+        </w:rPr>
+        <w:t>Rectangle</w:t>
+      </w:r>
+      <w:r>
+        <w:rPr>
+          <w:rFonts w:ascii="Consolas" w:eastAsia="Times New Roman" w:hAnsi="Consolas" w:cs="Times New Roman"/>
+          <w:color w:val="BBBEBF"/>
+          <w:kern w:val="0"/>
+          <w:sz w:val="21"/>
+          <w14:ligatures w14:val="none"/>
+        </w:rPr>
+        <w:t>(</w:t>
+      </w:r>
+      <w:proofErr w:type="gramEnd"/>
+      <w:r>
+        <w:rPr>
+          <w:rFonts w:ascii="Consolas" w:eastAsia="Times New Roman" w:hAnsi="Consolas" w:cs="Times New Roman"/>
+          <w:color w:val="4EC9B0"/>
+          <w:kern w:val="0"/>
+          <w:sz w:val="21"/>
+          <w14:ligatures w14:val="none"/>
+        </w:rPr>
+        <w:t>Shape</w:t>
+      </w:r>
+      <w:r>
+        <w:rPr>
+          <w:rFonts w:ascii="Consolas" w:eastAsia="Times New Roman" w:hAnsi="Consolas" w:cs="Times New Roman"/>
+          <w:color w:val="BBBEBF"/>
+          <w:kern w:val="0"/>
+          <w:sz w:val="21"/>
+          <w14:ligatures w14:val="none"/>
+        </w:rPr>
+        <w:t>):</w:t>
+      </w:r>
+    </w:p>
+    <w:p>
+      <w:pPr>
+        <w:shd w:val="clear" w:color="auto" w:fill="121314"/>
+        <w:spacing w:after="0" w:line="285" w:lineRule="atLeast"/>
+        <w:rPr>
+          <w:rFonts w:ascii="Consolas" w:eastAsia="Times New Roman" w:hAnsi="Consolas" w:cs="Times New Roman"/>
+          <w:color w:val="BBBEBF"/>
+          <w:kern w:val="0"/>
+          <w:sz w:val="21"/>
+          <w14:ligatures w14:val="none"/>
+        </w:rPr>
+      </w:pPr>
+      <w:r>
+        <w:rPr>
+          <w:rFonts w:ascii="Consolas" w:eastAsia="Times New Roman" w:hAnsi="Consolas" w:cs="Times New Roman"/>
+          <w:color w:val="BBBEBF"/>
+          <w:kern w:val="0"/>
+          <w:sz w:val="21"/>
+          <w14:ligatures w14:val="none"/>
+        </w:rPr>
+        <w:t xml:space="preserve">    </w:t>
+      </w:r>
+      <w:r>
+        <w:rPr>
+          <w:rFonts w:ascii="Consolas" w:eastAsia="Times New Roman" w:hAnsi="Consolas" w:cs="Times New Roman"/>
+          <w:color w:val="FF7B72"/>
+          <w:kern w:val="0"/>
+          <w:sz w:val="21"/>
+          <w14:ligatures w14:val="none"/>
+        </w:rPr>
+        <w:t>def</w:t>
+      </w:r>
+      <w:r>
+        <w:rPr>
+          <w:rFonts w:ascii="Consolas" w:eastAsia="Times New Roman" w:hAnsi="Consolas" w:cs="Times New Roman"/>
+          <w:color w:val="BBBEBF"/>
+          <w:kern w:val="0"/>
+          <w:sz w:val="21"/>
+          <w14:ligatures w14:val="none"/>
+        </w:rPr>
+        <w:t xml:space="preserve"> </w:t>
+      </w:r>
+      <w:r>
+        <w:rPr>
+          <w:rFonts w:ascii="Consolas" w:eastAsia="Times New Roman" w:hAnsi="Consolas" w:cs="Times New Roman"/>
+          <w:color w:val="DCDCAA"/>
+          <w:kern w:val="0"/>
+          <w:sz w:val="21"/>
+          <w14:ligatures w14:val="none"/>
+        </w:rPr>
+        <w:t>__</w:t>
+      </w:r>
+      <w:proofErr w:type="spellStart"/>
+      <w:r>
+        <w:rPr>
+          <w:rFonts w:ascii="Consolas" w:eastAsia="Times New Roman" w:hAnsi="Consolas" w:cs="Times New Roman"/>
+          <w:color w:val="DCDCAA"/>
+          <w:kern w:val="0"/>
+          <w:sz w:val="21"/>
+          <w14:ligatures w14:val="none"/>
+        </w:rPr>
+        <w:t>init</w:t>
+      </w:r>
+      <w:proofErr w:type="spellEnd"/>
+      <w:r>
+        <w:rPr>
+          <w:rFonts w:ascii="Consolas" w:eastAsia="Times New Roman" w:hAnsi="Consolas" w:cs="Times New Roman"/>
+          <w:color w:val="DCDCAA"/>
+          <w:kern w:val="0"/>
+          <w:sz w:val="21"/>
+          <w14:ligatures w14:val="none"/>
+        </w:rPr>
+        <w:t>_</w:t>
+      </w:r>
+      <w:proofErr w:type="gramStart"/>
+      <w:r>
+        <w:rPr>
+          <w:rFonts w:ascii="Consolas" w:eastAsia="Times New Roman" w:hAnsi="Consolas" w:cs="Times New Roman"/>
+          <w:color w:val="DCDCAA"/>
+          <w:kern w:val="0"/>
+          <w:sz w:val="21"/>
+          <w14:ligatures w14:val="none"/>
+        </w:rPr>
+        <w:t>_</w:t>
+      </w:r>
+      <w:r>
+        <w:rPr>
+          <w:rFonts w:ascii="Consolas" w:eastAsia="Times New Roman" w:hAnsi="Consolas" w:cs="Times New Roman"/>
+          <w:color w:val="BBBEBF"/>
+          <w:kern w:val="0"/>
+          <w:sz w:val="21"/>
+          <w14:ligatures w14:val="none"/>
+        </w:rPr>
+        <w:t>(</w:t>
+      </w:r>
+      <w:proofErr w:type="gramEnd"/>
+      <w:r>
+        <w:rPr>
+          <w:rFonts w:ascii="Consolas" w:eastAsia="Times New Roman" w:hAnsi="Consolas" w:cs="Times New Roman"/>
+          <w:color w:val="C9D1D9"/>
+          <w:kern w:val="0"/>
+          <w:sz w:val="21"/>
+          <w14:ligatures w14:val="none"/>
+        </w:rPr>
+        <w:t>self</w:t>
+      </w:r>
+      <w:r>
+        <w:rPr>
+          <w:rFonts w:ascii="Consolas" w:eastAsia="Times New Roman" w:hAnsi="Consolas" w:cs="Times New Roman"/>
+          <w:color w:val="BBBEBF"/>
+          <w:kern w:val="0"/>
+          <w:sz w:val="21"/>
+          <w14:ligatures w14:val="none"/>
+        </w:rPr>
+        <w:t xml:space="preserve">, </w:t>
+      </w:r>
+      <w:r>
+        <w:rPr>
+          <w:rFonts w:ascii="Consolas" w:eastAsia="Times New Roman" w:hAnsi="Consolas" w:cs="Times New Roman"/>
+          <w:color w:val="FFA657"/>
+          <w:kern w:val="0"/>
+          <w:sz w:val="21"/>
+          <w14:ligatures w14:val="none"/>
+        </w:rPr>
+        <w:t>width</w:t>
+      </w:r>
+      <w:r>
+        <w:rPr>
+          <w:rFonts w:ascii="Consolas" w:eastAsia="Times New Roman" w:hAnsi="Consolas" w:cs="Times New Roman"/>
+          <w:color w:val="BBBEBF"/>
+          <w:kern w:val="0"/>
+          <w:sz w:val="21"/>
+          <w14:ligatures w14:val="none"/>
+        </w:rPr>
+        <w:t xml:space="preserve">: </w:t>
+      </w:r>
+      <w:r>
+        <w:rPr>
+          <w:rFonts w:ascii="Consolas" w:eastAsia="Times New Roman" w:hAnsi="Consolas" w:cs="Times New Roman"/>
+          <w:color w:val="4EC9B0"/>
+          <w:kern w:val="0"/>
+          <w:sz w:val="21"/>
+          <w14:ligatures w14:val="none"/>
+        </w:rPr>
+        <w:t>float</w:t>
+      </w:r>
+      <w:r>
+        <w:rPr>
+          <w:rFonts w:ascii="Consolas" w:eastAsia="Times New Roman" w:hAnsi="Consolas" w:cs="Times New Roman"/>
+          <w:color w:val="BBBEBF"/>
+          <w:kern w:val="0"/>
+          <w:sz w:val="21"/>
+          <w14:ligatures w14:val="none"/>
+        </w:rPr>
+        <w:t xml:space="preserve">, </w:t>
+      </w:r>
+      <w:r>
+        <w:rPr>
+          <w:rFonts w:ascii="Consolas" w:eastAsia="Times New Roman" w:hAnsi="Consolas" w:cs="Times New Roman"/>
+          <w:color w:val="FFA657"/>
+          <w:kern w:val="0"/>
+          <w:sz w:val="21"/>
+          <w14:ligatures w14:val="none"/>
+        </w:rPr>
+        <w:t>height</w:t>
+      </w:r>
+      <w:r>
+        <w:rPr>
+          <w:rFonts w:ascii="Consolas" w:eastAsia="Times New Roman" w:hAnsi="Consolas" w:cs="Times New Roman"/>
+          <w:color w:val="BBBEBF"/>
+          <w:kern w:val="0"/>
+          <w:sz w:val="21"/>
+          <w14:ligatures w14:val="none"/>
+        </w:rPr>
+        <w:t xml:space="preserve">: </w:t>
+      </w:r>
+      <w:r>
+        <w:rPr>
+          <w:rFonts w:ascii="Consolas" w:eastAsia="Times New Roman" w:hAnsi="Consolas" w:cs="Times New Roman"/>
+          <w:color w:val="4EC9B0"/>
+          <w:kern w:val="0"/>
+          <w:sz w:val="21"/>
+          <w14:ligatures w14:val="none"/>
+        </w:rPr>
+        <w:t>float</w:t>
+      </w:r>
+      <w:r>
+        <w:rPr>
+          <w:rFonts w:ascii="Consolas" w:eastAsia="Times New Roman" w:hAnsi="Consolas" w:cs="Times New Roman"/>
+          <w:color w:val="BBBEBF"/>
+          <w:kern w:val="0"/>
+          <w:sz w:val="21"/>
+          <w14:ligatures w14:val="none"/>
+        </w:rPr>
+        <w:t>):</w:t>
+      </w:r>
+    </w:p>
+    <w:p>
+      <w:pPr>
+        <w:shd w:val="clear" w:color="auto" w:fill="121314"/>
+        <w:spacing w:after="0" w:line="285" w:lineRule="atLeast"/>
+        <w:rPr>
+          <w:rFonts w:ascii="Consolas" w:eastAsia="Times New Roman" w:hAnsi="Consolas" w:cs="Times New Roman"/>
+          <w:color w:val="BBBEBF"/>
+          <w:kern w:val="0"/>
+          <w:sz w:val="21"/>
+          <w14:ligatures w14:val="none"/>
+        </w:rPr>
+      </w:pPr>
+      <w:r>
+        <w:rPr>
+          <w:rFonts w:ascii="Consolas" w:eastAsia="Times New Roman" w:hAnsi="Consolas" w:cs="Times New Roman"/>
+          <w:color w:val="BBBEBF"/>
+          <w:kern w:val="0"/>
+          <w:sz w:val="21"/>
+          <w14:ligatures w14:val="none"/>
+        </w:rPr>
+        <w:t xml:space="preserve">        </w:t>
+      </w:r>
+      <w:proofErr w:type="spellStart"/>
+      <w:proofErr w:type="gramStart"/>
+      <w:r>
+        <w:rPr>
+          <w:rFonts w:ascii="Consolas" w:eastAsia="Times New Roman" w:hAnsi="Consolas" w:cs="Times New Roman"/>
+          <w:color w:val="C9D1D9"/>
+          <w:kern w:val="0"/>
+          <w:sz w:val="21"/>
+          <w14:ligatures w14:val="none"/>
+        </w:rPr>
+        <w:t>self</w:t>
+      </w:r>
+      <w:r>
+        <w:rPr>
+          <w:rFonts w:ascii="Consolas" w:eastAsia="Times New Roman" w:hAnsi="Consolas" w:cs="Times New Roman"/>
+          <w:color w:val="BBBEBF"/>
+          <w:kern w:val="0"/>
+          <w:sz w:val="21"/>
+          <w14:ligatures w14:val="none"/>
+        </w:rPr>
+        <w:t>.</w:t>
+      </w:r>
+      <w:r>
+        <w:rPr>
+          <w:rFonts w:ascii="Consolas" w:eastAsia="Times New Roman" w:hAnsi="Consolas" w:cs="Times New Roman"/>
+          <w:color w:val="C9D1D9"/>
+          <w:kern w:val="0"/>
+          <w:sz w:val="21"/>
+          <w14:ligatures w14:val="none"/>
+        </w:rPr>
+        <w:t>width</w:t>
+      </w:r>
+      <w:proofErr w:type="spellEnd"/>
+      <w:proofErr w:type="gramEnd"/>
+      <w:r>
+        <w:rPr>
+          <w:rFonts w:ascii="Consolas" w:eastAsia="Times New Roman" w:hAnsi="Consolas" w:cs="Times New Roman"/>
+          <w:color w:val="BBBEBF"/>
+          <w:kern w:val="0"/>
+          <w:sz w:val="21"/>
+          <w14:ligatures w14:val="none"/>
+        </w:rPr>
+        <w:t xml:space="preserve"> </w:t>
+      </w:r>
+      <w:r>
+        <w:rPr>
+          <w:rFonts w:ascii="Consolas" w:eastAsia="Times New Roman" w:hAnsi="Consolas" w:cs="Times New Roman"/>
+          <w:color w:val="D4D4D4"/>
+          <w:kern w:val="0"/>
+          <w:sz w:val="21"/>
+          <w14:ligatures w14:val="none"/>
+        </w:rPr>
+        <w:t>=</w:t>
+      </w:r>
+      <w:r>
+        <w:rPr>
+          <w:rFonts w:ascii="Consolas" w:eastAsia="Times New Roman" w:hAnsi="Consolas" w:cs="Times New Roman"/>
+          <w:color w:val="BBBEBF"/>
+          <w:kern w:val="0"/>
+          <w:sz w:val="21"/>
+          <w14:ligatures w14:val="none"/>
+        </w:rPr>
+        <w:t xml:space="preserve"> </w:t>
+      </w:r>
+      <w:r>
+        <w:rPr>
+          <w:rFonts w:ascii="Consolas" w:eastAsia="Times New Roman" w:hAnsi="Consolas" w:cs="Times New Roman"/>
+          <w:color w:val="FFA657"/>
+          <w:kern w:val="0"/>
+          <w:sz w:val="21"/>
+          <w14:ligatures w14:val="none"/>
+        </w:rPr>
+        <w:t>width</w:t>
+      </w:r>
+    </w:p>
+    <w:p>
+      <w:pPr>
+        <w:shd w:val="clear" w:color="auto" w:fill="121314"/>
+        <w:spacing w:after="0" w:line="285" w:lineRule="atLeast"/>
+        <w:rPr>
+          <w:rFonts w:ascii="Consolas" w:eastAsia="Times New Roman" w:hAnsi="Consolas" w:cs="Times New Roman"/>
+          <w:color w:val="BBBEBF"/>
+          <w:kern w:val="0"/>
+          <w:sz w:val="21"/>
+          <w14:ligatures w14:val="none"/>
+        </w:rPr>
+      </w:pPr>
+      <w:r>
+        <w:rPr>
+          <w:rFonts w:ascii="Consolas" w:eastAsia="Times New Roman" w:hAnsi="Consolas" w:cs="Times New Roman"/>
+          <w:color w:val="BBBEBF"/>
+          <w:kern w:val="0"/>
+          <w:sz w:val="21"/>
+          <w14:ligatures w14:val="none"/>
+        </w:rPr>
+        <w:t xml:space="preserve">        </w:t>
+      </w:r>
+      <w:proofErr w:type="spellStart"/>
+      <w:proofErr w:type="gramStart"/>
+      <w:r>
+        <w:rPr>
+          <w:rFonts w:ascii="Consolas" w:eastAsia="Times New Roman" w:hAnsi="Consolas" w:cs="Times New Roman"/>
+          <w:color w:val="C9D1D9"/>
+          <w:kern w:val="0"/>
+          <w:sz w:val="21"/>
+          <w14:ligatures w14:val="none"/>
+        </w:rPr>
+        <w:t>self</w:t>
+      </w:r>
+      <w:r>
+        <w:rPr>
+          <w:rFonts w:ascii="Consolas" w:eastAsia="Times New Roman" w:hAnsi="Consolas" w:cs="Times New Roman"/>
+          <w:color w:val="BBBEBF"/>
+          <w:kern w:val="0"/>
+          <w:sz w:val="21"/>
+          <w14:ligatures w14:val="none"/>
+        </w:rPr>
+        <w:t>.</w:t>
+      </w:r>
+      <w:r>
+        <w:rPr>
+          <w:rFonts w:ascii="Consolas" w:eastAsia="Times New Roman" w:hAnsi="Consolas" w:cs="Times New Roman"/>
+          <w:color w:val="C9D1D9"/>
+          <w:kern w:val="0"/>
+          <w:sz w:val="21"/>
+          <w14:ligatures w14:val="none"/>
+        </w:rPr>
+        <w:t>height</w:t>
+      </w:r>
+      <w:proofErr w:type="spellEnd"/>
+      <w:proofErr w:type="gramEnd"/>
+      <w:r>
+        <w:rPr>
+          <w:rFonts w:ascii="Consolas" w:eastAsia="Times New Roman" w:hAnsi="Consolas" w:cs="Times New Roman"/>
+          <w:color w:val="BBBEBF"/>
+          <w:kern w:val="0"/>
+          <w:sz w:val="21"/>
+          <w14:ligatures w14:val="none"/>
+        </w:rPr>
+        <w:t xml:space="preserve"> </w:t>
+      </w:r>
+      <w:r>
+        <w:rPr>
+          <w:rFonts w:ascii="Consolas" w:eastAsia="Times New Roman" w:hAnsi="Consolas" w:cs="Times New Roman"/>
+          <w:color w:val="D4D4D4"/>
+          <w:kern w:val="0"/>
+          <w:sz w:val="21"/>
+          <w14:ligatures w14:val="none"/>
+        </w:rPr>
+        <w:t>=</w:t>
+      </w:r>
+      <w:r>
+        <w:rPr>
+          <w:rFonts w:ascii="Consolas" w:eastAsia="Times New Roman" w:hAnsi="Consolas" w:cs="Times New Roman"/>
+          <w:color w:val="BBBEBF"/>
+          <w:kern w:val="0"/>
+          <w:sz w:val="21"/>
+          <w14:ligatures w14:val="none"/>
+        </w:rPr>
+        <w:t xml:space="preserve"> </w:t>
+      </w:r>
+      <w:r>
+        <w:rPr>
+          <w:rFonts w:ascii="Consolas" w:eastAsia="Times New Roman" w:hAnsi="Consolas" w:cs="Times New Roman"/>
+          <w:color w:val="FFA657"/>
+          <w:kern w:val="0"/>
+          <w:sz w:val="21"/>
+          <w14:ligatures w14:val="none"/>
+        </w:rPr>
+        <w:t>height</w:t>
+      </w:r>
+    </w:p>
+    <w:p>
+      <w:pPr>
+        <w:shd w:val="clear" w:color="auto" w:fill="121314"/>
+        <w:spacing w:after="0" w:line="285" w:lineRule="atLeast"/>
+        <w:rPr>
+          <w:rFonts w:ascii="Consolas" w:eastAsia="Times New Roman" w:hAnsi="Consolas" w:cs="Times New Roman"/>
+          <w:color w:val="BBBEBF"/>
+          <w:kern w:val="0"/>
+          <w:sz w:val="21"/>
+          <w14:ligatures w14:val="none"/>
+        </w:rPr>
+      </w:pPr>
+    </w:p>
+    <w:p>
+      <w:pPr>
+        <w:shd w:val="clear" w:color="auto" w:fill="121314"/>
+        <w:spacing w:after="0" w:line="285" w:lineRule="atLeast"/>
+        <w:rPr>
+          <w:rFonts w:ascii="Consolas" w:eastAsia="Times New Roman" w:hAnsi="Consolas" w:cs="Times New Roman"/>
+          <w:color w:val="BBBEBF"/>
+          <w:kern w:val="0"/>
+          <w:sz w:val="21"/>
+          <w14:ligatures w14:val="none"/>
+        </w:rPr>
+      </w:pPr>
+      <w:r>
+        <w:rPr>
+          <w:rFonts w:ascii="Consolas" w:eastAsia="Times New Roman" w:hAnsi="Consolas" w:cs="Times New Roman"/>
+          <w:color w:val="BBBEBF"/>
+          <w:kern w:val="0"/>
+          <w:sz w:val="21"/>
+          <w14:ligatures w14:val="none"/>
+        </w:rPr>
+        <w:t xml:space="preserve">    </w:t>
+      </w:r>
+      <w:r>
+        <w:rPr>
+          <w:rFonts w:ascii="Consolas" w:eastAsia="Times New Roman" w:hAnsi="Consolas" w:cs="Times New Roman"/>
+          <w:color w:val="D2A8FF"/>
+          <w:kern w:val="0"/>
+          <w:sz w:val="21"/>
+          <w14:ligatures w14:val="none"/>
+        </w:rPr>
+        <w:t>@</w:t>
+      </w:r>
+      <w:r>
+        <w:rPr>
+          <w:rFonts w:ascii="Consolas" w:eastAsia="Times New Roman" w:hAnsi="Consolas" w:cs="Times New Roman"/>
+          <w:color w:val="4EC9B0"/>
+          <w:kern w:val="0"/>
+          <w:sz w:val="21"/>
+          <w14:ligatures w14:val="none"/>
+        </w:rPr>
+        <w:t>property</w:t>
+      </w:r>
+    </w:p>
+    <w:p>
+      <w:pPr>
+        <w:shd w:val="clear" w:color="auto" w:fill="121314"/>
+        <w:spacing w:after="0" w:line="285" w:lineRule="atLeast"/>
+        <w:rPr>
+          <w:rFonts w:ascii="Consolas" w:eastAsia="Times New Roman" w:hAnsi="Consolas" w:cs="Times New Roman"/>
+          <w:color w:val="BBBEBF"/>
+          <w:kern w:val="0"/>
+          <w:sz w:val="21"/>
+          <w14:ligatures w14:val="none"/>
+        </w:rPr>
+      </w:pPr>
+      <w:r>
+        <w:rPr>
+          <w:rFonts w:ascii="Consolas" w:eastAsia="Times New Roman" w:hAnsi="Consolas" w:cs="Times New Roman"/>
+          <w:color w:val="BBBEBF"/>
+          <w:kern w:val="0"/>
+          <w:sz w:val="21"/>
+          <w14:ligatures w14:val="none"/>
+        </w:rPr>
+        <w:t xml:space="preserve">    </w:t>
+      </w:r>
+      <w:r>
+        <w:rPr>
+          <w:rFonts w:ascii="Consolas" w:eastAsia="Times New Roman" w:hAnsi="Consolas" w:cs="Times New Roman"/>
+          <w:color w:val="FF7B72"/>
+          <w:kern w:val="0"/>
+          <w:sz w:val="21"/>
+          <w14:ligatures w14:val="none"/>
+        </w:rPr>
+        <w:t>def</w:t>
+      </w:r>
+      <w:r>
+        <w:rPr>
+          <w:rFonts w:ascii="Consolas" w:eastAsia="Times New Roman" w:hAnsi="Consolas" w:cs="Times New Roman"/>
+          <w:color w:val="BBBEBF"/>
+          <w:kern w:val="0"/>
+          <w:sz w:val="21"/>
+          <w14:ligatures w14:val="none"/>
+        </w:rPr>
+        <w:t xml:space="preserve"> </w:t>
+      </w:r>
+      <w:r>
+        <w:rPr>
+          <w:rFonts w:ascii="Consolas" w:eastAsia="Times New Roman" w:hAnsi="Consolas" w:cs="Times New Roman"/>
+          <w:color w:val="C9D1D9"/>
+          <w:kern w:val="0"/>
+          <w:sz w:val="21"/>
+          <w14:ligatures w14:val="none"/>
+        </w:rPr>
+        <w:t>area</w:t>
+      </w:r>
+      <w:r>
+        <w:rPr>
+          <w:rFonts w:ascii="Consolas" w:eastAsia="Times New Roman" w:hAnsi="Consolas" w:cs="Times New Roman"/>
+          <w:color w:val="BBBEBF"/>
+          <w:kern w:val="0"/>
+          <w:sz w:val="21"/>
+          <w14:ligatures w14:val="none"/>
+        </w:rPr>
+        <w:t>(</w:t>
+      </w:r>
+      <w:r>
+        <w:rPr>
+          <w:rFonts w:ascii="Consolas" w:eastAsia="Times New Roman" w:hAnsi="Consolas" w:cs="Times New Roman"/>
+          <w:color w:val="C9D1D9"/>
+          <w:kern w:val="0"/>
+          <w:sz w:val="21"/>
+          <w14:ligatures w14:val="none"/>
+        </w:rPr>
+        <w:t>self</w:t>
+      </w:r>
+      <w:r>
+        <w:rPr>
+          <w:rFonts w:ascii="Consolas" w:eastAsia="Times New Roman" w:hAnsi="Consolas" w:cs="Times New Roman"/>
+          <w:color w:val="BBBEBF"/>
+          <w:kern w:val="0"/>
+          <w:sz w:val="21"/>
+          <w14:ligatures w14:val="none"/>
+        </w:rPr>
+        <w:t>):</w:t>
+      </w:r>
+    </w:p>
+    <w:p>
+      <w:pPr>
+        <w:shd w:val="clear" w:color="auto" w:fill="121314"/>
+        <w:spacing w:after="0" w:line="285" w:lineRule="atLeast"/>
+        <w:rPr>
+          <w:rFonts w:ascii="Consolas" w:eastAsia="Times New Roman" w:hAnsi="Consolas" w:cs="Times New Roman"/>
+          <w:color w:val="BBBEBF"/>
+          <w:kern w:val="0"/>
+          <w:sz w:val="21"/>
+          <w14:ligatures w14:val="none"/>
+        </w:rPr>
+      </w:pPr>
+      <w:r>
+        <w:rPr>
+          <w:rFonts w:ascii="Consolas" w:eastAsia="Times New Roman" w:hAnsi="Consolas" w:cs="Times New Roman"/>
+          <w:color w:val="BBBEBF"/>
+          <w:kern w:val="0"/>
+          <w:sz w:val="21"/>
+          <w14:ligatures w14:val="none"/>
+        </w:rPr>
+        <w:lastRenderedPageBreak/>
+        <w:t xml:space="preserve">        </w:t>
+      </w:r>
+      <w:r>
+        <w:rPr>
+          <w:rFonts w:ascii="Consolas" w:eastAsia="Times New Roman" w:hAnsi="Consolas" w:cs="Times New Roman"/>
+          <w:color w:val="C586C0"/>
+          <w:kern w:val="0"/>
+          <w:sz w:val="21"/>
+          <w14:ligatures w14:val="none"/>
+        </w:rPr>
+        <w:t>return</w:t>
+      </w:r>
+      <w:r>
+        <w:rPr>
+          <w:rFonts w:ascii="Consolas" w:eastAsia="Times New Roman" w:hAnsi="Consolas" w:cs="Times New Roman"/>
+          <w:color w:val="BBBEBF"/>
+          <w:kern w:val="0"/>
+          <w:sz w:val="21"/>
+          <w14:ligatures w14:val="none"/>
+        </w:rPr>
+        <w:t xml:space="preserve"> </w:t>
+      </w:r>
+      <w:proofErr w:type="spellStart"/>
+      <w:proofErr w:type="gramStart"/>
+      <w:r>
+        <w:rPr>
+          <w:rFonts w:ascii="Consolas" w:eastAsia="Times New Roman" w:hAnsi="Consolas" w:cs="Times New Roman"/>
+          <w:color w:val="C9D1D9"/>
+          <w:kern w:val="0"/>
+          <w:sz w:val="21"/>
+          <w14:ligatures w14:val="none"/>
+        </w:rPr>
+        <w:t>self</w:t>
+      </w:r>
+      <w:r>
+        <w:rPr>
+          <w:rFonts w:ascii="Consolas" w:eastAsia="Times New Roman" w:hAnsi="Consolas" w:cs="Times New Roman"/>
+          <w:color w:val="BBBEBF"/>
+          <w:kern w:val="0"/>
+          <w:sz w:val="21"/>
+          <w14:ligatures w14:val="none"/>
+        </w:rPr>
+        <w:t>.</w:t>
+      </w:r>
+      <w:r>
+        <w:rPr>
+          <w:rFonts w:ascii="Consolas" w:eastAsia="Times New Roman" w:hAnsi="Consolas" w:cs="Times New Roman"/>
+          <w:color w:val="C9D1D9"/>
+          <w:kern w:val="0"/>
+          <w:sz w:val="21"/>
+          <w14:ligatures w14:val="none"/>
+        </w:rPr>
+        <w:t>width</w:t>
+      </w:r>
+      <w:proofErr w:type="spellEnd"/>
+      <w:proofErr w:type="gramEnd"/>
+      <w:r>
+        <w:rPr>
+          <w:rFonts w:ascii="Consolas" w:eastAsia="Times New Roman" w:hAnsi="Consolas" w:cs="Times New Roman"/>
+          <w:color w:val="BBBEBF"/>
+          <w:kern w:val="0"/>
+          <w:sz w:val="21"/>
+          <w14:ligatures w14:val="none"/>
+        </w:rPr>
+        <w:t xml:space="preserve"> </w:t>
+      </w:r>
+      <w:r>
+        <w:rPr>
+          <w:rFonts w:ascii="Consolas" w:eastAsia="Times New Roman" w:hAnsi="Consolas" w:cs="Times New Roman"/>
+          <w:color w:val="D4D4D4"/>
+          <w:kern w:val="0"/>
+          <w:sz w:val="21"/>
+          <w14:ligatures w14:val="none"/>
+        </w:rPr>
+        <w:t>*</w:t>
+      </w:r>
+      <w:r>
+        <w:rPr>
+          <w:rFonts w:ascii="Consolas" w:eastAsia="Times New Roman" w:hAnsi="Consolas" w:cs="Times New Roman"/>
+          <w:color w:val="BBBEBF"/>
+          <w:kern w:val="0"/>
+          <w:sz w:val="21"/>
+          <w14:ligatures w14:val="none"/>
+        </w:rPr>
+        <w:t xml:space="preserve"> </w:t>
+      </w:r>
+      <w:proofErr w:type="spellStart"/>
+      <w:proofErr w:type="gramStart"/>
+      <w:r>
+        <w:rPr>
+          <w:rFonts w:ascii="Consolas" w:eastAsia="Times New Roman" w:hAnsi="Consolas" w:cs="Times New Roman"/>
+          <w:color w:val="C9D1D9"/>
+          <w:kern w:val="0"/>
+          <w:sz w:val="21"/>
+          <w14:ligatures w14:val="none"/>
+        </w:rPr>
+        <w:t>self</w:t>
+      </w:r>
+      <w:r>
+        <w:rPr>
+          <w:rFonts w:ascii="Consolas" w:eastAsia="Times New Roman" w:hAnsi="Consolas" w:cs="Times New Roman"/>
+          <w:color w:val="BBBEBF"/>
+          <w:kern w:val="0"/>
+          <w:sz w:val="21"/>
+          <w14:ligatures w14:val="none"/>
+        </w:rPr>
+        <w:t>.</w:t>
+      </w:r>
+      <w:r>
+        <w:rPr>
+          <w:rFonts w:ascii="Consolas" w:eastAsia="Times New Roman" w:hAnsi="Consolas" w:cs="Times New Roman"/>
+          <w:color w:val="C9D1D9"/>
+          <w:kern w:val="0"/>
+          <w:sz w:val="21"/>
+          <w14:ligatures w14:val="none"/>
+        </w:rPr>
+        <w:t>height</w:t>
+      </w:r>
+      <w:proofErr w:type="spellEnd"/>
+      <w:proofErr w:type="gramEnd"/>
+    </w:p>
+    <w:p>
+      <w:pPr>
+        <w:shd w:val="clear" w:color="auto" w:fill="121314"/>
+        <w:spacing w:after="0" w:line="285" w:lineRule="atLeast"/>
+        <w:rPr>
+          <w:rFonts w:ascii="Consolas" w:eastAsia="Times New Roman" w:hAnsi="Consolas" w:cs="Times New Roman"/>
+          <w:color w:val="BBBEBF"/>
+          <w:kern w:val="0"/>
+          <w:sz w:val="21"/>
+          <w14:ligatures w14:val="none"/>
+        </w:rPr>
+      </w:pPr>
+    </w:p>
+    <w:p>
+      <w:pPr>
+        <w:shd w:val="clear" w:color="auto" w:fill="121314"/>
+        <w:spacing w:after="0" w:line="285" w:lineRule="atLeast"/>
+        <w:rPr>
+          <w:rFonts w:ascii="Consolas" w:eastAsia="Times New Roman" w:hAnsi="Consolas" w:cs="Times New Roman"/>
+          <w:color w:val="BBBEBF"/>
+          <w:kern w:val="0"/>
+          <w:sz w:val="21"/>
+          <w14:ligatures w14:val="none"/>
+        </w:rPr>
+      </w:pPr>
+      <w:r>
+        <w:rPr>
+          <w:rFonts w:ascii="Consolas" w:eastAsia="Times New Roman" w:hAnsi="Consolas" w:cs="Times New Roman"/>
+          <w:color w:val="BBBEBF"/>
+          <w:kern w:val="0"/>
+          <w:sz w:val="21"/>
+          <w14:ligatures w14:val="none"/>
+        </w:rPr>
+        <w:t xml:space="preserve">    </w:t>
+      </w:r>
+      <w:r>
+        <w:rPr>
+          <w:rFonts w:ascii="Consolas" w:eastAsia="Times New Roman" w:hAnsi="Consolas" w:cs="Times New Roman"/>
+          <w:color w:val="D2A8FF"/>
+          <w:kern w:val="0"/>
+          <w:sz w:val="21"/>
+          <w14:ligatures w14:val="none"/>
+        </w:rPr>
+        <w:t>@</w:t>
+      </w:r>
+      <w:r>
+        <w:rPr>
+          <w:rFonts w:ascii="Consolas" w:eastAsia="Times New Roman" w:hAnsi="Consolas" w:cs="Times New Roman"/>
+          <w:color w:val="4EC9B0"/>
+          <w:kern w:val="0"/>
+          <w:sz w:val="21"/>
+          <w14:ligatures w14:val="none"/>
+        </w:rPr>
+        <w:t>property</w:t>
+      </w:r>
+    </w:p>
+    <w:p>
+      <w:pPr>
+        <w:shd w:val="clear" w:color="auto" w:fill="121314"/>
+        <w:spacing w:after="0" w:line="285" w:lineRule="atLeast"/>
+        <w:rPr>
+          <w:rFonts w:ascii="Consolas" w:eastAsia="Times New Roman" w:hAnsi="Consolas" w:cs="Times New Roman"/>
+          <w:color w:val="BBBEBF"/>
+          <w:kern w:val="0"/>
+          <w:sz w:val="21"/>
+          <w14:ligatures w14:val="none"/>
+        </w:rPr>
+      </w:pPr>
+      <w:r>
+        <w:rPr>
+          <w:rFonts w:ascii="Consolas" w:eastAsia="Times New Roman" w:hAnsi="Consolas" w:cs="Times New Roman"/>
+          <w:color w:val="BBBEBF"/>
+          <w:kern w:val="0"/>
+          <w:sz w:val="21"/>
+          <w14:ligatures w14:val="none"/>
+        </w:rPr>
+        <w:t xml:space="preserve">    </w:t>
+      </w:r>
+      <w:r>
+        <w:rPr>
+          <w:rFonts w:ascii="Consolas" w:eastAsia="Times New Roman" w:hAnsi="Consolas" w:cs="Times New Roman"/>
+          <w:color w:val="FF7B72"/>
+          <w:kern w:val="0"/>
+          <w:sz w:val="21"/>
+          <w14:ligatures w14:val="none"/>
+        </w:rPr>
+        <w:t>def</w:t>
+      </w:r>
+      <w:r>
+        <w:rPr>
+          <w:rFonts w:ascii="Consolas" w:eastAsia="Times New Roman" w:hAnsi="Consolas" w:cs="Times New Roman"/>
+          <w:color w:val="BBBEBF"/>
+          <w:kern w:val="0"/>
+          <w:sz w:val="21"/>
+          <w14:ligatures w14:val="none"/>
+        </w:rPr>
+        <w:t xml:space="preserve"> </w:t>
+      </w:r>
+      <w:r>
+        <w:rPr>
+          <w:rFonts w:ascii="Consolas" w:eastAsia="Times New Roman" w:hAnsi="Consolas" w:cs="Times New Roman"/>
+          <w:color w:val="C9D1D9"/>
+          <w:kern w:val="0"/>
+          <w:sz w:val="21"/>
+          <w14:ligatures w14:val="none"/>
+        </w:rPr>
+        <w:t>perimeter</w:t>
+      </w:r>
+      <w:r>
+        <w:rPr>
+          <w:rFonts w:ascii="Consolas" w:eastAsia="Times New Roman" w:hAnsi="Consolas" w:cs="Times New Roman"/>
+          <w:color w:val="BBBEBF"/>
+          <w:kern w:val="0"/>
+          <w:sz w:val="21"/>
+          <w14:ligatures w14:val="none"/>
+        </w:rPr>
+        <w:t>(</w:t>
+      </w:r>
+      <w:r>
+        <w:rPr>
+          <w:rFonts w:ascii="Consolas" w:eastAsia="Times New Roman" w:hAnsi="Consolas" w:cs="Times New Roman"/>
+          <w:color w:val="C9D1D9"/>
+          <w:kern w:val="0"/>
+          <w:sz w:val="21"/>
+          <w14:ligatures w14:val="none"/>
+        </w:rPr>
+        <w:t>self</w:t>
+      </w:r>
+      <w:r>
+        <w:rPr>
+          <w:rFonts w:ascii="Consolas" w:eastAsia="Times New Roman" w:hAnsi="Consolas" w:cs="Times New Roman"/>
+          <w:color w:val="BBBEBF"/>
+          <w:kern w:val="0"/>
+          <w:sz w:val="21"/>
+          <w14:ligatures w14:val="none"/>
+        </w:rPr>
+        <w:t>):</w:t>
+      </w:r>
+    </w:p>
+    <w:p>
+      <w:pPr>
+        <w:shd w:val="clear" w:color="auto" w:fill="121314"/>
+        <w:spacing w:after="0" w:line="285" w:lineRule="atLeast"/>
+        <w:rPr>
+          <w:rFonts w:ascii="Consolas" w:eastAsia="Times New Roman" w:hAnsi="Consolas" w:cs="Times New Roman"/>
+          <w:color w:val="BBBEBF"/>
+          <w:kern w:val="0"/>
+          <w:sz w:val="21"/>
+          <w14:ligatures w14:val="none"/>
+        </w:rPr>
+      </w:pPr>
+      <w:r>
+        <w:rPr>
+          <w:rFonts w:ascii="Consolas" w:eastAsia="Times New Roman" w:hAnsi="Consolas" w:cs="Times New Roman"/>
+          <w:color w:val="BBBEBF"/>
+          <w:kern w:val="0"/>
+          <w:sz w:val="21"/>
+          <w14:ligatures w14:val="none"/>
+        </w:rPr>
+        <w:t xml:space="preserve">        </w:t>
+      </w:r>
+      <w:r>
+        <w:rPr>
+          <w:rFonts w:ascii="Consolas" w:eastAsia="Times New Roman" w:hAnsi="Consolas" w:cs="Times New Roman"/>
+          <w:color w:val="C586C0"/>
+          <w:kern w:val="0"/>
+          <w:sz w:val="21"/>
+          <w14:ligatures w14:val="none"/>
+        </w:rPr>
+        <w:t>return</w:t>
+      </w:r>
+      <w:r>
+        <w:rPr>
+          <w:rFonts w:ascii="Consolas" w:eastAsia="Times New Roman" w:hAnsi="Consolas" w:cs="Times New Roman"/>
+          <w:color w:val="BBBEBF"/>
+          <w:kern w:val="0"/>
+          <w:sz w:val="21"/>
+          <w14:ligatures w14:val="none"/>
+        </w:rPr>
+        <w:t xml:space="preserve"> </w:t>
+      </w:r>
+      <w:r>
+        <w:rPr>
+          <w:rFonts w:ascii="Consolas" w:eastAsia="Times New Roman" w:hAnsi="Consolas" w:cs="Times New Roman"/>
+          <w:color w:val="B5CEA8"/>
+          <w:kern w:val="0"/>
+          <w:sz w:val="21"/>
+          <w14:ligatures w14:val="none"/>
+        </w:rPr>
+        <w:t>2</w:t>
+      </w:r>
+      <w:r>
+        <w:rPr>
+          <w:rFonts w:ascii="Consolas" w:eastAsia="Times New Roman" w:hAnsi="Consolas" w:cs="Times New Roman"/>
+          <w:color w:val="BBBEBF"/>
+          <w:kern w:val="0"/>
+          <w:sz w:val="21"/>
+          <w14:ligatures w14:val="none"/>
+        </w:rPr>
+        <w:t xml:space="preserve"> </w:t>
+      </w:r>
+      <w:r>
+        <w:rPr>
+          <w:rFonts w:ascii="Consolas" w:eastAsia="Times New Roman" w:hAnsi="Consolas" w:cs="Times New Roman"/>
+          <w:color w:val="D4D4D4"/>
+          <w:kern w:val="0"/>
+          <w:sz w:val="21"/>
+          <w14:ligatures w14:val="none"/>
+        </w:rPr>
+        <w:t>*</w:t>
+      </w:r>
+      <w:r>
+        <w:rPr>
+          <w:rFonts w:ascii="Consolas" w:eastAsia="Times New Roman" w:hAnsi="Consolas" w:cs="Times New Roman"/>
+          <w:color w:val="BBBEBF"/>
+          <w:kern w:val="0"/>
+          <w:sz w:val="21"/>
+          <w14:ligatures w14:val="none"/>
+        </w:rPr>
+        <w:t xml:space="preserve"> (</w:t>
+      </w:r>
+      <w:proofErr w:type="spellStart"/>
+      <w:proofErr w:type="gramStart"/>
+      <w:r>
+        <w:rPr>
+          <w:rFonts w:ascii="Consolas" w:eastAsia="Times New Roman" w:hAnsi="Consolas" w:cs="Times New Roman"/>
+          <w:color w:val="C9D1D9"/>
+          <w:kern w:val="0"/>
+          <w:sz w:val="21"/>
+          <w14:ligatures w14:val="none"/>
+        </w:rPr>
+        <w:t>self</w:t>
+      </w:r>
+      <w:r>
+        <w:rPr>
+          <w:rFonts w:ascii="Consolas" w:eastAsia="Times New Roman" w:hAnsi="Consolas" w:cs="Times New Roman"/>
+          <w:color w:val="BBBEBF"/>
+          <w:kern w:val="0"/>
+          <w:sz w:val="21"/>
+          <w14:ligatures w14:val="none"/>
+        </w:rPr>
+        <w:t>.</w:t>
+      </w:r>
+      <w:r>
+        <w:rPr>
+          <w:rFonts w:ascii="Consolas" w:eastAsia="Times New Roman" w:hAnsi="Consolas" w:cs="Times New Roman"/>
+          <w:color w:val="C9D1D9"/>
+          <w:kern w:val="0"/>
+          <w:sz w:val="21"/>
+          <w14:ligatures w14:val="none"/>
+        </w:rPr>
+        <w:t>width</w:t>
+      </w:r>
+      <w:proofErr w:type="spellEnd"/>
+      <w:proofErr w:type="gramEnd"/>
+      <w:r>
+        <w:rPr>
+          <w:rFonts w:ascii="Consolas" w:eastAsia="Times New Roman" w:hAnsi="Consolas" w:cs="Times New Roman"/>
+          <w:color w:val="BBBEBF"/>
+          <w:kern w:val="0"/>
+          <w:sz w:val="21"/>
+          <w14:ligatures w14:val="none"/>
+        </w:rPr>
+        <w:t xml:space="preserve"> </w:t>
+      </w:r>
+      <w:r>
+        <w:rPr>
+          <w:rFonts w:ascii="Consolas" w:eastAsia="Times New Roman" w:hAnsi="Consolas" w:cs="Times New Roman"/>
+          <w:color w:val="D4D4D4"/>
+          <w:kern w:val="0"/>
+          <w:sz w:val="21"/>
+          <w14:ligatures w14:val="none"/>
+        </w:rPr>
+        <w:t>+</w:t>
+      </w:r>
+      <w:r>
+        <w:rPr>
+          <w:rFonts w:ascii="Consolas" w:eastAsia="Times New Roman" w:hAnsi="Consolas" w:cs="Times New Roman"/>
+          <w:color w:val="BBBEBF"/>
+          <w:kern w:val="0"/>
+          <w:sz w:val="21"/>
+          <w14:ligatures w14:val="none"/>
+        </w:rPr>
+        <w:t xml:space="preserve"> </w:t>
+      </w:r>
+      <w:proofErr w:type="spellStart"/>
+      <w:proofErr w:type="gramStart"/>
+      <w:r>
+        <w:rPr>
+          <w:rFonts w:ascii="Consolas" w:eastAsia="Times New Roman" w:hAnsi="Consolas" w:cs="Times New Roman"/>
+          <w:color w:val="C9D1D9"/>
+          <w:kern w:val="0"/>
+          <w:sz w:val="21"/>
+          <w14:ligatures w14:val="none"/>
+        </w:rPr>
+        <w:t>self</w:t>
+      </w:r>
+      <w:r>
+        <w:rPr>
+          <w:rFonts w:ascii="Consolas" w:eastAsia="Times New Roman" w:hAnsi="Consolas" w:cs="Times New Roman"/>
+          <w:color w:val="BBBEBF"/>
+          <w:kern w:val="0"/>
+          <w:sz w:val="21"/>
+          <w14:ligatures w14:val="none"/>
+        </w:rPr>
+        <w:t>.</w:t>
+      </w:r>
+      <w:r>
+        <w:rPr>
+          <w:rFonts w:ascii="Consolas" w:eastAsia="Times New Roman" w:hAnsi="Consolas" w:cs="Times New Roman"/>
+          <w:color w:val="C9D1D9"/>
+          <w:kern w:val="0"/>
+          <w:sz w:val="21"/>
+          <w14:ligatures w14:val="none"/>
+        </w:rPr>
+        <w:t>height</w:t>
+      </w:r>
+      <w:proofErr w:type="spellEnd"/>
+      <w:proofErr w:type="gramEnd"/>
+      <w:r>
+        <w:rPr>
+          <w:rFonts w:ascii="Consolas" w:eastAsia="Times New Roman" w:hAnsi="Consolas" w:cs="Times New Roman"/>
+          <w:color w:val="BBBEBF"/>
+          <w:kern w:val="0"/>
+          <w:sz w:val="21"/>
+          <w14:ligatures w14:val="none"/>
+        </w:rPr>
+        <w:t>)</w:t>
+      </w:r>
+    </w:p>
+    <w:p>
+      <w:pPr>
+        <w:shd w:val="clear" w:color="auto" w:fill="121314"/>
+        <w:spacing w:after="240" w:line="285" w:lineRule="atLeast"/>
+        <w:rPr>
+          <w:rFonts w:ascii="Consolas" w:eastAsia="Times New Roman" w:hAnsi="Consolas" w:cs="Times New Roman"/>
+          <w:color w:val="BBBEBF"/>
+          <w:kern w:val="0"/>
+          <w:sz w:val="21"/>
+          <w14:ligatures w14:val="none"/>
+        </w:rPr>
+      </w:pPr>
+    </w:p>
+    <w:p>
+      <w:pPr>
+        <w:shd w:val="clear" w:color="auto" w:fill="121314"/>
+        <w:spacing w:after="0" w:line="285" w:lineRule="atLeast"/>
+        <w:rPr>
+          <w:rFonts w:ascii="Consolas" w:eastAsia="Times New Roman" w:hAnsi="Consolas" w:cs="Times New Roman"/>
+          <w:color w:val="BBBEBF"/>
+          <w:kern w:val="0"/>
+          <w:sz w:val="21"/>
+          <w14:ligatures w14:val="none"/>
+        </w:rPr>
+      </w:pPr>
+      <w:r>
+        <w:rPr>
+          <w:rFonts w:ascii="Consolas" w:eastAsia="Times New Roman" w:hAnsi="Consolas" w:cs="Times New Roman"/>
+          <w:color w:val="C9D1D9"/>
+          <w:kern w:val="0"/>
+          <w:sz w:val="21"/>
+          <w14:ligatures w14:val="none"/>
+        </w:rPr>
+        <w:t>shapes</w:t>
+      </w:r>
+      <w:r>
+        <w:rPr>
+          <w:rFonts w:ascii="Consolas" w:eastAsia="Times New Roman" w:hAnsi="Consolas" w:cs="Times New Roman"/>
+          <w:color w:val="BBBEBF"/>
+          <w:kern w:val="0"/>
+          <w:sz w:val="21"/>
+          <w14:ligatures w14:val="none"/>
+        </w:rPr>
+        <w:t xml:space="preserve"> </w:t>
+      </w:r>
+      <w:r>
+        <w:rPr>
+          <w:rFonts w:ascii="Consolas" w:eastAsia="Times New Roman" w:hAnsi="Consolas" w:cs="Times New Roman"/>
+          <w:color w:val="D4D4D4"/>
+          <w:kern w:val="0"/>
+          <w:sz w:val="21"/>
+          <w14:ligatures w14:val="none"/>
+        </w:rPr>
+        <w:t>=</w:t>
+      </w:r>
+      <w:r>
+        <w:rPr>
+          <w:rFonts w:ascii="Consolas" w:eastAsia="Times New Roman" w:hAnsi="Consolas" w:cs="Times New Roman"/>
+          <w:color w:val="BBBEBF"/>
+          <w:kern w:val="0"/>
+          <w:sz w:val="21"/>
+          <w14:ligatures w14:val="none"/>
+        </w:rPr>
+        <w:t xml:space="preserve"> [</w:t>
+      </w:r>
+      <w:proofErr w:type="gramStart"/>
+      <w:r>
+        <w:rPr>
+          <w:rFonts w:ascii="Consolas" w:eastAsia="Times New Roman" w:hAnsi="Consolas" w:cs="Times New Roman"/>
+          <w:color w:val="4EC9B0"/>
+          <w:kern w:val="0"/>
+          <w:sz w:val="21"/>
+          <w14:ligatures w14:val="none"/>
+        </w:rPr>
+        <w:t>Circle</w:t>
+      </w:r>
+      <w:r>
+        <w:rPr>
+          <w:rFonts w:ascii="Consolas" w:eastAsia="Times New Roman" w:hAnsi="Consolas" w:cs="Times New Roman"/>
+          <w:color w:val="BBBEBF"/>
+          <w:kern w:val="0"/>
+          <w:sz w:val="21"/>
+          <w14:ligatures w14:val="none"/>
+        </w:rPr>
+        <w:t>(</w:t>
+      </w:r>
+      <w:proofErr w:type="gramEnd"/>
+      <w:r>
+        <w:rPr>
+          <w:rFonts w:ascii="Consolas" w:eastAsia="Times New Roman" w:hAnsi="Consolas" w:cs="Times New Roman"/>
+          <w:color w:val="B5CEA8"/>
+          <w:kern w:val="0"/>
+          <w:sz w:val="21"/>
+          <w14:ligatures w14:val="none"/>
+        </w:rPr>
+        <w:t>7</w:t>
+      </w:r>
+      <w:r>
+        <w:rPr>
+          <w:rFonts w:ascii="Consolas" w:eastAsia="Times New Roman" w:hAnsi="Consolas" w:cs="Times New Roman"/>
+          <w:color w:val="BBBEBF"/>
+          <w:kern w:val="0"/>
+          <w:sz w:val="21"/>
+          <w14:ligatures w14:val="none"/>
+        </w:rPr>
+        <w:t xml:space="preserve">), </w:t>
+      </w:r>
+      <w:proofErr w:type="gramStart"/>
+      <w:r>
+        <w:rPr>
+          <w:rFonts w:ascii="Consolas" w:eastAsia="Times New Roman" w:hAnsi="Consolas" w:cs="Times New Roman"/>
+          <w:color w:val="4EC9B0"/>
+          <w:kern w:val="0"/>
+          <w:sz w:val="21"/>
+          <w14:ligatures w14:val="none"/>
+        </w:rPr>
+        <w:t>Rectangle</w:t>
+      </w:r>
+      <w:r>
+        <w:rPr>
+          <w:rFonts w:ascii="Consolas" w:eastAsia="Times New Roman" w:hAnsi="Consolas" w:cs="Times New Roman"/>
+          <w:color w:val="BBBEBF"/>
+          <w:kern w:val="0"/>
+          <w:sz w:val="21"/>
+          <w14:ligatures w14:val="none"/>
+        </w:rPr>
+        <w:t>(</w:t>
+      </w:r>
+      <w:proofErr w:type="gramEnd"/>
+      <w:r>
+        <w:rPr>
+          <w:rFonts w:ascii="Consolas" w:eastAsia="Times New Roman" w:hAnsi="Consolas" w:cs="Times New Roman"/>
+          <w:color w:val="B5CEA8"/>
+          <w:kern w:val="0"/>
+          <w:sz w:val="21"/>
+          <w14:ligatures w14:val="none"/>
+        </w:rPr>
+        <w:t>4</w:t>
+      </w:r>
+      <w:r>
+        <w:rPr>
+          <w:rFonts w:ascii="Consolas" w:eastAsia="Times New Roman" w:hAnsi="Consolas" w:cs="Times New Roman"/>
+          <w:color w:val="BBBEBF"/>
+          <w:kern w:val="0"/>
+          <w:sz w:val="21"/>
+          <w14:ligatures w14:val="none"/>
+        </w:rPr>
+        <w:t xml:space="preserve">, </w:t>
+      </w:r>
+      <w:r>
+        <w:rPr>
+          <w:rFonts w:ascii="Consolas" w:eastAsia="Times New Roman" w:hAnsi="Consolas" w:cs="Times New Roman"/>
+          <w:color w:val="B5CEA8"/>
+          <w:kern w:val="0"/>
+          <w:sz w:val="21"/>
+          <w14:ligatures w14:val="none"/>
+        </w:rPr>
+        <w:t>6</w:t>
+      </w:r>
+      <w:r>
+        <w:rPr>
+          <w:rFonts w:ascii="Consolas" w:eastAsia="Times New Roman" w:hAnsi="Consolas" w:cs="Times New Roman"/>
+          <w:color w:val="BBBEBF"/>
+          <w:kern w:val="0"/>
+          <w:sz w:val="21"/>
+          <w14:ligatures w14:val="none"/>
+        </w:rPr>
+        <w:t xml:space="preserve">), </w:t>
+      </w:r>
+      <w:proofErr w:type="gramStart"/>
+      <w:r>
+        <w:rPr>
+          <w:rFonts w:ascii="Consolas" w:eastAsia="Times New Roman" w:hAnsi="Consolas" w:cs="Times New Roman"/>
+          <w:color w:val="4EC9B0"/>
+          <w:kern w:val="0"/>
+          <w:sz w:val="21"/>
+          <w14:ligatures w14:val="none"/>
+        </w:rPr>
+        <w:t>Circle</w:t>
+      </w:r>
+      <w:r>
+        <w:rPr>
+          <w:rFonts w:ascii="Consolas" w:eastAsia="Times New Roman" w:hAnsi="Consolas" w:cs="Times New Roman"/>
+          <w:color w:val="BBBEBF"/>
+          <w:kern w:val="0"/>
+          <w:sz w:val="21"/>
+          <w14:ligatures w14:val="none"/>
+        </w:rPr>
+        <w:t>(</w:t>
+      </w:r>
+      <w:proofErr w:type="gramEnd"/>
+      <w:r>
+        <w:rPr>
+          <w:rFonts w:ascii="Consolas" w:eastAsia="Times New Roman" w:hAnsi="Consolas" w:cs="Times New Roman"/>
+          <w:color w:val="B5CEA8"/>
+          <w:kern w:val="0"/>
+          <w:sz w:val="21"/>
+          <w14:ligatures w14:val="none"/>
+        </w:rPr>
+        <w:t>3</w:t>
+      </w:r>
+      <w:r>
+        <w:rPr>
+          <w:rFonts w:ascii="Consolas" w:eastAsia="Times New Roman" w:hAnsi="Consolas" w:cs="Times New Roman"/>
+          <w:color w:val="BBBEBF"/>
+          <w:kern w:val="0"/>
+          <w:sz w:val="21"/>
+          <w14:ligatures w14:val="none"/>
+        </w:rPr>
+        <w:t>)]</w:t>
+      </w:r>
+    </w:p>
+    <w:p>
+      <w:pPr>
+        <w:shd w:val="clear" w:color="auto" w:fill="121314"/>
+        <w:spacing w:after="0" w:line="285" w:lineRule="atLeast"/>
+        <w:rPr>
+          <w:rFonts w:ascii="Consolas" w:eastAsia="Times New Roman" w:hAnsi="Consolas" w:cs="Times New Roman"/>
+          <w:color w:val="BBBEBF"/>
+          <w:kern w:val="0"/>
+          <w:sz w:val="21"/>
+          <w14:ligatures w14:val="none"/>
+        </w:rPr>
+      </w:pPr>
+    </w:p>
+    <w:p>
+      <w:pPr>
+        <w:shd w:val="clear" w:color="auto" w:fill="121314"/>
+        <w:spacing w:after="0" w:line="285" w:lineRule="atLeast"/>
+        <w:rPr>
+          <w:rFonts w:ascii="Consolas" w:eastAsia="Times New Roman" w:hAnsi="Consolas" w:cs="Times New Roman"/>
+          <w:color w:val="BBBEBF"/>
+          <w:kern w:val="0"/>
+          <w:sz w:val="21"/>
+          <w14:ligatures w14:val="none"/>
+        </w:rPr>
+      </w:pPr>
+      <w:r>
+        <w:rPr>
+          <w:rFonts w:ascii="Consolas" w:eastAsia="Times New Roman" w:hAnsi="Consolas" w:cs="Times New Roman"/>
+          <w:color w:val="8B949E"/>
+          <w:kern w:val="0"/>
+          <w:sz w:val="21"/>
+          <w14:ligatures w14:val="none"/>
+        </w:rPr>
+        <w:t># Polymorphism + Abstraction working together beautifully</w:t>
+      </w:r>
+    </w:p>
+    <w:p>
+      <w:pPr>
+        <w:shd w:val="clear" w:color="auto" w:fill="121314"/>
+        <w:spacing w:after="0" w:line="285" w:lineRule="atLeast"/>
+        <w:rPr>
+          <w:rFonts w:ascii="Consolas" w:eastAsia="Times New Roman" w:hAnsi="Consolas" w:cs="Times New Roman"/>
+          <w:color w:val="BBBEBF"/>
+          <w:kern w:val="0"/>
+          <w:sz w:val="21"/>
+          <w14:ligatures w14:val="none"/>
+        </w:rPr>
+      </w:pPr>
+      <w:r>
+        <w:rPr>
+          <w:rFonts w:ascii="Consolas" w:eastAsia="Times New Roman" w:hAnsi="Consolas" w:cs="Times New Roman"/>
+          <w:color w:val="C586C0"/>
+          <w:kern w:val="0"/>
+          <w:sz w:val="21"/>
+          <w14:ligatures w14:val="none"/>
+        </w:rPr>
+        <w:t>for</w:t>
+      </w:r>
+      <w:r>
+        <w:rPr>
+          <w:rFonts w:ascii="Consolas" w:eastAsia="Times New Roman" w:hAnsi="Consolas" w:cs="Times New Roman"/>
+          <w:color w:val="BBBEBF"/>
+          <w:kern w:val="0"/>
+          <w:sz w:val="21"/>
+          <w14:ligatures w14:val="none"/>
+        </w:rPr>
+        <w:t xml:space="preserve"> </w:t>
+      </w:r>
+      <w:r>
+        <w:rPr>
+          <w:rFonts w:ascii="Consolas" w:eastAsia="Times New Roman" w:hAnsi="Consolas" w:cs="Times New Roman"/>
+          <w:color w:val="C9D1D9"/>
+          <w:kern w:val="0"/>
+          <w:sz w:val="21"/>
+          <w14:ligatures w14:val="none"/>
+        </w:rPr>
+        <w:t>shape</w:t>
+      </w:r>
+      <w:r>
+        <w:rPr>
+          <w:rFonts w:ascii="Consolas" w:eastAsia="Times New Roman" w:hAnsi="Consolas" w:cs="Times New Roman"/>
+          <w:color w:val="BBBEBF"/>
+          <w:kern w:val="0"/>
+          <w:sz w:val="21"/>
+          <w14:ligatures w14:val="none"/>
+        </w:rPr>
+        <w:t xml:space="preserve"> </w:t>
+      </w:r>
+      <w:r>
+        <w:rPr>
+          <w:rFonts w:ascii="Consolas" w:eastAsia="Times New Roman" w:hAnsi="Consolas" w:cs="Times New Roman"/>
+          <w:color w:val="C586C0"/>
+          <w:kern w:val="0"/>
+          <w:sz w:val="21"/>
+          <w14:ligatures w14:val="none"/>
+        </w:rPr>
+        <w:t>in</w:t>
+      </w:r>
+      <w:r>
+        <w:rPr>
+          <w:rFonts w:ascii="Consolas" w:eastAsia="Times New Roman" w:hAnsi="Consolas" w:cs="Times New Roman"/>
+          <w:color w:val="BBBEBF"/>
+          <w:kern w:val="0"/>
+          <w:sz w:val="21"/>
+          <w14:ligatures w14:val="none"/>
+        </w:rPr>
+        <w:t xml:space="preserve"> </w:t>
+      </w:r>
+      <w:r>
+        <w:rPr>
+          <w:rFonts w:ascii="Consolas" w:eastAsia="Times New Roman" w:hAnsi="Consolas" w:cs="Times New Roman"/>
+          <w:color w:val="C9D1D9"/>
+          <w:kern w:val="0"/>
+          <w:sz w:val="21"/>
+          <w14:ligatures w14:val="none"/>
+        </w:rPr>
+        <w:t>shapes</w:t>
+      </w:r>
+      <w:r>
+        <w:rPr>
+          <w:rFonts w:ascii="Consolas" w:eastAsia="Times New Roman" w:hAnsi="Consolas" w:cs="Times New Roman"/>
+          <w:color w:val="BBBEBF"/>
+          <w:kern w:val="0"/>
+          <w:sz w:val="21"/>
+          <w14:ligatures w14:val="none"/>
+        </w:rPr>
+        <w:t>:</w:t>
+      </w:r>
+    </w:p>
+    <w:p>
+      <w:pPr>
+        <w:shd w:val="clear" w:color="auto" w:fill="121314"/>
+        <w:spacing w:after="0" w:line="285" w:lineRule="atLeast"/>
+        <w:rPr>
+          <w:rFonts w:ascii="Consolas" w:eastAsia="Times New Roman" w:hAnsi="Consolas" w:cs="Times New Roman"/>
+          <w:color w:val="BBBEBF"/>
+          <w:kern w:val="0"/>
+          <w:sz w:val="21"/>
+          <w14:ligatures w14:val="none"/>
+        </w:rPr>
+      </w:pPr>
+      <w:r>
+        <w:rPr>
+          <w:rFonts w:ascii="Consolas" w:eastAsia="Times New Roman" w:hAnsi="Consolas" w:cs="Times New Roman"/>
+          <w:color w:val="BBBEBF"/>
+          <w:kern w:val="0"/>
+          <w:sz w:val="21"/>
+          <w14:ligatures w14:val="none"/>
+        </w:rPr>
+        <w:t xml:space="preserve">    </w:t>
+      </w:r>
+      <w:proofErr w:type="spellStart"/>
+      <w:proofErr w:type="gramStart"/>
+      <w:r>
+        <w:rPr>
+          <w:rFonts w:ascii="Consolas" w:eastAsia="Times New Roman" w:hAnsi="Consolas" w:cs="Times New Roman"/>
+          <w:color w:val="C9D1D9"/>
+          <w:kern w:val="0"/>
+          <w:sz w:val="21"/>
+          <w14:ligatures w14:val="none"/>
+        </w:rPr>
+        <w:t>shape</w:t>
+      </w:r>
+      <w:r>
+        <w:rPr>
+          <w:rFonts w:ascii="Consolas" w:eastAsia="Times New Roman" w:hAnsi="Consolas" w:cs="Times New Roman"/>
+          <w:color w:val="BBBEBF"/>
+          <w:kern w:val="0"/>
+          <w:sz w:val="21"/>
+          <w14:ligatures w14:val="none"/>
+        </w:rPr>
+        <w:t>.describe</w:t>
+      </w:r>
+      <w:proofErr w:type="spellEnd"/>
+      <w:proofErr w:type="gramEnd"/>
+      <w:r>
+        <w:rPr>
+          <w:rFonts w:ascii="Consolas" w:eastAsia="Times New Roman" w:hAnsi="Consolas" w:cs="Times New Roman"/>
+          <w:color w:val="BBBEBF"/>
+          <w:kern w:val="0"/>
+          <w:sz w:val="21"/>
+          <w14:ligatures w14:val="none"/>
+        </w:rPr>
+        <w:t>()</w:t>
+      </w:r>
+    </w:p>
+    <w:p>
+      <w:pPr>
+        <w:shd w:val="clear" w:color="auto" w:fill="121314"/>
+        <w:spacing w:after="0" w:line="285" w:lineRule="atLeast"/>
+        <w:rPr>
+          <w:rFonts w:ascii="Consolas" w:eastAsia="Times New Roman" w:hAnsi="Consolas" w:cs="Times New Roman"/>
+          <w:color w:val="BBBEBF"/>
+          <w:kern w:val="0"/>
+          <w:sz w:val="21"/>
+          <w14:ligatures w14:val="none"/>
+        </w:rPr>
+      </w:pPr>
+      <w:r>
+        <w:rPr>
+          <w:rFonts w:ascii="Consolas" w:eastAsia="Times New Roman" w:hAnsi="Consolas" w:cs="Times New Roman"/>
+          <w:color w:val="8B949E"/>
+          <w:kern w:val="0"/>
+          <w:sz w:val="21"/>
+          <w14:ligatures w14:val="none"/>
+        </w:rPr>
+        <w:t># Area: 153.94 | Perimeter: 43.98</w:t>
+      </w:r>
+    </w:p>
+    <w:p>
+      <w:pPr>
+        <w:shd w:val="clear" w:color="auto" w:fill="121314"/>
+        <w:spacing w:after="0" w:line="285" w:lineRule="atLeast"/>
+        <w:rPr>
+          <w:rFonts w:ascii="Consolas" w:eastAsia="Times New Roman" w:hAnsi="Consolas" w:cs="Times New Roman"/>
+          <w:color w:val="BBBEBF"/>
+          <w:kern w:val="0"/>
+          <w:sz w:val="21"/>
+          <w14:ligatures w14:val="none"/>
+        </w:rPr>
+      </w:pPr>
+      <w:r>
+        <w:rPr>
+          <w:rFonts w:ascii="Consolas" w:eastAsia="Times New Roman" w:hAnsi="Consolas" w:cs="Times New Roman"/>
+          <w:color w:val="8B949E"/>
+          <w:kern w:val="0"/>
+          <w:sz w:val="21"/>
+          <w14:ligatures w14:val="none"/>
+        </w:rPr>
+        <w:t># Area: 24.00 | Perimeter: 20.00</w:t>
+      </w:r>
+    </w:p>
+    <w:p>
+      <w:pPr>
+        <w:shd w:val="clear" w:color="auto" w:fill="121314"/>
+        <w:spacing w:after="0" w:line="285" w:lineRule="atLeast"/>
+        <w:rPr>
+          <w:rFonts w:ascii="Consolas" w:eastAsia="Times New Roman" w:hAnsi="Consolas" w:cs="Times New Roman"/>
+          <w:color w:val="BBBEBF"/>
+          <w:kern w:val="0"/>
+          <w:sz w:val="21"/>
+          <w14:ligatures w14:val="none"/>
+        </w:rPr>
+      </w:pPr>
+      <w:r>
+        <w:rPr>
+          <w:rFonts w:ascii="Consolas" w:eastAsia="Times New Roman" w:hAnsi="Consolas" w:cs="Times New Roman"/>
+          <w:color w:val="8B949E"/>
+          <w:kern w:val="0"/>
+          <w:sz w:val="21"/>
+          <w14:ligatures w14:val="none"/>
+        </w:rPr>
+        <w:t># Area: 28.27 | Perimeter: 18.85</w:t>
+      </w:r>
+    </w:p>
+    <w:p>
+      <w:pPr>
+        <w:rPr>
+          <w:rFonts w:ascii="Times New Roman" w:hAnsi="Times New Roman" w:cs="Times New Roman"/>
+        </w:rPr>
+      </w:pPr>
+    </w:p>
+    <w:p>
+      <w:pPr>
+        <w:rPr>
+          <w:rFonts w:ascii="Times New Roman" w:hAnsi="Times New Roman" w:cs="Times New Roman"/>
+          <w:b/>
+          <w:bCs/>
+        </w:rPr>
+      </w:pPr>
+      <w:r>
+        <w:rPr>
+          <w:rFonts w:ascii="Times New Roman" w:hAnsi="Times New Roman" w:cs="Times New Roman"/>
+          <w:b/>
+          <w:bCs/>
+        </w:rPr>
+        <w:t xml:space="preserve">Abstraction vs Encapsulation — the distinction </w:t>
+      </w:r>
+      <w:proofErr w:type="gramStart"/>
+      <w:r>
+        <w:rPr>
+          <w:rFonts w:ascii="Times New Roman" w:hAnsi="Times New Roman" w:cs="Times New Roman"/>
+          <w:b/>
+          <w:bCs/>
+        </w:rPr>
+        <w:t>interviewers</w:t>
+      </w:r>
+      <w:proofErr w:type="gramEnd"/>
+      <w:r>
+        <w:rPr>
+          <w:rFonts w:ascii="Times New Roman" w:hAnsi="Times New Roman" w:cs="Times New Roman"/>
+          <w:b/>
+          <w:bCs/>
+        </w:rPr>
+        <w:t xml:space="preserve"> test</w:t>
+      </w:r>
+    </w:p>
+    <w:p>
+      <w:pPr>
+        <w:rPr>
+          <w:rFonts w:ascii="Times New Roman" w:hAnsi="Times New Roman" w:cs="Times New Roman"/>
+        </w:rPr>
+      </w:pPr>
+      <w:r>
+        <w:rPr>
+          <w:rFonts w:ascii="Times New Roman" w:hAnsi="Times New Roman" w:cs="Times New Roman"/>
+        </w:rPr>
+        <w:t xml:space="preserve">This is one of the </w:t>
+      </w:r>
+      <w:proofErr w:type="gramStart"/>
+      <w:r>
+        <w:rPr>
+          <w:rFonts w:ascii="Times New Roman" w:hAnsi="Times New Roman" w:cs="Times New Roman"/>
+        </w:rPr>
+        <w:t>most commonly confused</w:t>
+      </w:r>
+      <w:proofErr w:type="gramEnd"/>
+      <w:r>
+        <w:rPr>
+          <w:rFonts w:ascii="Times New Roman" w:hAnsi="Times New Roman" w:cs="Times New Roman"/>
+        </w:rPr>
+        <w:t xml:space="preserve"> pairs in OOP interviews. Here's the clearest way to think about it:</w:t>
+      </w:r>
+    </w:p>
+    <w:tbl>
+      <w:tblPr>
+        <w:tblStyle w:val="PlainTable1"/>
+        <w:tblW w:w="10030" w:type="dxa"/>
+        <w:tblLook w:val="04A0" w:firstRow="1" w:lastRow="0" w:firstColumn="1" w:lastColumn="0" w:noHBand="0" w:noVBand="1"/>
+      </w:tblPr>
+      <w:tblGrid>
+        <w:gridCol w:w="2075"/>
+        <w:gridCol w:w="3239"/>
+        <w:gridCol w:w="4716"/>
+      </w:tblGrid>
+      <w:tr>
+        <w:trPr>
+          <w:cnfStyle w:val="100000000000" w:firstRow="1" w:lastRow="0" w:firstColumn="0" w:lastColumn="0" w:oddVBand="0" w:evenVBand="0" w:oddHBand="0" w:evenHBand="0" w:firstRowFirstColumn="0" w:firstRowLastColumn="0" w:lastRowFirstColumn="0" w:lastRowLastColumn="0"/>
+          <w:trHeight w:val="489"/>
+        </w:trPr>
+        <w:tc>
+          <w:tcPr>
+            <w:cnfStyle w:val="001000000000" w:firstRow="0" w:lastRow="0" w:firstColumn="1" w:lastColumn="0" w:oddVBand="0" w:evenVBand="0" w:oddHBand="0" w:evenHBand="0" w:firstRowFirstColumn="0" w:firstRowLastColumn="0" w:lastRowFirstColumn="0" w:lastRowLastColumn="0"/>
+            <w:tcW w:w="0" w:type="auto"/>
+            <w:hideMark/>
+          </w:tcPr>
+          <w:p>
+            <w:pPr>
+              <w:spacing w:after="160" w:line="278" w:lineRule="auto"/>
+              <w:rPr>
+                <w:rFonts w:ascii="Times New Roman" w:hAnsi="Times New Roman" w:cs="Times New Roman"/>
+              </w:rPr>
+            </w:pPr>
+          </w:p>
+        </w:tc>
+        <w:tc>
+          <w:tcPr>
+            <w:tcW w:w="0" w:type="auto"/>
+            <w:hideMark/>
+          </w:tcPr>
+          <w:p>
+            <w:pPr>
+              <w:spacing w:after="160" w:line="278" w:lineRule="auto"/>
+              <w:cnfStyle w:val="100000000000" w:firstRow="1" w:lastRow="0" w:firstColumn="0" w:lastColumn="0" w:oddVBand="0" w:evenVBand="0" w:oddHBand="0" w:evenHBand="0" w:firstRowFirstColumn="0" w:firstRowLastColumn="0" w:lastRowFirstColumn="0" w:lastRowLastColumn="0"/>
+              <w:rPr>
+                <w:rFonts w:ascii="Times New Roman" w:hAnsi="Times New Roman" w:cs="Times New Roman"/>
+              </w:rPr>
+            </w:pPr>
+            <w:r>
+              <w:rPr>
+                <w:rFonts w:ascii="Times New Roman" w:hAnsi="Times New Roman" w:cs="Times New Roman"/>
+              </w:rPr>
+              <w:t>Encapsulation</w:t>
+            </w:r>
+          </w:p>
+        </w:tc>
+        <w:tc>
+          <w:tcPr>
+            <w:tcW w:w="0" w:type="auto"/>
+            <w:hideMark/>
+          </w:tcPr>
+          <w:p>
+            <w:pPr>
+              <w:spacing w:after="160" w:line="278" w:lineRule="auto"/>
+              <w:cnfStyle w:val="100000000000" w:firstRow="1" w:lastRow="0" w:firstColumn="0" w:lastColumn="0" w:oddVBand="0" w:evenVBand="0" w:oddHBand="0" w:evenHBand="0" w:firstRowFirstColumn="0" w:firstRowLastColumn="0" w:lastRowFirstColumn="0" w:lastRowLastColumn="0"/>
+              <w:rPr>
+                <w:rFonts w:ascii="Times New Roman" w:hAnsi="Times New Roman" w:cs="Times New Roman"/>
+              </w:rPr>
+            </w:pPr>
+            <w:r>
+              <w:rPr>
+                <w:rFonts w:ascii="Times New Roman" w:hAnsi="Times New Roman" w:cs="Times New Roman"/>
+              </w:rPr>
+              <w:t>Abstraction</w:t>
+            </w:r>
+          </w:p>
+        </w:tc>
+      </w:tr>
+      <w:tr>
+        <w:trPr>
+          <w:cnfStyle w:val="000000100000" w:firstRow="0" w:lastRow="0" w:firstColumn="0" w:lastColumn="0" w:oddVBand="0" w:evenVBand="0" w:oddHBand="1" w:evenHBand="0" w:firstRowFirstColumn="0" w:firstRowLastColumn="0" w:lastRowFirstColumn="0" w:lastRowLastColumn="0"/>
+          <w:trHeight w:val="478"/>
+        </w:trPr>
+        <w:tc>
+          <w:tcPr>
+            <w:cnfStyle w:val="001000000000" w:firstRow="0" w:lastRow="0" w:firstColumn="1" w:lastColumn="0" w:oddVBand="0" w:evenVBand="0" w:oddHBand="0" w:evenHBand="0" w:firstRowFirstColumn="0" w:firstRowLastColumn="0" w:lastRowFirstColumn="0" w:lastRowLastColumn="0"/>
+            <w:tcW w:w="0" w:type="auto"/>
+            <w:hideMark/>
+          </w:tcPr>
+          <w:p>
+            <w:pPr>
+              <w:spacing w:after="160" w:line="278" w:lineRule="auto"/>
+              <w:rPr>
+                <w:rFonts w:ascii="Times New Roman" w:hAnsi="Times New Roman" w:cs="Times New Roman"/>
+              </w:rPr>
+            </w:pPr>
+            <w:r>
+              <w:rPr>
+                <w:rFonts w:ascii="Times New Roman" w:hAnsi="Times New Roman" w:cs="Times New Roman"/>
+              </w:rPr>
+              <w:t>Core idea</w:t>
+            </w:r>
+          </w:p>
+        </w:tc>
+        <w:tc>
+          <w:tcPr>
+            <w:tcW w:w="0" w:type="auto"/>
+            <w:hideMark/>
+          </w:tcPr>
+          <w:p>
+            <w:pPr>
+              <w:spacing w:after="160" w:line="278" w:lineRule="auto"/>
+              <w:cnfStyle w:val="000000100000" w:firstRow="0" w:lastRow="0" w:firstColumn="0" w:lastColumn="0" w:oddVBand="0" w:evenVBand="0" w:oddHBand="1" w:evenHBand="0" w:firstRowFirstColumn="0" w:firstRowLastColumn="0" w:lastRowFirstColumn="0" w:lastRowLastColumn="0"/>
+              <w:rPr>
+                <w:rFonts w:ascii="Times New Roman" w:hAnsi="Times New Roman" w:cs="Times New Roman"/>
+              </w:rPr>
+            </w:pPr>
+            <w:r>
+              <w:rPr>
+                <w:rFonts w:ascii="Times New Roman" w:hAnsi="Times New Roman" w:cs="Times New Roman"/>
+              </w:rPr>
+              <w:t xml:space="preserve">Hiding </w:t>
+            </w:r>
+            <w:r>
+              <w:rPr>
+                <w:rFonts w:ascii="Times New Roman" w:hAnsi="Times New Roman" w:cs="Times New Roman"/>
+                <w:i/>
+                <w:iCs/>
+              </w:rPr>
+              <w:t>data</w:t>
+            </w:r>
+          </w:p>
+        </w:tc>
+        <w:tc>
+          <w:tcPr>
+            <w:tcW w:w="0" w:type="auto"/>
+            <w:hideMark/>
+          </w:tcPr>
+          <w:p>
+            <w:pPr>
+              <w:spacing w:after="160" w:line="278" w:lineRule="auto"/>
+              <w:cnfStyle w:val="000000100000" w:firstRow="0" w:lastRow="0" w:firstColumn="0" w:lastColumn="0" w:oddVBand="0" w:evenVBand="0" w:oddHBand="1" w:evenHBand="0" w:firstRowFirstColumn="0" w:firstRowLastColumn="0" w:lastRowFirstColumn="0" w:lastRowLastColumn="0"/>
+              <w:rPr>
+                <w:rFonts w:ascii="Times New Roman" w:hAnsi="Times New Roman" w:cs="Times New Roman"/>
+              </w:rPr>
+            </w:pPr>
+            <w:r>
+              <w:rPr>
+                <w:rFonts w:ascii="Times New Roman" w:hAnsi="Times New Roman" w:cs="Times New Roman"/>
+              </w:rPr>
+              <w:t xml:space="preserve">Hiding </w:t>
+            </w:r>
+            <w:r>
+              <w:rPr>
+                <w:rFonts w:ascii="Times New Roman" w:hAnsi="Times New Roman" w:cs="Times New Roman"/>
+                <w:i/>
+                <w:iCs/>
+              </w:rPr>
+              <w:t>complexity</w:t>
+            </w:r>
+          </w:p>
+        </w:tc>
+      </w:tr>
+      <w:tr>
+        <w:trPr>
+          <w:trHeight w:val="489"/>
+        </w:trPr>
+        <w:tc>
+          <w:tcPr>
+            <w:cnfStyle w:val="001000000000" w:firstRow="0" w:lastRow="0" w:firstColumn="1" w:lastColumn="0" w:oddVBand="0" w:evenVBand="0" w:oddHBand="0" w:evenHBand="0" w:firstRowFirstColumn="0" w:firstRowLastColumn="0" w:lastRowFirstColumn="0" w:lastRowLastColumn="0"/>
+            <w:tcW w:w="0" w:type="auto"/>
+            <w:hideMark/>
+          </w:tcPr>
+          <w:p>
+            <w:pPr>
+              <w:spacing w:after="160" w:line="278" w:lineRule="auto"/>
+              <w:rPr>
+                <w:rFonts w:ascii="Times New Roman" w:hAnsi="Times New Roman" w:cs="Times New Roman"/>
+              </w:rPr>
+            </w:pPr>
+            <w:r>
+              <w:rPr>
+                <w:rFonts w:ascii="Times New Roman" w:hAnsi="Times New Roman" w:cs="Times New Roman"/>
+              </w:rPr>
+              <w:t>Focus</w:t>
+            </w:r>
+          </w:p>
+        </w:tc>
+        <w:tc>
+          <w:tcPr>
+            <w:tcW w:w="0" w:type="auto"/>
+            <w:hideMark/>
+          </w:tcPr>
+          <w:p>
+            <w:pPr>
+              <w:spacing w:after="160" w:line="278" w:lineRule="auto"/>
+              <w:cnfStyle w:val="000000000000" w:firstRow="0" w:lastRow="0" w:firstColumn="0" w:lastColumn="0" w:oddVBand="0" w:evenVBand="0" w:oddHBand="0" w:evenHBand="0" w:firstRowFirstColumn="0" w:firstRowLastColumn="0" w:lastRowFirstColumn="0" w:lastRowLastColumn="0"/>
+              <w:rPr>
+                <w:rFonts w:ascii="Times New Roman" w:hAnsi="Times New Roman" w:cs="Times New Roman"/>
+              </w:rPr>
+            </w:pPr>
+            <w:r>
+              <w:rPr>
+                <w:rFonts w:ascii="Times New Roman" w:hAnsi="Times New Roman" w:cs="Times New Roman"/>
+              </w:rPr>
+              <w:t>Protecting internal state</w:t>
+            </w:r>
+          </w:p>
+        </w:tc>
+        <w:tc>
+          <w:tcPr>
+            <w:tcW w:w="0" w:type="auto"/>
+            <w:hideMark/>
+          </w:tcPr>
+          <w:p>
+            <w:pPr>
+              <w:spacing w:after="160" w:line="278" w:lineRule="auto"/>
+              <w:cnfStyle w:val="000000000000" w:firstRow="0" w:lastRow="0" w:firstColumn="0" w:lastColumn="0" w:oddVBand="0" w:evenVBand="0" w:oddHBand="0" w:evenHBand="0" w:firstRowFirstColumn="0" w:firstRowLastColumn="0" w:lastRowFirstColumn="0" w:lastRowLastColumn="0"/>
+              <w:rPr>
+                <w:rFonts w:ascii="Times New Roman" w:hAnsi="Times New Roman" w:cs="Times New Roman"/>
+              </w:rPr>
+            </w:pPr>
+            <w:r>
+              <w:rPr>
+                <w:rFonts w:ascii="Times New Roman" w:hAnsi="Times New Roman" w:cs="Times New Roman"/>
+              </w:rPr>
+              <w:t>Defining what must exist</w:t>
+            </w:r>
+          </w:p>
+        </w:tc>
+      </w:tr>
+      <w:tr>
+        <w:trPr>
+          <w:cnfStyle w:val="000000100000" w:firstRow="0" w:lastRow="0" w:firstColumn="0" w:lastColumn="0" w:oddVBand="0" w:evenVBand="0" w:oddHBand="1" w:evenHBand="0" w:firstRowFirstColumn="0" w:firstRowLastColumn="0" w:lastRowFirstColumn="0" w:lastRowLastColumn="0"/>
+          <w:trHeight w:val="478"/>
+        </w:trPr>
+        <w:tc>
+          <w:tcPr>
+            <w:cnfStyle w:val="001000000000" w:firstRow="0" w:lastRow="0" w:firstColumn="1" w:lastColumn="0" w:oddVBand="0" w:evenVBand="0" w:oddHBand="0" w:evenHBand="0" w:firstRowFirstColumn="0" w:firstRowLastColumn="0" w:lastRowFirstColumn="0" w:lastRowLastColumn="0"/>
+            <w:tcW w:w="0" w:type="auto"/>
+            <w:hideMark/>
+          </w:tcPr>
+          <w:p>
+            <w:pPr>
+              <w:spacing w:after="160" w:line="278" w:lineRule="auto"/>
+              <w:rPr>
+                <w:rFonts w:ascii="Times New Roman" w:hAnsi="Times New Roman" w:cs="Times New Roman"/>
+              </w:rPr>
+            </w:pPr>
+            <w:r>
+              <w:rPr>
+                <w:rFonts w:ascii="Times New Roman" w:hAnsi="Times New Roman" w:cs="Times New Roman"/>
+              </w:rPr>
+              <w:t>Mechanism</w:t>
+            </w:r>
+          </w:p>
+        </w:tc>
+        <w:tc>
+          <w:tcPr>
+            <w:tcW w:w="0" w:type="auto"/>
+            <w:hideMark/>
+          </w:tcPr>
+          <w:p>
+            <w:pPr>
+              <w:spacing w:after="160" w:line="278" w:lineRule="auto"/>
+              <w:cnfStyle w:val="000000100000" w:firstRow="0" w:lastRow="0" w:firstColumn="0" w:lastColumn="0" w:oddVBand="0" w:evenVBand="0" w:oddHBand="1" w:evenHBand="0" w:firstRowFirstColumn="0" w:firstRowLastColumn="0" w:lastRowFirstColumn="0" w:lastRowLastColumn="0"/>
+              <w:rPr>
+                <w:rFonts w:ascii="Times New Roman" w:hAnsi="Times New Roman" w:cs="Times New Roman"/>
+              </w:rPr>
+            </w:pPr>
+            <w:r>
+              <w:rPr>
+                <w:rFonts w:ascii="Times New Roman" w:hAnsi="Times New Roman" w:cs="Times New Roman"/>
+              </w:rPr>
+              <w:t>_, __, @property</w:t>
+            </w:r>
+          </w:p>
+        </w:tc>
+        <w:tc>
+          <w:tcPr>
+            <w:tcW w:w="0" w:type="auto"/>
+            <w:hideMark/>
+          </w:tcPr>
+          <w:p>
+            <w:pPr>
+              <w:spacing w:after="160" w:line="278" w:lineRule="auto"/>
+              <w:cnfStyle w:val="000000100000" w:firstRow="0" w:lastRow="0" w:firstColumn="0" w:lastColumn="0" w:oddVBand="0" w:evenVBand="0" w:oddHBand="1" w:evenHBand="0" w:firstRowFirstColumn="0" w:firstRowLastColumn="0" w:lastRowFirstColumn="0" w:lastRowLastColumn="0"/>
+              <w:rPr>
+                <w:rFonts w:ascii="Times New Roman" w:hAnsi="Times New Roman" w:cs="Times New Roman"/>
+              </w:rPr>
+            </w:pPr>
+            <w:r>
+              <w:rPr>
+                <w:rFonts w:ascii="Times New Roman" w:hAnsi="Times New Roman" w:cs="Times New Roman"/>
+              </w:rPr>
+              <w:t>ABC, @abstractmethod</w:t>
+            </w:r>
+          </w:p>
+        </w:tc>
+      </w:tr>
+      <w:tr>
+        <w:trPr>
+          <w:trHeight w:val="811"/>
+        </w:trPr>
+        <w:tc>
+          <w:tcPr>
+            <w:cnfStyle w:val="001000000000" w:firstRow="0" w:lastRow="0" w:firstColumn="1" w:lastColumn="0" w:oddVBand="0" w:evenVBand="0" w:oddHBand="0" w:evenHBand="0" w:firstRowFirstColumn="0" w:firstRowLastColumn="0" w:lastRowFirstColumn="0" w:lastRowLastColumn="0"/>
+            <w:tcW w:w="0" w:type="auto"/>
+            <w:hideMark/>
+          </w:tcPr>
+          <w:p>
+            <w:pPr>
+              <w:spacing w:after="160" w:line="278" w:lineRule="auto"/>
+              <w:rPr>
+                <w:rFonts w:ascii="Times New Roman" w:hAnsi="Times New Roman" w:cs="Times New Roman"/>
+              </w:rPr>
+            </w:pPr>
+            <w:r>
+              <w:rPr>
+                <w:rFonts w:ascii="Times New Roman" w:hAnsi="Times New Roman" w:cs="Times New Roman"/>
+              </w:rPr>
+              <w:t>Question it answers</w:t>
+            </w:r>
+          </w:p>
+        </w:tc>
+        <w:tc>
+          <w:tcPr>
+            <w:tcW w:w="0" w:type="auto"/>
+            <w:hideMark/>
+          </w:tcPr>
+          <w:p>
+            <w:pPr>
+              <w:spacing w:after="160" w:line="278" w:lineRule="auto"/>
+              <w:cnfStyle w:val="000000000000" w:firstRow="0" w:lastRow="0" w:firstColumn="0" w:lastColumn="0" w:oddVBand="0" w:evenVBand="0" w:oddHBand="0" w:evenHBand="0" w:firstRowFirstColumn="0" w:firstRowLastColumn="0" w:lastRowFirstColumn="0" w:lastRowLastColumn="0"/>
+              <w:rPr>
+                <w:rFonts w:ascii="Times New Roman" w:hAnsi="Times New Roman" w:cs="Times New Roman"/>
+              </w:rPr>
+            </w:pPr>
+            <w:r>
+              <w:rPr>
+                <w:rFonts w:ascii="Times New Roman" w:hAnsi="Times New Roman" w:cs="Times New Roman"/>
+              </w:rPr>
+              <w:t>"Who can access this?"</w:t>
+            </w:r>
+          </w:p>
+        </w:tc>
+        <w:tc>
+          <w:tcPr>
+            <w:tcW w:w="0" w:type="auto"/>
+            <w:hideMark/>
+          </w:tcPr>
+          <w:p>
+            <w:pPr>
+              <w:spacing w:after="160" w:line="278" w:lineRule="auto"/>
+              <w:cnfStyle w:val="000000000000" w:firstRow="0" w:lastRow="0" w:firstColumn="0" w:lastColumn="0" w:oddVBand="0" w:evenVBand="0" w:oddHBand="0" w:evenHBand="0" w:firstRowFirstColumn="0" w:firstRowLastColumn="0" w:lastRowFirstColumn="0" w:lastRowLastColumn="0"/>
+              <w:rPr>
+                <w:rFonts w:ascii="Times New Roman" w:hAnsi="Times New Roman" w:cs="Times New Roman"/>
+              </w:rPr>
+            </w:pPr>
+            <w:r>
+              <w:rPr>
+                <w:rFonts w:ascii="Times New Roman" w:hAnsi="Times New Roman" w:cs="Times New Roman"/>
+              </w:rPr>
+              <w:t>"What must every subclass do?"</w:t>
+            </w:r>
+          </w:p>
+        </w:tc>
+      </w:tr>
+      <w:tr>
+        <w:trPr>
+          <w:cnfStyle w:val="000000100000" w:firstRow="0" w:lastRow="0" w:firstColumn="0" w:lastColumn="0" w:oddVBand="0" w:evenVBand="0" w:oddHBand="1" w:evenHBand="0" w:firstRowFirstColumn="0" w:firstRowLastColumn="0" w:lastRowFirstColumn="0" w:lastRowLastColumn="0"/>
+          <w:trHeight w:val="811"/>
+        </w:trPr>
+        <w:tc>
+          <w:tcPr>
+            <w:cnfStyle w:val="001000000000" w:firstRow="0" w:lastRow="0" w:firstColumn="1" w:lastColumn="0" w:oddVBand="0" w:evenVBand="0" w:oddHBand="0" w:evenHBand="0" w:firstRowFirstColumn="0" w:firstRowLastColumn="0" w:lastRowFirstColumn="0" w:lastRowLastColumn="0"/>
+            <w:tcW w:w="0" w:type="auto"/>
+            <w:hideMark/>
+          </w:tcPr>
+          <w:p>
+            <w:pPr>
+              <w:spacing w:after="160" w:line="278" w:lineRule="auto"/>
+              <w:rPr>
+                <w:rFonts w:ascii="Times New Roman" w:hAnsi="Times New Roman" w:cs="Times New Roman"/>
+              </w:rPr>
+            </w:pPr>
+            <w:r>
+              <w:rPr>
+                <w:rFonts w:ascii="Times New Roman" w:hAnsi="Times New Roman" w:cs="Times New Roman"/>
+              </w:rPr>
+              <w:t>Analogy</w:t>
+            </w:r>
+          </w:p>
+        </w:tc>
+        <w:tc>
+          <w:tcPr>
+            <w:tcW w:w="0" w:type="auto"/>
+            <w:hideMark/>
+          </w:tcPr>
+          <w:p>
+            <w:pPr>
+              <w:spacing w:after="160" w:line="278" w:lineRule="auto"/>
+              <w:cnfStyle w:val="000000100000" w:firstRow="0" w:lastRow="0" w:firstColumn="0" w:lastColumn="0" w:oddVBand="0" w:evenVBand="0" w:oddHBand="1" w:evenHBand="0" w:firstRowFirstColumn="0" w:firstRowLastColumn="0" w:lastRowFirstColumn="0" w:lastRowLastColumn="0"/>
+              <w:rPr>
+                <w:rFonts w:ascii="Times New Roman" w:hAnsi="Times New Roman" w:cs="Times New Roman"/>
+              </w:rPr>
+            </w:pPr>
+            <w:r>
+              <w:rPr>
+                <w:rFonts w:ascii="Times New Roman" w:hAnsi="Times New Roman" w:cs="Times New Roman"/>
+              </w:rPr>
+              <w:t>Bank vault — protects your money</w:t>
+            </w:r>
+          </w:p>
+        </w:tc>
+        <w:tc>
+          <w:tcPr>
+            <w:tcW w:w="0" w:type="auto"/>
+            <w:hideMark/>
+          </w:tcPr>
+          <w:p>
+            <w:pPr>
+              <w:spacing w:after="160" w:line="278" w:lineRule="auto"/>
+              <w:cnfStyle w:val="000000100000" w:firstRow="0" w:lastRow="0" w:firstColumn="0" w:lastColumn="0" w:oddVBand="0" w:evenVBand="0" w:oddHBand="1" w:evenHBand="0" w:firstRowFirstColumn="0" w:firstRowLastColumn="0" w:lastRowFirstColumn="0" w:lastRowLastColumn="0"/>
+              <w:rPr>
+                <w:rFonts w:ascii="Times New Roman" w:hAnsi="Times New Roman" w:cs="Times New Roman"/>
+              </w:rPr>
+            </w:pPr>
+            <w:r>
+              <w:rPr>
+                <w:rFonts w:ascii="Times New Roman" w:hAnsi="Times New Roman" w:cs="Times New Roman"/>
+              </w:rPr>
+              <w:t>Job description — defines what an employee must do</w:t>
+            </w:r>
+          </w:p>
+        </w:tc>
+      </w:tr>
+    </w:tbl>
+    <w:p>
+      <w:pPr>
+        <w:rPr>
+          <w:rFonts w:ascii="Times New Roman" w:hAnsi="Times New Roman" w:cs="Times New Roman"/>
+        </w:rPr>
+      </w:pPr>
+    </w:p>
+    <w:p>
+      <w:pPr>
+        <w:rPr>
+          <w:rFonts w:ascii="Times New Roman" w:hAnsi="Times New Roman" w:cs="Times New Roman"/>
+        </w:rPr>
+      </w:pPr>
+      <w:r>
+        <w:rPr>
+          <w:rFonts w:ascii="Times New Roman" w:hAnsi="Times New Roman" w:cs="Times New Roman"/>
+        </w:rPr>
+        <w:t xml:space="preserve">They often work together — your abstract </w:t>
+      </w:r>
+      <w:proofErr w:type="spellStart"/>
+      <w:r>
+        <w:rPr>
+          <w:rFonts w:ascii="Times New Roman" w:hAnsi="Times New Roman" w:cs="Times New Roman"/>
+        </w:rPr>
+        <w:t>PaymentMethod</w:t>
+      </w:r>
+      <w:proofErr w:type="spellEnd"/>
+      <w:r>
+        <w:rPr>
+          <w:rFonts w:ascii="Times New Roman" w:hAnsi="Times New Roman" w:cs="Times New Roman"/>
+        </w:rPr>
+        <w:t xml:space="preserve"> uses encapsulation (__</w:t>
+      </w:r>
+      <w:proofErr w:type="spellStart"/>
+      <w:r>
+        <w:rPr>
+          <w:rFonts w:ascii="Times New Roman" w:hAnsi="Times New Roman" w:cs="Times New Roman"/>
+        </w:rPr>
+        <w:t>card_number</w:t>
+      </w:r>
+      <w:proofErr w:type="spellEnd"/>
+      <w:r>
+        <w:rPr>
+          <w:rFonts w:ascii="Times New Roman" w:hAnsi="Times New Roman" w:cs="Times New Roman"/>
+        </w:rPr>
+        <w:t>) inside its concrete implementations.</w:t>
+      </w:r>
+    </w:p>
+    <w:p>
+      <w:pPr>
+        <w:rPr>
+          <w:rFonts w:ascii="Times New Roman" w:hAnsi="Times New Roman" w:cs="Times New Roman"/>
+        </w:rPr>
+      </w:pPr>
+    </w:p>
+    <w:p>
+      <w:pPr>
+        <w:rPr>
+          <w:rFonts w:ascii="Times New Roman" w:hAnsi="Times New Roman" w:cs="Times New Roman"/>
+        </w:rPr>
+      </w:pPr>
+    </w:p>
+    <w:p>
+      <w:pPr>
+        <w:rPr>
+          <w:rFonts w:ascii="Times New Roman" w:hAnsi="Times New Roman" w:cs="Times New Roman"/>
+          <w:b/>
+          <w:bCs/>
+        </w:rPr>
+      </w:pPr>
+      <w:r>
+        <w:rPr>
+          <w:rFonts w:ascii="Times New Roman" w:hAnsi="Times New Roman" w:cs="Times New Roman"/>
+          <w:b/>
+          <w:bCs/>
+        </w:rPr>
+        <w:t>Common beginner mistakes</w:t>
+      </w:r>
+    </w:p>
+    <w:p>
+      <w:pPr>
+        <w:numPr>
+          <w:ilvl w:val="0"/>
+          <w:numId w:val="2"/>
+        </w:numPr>
+        <w:rPr>
+          <w:rFonts w:ascii="Times New Roman" w:hAnsi="Times New Roman" w:cs="Times New Roman"/>
+        </w:rPr>
+      </w:pPr>
+      <w:r>
+        <w:rPr>
+          <w:rFonts w:ascii="Times New Roman" w:hAnsi="Times New Roman" w:cs="Times New Roman"/>
+          <w:b/>
+          <w:bCs/>
+        </w:rPr>
+        <w:t>Confusing abstraction with encapsulation.</w:t>
+      </w:r>
+      <w:r>
+        <w:rPr>
+          <w:rFonts w:ascii="Times New Roman" w:hAnsi="Times New Roman" w:cs="Times New Roman"/>
+        </w:rPr>
+        <w:t xml:space="preserve"> Encapsulation is about </w:t>
+      </w:r>
+      <w:r>
+        <w:rPr>
+          <w:rFonts w:ascii="Times New Roman" w:hAnsi="Times New Roman" w:cs="Times New Roman"/>
+          <w:i/>
+          <w:iCs/>
+        </w:rPr>
+        <w:t>access control</w:t>
+      </w:r>
+      <w:r>
+        <w:rPr>
+          <w:rFonts w:ascii="Times New Roman" w:hAnsi="Times New Roman" w:cs="Times New Roman"/>
+        </w:rPr>
+        <w:t xml:space="preserve"> for data. Abstraction is about </w:t>
+      </w:r>
+      <w:r>
+        <w:rPr>
+          <w:rFonts w:ascii="Times New Roman" w:hAnsi="Times New Roman" w:cs="Times New Roman"/>
+          <w:i/>
+          <w:iCs/>
+        </w:rPr>
+        <w:t>defining contracts</w:t>
+      </w:r>
+      <w:r>
+        <w:rPr>
+          <w:rFonts w:ascii="Times New Roman" w:hAnsi="Times New Roman" w:cs="Times New Roman"/>
+        </w:rPr>
+        <w:t xml:space="preserve"> and hiding implementation complexity. A class can have one without the other, though good design usually uses both together.</w:t>
+      </w:r>
+    </w:p>
+    <w:p>
+      <w:pPr>
+        <w:numPr>
+          <w:ilvl w:val="0"/>
+          <w:numId w:val="2"/>
+        </w:numPr>
+        <w:rPr>
+          <w:rFonts w:ascii="Times New Roman" w:hAnsi="Times New Roman" w:cs="Times New Roman"/>
+        </w:rPr>
+      </w:pPr>
+      <w:r>
+        <w:rPr>
+          <w:rFonts w:ascii="Times New Roman" w:hAnsi="Times New Roman" w:cs="Times New Roman"/>
+          <w:b/>
+          <w:bCs/>
+        </w:rPr>
+        <w:lastRenderedPageBreak/>
+        <w:t>Forgetting super(</w:t>
+      </w:r>
+      <w:proofErr w:type="gramStart"/>
+      <w:r>
+        <w:rPr>
+          <w:rFonts w:ascii="Times New Roman" w:hAnsi="Times New Roman" w:cs="Times New Roman"/>
+          <w:b/>
+          <w:bCs/>
+        </w:rPr>
+        <w:t>)._</w:t>
+      </w:r>
+      <w:proofErr w:type="gramEnd"/>
+      <w:r>
+        <w:rPr>
+          <w:rFonts w:ascii="Times New Roman" w:hAnsi="Times New Roman" w:cs="Times New Roman"/>
+          <w:b/>
+          <w:bCs/>
+        </w:rPr>
+        <w:t>_</w:t>
+      </w:r>
+      <w:proofErr w:type="spellStart"/>
+      <w:r>
+        <w:rPr>
+          <w:rFonts w:ascii="Times New Roman" w:hAnsi="Times New Roman" w:cs="Times New Roman"/>
+          <w:b/>
+          <w:bCs/>
+        </w:rPr>
+        <w:t>init</w:t>
+      </w:r>
+      <w:proofErr w:type="spellEnd"/>
+      <w:r>
+        <w:rPr>
+          <w:rFonts w:ascii="Times New Roman" w:hAnsi="Times New Roman" w:cs="Times New Roman"/>
+          <w:b/>
+          <w:bCs/>
+        </w:rPr>
+        <w:t>_</w:t>
+      </w:r>
+      <w:proofErr w:type="gramStart"/>
+      <w:r>
+        <w:rPr>
+          <w:rFonts w:ascii="Times New Roman" w:hAnsi="Times New Roman" w:cs="Times New Roman"/>
+          <w:b/>
+          <w:bCs/>
+        </w:rPr>
+        <w:t>_(</w:t>
+      </w:r>
+      <w:proofErr w:type="gramEnd"/>
+      <w:r>
+        <w:rPr>
+          <w:rFonts w:ascii="Times New Roman" w:hAnsi="Times New Roman" w:cs="Times New Roman"/>
+          <w:b/>
+          <w:bCs/>
+        </w:rPr>
+        <w:t>) in the subclass.</w:t>
+      </w:r>
+      <w:r>
+        <w:rPr>
+          <w:rFonts w:ascii="Times New Roman" w:hAnsi="Times New Roman" w:cs="Times New Roman"/>
+        </w:rPr>
+        <w:t xml:space="preserve"> When your abstract base class has an __</w:t>
+      </w:r>
+      <w:proofErr w:type="spellStart"/>
+      <w:r>
+        <w:rPr>
+          <w:rFonts w:ascii="Times New Roman" w:hAnsi="Times New Roman" w:cs="Times New Roman"/>
+        </w:rPr>
+        <w:t>init</w:t>
+      </w:r>
+      <w:proofErr w:type="spellEnd"/>
+      <w:r>
+        <w:rPr>
+          <w:rFonts w:ascii="Times New Roman" w:hAnsi="Times New Roman" w:cs="Times New Roman"/>
+        </w:rPr>
+        <w:t xml:space="preserve">__ that sets up shared attributes like </w:t>
+      </w:r>
+      <w:proofErr w:type="spellStart"/>
+      <w:r>
+        <w:rPr>
+          <w:rFonts w:ascii="Times New Roman" w:hAnsi="Times New Roman" w:cs="Times New Roman"/>
+        </w:rPr>
+        <w:t>owner_name</w:t>
+      </w:r>
+      <w:proofErr w:type="spellEnd"/>
+      <w:r>
+        <w:rPr>
+          <w:rFonts w:ascii="Times New Roman" w:hAnsi="Times New Roman" w:cs="Times New Roman"/>
+        </w:rPr>
+        <w:t xml:space="preserve"> and </w:t>
+      </w:r>
+      <w:proofErr w:type="spellStart"/>
+      <w:r>
+        <w:rPr>
+          <w:rFonts w:ascii="Times New Roman" w:hAnsi="Times New Roman" w:cs="Times New Roman"/>
+        </w:rPr>
+        <w:t>transaction_history</w:t>
+      </w:r>
+      <w:proofErr w:type="spellEnd"/>
+      <w:r>
+        <w:rPr>
+          <w:rFonts w:ascii="Times New Roman" w:hAnsi="Times New Roman" w:cs="Times New Roman"/>
+        </w:rPr>
+        <w:t>, every subclass must call super(</w:t>
+      </w:r>
+      <w:proofErr w:type="gramStart"/>
+      <w:r>
+        <w:rPr>
+          <w:rFonts w:ascii="Times New Roman" w:hAnsi="Times New Roman" w:cs="Times New Roman"/>
+        </w:rPr>
+        <w:t>)._</w:t>
+      </w:r>
+      <w:proofErr w:type="gramEnd"/>
+      <w:r>
+        <w:rPr>
+          <w:rFonts w:ascii="Times New Roman" w:hAnsi="Times New Roman" w:cs="Times New Roman"/>
+        </w:rPr>
+        <w:t>_</w:t>
+      </w:r>
+      <w:proofErr w:type="spellStart"/>
+      <w:r>
+        <w:rPr>
+          <w:rFonts w:ascii="Times New Roman" w:hAnsi="Times New Roman" w:cs="Times New Roman"/>
+        </w:rPr>
+        <w:t>init</w:t>
+      </w:r>
+      <w:proofErr w:type="spellEnd"/>
+      <w:r>
+        <w:rPr>
+          <w:rFonts w:ascii="Times New Roman" w:hAnsi="Times New Roman" w:cs="Times New Roman"/>
+        </w:rPr>
+        <w:t>_</w:t>
+      </w:r>
+      <w:proofErr w:type="gramStart"/>
+      <w:r>
+        <w:rPr>
+          <w:rFonts w:ascii="Times New Roman" w:hAnsi="Times New Roman" w:cs="Times New Roman"/>
+        </w:rPr>
+        <w:t>_(</w:t>
+      </w:r>
+      <w:proofErr w:type="gramEnd"/>
+      <w:r>
+        <w:rPr>
+          <w:rFonts w:ascii="Times New Roman" w:hAnsi="Times New Roman" w:cs="Times New Roman"/>
+        </w:rPr>
+        <w:t>) first. Forgetting this means the shared attributes never get created, and any method from the base class that uses them will crash.</w:t>
+      </w:r>
+    </w:p>
+    <w:p>
+      <w:pPr>
+        <w:numPr>
+          <w:ilvl w:val="0"/>
+          <w:numId w:val="2"/>
+        </w:numPr>
+        <w:rPr>
+          <w:rFonts w:ascii="Times New Roman" w:hAnsi="Times New Roman" w:cs="Times New Roman"/>
+        </w:rPr>
+      </w:pPr>
+      <w:r>
+        <w:rPr>
+          <w:rFonts w:ascii="Times New Roman" w:hAnsi="Times New Roman" w:cs="Times New Roman"/>
+          <w:b/>
+          <w:bCs/>
+        </w:rPr>
+        <w:t>Putting too much logic in the abstract base class.</w:t>
+      </w:r>
+      <w:r>
+        <w:rPr>
+          <w:rFonts w:ascii="Times New Roman" w:hAnsi="Times New Roman" w:cs="Times New Roman"/>
+        </w:rPr>
+        <w:t xml:space="preserve"> The abstract class should define the contract and shared behaviour, not implement business logic that belongs in subclasses. If you find yourself writing long concrete methods in your ABC, reconsider whether that logic truly belongs to all subclasses or just some of them.</w:t>
+      </w:r>
+    </w:p>
+    <w:p>
+      <w:pPr>
+        <w:numPr>
+          <w:ilvl w:val="0"/>
+          <w:numId w:val="2"/>
+        </w:numPr>
+        <w:rPr>
+          <w:rFonts w:ascii="Times New Roman" w:hAnsi="Times New Roman" w:cs="Times New Roman"/>
+        </w:rPr>
+      </w:pPr>
+      <w:r>
+        <w:rPr>
+          <w:rFonts w:ascii="Times New Roman" w:hAnsi="Times New Roman" w:cs="Times New Roman"/>
+          <w:b/>
+          <w:bCs/>
+        </w:rPr>
+        <w:t>Not using ABC and wondering why abstract methods aren't enforced.</w:t>
+      </w:r>
+      <w:r>
+        <w:rPr>
+          <w:rFonts w:ascii="Times New Roman" w:hAnsi="Times New Roman" w:cs="Times New Roman"/>
+        </w:rPr>
+        <w:t xml:space="preserve"> If you forget to inherit from ABC (or </w:t>
+      </w:r>
+      <w:proofErr w:type="spellStart"/>
+      <w:r>
+        <w:rPr>
+          <w:rFonts w:ascii="Times New Roman" w:hAnsi="Times New Roman" w:cs="Times New Roman"/>
+        </w:rPr>
+        <w:t>metaclass</w:t>
+      </w:r>
+      <w:proofErr w:type="spellEnd"/>
+      <w:r>
+        <w:rPr>
+          <w:rFonts w:ascii="Times New Roman" w:hAnsi="Times New Roman" w:cs="Times New Roman"/>
+        </w:rPr>
+        <w:t>=</w:t>
+      </w:r>
+      <w:proofErr w:type="spellStart"/>
+      <w:r>
+        <w:rPr>
+          <w:rFonts w:ascii="Times New Roman" w:hAnsi="Times New Roman" w:cs="Times New Roman"/>
+        </w:rPr>
+        <w:t>ABCMeta</w:t>
+      </w:r>
+      <w:proofErr w:type="spellEnd"/>
+      <w:r>
+        <w:rPr>
+          <w:rFonts w:ascii="Times New Roman" w:hAnsi="Times New Roman" w:cs="Times New Roman"/>
+        </w:rPr>
+        <w:t>), the @abstractmethod decorator does nothing — Python will happily let you instantiate an "abstract" class with unimplemented methods. Always explicitly inherit from ABC.</w:t>
       </w:r>
     </w:p>
     <w:p>
@@ -2528,8 +8679,124 @@
       </w:pPr>
     </w:lvl>
   </w:abstractNum>
+  <w:abstractNum w:abstractNumId="1" w15:restartNumberingAfterBreak="0">
+    <w:nsid w:val="3CA30A3E"/>
+    <w:multiLevelType w:val="multilevel"/>
+    <w:tmpl w:val="49549E62"/>
+    <w:lvl w:ilvl="0">
+      <w:start w:val="1"/>
+      <w:numFmt w:val="decimal"/>
+      <w:lvlText w:val="%1."/>
+      <w:lvlJc w:val="left"/>
+      <w:pPr>
+        <w:tabs>
+          <w:tab w:val="num" w:pos="720"/>
+        </w:tabs>
+        <w:ind w:left="720" w:hanging="360"/>
+      </w:pPr>
+    </w:lvl>
+    <w:lvl w:ilvl="1" w:tentative="1">
+      <w:start w:val="1"/>
+      <w:numFmt w:val="decimal"/>
+      <w:lvlText w:val="%2."/>
+      <w:lvlJc w:val="left"/>
+      <w:pPr>
+        <w:tabs>
+          <w:tab w:val="num" w:pos="1440"/>
+        </w:tabs>
+        <w:ind w:left="1440" w:hanging="360"/>
+      </w:pPr>
+    </w:lvl>
+    <w:lvl w:ilvl="2" w:tentative="1">
+      <w:start w:val="1"/>
+      <w:numFmt w:val="decimal"/>
+      <w:lvlText w:val="%3."/>
+      <w:lvlJc w:val="left"/>
+      <w:pPr>
+        <w:tabs>
+          <w:tab w:val="num" w:pos="2160"/>
+        </w:tabs>
+        <w:ind w:left="2160" w:hanging="360"/>
+      </w:pPr>
+    </w:lvl>
+    <w:lvl w:ilvl="3" w:tentative="1">
+      <w:start w:val="1"/>
+      <w:numFmt w:val="decimal"/>
+      <w:lvlText w:val="%4."/>
+      <w:lvlJc w:val="left"/>
+      <w:pPr>
+        <w:tabs>
+          <w:tab w:val="num" w:pos="2880"/>
+        </w:tabs>
+        <w:ind w:left="2880" w:hanging="360"/>
+      </w:pPr>
+    </w:lvl>
+    <w:lvl w:ilvl="4" w:tentative="1">
+      <w:start w:val="1"/>
+      <w:numFmt w:val="decimal"/>
+      <w:lvlText w:val="%5."/>
+      <w:lvlJc w:val="left"/>
+      <w:pPr>
+        <w:tabs>
+          <w:tab w:val="num" w:pos="3600"/>
+        </w:tabs>
+        <w:ind w:left="3600" w:hanging="360"/>
+      </w:pPr>
+    </w:lvl>
+    <w:lvl w:ilvl="5" w:tentative="1">
+      <w:start w:val="1"/>
+      <w:numFmt w:val="decimal"/>
+      <w:lvlText w:val="%6."/>
+      <w:lvlJc w:val="left"/>
+      <w:pPr>
+        <w:tabs>
+          <w:tab w:val="num" w:pos="4320"/>
+        </w:tabs>
+        <w:ind w:left="4320" w:hanging="360"/>
+      </w:pPr>
+    </w:lvl>
+    <w:lvl w:ilvl="6" w:tentative="1">
+      <w:start w:val="1"/>
+      <w:numFmt w:val="decimal"/>
+      <w:lvlText w:val="%7."/>
+      <w:lvlJc w:val="left"/>
+      <w:pPr>
+        <w:tabs>
+          <w:tab w:val="num" w:pos="5040"/>
+        </w:tabs>
+        <w:ind w:left="5040" w:hanging="360"/>
+      </w:pPr>
+    </w:lvl>
+    <w:lvl w:ilvl="7" w:tentative="1">
+      <w:start w:val="1"/>
+      <w:numFmt w:val="decimal"/>
+      <w:lvlText w:val="%8."/>
+      <w:lvlJc w:val="left"/>
+      <w:pPr>
+        <w:tabs>
+          <w:tab w:val="num" w:pos="5760"/>
+        </w:tabs>
+        <w:ind w:left="5760" w:hanging="360"/>
+      </w:pPr>
+    </w:lvl>
+    <w:lvl w:ilvl="8" w:tentative="1">
+      <w:start w:val="1"/>
+      <w:numFmt w:val="decimal"/>
+      <w:lvlText w:val="%9."/>
+      <w:lvlJc w:val="left"/>
+      <w:pPr>
+        <w:tabs>
+          <w:tab w:val="num" w:pos="6480"/>
+        </w:tabs>
+        <w:ind w:left="6480" w:hanging="360"/>
+      </w:pPr>
+    </w:lvl>
+  </w:abstractNum>
   <w:num w:numId="1" w16cid:durableId="47926187">
     <w:abstractNumId w:val="0"/>
+  </w:num>
+  <w:num w:numId="2" w16cid:durableId="1615600681">
+    <w:abstractNumId w:val="1"/>
   </w:num>
 </w:numbering>
 </file>
@@ -3450,6 +9717,69 @@
       <w:spacing w:val="5"/>
     </w:rPr>
   </w:style>
+  <w:style w:type="table" w:styleId="PlainTable1">
+    <w:name w:val="Plain Table 1"/>
+    <w:basedOn w:val="TableNormal"/>
+    <w:uiPriority w:val="41"/>
+    <w:rsid w:val="001D6FF0"/>
+    <w:pPr>
+      <w:spacing w:after="0" w:line="240" w:lineRule="auto"/>
+    </w:pPr>
+    <w:tblPr>
+      <w:tblStyleRowBandSize w:val="1"/>
+      <w:tblStyleColBandSize w:val="1"/>
+      <w:tblBorders>
+        <w:top w:val="single" w:sz="4" w:space="0" w:color="BFBFBF" w:themeColor="background1" w:themeShade="BF"/>
+        <w:left w:val="single" w:sz="4" w:space="0" w:color="BFBFBF" w:themeColor="background1" w:themeShade="BF"/>
+        <w:bottom w:val="single" w:sz="4" w:space="0" w:color="BFBFBF" w:themeColor="background1" w:themeShade="BF"/>
+        <w:right w:val="single" w:sz="4" w:space="0" w:color="BFBFBF" w:themeColor="background1" w:themeShade="BF"/>
+        <w:insideH w:val="single" w:sz="4" w:space="0" w:color="BFBFBF" w:themeColor="background1" w:themeShade="BF"/>
+        <w:insideV w:val="single" w:sz="4" w:space="0" w:color="BFBFBF" w:themeColor="background1" w:themeShade="BF"/>
+      </w:tblBorders>
+    </w:tblPr>
+    <w:tblStylePr w:type="firstRow">
+      <w:rPr>
+        <w:b/>
+        <w:bCs/>
+      </w:rPr>
+    </w:tblStylePr>
+    <w:tblStylePr w:type="lastRow">
+      <w:rPr>
+        <w:b/>
+        <w:bCs/>
+      </w:rPr>
+      <w:tblPr/>
+      <w:tcPr>
+        <w:tcBorders>
+          <w:top w:val="double" w:sz="4" w:space="0" w:color="BFBFBF" w:themeColor="background1" w:themeShade="BF"/>
+        </w:tcBorders>
+      </w:tcPr>
+    </w:tblStylePr>
+    <w:tblStylePr w:type="firstCol">
+      <w:rPr>
+        <w:b/>
+        <w:bCs/>
+      </w:rPr>
+    </w:tblStylePr>
+    <w:tblStylePr w:type="lastCol">
+      <w:rPr>
+        <w:b/>
+        <w:bCs/>
+      </w:rPr>
+    </w:tblStylePr>
+    <w:tblStylePr w:type="band1Vert">
+      <w:tblPr/>
+      <w:tcPr>
+        <w:shd w:val="clear" w:color="auto" w:fill="F2F2F2" w:themeFill="background1" w:themeFillShade="F2"/>
+      </w:tcPr>
+    </w:tblStylePr>
+    <w:tblStylePr w:type="band1Horz">
+      <w:tblPr/>
+      <w:tcPr>
+        <w:shd w:val="clear" w:color="auto" w:fill="F2F2F2" w:themeFill="background1" w:themeFillShade="F2"/>
+      </w:tcPr>
+    </w:tblStylePr>
+  </w:style>
 </w:styles>
 </file>
 

--- a/Notesuu/OOPS_002.docx
+++ b/Notesuu/OOPS_002.docx
@@ -8554,6 +8554,8004 @@
         </w:rPr>
       </w:pPr>
     </w:p>
+    <w:p>
+      <w:pPr>
+        <w:jc w:val="center"/>
+        <w:rPr>
+          <w:rFonts w:ascii="Times New Roman" w:hAnsi="Times New Roman" w:cs="Times New Roman"/>
+          <w:b/>
+          <w:bCs/>
+          <w:sz w:val="32"/>
+          <w:szCs w:val="24"/>
+        </w:rPr>
+      </w:pPr>
+      <w:r>
+        <w:rPr>
+          <w:rFonts w:ascii="Times New Roman" w:hAnsi="Times New Roman" w:cs="Times New Roman"/>
+          <w:b/>
+          <w:bCs/>
+          <w:sz w:val="32"/>
+          <w:szCs w:val="24"/>
+        </w:rPr>
+        <w:t>Topic 7 — Inheritance &amp; MRO</w:t>
+      </w:r>
+    </w:p>
+    <w:p>
+      <w:pPr>
+        <w:rPr>
+          <w:rFonts w:ascii="Times New Roman" w:hAnsi="Times New Roman" w:cs="Times New Roman"/>
+        </w:rPr>
+      </w:pPr>
+      <w:r>
+        <w:rPr>
+          <w:rFonts w:ascii="Times New Roman" w:hAnsi="Times New Roman" w:cs="Times New Roman"/>
+          <w:b/>
+          <w:bCs/>
+        </w:rPr>
+        <w:t>Definition:</w:t>
+      </w:r>
+      <w:r>
+        <w:rPr>
+          <w:rFonts w:ascii="Times New Roman" w:hAnsi="Times New Roman" w:cs="Times New Roman"/>
+        </w:rPr>
+        <w:t xml:space="preserve"> Inheritance lets a class acquire the attributes and methods of another class, so you can build specialised classes on top of general ones without rewriting code — and MRO (Method Resolution Order) is the rule Python follows to decide </w:t>
+      </w:r>
+      <w:r>
+        <w:rPr>
+          <w:rFonts w:ascii="Times New Roman" w:hAnsi="Times New Roman" w:cs="Times New Roman"/>
+          <w:i/>
+          <w:iCs/>
+        </w:rPr>
+        <w:t>which</w:t>
+      </w:r>
+      <w:r>
+        <w:rPr>
+          <w:rFonts w:ascii="Times New Roman" w:hAnsi="Times New Roman" w:cs="Times New Roman"/>
+        </w:rPr>
+        <w:t xml:space="preserve"> parent's method to call when multiple parents have the same method name.</w:t>
+      </w:r>
+    </w:p>
+    <w:p>
+      <w:pPr>
+        <w:rPr>
+          <w:rFonts w:ascii="Times New Roman" w:hAnsi="Times New Roman" w:cs="Times New Roman"/>
+          <w:b/>
+          <w:bCs/>
+        </w:rPr>
+      </w:pPr>
+      <w:r>
+        <w:rPr>
+          <w:rFonts w:ascii="Times New Roman" w:hAnsi="Times New Roman" w:cs="Times New Roman"/>
+          <w:b/>
+          <w:bCs/>
+        </w:rPr>
+        <w:t>Real-world analogy</w:t>
+      </w:r>
+    </w:p>
+    <w:p>
+      <w:pPr>
+        <w:rPr>
+          <w:rFonts w:ascii="Times New Roman" w:hAnsi="Times New Roman" w:cs="Times New Roman"/>
+        </w:rPr>
+      </w:pPr>
+      <w:r>
+        <w:rPr>
+          <w:rFonts w:ascii="Times New Roman" w:hAnsi="Times New Roman" w:cs="Times New Roman"/>
+        </w:rPr>
+        <w:t xml:space="preserve">Think about </w:t>
+      </w:r>
+      <w:r>
+        <w:rPr>
+          <w:rFonts w:ascii="Times New Roman" w:hAnsi="Times New Roman" w:cs="Times New Roman"/>
+          <w:b/>
+          <w:bCs/>
+        </w:rPr>
+        <w:t>job roles in a tech company</w:t>
+      </w:r>
+      <w:r>
+        <w:rPr>
+          <w:rFonts w:ascii="Times New Roman" w:hAnsi="Times New Roman" w:cs="Times New Roman"/>
+        </w:rPr>
+        <w:t xml:space="preserve">. Every employee has a name, ID, and salary — that's the base. A Developer is an employee who also writes code. A </w:t>
+      </w:r>
+      <w:proofErr w:type="spellStart"/>
+      <w:r>
+        <w:rPr>
+          <w:rFonts w:ascii="Times New Roman" w:hAnsi="Times New Roman" w:cs="Times New Roman"/>
+        </w:rPr>
+        <w:t>SeniorDeveloper</w:t>
+      </w:r>
+      <w:proofErr w:type="spellEnd"/>
+      <w:r>
+        <w:rPr>
+          <w:rFonts w:ascii="Times New Roman" w:hAnsi="Times New Roman" w:cs="Times New Roman"/>
+        </w:rPr>
+        <w:t xml:space="preserve"> is a developer who also mentors. A </w:t>
+      </w:r>
+      <w:proofErr w:type="spellStart"/>
+      <w:r>
+        <w:rPr>
+          <w:rFonts w:ascii="Times New Roman" w:hAnsi="Times New Roman" w:cs="Times New Roman"/>
+        </w:rPr>
+        <w:t>FullStackDeveloper</w:t>
+      </w:r>
+      <w:proofErr w:type="spellEnd"/>
+      <w:r>
+        <w:rPr>
+          <w:rFonts w:ascii="Times New Roman" w:hAnsi="Times New Roman" w:cs="Times New Roman"/>
+        </w:rPr>
+        <w:t xml:space="preserve"> </w:t>
+      </w:r>
+      <w:proofErr w:type="gramStart"/>
+      <w:r>
+        <w:rPr>
+          <w:rFonts w:ascii="Times New Roman" w:hAnsi="Times New Roman" w:cs="Times New Roman"/>
+        </w:rPr>
+        <w:t>is someone who is</w:t>
+      </w:r>
+      <w:proofErr w:type="gramEnd"/>
+      <w:r>
+        <w:rPr>
+          <w:rFonts w:ascii="Times New Roman" w:hAnsi="Times New Roman" w:cs="Times New Roman"/>
+        </w:rPr>
+        <w:t xml:space="preserve"> both a </w:t>
+      </w:r>
+      <w:proofErr w:type="spellStart"/>
+      <w:r>
+        <w:rPr>
+          <w:rFonts w:ascii="Times New Roman" w:hAnsi="Times New Roman" w:cs="Times New Roman"/>
+        </w:rPr>
+        <w:t>FrontendDev</w:t>
+      </w:r>
+      <w:proofErr w:type="spellEnd"/>
+      <w:r>
+        <w:rPr>
+          <w:rFonts w:ascii="Times New Roman" w:hAnsi="Times New Roman" w:cs="Times New Roman"/>
+        </w:rPr>
+        <w:t xml:space="preserve"> and a </w:t>
+      </w:r>
+      <w:proofErr w:type="spellStart"/>
+      <w:r>
+        <w:rPr>
+          <w:rFonts w:ascii="Times New Roman" w:hAnsi="Times New Roman" w:cs="Times New Roman"/>
+        </w:rPr>
+        <w:t>BackendDev</w:t>
+      </w:r>
+      <w:proofErr w:type="spellEnd"/>
+      <w:r>
+        <w:rPr>
+          <w:rFonts w:ascii="Times New Roman" w:hAnsi="Times New Roman" w:cs="Times New Roman"/>
+        </w:rPr>
+        <w:t xml:space="preserve"> at the same time.</w:t>
+      </w:r>
+    </w:p>
+    <w:p>
+      <w:pPr>
+        <w:rPr>
+          <w:rFonts w:ascii="Times New Roman" w:hAnsi="Times New Roman" w:cs="Times New Roman"/>
+        </w:rPr>
+      </w:pPr>
+      <w:r>
+        <w:rPr>
+          <w:rFonts w:ascii="Times New Roman" w:hAnsi="Times New Roman" w:cs="Times New Roman"/>
+        </w:rPr>
+        <w:t>The hierarchy builds naturally — each level inherits everything from above and adds its own specialisation. You don't rewrite "has a salary" for every single role — you inherit it once from Employee and move on.</w:t>
+      </w:r>
+    </w:p>
+    <w:p>
+      <w:pPr>
+        <w:rPr>
+          <w:rFonts w:ascii="Times New Roman" w:hAnsi="Times New Roman" w:cs="Times New Roman"/>
+        </w:rPr>
+      </w:pPr>
+    </w:p>
+    <w:p>
+      <w:pPr>
+        <w:rPr>
+          <w:rFonts w:ascii="Times New Roman" w:hAnsi="Times New Roman" w:cs="Times New Roman"/>
+          <w:b/>
+          <w:bCs/>
+        </w:rPr>
+      </w:pPr>
+      <w:r>
+        <w:rPr>
+          <w:rFonts w:ascii="Times New Roman" w:hAnsi="Times New Roman" w:cs="Times New Roman"/>
+          <w:b/>
+          <w:bCs/>
+        </w:rPr>
+        <w:t>Type 1 — Single Inheritance</w:t>
+      </w:r>
+    </w:p>
+    <w:p>
+      <w:pPr>
+        <w:rPr>
+          <w:rFonts w:ascii="Times New Roman" w:hAnsi="Times New Roman" w:cs="Times New Roman"/>
+        </w:rPr>
+      </w:pPr>
+      <w:r>
+        <w:rPr>
+          <w:rFonts w:ascii="Times New Roman" w:hAnsi="Times New Roman" w:cs="Times New Roman"/>
+        </w:rPr>
+        <w:t>One child, one parent. The simplest and most common form.</w:t>
+      </w:r>
+    </w:p>
+    <w:p>
+      <w:pPr>
+        <w:rPr>
+          <w:rFonts w:ascii="Times New Roman" w:hAnsi="Times New Roman" w:cs="Times New Roman"/>
+          <w:b/>
+          <w:bCs/>
+        </w:rPr>
+      </w:pPr>
+      <w:r>
+        <w:rPr>
+          <w:rFonts w:ascii="Times New Roman" w:hAnsi="Times New Roman" w:cs="Times New Roman"/>
+          <w:b/>
+          <w:bCs/>
+        </w:rPr>
+        <w:t>Type 2 — Multi-level Inheritance</w:t>
+      </w:r>
+    </w:p>
+    <w:p>
+      <w:pPr>
+        <w:rPr>
+          <w:rFonts w:ascii="Times New Roman" w:hAnsi="Times New Roman" w:cs="Times New Roman"/>
+        </w:rPr>
+      </w:pPr>
+      <w:r>
+        <w:rPr>
+          <w:rFonts w:ascii="Times New Roman" w:hAnsi="Times New Roman" w:cs="Times New Roman"/>
+        </w:rPr>
+        <w:t xml:space="preserve">A chain — child inherits from </w:t>
+      </w:r>
+      <w:proofErr w:type="gramStart"/>
+      <w:r>
+        <w:rPr>
+          <w:rFonts w:ascii="Times New Roman" w:hAnsi="Times New Roman" w:cs="Times New Roman"/>
+        </w:rPr>
+        <w:t>parent,</w:t>
+      </w:r>
+      <w:proofErr w:type="gramEnd"/>
+      <w:r>
+        <w:rPr>
+          <w:rFonts w:ascii="Times New Roman" w:hAnsi="Times New Roman" w:cs="Times New Roman"/>
+        </w:rPr>
+        <w:t xml:space="preserve"> grandchild inherits from child. Like generations in a family.</w:t>
+      </w:r>
+    </w:p>
+    <w:p>
+      <w:pPr>
+        <w:rPr>
+          <w:rFonts w:ascii="Times New Roman" w:hAnsi="Times New Roman" w:cs="Times New Roman"/>
+          <w:b/>
+          <w:bCs/>
+        </w:rPr>
+      </w:pPr>
+      <w:r>
+        <w:rPr>
+          <w:rFonts w:ascii="Times New Roman" w:hAnsi="Times New Roman" w:cs="Times New Roman"/>
+          <w:b/>
+          <w:bCs/>
+        </w:rPr>
+        <w:t>Type 3 — Multiple Inheritance</w:t>
+      </w:r>
+    </w:p>
+    <w:p>
+      <w:pPr>
+        <w:rPr>
+          <w:rFonts w:ascii="Times New Roman" w:hAnsi="Times New Roman" w:cs="Times New Roman"/>
+        </w:rPr>
+      </w:pPr>
+      <w:r>
+        <w:rPr>
+          <w:rFonts w:ascii="Times New Roman" w:hAnsi="Times New Roman" w:cs="Times New Roman"/>
+        </w:rPr>
+        <w:t>One child, multiple parents. Python allows this — most other languages don't. This is where MRO becomes critical.</w:t>
+      </w:r>
+    </w:p>
+    <w:p>
+      <w:pPr>
+        <w:rPr>
+          <w:rFonts w:ascii="Times New Roman" w:hAnsi="Times New Roman" w:cs="Times New Roman"/>
+          <w:b/>
+          <w:bCs/>
+        </w:rPr>
+      </w:pPr>
+      <w:r>
+        <w:rPr>
+          <w:rFonts w:ascii="Times New Roman" w:hAnsi="Times New Roman" w:cs="Times New Roman"/>
+          <w:b/>
+          <w:bCs/>
+        </w:rPr>
+        <w:lastRenderedPageBreak/>
+        <w:t>MRO — Method Resolution Order</w:t>
+      </w:r>
+    </w:p>
+    <w:p>
+      <w:pPr>
+        <w:rPr>
+          <w:rFonts w:ascii="Times New Roman" w:hAnsi="Times New Roman" w:cs="Times New Roman"/>
+        </w:rPr>
+      </w:pPr>
+      <w:r>
+        <w:rPr>
+          <w:rFonts w:ascii="Times New Roman" w:hAnsi="Times New Roman" w:cs="Times New Roman"/>
+        </w:rPr>
+        <w:t xml:space="preserve">This is the most interview-heavy part of inheritance. When </w:t>
+      </w:r>
+      <w:proofErr w:type="spellStart"/>
+      <w:r>
+        <w:rPr>
+          <w:rFonts w:ascii="Times New Roman" w:hAnsi="Times New Roman" w:cs="Times New Roman"/>
+        </w:rPr>
+        <w:t>FullStackDev</w:t>
+      </w:r>
+      <w:proofErr w:type="spellEnd"/>
+      <w:r>
+        <w:rPr>
+          <w:rFonts w:ascii="Times New Roman" w:hAnsi="Times New Roman" w:cs="Times New Roman"/>
+        </w:rPr>
+        <w:t xml:space="preserve"> calls </w:t>
+      </w:r>
+      <w:proofErr w:type="gramStart"/>
+      <w:r>
+        <w:rPr>
+          <w:rFonts w:ascii="Times New Roman" w:hAnsi="Times New Roman" w:cs="Times New Roman"/>
+        </w:rPr>
+        <w:t>work(</w:t>
+      </w:r>
+      <w:proofErr w:type="gramEnd"/>
+      <w:r>
+        <w:rPr>
+          <w:rFonts w:ascii="Times New Roman" w:hAnsi="Times New Roman" w:cs="Times New Roman"/>
+        </w:rPr>
+        <w:t>) and both parents have it, which one does Python call?</w:t>
+      </w:r>
+    </w:p>
+    <w:p>
+      <w:pPr>
+        <w:rPr>
+          <w:rFonts w:ascii="Times New Roman" w:hAnsi="Times New Roman" w:cs="Times New Roman"/>
+        </w:rPr>
+      </w:pPr>
+      <w:r>
+        <w:rPr>
+          <w:rFonts w:ascii="Times New Roman" w:hAnsi="Times New Roman" w:cs="Times New Roman"/>
+        </w:rPr>
+        <w:t xml:space="preserve">Python uses the </w:t>
+      </w:r>
+      <w:r>
+        <w:rPr>
+          <w:rFonts w:ascii="Times New Roman" w:hAnsi="Times New Roman" w:cs="Times New Roman"/>
+          <w:b/>
+          <w:bCs/>
+        </w:rPr>
+        <w:t>C3 Linearisation algorithm</w:t>
+      </w:r>
+      <w:r>
+        <w:rPr>
+          <w:rFonts w:ascii="Times New Roman" w:hAnsi="Times New Roman" w:cs="Times New Roman"/>
+        </w:rPr>
+        <w:t xml:space="preserve"> to decide this. You don't need to memorise the algorithm — you need to understand what it produces and how to read it.</w:t>
+      </w:r>
+    </w:p>
+    <w:p>
+      <w:pPr>
+        <w:shd w:val="clear" w:color="auto" w:fill="121314"/>
+        <w:spacing w:after="0" w:line="285" w:lineRule="atLeast"/>
+        <w:rPr>
+          <w:rFonts w:ascii="Consolas" w:eastAsia="Times New Roman" w:hAnsi="Consolas" w:cs="Times New Roman"/>
+          <w:color w:val="BBBEBF"/>
+          <w:kern w:val="0"/>
+          <w:sz w:val="21"/>
+          <w14:ligatures w14:val="none"/>
+        </w:rPr>
+      </w:pPr>
+      <w:r>
+        <w:rPr>
+          <w:rFonts w:ascii="Consolas" w:eastAsia="Times New Roman" w:hAnsi="Consolas" w:cs="Times New Roman"/>
+          <w:color w:val="8B949E"/>
+          <w:kern w:val="0"/>
+          <w:sz w:val="21"/>
+          <w14:ligatures w14:val="none"/>
+        </w:rPr>
+        <w:t># Always check MRO with __</w:t>
+      </w:r>
+      <w:proofErr w:type="spellStart"/>
+      <w:r>
+        <w:rPr>
+          <w:rFonts w:ascii="Consolas" w:eastAsia="Times New Roman" w:hAnsi="Consolas" w:cs="Times New Roman"/>
+          <w:color w:val="8B949E"/>
+          <w:kern w:val="0"/>
+          <w:sz w:val="21"/>
+          <w14:ligatures w14:val="none"/>
+        </w:rPr>
+        <w:t>mro</w:t>
+      </w:r>
+      <w:proofErr w:type="spellEnd"/>
+      <w:r>
+        <w:rPr>
+          <w:rFonts w:ascii="Consolas" w:eastAsia="Times New Roman" w:hAnsi="Consolas" w:cs="Times New Roman"/>
+          <w:color w:val="8B949E"/>
+          <w:kern w:val="0"/>
+          <w:sz w:val="21"/>
+          <w14:ligatures w14:val="none"/>
+        </w:rPr>
+        <w:t xml:space="preserve">__ or </w:t>
+      </w:r>
+      <w:proofErr w:type="spellStart"/>
+      <w:proofErr w:type="gramStart"/>
+      <w:r>
+        <w:rPr>
+          <w:rFonts w:ascii="Consolas" w:eastAsia="Times New Roman" w:hAnsi="Consolas" w:cs="Times New Roman"/>
+          <w:color w:val="8B949E"/>
+          <w:kern w:val="0"/>
+          <w:sz w:val="21"/>
+          <w14:ligatures w14:val="none"/>
+        </w:rPr>
+        <w:t>mro</w:t>
+      </w:r>
+      <w:proofErr w:type="spellEnd"/>
+      <w:r>
+        <w:rPr>
+          <w:rFonts w:ascii="Consolas" w:eastAsia="Times New Roman" w:hAnsi="Consolas" w:cs="Times New Roman"/>
+          <w:color w:val="8B949E"/>
+          <w:kern w:val="0"/>
+          <w:sz w:val="21"/>
+          <w14:ligatures w14:val="none"/>
+        </w:rPr>
+        <w:t>(</w:t>
+      </w:r>
+      <w:proofErr w:type="gramEnd"/>
+      <w:r>
+        <w:rPr>
+          <w:rFonts w:ascii="Consolas" w:eastAsia="Times New Roman" w:hAnsi="Consolas" w:cs="Times New Roman"/>
+          <w:color w:val="8B949E"/>
+          <w:kern w:val="0"/>
+          <w:sz w:val="21"/>
+          <w14:ligatures w14:val="none"/>
+        </w:rPr>
+        <w:t>)</w:t>
+      </w:r>
+    </w:p>
+    <w:p>
+      <w:pPr>
+        <w:shd w:val="clear" w:color="auto" w:fill="121314"/>
+        <w:spacing w:after="0" w:line="285" w:lineRule="atLeast"/>
+        <w:rPr>
+          <w:rFonts w:ascii="Consolas" w:eastAsia="Times New Roman" w:hAnsi="Consolas" w:cs="Times New Roman"/>
+          <w:color w:val="BBBEBF"/>
+          <w:kern w:val="0"/>
+          <w:sz w:val="21"/>
+          <w14:ligatures w14:val="none"/>
+        </w:rPr>
+      </w:pPr>
+      <w:proofErr w:type="gramStart"/>
+      <w:r>
+        <w:rPr>
+          <w:rFonts w:ascii="Consolas" w:eastAsia="Times New Roman" w:hAnsi="Consolas" w:cs="Times New Roman"/>
+          <w:color w:val="D2A8FF"/>
+          <w:kern w:val="0"/>
+          <w:sz w:val="21"/>
+          <w14:ligatures w14:val="none"/>
+        </w:rPr>
+        <w:t>print</w:t>
+      </w:r>
+      <w:r>
+        <w:rPr>
+          <w:rFonts w:ascii="Consolas" w:eastAsia="Times New Roman" w:hAnsi="Consolas" w:cs="Times New Roman"/>
+          <w:color w:val="BBBEBF"/>
+          <w:kern w:val="0"/>
+          <w:sz w:val="21"/>
+          <w14:ligatures w14:val="none"/>
+        </w:rPr>
+        <w:t>(</w:t>
+      </w:r>
+      <w:proofErr w:type="spellStart"/>
+      <w:r>
+        <w:rPr>
+          <w:rFonts w:ascii="Consolas" w:eastAsia="Times New Roman" w:hAnsi="Consolas" w:cs="Times New Roman"/>
+          <w:color w:val="4EC9B0"/>
+          <w:kern w:val="0"/>
+          <w:sz w:val="21"/>
+          <w14:ligatures w14:val="none"/>
+        </w:rPr>
+        <w:t>FullStackDev</w:t>
+      </w:r>
+      <w:proofErr w:type="spellEnd"/>
+      <w:r>
+        <w:rPr>
+          <w:rFonts w:ascii="Consolas" w:eastAsia="Times New Roman" w:hAnsi="Consolas" w:cs="Times New Roman"/>
+          <w:color w:val="BBBEBF"/>
+          <w:kern w:val="0"/>
+          <w:sz w:val="21"/>
+          <w14:ligatures w14:val="none"/>
+        </w:rPr>
+        <w:t>.</w:t>
+      </w:r>
+      <w:r>
+        <w:rPr>
+          <w:rFonts w:ascii="Consolas" w:eastAsia="Times New Roman" w:hAnsi="Consolas" w:cs="Times New Roman"/>
+          <w:color w:val="79C0FF"/>
+          <w:kern w:val="0"/>
+          <w:sz w:val="21"/>
+          <w14:ligatures w14:val="none"/>
+        </w:rPr>
+        <w:t>_</w:t>
+      </w:r>
+      <w:proofErr w:type="gramEnd"/>
+      <w:r>
+        <w:rPr>
+          <w:rFonts w:ascii="Consolas" w:eastAsia="Times New Roman" w:hAnsi="Consolas" w:cs="Times New Roman"/>
+          <w:color w:val="79C0FF"/>
+          <w:kern w:val="0"/>
+          <w:sz w:val="21"/>
+          <w14:ligatures w14:val="none"/>
+        </w:rPr>
+        <w:t>_</w:t>
+      </w:r>
+      <w:proofErr w:type="spellStart"/>
+      <w:r>
+        <w:rPr>
+          <w:rFonts w:ascii="Consolas" w:eastAsia="Times New Roman" w:hAnsi="Consolas" w:cs="Times New Roman"/>
+          <w:color w:val="79C0FF"/>
+          <w:kern w:val="0"/>
+          <w:sz w:val="21"/>
+          <w14:ligatures w14:val="none"/>
+        </w:rPr>
+        <w:t>mro</w:t>
+      </w:r>
+      <w:proofErr w:type="spellEnd"/>
+      <w:r>
+        <w:rPr>
+          <w:rFonts w:ascii="Consolas" w:eastAsia="Times New Roman" w:hAnsi="Consolas" w:cs="Times New Roman"/>
+          <w:color w:val="79C0FF"/>
+          <w:kern w:val="0"/>
+          <w:sz w:val="21"/>
+          <w14:ligatures w14:val="none"/>
+        </w:rPr>
+        <w:t>__</w:t>
+      </w:r>
+      <w:r>
+        <w:rPr>
+          <w:rFonts w:ascii="Consolas" w:eastAsia="Times New Roman" w:hAnsi="Consolas" w:cs="Times New Roman"/>
+          <w:color w:val="BBBEBF"/>
+          <w:kern w:val="0"/>
+          <w:sz w:val="21"/>
+          <w14:ligatures w14:val="none"/>
+        </w:rPr>
+        <w:t>)</w:t>
+      </w:r>
+    </w:p>
+    <w:p>
+      <w:pPr>
+        <w:shd w:val="clear" w:color="auto" w:fill="121314"/>
+        <w:spacing w:after="0" w:line="285" w:lineRule="atLeast"/>
+        <w:rPr>
+          <w:rFonts w:ascii="Consolas" w:eastAsia="Times New Roman" w:hAnsi="Consolas" w:cs="Times New Roman"/>
+          <w:color w:val="BBBEBF"/>
+          <w:kern w:val="0"/>
+          <w:sz w:val="21"/>
+          <w14:ligatures w14:val="none"/>
+        </w:rPr>
+      </w:pPr>
+      <w:r>
+        <w:rPr>
+          <w:rFonts w:ascii="Consolas" w:eastAsia="Times New Roman" w:hAnsi="Consolas" w:cs="Times New Roman"/>
+          <w:color w:val="8B949E"/>
+          <w:kern w:val="0"/>
+          <w:sz w:val="21"/>
+          <w14:ligatures w14:val="none"/>
+        </w:rPr>
+        <w:t># (&lt;class '</w:t>
+      </w:r>
+      <w:proofErr w:type="spellStart"/>
+      <w:r>
+        <w:rPr>
+          <w:rFonts w:ascii="Consolas" w:eastAsia="Times New Roman" w:hAnsi="Consolas" w:cs="Times New Roman"/>
+          <w:color w:val="8B949E"/>
+          <w:kern w:val="0"/>
+          <w:sz w:val="21"/>
+          <w14:ligatures w14:val="none"/>
+        </w:rPr>
+        <w:t>FullStackDev</w:t>
+      </w:r>
+      <w:proofErr w:type="spellEnd"/>
+      <w:r>
+        <w:rPr>
+          <w:rFonts w:ascii="Consolas" w:eastAsia="Times New Roman" w:hAnsi="Consolas" w:cs="Times New Roman"/>
+          <w:color w:val="8B949E"/>
+          <w:kern w:val="0"/>
+          <w:sz w:val="21"/>
+          <w14:ligatures w14:val="none"/>
+        </w:rPr>
+        <w:t>'&gt;, &lt;class '</w:t>
+      </w:r>
+      <w:proofErr w:type="spellStart"/>
+      <w:r>
+        <w:rPr>
+          <w:rFonts w:ascii="Consolas" w:eastAsia="Times New Roman" w:hAnsi="Consolas" w:cs="Times New Roman"/>
+          <w:color w:val="8B949E"/>
+          <w:kern w:val="0"/>
+          <w:sz w:val="21"/>
+          <w14:ligatures w14:val="none"/>
+        </w:rPr>
+        <w:t>FrontendDev</w:t>
+      </w:r>
+      <w:proofErr w:type="spellEnd"/>
+      <w:r>
+        <w:rPr>
+          <w:rFonts w:ascii="Consolas" w:eastAsia="Times New Roman" w:hAnsi="Consolas" w:cs="Times New Roman"/>
+          <w:color w:val="8B949E"/>
+          <w:kern w:val="0"/>
+          <w:sz w:val="21"/>
+          <w14:ligatures w14:val="none"/>
+        </w:rPr>
+        <w:t>'&gt;,</w:t>
+      </w:r>
+    </w:p>
+    <w:p>
+      <w:pPr>
+        <w:shd w:val="clear" w:color="auto" w:fill="121314"/>
+        <w:spacing w:after="0" w:line="285" w:lineRule="atLeast"/>
+        <w:rPr>
+          <w:rFonts w:ascii="Consolas" w:eastAsia="Times New Roman" w:hAnsi="Consolas" w:cs="Times New Roman"/>
+          <w:color w:val="BBBEBF"/>
+          <w:kern w:val="0"/>
+          <w:sz w:val="21"/>
+          <w14:ligatures w14:val="none"/>
+        </w:rPr>
+      </w:pPr>
+      <w:r>
+        <w:rPr>
+          <w:rFonts w:ascii="Consolas" w:eastAsia="Times New Roman" w:hAnsi="Consolas" w:cs="Times New Roman"/>
+          <w:color w:val="8B949E"/>
+          <w:kern w:val="0"/>
+          <w:sz w:val="21"/>
+          <w14:ligatures w14:val="none"/>
+        </w:rPr>
+        <w:t>#  &lt;class '</w:t>
+      </w:r>
+      <w:proofErr w:type="spellStart"/>
+      <w:r>
+        <w:rPr>
+          <w:rFonts w:ascii="Consolas" w:eastAsia="Times New Roman" w:hAnsi="Consolas" w:cs="Times New Roman"/>
+          <w:color w:val="8B949E"/>
+          <w:kern w:val="0"/>
+          <w:sz w:val="21"/>
+          <w14:ligatures w14:val="none"/>
+        </w:rPr>
+        <w:t>BackendDev</w:t>
+      </w:r>
+      <w:proofErr w:type="spellEnd"/>
+      <w:r>
+        <w:rPr>
+          <w:rFonts w:ascii="Consolas" w:eastAsia="Times New Roman" w:hAnsi="Consolas" w:cs="Times New Roman"/>
+          <w:color w:val="8B949E"/>
+          <w:kern w:val="0"/>
+          <w:sz w:val="21"/>
+          <w14:ligatures w14:val="none"/>
+        </w:rPr>
+        <w:t>'&gt;, &lt;class 'Employee'&gt;, &lt;class 'object'&gt;)</w:t>
+      </w:r>
+    </w:p>
+    <w:p>
+      <w:pPr>
+        <w:shd w:val="clear" w:color="auto" w:fill="121314"/>
+        <w:spacing w:after="0" w:line="285" w:lineRule="atLeast"/>
+        <w:rPr>
+          <w:rFonts w:ascii="Consolas" w:eastAsia="Times New Roman" w:hAnsi="Consolas" w:cs="Times New Roman"/>
+          <w:color w:val="BBBEBF"/>
+          <w:kern w:val="0"/>
+          <w:sz w:val="21"/>
+          <w14:ligatures w14:val="none"/>
+        </w:rPr>
+      </w:pPr>
+    </w:p>
+    <w:p>
+      <w:pPr>
+        <w:shd w:val="clear" w:color="auto" w:fill="121314"/>
+        <w:spacing w:after="0" w:line="285" w:lineRule="atLeast"/>
+        <w:rPr>
+          <w:rFonts w:ascii="Consolas" w:eastAsia="Times New Roman" w:hAnsi="Consolas" w:cs="Times New Roman"/>
+          <w:color w:val="BBBEBF"/>
+          <w:kern w:val="0"/>
+          <w:sz w:val="21"/>
+          <w14:ligatures w14:val="none"/>
+        </w:rPr>
+      </w:pPr>
+      <w:r>
+        <w:rPr>
+          <w:rFonts w:ascii="Consolas" w:eastAsia="Times New Roman" w:hAnsi="Consolas" w:cs="Times New Roman"/>
+          <w:color w:val="8B949E"/>
+          <w:kern w:val="0"/>
+          <w:sz w:val="21"/>
+          <w14:ligatures w14:val="none"/>
+        </w:rPr>
+        <w:t># Read this left to right:</w:t>
+      </w:r>
+    </w:p>
+    <w:p>
+      <w:pPr>
+        <w:shd w:val="clear" w:color="auto" w:fill="121314"/>
+        <w:spacing w:after="0" w:line="285" w:lineRule="atLeast"/>
+        <w:rPr>
+          <w:rFonts w:ascii="Consolas" w:eastAsia="Times New Roman" w:hAnsi="Consolas" w:cs="Times New Roman"/>
+          <w:color w:val="BBBEBF"/>
+          <w:kern w:val="0"/>
+          <w:sz w:val="21"/>
+          <w14:ligatures w14:val="none"/>
+        </w:rPr>
+      </w:pPr>
+      <w:r>
+        <w:rPr>
+          <w:rFonts w:ascii="Consolas" w:eastAsia="Times New Roman" w:hAnsi="Consolas" w:cs="Times New Roman"/>
+          <w:color w:val="8B949E"/>
+          <w:kern w:val="0"/>
+          <w:sz w:val="21"/>
+          <w14:ligatures w14:val="none"/>
+        </w:rPr>
+        <w:t># "When looking up any method, search in this exact order"</w:t>
+      </w:r>
+    </w:p>
+    <w:p>
+      <w:pPr>
+        <w:rPr>
+          <w:rFonts w:ascii="Times New Roman" w:hAnsi="Times New Roman" w:cs="Times New Roman"/>
+        </w:rPr>
+      </w:pPr>
+    </w:p>
+    <w:p>
+      <w:pPr>
+        <w:rPr>
+          <w:rFonts w:ascii="Times New Roman" w:hAnsi="Times New Roman" w:cs="Times New Roman"/>
+          <w:b/>
+          <w:bCs/>
+        </w:rPr>
+      </w:pPr>
+      <w:r>
+        <w:rPr>
+          <w:rFonts w:ascii="Times New Roman" w:hAnsi="Times New Roman" w:cs="Times New Roman"/>
+        </w:rPr>
+        <w:t>T</w:t>
+      </w:r>
+      <w:r>
+        <w:rPr>
+          <w:rFonts w:ascii="Times New Roman" w:hAnsi="Times New Roman" w:cs="Times New Roman"/>
+        </w:rPr>
+        <w:t xml:space="preserve">he rule in plain English: </w:t>
+      </w:r>
+      <w:r>
+        <w:rPr>
+          <w:rFonts w:ascii="Times New Roman" w:hAnsi="Times New Roman" w:cs="Times New Roman"/>
+          <w:b/>
+          <w:bCs/>
+        </w:rPr>
+        <w:t>Python searches the current class first, then goes left to right through the parents listed in the class definition, then up the hierarchy — never visiting the same class twice.</w:t>
+      </w:r>
+    </w:p>
+    <w:p>
+      <w:pPr>
+        <w:shd w:val="clear" w:color="auto" w:fill="121314"/>
+        <w:spacing w:after="0" w:line="285" w:lineRule="atLeast"/>
+        <w:rPr>
+          <w:rFonts w:ascii="Consolas" w:eastAsia="Times New Roman" w:hAnsi="Consolas" w:cs="Times New Roman"/>
+          <w:color w:val="BBBEBF"/>
+          <w:kern w:val="0"/>
+          <w:sz w:val="21"/>
+          <w14:ligatures w14:val="none"/>
+        </w:rPr>
+      </w:pPr>
+      <w:r>
+        <w:rPr>
+          <w:rFonts w:ascii="Consolas" w:eastAsia="Times New Roman" w:hAnsi="Consolas" w:cs="Times New Roman"/>
+          <w:color w:val="FF7B72"/>
+          <w:kern w:val="0"/>
+          <w:sz w:val="21"/>
+          <w14:ligatures w14:val="none"/>
+        </w:rPr>
+        <w:t>class</w:t>
+      </w:r>
+      <w:r>
+        <w:rPr>
+          <w:rFonts w:ascii="Consolas" w:eastAsia="Times New Roman" w:hAnsi="Consolas" w:cs="Times New Roman"/>
+          <w:color w:val="BBBEBF"/>
+          <w:kern w:val="0"/>
+          <w:sz w:val="21"/>
+          <w14:ligatures w14:val="none"/>
+        </w:rPr>
+        <w:t xml:space="preserve"> </w:t>
+      </w:r>
+      <w:r>
+        <w:rPr>
+          <w:rFonts w:ascii="Consolas" w:eastAsia="Times New Roman" w:hAnsi="Consolas" w:cs="Times New Roman"/>
+          <w:color w:val="4EC9B0"/>
+          <w:kern w:val="0"/>
+          <w:sz w:val="21"/>
+          <w14:ligatures w14:val="none"/>
+        </w:rPr>
+        <w:t>A</w:t>
+      </w:r>
+      <w:r>
+        <w:rPr>
+          <w:rFonts w:ascii="Consolas" w:eastAsia="Times New Roman" w:hAnsi="Consolas" w:cs="Times New Roman"/>
+          <w:color w:val="BBBEBF"/>
+          <w:kern w:val="0"/>
+          <w:sz w:val="21"/>
+          <w14:ligatures w14:val="none"/>
+        </w:rPr>
+        <w:t>:</w:t>
+      </w:r>
+    </w:p>
+    <w:p>
+      <w:pPr>
+        <w:shd w:val="clear" w:color="auto" w:fill="121314"/>
+        <w:spacing w:after="0" w:line="285" w:lineRule="atLeast"/>
+        <w:rPr>
+          <w:rFonts w:ascii="Consolas" w:eastAsia="Times New Roman" w:hAnsi="Consolas" w:cs="Times New Roman"/>
+          <w:color w:val="BBBEBF"/>
+          <w:kern w:val="0"/>
+          <w:sz w:val="21"/>
+          <w14:ligatures w14:val="none"/>
+        </w:rPr>
+      </w:pPr>
+      <w:r>
+        <w:rPr>
+          <w:rFonts w:ascii="Consolas" w:eastAsia="Times New Roman" w:hAnsi="Consolas" w:cs="Times New Roman"/>
+          <w:color w:val="BBBEBF"/>
+          <w:kern w:val="0"/>
+          <w:sz w:val="21"/>
+          <w14:ligatures w14:val="none"/>
+        </w:rPr>
+        <w:t xml:space="preserve">    </w:t>
+      </w:r>
+      <w:r>
+        <w:rPr>
+          <w:rFonts w:ascii="Consolas" w:eastAsia="Times New Roman" w:hAnsi="Consolas" w:cs="Times New Roman"/>
+          <w:color w:val="FF7B72"/>
+          <w:kern w:val="0"/>
+          <w:sz w:val="21"/>
+          <w14:ligatures w14:val="none"/>
+        </w:rPr>
+        <w:t>def</w:t>
+      </w:r>
+      <w:r>
+        <w:rPr>
+          <w:rFonts w:ascii="Consolas" w:eastAsia="Times New Roman" w:hAnsi="Consolas" w:cs="Times New Roman"/>
+          <w:color w:val="BBBEBF"/>
+          <w:kern w:val="0"/>
+          <w:sz w:val="21"/>
+          <w14:ligatures w14:val="none"/>
+        </w:rPr>
+        <w:t xml:space="preserve"> </w:t>
+      </w:r>
+      <w:r>
+        <w:rPr>
+          <w:rFonts w:ascii="Consolas" w:eastAsia="Times New Roman" w:hAnsi="Consolas" w:cs="Times New Roman"/>
+          <w:color w:val="D2A8FF"/>
+          <w:kern w:val="0"/>
+          <w:sz w:val="21"/>
+          <w14:ligatures w14:val="none"/>
+        </w:rPr>
+        <w:t>hello</w:t>
+      </w:r>
+      <w:r>
+        <w:rPr>
+          <w:rFonts w:ascii="Consolas" w:eastAsia="Times New Roman" w:hAnsi="Consolas" w:cs="Times New Roman"/>
+          <w:color w:val="BBBEBF"/>
+          <w:kern w:val="0"/>
+          <w:sz w:val="21"/>
+          <w14:ligatures w14:val="none"/>
+        </w:rPr>
+        <w:t>(</w:t>
+      </w:r>
+      <w:r>
+        <w:rPr>
+          <w:rFonts w:ascii="Consolas" w:eastAsia="Times New Roman" w:hAnsi="Consolas" w:cs="Times New Roman"/>
+          <w:color w:val="C9D1D9"/>
+          <w:kern w:val="0"/>
+          <w:sz w:val="21"/>
+          <w14:ligatures w14:val="none"/>
+        </w:rPr>
+        <w:t>self</w:t>
+      </w:r>
+      <w:r>
+        <w:rPr>
+          <w:rFonts w:ascii="Consolas" w:eastAsia="Times New Roman" w:hAnsi="Consolas" w:cs="Times New Roman"/>
+          <w:color w:val="BBBEBF"/>
+          <w:kern w:val="0"/>
+          <w:sz w:val="21"/>
+          <w14:ligatures w14:val="none"/>
+        </w:rPr>
+        <w:t>):</w:t>
+      </w:r>
+    </w:p>
+    <w:p>
+      <w:pPr>
+        <w:shd w:val="clear" w:color="auto" w:fill="121314"/>
+        <w:spacing w:after="0" w:line="285" w:lineRule="atLeast"/>
+        <w:rPr>
+          <w:rFonts w:ascii="Consolas" w:eastAsia="Times New Roman" w:hAnsi="Consolas" w:cs="Times New Roman"/>
+          <w:color w:val="BBBEBF"/>
+          <w:kern w:val="0"/>
+          <w:sz w:val="21"/>
+          <w14:ligatures w14:val="none"/>
+        </w:rPr>
+      </w:pPr>
+      <w:r>
+        <w:rPr>
+          <w:rFonts w:ascii="Consolas" w:eastAsia="Times New Roman" w:hAnsi="Consolas" w:cs="Times New Roman"/>
+          <w:color w:val="BBBEBF"/>
+          <w:kern w:val="0"/>
+          <w:sz w:val="21"/>
+          <w14:ligatures w14:val="none"/>
+        </w:rPr>
+        <w:t xml:space="preserve">        </w:t>
+      </w:r>
+      <w:r>
+        <w:rPr>
+          <w:rFonts w:ascii="Consolas" w:eastAsia="Times New Roman" w:hAnsi="Consolas" w:cs="Times New Roman"/>
+          <w:color w:val="C586C0"/>
+          <w:kern w:val="0"/>
+          <w:sz w:val="21"/>
+          <w14:ligatures w14:val="none"/>
+        </w:rPr>
+        <w:t>return</w:t>
+      </w:r>
+      <w:r>
+        <w:rPr>
+          <w:rFonts w:ascii="Consolas" w:eastAsia="Times New Roman" w:hAnsi="Consolas" w:cs="Times New Roman"/>
+          <w:color w:val="BBBEBF"/>
+          <w:kern w:val="0"/>
+          <w:sz w:val="21"/>
+          <w14:ligatures w14:val="none"/>
+        </w:rPr>
+        <w:t xml:space="preserve"> </w:t>
+      </w:r>
+      <w:r>
+        <w:rPr>
+          <w:rFonts w:ascii="Consolas" w:eastAsia="Times New Roman" w:hAnsi="Consolas" w:cs="Times New Roman"/>
+          <w:color w:val="A5D6FF"/>
+          <w:kern w:val="0"/>
+          <w:sz w:val="21"/>
+          <w14:ligatures w14:val="none"/>
+        </w:rPr>
+        <w:t>"Hello from A"</w:t>
+      </w:r>
+    </w:p>
+    <w:p>
+      <w:pPr>
+        <w:shd w:val="clear" w:color="auto" w:fill="121314"/>
+        <w:spacing w:after="0" w:line="285" w:lineRule="atLeast"/>
+        <w:rPr>
+          <w:rFonts w:ascii="Consolas" w:eastAsia="Times New Roman" w:hAnsi="Consolas" w:cs="Times New Roman"/>
+          <w:color w:val="BBBEBF"/>
+          <w:kern w:val="0"/>
+          <w:sz w:val="21"/>
+          <w14:ligatures w14:val="none"/>
+        </w:rPr>
+      </w:pPr>
+    </w:p>
+    <w:p>
+      <w:pPr>
+        <w:shd w:val="clear" w:color="auto" w:fill="121314"/>
+        <w:spacing w:after="0" w:line="285" w:lineRule="atLeast"/>
+        <w:rPr>
+          <w:rFonts w:ascii="Consolas" w:eastAsia="Times New Roman" w:hAnsi="Consolas" w:cs="Times New Roman"/>
+          <w:color w:val="BBBEBF"/>
+          <w:kern w:val="0"/>
+          <w:sz w:val="21"/>
+          <w14:ligatures w14:val="none"/>
+        </w:rPr>
+      </w:pPr>
+      <w:r>
+        <w:rPr>
+          <w:rFonts w:ascii="Consolas" w:eastAsia="Times New Roman" w:hAnsi="Consolas" w:cs="Times New Roman"/>
+          <w:color w:val="FF7B72"/>
+          <w:kern w:val="0"/>
+          <w:sz w:val="21"/>
+          <w14:ligatures w14:val="none"/>
+        </w:rPr>
+        <w:t>class</w:t>
+      </w:r>
+      <w:r>
+        <w:rPr>
+          <w:rFonts w:ascii="Consolas" w:eastAsia="Times New Roman" w:hAnsi="Consolas" w:cs="Times New Roman"/>
+          <w:color w:val="BBBEBF"/>
+          <w:kern w:val="0"/>
+          <w:sz w:val="21"/>
+          <w14:ligatures w14:val="none"/>
+        </w:rPr>
+        <w:t xml:space="preserve"> </w:t>
+      </w:r>
+      <w:r>
+        <w:rPr>
+          <w:rFonts w:ascii="Consolas" w:eastAsia="Times New Roman" w:hAnsi="Consolas" w:cs="Times New Roman"/>
+          <w:color w:val="4EC9B0"/>
+          <w:kern w:val="0"/>
+          <w:sz w:val="21"/>
+          <w14:ligatures w14:val="none"/>
+        </w:rPr>
+        <w:t>B</w:t>
+      </w:r>
+      <w:r>
+        <w:rPr>
+          <w:rFonts w:ascii="Consolas" w:eastAsia="Times New Roman" w:hAnsi="Consolas" w:cs="Times New Roman"/>
+          <w:color w:val="BBBEBF"/>
+          <w:kern w:val="0"/>
+          <w:sz w:val="21"/>
+          <w14:ligatures w14:val="none"/>
+        </w:rPr>
+        <w:t>(</w:t>
+      </w:r>
+      <w:r>
+        <w:rPr>
+          <w:rFonts w:ascii="Consolas" w:eastAsia="Times New Roman" w:hAnsi="Consolas" w:cs="Times New Roman"/>
+          <w:color w:val="4EC9B0"/>
+          <w:kern w:val="0"/>
+          <w:sz w:val="21"/>
+          <w14:ligatures w14:val="none"/>
+        </w:rPr>
+        <w:t>A</w:t>
+      </w:r>
+      <w:r>
+        <w:rPr>
+          <w:rFonts w:ascii="Consolas" w:eastAsia="Times New Roman" w:hAnsi="Consolas" w:cs="Times New Roman"/>
+          <w:color w:val="BBBEBF"/>
+          <w:kern w:val="0"/>
+          <w:sz w:val="21"/>
+          <w14:ligatures w14:val="none"/>
+        </w:rPr>
+        <w:t>):</w:t>
+      </w:r>
+    </w:p>
+    <w:p>
+      <w:pPr>
+        <w:shd w:val="clear" w:color="auto" w:fill="121314"/>
+        <w:spacing w:after="0" w:line="285" w:lineRule="atLeast"/>
+        <w:rPr>
+          <w:rFonts w:ascii="Consolas" w:eastAsia="Times New Roman" w:hAnsi="Consolas" w:cs="Times New Roman"/>
+          <w:color w:val="BBBEBF"/>
+          <w:kern w:val="0"/>
+          <w:sz w:val="21"/>
+          <w14:ligatures w14:val="none"/>
+        </w:rPr>
+      </w:pPr>
+      <w:r>
+        <w:rPr>
+          <w:rFonts w:ascii="Consolas" w:eastAsia="Times New Roman" w:hAnsi="Consolas" w:cs="Times New Roman"/>
+          <w:color w:val="BBBEBF"/>
+          <w:kern w:val="0"/>
+          <w:sz w:val="21"/>
+          <w14:ligatures w14:val="none"/>
+        </w:rPr>
+        <w:t xml:space="preserve">    </w:t>
+      </w:r>
+      <w:r>
+        <w:rPr>
+          <w:rFonts w:ascii="Consolas" w:eastAsia="Times New Roman" w:hAnsi="Consolas" w:cs="Times New Roman"/>
+          <w:color w:val="FF7B72"/>
+          <w:kern w:val="0"/>
+          <w:sz w:val="21"/>
+          <w14:ligatures w14:val="none"/>
+        </w:rPr>
+        <w:t>def</w:t>
+      </w:r>
+      <w:r>
+        <w:rPr>
+          <w:rFonts w:ascii="Consolas" w:eastAsia="Times New Roman" w:hAnsi="Consolas" w:cs="Times New Roman"/>
+          <w:color w:val="BBBEBF"/>
+          <w:kern w:val="0"/>
+          <w:sz w:val="21"/>
+          <w14:ligatures w14:val="none"/>
+        </w:rPr>
+        <w:t xml:space="preserve"> </w:t>
+      </w:r>
+      <w:r>
+        <w:rPr>
+          <w:rFonts w:ascii="Consolas" w:eastAsia="Times New Roman" w:hAnsi="Consolas" w:cs="Times New Roman"/>
+          <w:color w:val="D2A8FF"/>
+          <w:kern w:val="0"/>
+          <w:sz w:val="21"/>
+          <w14:ligatures w14:val="none"/>
+        </w:rPr>
+        <w:t>hello</w:t>
+      </w:r>
+      <w:r>
+        <w:rPr>
+          <w:rFonts w:ascii="Consolas" w:eastAsia="Times New Roman" w:hAnsi="Consolas" w:cs="Times New Roman"/>
+          <w:color w:val="BBBEBF"/>
+          <w:kern w:val="0"/>
+          <w:sz w:val="21"/>
+          <w14:ligatures w14:val="none"/>
+        </w:rPr>
+        <w:t>(</w:t>
+      </w:r>
+      <w:r>
+        <w:rPr>
+          <w:rFonts w:ascii="Consolas" w:eastAsia="Times New Roman" w:hAnsi="Consolas" w:cs="Times New Roman"/>
+          <w:color w:val="C9D1D9"/>
+          <w:kern w:val="0"/>
+          <w:sz w:val="21"/>
+          <w14:ligatures w14:val="none"/>
+        </w:rPr>
+        <w:t>self</w:t>
+      </w:r>
+      <w:r>
+        <w:rPr>
+          <w:rFonts w:ascii="Consolas" w:eastAsia="Times New Roman" w:hAnsi="Consolas" w:cs="Times New Roman"/>
+          <w:color w:val="BBBEBF"/>
+          <w:kern w:val="0"/>
+          <w:sz w:val="21"/>
+          <w14:ligatures w14:val="none"/>
+        </w:rPr>
+        <w:t>):</w:t>
+      </w:r>
+    </w:p>
+    <w:p>
+      <w:pPr>
+        <w:shd w:val="clear" w:color="auto" w:fill="121314"/>
+        <w:spacing w:after="0" w:line="285" w:lineRule="atLeast"/>
+        <w:rPr>
+          <w:rFonts w:ascii="Consolas" w:eastAsia="Times New Roman" w:hAnsi="Consolas" w:cs="Times New Roman"/>
+          <w:color w:val="BBBEBF"/>
+          <w:kern w:val="0"/>
+          <w:sz w:val="21"/>
+          <w14:ligatures w14:val="none"/>
+        </w:rPr>
+      </w:pPr>
+      <w:r>
+        <w:rPr>
+          <w:rFonts w:ascii="Consolas" w:eastAsia="Times New Roman" w:hAnsi="Consolas" w:cs="Times New Roman"/>
+          <w:color w:val="BBBEBF"/>
+          <w:kern w:val="0"/>
+          <w:sz w:val="21"/>
+          <w14:ligatures w14:val="none"/>
+        </w:rPr>
+        <w:t xml:space="preserve">        </w:t>
+      </w:r>
+      <w:r>
+        <w:rPr>
+          <w:rFonts w:ascii="Consolas" w:eastAsia="Times New Roman" w:hAnsi="Consolas" w:cs="Times New Roman"/>
+          <w:color w:val="C586C0"/>
+          <w:kern w:val="0"/>
+          <w:sz w:val="21"/>
+          <w14:ligatures w14:val="none"/>
+        </w:rPr>
+        <w:t>return</w:t>
+      </w:r>
+      <w:r>
+        <w:rPr>
+          <w:rFonts w:ascii="Consolas" w:eastAsia="Times New Roman" w:hAnsi="Consolas" w:cs="Times New Roman"/>
+          <w:color w:val="BBBEBF"/>
+          <w:kern w:val="0"/>
+          <w:sz w:val="21"/>
+          <w14:ligatures w14:val="none"/>
+        </w:rPr>
+        <w:t xml:space="preserve"> </w:t>
+      </w:r>
+      <w:r>
+        <w:rPr>
+          <w:rFonts w:ascii="Consolas" w:eastAsia="Times New Roman" w:hAnsi="Consolas" w:cs="Times New Roman"/>
+          <w:color w:val="A5D6FF"/>
+          <w:kern w:val="0"/>
+          <w:sz w:val="21"/>
+          <w14:ligatures w14:val="none"/>
+        </w:rPr>
+        <w:t>"Hello from B"</w:t>
+      </w:r>
+    </w:p>
+    <w:p>
+      <w:pPr>
+        <w:shd w:val="clear" w:color="auto" w:fill="121314"/>
+        <w:spacing w:after="0" w:line="285" w:lineRule="atLeast"/>
+        <w:rPr>
+          <w:rFonts w:ascii="Consolas" w:eastAsia="Times New Roman" w:hAnsi="Consolas" w:cs="Times New Roman"/>
+          <w:color w:val="BBBEBF"/>
+          <w:kern w:val="0"/>
+          <w:sz w:val="21"/>
+          <w14:ligatures w14:val="none"/>
+        </w:rPr>
+      </w:pPr>
+    </w:p>
+    <w:p>
+      <w:pPr>
+        <w:shd w:val="clear" w:color="auto" w:fill="121314"/>
+        <w:spacing w:after="0" w:line="285" w:lineRule="atLeast"/>
+        <w:rPr>
+          <w:rFonts w:ascii="Consolas" w:eastAsia="Times New Roman" w:hAnsi="Consolas" w:cs="Times New Roman"/>
+          <w:color w:val="BBBEBF"/>
+          <w:kern w:val="0"/>
+          <w:sz w:val="21"/>
+          <w14:ligatures w14:val="none"/>
+        </w:rPr>
+      </w:pPr>
+      <w:r>
+        <w:rPr>
+          <w:rFonts w:ascii="Consolas" w:eastAsia="Times New Roman" w:hAnsi="Consolas" w:cs="Times New Roman"/>
+          <w:color w:val="FF7B72"/>
+          <w:kern w:val="0"/>
+          <w:sz w:val="21"/>
+          <w14:ligatures w14:val="none"/>
+        </w:rPr>
+        <w:t>class</w:t>
+      </w:r>
+      <w:r>
+        <w:rPr>
+          <w:rFonts w:ascii="Consolas" w:eastAsia="Times New Roman" w:hAnsi="Consolas" w:cs="Times New Roman"/>
+          <w:color w:val="BBBEBF"/>
+          <w:kern w:val="0"/>
+          <w:sz w:val="21"/>
+          <w14:ligatures w14:val="none"/>
+        </w:rPr>
+        <w:t xml:space="preserve"> </w:t>
+      </w:r>
+      <w:r>
+        <w:rPr>
+          <w:rFonts w:ascii="Consolas" w:eastAsia="Times New Roman" w:hAnsi="Consolas" w:cs="Times New Roman"/>
+          <w:color w:val="4EC9B0"/>
+          <w:kern w:val="0"/>
+          <w:sz w:val="21"/>
+          <w14:ligatures w14:val="none"/>
+        </w:rPr>
+        <w:t>C</w:t>
+      </w:r>
+      <w:r>
+        <w:rPr>
+          <w:rFonts w:ascii="Consolas" w:eastAsia="Times New Roman" w:hAnsi="Consolas" w:cs="Times New Roman"/>
+          <w:color w:val="BBBEBF"/>
+          <w:kern w:val="0"/>
+          <w:sz w:val="21"/>
+          <w14:ligatures w14:val="none"/>
+        </w:rPr>
+        <w:t>(</w:t>
+      </w:r>
+      <w:r>
+        <w:rPr>
+          <w:rFonts w:ascii="Consolas" w:eastAsia="Times New Roman" w:hAnsi="Consolas" w:cs="Times New Roman"/>
+          <w:color w:val="4EC9B0"/>
+          <w:kern w:val="0"/>
+          <w:sz w:val="21"/>
+          <w14:ligatures w14:val="none"/>
+        </w:rPr>
+        <w:t>A</w:t>
+      </w:r>
+      <w:r>
+        <w:rPr>
+          <w:rFonts w:ascii="Consolas" w:eastAsia="Times New Roman" w:hAnsi="Consolas" w:cs="Times New Roman"/>
+          <w:color w:val="BBBEBF"/>
+          <w:kern w:val="0"/>
+          <w:sz w:val="21"/>
+          <w14:ligatures w14:val="none"/>
+        </w:rPr>
+        <w:t>):</w:t>
+      </w:r>
+    </w:p>
+    <w:p>
+      <w:pPr>
+        <w:shd w:val="clear" w:color="auto" w:fill="121314"/>
+        <w:spacing w:after="0" w:line="285" w:lineRule="atLeast"/>
+        <w:rPr>
+          <w:rFonts w:ascii="Consolas" w:eastAsia="Times New Roman" w:hAnsi="Consolas" w:cs="Times New Roman"/>
+          <w:color w:val="BBBEBF"/>
+          <w:kern w:val="0"/>
+          <w:sz w:val="21"/>
+          <w14:ligatures w14:val="none"/>
+        </w:rPr>
+      </w:pPr>
+      <w:r>
+        <w:rPr>
+          <w:rFonts w:ascii="Consolas" w:eastAsia="Times New Roman" w:hAnsi="Consolas" w:cs="Times New Roman"/>
+          <w:color w:val="BBBEBF"/>
+          <w:kern w:val="0"/>
+          <w:sz w:val="21"/>
+          <w14:ligatures w14:val="none"/>
+        </w:rPr>
+        <w:t xml:space="preserve">    </w:t>
+      </w:r>
+      <w:r>
+        <w:rPr>
+          <w:rFonts w:ascii="Consolas" w:eastAsia="Times New Roman" w:hAnsi="Consolas" w:cs="Times New Roman"/>
+          <w:color w:val="FF7B72"/>
+          <w:kern w:val="0"/>
+          <w:sz w:val="21"/>
+          <w14:ligatures w14:val="none"/>
+        </w:rPr>
+        <w:t>def</w:t>
+      </w:r>
+      <w:r>
+        <w:rPr>
+          <w:rFonts w:ascii="Consolas" w:eastAsia="Times New Roman" w:hAnsi="Consolas" w:cs="Times New Roman"/>
+          <w:color w:val="BBBEBF"/>
+          <w:kern w:val="0"/>
+          <w:sz w:val="21"/>
+          <w14:ligatures w14:val="none"/>
+        </w:rPr>
+        <w:t xml:space="preserve"> </w:t>
+      </w:r>
+      <w:r>
+        <w:rPr>
+          <w:rFonts w:ascii="Consolas" w:eastAsia="Times New Roman" w:hAnsi="Consolas" w:cs="Times New Roman"/>
+          <w:color w:val="D2A8FF"/>
+          <w:kern w:val="0"/>
+          <w:sz w:val="21"/>
+          <w14:ligatures w14:val="none"/>
+        </w:rPr>
+        <w:t>hello</w:t>
+      </w:r>
+      <w:r>
+        <w:rPr>
+          <w:rFonts w:ascii="Consolas" w:eastAsia="Times New Roman" w:hAnsi="Consolas" w:cs="Times New Roman"/>
+          <w:color w:val="BBBEBF"/>
+          <w:kern w:val="0"/>
+          <w:sz w:val="21"/>
+          <w14:ligatures w14:val="none"/>
+        </w:rPr>
+        <w:t>(</w:t>
+      </w:r>
+      <w:r>
+        <w:rPr>
+          <w:rFonts w:ascii="Consolas" w:eastAsia="Times New Roman" w:hAnsi="Consolas" w:cs="Times New Roman"/>
+          <w:color w:val="C9D1D9"/>
+          <w:kern w:val="0"/>
+          <w:sz w:val="21"/>
+          <w14:ligatures w14:val="none"/>
+        </w:rPr>
+        <w:t>self</w:t>
+      </w:r>
+      <w:r>
+        <w:rPr>
+          <w:rFonts w:ascii="Consolas" w:eastAsia="Times New Roman" w:hAnsi="Consolas" w:cs="Times New Roman"/>
+          <w:color w:val="BBBEBF"/>
+          <w:kern w:val="0"/>
+          <w:sz w:val="21"/>
+          <w14:ligatures w14:val="none"/>
+        </w:rPr>
+        <w:t>):</w:t>
+      </w:r>
+    </w:p>
+    <w:p>
+      <w:pPr>
+        <w:shd w:val="clear" w:color="auto" w:fill="121314"/>
+        <w:spacing w:after="0" w:line="285" w:lineRule="atLeast"/>
+        <w:rPr>
+          <w:rFonts w:ascii="Consolas" w:eastAsia="Times New Roman" w:hAnsi="Consolas" w:cs="Times New Roman"/>
+          <w:color w:val="BBBEBF"/>
+          <w:kern w:val="0"/>
+          <w:sz w:val="21"/>
+          <w14:ligatures w14:val="none"/>
+        </w:rPr>
+      </w:pPr>
+      <w:r>
+        <w:rPr>
+          <w:rFonts w:ascii="Consolas" w:eastAsia="Times New Roman" w:hAnsi="Consolas" w:cs="Times New Roman"/>
+          <w:color w:val="BBBEBF"/>
+          <w:kern w:val="0"/>
+          <w:sz w:val="21"/>
+          <w14:ligatures w14:val="none"/>
+        </w:rPr>
+        <w:t xml:space="preserve">        </w:t>
+      </w:r>
+      <w:r>
+        <w:rPr>
+          <w:rFonts w:ascii="Consolas" w:eastAsia="Times New Roman" w:hAnsi="Consolas" w:cs="Times New Roman"/>
+          <w:color w:val="C586C0"/>
+          <w:kern w:val="0"/>
+          <w:sz w:val="21"/>
+          <w14:ligatures w14:val="none"/>
+        </w:rPr>
+        <w:t>return</w:t>
+      </w:r>
+      <w:r>
+        <w:rPr>
+          <w:rFonts w:ascii="Consolas" w:eastAsia="Times New Roman" w:hAnsi="Consolas" w:cs="Times New Roman"/>
+          <w:color w:val="BBBEBF"/>
+          <w:kern w:val="0"/>
+          <w:sz w:val="21"/>
+          <w14:ligatures w14:val="none"/>
+        </w:rPr>
+        <w:t xml:space="preserve"> </w:t>
+      </w:r>
+      <w:r>
+        <w:rPr>
+          <w:rFonts w:ascii="Consolas" w:eastAsia="Times New Roman" w:hAnsi="Consolas" w:cs="Times New Roman"/>
+          <w:color w:val="A5D6FF"/>
+          <w:kern w:val="0"/>
+          <w:sz w:val="21"/>
+          <w14:ligatures w14:val="none"/>
+        </w:rPr>
+        <w:t>"Hello from C"</w:t>
+      </w:r>
+    </w:p>
+    <w:p>
+      <w:pPr>
+        <w:shd w:val="clear" w:color="auto" w:fill="121314"/>
+        <w:spacing w:after="0" w:line="285" w:lineRule="atLeast"/>
+        <w:rPr>
+          <w:rFonts w:ascii="Consolas" w:eastAsia="Times New Roman" w:hAnsi="Consolas" w:cs="Times New Roman"/>
+          <w:color w:val="BBBEBF"/>
+          <w:kern w:val="0"/>
+          <w:sz w:val="21"/>
+          <w14:ligatures w14:val="none"/>
+        </w:rPr>
+      </w:pPr>
+    </w:p>
+    <w:p>
+      <w:pPr>
+        <w:shd w:val="clear" w:color="auto" w:fill="121314"/>
+        <w:spacing w:after="0" w:line="285" w:lineRule="atLeast"/>
+        <w:rPr>
+          <w:rFonts w:ascii="Consolas" w:eastAsia="Times New Roman" w:hAnsi="Consolas" w:cs="Times New Roman"/>
+          <w:color w:val="BBBEBF"/>
+          <w:kern w:val="0"/>
+          <w:sz w:val="21"/>
+          <w14:ligatures w14:val="none"/>
+        </w:rPr>
+      </w:pPr>
+      <w:r>
+        <w:rPr>
+          <w:rFonts w:ascii="Consolas" w:eastAsia="Times New Roman" w:hAnsi="Consolas" w:cs="Times New Roman"/>
+          <w:color w:val="FF7B72"/>
+          <w:kern w:val="0"/>
+          <w:sz w:val="21"/>
+          <w14:ligatures w14:val="none"/>
+        </w:rPr>
+        <w:t>class</w:t>
+      </w:r>
+      <w:r>
+        <w:rPr>
+          <w:rFonts w:ascii="Consolas" w:eastAsia="Times New Roman" w:hAnsi="Consolas" w:cs="Times New Roman"/>
+          <w:color w:val="BBBEBF"/>
+          <w:kern w:val="0"/>
+          <w:sz w:val="21"/>
+          <w14:ligatures w14:val="none"/>
+        </w:rPr>
+        <w:t xml:space="preserve"> </w:t>
+      </w:r>
+      <w:proofErr w:type="gramStart"/>
+      <w:r>
+        <w:rPr>
+          <w:rFonts w:ascii="Consolas" w:eastAsia="Times New Roman" w:hAnsi="Consolas" w:cs="Times New Roman"/>
+          <w:color w:val="4EC9B0"/>
+          <w:kern w:val="0"/>
+          <w:sz w:val="21"/>
+          <w14:ligatures w14:val="none"/>
+        </w:rPr>
+        <w:t>D</w:t>
+      </w:r>
+      <w:r>
+        <w:rPr>
+          <w:rFonts w:ascii="Consolas" w:eastAsia="Times New Roman" w:hAnsi="Consolas" w:cs="Times New Roman"/>
+          <w:color w:val="BBBEBF"/>
+          <w:kern w:val="0"/>
+          <w:sz w:val="21"/>
+          <w14:ligatures w14:val="none"/>
+        </w:rPr>
+        <w:t>(</w:t>
+      </w:r>
+      <w:proofErr w:type="gramEnd"/>
+      <w:r>
+        <w:rPr>
+          <w:rFonts w:ascii="Consolas" w:eastAsia="Times New Roman" w:hAnsi="Consolas" w:cs="Times New Roman"/>
+          <w:color w:val="4EC9B0"/>
+          <w:kern w:val="0"/>
+          <w:sz w:val="21"/>
+          <w14:ligatures w14:val="none"/>
+        </w:rPr>
+        <w:t>B</w:t>
+      </w:r>
+      <w:r>
+        <w:rPr>
+          <w:rFonts w:ascii="Consolas" w:eastAsia="Times New Roman" w:hAnsi="Consolas" w:cs="Times New Roman"/>
+          <w:color w:val="BBBEBF"/>
+          <w:kern w:val="0"/>
+          <w:sz w:val="21"/>
+          <w14:ligatures w14:val="none"/>
+        </w:rPr>
+        <w:t xml:space="preserve">, </w:t>
+      </w:r>
+      <w:r>
+        <w:rPr>
+          <w:rFonts w:ascii="Consolas" w:eastAsia="Times New Roman" w:hAnsi="Consolas" w:cs="Times New Roman"/>
+          <w:color w:val="4EC9B0"/>
+          <w:kern w:val="0"/>
+          <w:sz w:val="21"/>
+          <w14:ligatures w14:val="none"/>
+        </w:rPr>
+        <w:t>C</w:t>
+      </w:r>
+      <w:r>
+        <w:rPr>
+          <w:rFonts w:ascii="Consolas" w:eastAsia="Times New Roman" w:hAnsi="Consolas" w:cs="Times New Roman"/>
+          <w:color w:val="BBBEBF"/>
+          <w:kern w:val="0"/>
+          <w:sz w:val="21"/>
+          <w14:ligatures w14:val="none"/>
+        </w:rPr>
+        <w:t>):</w:t>
+      </w:r>
+    </w:p>
+    <w:p>
+      <w:pPr>
+        <w:shd w:val="clear" w:color="auto" w:fill="121314"/>
+        <w:spacing w:after="0" w:line="285" w:lineRule="atLeast"/>
+        <w:rPr>
+          <w:rFonts w:ascii="Consolas" w:eastAsia="Times New Roman" w:hAnsi="Consolas" w:cs="Times New Roman"/>
+          <w:color w:val="BBBEBF"/>
+          <w:kern w:val="0"/>
+          <w:sz w:val="21"/>
+          <w14:ligatures w14:val="none"/>
+        </w:rPr>
+      </w:pPr>
+      <w:r>
+        <w:rPr>
+          <w:rFonts w:ascii="Consolas" w:eastAsia="Times New Roman" w:hAnsi="Consolas" w:cs="Times New Roman"/>
+          <w:color w:val="BBBEBF"/>
+          <w:kern w:val="0"/>
+          <w:sz w:val="21"/>
+          <w14:ligatures w14:val="none"/>
+        </w:rPr>
+        <w:t xml:space="preserve">    </w:t>
+      </w:r>
+      <w:r>
+        <w:rPr>
+          <w:rFonts w:ascii="Consolas" w:eastAsia="Times New Roman" w:hAnsi="Consolas" w:cs="Times New Roman"/>
+          <w:color w:val="C586C0"/>
+          <w:kern w:val="0"/>
+          <w:sz w:val="21"/>
+          <w14:ligatures w14:val="none"/>
+        </w:rPr>
+        <w:t>pass</w:t>
+      </w:r>
+    </w:p>
+    <w:p>
+      <w:pPr>
+        <w:shd w:val="clear" w:color="auto" w:fill="121314"/>
+        <w:spacing w:after="0" w:line="285" w:lineRule="atLeast"/>
+        <w:rPr>
+          <w:rFonts w:ascii="Consolas" w:eastAsia="Times New Roman" w:hAnsi="Consolas" w:cs="Times New Roman"/>
+          <w:color w:val="BBBEBF"/>
+          <w:kern w:val="0"/>
+          <w:sz w:val="21"/>
+          <w14:ligatures w14:val="none"/>
+        </w:rPr>
+      </w:pPr>
+    </w:p>
+    <w:p>
+      <w:pPr>
+        <w:shd w:val="clear" w:color="auto" w:fill="121314"/>
+        <w:spacing w:after="0" w:line="285" w:lineRule="atLeast"/>
+        <w:rPr>
+          <w:rFonts w:ascii="Consolas" w:eastAsia="Times New Roman" w:hAnsi="Consolas" w:cs="Times New Roman"/>
+          <w:color w:val="BBBEBF"/>
+          <w:kern w:val="0"/>
+          <w:sz w:val="21"/>
+          <w14:ligatures w14:val="none"/>
+        </w:rPr>
+      </w:pPr>
+      <w:r>
+        <w:rPr>
+          <w:rFonts w:ascii="Consolas" w:eastAsia="Times New Roman" w:hAnsi="Consolas" w:cs="Times New Roman"/>
+          <w:color w:val="C9D1D9"/>
+          <w:kern w:val="0"/>
+          <w:sz w:val="21"/>
+          <w14:ligatures w14:val="none"/>
+        </w:rPr>
+        <w:t>d</w:t>
+      </w:r>
+      <w:r>
+        <w:rPr>
+          <w:rFonts w:ascii="Consolas" w:eastAsia="Times New Roman" w:hAnsi="Consolas" w:cs="Times New Roman"/>
+          <w:color w:val="BBBEBF"/>
+          <w:kern w:val="0"/>
+          <w:sz w:val="21"/>
+          <w14:ligatures w14:val="none"/>
+        </w:rPr>
+        <w:t xml:space="preserve"> </w:t>
+      </w:r>
+      <w:r>
+        <w:rPr>
+          <w:rFonts w:ascii="Consolas" w:eastAsia="Times New Roman" w:hAnsi="Consolas" w:cs="Times New Roman"/>
+          <w:color w:val="D4D4D4"/>
+          <w:kern w:val="0"/>
+          <w:sz w:val="21"/>
+          <w14:ligatures w14:val="none"/>
+        </w:rPr>
+        <w:t>=</w:t>
+      </w:r>
+      <w:r>
+        <w:rPr>
+          <w:rFonts w:ascii="Consolas" w:eastAsia="Times New Roman" w:hAnsi="Consolas" w:cs="Times New Roman"/>
+          <w:color w:val="BBBEBF"/>
+          <w:kern w:val="0"/>
+          <w:sz w:val="21"/>
+          <w14:ligatures w14:val="none"/>
+        </w:rPr>
+        <w:t xml:space="preserve"> </w:t>
+      </w:r>
+      <w:proofErr w:type="gramStart"/>
+      <w:r>
+        <w:rPr>
+          <w:rFonts w:ascii="Consolas" w:eastAsia="Times New Roman" w:hAnsi="Consolas" w:cs="Times New Roman"/>
+          <w:color w:val="4EC9B0"/>
+          <w:kern w:val="0"/>
+          <w:sz w:val="21"/>
+          <w14:ligatures w14:val="none"/>
+        </w:rPr>
+        <w:t>D</w:t>
+      </w:r>
+      <w:r>
+        <w:rPr>
+          <w:rFonts w:ascii="Consolas" w:eastAsia="Times New Roman" w:hAnsi="Consolas" w:cs="Times New Roman"/>
+          <w:color w:val="BBBEBF"/>
+          <w:kern w:val="0"/>
+          <w:sz w:val="21"/>
+          <w14:ligatures w14:val="none"/>
+        </w:rPr>
+        <w:t>(</w:t>
+      </w:r>
+      <w:proofErr w:type="gramEnd"/>
+      <w:r>
+        <w:rPr>
+          <w:rFonts w:ascii="Consolas" w:eastAsia="Times New Roman" w:hAnsi="Consolas" w:cs="Times New Roman"/>
+          <w:color w:val="BBBEBF"/>
+          <w:kern w:val="0"/>
+          <w:sz w:val="21"/>
+          <w14:ligatures w14:val="none"/>
+        </w:rPr>
+        <w:t>)</w:t>
+      </w:r>
+    </w:p>
+    <w:p>
+      <w:pPr>
+        <w:shd w:val="clear" w:color="auto" w:fill="121314"/>
+        <w:spacing w:after="0" w:line="285" w:lineRule="atLeast"/>
+        <w:rPr>
+          <w:rFonts w:ascii="Consolas" w:eastAsia="Times New Roman" w:hAnsi="Consolas" w:cs="Times New Roman"/>
+          <w:color w:val="BBBEBF"/>
+          <w:kern w:val="0"/>
+          <w:sz w:val="21"/>
+          <w14:ligatures w14:val="none"/>
+        </w:rPr>
+      </w:pPr>
+      <w:r>
+        <w:rPr>
+          <w:rFonts w:ascii="Consolas" w:eastAsia="Times New Roman" w:hAnsi="Consolas" w:cs="Times New Roman"/>
+          <w:color w:val="D2A8FF"/>
+          <w:kern w:val="0"/>
+          <w:sz w:val="21"/>
+          <w14:ligatures w14:val="none"/>
+        </w:rPr>
+        <w:t>print</w:t>
+      </w:r>
+      <w:r>
+        <w:rPr>
+          <w:rFonts w:ascii="Consolas" w:eastAsia="Times New Roman" w:hAnsi="Consolas" w:cs="Times New Roman"/>
+          <w:color w:val="BBBEBF"/>
+          <w:kern w:val="0"/>
+          <w:sz w:val="21"/>
+          <w14:ligatures w14:val="none"/>
+        </w:rPr>
+        <w:t>(</w:t>
+      </w:r>
+      <w:proofErr w:type="spellStart"/>
+      <w:proofErr w:type="gramStart"/>
+      <w:r>
+        <w:rPr>
+          <w:rFonts w:ascii="Consolas" w:eastAsia="Times New Roman" w:hAnsi="Consolas" w:cs="Times New Roman"/>
+          <w:color w:val="C9D1D9"/>
+          <w:kern w:val="0"/>
+          <w:sz w:val="21"/>
+          <w14:ligatures w14:val="none"/>
+        </w:rPr>
+        <w:t>d</w:t>
+      </w:r>
+      <w:r>
+        <w:rPr>
+          <w:rFonts w:ascii="Consolas" w:eastAsia="Times New Roman" w:hAnsi="Consolas" w:cs="Times New Roman"/>
+          <w:color w:val="BBBEBF"/>
+          <w:kern w:val="0"/>
+          <w:sz w:val="21"/>
+          <w14:ligatures w14:val="none"/>
+        </w:rPr>
+        <w:t>.</w:t>
+      </w:r>
+      <w:r>
+        <w:rPr>
+          <w:rFonts w:ascii="Consolas" w:eastAsia="Times New Roman" w:hAnsi="Consolas" w:cs="Times New Roman"/>
+          <w:color w:val="D2A8FF"/>
+          <w:kern w:val="0"/>
+          <w:sz w:val="21"/>
+          <w14:ligatures w14:val="none"/>
+        </w:rPr>
+        <w:t>hello</w:t>
+      </w:r>
+      <w:proofErr w:type="spellEnd"/>
+      <w:proofErr w:type="gramEnd"/>
+      <w:r>
+        <w:rPr>
+          <w:rFonts w:ascii="Consolas" w:eastAsia="Times New Roman" w:hAnsi="Consolas" w:cs="Times New Roman"/>
+          <w:color w:val="BBBEBF"/>
+          <w:kern w:val="0"/>
+          <w:sz w:val="21"/>
+          <w14:ligatures w14:val="none"/>
+        </w:rPr>
+        <w:t>(</w:t>
+      </w:r>
+      <w:proofErr w:type="gramStart"/>
+      <w:r>
+        <w:rPr>
+          <w:rFonts w:ascii="Consolas" w:eastAsia="Times New Roman" w:hAnsi="Consolas" w:cs="Times New Roman"/>
+          <w:color w:val="BBBEBF"/>
+          <w:kern w:val="0"/>
+          <w:sz w:val="21"/>
+          <w14:ligatures w14:val="none"/>
+        </w:rPr>
+        <w:t xml:space="preserve">))   </w:t>
+      </w:r>
+      <w:proofErr w:type="gramEnd"/>
+      <w:r>
+        <w:rPr>
+          <w:rFonts w:ascii="Consolas" w:eastAsia="Times New Roman" w:hAnsi="Consolas" w:cs="Times New Roman"/>
+          <w:color w:val="BBBEBF"/>
+          <w:kern w:val="0"/>
+          <w:sz w:val="21"/>
+          <w14:ligatures w14:val="none"/>
+        </w:rPr>
+        <w:t xml:space="preserve">      </w:t>
+      </w:r>
+      <w:r>
+        <w:rPr>
+          <w:rFonts w:ascii="Consolas" w:eastAsia="Times New Roman" w:hAnsi="Consolas" w:cs="Times New Roman"/>
+          <w:color w:val="8B949E"/>
+          <w:kern w:val="0"/>
+          <w:sz w:val="21"/>
+          <w14:ligatures w14:val="none"/>
+        </w:rPr>
+        <w:t># "Hello from B"</w:t>
+      </w:r>
+    </w:p>
+    <w:p>
+      <w:pPr>
+        <w:shd w:val="clear" w:color="auto" w:fill="121314"/>
+        <w:spacing w:after="0" w:line="285" w:lineRule="atLeast"/>
+        <w:rPr>
+          <w:rFonts w:ascii="Consolas" w:eastAsia="Times New Roman" w:hAnsi="Consolas" w:cs="Times New Roman"/>
+          <w:color w:val="BBBEBF"/>
+          <w:kern w:val="0"/>
+          <w:sz w:val="21"/>
+          <w14:ligatures w14:val="none"/>
+        </w:rPr>
+      </w:pPr>
+      <w:proofErr w:type="gramStart"/>
+      <w:r>
+        <w:rPr>
+          <w:rFonts w:ascii="Consolas" w:eastAsia="Times New Roman" w:hAnsi="Consolas" w:cs="Times New Roman"/>
+          <w:color w:val="D2A8FF"/>
+          <w:kern w:val="0"/>
+          <w:sz w:val="21"/>
+          <w14:ligatures w14:val="none"/>
+        </w:rPr>
+        <w:t>print</w:t>
+      </w:r>
+      <w:r>
+        <w:rPr>
+          <w:rFonts w:ascii="Consolas" w:eastAsia="Times New Roman" w:hAnsi="Consolas" w:cs="Times New Roman"/>
+          <w:color w:val="BBBEBF"/>
+          <w:kern w:val="0"/>
+          <w:sz w:val="21"/>
+          <w14:ligatures w14:val="none"/>
+        </w:rPr>
+        <w:t>(</w:t>
+      </w:r>
+      <w:proofErr w:type="gramEnd"/>
+      <w:r>
+        <w:rPr>
+          <w:rFonts w:ascii="Consolas" w:eastAsia="Times New Roman" w:hAnsi="Consolas" w:cs="Times New Roman"/>
+          <w:color w:val="4EC9B0"/>
+          <w:kern w:val="0"/>
+          <w:sz w:val="21"/>
+          <w14:ligatures w14:val="none"/>
+        </w:rPr>
+        <w:t>D</w:t>
+      </w:r>
+      <w:r>
+        <w:rPr>
+          <w:rFonts w:ascii="Consolas" w:eastAsia="Times New Roman" w:hAnsi="Consolas" w:cs="Times New Roman"/>
+          <w:color w:val="BBBEBF"/>
+          <w:kern w:val="0"/>
+          <w:sz w:val="21"/>
+          <w14:ligatures w14:val="none"/>
+        </w:rPr>
+        <w:t>.</w:t>
+      </w:r>
+      <w:r>
+        <w:rPr>
+          <w:rFonts w:ascii="Consolas" w:eastAsia="Times New Roman" w:hAnsi="Consolas" w:cs="Times New Roman"/>
+          <w:color w:val="C9D1D9"/>
+          <w:kern w:val="0"/>
+          <w:sz w:val="21"/>
+          <w14:ligatures w14:val="none"/>
+        </w:rPr>
+        <w:t>__</w:t>
+      </w:r>
+      <w:proofErr w:type="spellStart"/>
+      <w:r>
+        <w:rPr>
+          <w:rFonts w:ascii="Consolas" w:eastAsia="Times New Roman" w:hAnsi="Consolas" w:cs="Times New Roman"/>
+          <w:color w:val="C9D1D9"/>
+          <w:kern w:val="0"/>
+          <w:sz w:val="21"/>
+          <w14:ligatures w14:val="none"/>
+        </w:rPr>
+        <w:t>mro</w:t>
+      </w:r>
+      <w:proofErr w:type="spellEnd"/>
+      <w:r>
+        <w:rPr>
+          <w:rFonts w:ascii="Consolas" w:eastAsia="Times New Roman" w:hAnsi="Consolas" w:cs="Times New Roman"/>
+          <w:color w:val="C9D1D9"/>
+          <w:kern w:val="0"/>
+          <w:sz w:val="21"/>
+          <w14:ligatures w14:val="none"/>
+        </w:rPr>
+        <w:t>__</w:t>
+      </w:r>
+      <w:r>
+        <w:rPr>
+          <w:rFonts w:ascii="Consolas" w:eastAsia="Times New Roman" w:hAnsi="Consolas" w:cs="Times New Roman"/>
+          <w:color w:val="BBBEBF"/>
+          <w:kern w:val="0"/>
+          <w:sz w:val="21"/>
+          <w14:ligatures w14:val="none"/>
+        </w:rPr>
+        <w:t>)</w:t>
+      </w:r>
+    </w:p>
+    <w:p>
+      <w:pPr>
+        <w:shd w:val="clear" w:color="auto" w:fill="121314"/>
+        <w:spacing w:after="0" w:line="285" w:lineRule="atLeast"/>
+        <w:rPr>
+          <w:rFonts w:ascii="Consolas" w:eastAsia="Times New Roman" w:hAnsi="Consolas" w:cs="Times New Roman"/>
+          <w:color w:val="BBBEBF"/>
+          <w:kern w:val="0"/>
+          <w:sz w:val="21"/>
+          <w14:ligatures w14:val="none"/>
+        </w:rPr>
+      </w:pPr>
+      <w:r>
+        <w:rPr>
+          <w:rFonts w:ascii="Consolas" w:eastAsia="Times New Roman" w:hAnsi="Consolas" w:cs="Times New Roman"/>
+          <w:color w:val="8B949E"/>
+          <w:kern w:val="0"/>
+          <w:sz w:val="21"/>
+          <w14:ligatures w14:val="none"/>
+        </w:rPr>
+        <w:t># D → B → C → A → object</w:t>
+      </w:r>
+    </w:p>
+    <w:p>
+      <w:pPr>
+        <w:shd w:val="clear" w:color="auto" w:fill="121314"/>
+        <w:spacing w:after="0" w:line="285" w:lineRule="atLeast"/>
+        <w:rPr>
+          <w:rFonts w:ascii="Consolas" w:eastAsia="Times New Roman" w:hAnsi="Consolas" w:cs="Times New Roman"/>
+          <w:color w:val="BBBEBF"/>
+          <w:kern w:val="0"/>
+          <w:sz w:val="21"/>
+          <w14:ligatures w14:val="none"/>
+        </w:rPr>
+      </w:pPr>
+      <w:r>
+        <w:rPr>
+          <w:rFonts w:ascii="Consolas" w:eastAsia="Times New Roman" w:hAnsi="Consolas" w:cs="Times New Roman"/>
+          <w:color w:val="8B949E"/>
+          <w:kern w:val="0"/>
+          <w:sz w:val="21"/>
+          <w14:ligatures w14:val="none"/>
+        </w:rPr>
+        <w:t xml:space="preserve"># </w:t>
+      </w:r>
+      <w:proofErr w:type="gramStart"/>
+      <w:r>
+        <w:rPr>
+          <w:rFonts w:ascii="Consolas" w:eastAsia="Times New Roman" w:hAnsi="Consolas" w:cs="Times New Roman"/>
+          <w:color w:val="8B949E"/>
+          <w:kern w:val="0"/>
+          <w:sz w:val="21"/>
+          <w14:ligatures w14:val="none"/>
+        </w:rPr>
+        <w:t>So</w:t>
+      </w:r>
+      <w:proofErr w:type="gramEnd"/>
+      <w:r>
+        <w:rPr>
+          <w:rFonts w:ascii="Consolas" w:eastAsia="Times New Roman" w:hAnsi="Consolas" w:cs="Times New Roman"/>
+          <w:color w:val="8B949E"/>
+          <w:kern w:val="0"/>
+          <w:sz w:val="21"/>
+          <w14:ligatures w14:val="none"/>
+        </w:rPr>
+        <w:t xml:space="preserve"> </w:t>
+      </w:r>
+      <w:proofErr w:type="spellStart"/>
+      <w:proofErr w:type="gramStart"/>
+      <w:r>
+        <w:rPr>
+          <w:rFonts w:ascii="Consolas" w:eastAsia="Times New Roman" w:hAnsi="Consolas" w:cs="Times New Roman"/>
+          <w:color w:val="8B949E"/>
+          <w:kern w:val="0"/>
+          <w:sz w:val="21"/>
+          <w14:ligatures w14:val="none"/>
+        </w:rPr>
+        <w:t>D.hello</w:t>
+      </w:r>
+      <w:proofErr w:type="spellEnd"/>
+      <w:proofErr w:type="gramEnd"/>
+      <w:r>
+        <w:rPr>
+          <w:rFonts w:ascii="Consolas" w:eastAsia="Times New Roman" w:hAnsi="Consolas" w:cs="Times New Roman"/>
+          <w:color w:val="8B949E"/>
+          <w:kern w:val="0"/>
+          <w:sz w:val="21"/>
+          <w14:ligatures w14:val="none"/>
+        </w:rPr>
+        <w:t xml:space="preserve">() finds </w:t>
+      </w:r>
+      <w:proofErr w:type="spellStart"/>
+      <w:proofErr w:type="gramStart"/>
+      <w:r>
+        <w:rPr>
+          <w:rFonts w:ascii="Consolas" w:eastAsia="Times New Roman" w:hAnsi="Consolas" w:cs="Times New Roman"/>
+          <w:color w:val="8B949E"/>
+          <w:kern w:val="0"/>
+          <w:sz w:val="21"/>
+          <w14:ligatures w14:val="none"/>
+        </w:rPr>
+        <w:t>B.hello</w:t>
+      </w:r>
+      <w:proofErr w:type="spellEnd"/>
+      <w:proofErr w:type="gramEnd"/>
+      <w:r>
+        <w:rPr>
+          <w:rFonts w:ascii="Consolas" w:eastAsia="Times New Roman" w:hAnsi="Consolas" w:cs="Times New Roman"/>
+          <w:color w:val="8B949E"/>
+          <w:kern w:val="0"/>
+          <w:sz w:val="21"/>
+          <w14:ligatures w14:val="none"/>
+        </w:rPr>
+        <w:t>() first and stops there</w:t>
+      </w:r>
+    </w:p>
+    <w:p>
+      <w:pPr>
+        <w:rPr>
+          <w:rFonts w:ascii="Times New Roman" w:hAnsi="Times New Roman" w:cs="Times New Roman"/>
+          <w:b/>
+          <w:bCs/>
+        </w:rPr>
+      </w:pPr>
+    </w:p>
+    <w:p>
+      <w:pPr>
+        <w:rPr>
+          <w:rFonts w:ascii="Times New Roman" w:hAnsi="Times New Roman" w:cs="Times New Roman"/>
+          <w:b/>
+          <w:bCs/>
+        </w:rPr>
+      </w:pPr>
+    </w:p>
+    <w:p>
+      <w:pPr>
+        <w:rPr>
+          <w:rFonts w:ascii="Times New Roman" w:hAnsi="Times New Roman" w:cs="Times New Roman"/>
+          <w:b/>
+          <w:bCs/>
+        </w:rPr>
+      </w:pPr>
+    </w:p>
+    <w:p>
+      <w:pPr>
+        <w:rPr>
+          <w:rFonts w:ascii="Times New Roman" w:hAnsi="Times New Roman" w:cs="Times New Roman"/>
+          <w:b/>
+          <w:bCs/>
+        </w:rPr>
+      </w:pPr>
+    </w:p>
+    <w:p>
+      <w:pPr>
+        <w:rPr>
+          <w:rFonts w:ascii="Times New Roman" w:hAnsi="Times New Roman" w:cs="Times New Roman"/>
+          <w:b/>
+          <w:bCs/>
+        </w:rPr>
+      </w:pPr>
+    </w:p>
+    <w:p>
+      <w:pPr>
+        <w:rPr>
+          <w:rFonts w:ascii="Times New Roman" w:hAnsi="Times New Roman" w:cs="Times New Roman"/>
+        </w:rPr>
+      </w:pPr>
+      <w:r>
+        <w:rPr>
+          <w:rFonts w:ascii="Times New Roman" w:hAnsi="Times New Roman" w:cs="Times New Roman"/>
+        </w:rPr>
+        <w:lastRenderedPageBreak/>
+        <w:t xml:space="preserve">The classic </w:t>
+      </w:r>
+      <w:r>
+        <w:rPr>
+          <w:rFonts w:ascii="Times New Roman" w:hAnsi="Times New Roman" w:cs="Times New Roman"/>
+          <w:b/>
+          <w:bCs/>
+        </w:rPr>
+        <w:t>diamond problem</w:t>
+      </w:r>
+      <w:r>
+        <w:rPr>
+          <w:rFonts w:ascii="Times New Roman" w:hAnsi="Times New Roman" w:cs="Times New Roman"/>
+        </w:rPr>
+        <w:t xml:space="preserve"> — and how Python solves it:</w:t>
+      </w:r>
+      <w:r>
+        <w:rPr>
+          <w:rFonts w:ascii="Times New Roman" w:hAnsi="Times New Roman" w:cs="Times New Roman"/>
+        </w:rPr>
+        <w:tab/>
+      </w:r>
+    </w:p>
+    <w:p>
+      <w:pPr>
+        <w:shd w:val="clear" w:color="auto" w:fill="121314"/>
+        <w:spacing w:after="0" w:line="285" w:lineRule="atLeast"/>
+        <w:rPr>
+          <w:rFonts w:ascii="Consolas" w:eastAsia="Times New Roman" w:hAnsi="Consolas" w:cs="Times New Roman"/>
+          <w:color w:val="BBBEBF"/>
+          <w:kern w:val="0"/>
+          <w:sz w:val="21"/>
+          <w14:ligatures w14:val="none"/>
+        </w:rPr>
+      </w:pPr>
+      <w:r>
+        <w:rPr>
+          <w:rFonts w:ascii="Consolas" w:eastAsia="Times New Roman" w:hAnsi="Consolas" w:cs="Times New Roman"/>
+          <w:color w:val="8B949E"/>
+          <w:kern w:val="0"/>
+          <w:sz w:val="21"/>
+          <w14:ligatures w14:val="none"/>
+        </w:rPr>
+        <w:t># Read this left to right:</w:t>
+      </w:r>
+    </w:p>
+    <w:p>
+      <w:pPr>
+        <w:shd w:val="clear" w:color="auto" w:fill="121314"/>
+        <w:spacing w:after="0" w:line="285" w:lineRule="atLeast"/>
+        <w:rPr>
+          <w:rFonts w:ascii="Consolas" w:eastAsia="Times New Roman" w:hAnsi="Consolas" w:cs="Times New Roman"/>
+          <w:color w:val="BBBEBF"/>
+          <w:kern w:val="0"/>
+          <w:sz w:val="21"/>
+          <w14:ligatures w14:val="none"/>
+        </w:rPr>
+      </w:pPr>
+      <w:r>
+        <w:rPr>
+          <w:rFonts w:ascii="Consolas" w:eastAsia="Times New Roman" w:hAnsi="Consolas" w:cs="Times New Roman"/>
+          <w:color w:val="8B949E"/>
+          <w:kern w:val="0"/>
+          <w:sz w:val="21"/>
+          <w14:ligatures w14:val="none"/>
+        </w:rPr>
+        <w:t># "When looking up any method, search in this exact order"</w:t>
+      </w:r>
+    </w:p>
+    <w:p>
+      <w:pPr>
+        <w:shd w:val="clear" w:color="auto" w:fill="121314"/>
+        <w:spacing w:after="0" w:line="285" w:lineRule="atLeast"/>
+        <w:rPr>
+          <w:rFonts w:ascii="Consolas" w:eastAsia="Times New Roman" w:hAnsi="Consolas" w:cs="Times New Roman"/>
+          <w:color w:val="BBBEBF"/>
+          <w:kern w:val="0"/>
+          <w:sz w:val="21"/>
+          <w14:ligatures w14:val="none"/>
+        </w:rPr>
+      </w:pPr>
+    </w:p>
+    <w:p>
+      <w:pPr>
+        <w:shd w:val="clear" w:color="auto" w:fill="121314"/>
+        <w:spacing w:after="0" w:line="285" w:lineRule="atLeast"/>
+        <w:rPr>
+          <w:rFonts w:ascii="Consolas" w:eastAsia="Times New Roman" w:hAnsi="Consolas" w:cs="Times New Roman"/>
+          <w:color w:val="BBBEBF"/>
+          <w:kern w:val="0"/>
+          <w:sz w:val="21"/>
+          <w14:ligatures w14:val="none"/>
+        </w:rPr>
+      </w:pPr>
+      <w:r>
+        <w:rPr>
+          <w:rFonts w:ascii="Consolas" w:eastAsia="Times New Roman" w:hAnsi="Consolas" w:cs="Times New Roman"/>
+          <w:color w:val="8B949E"/>
+          <w:kern w:val="0"/>
+          <w:sz w:val="21"/>
+          <w14:ligatures w14:val="none"/>
+        </w:rPr>
+        <w:t>#        A</w:t>
+      </w:r>
+    </w:p>
+    <w:p>
+      <w:pPr>
+        <w:shd w:val="clear" w:color="auto" w:fill="121314"/>
+        <w:spacing w:after="0" w:line="285" w:lineRule="atLeast"/>
+        <w:rPr>
+          <w:rFonts w:ascii="Consolas" w:eastAsia="Times New Roman" w:hAnsi="Consolas" w:cs="Times New Roman"/>
+          <w:color w:val="BBBEBF"/>
+          <w:kern w:val="0"/>
+          <w:sz w:val="21"/>
+          <w14:ligatures w14:val="none"/>
+        </w:rPr>
+      </w:pPr>
+      <w:r>
+        <w:rPr>
+          <w:rFonts w:ascii="Consolas" w:eastAsia="Times New Roman" w:hAnsi="Consolas" w:cs="Times New Roman"/>
+          <w:color w:val="8B949E"/>
+          <w:kern w:val="0"/>
+          <w:sz w:val="21"/>
+          <w14:ligatures w14:val="none"/>
+        </w:rPr>
+        <w:t>#       / \</w:t>
+      </w:r>
+    </w:p>
+    <w:p>
+      <w:pPr>
+        <w:shd w:val="clear" w:color="auto" w:fill="121314"/>
+        <w:spacing w:after="0" w:line="285" w:lineRule="atLeast"/>
+        <w:rPr>
+          <w:rFonts w:ascii="Consolas" w:eastAsia="Times New Roman" w:hAnsi="Consolas" w:cs="Times New Roman"/>
+          <w:color w:val="BBBEBF"/>
+          <w:kern w:val="0"/>
+          <w:sz w:val="21"/>
+          <w14:ligatures w14:val="none"/>
+        </w:rPr>
+      </w:pPr>
+      <w:r>
+        <w:rPr>
+          <w:rFonts w:ascii="Consolas" w:eastAsia="Times New Roman" w:hAnsi="Consolas" w:cs="Times New Roman"/>
+          <w:color w:val="8B949E"/>
+          <w:kern w:val="0"/>
+          <w:sz w:val="21"/>
+          <w14:ligatures w14:val="none"/>
+        </w:rPr>
+        <w:t>#      B   C</w:t>
+      </w:r>
+    </w:p>
+    <w:p>
+      <w:pPr>
+        <w:shd w:val="clear" w:color="auto" w:fill="121314"/>
+        <w:spacing w:after="0" w:line="285" w:lineRule="atLeast"/>
+        <w:rPr>
+          <w:rFonts w:ascii="Consolas" w:eastAsia="Times New Roman" w:hAnsi="Consolas" w:cs="Times New Roman"/>
+          <w:color w:val="BBBEBF"/>
+          <w:kern w:val="0"/>
+          <w:sz w:val="21"/>
+          <w14:ligatures w14:val="none"/>
+        </w:rPr>
+      </w:pPr>
+      <w:r>
+        <w:rPr>
+          <w:rFonts w:ascii="Consolas" w:eastAsia="Times New Roman" w:hAnsi="Consolas" w:cs="Times New Roman"/>
+          <w:color w:val="8B949E"/>
+          <w:kern w:val="0"/>
+          <w:sz w:val="21"/>
+          <w14:ligatures w14:val="none"/>
+        </w:rPr>
+        <w:t>#       \ /</w:t>
+      </w:r>
+    </w:p>
+    <w:p>
+      <w:pPr>
+        <w:shd w:val="clear" w:color="auto" w:fill="121314"/>
+        <w:spacing w:after="0" w:line="285" w:lineRule="atLeast"/>
+        <w:rPr>
+          <w:rFonts w:ascii="Consolas" w:eastAsia="Times New Roman" w:hAnsi="Consolas" w:cs="Times New Roman"/>
+          <w:color w:val="BBBEBF"/>
+          <w:kern w:val="0"/>
+          <w:sz w:val="21"/>
+          <w14:ligatures w14:val="none"/>
+        </w:rPr>
+      </w:pPr>
+      <w:r>
+        <w:rPr>
+          <w:rFonts w:ascii="Consolas" w:eastAsia="Times New Roman" w:hAnsi="Consolas" w:cs="Times New Roman"/>
+          <w:color w:val="8B949E"/>
+          <w:kern w:val="0"/>
+          <w:sz w:val="21"/>
+          <w14:ligatures w14:val="none"/>
+        </w:rPr>
+        <w:t>#        D</w:t>
+      </w:r>
+    </w:p>
+    <w:p>
+      <w:pPr>
+        <w:shd w:val="clear" w:color="auto" w:fill="121314"/>
+        <w:spacing w:after="0" w:line="285" w:lineRule="atLeast"/>
+        <w:rPr>
+          <w:rFonts w:ascii="Consolas" w:eastAsia="Times New Roman" w:hAnsi="Consolas" w:cs="Times New Roman"/>
+          <w:color w:val="BBBEBF"/>
+          <w:kern w:val="0"/>
+          <w:sz w:val="21"/>
+          <w14:ligatures w14:val="none"/>
+        </w:rPr>
+      </w:pPr>
+    </w:p>
+    <w:p>
+      <w:pPr>
+        <w:shd w:val="clear" w:color="auto" w:fill="121314"/>
+        <w:spacing w:after="0" w:line="285" w:lineRule="atLeast"/>
+        <w:rPr>
+          <w:rFonts w:ascii="Consolas" w:eastAsia="Times New Roman" w:hAnsi="Consolas" w:cs="Times New Roman"/>
+          <w:color w:val="BBBEBF"/>
+          <w:kern w:val="0"/>
+          <w:sz w:val="21"/>
+          <w14:ligatures w14:val="none"/>
+        </w:rPr>
+      </w:pPr>
+      <w:r>
+        <w:rPr>
+          <w:rFonts w:ascii="Consolas" w:eastAsia="Times New Roman" w:hAnsi="Consolas" w:cs="Times New Roman"/>
+          <w:color w:val="FF7B72"/>
+          <w:kern w:val="0"/>
+          <w:sz w:val="21"/>
+          <w14:ligatures w14:val="none"/>
+        </w:rPr>
+        <w:t>class</w:t>
+      </w:r>
+      <w:r>
+        <w:rPr>
+          <w:rFonts w:ascii="Consolas" w:eastAsia="Times New Roman" w:hAnsi="Consolas" w:cs="Times New Roman"/>
+          <w:color w:val="BBBEBF"/>
+          <w:kern w:val="0"/>
+          <w:sz w:val="21"/>
+          <w14:ligatures w14:val="none"/>
+        </w:rPr>
+        <w:t xml:space="preserve"> </w:t>
+      </w:r>
+      <w:r>
+        <w:rPr>
+          <w:rFonts w:ascii="Consolas" w:eastAsia="Times New Roman" w:hAnsi="Consolas" w:cs="Times New Roman"/>
+          <w:color w:val="4EC9B0"/>
+          <w:kern w:val="0"/>
+          <w:sz w:val="21"/>
+          <w14:ligatures w14:val="none"/>
+        </w:rPr>
+        <w:t>A</w:t>
+      </w:r>
+      <w:r>
+        <w:rPr>
+          <w:rFonts w:ascii="Consolas" w:eastAsia="Times New Roman" w:hAnsi="Consolas" w:cs="Times New Roman"/>
+          <w:color w:val="BBBEBF"/>
+          <w:kern w:val="0"/>
+          <w:sz w:val="21"/>
+          <w14:ligatures w14:val="none"/>
+        </w:rPr>
+        <w:t>:</w:t>
+      </w:r>
+    </w:p>
+    <w:p>
+      <w:pPr>
+        <w:shd w:val="clear" w:color="auto" w:fill="121314"/>
+        <w:spacing w:after="0" w:line="285" w:lineRule="atLeast"/>
+        <w:rPr>
+          <w:rFonts w:ascii="Consolas" w:eastAsia="Times New Roman" w:hAnsi="Consolas" w:cs="Times New Roman"/>
+          <w:color w:val="BBBEBF"/>
+          <w:kern w:val="0"/>
+          <w:sz w:val="21"/>
+          <w14:ligatures w14:val="none"/>
+        </w:rPr>
+      </w:pPr>
+      <w:r>
+        <w:rPr>
+          <w:rFonts w:ascii="Consolas" w:eastAsia="Times New Roman" w:hAnsi="Consolas" w:cs="Times New Roman"/>
+          <w:color w:val="BBBEBF"/>
+          <w:kern w:val="0"/>
+          <w:sz w:val="21"/>
+          <w14:ligatures w14:val="none"/>
+        </w:rPr>
+        <w:t xml:space="preserve">    </w:t>
+      </w:r>
+      <w:r>
+        <w:rPr>
+          <w:rFonts w:ascii="Consolas" w:eastAsia="Times New Roman" w:hAnsi="Consolas" w:cs="Times New Roman"/>
+          <w:color w:val="FF7B72"/>
+          <w:kern w:val="0"/>
+          <w:sz w:val="21"/>
+          <w14:ligatures w14:val="none"/>
+        </w:rPr>
+        <w:t>def</w:t>
+      </w:r>
+      <w:r>
+        <w:rPr>
+          <w:rFonts w:ascii="Consolas" w:eastAsia="Times New Roman" w:hAnsi="Consolas" w:cs="Times New Roman"/>
+          <w:color w:val="BBBEBF"/>
+          <w:kern w:val="0"/>
+          <w:sz w:val="21"/>
+          <w14:ligatures w14:val="none"/>
+        </w:rPr>
+        <w:t xml:space="preserve"> </w:t>
+      </w:r>
+      <w:r>
+        <w:rPr>
+          <w:rFonts w:ascii="Consolas" w:eastAsia="Times New Roman" w:hAnsi="Consolas" w:cs="Times New Roman"/>
+          <w:color w:val="D2A8FF"/>
+          <w:kern w:val="0"/>
+          <w:sz w:val="21"/>
+          <w14:ligatures w14:val="none"/>
+        </w:rPr>
+        <w:t>greet</w:t>
+      </w:r>
+      <w:r>
+        <w:rPr>
+          <w:rFonts w:ascii="Consolas" w:eastAsia="Times New Roman" w:hAnsi="Consolas" w:cs="Times New Roman"/>
+          <w:color w:val="BBBEBF"/>
+          <w:kern w:val="0"/>
+          <w:sz w:val="21"/>
+          <w14:ligatures w14:val="none"/>
+        </w:rPr>
+        <w:t>(</w:t>
+      </w:r>
+      <w:r>
+        <w:rPr>
+          <w:rFonts w:ascii="Consolas" w:eastAsia="Times New Roman" w:hAnsi="Consolas" w:cs="Times New Roman"/>
+          <w:color w:val="C9D1D9"/>
+          <w:kern w:val="0"/>
+          <w:sz w:val="21"/>
+          <w14:ligatures w14:val="none"/>
+        </w:rPr>
+        <w:t>self</w:t>
+      </w:r>
+      <w:r>
+        <w:rPr>
+          <w:rFonts w:ascii="Consolas" w:eastAsia="Times New Roman" w:hAnsi="Consolas" w:cs="Times New Roman"/>
+          <w:color w:val="BBBEBF"/>
+          <w:kern w:val="0"/>
+          <w:sz w:val="21"/>
+          <w14:ligatures w14:val="none"/>
+        </w:rPr>
+        <w:t>):</w:t>
+      </w:r>
+    </w:p>
+    <w:p>
+      <w:pPr>
+        <w:shd w:val="clear" w:color="auto" w:fill="121314"/>
+        <w:spacing w:after="0" w:line="285" w:lineRule="atLeast"/>
+        <w:rPr>
+          <w:rFonts w:ascii="Consolas" w:eastAsia="Times New Roman" w:hAnsi="Consolas" w:cs="Times New Roman"/>
+          <w:color w:val="BBBEBF"/>
+          <w:kern w:val="0"/>
+          <w:sz w:val="21"/>
+          <w14:ligatures w14:val="none"/>
+        </w:rPr>
+      </w:pPr>
+      <w:r>
+        <w:rPr>
+          <w:rFonts w:ascii="Consolas" w:eastAsia="Times New Roman" w:hAnsi="Consolas" w:cs="Times New Roman"/>
+          <w:color w:val="BBBEBF"/>
+          <w:kern w:val="0"/>
+          <w:sz w:val="21"/>
+          <w14:ligatures w14:val="none"/>
+        </w:rPr>
+        <w:t xml:space="preserve">        </w:t>
+      </w:r>
+      <w:r>
+        <w:rPr>
+          <w:rFonts w:ascii="Consolas" w:eastAsia="Times New Roman" w:hAnsi="Consolas" w:cs="Times New Roman"/>
+          <w:color w:val="C586C0"/>
+          <w:kern w:val="0"/>
+          <w:sz w:val="21"/>
+          <w14:ligatures w14:val="none"/>
+        </w:rPr>
+        <w:t>return</w:t>
+      </w:r>
+      <w:r>
+        <w:rPr>
+          <w:rFonts w:ascii="Consolas" w:eastAsia="Times New Roman" w:hAnsi="Consolas" w:cs="Times New Roman"/>
+          <w:color w:val="BBBEBF"/>
+          <w:kern w:val="0"/>
+          <w:sz w:val="21"/>
+          <w14:ligatures w14:val="none"/>
+        </w:rPr>
+        <w:t xml:space="preserve"> </w:t>
+      </w:r>
+      <w:r>
+        <w:rPr>
+          <w:rFonts w:ascii="Consolas" w:eastAsia="Times New Roman" w:hAnsi="Consolas" w:cs="Times New Roman"/>
+          <w:color w:val="A5D6FF"/>
+          <w:kern w:val="0"/>
+          <w:sz w:val="21"/>
+          <w14:ligatures w14:val="none"/>
+        </w:rPr>
+        <w:t>"A"</w:t>
+      </w:r>
+    </w:p>
+    <w:p>
+      <w:pPr>
+        <w:shd w:val="clear" w:color="auto" w:fill="121314"/>
+        <w:spacing w:after="0" w:line="285" w:lineRule="atLeast"/>
+        <w:rPr>
+          <w:rFonts w:ascii="Consolas" w:eastAsia="Times New Roman" w:hAnsi="Consolas" w:cs="Times New Roman"/>
+          <w:color w:val="BBBEBF"/>
+          <w:kern w:val="0"/>
+          <w:sz w:val="21"/>
+          <w14:ligatures w14:val="none"/>
+        </w:rPr>
+      </w:pPr>
+    </w:p>
+    <w:p>
+      <w:pPr>
+        <w:shd w:val="clear" w:color="auto" w:fill="121314"/>
+        <w:spacing w:after="0" w:line="285" w:lineRule="atLeast"/>
+        <w:rPr>
+          <w:rFonts w:ascii="Consolas" w:eastAsia="Times New Roman" w:hAnsi="Consolas" w:cs="Times New Roman"/>
+          <w:color w:val="BBBEBF"/>
+          <w:kern w:val="0"/>
+          <w:sz w:val="21"/>
+          <w14:ligatures w14:val="none"/>
+        </w:rPr>
+      </w:pPr>
+      <w:r>
+        <w:rPr>
+          <w:rFonts w:ascii="Consolas" w:eastAsia="Times New Roman" w:hAnsi="Consolas" w:cs="Times New Roman"/>
+          <w:color w:val="FF7B72"/>
+          <w:kern w:val="0"/>
+          <w:sz w:val="21"/>
+          <w14:ligatures w14:val="none"/>
+        </w:rPr>
+        <w:t>class</w:t>
+      </w:r>
+      <w:r>
+        <w:rPr>
+          <w:rFonts w:ascii="Consolas" w:eastAsia="Times New Roman" w:hAnsi="Consolas" w:cs="Times New Roman"/>
+          <w:color w:val="BBBEBF"/>
+          <w:kern w:val="0"/>
+          <w:sz w:val="21"/>
+          <w14:ligatures w14:val="none"/>
+        </w:rPr>
+        <w:t xml:space="preserve"> </w:t>
+      </w:r>
+      <w:r>
+        <w:rPr>
+          <w:rFonts w:ascii="Consolas" w:eastAsia="Times New Roman" w:hAnsi="Consolas" w:cs="Times New Roman"/>
+          <w:color w:val="4EC9B0"/>
+          <w:kern w:val="0"/>
+          <w:sz w:val="21"/>
+          <w14:ligatures w14:val="none"/>
+        </w:rPr>
+        <w:t>B</w:t>
+      </w:r>
+      <w:r>
+        <w:rPr>
+          <w:rFonts w:ascii="Consolas" w:eastAsia="Times New Roman" w:hAnsi="Consolas" w:cs="Times New Roman"/>
+          <w:color w:val="BBBEBF"/>
+          <w:kern w:val="0"/>
+          <w:sz w:val="21"/>
+          <w14:ligatures w14:val="none"/>
+        </w:rPr>
+        <w:t>(</w:t>
+      </w:r>
+      <w:r>
+        <w:rPr>
+          <w:rFonts w:ascii="Consolas" w:eastAsia="Times New Roman" w:hAnsi="Consolas" w:cs="Times New Roman"/>
+          <w:color w:val="4EC9B0"/>
+          <w:kern w:val="0"/>
+          <w:sz w:val="21"/>
+          <w14:ligatures w14:val="none"/>
+        </w:rPr>
+        <w:t>A</w:t>
+      </w:r>
+      <w:r>
+        <w:rPr>
+          <w:rFonts w:ascii="Consolas" w:eastAsia="Times New Roman" w:hAnsi="Consolas" w:cs="Times New Roman"/>
+          <w:color w:val="BBBEBF"/>
+          <w:kern w:val="0"/>
+          <w:sz w:val="21"/>
+          <w14:ligatures w14:val="none"/>
+        </w:rPr>
+        <w:t>):</w:t>
+      </w:r>
+    </w:p>
+    <w:p>
+      <w:pPr>
+        <w:shd w:val="clear" w:color="auto" w:fill="121314"/>
+        <w:spacing w:after="0" w:line="285" w:lineRule="atLeast"/>
+        <w:rPr>
+          <w:rFonts w:ascii="Consolas" w:eastAsia="Times New Roman" w:hAnsi="Consolas" w:cs="Times New Roman"/>
+          <w:color w:val="BBBEBF"/>
+          <w:kern w:val="0"/>
+          <w:sz w:val="21"/>
+          <w14:ligatures w14:val="none"/>
+        </w:rPr>
+      </w:pPr>
+      <w:r>
+        <w:rPr>
+          <w:rFonts w:ascii="Consolas" w:eastAsia="Times New Roman" w:hAnsi="Consolas" w:cs="Times New Roman"/>
+          <w:color w:val="BBBEBF"/>
+          <w:kern w:val="0"/>
+          <w:sz w:val="21"/>
+          <w14:ligatures w14:val="none"/>
+        </w:rPr>
+        <w:t xml:space="preserve">    </w:t>
+      </w:r>
+      <w:r>
+        <w:rPr>
+          <w:rFonts w:ascii="Consolas" w:eastAsia="Times New Roman" w:hAnsi="Consolas" w:cs="Times New Roman"/>
+          <w:color w:val="FF7B72"/>
+          <w:kern w:val="0"/>
+          <w:sz w:val="21"/>
+          <w14:ligatures w14:val="none"/>
+        </w:rPr>
+        <w:t>def</w:t>
+      </w:r>
+      <w:r>
+        <w:rPr>
+          <w:rFonts w:ascii="Consolas" w:eastAsia="Times New Roman" w:hAnsi="Consolas" w:cs="Times New Roman"/>
+          <w:color w:val="BBBEBF"/>
+          <w:kern w:val="0"/>
+          <w:sz w:val="21"/>
+          <w14:ligatures w14:val="none"/>
+        </w:rPr>
+        <w:t xml:space="preserve"> </w:t>
+      </w:r>
+      <w:r>
+        <w:rPr>
+          <w:rFonts w:ascii="Consolas" w:eastAsia="Times New Roman" w:hAnsi="Consolas" w:cs="Times New Roman"/>
+          <w:color w:val="D2A8FF"/>
+          <w:kern w:val="0"/>
+          <w:sz w:val="21"/>
+          <w14:ligatures w14:val="none"/>
+        </w:rPr>
+        <w:t>greet</w:t>
+      </w:r>
+      <w:r>
+        <w:rPr>
+          <w:rFonts w:ascii="Consolas" w:eastAsia="Times New Roman" w:hAnsi="Consolas" w:cs="Times New Roman"/>
+          <w:color w:val="BBBEBF"/>
+          <w:kern w:val="0"/>
+          <w:sz w:val="21"/>
+          <w14:ligatures w14:val="none"/>
+        </w:rPr>
+        <w:t>(</w:t>
+      </w:r>
+      <w:r>
+        <w:rPr>
+          <w:rFonts w:ascii="Consolas" w:eastAsia="Times New Roman" w:hAnsi="Consolas" w:cs="Times New Roman"/>
+          <w:color w:val="C9D1D9"/>
+          <w:kern w:val="0"/>
+          <w:sz w:val="21"/>
+          <w14:ligatures w14:val="none"/>
+        </w:rPr>
+        <w:t>self</w:t>
+      </w:r>
+      <w:r>
+        <w:rPr>
+          <w:rFonts w:ascii="Consolas" w:eastAsia="Times New Roman" w:hAnsi="Consolas" w:cs="Times New Roman"/>
+          <w:color w:val="BBBEBF"/>
+          <w:kern w:val="0"/>
+          <w:sz w:val="21"/>
+          <w14:ligatures w14:val="none"/>
+        </w:rPr>
+        <w:t>):</w:t>
+      </w:r>
+    </w:p>
+    <w:p>
+      <w:pPr>
+        <w:shd w:val="clear" w:color="auto" w:fill="121314"/>
+        <w:spacing w:after="0" w:line="285" w:lineRule="atLeast"/>
+        <w:rPr>
+          <w:rFonts w:ascii="Consolas" w:eastAsia="Times New Roman" w:hAnsi="Consolas" w:cs="Times New Roman"/>
+          <w:color w:val="BBBEBF"/>
+          <w:kern w:val="0"/>
+          <w:sz w:val="21"/>
+          <w14:ligatures w14:val="none"/>
+        </w:rPr>
+      </w:pPr>
+      <w:r>
+        <w:rPr>
+          <w:rFonts w:ascii="Consolas" w:eastAsia="Times New Roman" w:hAnsi="Consolas" w:cs="Times New Roman"/>
+          <w:color w:val="BBBEBF"/>
+          <w:kern w:val="0"/>
+          <w:sz w:val="21"/>
+          <w14:ligatures w14:val="none"/>
+        </w:rPr>
+        <w:t xml:space="preserve">        </w:t>
+      </w:r>
+      <w:r>
+        <w:rPr>
+          <w:rFonts w:ascii="Consolas" w:eastAsia="Times New Roman" w:hAnsi="Consolas" w:cs="Times New Roman"/>
+          <w:color w:val="C586C0"/>
+          <w:kern w:val="0"/>
+          <w:sz w:val="21"/>
+          <w14:ligatures w14:val="none"/>
+        </w:rPr>
+        <w:t>return</w:t>
+      </w:r>
+      <w:r>
+        <w:rPr>
+          <w:rFonts w:ascii="Consolas" w:eastAsia="Times New Roman" w:hAnsi="Consolas" w:cs="Times New Roman"/>
+          <w:color w:val="BBBEBF"/>
+          <w:kern w:val="0"/>
+          <w:sz w:val="21"/>
+          <w14:ligatures w14:val="none"/>
+        </w:rPr>
+        <w:t xml:space="preserve"> </w:t>
+      </w:r>
+      <w:proofErr w:type="spellStart"/>
+      <w:r>
+        <w:rPr>
+          <w:rFonts w:ascii="Consolas" w:eastAsia="Times New Roman" w:hAnsi="Consolas" w:cs="Times New Roman"/>
+          <w:color w:val="FF7B72"/>
+          <w:kern w:val="0"/>
+          <w:sz w:val="21"/>
+          <w14:ligatures w14:val="none"/>
+        </w:rPr>
+        <w:t>f</w:t>
+      </w:r>
+      <w:r>
+        <w:rPr>
+          <w:rFonts w:ascii="Consolas" w:eastAsia="Times New Roman" w:hAnsi="Consolas" w:cs="Times New Roman"/>
+          <w:color w:val="A5D6FF"/>
+          <w:kern w:val="0"/>
+          <w:sz w:val="21"/>
+          <w14:ligatures w14:val="none"/>
+        </w:rPr>
+        <w:t>"B</w:t>
+      </w:r>
+      <w:proofErr w:type="spellEnd"/>
+      <w:r>
+        <w:rPr>
+          <w:rFonts w:ascii="Consolas" w:eastAsia="Times New Roman" w:hAnsi="Consolas" w:cs="Times New Roman"/>
+          <w:color w:val="A5D6FF"/>
+          <w:kern w:val="0"/>
+          <w:sz w:val="21"/>
+          <w14:ligatures w14:val="none"/>
+        </w:rPr>
+        <w:t xml:space="preserve"> → </w:t>
+      </w:r>
+      <w:r>
+        <w:rPr>
+          <w:rFonts w:ascii="Consolas" w:eastAsia="Times New Roman" w:hAnsi="Consolas" w:cs="Times New Roman"/>
+          <w:color w:val="FF7B72"/>
+          <w:kern w:val="0"/>
+          <w:sz w:val="21"/>
+          <w14:ligatures w14:val="none"/>
+        </w:rPr>
+        <w:t>{</w:t>
+      </w:r>
+      <w:r>
+        <w:rPr>
+          <w:rFonts w:ascii="Consolas" w:eastAsia="Times New Roman" w:hAnsi="Consolas" w:cs="Times New Roman"/>
+          <w:color w:val="4EC9B0"/>
+          <w:kern w:val="0"/>
+          <w:sz w:val="21"/>
+          <w14:ligatures w14:val="none"/>
+        </w:rPr>
+        <w:t>super</w:t>
+      </w:r>
+      <w:r>
+        <w:rPr>
+          <w:rFonts w:ascii="Consolas" w:eastAsia="Times New Roman" w:hAnsi="Consolas" w:cs="Times New Roman"/>
+          <w:color w:val="BBBEBF"/>
+          <w:kern w:val="0"/>
+          <w:sz w:val="21"/>
+          <w14:ligatures w14:val="none"/>
+        </w:rPr>
+        <w:t>(</w:t>
+      </w:r>
+      <w:proofErr w:type="gramStart"/>
+      <w:r>
+        <w:rPr>
+          <w:rFonts w:ascii="Consolas" w:eastAsia="Times New Roman" w:hAnsi="Consolas" w:cs="Times New Roman"/>
+          <w:color w:val="BBBEBF"/>
+          <w:kern w:val="0"/>
+          <w:sz w:val="21"/>
+          <w14:ligatures w14:val="none"/>
+        </w:rPr>
+        <w:t>).</w:t>
+      </w:r>
+      <w:r>
+        <w:rPr>
+          <w:rFonts w:ascii="Consolas" w:eastAsia="Times New Roman" w:hAnsi="Consolas" w:cs="Times New Roman"/>
+          <w:color w:val="D2A8FF"/>
+          <w:kern w:val="0"/>
+          <w:sz w:val="21"/>
+          <w14:ligatures w14:val="none"/>
+        </w:rPr>
+        <w:t>greet</w:t>
+      </w:r>
+      <w:proofErr w:type="gramEnd"/>
+      <w:r>
+        <w:rPr>
+          <w:rFonts w:ascii="Consolas" w:eastAsia="Times New Roman" w:hAnsi="Consolas" w:cs="Times New Roman"/>
+          <w:color w:val="BBBEBF"/>
+          <w:kern w:val="0"/>
+          <w:sz w:val="21"/>
+          <w14:ligatures w14:val="none"/>
+        </w:rPr>
+        <w:t>()</w:t>
+      </w:r>
+      <w:r>
+        <w:rPr>
+          <w:rFonts w:ascii="Consolas" w:eastAsia="Times New Roman" w:hAnsi="Consolas" w:cs="Times New Roman"/>
+          <w:color w:val="FF7B72"/>
+          <w:kern w:val="0"/>
+          <w:sz w:val="21"/>
+          <w14:ligatures w14:val="none"/>
+        </w:rPr>
+        <w:t>}</w:t>
+      </w:r>
+      <w:r>
+        <w:rPr>
+          <w:rFonts w:ascii="Consolas" w:eastAsia="Times New Roman" w:hAnsi="Consolas" w:cs="Times New Roman"/>
+          <w:color w:val="A5D6FF"/>
+          <w:kern w:val="0"/>
+          <w:sz w:val="21"/>
+          <w14:ligatures w14:val="none"/>
+        </w:rPr>
+        <w:t>"</w:t>
+      </w:r>
+    </w:p>
+    <w:p>
+      <w:pPr>
+        <w:shd w:val="clear" w:color="auto" w:fill="121314"/>
+        <w:spacing w:after="0" w:line="285" w:lineRule="atLeast"/>
+        <w:rPr>
+          <w:rFonts w:ascii="Consolas" w:eastAsia="Times New Roman" w:hAnsi="Consolas" w:cs="Times New Roman"/>
+          <w:color w:val="BBBEBF"/>
+          <w:kern w:val="0"/>
+          <w:sz w:val="21"/>
+          <w14:ligatures w14:val="none"/>
+        </w:rPr>
+      </w:pPr>
+    </w:p>
+    <w:p>
+      <w:pPr>
+        <w:shd w:val="clear" w:color="auto" w:fill="121314"/>
+        <w:spacing w:after="0" w:line="285" w:lineRule="atLeast"/>
+        <w:rPr>
+          <w:rFonts w:ascii="Consolas" w:eastAsia="Times New Roman" w:hAnsi="Consolas" w:cs="Times New Roman"/>
+          <w:color w:val="BBBEBF"/>
+          <w:kern w:val="0"/>
+          <w:sz w:val="21"/>
+          <w14:ligatures w14:val="none"/>
+        </w:rPr>
+      </w:pPr>
+      <w:r>
+        <w:rPr>
+          <w:rFonts w:ascii="Consolas" w:eastAsia="Times New Roman" w:hAnsi="Consolas" w:cs="Times New Roman"/>
+          <w:color w:val="FF7B72"/>
+          <w:kern w:val="0"/>
+          <w:sz w:val="21"/>
+          <w14:ligatures w14:val="none"/>
+        </w:rPr>
+        <w:t>class</w:t>
+      </w:r>
+      <w:r>
+        <w:rPr>
+          <w:rFonts w:ascii="Consolas" w:eastAsia="Times New Roman" w:hAnsi="Consolas" w:cs="Times New Roman"/>
+          <w:color w:val="BBBEBF"/>
+          <w:kern w:val="0"/>
+          <w:sz w:val="21"/>
+          <w14:ligatures w14:val="none"/>
+        </w:rPr>
+        <w:t xml:space="preserve"> </w:t>
+      </w:r>
+      <w:r>
+        <w:rPr>
+          <w:rFonts w:ascii="Consolas" w:eastAsia="Times New Roman" w:hAnsi="Consolas" w:cs="Times New Roman"/>
+          <w:color w:val="4EC9B0"/>
+          <w:kern w:val="0"/>
+          <w:sz w:val="21"/>
+          <w14:ligatures w14:val="none"/>
+        </w:rPr>
+        <w:t>C</w:t>
+      </w:r>
+      <w:r>
+        <w:rPr>
+          <w:rFonts w:ascii="Consolas" w:eastAsia="Times New Roman" w:hAnsi="Consolas" w:cs="Times New Roman"/>
+          <w:color w:val="BBBEBF"/>
+          <w:kern w:val="0"/>
+          <w:sz w:val="21"/>
+          <w14:ligatures w14:val="none"/>
+        </w:rPr>
+        <w:t>(</w:t>
+      </w:r>
+      <w:r>
+        <w:rPr>
+          <w:rFonts w:ascii="Consolas" w:eastAsia="Times New Roman" w:hAnsi="Consolas" w:cs="Times New Roman"/>
+          <w:color w:val="4EC9B0"/>
+          <w:kern w:val="0"/>
+          <w:sz w:val="21"/>
+          <w14:ligatures w14:val="none"/>
+        </w:rPr>
+        <w:t>A</w:t>
+      </w:r>
+      <w:r>
+        <w:rPr>
+          <w:rFonts w:ascii="Consolas" w:eastAsia="Times New Roman" w:hAnsi="Consolas" w:cs="Times New Roman"/>
+          <w:color w:val="BBBEBF"/>
+          <w:kern w:val="0"/>
+          <w:sz w:val="21"/>
+          <w14:ligatures w14:val="none"/>
+        </w:rPr>
+        <w:t>):</w:t>
+      </w:r>
+    </w:p>
+    <w:p>
+      <w:pPr>
+        <w:shd w:val="clear" w:color="auto" w:fill="121314"/>
+        <w:spacing w:after="0" w:line="285" w:lineRule="atLeast"/>
+        <w:rPr>
+          <w:rFonts w:ascii="Consolas" w:eastAsia="Times New Roman" w:hAnsi="Consolas" w:cs="Times New Roman"/>
+          <w:color w:val="BBBEBF"/>
+          <w:kern w:val="0"/>
+          <w:sz w:val="21"/>
+          <w14:ligatures w14:val="none"/>
+        </w:rPr>
+      </w:pPr>
+      <w:r>
+        <w:rPr>
+          <w:rFonts w:ascii="Consolas" w:eastAsia="Times New Roman" w:hAnsi="Consolas" w:cs="Times New Roman"/>
+          <w:color w:val="BBBEBF"/>
+          <w:kern w:val="0"/>
+          <w:sz w:val="21"/>
+          <w14:ligatures w14:val="none"/>
+        </w:rPr>
+        <w:t xml:space="preserve">    </w:t>
+      </w:r>
+      <w:r>
+        <w:rPr>
+          <w:rFonts w:ascii="Consolas" w:eastAsia="Times New Roman" w:hAnsi="Consolas" w:cs="Times New Roman"/>
+          <w:color w:val="FF7B72"/>
+          <w:kern w:val="0"/>
+          <w:sz w:val="21"/>
+          <w14:ligatures w14:val="none"/>
+        </w:rPr>
+        <w:t>def</w:t>
+      </w:r>
+      <w:r>
+        <w:rPr>
+          <w:rFonts w:ascii="Consolas" w:eastAsia="Times New Roman" w:hAnsi="Consolas" w:cs="Times New Roman"/>
+          <w:color w:val="BBBEBF"/>
+          <w:kern w:val="0"/>
+          <w:sz w:val="21"/>
+          <w14:ligatures w14:val="none"/>
+        </w:rPr>
+        <w:t xml:space="preserve"> </w:t>
+      </w:r>
+      <w:r>
+        <w:rPr>
+          <w:rFonts w:ascii="Consolas" w:eastAsia="Times New Roman" w:hAnsi="Consolas" w:cs="Times New Roman"/>
+          <w:color w:val="D2A8FF"/>
+          <w:kern w:val="0"/>
+          <w:sz w:val="21"/>
+          <w14:ligatures w14:val="none"/>
+        </w:rPr>
+        <w:t>greet</w:t>
+      </w:r>
+      <w:r>
+        <w:rPr>
+          <w:rFonts w:ascii="Consolas" w:eastAsia="Times New Roman" w:hAnsi="Consolas" w:cs="Times New Roman"/>
+          <w:color w:val="BBBEBF"/>
+          <w:kern w:val="0"/>
+          <w:sz w:val="21"/>
+          <w14:ligatures w14:val="none"/>
+        </w:rPr>
+        <w:t>(</w:t>
+      </w:r>
+      <w:r>
+        <w:rPr>
+          <w:rFonts w:ascii="Consolas" w:eastAsia="Times New Roman" w:hAnsi="Consolas" w:cs="Times New Roman"/>
+          <w:color w:val="C9D1D9"/>
+          <w:kern w:val="0"/>
+          <w:sz w:val="21"/>
+          <w14:ligatures w14:val="none"/>
+        </w:rPr>
+        <w:t>self</w:t>
+      </w:r>
+      <w:r>
+        <w:rPr>
+          <w:rFonts w:ascii="Consolas" w:eastAsia="Times New Roman" w:hAnsi="Consolas" w:cs="Times New Roman"/>
+          <w:color w:val="BBBEBF"/>
+          <w:kern w:val="0"/>
+          <w:sz w:val="21"/>
+          <w14:ligatures w14:val="none"/>
+        </w:rPr>
+        <w:t>):</w:t>
+      </w:r>
+    </w:p>
+    <w:p>
+      <w:pPr>
+        <w:shd w:val="clear" w:color="auto" w:fill="121314"/>
+        <w:spacing w:after="0" w:line="285" w:lineRule="atLeast"/>
+        <w:rPr>
+          <w:rFonts w:ascii="Consolas" w:eastAsia="Times New Roman" w:hAnsi="Consolas" w:cs="Times New Roman"/>
+          <w:color w:val="BBBEBF"/>
+          <w:kern w:val="0"/>
+          <w:sz w:val="21"/>
+          <w14:ligatures w14:val="none"/>
+        </w:rPr>
+      </w:pPr>
+      <w:r>
+        <w:rPr>
+          <w:rFonts w:ascii="Consolas" w:eastAsia="Times New Roman" w:hAnsi="Consolas" w:cs="Times New Roman"/>
+          <w:color w:val="BBBEBF"/>
+          <w:kern w:val="0"/>
+          <w:sz w:val="21"/>
+          <w14:ligatures w14:val="none"/>
+        </w:rPr>
+        <w:t xml:space="preserve">        </w:t>
+      </w:r>
+      <w:r>
+        <w:rPr>
+          <w:rFonts w:ascii="Consolas" w:eastAsia="Times New Roman" w:hAnsi="Consolas" w:cs="Times New Roman"/>
+          <w:color w:val="C586C0"/>
+          <w:kern w:val="0"/>
+          <w:sz w:val="21"/>
+          <w14:ligatures w14:val="none"/>
+        </w:rPr>
+        <w:t>return</w:t>
+      </w:r>
+      <w:r>
+        <w:rPr>
+          <w:rFonts w:ascii="Consolas" w:eastAsia="Times New Roman" w:hAnsi="Consolas" w:cs="Times New Roman"/>
+          <w:color w:val="BBBEBF"/>
+          <w:kern w:val="0"/>
+          <w:sz w:val="21"/>
+          <w14:ligatures w14:val="none"/>
+        </w:rPr>
+        <w:t xml:space="preserve"> </w:t>
+      </w:r>
+      <w:proofErr w:type="spellStart"/>
+      <w:r>
+        <w:rPr>
+          <w:rFonts w:ascii="Consolas" w:eastAsia="Times New Roman" w:hAnsi="Consolas" w:cs="Times New Roman"/>
+          <w:color w:val="FF7B72"/>
+          <w:kern w:val="0"/>
+          <w:sz w:val="21"/>
+          <w14:ligatures w14:val="none"/>
+        </w:rPr>
+        <w:t>f</w:t>
+      </w:r>
+      <w:r>
+        <w:rPr>
+          <w:rFonts w:ascii="Consolas" w:eastAsia="Times New Roman" w:hAnsi="Consolas" w:cs="Times New Roman"/>
+          <w:color w:val="A5D6FF"/>
+          <w:kern w:val="0"/>
+          <w:sz w:val="21"/>
+          <w14:ligatures w14:val="none"/>
+        </w:rPr>
+        <w:t>"C</w:t>
+      </w:r>
+      <w:proofErr w:type="spellEnd"/>
+      <w:r>
+        <w:rPr>
+          <w:rFonts w:ascii="Consolas" w:eastAsia="Times New Roman" w:hAnsi="Consolas" w:cs="Times New Roman"/>
+          <w:color w:val="A5D6FF"/>
+          <w:kern w:val="0"/>
+          <w:sz w:val="21"/>
+          <w14:ligatures w14:val="none"/>
+        </w:rPr>
+        <w:t xml:space="preserve"> → </w:t>
+      </w:r>
+      <w:r>
+        <w:rPr>
+          <w:rFonts w:ascii="Consolas" w:eastAsia="Times New Roman" w:hAnsi="Consolas" w:cs="Times New Roman"/>
+          <w:color w:val="FF7B72"/>
+          <w:kern w:val="0"/>
+          <w:sz w:val="21"/>
+          <w14:ligatures w14:val="none"/>
+        </w:rPr>
+        <w:t>{</w:t>
+      </w:r>
+      <w:r>
+        <w:rPr>
+          <w:rFonts w:ascii="Consolas" w:eastAsia="Times New Roman" w:hAnsi="Consolas" w:cs="Times New Roman"/>
+          <w:color w:val="4EC9B0"/>
+          <w:kern w:val="0"/>
+          <w:sz w:val="21"/>
+          <w14:ligatures w14:val="none"/>
+        </w:rPr>
+        <w:t>super</w:t>
+      </w:r>
+      <w:r>
+        <w:rPr>
+          <w:rFonts w:ascii="Consolas" w:eastAsia="Times New Roman" w:hAnsi="Consolas" w:cs="Times New Roman"/>
+          <w:color w:val="BBBEBF"/>
+          <w:kern w:val="0"/>
+          <w:sz w:val="21"/>
+          <w14:ligatures w14:val="none"/>
+        </w:rPr>
+        <w:t>(</w:t>
+      </w:r>
+      <w:proofErr w:type="gramStart"/>
+      <w:r>
+        <w:rPr>
+          <w:rFonts w:ascii="Consolas" w:eastAsia="Times New Roman" w:hAnsi="Consolas" w:cs="Times New Roman"/>
+          <w:color w:val="BBBEBF"/>
+          <w:kern w:val="0"/>
+          <w:sz w:val="21"/>
+          <w14:ligatures w14:val="none"/>
+        </w:rPr>
+        <w:t>).</w:t>
+      </w:r>
+      <w:r>
+        <w:rPr>
+          <w:rFonts w:ascii="Consolas" w:eastAsia="Times New Roman" w:hAnsi="Consolas" w:cs="Times New Roman"/>
+          <w:color w:val="D2A8FF"/>
+          <w:kern w:val="0"/>
+          <w:sz w:val="21"/>
+          <w14:ligatures w14:val="none"/>
+        </w:rPr>
+        <w:t>greet</w:t>
+      </w:r>
+      <w:proofErr w:type="gramEnd"/>
+      <w:r>
+        <w:rPr>
+          <w:rFonts w:ascii="Consolas" w:eastAsia="Times New Roman" w:hAnsi="Consolas" w:cs="Times New Roman"/>
+          <w:color w:val="BBBEBF"/>
+          <w:kern w:val="0"/>
+          <w:sz w:val="21"/>
+          <w14:ligatures w14:val="none"/>
+        </w:rPr>
+        <w:t>()</w:t>
+      </w:r>
+      <w:r>
+        <w:rPr>
+          <w:rFonts w:ascii="Consolas" w:eastAsia="Times New Roman" w:hAnsi="Consolas" w:cs="Times New Roman"/>
+          <w:color w:val="FF7B72"/>
+          <w:kern w:val="0"/>
+          <w:sz w:val="21"/>
+          <w14:ligatures w14:val="none"/>
+        </w:rPr>
+        <w:t>}</w:t>
+      </w:r>
+      <w:r>
+        <w:rPr>
+          <w:rFonts w:ascii="Consolas" w:eastAsia="Times New Roman" w:hAnsi="Consolas" w:cs="Times New Roman"/>
+          <w:color w:val="A5D6FF"/>
+          <w:kern w:val="0"/>
+          <w:sz w:val="21"/>
+          <w14:ligatures w14:val="none"/>
+        </w:rPr>
+        <w:t>"</w:t>
+      </w:r>
+    </w:p>
+    <w:p>
+      <w:pPr>
+        <w:shd w:val="clear" w:color="auto" w:fill="121314"/>
+        <w:spacing w:after="0" w:line="285" w:lineRule="atLeast"/>
+        <w:rPr>
+          <w:rFonts w:ascii="Consolas" w:eastAsia="Times New Roman" w:hAnsi="Consolas" w:cs="Times New Roman"/>
+          <w:color w:val="BBBEBF"/>
+          <w:kern w:val="0"/>
+          <w:sz w:val="21"/>
+          <w14:ligatures w14:val="none"/>
+        </w:rPr>
+      </w:pPr>
+    </w:p>
+    <w:p>
+      <w:pPr>
+        <w:shd w:val="clear" w:color="auto" w:fill="121314"/>
+        <w:spacing w:after="0" w:line="285" w:lineRule="atLeast"/>
+        <w:rPr>
+          <w:rFonts w:ascii="Consolas" w:eastAsia="Times New Roman" w:hAnsi="Consolas" w:cs="Times New Roman"/>
+          <w:color w:val="BBBEBF"/>
+          <w:kern w:val="0"/>
+          <w:sz w:val="21"/>
+          <w14:ligatures w14:val="none"/>
+        </w:rPr>
+      </w:pPr>
+      <w:r>
+        <w:rPr>
+          <w:rFonts w:ascii="Consolas" w:eastAsia="Times New Roman" w:hAnsi="Consolas" w:cs="Times New Roman"/>
+          <w:color w:val="FF7B72"/>
+          <w:kern w:val="0"/>
+          <w:sz w:val="21"/>
+          <w14:ligatures w14:val="none"/>
+        </w:rPr>
+        <w:t>class</w:t>
+      </w:r>
+      <w:r>
+        <w:rPr>
+          <w:rFonts w:ascii="Consolas" w:eastAsia="Times New Roman" w:hAnsi="Consolas" w:cs="Times New Roman"/>
+          <w:color w:val="BBBEBF"/>
+          <w:kern w:val="0"/>
+          <w:sz w:val="21"/>
+          <w14:ligatures w14:val="none"/>
+        </w:rPr>
+        <w:t xml:space="preserve"> </w:t>
+      </w:r>
+      <w:proofErr w:type="gramStart"/>
+      <w:r>
+        <w:rPr>
+          <w:rFonts w:ascii="Consolas" w:eastAsia="Times New Roman" w:hAnsi="Consolas" w:cs="Times New Roman"/>
+          <w:color w:val="4EC9B0"/>
+          <w:kern w:val="0"/>
+          <w:sz w:val="21"/>
+          <w14:ligatures w14:val="none"/>
+        </w:rPr>
+        <w:t>D</w:t>
+      </w:r>
+      <w:r>
+        <w:rPr>
+          <w:rFonts w:ascii="Consolas" w:eastAsia="Times New Roman" w:hAnsi="Consolas" w:cs="Times New Roman"/>
+          <w:color w:val="BBBEBF"/>
+          <w:kern w:val="0"/>
+          <w:sz w:val="21"/>
+          <w14:ligatures w14:val="none"/>
+        </w:rPr>
+        <w:t>(</w:t>
+      </w:r>
+      <w:proofErr w:type="gramEnd"/>
+      <w:r>
+        <w:rPr>
+          <w:rFonts w:ascii="Consolas" w:eastAsia="Times New Roman" w:hAnsi="Consolas" w:cs="Times New Roman"/>
+          <w:color w:val="4EC9B0"/>
+          <w:kern w:val="0"/>
+          <w:sz w:val="21"/>
+          <w14:ligatures w14:val="none"/>
+        </w:rPr>
+        <w:t>B</w:t>
+      </w:r>
+      <w:r>
+        <w:rPr>
+          <w:rFonts w:ascii="Consolas" w:eastAsia="Times New Roman" w:hAnsi="Consolas" w:cs="Times New Roman"/>
+          <w:color w:val="BBBEBF"/>
+          <w:kern w:val="0"/>
+          <w:sz w:val="21"/>
+          <w14:ligatures w14:val="none"/>
+        </w:rPr>
+        <w:t xml:space="preserve">, </w:t>
+      </w:r>
+      <w:r>
+        <w:rPr>
+          <w:rFonts w:ascii="Consolas" w:eastAsia="Times New Roman" w:hAnsi="Consolas" w:cs="Times New Roman"/>
+          <w:color w:val="4EC9B0"/>
+          <w:kern w:val="0"/>
+          <w:sz w:val="21"/>
+          <w14:ligatures w14:val="none"/>
+        </w:rPr>
+        <w:t>C</w:t>
+      </w:r>
+      <w:r>
+        <w:rPr>
+          <w:rFonts w:ascii="Consolas" w:eastAsia="Times New Roman" w:hAnsi="Consolas" w:cs="Times New Roman"/>
+          <w:color w:val="BBBEBF"/>
+          <w:kern w:val="0"/>
+          <w:sz w:val="21"/>
+          <w14:ligatures w14:val="none"/>
+        </w:rPr>
+        <w:t>):</w:t>
+      </w:r>
+    </w:p>
+    <w:p>
+      <w:pPr>
+        <w:shd w:val="clear" w:color="auto" w:fill="121314"/>
+        <w:spacing w:after="0" w:line="285" w:lineRule="atLeast"/>
+        <w:rPr>
+          <w:rFonts w:ascii="Consolas" w:eastAsia="Times New Roman" w:hAnsi="Consolas" w:cs="Times New Roman"/>
+          <w:color w:val="BBBEBF"/>
+          <w:kern w:val="0"/>
+          <w:sz w:val="21"/>
+          <w14:ligatures w14:val="none"/>
+        </w:rPr>
+      </w:pPr>
+      <w:r>
+        <w:rPr>
+          <w:rFonts w:ascii="Consolas" w:eastAsia="Times New Roman" w:hAnsi="Consolas" w:cs="Times New Roman"/>
+          <w:color w:val="BBBEBF"/>
+          <w:kern w:val="0"/>
+          <w:sz w:val="21"/>
+          <w14:ligatures w14:val="none"/>
+        </w:rPr>
+        <w:t xml:space="preserve">    </w:t>
+      </w:r>
+      <w:r>
+        <w:rPr>
+          <w:rFonts w:ascii="Consolas" w:eastAsia="Times New Roman" w:hAnsi="Consolas" w:cs="Times New Roman"/>
+          <w:color w:val="FF7B72"/>
+          <w:kern w:val="0"/>
+          <w:sz w:val="21"/>
+          <w14:ligatures w14:val="none"/>
+        </w:rPr>
+        <w:t>def</w:t>
+      </w:r>
+      <w:r>
+        <w:rPr>
+          <w:rFonts w:ascii="Consolas" w:eastAsia="Times New Roman" w:hAnsi="Consolas" w:cs="Times New Roman"/>
+          <w:color w:val="BBBEBF"/>
+          <w:kern w:val="0"/>
+          <w:sz w:val="21"/>
+          <w14:ligatures w14:val="none"/>
+        </w:rPr>
+        <w:t xml:space="preserve"> </w:t>
+      </w:r>
+      <w:r>
+        <w:rPr>
+          <w:rFonts w:ascii="Consolas" w:eastAsia="Times New Roman" w:hAnsi="Consolas" w:cs="Times New Roman"/>
+          <w:color w:val="D2A8FF"/>
+          <w:kern w:val="0"/>
+          <w:sz w:val="21"/>
+          <w14:ligatures w14:val="none"/>
+        </w:rPr>
+        <w:t>greet</w:t>
+      </w:r>
+      <w:r>
+        <w:rPr>
+          <w:rFonts w:ascii="Consolas" w:eastAsia="Times New Roman" w:hAnsi="Consolas" w:cs="Times New Roman"/>
+          <w:color w:val="BBBEBF"/>
+          <w:kern w:val="0"/>
+          <w:sz w:val="21"/>
+          <w14:ligatures w14:val="none"/>
+        </w:rPr>
+        <w:t>(</w:t>
+      </w:r>
+      <w:r>
+        <w:rPr>
+          <w:rFonts w:ascii="Consolas" w:eastAsia="Times New Roman" w:hAnsi="Consolas" w:cs="Times New Roman"/>
+          <w:color w:val="C9D1D9"/>
+          <w:kern w:val="0"/>
+          <w:sz w:val="21"/>
+          <w14:ligatures w14:val="none"/>
+        </w:rPr>
+        <w:t>self</w:t>
+      </w:r>
+      <w:r>
+        <w:rPr>
+          <w:rFonts w:ascii="Consolas" w:eastAsia="Times New Roman" w:hAnsi="Consolas" w:cs="Times New Roman"/>
+          <w:color w:val="BBBEBF"/>
+          <w:kern w:val="0"/>
+          <w:sz w:val="21"/>
+          <w14:ligatures w14:val="none"/>
+        </w:rPr>
+        <w:t>):</w:t>
+      </w:r>
+    </w:p>
+    <w:p>
+      <w:pPr>
+        <w:shd w:val="clear" w:color="auto" w:fill="121314"/>
+        <w:spacing w:after="0" w:line="285" w:lineRule="atLeast"/>
+        <w:rPr>
+          <w:rFonts w:ascii="Consolas" w:eastAsia="Times New Roman" w:hAnsi="Consolas" w:cs="Times New Roman"/>
+          <w:color w:val="BBBEBF"/>
+          <w:kern w:val="0"/>
+          <w:sz w:val="21"/>
+          <w14:ligatures w14:val="none"/>
+        </w:rPr>
+      </w:pPr>
+      <w:r>
+        <w:rPr>
+          <w:rFonts w:ascii="Consolas" w:eastAsia="Times New Roman" w:hAnsi="Consolas" w:cs="Times New Roman"/>
+          <w:color w:val="BBBEBF"/>
+          <w:kern w:val="0"/>
+          <w:sz w:val="21"/>
+          <w14:ligatures w14:val="none"/>
+        </w:rPr>
+        <w:t xml:space="preserve">        </w:t>
+      </w:r>
+      <w:r>
+        <w:rPr>
+          <w:rFonts w:ascii="Consolas" w:eastAsia="Times New Roman" w:hAnsi="Consolas" w:cs="Times New Roman"/>
+          <w:color w:val="C586C0"/>
+          <w:kern w:val="0"/>
+          <w:sz w:val="21"/>
+          <w14:ligatures w14:val="none"/>
+        </w:rPr>
+        <w:t>return</w:t>
+      </w:r>
+      <w:r>
+        <w:rPr>
+          <w:rFonts w:ascii="Consolas" w:eastAsia="Times New Roman" w:hAnsi="Consolas" w:cs="Times New Roman"/>
+          <w:color w:val="BBBEBF"/>
+          <w:kern w:val="0"/>
+          <w:sz w:val="21"/>
+          <w14:ligatures w14:val="none"/>
+        </w:rPr>
+        <w:t xml:space="preserve"> </w:t>
+      </w:r>
+      <w:proofErr w:type="spellStart"/>
+      <w:r>
+        <w:rPr>
+          <w:rFonts w:ascii="Consolas" w:eastAsia="Times New Roman" w:hAnsi="Consolas" w:cs="Times New Roman"/>
+          <w:color w:val="FF7B72"/>
+          <w:kern w:val="0"/>
+          <w:sz w:val="21"/>
+          <w14:ligatures w14:val="none"/>
+        </w:rPr>
+        <w:t>f</w:t>
+      </w:r>
+      <w:r>
+        <w:rPr>
+          <w:rFonts w:ascii="Consolas" w:eastAsia="Times New Roman" w:hAnsi="Consolas" w:cs="Times New Roman"/>
+          <w:color w:val="A5D6FF"/>
+          <w:kern w:val="0"/>
+          <w:sz w:val="21"/>
+          <w14:ligatures w14:val="none"/>
+        </w:rPr>
+        <w:t>"D</w:t>
+      </w:r>
+      <w:proofErr w:type="spellEnd"/>
+      <w:r>
+        <w:rPr>
+          <w:rFonts w:ascii="Consolas" w:eastAsia="Times New Roman" w:hAnsi="Consolas" w:cs="Times New Roman"/>
+          <w:color w:val="A5D6FF"/>
+          <w:kern w:val="0"/>
+          <w:sz w:val="21"/>
+          <w14:ligatures w14:val="none"/>
+        </w:rPr>
+        <w:t xml:space="preserve"> → </w:t>
+      </w:r>
+      <w:r>
+        <w:rPr>
+          <w:rFonts w:ascii="Consolas" w:eastAsia="Times New Roman" w:hAnsi="Consolas" w:cs="Times New Roman"/>
+          <w:color w:val="FF7B72"/>
+          <w:kern w:val="0"/>
+          <w:sz w:val="21"/>
+          <w14:ligatures w14:val="none"/>
+        </w:rPr>
+        <w:t>{</w:t>
+      </w:r>
+      <w:r>
+        <w:rPr>
+          <w:rFonts w:ascii="Consolas" w:eastAsia="Times New Roman" w:hAnsi="Consolas" w:cs="Times New Roman"/>
+          <w:color w:val="4EC9B0"/>
+          <w:kern w:val="0"/>
+          <w:sz w:val="21"/>
+          <w14:ligatures w14:val="none"/>
+        </w:rPr>
+        <w:t>super</w:t>
+      </w:r>
+      <w:r>
+        <w:rPr>
+          <w:rFonts w:ascii="Consolas" w:eastAsia="Times New Roman" w:hAnsi="Consolas" w:cs="Times New Roman"/>
+          <w:color w:val="BBBEBF"/>
+          <w:kern w:val="0"/>
+          <w:sz w:val="21"/>
+          <w14:ligatures w14:val="none"/>
+        </w:rPr>
+        <w:t>(</w:t>
+      </w:r>
+      <w:proofErr w:type="gramStart"/>
+      <w:r>
+        <w:rPr>
+          <w:rFonts w:ascii="Consolas" w:eastAsia="Times New Roman" w:hAnsi="Consolas" w:cs="Times New Roman"/>
+          <w:color w:val="BBBEBF"/>
+          <w:kern w:val="0"/>
+          <w:sz w:val="21"/>
+          <w14:ligatures w14:val="none"/>
+        </w:rPr>
+        <w:t>).</w:t>
+      </w:r>
+      <w:r>
+        <w:rPr>
+          <w:rFonts w:ascii="Consolas" w:eastAsia="Times New Roman" w:hAnsi="Consolas" w:cs="Times New Roman"/>
+          <w:color w:val="D2A8FF"/>
+          <w:kern w:val="0"/>
+          <w:sz w:val="21"/>
+          <w14:ligatures w14:val="none"/>
+        </w:rPr>
+        <w:t>greet</w:t>
+      </w:r>
+      <w:proofErr w:type="gramEnd"/>
+      <w:r>
+        <w:rPr>
+          <w:rFonts w:ascii="Consolas" w:eastAsia="Times New Roman" w:hAnsi="Consolas" w:cs="Times New Roman"/>
+          <w:color w:val="BBBEBF"/>
+          <w:kern w:val="0"/>
+          <w:sz w:val="21"/>
+          <w14:ligatures w14:val="none"/>
+        </w:rPr>
+        <w:t>()</w:t>
+      </w:r>
+      <w:r>
+        <w:rPr>
+          <w:rFonts w:ascii="Consolas" w:eastAsia="Times New Roman" w:hAnsi="Consolas" w:cs="Times New Roman"/>
+          <w:color w:val="FF7B72"/>
+          <w:kern w:val="0"/>
+          <w:sz w:val="21"/>
+          <w14:ligatures w14:val="none"/>
+        </w:rPr>
+        <w:t>}</w:t>
+      </w:r>
+      <w:r>
+        <w:rPr>
+          <w:rFonts w:ascii="Consolas" w:eastAsia="Times New Roman" w:hAnsi="Consolas" w:cs="Times New Roman"/>
+          <w:color w:val="A5D6FF"/>
+          <w:kern w:val="0"/>
+          <w:sz w:val="21"/>
+          <w14:ligatures w14:val="none"/>
+        </w:rPr>
+        <w:t>"</w:t>
+      </w:r>
+    </w:p>
+    <w:p>
+      <w:pPr>
+        <w:shd w:val="clear" w:color="auto" w:fill="121314"/>
+        <w:spacing w:after="0" w:line="285" w:lineRule="atLeast"/>
+        <w:rPr>
+          <w:rFonts w:ascii="Consolas" w:eastAsia="Times New Roman" w:hAnsi="Consolas" w:cs="Times New Roman"/>
+          <w:color w:val="BBBEBF"/>
+          <w:kern w:val="0"/>
+          <w:sz w:val="21"/>
+          <w14:ligatures w14:val="none"/>
+        </w:rPr>
+      </w:pPr>
+    </w:p>
+    <w:p>
+      <w:pPr>
+        <w:shd w:val="clear" w:color="auto" w:fill="121314"/>
+        <w:spacing w:after="0" w:line="285" w:lineRule="atLeast"/>
+        <w:rPr>
+          <w:rFonts w:ascii="Consolas" w:eastAsia="Times New Roman" w:hAnsi="Consolas" w:cs="Times New Roman"/>
+          <w:color w:val="BBBEBF"/>
+          <w:kern w:val="0"/>
+          <w:sz w:val="21"/>
+          <w14:ligatures w14:val="none"/>
+        </w:rPr>
+      </w:pPr>
+      <w:r>
+        <w:rPr>
+          <w:rFonts w:ascii="Consolas" w:eastAsia="Times New Roman" w:hAnsi="Consolas" w:cs="Times New Roman"/>
+          <w:color w:val="C9D1D9"/>
+          <w:kern w:val="0"/>
+          <w:sz w:val="21"/>
+          <w14:ligatures w14:val="none"/>
+        </w:rPr>
+        <w:t>d</w:t>
+      </w:r>
+      <w:r>
+        <w:rPr>
+          <w:rFonts w:ascii="Consolas" w:eastAsia="Times New Roman" w:hAnsi="Consolas" w:cs="Times New Roman"/>
+          <w:color w:val="BBBEBF"/>
+          <w:kern w:val="0"/>
+          <w:sz w:val="21"/>
+          <w14:ligatures w14:val="none"/>
+        </w:rPr>
+        <w:t xml:space="preserve"> </w:t>
+      </w:r>
+      <w:r>
+        <w:rPr>
+          <w:rFonts w:ascii="Consolas" w:eastAsia="Times New Roman" w:hAnsi="Consolas" w:cs="Times New Roman"/>
+          <w:color w:val="D4D4D4"/>
+          <w:kern w:val="0"/>
+          <w:sz w:val="21"/>
+          <w14:ligatures w14:val="none"/>
+        </w:rPr>
+        <w:t>=</w:t>
+      </w:r>
+      <w:r>
+        <w:rPr>
+          <w:rFonts w:ascii="Consolas" w:eastAsia="Times New Roman" w:hAnsi="Consolas" w:cs="Times New Roman"/>
+          <w:color w:val="BBBEBF"/>
+          <w:kern w:val="0"/>
+          <w:sz w:val="21"/>
+          <w14:ligatures w14:val="none"/>
+        </w:rPr>
+        <w:t xml:space="preserve"> </w:t>
+      </w:r>
+      <w:proofErr w:type="gramStart"/>
+      <w:r>
+        <w:rPr>
+          <w:rFonts w:ascii="Consolas" w:eastAsia="Times New Roman" w:hAnsi="Consolas" w:cs="Times New Roman"/>
+          <w:color w:val="4EC9B0"/>
+          <w:kern w:val="0"/>
+          <w:sz w:val="21"/>
+          <w14:ligatures w14:val="none"/>
+        </w:rPr>
+        <w:t>D</w:t>
+      </w:r>
+      <w:r>
+        <w:rPr>
+          <w:rFonts w:ascii="Consolas" w:eastAsia="Times New Roman" w:hAnsi="Consolas" w:cs="Times New Roman"/>
+          <w:color w:val="BBBEBF"/>
+          <w:kern w:val="0"/>
+          <w:sz w:val="21"/>
+          <w14:ligatures w14:val="none"/>
+        </w:rPr>
+        <w:t>(</w:t>
+      </w:r>
+      <w:proofErr w:type="gramEnd"/>
+      <w:r>
+        <w:rPr>
+          <w:rFonts w:ascii="Consolas" w:eastAsia="Times New Roman" w:hAnsi="Consolas" w:cs="Times New Roman"/>
+          <w:color w:val="BBBEBF"/>
+          <w:kern w:val="0"/>
+          <w:sz w:val="21"/>
+          <w14:ligatures w14:val="none"/>
+        </w:rPr>
+        <w:t>)</w:t>
+      </w:r>
+    </w:p>
+    <w:p>
+      <w:pPr>
+        <w:shd w:val="clear" w:color="auto" w:fill="121314"/>
+        <w:spacing w:after="0" w:line="285" w:lineRule="atLeast"/>
+        <w:rPr>
+          <w:rFonts w:ascii="Consolas" w:eastAsia="Times New Roman" w:hAnsi="Consolas" w:cs="Times New Roman"/>
+          <w:color w:val="BBBEBF"/>
+          <w:kern w:val="0"/>
+          <w:sz w:val="21"/>
+          <w14:ligatures w14:val="none"/>
+        </w:rPr>
+      </w:pPr>
+      <w:r>
+        <w:rPr>
+          <w:rFonts w:ascii="Consolas" w:eastAsia="Times New Roman" w:hAnsi="Consolas" w:cs="Times New Roman"/>
+          <w:color w:val="D2A8FF"/>
+          <w:kern w:val="0"/>
+          <w:sz w:val="21"/>
+          <w14:ligatures w14:val="none"/>
+        </w:rPr>
+        <w:t>print</w:t>
+      </w:r>
+      <w:r>
+        <w:rPr>
+          <w:rFonts w:ascii="Consolas" w:eastAsia="Times New Roman" w:hAnsi="Consolas" w:cs="Times New Roman"/>
+          <w:color w:val="BBBEBF"/>
+          <w:kern w:val="0"/>
+          <w:sz w:val="21"/>
+          <w14:ligatures w14:val="none"/>
+        </w:rPr>
+        <w:t>(</w:t>
+      </w:r>
+      <w:proofErr w:type="spellStart"/>
+      <w:proofErr w:type="gramStart"/>
+      <w:r>
+        <w:rPr>
+          <w:rFonts w:ascii="Consolas" w:eastAsia="Times New Roman" w:hAnsi="Consolas" w:cs="Times New Roman"/>
+          <w:color w:val="C9D1D9"/>
+          <w:kern w:val="0"/>
+          <w:sz w:val="21"/>
+          <w14:ligatures w14:val="none"/>
+        </w:rPr>
+        <w:t>d</w:t>
+      </w:r>
+      <w:r>
+        <w:rPr>
+          <w:rFonts w:ascii="Consolas" w:eastAsia="Times New Roman" w:hAnsi="Consolas" w:cs="Times New Roman"/>
+          <w:color w:val="BBBEBF"/>
+          <w:kern w:val="0"/>
+          <w:sz w:val="21"/>
+          <w14:ligatures w14:val="none"/>
+        </w:rPr>
+        <w:t>.</w:t>
+      </w:r>
+      <w:r>
+        <w:rPr>
+          <w:rFonts w:ascii="Consolas" w:eastAsia="Times New Roman" w:hAnsi="Consolas" w:cs="Times New Roman"/>
+          <w:color w:val="D2A8FF"/>
+          <w:kern w:val="0"/>
+          <w:sz w:val="21"/>
+          <w14:ligatures w14:val="none"/>
+        </w:rPr>
+        <w:t>greet</w:t>
+      </w:r>
+      <w:proofErr w:type="spellEnd"/>
+      <w:proofErr w:type="gramEnd"/>
+      <w:r>
+        <w:rPr>
+          <w:rFonts w:ascii="Consolas" w:eastAsia="Times New Roman" w:hAnsi="Consolas" w:cs="Times New Roman"/>
+          <w:color w:val="BBBEBF"/>
+          <w:kern w:val="0"/>
+          <w:sz w:val="21"/>
+          <w14:ligatures w14:val="none"/>
+        </w:rPr>
+        <w:t>(</w:t>
+      </w:r>
+      <w:proofErr w:type="gramStart"/>
+      <w:r>
+        <w:rPr>
+          <w:rFonts w:ascii="Consolas" w:eastAsia="Times New Roman" w:hAnsi="Consolas" w:cs="Times New Roman"/>
+          <w:color w:val="BBBEBF"/>
+          <w:kern w:val="0"/>
+          <w:sz w:val="21"/>
+          <w14:ligatures w14:val="none"/>
+        </w:rPr>
+        <w:t xml:space="preserve">))   </w:t>
+      </w:r>
+      <w:proofErr w:type="gramEnd"/>
+      <w:r>
+        <w:rPr>
+          <w:rFonts w:ascii="Consolas" w:eastAsia="Times New Roman" w:hAnsi="Consolas" w:cs="Times New Roman"/>
+          <w:color w:val="8B949E"/>
+          <w:kern w:val="0"/>
+          <w:sz w:val="21"/>
+          <w14:ligatures w14:val="none"/>
+        </w:rPr>
+        <w:t># D → B → C → A</w:t>
+      </w:r>
+    </w:p>
+    <w:p>
+      <w:pPr>
+        <w:shd w:val="clear" w:color="auto" w:fill="121314"/>
+        <w:spacing w:after="0" w:line="285" w:lineRule="atLeast"/>
+        <w:rPr>
+          <w:rFonts w:ascii="Consolas" w:eastAsia="Times New Roman" w:hAnsi="Consolas" w:cs="Times New Roman"/>
+          <w:color w:val="BBBEBF"/>
+          <w:kern w:val="0"/>
+          <w:sz w:val="21"/>
+          <w14:ligatures w14:val="none"/>
+        </w:rPr>
+      </w:pPr>
+    </w:p>
+    <w:p>
+      <w:pPr>
+        <w:shd w:val="clear" w:color="auto" w:fill="121314"/>
+        <w:spacing w:after="0" w:line="285" w:lineRule="atLeast"/>
+        <w:rPr>
+          <w:rFonts w:ascii="Consolas" w:eastAsia="Times New Roman" w:hAnsi="Consolas" w:cs="Times New Roman"/>
+          <w:color w:val="BBBEBF"/>
+          <w:kern w:val="0"/>
+          <w:sz w:val="21"/>
+          <w14:ligatures w14:val="none"/>
+        </w:rPr>
+      </w:pPr>
+      <w:r>
+        <w:rPr>
+          <w:rFonts w:ascii="Consolas" w:eastAsia="Times New Roman" w:hAnsi="Consolas" w:cs="Times New Roman"/>
+          <w:color w:val="8B949E"/>
+          <w:kern w:val="0"/>
+          <w:sz w:val="21"/>
+          <w14:ligatures w14:val="none"/>
+        </w:rPr>
+        <w:t># MRO: D → B → C → A → object</w:t>
+      </w:r>
+    </w:p>
+    <w:p>
+      <w:pPr>
+        <w:shd w:val="clear" w:color="auto" w:fill="121314"/>
+        <w:spacing w:after="0" w:line="285" w:lineRule="atLeast"/>
+        <w:rPr>
+          <w:rFonts w:ascii="Consolas" w:eastAsia="Times New Roman" w:hAnsi="Consolas" w:cs="Times New Roman"/>
+          <w:color w:val="BBBEBF"/>
+          <w:kern w:val="0"/>
+          <w:sz w:val="21"/>
+          <w14:ligatures w14:val="none"/>
+        </w:rPr>
+      </w:pPr>
+      <w:r>
+        <w:rPr>
+          <w:rFonts w:ascii="Consolas" w:eastAsia="Times New Roman" w:hAnsi="Consolas" w:cs="Times New Roman"/>
+          <w:color w:val="8B949E"/>
+          <w:kern w:val="0"/>
+          <w:sz w:val="21"/>
+          <w14:ligatures w14:val="none"/>
+        </w:rPr>
+        <w:t xml:space="preserve"># </w:t>
+      </w:r>
+      <w:proofErr w:type="gramStart"/>
+      <w:r>
+        <w:rPr>
+          <w:rFonts w:ascii="Consolas" w:eastAsia="Times New Roman" w:hAnsi="Consolas" w:cs="Times New Roman"/>
+          <w:color w:val="8B949E"/>
+          <w:kern w:val="0"/>
+          <w:sz w:val="21"/>
+          <w14:ligatures w14:val="none"/>
+        </w:rPr>
+        <w:t>super(</w:t>
+      </w:r>
+      <w:proofErr w:type="gramEnd"/>
+      <w:r>
+        <w:rPr>
+          <w:rFonts w:ascii="Consolas" w:eastAsia="Times New Roman" w:hAnsi="Consolas" w:cs="Times New Roman"/>
+          <w:color w:val="8B949E"/>
+          <w:kern w:val="0"/>
+          <w:sz w:val="21"/>
+          <w14:ligatures w14:val="none"/>
+        </w:rPr>
+        <w:t xml:space="preserve">) in D calls B, </w:t>
+      </w:r>
+      <w:proofErr w:type="gramStart"/>
+      <w:r>
+        <w:rPr>
+          <w:rFonts w:ascii="Consolas" w:eastAsia="Times New Roman" w:hAnsi="Consolas" w:cs="Times New Roman"/>
+          <w:color w:val="8B949E"/>
+          <w:kern w:val="0"/>
+          <w:sz w:val="21"/>
+          <w14:ligatures w14:val="none"/>
+        </w:rPr>
+        <w:t>super(</w:t>
+      </w:r>
+      <w:proofErr w:type="gramEnd"/>
+      <w:r>
+        <w:rPr>
+          <w:rFonts w:ascii="Consolas" w:eastAsia="Times New Roman" w:hAnsi="Consolas" w:cs="Times New Roman"/>
+          <w:color w:val="8B949E"/>
+          <w:kern w:val="0"/>
+          <w:sz w:val="21"/>
+          <w14:ligatures w14:val="none"/>
+        </w:rPr>
+        <w:t>) in B calls C (not A!),</w:t>
+      </w:r>
+    </w:p>
+    <w:p>
+      <w:pPr>
+        <w:shd w:val="clear" w:color="auto" w:fill="121314"/>
+        <w:spacing w:after="0" w:line="285" w:lineRule="atLeast"/>
+        <w:rPr>
+          <w:rFonts w:ascii="Consolas" w:eastAsia="Times New Roman" w:hAnsi="Consolas" w:cs="Times New Roman"/>
+          <w:color w:val="BBBEBF"/>
+          <w:kern w:val="0"/>
+          <w:sz w:val="21"/>
+          <w14:ligatures w14:val="none"/>
+        </w:rPr>
+      </w:pPr>
+      <w:r>
+        <w:rPr>
+          <w:rFonts w:ascii="Consolas" w:eastAsia="Times New Roman" w:hAnsi="Consolas" w:cs="Times New Roman"/>
+          <w:color w:val="8B949E"/>
+          <w:kern w:val="0"/>
+          <w:sz w:val="21"/>
+          <w14:ligatures w14:val="none"/>
+        </w:rPr>
+        <w:t xml:space="preserve"># </w:t>
+      </w:r>
+      <w:proofErr w:type="gramStart"/>
+      <w:r>
+        <w:rPr>
+          <w:rFonts w:ascii="Consolas" w:eastAsia="Times New Roman" w:hAnsi="Consolas" w:cs="Times New Roman"/>
+          <w:color w:val="8B949E"/>
+          <w:kern w:val="0"/>
+          <w:sz w:val="21"/>
+          <w14:ligatures w14:val="none"/>
+        </w:rPr>
+        <w:t>super(</w:t>
+      </w:r>
+      <w:proofErr w:type="gramEnd"/>
+      <w:r>
+        <w:rPr>
+          <w:rFonts w:ascii="Consolas" w:eastAsia="Times New Roman" w:hAnsi="Consolas" w:cs="Times New Roman"/>
+          <w:color w:val="8B949E"/>
+          <w:kern w:val="0"/>
+          <w:sz w:val="21"/>
+          <w14:ligatures w14:val="none"/>
+        </w:rPr>
+        <w:t>) in C calls A</w:t>
+      </w:r>
+    </w:p>
+    <w:p>
+      <w:pPr>
+        <w:shd w:val="clear" w:color="auto" w:fill="121314"/>
+        <w:spacing w:after="0" w:line="285" w:lineRule="atLeast"/>
+        <w:rPr>
+          <w:rFonts w:ascii="Consolas" w:eastAsia="Times New Roman" w:hAnsi="Consolas" w:cs="Times New Roman"/>
+          <w:color w:val="BBBEBF"/>
+          <w:kern w:val="0"/>
+          <w:sz w:val="21"/>
+          <w14:ligatures w14:val="none"/>
+        </w:rPr>
+      </w:pPr>
+      <w:r>
+        <w:rPr>
+          <w:rFonts w:ascii="Consolas" w:eastAsia="Times New Roman" w:hAnsi="Consolas" w:cs="Times New Roman"/>
+          <w:color w:val="8B949E"/>
+          <w:kern w:val="0"/>
+          <w:sz w:val="21"/>
+          <w14:ligatures w14:val="none"/>
+        </w:rPr>
+        <w:t># This ensures A's __</w:t>
+      </w:r>
+      <w:proofErr w:type="spellStart"/>
+      <w:r>
+        <w:rPr>
+          <w:rFonts w:ascii="Consolas" w:eastAsia="Times New Roman" w:hAnsi="Consolas" w:cs="Times New Roman"/>
+          <w:color w:val="8B949E"/>
+          <w:kern w:val="0"/>
+          <w:sz w:val="21"/>
+          <w14:ligatures w14:val="none"/>
+        </w:rPr>
+        <w:t>init</w:t>
+      </w:r>
+      <w:proofErr w:type="spellEnd"/>
+      <w:r>
+        <w:rPr>
+          <w:rFonts w:ascii="Consolas" w:eastAsia="Times New Roman" w:hAnsi="Consolas" w:cs="Times New Roman"/>
+          <w:color w:val="8B949E"/>
+          <w:kern w:val="0"/>
+          <w:sz w:val="21"/>
+          <w14:ligatures w14:val="none"/>
+        </w:rPr>
+        <w:t>__ is only called ONCE — the diamond problem solved</w:t>
+      </w:r>
+    </w:p>
+    <w:p>
+      <w:pPr>
+        <w:shd w:val="clear" w:color="auto" w:fill="121314"/>
+        <w:spacing w:after="0" w:line="285" w:lineRule="atLeast"/>
+        <w:rPr>
+          <w:rFonts w:ascii="Consolas" w:eastAsia="Times New Roman" w:hAnsi="Consolas" w:cs="Times New Roman"/>
+          <w:color w:val="BBBEBF"/>
+          <w:kern w:val="0"/>
+          <w:sz w:val="21"/>
+          <w14:ligatures w14:val="none"/>
+        </w:rPr>
+      </w:pPr>
+      <w:proofErr w:type="gramStart"/>
+      <w:r>
+        <w:rPr>
+          <w:rFonts w:ascii="Consolas" w:eastAsia="Times New Roman" w:hAnsi="Consolas" w:cs="Times New Roman"/>
+          <w:color w:val="D2A8FF"/>
+          <w:kern w:val="0"/>
+          <w:sz w:val="21"/>
+          <w14:ligatures w14:val="none"/>
+        </w:rPr>
+        <w:t>print</w:t>
+      </w:r>
+      <w:r>
+        <w:rPr>
+          <w:rFonts w:ascii="Consolas" w:eastAsia="Times New Roman" w:hAnsi="Consolas" w:cs="Times New Roman"/>
+          <w:color w:val="BBBEBF"/>
+          <w:kern w:val="0"/>
+          <w:sz w:val="21"/>
+          <w14:ligatures w14:val="none"/>
+        </w:rPr>
+        <w:t>(</w:t>
+      </w:r>
+      <w:proofErr w:type="gramEnd"/>
+      <w:r>
+        <w:rPr>
+          <w:rFonts w:ascii="Consolas" w:eastAsia="Times New Roman" w:hAnsi="Consolas" w:cs="Times New Roman"/>
+          <w:color w:val="4EC9B0"/>
+          <w:kern w:val="0"/>
+          <w:sz w:val="21"/>
+          <w14:ligatures w14:val="none"/>
+        </w:rPr>
+        <w:t>D</w:t>
+      </w:r>
+      <w:r>
+        <w:rPr>
+          <w:rFonts w:ascii="Consolas" w:eastAsia="Times New Roman" w:hAnsi="Consolas" w:cs="Times New Roman"/>
+          <w:color w:val="BBBEBF"/>
+          <w:kern w:val="0"/>
+          <w:sz w:val="21"/>
+          <w14:ligatures w14:val="none"/>
+        </w:rPr>
+        <w:t>.</w:t>
+      </w:r>
+      <w:r>
+        <w:rPr>
+          <w:rFonts w:ascii="Consolas" w:eastAsia="Times New Roman" w:hAnsi="Consolas" w:cs="Times New Roman"/>
+          <w:color w:val="C9D1D9"/>
+          <w:kern w:val="0"/>
+          <w:sz w:val="21"/>
+          <w14:ligatures w14:val="none"/>
+        </w:rPr>
+        <w:t>__</w:t>
+      </w:r>
+      <w:proofErr w:type="spellStart"/>
+      <w:r>
+        <w:rPr>
+          <w:rFonts w:ascii="Consolas" w:eastAsia="Times New Roman" w:hAnsi="Consolas" w:cs="Times New Roman"/>
+          <w:color w:val="C9D1D9"/>
+          <w:kern w:val="0"/>
+          <w:sz w:val="21"/>
+          <w14:ligatures w14:val="none"/>
+        </w:rPr>
+        <w:t>mro</w:t>
+      </w:r>
+      <w:proofErr w:type="spellEnd"/>
+      <w:r>
+        <w:rPr>
+          <w:rFonts w:ascii="Consolas" w:eastAsia="Times New Roman" w:hAnsi="Consolas" w:cs="Times New Roman"/>
+          <w:color w:val="C9D1D9"/>
+          <w:kern w:val="0"/>
+          <w:sz w:val="21"/>
+          <w14:ligatures w14:val="none"/>
+        </w:rPr>
+        <w:t>__</w:t>
+      </w:r>
+      <w:r>
+        <w:rPr>
+          <w:rFonts w:ascii="Consolas" w:eastAsia="Times New Roman" w:hAnsi="Consolas" w:cs="Times New Roman"/>
+          <w:color w:val="BBBEBF"/>
+          <w:kern w:val="0"/>
+          <w:sz w:val="21"/>
+          <w14:ligatures w14:val="none"/>
+        </w:rPr>
+        <w:t>)</w:t>
+      </w:r>
+    </w:p>
+    <w:p>
+      <w:pPr>
+        <w:shd w:val="clear" w:color="auto" w:fill="121314"/>
+        <w:spacing w:after="0" w:line="285" w:lineRule="atLeast"/>
+        <w:rPr>
+          <w:rFonts w:ascii="Consolas" w:eastAsia="Times New Roman" w:hAnsi="Consolas" w:cs="Times New Roman"/>
+          <w:color w:val="BBBEBF"/>
+          <w:kern w:val="0"/>
+          <w:sz w:val="21"/>
+          <w14:ligatures w14:val="none"/>
+        </w:rPr>
+      </w:pPr>
+      <w:r>
+        <w:rPr>
+          <w:rFonts w:ascii="Consolas" w:eastAsia="Times New Roman" w:hAnsi="Consolas" w:cs="Times New Roman"/>
+          <w:color w:val="8B949E"/>
+          <w:kern w:val="0"/>
+          <w:sz w:val="21"/>
+          <w14:ligatures w14:val="none"/>
+        </w:rPr>
+        <w:t># (&lt;class 'D'&gt;, &lt;class 'B'&gt;, &lt;class 'C'&gt;, &lt;class 'A'&gt;, &lt;class 'object'&gt;)</w:t>
+      </w:r>
+    </w:p>
+    <w:p>
+      <w:pPr>
+        <w:rPr>
+          <w:rFonts w:ascii="Times New Roman" w:hAnsi="Times New Roman" w:cs="Times New Roman"/>
+        </w:rPr>
+      </w:pPr>
+    </w:p>
+    <w:p>
+      <w:pPr>
+        <w:rPr>
+          <w:rFonts w:ascii="Times New Roman" w:hAnsi="Times New Roman" w:cs="Times New Roman"/>
+        </w:rPr>
+      </w:pPr>
+      <w:r>
+        <w:rPr>
+          <w:rFonts w:ascii="Times New Roman" w:hAnsi="Times New Roman" w:cs="Times New Roman"/>
+        </w:rPr>
+        <w:t xml:space="preserve">This is the key insight about </w:t>
+      </w:r>
+      <w:proofErr w:type="gramStart"/>
+      <w:r>
+        <w:rPr>
+          <w:rFonts w:ascii="Times New Roman" w:hAnsi="Times New Roman" w:cs="Times New Roman"/>
+        </w:rPr>
+        <w:t>super(</w:t>
+      </w:r>
+      <w:proofErr w:type="gramEnd"/>
+      <w:r>
+        <w:rPr>
+          <w:rFonts w:ascii="Times New Roman" w:hAnsi="Times New Roman" w:cs="Times New Roman"/>
+        </w:rPr>
+        <w:t>) — it doesn't mean "call my direct parent." It means "call the next class in the MRO chain." This is what makes cooperative multiple inheritance work correctly in Python.</w:t>
+      </w:r>
+    </w:p>
+    <w:p>
+      <w:pPr>
+        <w:rPr>
+          <w:rFonts w:ascii="Times New Roman" w:hAnsi="Times New Roman" w:cs="Times New Roman"/>
+        </w:rPr>
+      </w:pPr>
+      <w:proofErr w:type="gramStart"/>
+      <w:r>
+        <w:rPr>
+          <w:rFonts w:ascii="Times New Roman" w:hAnsi="Times New Roman" w:cs="Times New Roman"/>
+        </w:rPr>
+        <w:t>super(</w:t>
+      </w:r>
+      <w:proofErr w:type="gramEnd"/>
+      <w:r>
+        <w:rPr>
+          <w:rFonts w:ascii="Times New Roman" w:hAnsi="Times New Roman" w:cs="Times New Roman"/>
+        </w:rPr>
+        <w:t>) — the right way to call parent methods</w:t>
+      </w:r>
+    </w:p>
+    <w:p>
+      <w:pPr>
+        <w:rPr>
+          <w:rFonts w:ascii="Times New Roman" w:hAnsi="Times New Roman" w:cs="Times New Roman"/>
+        </w:rPr>
+      </w:pPr>
+    </w:p>
+    <w:p>
+      <w:pPr>
+        <w:rPr>
+          <w:rFonts w:ascii="Times New Roman" w:hAnsi="Times New Roman" w:cs="Times New Roman"/>
+        </w:rPr>
+      </w:pPr>
+    </w:p>
+    <w:p>
+      <w:pPr>
+        <w:rPr>
+          <w:rFonts w:ascii="Times New Roman" w:hAnsi="Times New Roman" w:cs="Times New Roman"/>
+        </w:rPr>
+      </w:pPr>
+    </w:p>
+    <w:p>
+      <w:pPr>
+        <w:rPr>
+          <w:rFonts w:ascii="Times New Roman" w:hAnsi="Times New Roman" w:cs="Times New Roman"/>
+          <w:b/>
+          <w:bCs/>
+        </w:rPr>
+      </w:pPr>
+      <w:r>
+        <w:rPr>
+          <w:rFonts w:ascii="Times New Roman" w:hAnsi="Times New Roman" w:cs="Times New Roman"/>
+          <w:b/>
+          <w:bCs/>
+        </w:rPr>
+        <w:lastRenderedPageBreak/>
+        <w:t>Common beginner mistakes</w:t>
+      </w:r>
+    </w:p>
+    <w:p>
+      <w:pPr>
+        <w:numPr>
+          <w:ilvl w:val="0"/>
+          <w:numId w:val="3"/>
+        </w:numPr>
+        <w:rPr>
+          <w:rFonts w:ascii="Times New Roman" w:hAnsi="Times New Roman" w:cs="Times New Roman"/>
+        </w:rPr>
+      </w:pPr>
+      <w:r>
+        <w:rPr>
+          <w:rFonts w:ascii="Times New Roman" w:hAnsi="Times New Roman" w:cs="Times New Roman"/>
+          <w:b/>
+          <w:bCs/>
+        </w:rPr>
+        <w:t>Not calling super(</w:t>
+      </w:r>
+      <w:proofErr w:type="gramStart"/>
+      <w:r>
+        <w:rPr>
+          <w:rFonts w:ascii="Times New Roman" w:hAnsi="Times New Roman" w:cs="Times New Roman"/>
+          <w:b/>
+          <w:bCs/>
+        </w:rPr>
+        <w:t>)._</w:t>
+      </w:r>
+      <w:proofErr w:type="gramEnd"/>
+      <w:r>
+        <w:rPr>
+          <w:rFonts w:ascii="Times New Roman" w:hAnsi="Times New Roman" w:cs="Times New Roman"/>
+          <w:b/>
+          <w:bCs/>
+        </w:rPr>
+        <w:t>_</w:t>
+      </w:r>
+      <w:proofErr w:type="spellStart"/>
+      <w:r>
+        <w:rPr>
+          <w:rFonts w:ascii="Times New Roman" w:hAnsi="Times New Roman" w:cs="Times New Roman"/>
+          <w:b/>
+          <w:bCs/>
+        </w:rPr>
+        <w:t>init</w:t>
+      </w:r>
+      <w:proofErr w:type="spellEnd"/>
+      <w:r>
+        <w:rPr>
+          <w:rFonts w:ascii="Times New Roman" w:hAnsi="Times New Roman" w:cs="Times New Roman"/>
+          <w:b/>
+          <w:bCs/>
+        </w:rPr>
+        <w:t>_</w:t>
+      </w:r>
+      <w:proofErr w:type="gramStart"/>
+      <w:r>
+        <w:rPr>
+          <w:rFonts w:ascii="Times New Roman" w:hAnsi="Times New Roman" w:cs="Times New Roman"/>
+          <w:b/>
+          <w:bCs/>
+        </w:rPr>
+        <w:t>_(</w:t>
+      </w:r>
+      <w:proofErr w:type="gramEnd"/>
+      <w:r>
+        <w:rPr>
+          <w:rFonts w:ascii="Times New Roman" w:hAnsi="Times New Roman" w:cs="Times New Roman"/>
+          <w:b/>
+          <w:bCs/>
+        </w:rPr>
+        <w:t>)</w:t>
+      </w:r>
+      <w:r>
+        <w:rPr>
+          <w:rFonts w:ascii="Times New Roman" w:hAnsi="Times New Roman" w:cs="Times New Roman"/>
+        </w:rPr>
+        <w:t xml:space="preserve"> in the child class. This means the parent's attributes never get set up. Your child object will be missing attributes it inherited, and the first method call that uses them will crash with </w:t>
+      </w:r>
+      <w:proofErr w:type="spellStart"/>
+      <w:r>
+        <w:rPr>
+          <w:rFonts w:ascii="Times New Roman" w:hAnsi="Times New Roman" w:cs="Times New Roman"/>
+        </w:rPr>
+        <w:t>AttributeError</w:t>
+      </w:r>
+      <w:proofErr w:type="spellEnd"/>
+      <w:r>
+        <w:rPr>
+          <w:rFonts w:ascii="Times New Roman" w:hAnsi="Times New Roman" w:cs="Times New Roman"/>
+        </w:rPr>
+        <w:t>.</w:t>
+      </w:r>
+    </w:p>
+    <w:p>
+      <w:pPr>
+        <w:numPr>
+          <w:ilvl w:val="0"/>
+          <w:numId w:val="3"/>
+        </w:numPr>
+        <w:rPr>
+          <w:rFonts w:ascii="Times New Roman" w:hAnsi="Times New Roman" w:cs="Times New Roman"/>
+        </w:rPr>
+      </w:pPr>
+      <w:r>
+        <w:rPr>
+          <w:rFonts w:ascii="Times New Roman" w:hAnsi="Times New Roman" w:cs="Times New Roman"/>
+          <w:b/>
+          <w:bCs/>
+        </w:rPr>
+        <w:t>Confusing multi-level and multiple inheritance.</w:t>
+      </w:r>
+      <w:r>
+        <w:rPr>
+          <w:rFonts w:ascii="Times New Roman" w:hAnsi="Times New Roman" w:cs="Times New Roman"/>
+        </w:rPr>
+        <w:t xml:space="preserve"> Multi-level is a chain — A → B → C where C inherits from B which inherits from A. Multiple inheritance is a fan — </w:t>
+      </w:r>
+      <w:proofErr w:type="gramStart"/>
+      <w:r>
+        <w:rPr>
+          <w:rFonts w:ascii="Times New Roman" w:hAnsi="Times New Roman" w:cs="Times New Roman"/>
+        </w:rPr>
+        <w:t>C(</w:t>
+      </w:r>
+      <w:proofErr w:type="gramEnd"/>
+      <w:r>
+        <w:rPr>
+          <w:rFonts w:ascii="Times New Roman" w:hAnsi="Times New Roman" w:cs="Times New Roman"/>
+        </w:rPr>
+        <w:t>A, B) where C has two parents directly. The distinction matters because only multiple inheritance creates the diamond problem.</w:t>
+      </w:r>
+    </w:p>
+    <w:p>
+      <w:pPr>
+        <w:numPr>
+          <w:ilvl w:val="0"/>
+          <w:numId w:val="3"/>
+        </w:numPr>
+        <w:rPr>
+          <w:rFonts w:ascii="Times New Roman" w:hAnsi="Times New Roman" w:cs="Times New Roman"/>
+        </w:rPr>
+      </w:pPr>
+      <w:r>
+        <w:rPr>
+          <w:rFonts w:ascii="Times New Roman" w:hAnsi="Times New Roman" w:cs="Times New Roman"/>
+          <w:b/>
+          <w:bCs/>
+        </w:rPr>
+        <w:t xml:space="preserve">Thinking </w:t>
+      </w:r>
+      <w:proofErr w:type="gramStart"/>
+      <w:r>
+        <w:rPr>
+          <w:rFonts w:ascii="Times New Roman" w:hAnsi="Times New Roman" w:cs="Times New Roman"/>
+          <w:b/>
+          <w:bCs/>
+        </w:rPr>
+        <w:t>super(</w:t>
+      </w:r>
+      <w:proofErr w:type="gramEnd"/>
+      <w:r>
+        <w:rPr>
+          <w:rFonts w:ascii="Times New Roman" w:hAnsi="Times New Roman" w:cs="Times New Roman"/>
+          <w:b/>
+          <w:bCs/>
+        </w:rPr>
+        <w:t>) always calls the direct parent.</w:t>
+      </w:r>
+      <w:r>
+        <w:rPr>
+          <w:rFonts w:ascii="Times New Roman" w:hAnsi="Times New Roman" w:cs="Times New Roman"/>
+        </w:rPr>
+        <w:t xml:space="preserve"> In multiple inheritance, </w:t>
+      </w:r>
+      <w:proofErr w:type="gramStart"/>
+      <w:r>
+        <w:rPr>
+          <w:rFonts w:ascii="Times New Roman" w:hAnsi="Times New Roman" w:cs="Times New Roman"/>
+        </w:rPr>
+        <w:t>super(</w:t>
+      </w:r>
+      <w:proofErr w:type="gramEnd"/>
+      <w:r>
+        <w:rPr>
+          <w:rFonts w:ascii="Times New Roman" w:hAnsi="Times New Roman" w:cs="Times New Roman"/>
+        </w:rPr>
+        <w:t xml:space="preserve">) follows the MRO — it calls the </w:t>
+      </w:r>
+      <w:r>
+        <w:rPr>
+          <w:rFonts w:ascii="Times New Roman" w:hAnsi="Times New Roman" w:cs="Times New Roman"/>
+          <w:i/>
+          <w:iCs/>
+        </w:rPr>
+        <w:t>next class in the MRO chain</w:t>
+      </w:r>
+      <w:r>
+        <w:rPr>
+          <w:rFonts w:ascii="Times New Roman" w:hAnsi="Times New Roman" w:cs="Times New Roman"/>
+        </w:rPr>
+        <w:t xml:space="preserve">, which may not be your immediate parent class. This surprises many developers who expect </w:t>
+      </w:r>
+      <w:proofErr w:type="gramStart"/>
+      <w:r>
+        <w:rPr>
+          <w:rFonts w:ascii="Times New Roman" w:hAnsi="Times New Roman" w:cs="Times New Roman"/>
+        </w:rPr>
+        <w:t>super(</w:t>
+      </w:r>
+      <w:proofErr w:type="gramEnd"/>
+      <w:r>
+        <w:rPr>
+          <w:rFonts w:ascii="Times New Roman" w:hAnsi="Times New Roman" w:cs="Times New Roman"/>
+        </w:rPr>
+        <w:t>) in B(A) to always and only call A.</w:t>
+      </w:r>
+    </w:p>
+    <w:p>
+      <w:pPr>
+        <w:numPr>
+          <w:ilvl w:val="0"/>
+          <w:numId w:val="3"/>
+        </w:numPr>
+        <w:rPr>
+          <w:rFonts w:ascii="Times New Roman" w:hAnsi="Times New Roman" w:cs="Times New Roman"/>
+        </w:rPr>
+      </w:pPr>
+      <w:r>
+        <w:rPr>
+          <w:rFonts w:ascii="Times New Roman" w:hAnsi="Times New Roman" w:cs="Times New Roman"/>
+          <w:b/>
+          <w:bCs/>
+        </w:rPr>
+        <w:t xml:space="preserve">Hardcoding the parent class name instead of using </w:t>
+      </w:r>
+      <w:proofErr w:type="gramStart"/>
+      <w:r>
+        <w:rPr>
+          <w:rFonts w:ascii="Times New Roman" w:hAnsi="Times New Roman" w:cs="Times New Roman"/>
+          <w:b/>
+          <w:bCs/>
+        </w:rPr>
+        <w:t>super(</w:t>
+      </w:r>
+      <w:proofErr w:type="gramEnd"/>
+      <w:r>
+        <w:rPr>
+          <w:rFonts w:ascii="Times New Roman" w:hAnsi="Times New Roman" w:cs="Times New Roman"/>
+          <w:b/>
+          <w:bCs/>
+        </w:rPr>
+        <w:t>).</w:t>
+      </w:r>
+      <w:r>
+        <w:rPr>
+          <w:rFonts w:ascii="Times New Roman" w:hAnsi="Times New Roman" w:cs="Times New Roman"/>
+        </w:rPr>
+        <w:t xml:space="preserve"> Writing </w:t>
+      </w:r>
+      <w:proofErr w:type="gramStart"/>
+      <w:r>
+        <w:rPr>
+          <w:rFonts w:ascii="Times New Roman" w:hAnsi="Times New Roman" w:cs="Times New Roman"/>
+        </w:rPr>
+        <w:t>Employee._</w:t>
+      </w:r>
+      <w:proofErr w:type="gramEnd"/>
+      <w:r>
+        <w:rPr>
+          <w:rFonts w:ascii="Times New Roman" w:hAnsi="Times New Roman" w:cs="Times New Roman"/>
+        </w:rPr>
+        <w:t>_</w:t>
+      </w:r>
+      <w:proofErr w:type="spellStart"/>
+      <w:r>
+        <w:rPr>
+          <w:rFonts w:ascii="Times New Roman" w:hAnsi="Times New Roman" w:cs="Times New Roman"/>
+        </w:rPr>
+        <w:t>init</w:t>
+      </w:r>
+      <w:proofErr w:type="spellEnd"/>
+      <w:r>
+        <w:rPr>
+          <w:rFonts w:ascii="Times New Roman" w:hAnsi="Times New Roman" w:cs="Times New Roman"/>
+        </w:rPr>
+        <w:t>_</w:t>
+      </w:r>
+      <w:proofErr w:type="gramStart"/>
+      <w:r>
+        <w:rPr>
+          <w:rFonts w:ascii="Times New Roman" w:hAnsi="Times New Roman" w:cs="Times New Roman"/>
+        </w:rPr>
+        <w:t>_(</w:t>
+      </w:r>
+      <w:proofErr w:type="gramEnd"/>
+      <w:r>
+        <w:rPr>
+          <w:rFonts w:ascii="Times New Roman" w:hAnsi="Times New Roman" w:cs="Times New Roman"/>
+        </w:rPr>
+        <w:t xml:space="preserve">self, name, salary) instead of </w:t>
+      </w:r>
+      <w:proofErr w:type="gramStart"/>
+      <w:r>
+        <w:rPr>
+          <w:rFonts w:ascii="Times New Roman" w:hAnsi="Times New Roman" w:cs="Times New Roman"/>
+        </w:rPr>
+        <w:t>super()._</w:t>
+      </w:r>
+      <w:proofErr w:type="gramEnd"/>
+      <w:r>
+        <w:rPr>
+          <w:rFonts w:ascii="Times New Roman" w:hAnsi="Times New Roman" w:cs="Times New Roman"/>
+        </w:rPr>
+        <w:t>_</w:t>
+      </w:r>
+      <w:proofErr w:type="spellStart"/>
+      <w:r>
+        <w:rPr>
+          <w:rFonts w:ascii="Times New Roman" w:hAnsi="Times New Roman" w:cs="Times New Roman"/>
+        </w:rPr>
+        <w:t>init</w:t>
+      </w:r>
+      <w:proofErr w:type="spellEnd"/>
+      <w:r>
+        <w:rPr>
+          <w:rFonts w:ascii="Times New Roman" w:hAnsi="Times New Roman" w:cs="Times New Roman"/>
+        </w:rPr>
+        <w:t>_</w:t>
+      </w:r>
+      <w:proofErr w:type="gramStart"/>
+      <w:r>
+        <w:rPr>
+          <w:rFonts w:ascii="Times New Roman" w:hAnsi="Times New Roman" w:cs="Times New Roman"/>
+        </w:rPr>
+        <w:t>_(</w:t>
+      </w:r>
+      <w:proofErr w:type="gramEnd"/>
+      <w:r>
+        <w:rPr>
+          <w:rFonts w:ascii="Times New Roman" w:hAnsi="Times New Roman" w:cs="Times New Roman"/>
+        </w:rPr>
+        <w:t xml:space="preserve">name, salary) breaks when you use multiple inheritance or rename the parent class. Always use </w:t>
+      </w:r>
+      <w:proofErr w:type="gramStart"/>
+      <w:r>
+        <w:rPr>
+          <w:rFonts w:ascii="Times New Roman" w:hAnsi="Times New Roman" w:cs="Times New Roman"/>
+        </w:rPr>
+        <w:t>super(</w:t>
+      </w:r>
+      <w:proofErr w:type="gramEnd"/>
+      <w:r>
+        <w:rPr>
+          <w:rFonts w:ascii="Times New Roman" w:hAnsi="Times New Roman" w:cs="Times New Roman"/>
+        </w:rPr>
+        <w:t>).</w:t>
+      </w:r>
+    </w:p>
+    <w:p>
+      <w:pPr>
+        <w:numPr>
+          <w:ilvl w:val="0"/>
+          <w:numId w:val="3"/>
+        </w:numPr>
+        <w:rPr>
+          <w:rFonts w:ascii="Times New Roman" w:hAnsi="Times New Roman" w:cs="Times New Roman"/>
+        </w:rPr>
+      </w:pPr>
+      <w:r>
+        <w:rPr>
+          <w:rFonts w:ascii="Times New Roman" w:hAnsi="Times New Roman" w:cs="Times New Roman"/>
+          <w:b/>
+          <w:bCs/>
+        </w:rPr>
+        <w:t>Creating overly deep inheritance chains.</w:t>
+      </w:r>
+      <w:r>
+        <w:rPr>
+          <w:rFonts w:ascii="Times New Roman" w:hAnsi="Times New Roman" w:cs="Times New Roman"/>
+        </w:rPr>
+        <w:t xml:space="preserve"> More than 3 levels of inheritance is usually a design smell. Deep chains become very hard to reason about, especially when methods are overridden at different levels. Composition (Topic 10) is often the better choice.</w:t>
+      </w:r>
+    </w:p>
+    <w:p>
+      <w:pPr>
+        <w:rPr>
+          <w:rFonts w:ascii="Times New Roman" w:hAnsi="Times New Roman" w:cs="Times New Roman"/>
+        </w:rPr>
+      </w:pPr>
+    </w:p>
+    <w:p>
+      <w:pPr>
+        <w:rPr>
+          <w:rFonts w:ascii="Times New Roman" w:hAnsi="Times New Roman" w:cs="Times New Roman"/>
+        </w:rPr>
+      </w:pPr>
+    </w:p>
+    <w:p>
+      <w:pPr>
+        <w:jc w:val="center"/>
+        <w:rPr>
+          <w:rFonts w:ascii="Times New Roman" w:hAnsi="Times New Roman" w:cs="Times New Roman"/>
+          <w:b/>
+          <w:bCs/>
+          <w:sz w:val="32"/>
+          <w:szCs w:val="24"/>
+        </w:rPr>
+      </w:pPr>
+      <w:r>
+        <w:rPr>
+          <w:rFonts w:ascii="Times New Roman" w:hAnsi="Times New Roman" w:cs="Times New Roman"/>
+          <w:b/>
+          <w:bCs/>
+          <w:sz w:val="32"/>
+          <w:szCs w:val="24"/>
+        </w:rPr>
+        <w:t>Topic 8 — Polymorphism</w:t>
+      </w:r>
+    </w:p>
+    <w:p>
+      <w:pPr>
+        <w:rPr>
+          <w:rFonts w:ascii="Times New Roman" w:hAnsi="Times New Roman" w:cs="Times New Roman"/>
+        </w:rPr>
+      </w:pPr>
+      <w:r>
+        <w:rPr>
+          <w:rFonts w:ascii="Times New Roman" w:hAnsi="Times New Roman" w:cs="Times New Roman"/>
+          <w:b/>
+          <w:bCs/>
+        </w:rPr>
+        <w:t>Definition:</w:t>
+      </w:r>
+      <w:r>
+        <w:rPr>
+          <w:rFonts w:ascii="Times New Roman" w:hAnsi="Times New Roman" w:cs="Times New Roman"/>
+        </w:rPr>
+        <w:t xml:space="preserve"> Polymorphism means "many forms" — the same method name or operator behaves differently depending on the object it's called on, letting you write one piece of code that works correctly with many different types of objects.</w:t>
+      </w:r>
+    </w:p>
+    <w:p>
+      <w:pPr>
+        <w:rPr>
+          <w:rFonts w:ascii="Times New Roman" w:hAnsi="Times New Roman" w:cs="Times New Roman"/>
+          <w:b/>
+          <w:bCs/>
+        </w:rPr>
+      </w:pPr>
+      <w:r>
+        <w:rPr>
+          <w:rFonts w:ascii="Times New Roman" w:hAnsi="Times New Roman" w:cs="Times New Roman"/>
+          <w:b/>
+          <w:bCs/>
+        </w:rPr>
+        <w:t>Real-world analogy</w:t>
+      </w:r>
+    </w:p>
+    <w:p>
+      <w:pPr>
+        <w:rPr>
+          <w:rFonts w:ascii="Times New Roman" w:hAnsi="Times New Roman" w:cs="Times New Roman"/>
+        </w:rPr>
+      </w:pPr>
+      <w:r>
+        <w:rPr>
+          <w:rFonts w:ascii="Times New Roman" w:hAnsi="Times New Roman" w:cs="Times New Roman"/>
+        </w:rPr>
+        <w:t xml:space="preserve">Think about the word </w:t>
+      </w:r>
+      <w:r>
+        <w:rPr>
+          <w:rFonts w:ascii="Times New Roman" w:hAnsi="Times New Roman" w:cs="Times New Roman"/>
+          <w:b/>
+          <w:bCs/>
+        </w:rPr>
+        <w:t>"speak"</w:t>
+      </w:r>
+      <w:r>
+        <w:rPr>
+          <w:rFonts w:ascii="Times New Roman" w:hAnsi="Times New Roman" w:cs="Times New Roman"/>
+        </w:rPr>
+        <w:t xml:space="preserve"> applied to different animals. When you tell a dog to speak, it barks. When you tell a cat to speak, it meows. When you tell a parrot to speak, it mimics human words. The command is identical — </w:t>
+      </w:r>
+      <w:proofErr w:type="gramStart"/>
+      <w:r>
+        <w:rPr>
+          <w:rFonts w:ascii="Times New Roman" w:hAnsi="Times New Roman" w:cs="Times New Roman"/>
+        </w:rPr>
+        <w:t>speak(</w:t>
+      </w:r>
+      <w:proofErr w:type="gramEnd"/>
+      <w:r>
+        <w:rPr>
+          <w:rFonts w:ascii="Times New Roman" w:hAnsi="Times New Roman" w:cs="Times New Roman"/>
+        </w:rPr>
+        <w:t>) — but the behaviour is completely different depending on who receives it.</w:t>
+      </w:r>
+    </w:p>
+    <w:p>
+      <w:pPr>
+        <w:rPr>
+          <w:rFonts w:ascii="Times New Roman" w:hAnsi="Times New Roman" w:cs="Times New Roman"/>
+        </w:rPr>
+      </w:pPr>
+      <w:r>
+        <w:rPr>
+          <w:rFonts w:ascii="Times New Roman" w:hAnsi="Times New Roman" w:cs="Times New Roman"/>
+        </w:rPr>
+        <w:t xml:space="preserve">In a ride-sharing app, calling </w:t>
+      </w:r>
+      <w:proofErr w:type="spellStart"/>
+      <w:r>
+        <w:rPr>
+          <w:rFonts w:ascii="Times New Roman" w:hAnsi="Times New Roman" w:cs="Times New Roman"/>
+        </w:rPr>
+        <w:t>calculate_fare</w:t>
+      </w:r>
+      <w:proofErr w:type="spellEnd"/>
+      <w:r>
+        <w:rPr>
+          <w:rFonts w:ascii="Times New Roman" w:hAnsi="Times New Roman" w:cs="Times New Roman"/>
+        </w:rPr>
+        <w:t xml:space="preserve">(km) on a Bike, Car, or </w:t>
+      </w:r>
+      <w:proofErr w:type="spellStart"/>
+      <w:r>
+        <w:rPr>
+          <w:rFonts w:ascii="Times New Roman" w:hAnsi="Times New Roman" w:cs="Times New Roman"/>
+        </w:rPr>
+        <w:t>LuxuryCar</w:t>
+      </w:r>
+      <w:proofErr w:type="spellEnd"/>
+      <w:r>
+        <w:rPr>
+          <w:rFonts w:ascii="Times New Roman" w:hAnsi="Times New Roman" w:cs="Times New Roman"/>
+        </w:rPr>
+        <w:t xml:space="preserve"> gives different results — same method name, completely different logic underneath. That's polymorphism.</w:t>
+      </w:r>
+    </w:p>
+    <w:p>
+      <w:pPr>
+        <w:rPr>
+          <w:rFonts w:ascii="Times New Roman" w:hAnsi="Times New Roman" w:cs="Times New Roman"/>
+          <w:b/>
+          <w:bCs/>
+        </w:rPr>
+      </w:pPr>
+      <w:r>
+        <w:rPr>
+          <w:rFonts w:ascii="Times New Roman" w:hAnsi="Times New Roman" w:cs="Times New Roman"/>
+          <w:b/>
+          <w:bCs/>
+        </w:rPr>
+        <w:t>Three forms of Polymorphism in Python</w:t>
+      </w:r>
+    </w:p>
+    <w:p>
+      <w:pPr>
+        <w:rPr>
+          <w:rFonts w:ascii="Times New Roman" w:hAnsi="Times New Roman" w:cs="Times New Roman"/>
+        </w:rPr>
+      </w:pPr>
+      <w:r>
+        <w:rPr>
+          <w:rFonts w:ascii="Times New Roman" w:hAnsi="Times New Roman" w:cs="Times New Roman"/>
+        </w:rPr>
+        <w:t xml:space="preserve">Python achieves polymorphism in three distinct ways — </w:t>
+      </w:r>
+      <w:r>
+        <w:rPr>
+          <w:rFonts w:ascii="Times New Roman" w:hAnsi="Times New Roman" w:cs="Times New Roman"/>
+          <w:b/>
+          <w:bCs/>
+        </w:rPr>
+        <w:t>method overriding</w:t>
+      </w:r>
+      <w:r>
+        <w:rPr>
+          <w:rFonts w:ascii="Times New Roman" w:hAnsi="Times New Roman" w:cs="Times New Roman"/>
+        </w:rPr>
+        <w:t xml:space="preserve">, </w:t>
+      </w:r>
+      <w:r>
+        <w:rPr>
+          <w:rFonts w:ascii="Times New Roman" w:hAnsi="Times New Roman" w:cs="Times New Roman"/>
+          <w:b/>
+          <w:bCs/>
+        </w:rPr>
+        <w:t>duck typing</w:t>
+      </w:r>
+      <w:r>
+        <w:rPr>
+          <w:rFonts w:ascii="Times New Roman" w:hAnsi="Times New Roman" w:cs="Times New Roman"/>
+        </w:rPr>
+        <w:t xml:space="preserve">, and </w:t>
+      </w:r>
+      <w:r>
+        <w:rPr>
+          <w:rFonts w:ascii="Times New Roman" w:hAnsi="Times New Roman" w:cs="Times New Roman"/>
+          <w:b/>
+          <w:bCs/>
+        </w:rPr>
+        <w:t>operator overloading</w:t>
+      </w:r>
+      <w:r>
+        <w:rPr>
+          <w:rFonts w:ascii="Times New Roman" w:hAnsi="Times New Roman" w:cs="Times New Roman"/>
+        </w:rPr>
+        <w:t>. Interviewers test all three.</w:t>
+      </w:r>
+    </w:p>
+    <w:p>
+      <w:pPr>
+        <w:rPr>
+          <w:rFonts w:ascii="Times New Roman" w:hAnsi="Times New Roman" w:cs="Times New Roman"/>
+          <w:b/>
+          <w:bCs/>
+        </w:rPr>
+      </w:pPr>
+      <w:r>
+        <w:rPr>
+          <w:rFonts w:ascii="Times New Roman" w:hAnsi="Times New Roman" w:cs="Times New Roman"/>
+          <w:b/>
+          <w:bCs/>
+        </w:rPr>
+        <w:lastRenderedPageBreak/>
+        <w:t>Form 1 — Method Overriding</w:t>
+      </w:r>
+    </w:p>
+    <w:p>
+      <w:pPr>
+        <w:rPr>
+          <w:rFonts w:ascii="Times New Roman" w:hAnsi="Times New Roman" w:cs="Times New Roman"/>
+        </w:rPr>
+      </w:pPr>
+      <w:r>
+        <w:rPr>
+          <w:rFonts w:ascii="Times New Roman" w:hAnsi="Times New Roman" w:cs="Times New Roman"/>
+        </w:rPr>
+        <w:t>A child class redefines a method from its parent. When you call that method, Python always uses the most specific version — the one closest to the actual object's cl</w:t>
+      </w:r>
+    </w:p>
+    <w:p>
+      <w:pPr>
+        <w:rPr>
+          <w:rFonts w:ascii="Times New Roman" w:hAnsi="Times New Roman" w:cs="Times New Roman"/>
+          <w:b/>
+          <w:bCs/>
+        </w:rPr>
+      </w:pPr>
+      <w:r>
+        <w:rPr>
+          <w:rFonts w:ascii="Times New Roman" w:hAnsi="Times New Roman" w:cs="Times New Roman"/>
+          <w:b/>
+          <w:bCs/>
+        </w:rPr>
+        <w:t>Form 2 — Duck Typing</w:t>
+      </w:r>
+    </w:p>
+    <w:p>
+      <w:pPr>
+        <w:rPr>
+          <w:rFonts w:ascii="Times New Roman" w:hAnsi="Times New Roman" w:cs="Times New Roman"/>
+        </w:rPr>
+      </w:pPr>
+      <w:r>
+        <w:rPr>
+          <w:rFonts w:ascii="Times New Roman" w:hAnsi="Times New Roman" w:cs="Times New Roman"/>
+        </w:rPr>
+        <w:t xml:space="preserve">This is Python's most powerful and unique form of polymorphism. The name comes from the phrase: </w:t>
+      </w:r>
+      <w:r>
+        <w:rPr>
+          <w:rFonts w:ascii="Times New Roman" w:hAnsi="Times New Roman" w:cs="Times New Roman"/>
+          <w:b/>
+          <w:bCs/>
+        </w:rPr>
+        <w:t>"If it walks like a duck and quacks like a duck, it's a duck."</w:t>
+      </w:r>
+    </w:p>
+    <w:p>
+      <w:pPr>
+        <w:rPr>
+          <w:rFonts w:ascii="Times New Roman" w:hAnsi="Times New Roman" w:cs="Times New Roman"/>
+        </w:rPr>
+      </w:pPr>
+      <w:r>
+        <w:rPr>
+          <w:rFonts w:ascii="Times New Roman" w:hAnsi="Times New Roman" w:cs="Times New Roman"/>
+        </w:rPr>
+        <w:t xml:space="preserve">Python doesn't check what </w:t>
+      </w:r>
+      <w:r>
+        <w:rPr>
+          <w:rFonts w:ascii="Times New Roman" w:hAnsi="Times New Roman" w:cs="Times New Roman"/>
+          <w:i/>
+          <w:iCs/>
+        </w:rPr>
+        <w:t>type</w:t>
+      </w:r>
+      <w:r>
+        <w:rPr>
+          <w:rFonts w:ascii="Times New Roman" w:hAnsi="Times New Roman" w:cs="Times New Roman"/>
+        </w:rPr>
+        <w:t xml:space="preserve"> an object is. It only checks whether the object </w:t>
+      </w:r>
+      <w:r>
+        <w:rPr>
+          <w:rFonts w:ascii="Times New Roman" w:hAnsi="Times New Roman" w:cs="Times New Roman"/>
+          <w:i/>
+          <w:iCs/>
+        </w:rPr>
+        <w:t>has the method you're trying to call</w:t>
+      </w:r>
+      <w:r>
+        <w:rPr>
+          <w:rFonts w:ascii="Times New Roman" w:hAnsi="Times New Roman" w:cs="Times New Roman"/>
+        </w:rPr>
+        <w:t>. No inheritance required. No interface required. Just the right method existing on the object.</w:t>
+      </w:r>
+    </w:p>
+    <w:p>
+      <w:pPr>
+        <w:rPr>
+          <w:rFonts w:ascii="Times New Roman" w:hAnsi="Times New Roman" w:cs="Times New Roman"/>
+        </w:rPr>
+      </w:pPr>
+      <w:r>
+        <w:rPr>
+          <w:rFonts w:ascii="Times New Roman" w:hAnsi="Times New Roman" w:cs="Times New Roman"/>
+        </w:rPr>
+        <w:t xml:space="preserve">Duck typing is why Python functions are so flexible. This is how most of Python's standard library works too — </w:t>
+      </w:r>
+      <w:proofErr w:type="spellStart"/>
+      <w:proofErr w:type="gramStart"/>
+      <w:r>
+        <w:rPr>
+          <w:rFonts w:ascii="Times New Roman" w:hAnsi="Times New Roman" w:cs="Times New Roman"/>
+        </w:rPr>
+        <w:t>len</w:t>
+      </w:r>
+      <w:proofErr w:type="spellEnd"/>
+      <w:r>
+        <w:rPr>
+          <w:rFonts w:ascii="Times New Roman" w:hAnsi="Times New Roman" w:cs="Times New Roman"/>
+        </w:rPr>
+        <w:t>(</w:t>
+      </w:r>
+      <w:proofErr w:type="gramEnd"/>
+      <w:r>
+        <w:rPr>
+          <w:rFonts w:ascii="Times New Roman" w:hAnsi="Times New Roman" w:cs="Times New Roman"/>
+        </w:rPr>
+        <w:t xml:space="preserve">) works on strings, lists, </w:t>
+      </w:r>
+      <w:proofErr w:type="spellStart"/>
+      <w:r>
+        <w:rPr>
+          <w:rFonts w:ascii="Times New Roman" w:hAnsi="Times New Roman" w:cs="Times New Roman"/>
+        </w:rPr>
+        <w:t>dicts</w:t>
+      </w:r>
+      <w:proofErr w:type="spellEnd"/>
+      <w:r>
+        <w:rPr>
+          <w:rFonts w:ascii="Times New Roman" w:hAnsi="Times New Roman" w:cs="Times New Roman"/>
+        </w:rPr>
+        <w:t>, and any custom class that implements __</w:t>
+      </w:r>
+      <w:proofErr w:type="spellStart"/>
+      <w:r>
+        <w:rPr>
+          <w:rFonts w:ascii="Times New Roman" w:hAnsi="Times New Roman" w:cs="Times New Roman"/>
+        </w:rPr>
+        <w:t>len</w:t>
+      </w:r>
+      <w:proofErr w:type="spellEnd"/>
+      <w:r>
+        <w:rPr>
+          <w:rFonts w:ascii="Times New Roman" w:hAnsi="Times New Roman" w:cs="Times New Roman"/>
+        </w:rPr>
+        <w:t>__. It doesn't check the type. It just calls __</w:t>
+      </w:r>
+      <w:proofErr w:type="spellStart"/>
+      <w:r>
+        <w:rPr>
+          <w:rFonts w:ascii="Times New Roman" w:hAnsi="Times New Roman" w:cs="Times New Roman"/>
+        </w:rPr>
+        <w:t>len</w:t>
+      </w:r>
+      <w:proofErr w:type="spellEnd"/>
+      <w:r>
+        <w:rPr>
+          <w:rFonts w:ascii="Times New Roman" w:hAnsi="Times New Roman" w:cs="Times New Roman"/>
+        </w:rPr>
+        <w:t>__.</w:t>
+      </w:r>
+    </w:p>
+    <w:p>
+      <w:pPr>
+        <w:rPr>
+          <w:rFonts w:ascii="Times New Roman" w:hAnsi="Times New Roman" w:cs="Times New Roman"/>
+          <w:b/>
+          <w:bCs/>
+        </w:rPr>
+      </w:pPr>
+      <w:r>
+        <w:rPr>
+          <w:rFonts w:ascii="Times New Roman" w:hAnsi="Times New Roman" w:cs="Times New Roman"/>
+          <w:b/>
+          <w:bCs/>
+        </w:rPr>
+        <w:t>Form 3 — Operator Overloading</w:t>
+      </w:r>
+    </w:p>
+    <w:p>
+      <w:pPr>
+        <w:rPr>
+          <w:rFonts w:ascii="Times New Roman" w:hAnsi="Times New Roman" w:cs="Times New Roman"/>
+        </w:rPr>
+      </w:pPr>
+      <w:r>
+        <w:rPr>
+          <w:rFonts w:ascii="Times New Roman" w:hAnsi="Times New Roman" w:cs="Times New Roman"/>
+        </w:rPr>
+        <w:t>You can redefine what Python's built-in operators (+, -, *, ==, &lt;, &gt;) do when applied to your custom objects, by implementing special dunder methods. This is a preview of Topic 9 — but it's part of polymorphism because the same operator behaves differently based on the type of object.</w:t>
+      </w:r>
+    </w:p>
+    <w:p>
+      <w:pPr>
+        <w:rPr>
+          <w:rFonts w:ascii="Times New Roman" w:hAnsi="Times New Roman" w:cs="Times New Roman"/>
+        </w:rPr>
+      </w:pPr>
+    </w:p>
+    <w:p>
+      <w:pPr>
+        <w:rPr>
+          <w:rFonts w:ascii="Times New Roman" w:hAnsi="Times New Roman" w:cs="Times New Roman"/>
+          <w:b/>
+          <w:bCs/>
+        </w:rPr>
+      </w:pPr>
+      <w:r>
+        <w:rPr>
+          <w:rFonts w:ascii="Times New Roman" w:hAnsi="Times New Roman" w:cs="Times New Roman"/>
+          <w:b/>
+          <w:bCs/>
+        </w:rPr>
+        <w:t>Polymorphism with built-in functions — Python's own duck typing</w:t>
+      </w:r>
+    </w:p>
+    <w:p>
+      <w:pPr>
+        <w:shd w:val="clear" w:color="auto" w:fill="121314"/>
+        <w:spacing w:after="0" w:line="285" w:lineRule="atLeast"/>
+        <w:rPr>
+          <w:rFonts w:ascii="Consolas" w:eastAsia="Times New Roman" w:hAnsi="Consolas" w:cs="Times New Roman"/>
+          <w:color w:val="BBBEBF"/>
+          <w:kern w:val="0"/>
+          <w:sz w:val="21"/>
+          <w14:ligatures w14:val="none"/>
+        </w:rPr>
+      </w:pPr>
+      <w:r>
+        <w:rPr>
+          <w:rFonts w:ascii="Consolas" w:eastAsia="Times New Roman" w:hAnsi="Consolas" w:cs="Times New Roman"/>
+          <w:color w:val="8B949E"/>
+          <w:kern w:val="0"/>
+          <w:sz w:val="21"/>
+          <w14:ligatures w14:val="none"/>
+        </w:rPr>
+        <w:t xml:space="preserve"># </w:t>
+      </w:r>
+      <w:proofErr w:type="spellStart"/>
+      <w:proofErr w:type="gramStart"/>
+      <w:r>
+        <w:rPr>
+          <w:rFonts w:ascii="Consolas" w:eastAsia="Times New Roman" w:hAnsi="Consolas" w:cs="Times New Roman"/>
+          <w:color w:val="8B949E"/>
+          <w:kern w:val="0"/>
+          <w:sz w:val="21"/>
+          <w14:ligatures w14:val="none"/>
+        </w:rPr>
+        <w:t>len</w:t>
+      </w:r>
+      <w:proofErr w:type="spellEnd"/>
+      <w:r>
+        <w:rPr>
+          <w:rFonts w:ascii="Consolas" w:eastAsia="Times New Roman" w:hAnsi="Consolas" w:cs="Times New Roman"/>
+          <w:color w:val="8B949E"/>
+          <w:kern w:val="0"/>
+          <w:sz w:val="21"/>
+          <w14:ligatures w14:val="none"/>
+        </w:rPr>
+        <w:t>(</w:t>
+      </w:r>
+      <w:proofErr w:type="gramEnd"/>
+      <w:r>
+        <w:rPr>
+          <w:rFonts w:ascii="Consolas" w:eastAsia="Times New Roman" w:hAnsi="Consolas" w:cs="Times New Roman"/>
+          <w:color w:val="8B949E"/>
+          <w:kern w:val="0"/>
+          <w:sz w:val="21"/>
+          <w14:ligatures w14:val="none"/>
+        </w:rPr>
+        <w:t>) is polymorphic — it works on anything with __</w:t>
+      </w:r>
+      <w:proofErr w:type="spellStart"/>
+      <w:r>
+        <w:rPr>
+          <w:rFonts w:ascii="Consolas" w:eastAsia="Times New Roman" w:hAnsi="Consolas" w:cs="Times New Roman"/>
+          <w:color w:val="8B949E"/>
+          <w:kern w:val="0"/>
+          <w:sz w:val="21"/>
+          <w14:ligatures w14:val="none"/>
+        </w:rPr>
+        <w:t>len</w:t>
+      </w:r>
+      <w:proofErr w:type="spellEnd"/>
+      <w:r>
+        <w:rPr>
+          <w:rFonts w:ascii="Consolas" w:eastAsia="Times New Roman" w:hAnsi="Consolas" w:cs="Times New Roman"/>
+          <w:color w:val="8B949E"/>
+          <w:kern w:val="0"/>
+          <w:sz w:val="21"/>
+          <w14:ligatures w14:val="none"/>
+        </w:rPr>
+        <w:t>__</w:t>
+      </w:r>
+    </w:p>
+    <w:p>
+      <w:pPr>
+        <w:shd w:val="clear" w:color="auto" w:fill="121314"/>
+        <w:spacing w:after="0" w:line="285" w:lineRule="atLeast"/>
+        <w:rPr>
+          <w:rFonts w:ascii="Consolas" w:eastAsia="Times New Roman" w:hAnsi="Consolas" w:cs="Times New Roman"/>
+          <w:color w:val="BBBEBF"/>
+          <w:kern w:val="0"/>
+          <w:sz w:val="21"/>
+          <w14:ligatures w14:val="none"/>
+        </w:rPr>
+      </w:pPr>
+      <w:r>
+        <w:rPr>
+          <w:rFonts w:ascii="Consolas" w:eastAsia="Times New Roman" w:hAnsi="Consolas" w:cs="Times New Roman"/>
+          <w:color w:val="D2A8FF"/>
+          <w:kern w:val="0"/>
+          <w:sz w:val="21"/>
+          <w14:ligatures w14:val="none"/>
+        </w:rPr>
+        <w:t>print</w:t>
+      </w:r>
+      <w:r>
+        <w:rPr>
+          <w:rFonts w:ascii="Consolas" w:eastAsia="Times New Roman" w:hAnsi="Consolas" w:cs="Times New Roman"/>
+          <w:color w:val="BBBEBF"/>
+          <w:kern w:val="0"/>
+          <w:sz w:val="21"/>
+          <w14:ligatures w14:val="none"/>
+        </w:rPr>
+        <w:t>(</w:t>
+      </w:r>
+      <w:proofErr w:type="spellStart"/>
+      <w:r>
+        <w:rPr>
+          <w:rFonts w:ascii="Consolas" w:eastAsia="Times New Roman" w:hAnsi="Consolas" w:cs="Times New Roman"/>
+          <w:color w:val="D2A8FF"/>
+          <w:kern w:val="0"/>
+          <w:sz w:val="21"/>
+          <w14:ligatures w14:val="none"/>
+        </w:rPr>
+        <w:t>len</w:t>
+      </w:r>
+      <w:proofErr w:type="spellEnd"/>
+      <w:r>
+        <w:rPr>
+          <w:rFonts w:ascii="Consolas" w:eastAsia="Times New Roman" w:hAnsi="Consolas" w:cs="Times New Roman"/>
+          <w:color w:val="BBBEBF"/>
+          <w:kern w:val="0"/>
+          <w:sz w:val="21"/>
+          <w14:ligatures w14:val="none"/>
+        </w:rPr>
+        <w:t>(</w:t>
+      </w:r>
+      <w:r>
+        <w:rPr>
+          <w:rFonts w:ascii="Consolas" w:eastAsia="Times New Roman" w:hAnsi="Consolas" w:cs="Times New Roman"/>
+          <w:color w:val="A5D6FF"/>
+          <w:kern w:val="0"/>
+          <w:sz w:val="21"/>
+          <w14:ligatures w14:val="none"/>
+        </w:rPr>
+        <w:t>"</w:t>
+      </w:r>
+      <w:proofErr w:type="spellStart"/>
+      <w:r>
+        <w:rPr>
+          <w:rFonts w:ascii="Consolas" w:eastAsia="Times New Roman" w:hAnsi="Consolas" w:cs="Times New Roman"/>
+          <w:color w:val="A5D6FF"/>
+          <w:kern w:val="0"/>
+          <w:sz w:val="21"/>
+          <w14:ligatures w14:val="none"/>
+        </w:rPr>
+        <w:t>Affu</w:t>
+      </w:r>
+      <w:proofErr w:type="spellEnd"/>
+      <w:r>
+        <w:rPr>
+          <w:rFonts w:ascii="Consolas" w:eastAsia="Times New Roman" w:hAnsi="Consolas" w:cs="Times New Roman"/>
+          <w:color w:val="A5D6FF"/>
+          <w:kern w:val="0"/>
+          <w:sz w:val="21"/>
+          <w14:ligatures w14:val="none"/>
+        </w:rPr>
+        <w:t>"</w:t>
+      </w:r>
+      <w:proofErr w:type="gramStart"/>
+      <w:r>
+        <w:rPr>
+          <w:rFonts w:ascii="Consolas" w:eastAsia="Times New Roman" w:hAnsi="Consolas" w:cs="Times New Roman"/>
+          <w:color w:val="BBBEBF"/>
+          <w:kern w:val="0"/>
+          <w:sz w:val="21"/>
+          <w14:ligatures w14:val="none"/>
+        </w:rPr>
+        <w:t xml:space="preserve">))   </w:t>
+      </w:r>
+      <w:proofErr w:type="gramEnd"/>
+      <w:r>
+        <w:rPr>
+          <w:rFonts w:ascii="Consolas" w:eastAsia="Times New Roman" w:hAnsi="Consolas" w:cs="Times New Roman"/>
+          <w:color w:val="BBBEBF"/>
+          <w:kern w:val="0"/>
+          <w:sz w:val="21"/>
+          <w14:ligatures w14:val="none"/>
+        </w:rPr>
+        <w:t xml:space="preserve">        </w:t>
+      </w:r>
+      <w:r>
+        <w:rPr>
+          <w:rFonts w:ascii="Consolas" w:eastAsia="Times New Roman" w:hAnsi="Consolas" w:cs="Times New Roman"/>
+          <w:color w:val="8B949E"/>
+          <w:kern w:val="0"/>
+          <w:sz w:val="21"/>
+          <w14:ligatures w14:val="none"/>
+        </w:rPr>
+        <w:t># 4</w:t>
+      </w:r>
+    </w:p>
+    <w:p>
+      <w:pPr>
+        <w:shd w:val="clear" w:color="auto" w:fill="121314"/>
+        <w:spacing w:after="0" w:line="285" w:lineRule="atLeast"/>
+        <w:rPr>
+          <w:rFonts w:ascii="Consolas" w:eastAsia="Times New Roman" w:hAnsi="Consolas" w:cs="Times New Roman"/>
+          <w:color w:val="BBBEBF"/>
+          <w:kern w:val="0"/>
+          <w:sz w:val="21"/>
+          <w14:ligatures w14:val="none"/>
+        </w:rPr>
+      </w:pPr>
+      <w:proofErr w:type="gramStart"/>
+      <w:r>
+        <w:rPr>
+          <w:rFonts w:ascii="Consolas" w:eastAsia="Times New Roman" w:hAnsi="Consolas" w:cs="Times New Roman"/>
+          <w:color w:val="D2A8FF"/>
+          <w:kern w:val="0"/>
+          <w:sz w:val="21"/>
+          <w14:ligatures w14:val="none"/>
+        </w:rPr>
+        <w:t>print</w:t>
+      </w:r>
+      <w:r>
+        <w:rPr>
+          <w:rFonts w:ascii="Consolas" w:eastAsia="Times New Roman" w:hAnsi="Consolas" w:cs="Times New Roman"/>
+          <w:color w:val="BBBEBF"/>
+          <w:kern w:val="0"/>
+          <w:sz w:val="21"/>
+          <w14:ligatures w14:val="none"/>
+        </w:rPr>
+        <w:t>(</w:t>
+      </w:r>
+      <w:proofErr w:type="spellStart"/>
+      <w:r>
+        <w:rPr>
+          <w:rFonts w:ascii="Consolas" w:eastAsia="Times New Roman" w:hAnsi="Consolas" w:cs="Times New Roman"/>
+          <w:color w:val="D2A8FF"/>
+          <w:kern w:val="0"/>
+          <w:sz w:val="21"/>
+          <w14:ligatures w14:val="none"/>
+        </w:rPr>
+        <w:t>len</w:t>
+      </w:r>
+      <w:proofErr w:type="spellEnd"/>
+      <w:r>
+        <w:rPr>
+          <w:rFonts w:ascii="Consolas" w:eastAsia="Times New Roman" w:hAnsi="Consolas" w:cs="Times New Roman"/>
+          <w:color w:val="BBBEBF"/>
+          <w:kern w:val="0"/>
+          <w:sz w:val="21"/>
+          <w14:ligatures w14:val="none"/>
+        </w:rPr>
+        <w:t>(</w:t>
+      </w:r>
+      <w:proofErr w:type="gramEnd"/>
+      <w:r>
+        <w:rPr>
+          <w:rFonts w:ascii="Consolas" w:eastAsia="Times New Roman" w:hAnsi="Consolas" w:cs="Times New Roman"/>
+          <w:color w:val="BBBEBF"/>
+          <w:kern w:val="0"/>
+          <w:sz w:val="21"/>
+          <w14:ligatures w14:val="none"/>
+        </w:rPr>
+        <w:t>[</w:t>
+      </w:r>
+      <w:r>
+        <w:rPr>
+          <w:rFonts w:ascii="Consolas" w:eastAsia="Times New Roman" w:hAnsi="Consolas" w:cs="Times New Roman"/>
+          <w:color w:val="B5CEA8"/>
+          <w:kern w:val="0"/>
+          <w:sz w:val="21"/>
+          <w14:ligatures w14:val="none"/>
+        </w:rPr>
+        <w:t>1</w:t>
+      </w:r>
+      <w:r>
+        <w:rPr>
+          <w:rFonts w:ascii="Consolas" w:eastAsia="Times New Roman" w:hAnsi="Consolas" w:cs="Times New Roman"/>
+          <w:color w:val="BBBEBF"/>
+          <w:kern w:val="0"/>
+          <w:sz w:val="21"/>
+          <w14:ligatures w14:val="none"/>
+        </w:rPr>
+        <w:t xml:space="preserve">, </w:t>
+      </w:r>
+      <w:r>
+        <w:rPr>
+          <w:rFonts w:ascii="Consolas" w:eastAsia="Times New Roman" w:hAnsi="Consolas" w:cs="Times New Roman"/>
+          <w:color w:val="B5CEA8"/>
+          <w:kern w:val="0"/>
+          <w:sz w:val="21"/>
+          <w14:ligatures w14:val="none"/>
+        </w:rPr>
+        <w:t>2</w:t>
+      </w:r>
+      <w:r>
+        <w:rPr>
+          <w:rFonts w:ascii="Consolas" w:eastAsia="Times New Roman" w:hAnsi="Consolas" w:cs="Times New Roman"/>
+          <w:color w:val="BBBEBF"/>
+          <w:kern w:val="0"/>
+          <w:sz w:val="21"/>
+          <w14:ligatures w14:val="none"/>
+        </w:rPr>
+        <w:t xml:space="preserve">, </w:t>
+      </w:r>
+      <w:r>
+        <w:rPr>
+          <w:rFonts w:ascii="Consolas" w:eastAsia="Times New Roman" w:hAnsi="Consolas" w:cs="Times New Roman"/>
+          <w:color w:val="B5CEA8"/>
+          <w:kern w:val="0"/>
+          <w:sz w:val="21"/>
+          <w14:ligatures w14:val="none"/>
+        </w:rPr>
+        <w:t>3</w:t>
+      </w:r>
+      <w:r>
+        <w:rPr>
+          <w:rFonts w:ascii="Consolas" w:eastAsia="Times New Roman" w:hAnsi="Consolas" w:cs="Times New Roman"/>
+          <w:color w:val="BBBEBF"/>
+          <w:kern w:val="0"/>
+          <w:sz w:val="21"/>
+          <w14:ligatures w14:val="none"/>
+        </w:rPr>
+        <w:t>]</w:t>
+      </w:r>
+      <w:proofErr w:type="gramStart"/>
+      <w:r>
+        <w:rPr>
+          <w:rFonts w:ascii="Consolas" w:eastAsia="Times New Roman" w:hAnsi="Consolas" w:cs="Times New Roman"/>
+          <w:color w:val="BBBEBF"/>
+          <w:kern w:val="0"/>
+          <w:sz w:val="21"/>
+          <w14:ligatures w14:val="none"/>
+        </w:rPr>
+        <w:t xml:space="preserve">))   </w:t>
+      </w:r>
+      <w:proofErr w:type="gramEnd"/>
+      <w:r>
+        <w:rPr>
+          <w:rFonts w:ascii="Consolas" w:eastAsia="Times New Roman" w:hAnsi="Consolas" w:cs="Times New Roman"/>
+          <w:color w:val="BBBEBF"/>
+          <w:kern w:val="0"/>
+          <w:sz w:val="21"/>
+          <w14:ligatures w14:val="none"/>
+        </w:rPr>
+        <w:t>     </w:t>
+      </w:r>
+      <w:r>
+        <w:rPr>
+          <w:rFonts w:ascii="Consolas" w:eastAsia="Times New Roman" w:hAnsi="Consolas" w:cs="Times New Roman"/>
+          <w:color w:val="8B949E"/>
+          <w:kern w:val="0"/>
+          <w:sz w:val="21"/>
+          <w14:ligatures w14:val="none"/>
+        </w:rPr>
+        <w:t># 3</w:t>
+      </w:r>
+    </w:p>
+    <w:p>
+      <w:pPr>
+        <w:shd w:val="clear" w:color="auto" w:fill="121314"/>
+        <w:spacing w:after="0" w:line="285" w:lineRule="atLeast"/>
+        <w:rPr>
+          <w:rFonts w:ascii="Consolas" w:eastAsia="Times New Roman" w:hAnsi="Consolas" w:cs="Times New Roman"/>
+          <w:color w:val="BBBEBF"/>
+          <w:kern w:val="0"/>
+          <w:sz w:val="21"/>
+          <w14:ligatures w14:val="none"/>
+        </w:rPr>
+      </w:pPr>
+      <w:proofErr w:type="gramStart"/>
+      <w:r>
+        <w:rPr>
+          <w:rFonts w:ascii="Consolas" w:eastAsia="Times New Roman" w:hAnsi="Consolas" w:cs="Times New Roman"/>
+          <w:color w:val="D2A8FF"/>
+          <w:kern w:val="0"/>
+          <w:sz w:val="21"/>
+          <w14:ligatures w14:val="none"/>
+        </w:rPr>
+        <w:t>print</w:t>
+      </w:r>
+      <w:r>
+        <w:rPr>
+          <w:rFonts w:ascii="Consolas" w:eastAsia="Times New Roman" w:hAnsi="Consolas" w:cs="Times New Roman"/>
+          <w:color w:val="BBBEBF"/>
+          <w:kern w:val="0"/>
+          <w:sz w:val="21"/>
+          <w14:ligatures w14:val="none"/>
+        </w:rPr>
+        <w:t>(</w:t>
+      </w:r>
+      <w:proofErr w:type="spellStart"/>
+      <w:r>
+        <w:rPr>
+          <w:rFonts w:ascii="Consolas" w:eastAsia="Times New Roman" w:hAnsi="Consolas" w:cs="Times New Roman"/>
+          <w:color w:val="D2A8FF"/>
+          <w:kern w:val="0"/>
+          <w:sz w:val="21"/>
+          <w14:ligatures w14:val="none"/>
+        </w:rPr>
+        <w:t>len</w:t>
+      </w:r>
+      <w:proofErr w:type="spellEnd"/>
+      <w:r>
+        <w:rPr>
+          <w:rFonts w:ascii="Consolas" w:eastAsia="Times New Roman" w:hAnsi="Consolas" w:cs="Times New Roman"/>
+          <w:color w:val="BBBEBF"/>
+          <w:kern w:val="0"/>
+          <w:sz w:val="21"/>
+          <w14:ligatures w14:val="none"/>
+        </w:rPr>
+        <w:t>(</w:t>
+      </w:r>
+      <w:proofErr w:type="gramEnd"/>
+      <w:r>
+        <w:rPr>
+          <w:rFonts w:ascii="Consolas" w:eastAsia="Times New Roman" w:hAnsi="Consolas" w:cs="Times New Roman"/>
+          <w:color w:val="BBBEBF"/>
+          <w:kern w:val="0"/>
+          <w:sz w:val="21"/>
+          <w14:ligatures w14:val="none"/>
+        </w:rPr>
+        <w:t>{</w:t>
+      </w:r>
+      <w:r>
+        <w:rPr>
+          <w:rFonts w:ascii="Consolas" w:eastAsia="Times New Roman" w:hAnsi="Consolas" w:cs="Times New Roman"/>
+          <w:color w:val="A5D6FF"/>
+          <w:kern w:val="0"/>
+          <w:sz w:val="21"/>
+          <w14:ligatures w14:val="none"/>
+        </w:rPr>
+        <w:t>"a"</w:t>
+      </w:r>
+      <w:r>
+        <w:rPr>
+          <w:rFonts w:ascii="Consolas" w:eastAsia="Times New Roman" w:hAnsi="Consolas" w:cs="Times New Roman"/>
+          <w:color w:val="BBBEBF"/>
+          <w:kern w:val="0"/>
+          <w:sz w:val="21"/>
+          <w14:ligatures w14:val="none"/>
+        </w:rPr>
+        <w:t xml:space="preserve">: </w:t>
+      </w:r>
+      <w:r>
+        <w:rPr>
+          <w:rFonts w:ascii="Consolas" w:eastAsia="Times New Roman" w:hAnsi="Consolas" w:cs="Times New Roman"/>
+          <w:color w:val="B5CEA8"/>
+          <w:kern w:val="0"/>
+          <w:sz w:val="21"/>
+          <w14:ligatures w14:val="none"/>
+        </w:rPr>
+        <w:t>1</w:t>
+      </w:r>
+      <w:r>
+        <w:rPr>
+          <w:rFonts w:ascii="Consolas" w:eastAsia="Times New Roman" w:hAnsi="Consolas" w:cs="Times New Roman"/>
+          <w:color w:val="BBBEBF"/>
+          <w:kern w:val="0"/>
+          <w:sz w:val="21"/>
+          <w14:ligatures w14:val="none"/>
+        </w:rPr>
+        <w:t>}</w:t>
+      </w:r>
+      <w:proofErr w:type="gramStart"/>
+      <w:r>
+        <w:rPr>
+          <w:rFonts w:ascii="Consolas" w:eastAsia="Times New Roman" w:hAnsi="Consolas" w:cs="Times New Roman"/>
+          <w:color w:val="BBBEBF"/>
+          <w:kern w:val="0"/>
+          <w:sz w:val="21"/>
+          <w14:ligatures w14:val="none"/>
+        </w:rPr>
+        <w:t xml:space="preserve">))   </w:t>
+      </w:r>
+      <w:proofErr w:type="gramEnd"/>
+      <w:r>
+        <w:rPr>
+          <w:rFonts w:ascii="Consolas" w:eastAsia="Times New Roman" w:hAnsi="Consolas" w:cs="Times New Roman"/>
+          <w:color w:val="BBBEBF"/>
+          <w:kern w:val="0"/>
+          <w:sz w:val="21"/>
+          <w14:ligatures w14:val="none"/>
+        </w:rPr>
+        <w:t xml:space="preserve">      </w:t>
+      </w:r>
+      <w:r>
+        <w:rPr>
+          <w:rFonts w:ascii="Consolas" w:eastAsia="Times New Roman" w:hAnsi="Consolas" w:cs="Times New Roman"/>
+          <w:color w:val="8B949E"/>
+          <w:kern w:val="0"/>
+          <w:sz w:val="21"/>
+          <w14:ligatures w14:val="none"/>
+        </w:rPr>
+        <w:t># 1</w:t>
+      </w:r>
+    </w:p>
+    <w:p>
+      <w:pPr>
+        <w:shd w:val="clear" w:color="auto" w:fill="121314"/>
+        <w:spacing w:after="0" w:line="285" w:lineRule="atLeast"/>
+        <w:rPr>
+          <w:rFonts w:ascii="Consolas" w:eastAsia="Times New Roman" w:hAnsi="Consolas" w:cs="Times New Roman"/>
+          <w:color w:val="BBBEBF"/>
+          <w:kern w:val="0"/>
+          <w:sz w:val="21"/>
+          <w14:ligatures w14:val="none"/>
+        </w:rPr>
+      </w:pPr>
+      <w:r>
+        <w:rPr>
+          <w:rFonts w:ascii="Consolas" w:eastAsia="Times New Roman" w:hAnsi="Consolas" w:cs="Times New Roman"/>
+          <w:color w:val="D2A8FF"/>
+          <w:kern w:val="0"/>
+          <w:sz w:val="21"/>
+          <w14:ligatures w14:val="none"/>
+        </w:rPr>
+        <w:t>print</w:t>
+      </w:r>
+      <w:r>
+        <w:rPr>
+          <w:rFonts w:ascii="Consolas" w:eastAsia="Times New Roman" w:hAnsi="Consolas" w:cs="Times New Roman"/>
+          <w:color w:val="BBBEBF"/>
+          <w:kern w:val="0"/>
+          <w:sz w:val="21"/>
+          <w14:ligatures w14:val="none"/>
+        </w:rPr>
+        <w:t>(</w:t>
+      </w:r>
+      <w:proofErr w:type="spellStart"/>
+      <w:r>
+        <w:rPr>
+          <w:rFonts w:ascii="Consolas" w:eastAsia="Times New Roman" w:hAnsi="Consolas" w:cs="Times New Roman"/>
+          <w:color w:val="D2A8FF"/>
+          <w:kern w:val="0"/>
+          <w:sz w:val="21"/>
+          <w14:ligatures w14:val="none"/>
+        </w:rPr>
+        <w:t>len</w:t>
+      </w:r>
+      <w:proofErr w:type="spellEnd"/>
+      <w:r>
+        <w:rPr>
+          <w:rFonts w:ascii="Consolas" w:eastAsia="Times New Roman" w:hAnsi="Consolas" w:cs="Times New Roman"/>
+          <w:color w:val="BBBEBF"/>
+          <w:kern w:val="0"/>
+          <w:sz w:val="21"/>
+          <w14:ligatures w14:val="none"/>
+        </w:rPr>
+        <w:t>(embedding1</w:t>
+      </w:r>
+      <w:proofErr w:type="gramStart"/>
+      <w:r>
+        <w:rPr>
+          <w:rFonts w:ascii="Consolas" w:eastAsia="Times New Roman" w:hAnsi="Consolas" w:cs="Times New Roman"/>
+          <w:color w:val="BBBEBF"/>
+          <w:kern w:val="0"/>
+          <w:sz w:val="21"/>
+          <w14:ligatures w14:val="none"/>
+        </w:rPr>
+        <w:t xml:space="preserve">))   </w:t>
+      </w:r>
+      <w:proofErr w:type="gramEnd"/>
+      <w:r>
+        <w:rPr>
+          <w:rFonts w:ascii="Consolas" w:eastAsia="Times New Roman" w:hAnsi="Consolas" w:cs="Times New Roman"/>
+          <w:color w:val="BBBEBF"/>
+          <w:kern w:val="0"/>
+          <w:sz w:val="21"/>
+          <w14:ligatures w14:val="none"/>
+        </w:rPr>
+        <w:t xml:space="preserve">    </w:t>
+      </w:r>
+      <w:r>
+        <w:rPr>
+          <w:rFonts w:ascii="Consolas" w:eastAsia="Times New Roman" w:hAnsi="Consolas" w:cs="Times New Roman"/>
+          <w:color w:val="8B949E"/>
+          <w:kern w:val="0"/>
+          <w:sz w:val="21"/>
+          <w14:ligatures w14:val="none"/>
+        </w:rPr>
+        <w:t xml:space="preserve"># </w:t>
+      </w:r>
+      <w:proofErr w:type="gramStart"/>
+      <w:r>
+        <w:rPr>
+          <w:rFonts w:ascii="Consolas" w:eastAsia="Times New Roman" w:hAnsi="Consolas" w:cs="Times New Roman"/>
+          <w:color w:val="8B949E"/>
+          <w:kern w:val="0"/>
+          <w:sz w:val="21"/>
+          <w14:ligatures w14:val="none"/>
+        </w:rPr>
+        <w:t>4  ←</w:t>
+      </w:r>
+      <w:proofErr w:type="gramEnd"/>
+      <w:r>
+        <w:rPr>
+          <w:rFonts w:ascii="Consolas" w:eastAsia="Times New Roman" w:hAnsi="Consolas" w:cs="Times New Roman"/>
+          <w:color w:val="8B949E"/>
+          <w:kern w:val="0"/>
+          <w:sz w:val="21"/>
+          <w14:ligatures w14:val="none"/>
+        </w:rPr>
+        <w:t xml:space="preserve"> your custom class</w:t>
+      </w:r>
+    </w:p>
+    <w:p>
+      <w:pPr>
+        <w:shd w:val="clear" w:color="auto" w:fill="121314"/>
+        <w:spacing w:after="0" w:line="285" w:lineRule="atLeast"/>
+        <w:rPr>
+          <w:rFonts w:ascii="Consolas" w:eastAsia="Times New Roman" w:hAnsi="Consolas" w:cs="Times New Roman"/>
+          <w:color w:val="BBBEBF"/>
+          <w:kern w:val="0"/>
+          <w:sz w:val="21"/>
+          <w14:ligatures w14:val="none"/>
+        </w:rPr>
+      </w:pPr>
+    </w:p>
+    <w:p>
+      <w:pPr>
+        <w:shd w:val="clear" w:color="auto" w:fill="121314"/>
+        <w:spacing w:after="0" w:line="285" w:lineRule="atLeast"/>
+        <w:rPr>
+          <w:rFonts w:ascii="Consolas" w:eastAsia="Times New Roman" w:hAnsi="Consolas" w:cs="Times New Roman"/>
+          <w:color w:val="BBBEBF"/>
+          <w:kern w:val="0"/>
+          <w:sz w:val="21"/>
+          <w14:ligatures w14:val="none"/>
+        </w:rPr>
+      </w:pPr>
+      <w:r>
+        <w:rPr>
+          <w:rFonts w:ascii="Consolas" w:eastAsia="Times New Roman" w:hAnsi="Consolas" w:cs="Times New Roman"/>
+          <w:color w:val="8B949E"/>
+          <w:kern w:val="0"/>
+          <w:sz w:val="21"/>
+          <w14:ligatures w14:val="none"/>
+        </w:rPr>
+        <w:t xml:space="preserve"># </w:t>
+      </w:r>
+      <w:proofErr w:type="gramStart"/>
+      <w:r>
+        <w:rPr>
+          <w:rFonts w:ascii="Consolas" w:eastAsia="Times New Roman" w:hAnsi="Consolas" w:cs="Times New Roman"/>
+          <w:color w:val="8B949E"/>
+          <w:kern w:val="0"/>
+          <w:sz w:val="21"/>
+          <w14:ligatures w14:val="none"/>
+        </w:rPr>
+        <w:t>sorted(</w:t>
+      </w:r>
+      <w:proofErr w:type="gramEnd"/>
+      <w:r>
+        <w:rPr>
+          <w:rFonts w:ascii="Consolas" w:eastAsia="Times New Roman" w:hAnsi="Consolas" w:cs="Times New Roman"/>
+          <w:color w:val="8B949E"/>
+          <w:kern w:val="0"/>
+          <w:sz w:val="21"/>
+          <w14:ligatures w14:val="none"/>
+        </w:rPr>
+        <w:t xml:space="preserve">) is polymorphic — works on any </w:t>
+      </w:r>
+      <w:proofErr w:type="spellStart"/>
+      <w:r>
+        <w:rPr>
+          <w:rFonts w:ascii="Consolas" w:eastAsia="Times New Roman" w:hAnsi="Consolas" w:cs="Times New Roman"/>
+          <w:color w:val="8B949E"/>
+          <w:kern w:val="0"/>
+          <w:sz w:val="21"/>
+          <w14:ligatures w14:val="none"/>
+        </w:rPr>
+        <w:t>iterable</w:t>
+      </w:r>
+      <w:proofErr w:type="spellEnd"/>
+    </w:p>
+    <w:p>
+      <w:pPr>
+        <w:shd w:val="clear" w:color="auto" w:fill="121314"/>
+        <w:spacing w:after="0" w:line="285" w:lineRule="atLeast"/>
+        <w:rPr>
+          <w:rFonts w:ascii="Consolas" w:eastAsia="Times New Roman" w:hAnsi="Consolas" w:cs="Times New Roman"/>
+          <w:color w:val="BBBEBF"/>
+          <w:kern w:val="0"/>
+          <w:sz w:val="21"/>
+          <w14:ligatures w14:val="none"/>
+        </w:rPr>
+      </w:pPr>
+      <w:r>
+        <w:rPr>
+          <w:rFonts w:ascii="Consolas" w:eastAsia="Times New Roman" w:hAnsi="Consolas" w:cs="Times New Roman"/>
+          <w:color w:val="8B949E"/>
+          <w:kern w:val="0"/>
+          <w:sz w:val="21"/>
+          <w14:ligatures w14:val="none"/>
+        </w:rPr>
+        <w:t xml:space="preserve"># </w:t>
+      </w:r>
+      <w:proofErr w:type="gramStart"/>
+      <w:r>
+        <w:rPr>
+          <w:rFonts w:ascii="Consolas" w:eastAsia="Times New Roman" w:hAnsi="Consolas" w:cs="Times New Roman"/>
+          <w:color w:val="8B949E"/>
+          <w:kern w:val="0"/>
+          <w:sz w:val="21"/>
+          <w14:ligatures w14:val="none"/>
+        </w:rPr>
+        <w:t>str(</w:t>
+      </w:r>
+      <w:proofErr w:type="gramEnd"/>
+      <w:r>
+        <w:rPr>
+          <w:rFonts w:ascii="Consolas" w:eastAsia="Times New Roman" w:hAnsi="Consolas" w:cs="Times New Roman"/>
+          <w:color w:val="8B949E"/>
+          <w:kern w:val="0"/>
+          <w:sz w:val="21"/>
+          <w14:ligatures w14:val="none"/>
+        </w:rPr>
+        <w:t>) is polymorphic — works on anything with __str__</w:t>
+      </w:r>
+    </w:p>
+    <w:p>
+      <w:pPr>
+        <w:shd w:val="clear" w:color="auto" w:fill="121314"/>
+        <w:spacing w:after="0" w:line="285" w:lineRule="atLeast"/>
+        <w:rPr>
+          <w:rFonts w:ascii="Consolas" w:eastAsia="Times New Roman" w:hAnsi="Consolas" w:cs="Times New Roman"/>
+          <w:color w:val="BBBEBF"/>
+          <w:kern w:val="0"/>
+          <w:sz w:val="21"/>
+          <w14:ligatures w14:val="none"/>
+        </w:rPr>
+      </w:pPr>
+      <w:r>
+        <w:rPr>
+          <w:rFonts w:ascii="Consolas" w:eastAsia="Times New Roman" w:hAnsi="Consolas" w:cs="Times New Roman"/>
+          <w:color w:val="8B949E"/>
+          <w:kern w:val="0"/>
+          <w:sz w:val="21"/>
+          <w14:ligatures w14:val="none"/>
+        </w:rPr>
+        <w:t># in operator is polymorphic — works on anything with __contains__</w:t>
+      </w:r>
+    </w:p>
+    <w:p>
+      <w:pPr>
+        <w:shd w:val="clear" w:color="auto" w:fill="121314"/>
+        <w:spacing w:after="0" w:line="285" w:lineRule="atLeast"/>
+        <w:rPr>
+          <w:rFonts w:ascii="Consolas" w:eastAsia="Times New Roman" w:hAnsi="Consolas" w:cs="Times New Roman"/>
+          <w:color w:val="BBBEBF"/>
+          <w:kern w:val="0"/>
+          <w:sz w:val="21"/>
+          <w14:ligatures w14:val="none"/>
+        </w:rPr>
+      </w:pPr>
+    </w:p>
+    <w:p>
+      <w:pPr>
+        <w:shd w:val="clear" w:color="auto" w:fill="121314"/>
+        <w:spacing w:after="0" w:line="285" w:lineRule="atLeast"/>
+        <w:rPr>
+          <w:rFonts w:ascii="Consolas" w:eastAsia="Times New Roman" w:hAnsi="Consolas" w:cs="Times New Roman"/>
+          <w:color w:val="BBBEBF"/>
+          <w:kern w:val="0"/>
+          <w:sz w:val="21"/>
+          <w14:ligatures w14:val="none"/>
+        </w:rPr>
+      </w:pPr>
+      <w:r>
+        <w:rPr>
+          <w:rFonts w:ascii="Consolas" w:eastAsia="Times New Roman" w:hAnsi="Consolas" w:cs="Times New Roman"/>
+          <w:color w:val="8B949E"/>
+          <w:kern w:val="0"/>
+          <w:sz w:val="21"/>
+          <w14:ligatures w14:val="none"/>
+        </w:rPr>
+        <w:t># The entire Python ecosystem is built on duck typing</w:t>
+      </w:r>
+    </w:p>
+    <w:p>
+      <w:pPr>
+        <w:shd w:val="clear" w:color="auto" w:fill="121314"/>
+        <w:spacing w:after="0" w:line="285" w:lineRule="atLeast"/>
+        <w:rPr>
+          <w:rFonts w:ascii="Consolas" w:eastAsia="Times New Roman" w:hAnsi="Consolas" w:cs="Times New Roman"/>
+          <w:color w:val="BBBEBF"/>
+          <w:kern w:val="0"/>
+          <w:sz w:val="21"/>
+          <w14:ligatures w14:val="none"/>
+        </w:rPr>
+      </w:pPr>
+      <w:r>
+        <w:rPr>
+          <w:rFonts w:ascii="Consolas" w:eastAsia="Times New Roman" w:hAnsi="Consolas" w:cs="Times New Roman"/>
+          <w:color w:val="8B949E"/>
+          <w:kern w:val="0"/>
+          <w:sz w:val="21"/>
+          <w14:ligatures w14:val="none"/>
+        </w:rPr>
+        <w:t># That's why you can pass any file-like object to functions expecting a "file"</w:t>
+      </w:r>
+    </w:p>
+    <w:p>
+      <w:pPr>
+        <w:shd w:val="clear" w:color="auto" w:fill="121314"/>
+        <w:spacing w:after="0" w:line="285" w:lineRule="atLeast"/>
+        <w:rPr>
+          <w:rFonts w:ascii="Consolas" w:eastAsia="Times New Roman" w:hAnsi="Consolas" w:cs="Times New Roman"/>
+          <w:color w:val="BBBEBF"/>
+          <w:kern w:val="0"/>
+          <w:sz w:val="21"/>
+          <w14:ligatures w14:val="none"/>
+        </w:rPr>
+      </w:pPr>
+      <w:r>
+        <w:rPr>
+          <w:rFonts w:ascii="Consolas" w:eastAsia="Times New Roman" w:hAnsi="Consolas" w:cs="Times New Roman"/>
+          <w:color w:val="8B949E"/>
+          <w:kern w:val="0"/>
+          <w:sz w:val="21"/>
+          <w14:ligatures w14:val="none"/>
+        </w:rPr>
+        <w:t xml:space="preserve"># </w:t>
+      </w:r>
+      <w:proofErr w:type="gramStart"/>
+      <w:r>
+        <w:rPr>
+          <w:rFonts w:ascii="Consolas" w:eastAsia="Times New Roman" w:hAnsi="Consolas" w:cs="Times New Roman"/>
+          <w:color w:val="8B949E"/>
+          <w:kern w:val="0"/>
+          <w:sz w:val="21"/>
+          <w14:ligatures w14:val="none"/>
+        </w:rPr>
+        <w:t>as long as</w:t>
+      </w:r>
+      <w:proofErr w:type="gramEnd"/>
+      <w:r>
+        <w:rPr>
+          <w:rFonts w:ascii="Consolas" w:eastAsia="Times New Roman" w:hAnsi="Consolas" w:cs="Times New Roman"/>
+          <w:color w:val="8B949E"/>
+          <w:kern w:val="0"/>
+          <w:sz w:val="21"/>
+          <w14:ligatures w14:val="none"/>
+        </w:rPr>
+        <w:t xml:space="preserve"> it has </w:t>
+      </w:r>
+      <w:proofErr w:type="gramStart"/>
+      <w:r>
+        <w:rPr>
+          <w:rFonts w:ascii="Consolas" w:eastAsia="Times New Roman" w:hAnsi="Consolas" w:cs="Times New Roman"/>
+          <w:color w:val="8B949E"/>
+          <w:kern w:val="0"/>
+          <w:sz w:val="21"/>
+          <w14:ligatures w14:val="none"/>
+        </w:rPr>
+        <w:t>read(</w:t>
+      </w:r>
+      <w:proofErr w:type="gramEnd"/>
+      <w:r>
+        <w:rPr>
+          <w:rFonts w:ascii="Consolas" w:eastAsia="Times New Roman" w:hAnsi="Consolas" w:cs="Times New Roman"/>
+          <w:color w:val="8B949E"/>
+          <w:kern w:val="0"/>
+          <w:sz w:val="21"/>
+          <w14:ligatures w14:val="none"/>
+        </w:rPr>
+        <w:t xml:space="preserve">) and </w:t>
+      </w:r>
+      <w:proofErr w:type="gramStart"/>
+      <w:r>
+        <w:rPr>
+          <w:rFonts w:ascii="Consolas" w:eastAsia="Times New Roman" w:hAnsi="Consolas" w:cs="Times New Roman"/>
+          <w:color w:val="8B949E"/>
+          <w:kern w:val="0"/>
+          <w:sz w:val="21"/>
+          <w14:ligatures w14:val="none"/>
+        </w:rPr>
+        <w:t>write(</w:t>
+      </w:r>
+      <w:proofErr w:type="gramEnd"/>
+      <w:r>
+        <w:rPr>
+          <w:rFonts w:ascii="Consolas" w:eastAsia="Times New Roman" w:hAnsi="Consolas" w:cs="Times New Roman"/>
+          <w:color w:val="8B949E"/>
+          <w:kern w:val="0"/>
+          <w:sz w:val="21"/>
+          <w14:ligatures w14:val="none"/>
+        </w:rPr>
+        <w:t>) methods</w:t>
+      </w:r>
+    </w:p>
+    <w:p>
+      <w:pPr>
+        <w:rPr>
+          <w:rFonts w:ascii="Times New Roman" w:hAnsi="Times New Roman" w:cs="Times New Roman"/>
+        </w:rPr>
+      </w:pPr>
+    </w:p>
+    <w:p>
+      <w:pPr>
+        <w:rPr>
+          <w:rFonts w:ascii="Times New Roman" w:hAnsi="Times New Roman" w:cs="Times New Roman"/>
+        </w:rPr>
+      </w:pPr>
+    </w:p>
+    <w:p>
+      <w:pPr>
+        <w:rPr>
+          <w:rFonts w:ascii="Times New Roman" w:hAnsi="Times New Roman" w:cs="Times New Roman"/>
+        </w:rPr>
+      </w:pPr>
+    </w:p>
+    <w:p>
+      <w:pPr>
+        <w:rPr>
+          <w:rFonts w:ascii="Times New Roman" w:hAnsi="Times New Roman" w:cs="Times New Roman"/>
+        </w:rPr>
+      </w:pPr>
+    </w:p>
+    <w:p>
+      <w:pPr>
+        <w:rPr>
+          <w:rFonts w:ascii="Times New Roman" w:hAnsi="Times New Roman" w:cs="Times New Roman"/>
+        </w:rPr>
+      </w:pPr>
+    </w:p>
+    <w:p>
+      <w:pPr>
+        <w:rPr>
+          <w:rFonts w:ascii="Times New Roman" w:hAnsi="Times New Roman" w:cs="Times New Roman"/>
+          <w:b/>
+          <w:bCs/>
+        </w:rPr>
+      </w:pPr>
+      <w:r>
+        <w:rPr>
+          <w:rFonts w:ascii="Times New Roman" w:hAnsi="Times New Roman" w:cs="Times New Roman"/>
+          <w:b/>
+          <w:bCs/>
+        </w:rPr>
+        <w:lastRenderedPageBreak/>
+        <w:t>Polymorphism vs Inheritance — critical distinction</w:t>
+      </w:r>
+    </w:p>
+    <w:p>
+      <w:pPr>
+        <w:shd w:val="clear" w:color="auto" w:fill="121314"/>
+        <w:spacing w:after="0" w:line="285" w:lineRule="atLeast"/>
+        <w:rPr>
+          <w:rFonts w:ascii="Consolas" w:eastAsia="Times New Roman" w:hAnsi="Consolas" w:cs="Times New Roman"/>
+          <w:color w:val="BBBEBF"/>
+          <w:kern w:val="0"/>
+          <w:sz w:val="21"/>
+          <w14:ligatures w14:val="none"/>
+        </w:rPr>
+      </w:pPr>
+      <w:r>
+        <w:rPr>
+          <w:rFonts w:ascii="Consolas" w:eastAsia="Times New Roman" w:hAnsi="Consolas" w:cs="Times New Roman"/>
+          <w:color w:val="8B949E"/>
+          <w:kern w:val="0"/>
+          <w:sz w:val="21"/>
+          <w14:ligatures w14:val="none"/>
+        </w:rPr>
+        <w:t># Polymorphism THROUGH inheritance — most common</w:t>
+      </w:r>
+    </w:p>
+    <w:p>
+      <w:pPr>
+        <w:shd w:val="clear" w:color="auto" w:fill="121314"/>
+        <w:spacing w:after="0" w:line="285" w:lineRule="atLeast"/>
+        <w:rPr>
+          <w:rFonts w:ascii="Consolas" w:eastAsia="Times New Roman" w:hAnsi="Consolas" w:cs="Times New Roman"/>
+          <w:color w:val="BBBEBF"/>
+          <w:kern w:val="0"/>
+          <w:sz w:val="21"/>
+          <w14:ligatures w14:val="none"/>
+        </w:rPr>
+      </w:pPr>
+      <w:r>
+        <w:rPr>
+          <w:rFonts w:ascii="Consolas" w:eastAsia="Times New Roman" w:hAnsi="Consolas" w:cs="Times New Roman"/>
+          <w:color w:val="FF7B72"/>
+          <w:kern w:val="0"/>
+          <w:sz w:val="21"/>
+          <w14:ligatures w14:val="none"/>
+        </w:rPr>
+        <w:t>class</w:t>
+      </w:r>
+      <w:r>
+        <w:rPr>
+          <w:rFonts w:ascii="Consolas" w:eastAsia="Times New Roman" w:hAnsi="Consolas" w:cs="Times New Roman"/>
+          <w:color w:val="BBBEBF"/>
+          <w:kern w:val="0"/>
+          <w:sz w:val="21"/>
+          <w14:ligatures w14:val="none"/>
+        </w:rPr>
+        <w:t xml:space="preserve"> </w:t>
+      </w:r>
+      <w:proofErr w:type="gramStart"/>
+      <w:r>
+        <w:rPr>
+          <w:rFonts w:ascii="Consolas" w:eastAsia="Times New Roman" w:hAnsi="Consolas" w:cs="Times New Roman"/>
+          <w:color w:val="4EC9B0"/>
+          <w:kern w:val="0"/>
+          <w:sz w:val="21"/>
+          <w14:ligatures w14:val="none"/>
+        </w:rPr>
+        <w:t>Shape</w:t>
+      </w:r>
+      <w:r>
+        <w:rPr>
+          <w:rFonts w:ascii="Consolas" w:eastAsia="Times New Roman" w:hAnsi="Consolas" w:cs="Times New Roman"/>
+          <w:color w:val="BBBEBF"/>
+          <w:kern w:val="0"/>
+          <w:sz w:val="21"/>
+          <w14:ligatures w14:val="none"/>
+        </w:rPr>
+        <w:t>(</w:t>
+      </w:r>
+      <w:proofErr w:type="gramEnd"/>
+      <w:r>
+        <w:rPr>
+          <w:rFonts w:ascii="Consolas" w:eastAsia="Times New Roman" w:hAnsi="Consolas" w:cs="Times New Roman"/>
+          <w:color w:val="79C0FF"/>
+          <w:kern w:val="0"/>
+          <w:sz w:val="21"/>
+          <w14:ligatures w14:val="none"/>
+        </w:rPr>
+        <w:t>ABC</w:t>
+      </w:r>
+      <w:r>
+        <w:rPr>
+          <w:rFonts w:ascii="Consolas" w:eastAsia="Times New Roman" w:hAnsi="Consolas" w:cs="Times New Roman"/>
+          <w:color w:val="BBBEBF"/>
+          <w:kern w:val="0"/>
+          <w:sz w:val="21"/>
+          <w14:ligatures w14:val="none"/>
+        </w:rPr>
+        <w:t>):</w:t>
+      </w:r>
+    </w:p>
+    <w:p>
+      <w:pPr>
+        <w:shd w:val="clear" w:color="auto" w:fill="121314"/>
+        <w:spacing w:after="0" w:line="285" w:lineRule="atLeast"/>
+        <w:rPr>
+          <w:rFonts w:ascii="Consolas" w:eastAsia="Times New Roman" w:hAnsi="Consolas" w:cs="Times New Roman"/>
+          <w:color w:val="BBBEBF"/>
+          <w:kern w:val="0"/>
+          <w:sz w:val="21"/>
+          <w14:ligatures w14:val="none"/>
+        </w:rPr>
+      </w:pPr>
+      <w:r>
+        <w:rPr>
+          <w:rFonts w:ascii="Consolas" w:eastAsia="Times New Roman" w:hAnsi="Consolas" w:cs="Times New Roman"/>
+          <w:color w:val="BBBEBF"/>
+          <w:kern w:val="0"/>
+          <w:sz w:val="21"/>
+          <w14:ligatures w14:val="none"/>
+        </w:rPr>
+        <w:t xml:space="preserve">    </w:t>
+      </w:r>
+      <w:r>
+        <w:rPr>
+          <w:rFonts w:ascii="Consolas" w:eastAsia="Times New Roman" w:hAnsi="Consolas" w:cs="Times New Roman"/>
+          <w:color w:val="D2A8FF"/>
+          <w:kern w:val="0"/>
+          <w:sz w:val="21"/>
+          <w14:ligatures w14:val="none"/>
+        </w:rPr>
+        <w:t>@abstractmethod</w:t>
+      </w:r>
+    </w:p>
+    <w:p>
+      <w:pPr>
+        <w:shd w:val="clear" w:color="auto" w:fill="121314"/>
+        <w:spacing w:after="0" w:line="285" w:lineRule="atLeast"/>
+        <w:rPr>
+          <w:rFonts w:ascii="Consolas" w:eastAsia="Times New Roman" w:hAnsi="Consolas" w:cs="Times New Roman"/>
+          <w:color w:val="BBBEBF"/>
+          <w:kern w:val="0"/>
+          <w:sz w:val="21"/>
+          <w14:ligatures w14:val="none"/>
+        </w:rPr>
+      </w:pPr>
+      <w:r>
+        <w:rPr>
+          <w:rFonts w:ascii="Consolas" w:eastAsia="Times New Roman" w:hAnsi="Consolas" w:cs="Times New Roman"/>
+          <w:color w:val="BBBEBF"/>
+          <w:kern w:val="0"/>
+          <w:sz w:val="21"/>
+          <w14:ligatures w14:val="none"/>
+        </w:rPr>
+        <w:t xml:space="preserve">    </w:t>
+      </w:r>
+      <w:r>
+        <w:rPr>
+          <w:rFonts w:ascii="Consolas" w:eastAsia="Times New Roman" w:hAnsi="Consolas" w:cs="Times New Roman"/>
+          <w:color w:val="FF7B72"/>
+          <w:kern w:val="0"/>
+          <w:sz w:val="21"/>
+          <w14:ligatures w14:val="none"/>
+        </w:rPr>
+        <w:t>def</w:t>
+      </w:r>
+      <w:r>
+        <w:rPr>
+          <w:rFonts w:ascii="Consolas" w:eastAsia="Times New Roman" w:hAnsi="Consolas" w:cs="Times New Roman"/>
+          <w:color w:val="BBBEBF"/>
+          <w:kern w:val="0"/>
+          <w:sz w:val="21"/>
+          <w14:ligatures w14:val="none"/>
+        </w:rPr>
+        <w:t xml:space="preserve"> </w:t>
+      </w:r>
+      <w:r>
+        <w:rPr>
+          <w:rFonts w:ascii="Consolas" w:eastAsia="Times New Roman" w:hAnsi="Consolas" w:cs="Times New Roman"/>
+          <w:color w:val="D2A8FF"/>
+          <w:kern w:val="0"/>
+          <w:sz w:val="21"/>
+          <w14:ligatures w14:val="none"/>
+        </w:rPr>
+        <w:t>area</w:t>
+      </w:r>
+      <w:r>
+        <w:rPr>
+          <w:rFonts w:ascii="Consolas" w:eastAsia="Times New Roman" w:hAnsi="Consolas" w:cs="Times New Roman"/>
+          <w:color w:val="BBBEBF"/>
+          <w:kern w:val="0"/>
+          <w:sz w:val="21"/>
+          <w14:ligatures w14:val="none"/>
+        </w:rPr>
+        <w:t>(</w:t>
+      </w:r>
+      <w:r>
+        <w:rPr>
+          <w:rFonts w:ascii="Consolas" w:eastAsia="Times New Roman" w:hAnsi="Consolas" w:cs="Times New Roman"/>
+          <w:color w:val="C9D1D9"/>
+          <w:kern w:val="0"/>
+          <w:sz w:val="21"/>
+          <w14:ligatures w14:val="none"/>
+        </w:rPr>
+        <w:t>self</w:t>
+      </w:r>
+      <w:r>
+        <w:rPr>
+          <w:rFonts w:ascii="Consolas" w:eastAsia="Times New Roman" w:hAnsi="Consolas" w:cs="Times New Roman"/>
+          <w:color w:val="BBBEBF"/>
+          <w:kern w:val="0"/>
+          <w:sz w:val="21"/>
+          <w14:ligatures w14:val="none"/>
+        </w:rPr>
+        <w:t xml:space="preserve">): </w:t>
+      </w:r>
+      <w:r>
+        <w:rPr>
+          <w:rFonts w:ascii="Consolas" w:eastAsia="Times New Roman" w:hAnsi="Consolas" w:cs="Times New Roman"/>
+          <w:color w:val="C586C0"/>
+          <w:kern w:val="0"/>
+          <w:sz w:val="21"/>
+          <w14:ligatures w14:val="none"/>
+        </w:rPr>
+        <w:t>pass</w:t>
+      </w:r>
+    </w:p>
+    <w:p>
+      <w:pPr>
+        <w:shd w:val="clear" w:color="auto" w:fill="121314"/>
+        <w:spacing w:after="0" w:line="285" w:lineRule="atLeast"/>
+        <w:rPr>
+          <w:rFonts w:ascii="Consolas" w:eastAsia="Times New Roman" w:hAnsi="Consolas" w:cs="Times New Roman"/>
+          <w:color w:val="BBBEBF"/>
+          <w:kern w:val="0"/>
+          <w:sz w:val="21"/>
+          <w14:ligatures w14:val="none"/>
+        </w:rPr>
+      </w:pPr>
+    </w:p>
+    <w:p>
+      <w:pPr>
+        <w:shd w:val="clear" w:color="auto" w:fill="121314"/>
+        <w:spacing w:after="0" w:line="285" w:lineRule="atLeast"/>
+        <w:rPr>
+          <w:rFonts w:ascii="Consolas" w:eastAsia="Times New Roman" w:hAnsi="Consolas" w:cs="Times New Roman"/>
+          <w:color w:val="BBBEBF"/>
+          <w:kern w:val="0"/>
+          <w:sz w:val="21"/>
+          <w14:ligatures w14:val="none"/>
+        </w:rPr>
+      </w:pPr>
+      <w:r>
+        <w:rPr>
+          <w:rFonts w:ascii="Consolas" w:eastAsia="Times New Roman" w:hAnsi="Consolas" w:cs="Times New Roman"/>
+          <w:color w:val="FF7B72"/>
+          <w:kern w:val="0"/>
+          <w:sz w:val="21"/>
+          <w14:ligatures w14:val="none"/>
+        </w:rPr>
+        <w:t>class</w:t>
+      </w:r>
+      <w:r>
+        <w:rPr>
+          <w:rFonts w:ascii="Consolas" w:eastAsia="Times New Roman" w:hAnsi="Consolas" w:cs="Times New Roman"/>
+          <w:color w:val="BBBEBF"/>
+          <w:kern w:val="0"/>
+          <w:sz w:val="21"/>
+          <w14:ligatures w14:val="none"/>
+        </w:rPr>
+        <w:t xml:space="preserve"> </w:t>
+      </w:r>
+      <w:proofErr w:type="gramStart"/>
+      <w:r>
+        <w:rPr>
+          <w:rFonts w:ascii="Consolas" w:eastAsia="Times New Roman" w:hAnsi="Consolas" w:cs="Times New Roman"/>
+          <w:color w:val="4EC9B0"/>
+          <w:kern w:val="0"/>
+          <w:sz w:val="21"/>
+          <w14:ligatures w14:val="none"/>
+        </w:rPr>
+        <w:t>Circle</w:t>
+      </w:r>
+      <w:r>
+        <w:rPr>
+          <w:rFonts w:ascii="Consolas" w:eastAsia="Times New Roman" w:hAnsi="Consolas" w:cs="Times New Roman"/>
+          <w:color w:val="BBBEBF"/>
+          <w:kern w:val="0"/>
+          <w:sz w:val="21"/>
+          <w14:ligatures w14:val="none"/>
+        </w:rPr>
+        <w:t>(</w:t>
+      </w:r>
+      <w:proofErr w:type="gramEnd"/>
+      <w:r>
+        <w:rPr>
+          <w:rFonts w:ascii="Consolas" w:eastAsia="Times New Roman" w:hAnsi="Consolas" w:cs="Times New Roman"/>
+          <w:color w:val="4EC9B0"/>
+          <w:kern w:val="0"/>
+          <w:sz w:val="21"/>
+          <w14:ligatures w14:val="none"/>
+        </w:rPr>
+        <w:t>Shape</w:t>
+      </w:r>
+      <w:r>
+        <w:rPr>
+          <w:rFonts w:ascii="Consolas" w:eastAsia="Times New Roman" w:hAnsi="Consolas" w:cs="Times New Roman"/>
+          <w:color w:val="BBBEBF"/>
+          <w:kern w:val="0"/>
+          <w:sz w:val="21"/>
+          <w14:ligatures w14:val="none"/>
+        </w:rPr>
+        <w:t>):</w:t>
+      </w:r>
+    </w:p>
+    <w:p>
+      <w:pPr>
+        <w:shd w:val="clear" w:color="auto" w:fill="121314"/>
+        <w:spacing w:after="0" w:line="285" w:lineRule="atLeast"/>
+        <w:rPr>
+          <w:rFonts w:ascii="Consolas" w:eastAsia="Times New Roman" w:hAnsi="Consolas" w:cs="Times New Roman"/>
+          <w:color w:val="BBBEBF"/>
+          <w:kern w:val="0"/>
+          <w:sz w:val="21"/>
+          <w14:ligatures w14:val="none"/>
+        </w:rPr>
+      </w:pPr>
+      <w:r>
+        <w:rPr>
+          <w:rFonts w:ascii="Consolas" w:eastAsia="Times New Roman" w:hAnsi="Consolas" w:cs="Times New Roman"/>
+          <w:color w:val="BBBEBF"/>
+          <w:kern w:val="0"/>
+          <w:sz w:val="21"/>
+          <w14:ligatures w14:val="none"/>
+        </w:rPr>
+        <w:t xml:space="preserve">    </w:t>
+      </w:r>
+      <w:r>
+        <w:rPr>
+          <w:rFonts w:ascii="Consolas" w:eastAsia="Times New Roman" w:hAnsi="Consolas" w:cs="Times New Roman"/>
+          <w:color w:val="FF7B72"/>
+          <w:kern w:val="0"/>
+          <w:sz w:val="21"/>
+          <w14:ligatures w14:val="none"/>
+        </w:rPr>
+        <w:t>def</w:t>
+      </w:r>
+      <w:r>
+        <w:rPr>
+          <w:rFonts w:ascii="Consolas" w:eastAsia="Times New Roman" w:hAnsi="Consolas" w:cs="Times New Roman"/>
+          <w:color w:val="BBBEBF"/>
+          <w:kern w:val="0"/>
+          <w:sz w:val="21"/>
+          <w14:ligatures w14:val="none"/>
+        </w:rPr>
+        <w:t xml:space="preserve"> </w:t>
+      </w:r>
+      <w:r>
+        <w:rPr>
+          <w:rFonts w:ascii="Consolas" w:eastAsia="Times New Roman" w:hAnsi="Consolas" w:cs="Times New Roman"/>
+          <w:color w:val="D2A8FF"/>
+          <w:kern w:val="0"/>
+          <w:sz w:val="21"/>
+          <w14:ligatures w14:val="none"/>
+        </w:rPr>
+        <w:t>area</w:t>
+      </w:r>
+      <w:r>
+        <w:rPr>
+          <w:rFonts w:ascii="Consolas" w:eastAsia="Times New Roman" w:hAnsi="Consolas" w:cs="Times New Roman"/>
+          <w:color w:val="BBBEBF"/>
+          <w:kern w:val="0"/>
+          <w:sz w:val="21"/>
+          <w14:ligatures w14:val="none"/>
+        </w:rPr>
+        <w:t>(</w:t>
+      </w:r>
+      <w:r>
+        <w:rPr>
+          <w:rFonts w:ascii="Consolas" w:eastAsia="Times New Roman" w:hAnsi="Consolas" w:cs="Times New Roman"/>
+          <w:color w:val="C9D1D9"/>
+          <w:kern w:val="0"/>
+          <w:sz w:val="21"/>
+          <w14:ligatures w14:val="none"/>
+        </w:rPr>
+        <w:t>self</w:t>
+      </w:r>
+      <w:r>
+        <w:rPr>
+          <w:rFonts w:ascii="Consolas" w:eastAsia="Times New Roman" w:hAnsi="Consolas" w:cs="Times New Roman"/>
+          <w:color w:val="BBBEBF"/>
+          <w:kern w:val="0"/>
+          <w:sz w:val="21"/>
+          <w14:ligatures w14:val="none"/>
+        </w:rPr>
+        <w:t xml:space="preserve">): </w:t>
+      </w:r>
+      <w:r>
+        <w:rPr>
+          <w:rFonts w:ascii="Consolas" w:eastAsia="Times New Roman" w:hAnsi="Consolas" w:cs="Times New Roman"/>
+          <w:color w:val="C586C0"/>
+          <w:kern w:val="0"/>
+          <w:sz w:val="21"/>
+          <w14:ligatures w14:val="none"/>
+        </w:rPr>
+        <w:t>return</w:t>
+      </w:r>
+      <w:r>
+        <w:rPr>
+          <w:rFonts w:ascii="Consolas" w:eastAsia="Times New Roman" w:hAnsi="Consolas" w:cs="Times New Roman"/>
+          <w:color w:val="BBBEBF"/>
+          <w:kern w:val="0"/>
+          <w:sz w:val="21"/>
+          <w14:ligatures w14:val="none"/>
+        </w:rPr>
+        <w:t xml:space="preserve"> </w:t>
+      </w:r>
+      <w:r>
+        <w:rPr>
+          <w:rFonts w:ascii="Consolas" w:eastAsia="Times New Roman" w:hAnsi="Consolas" w:cs="Times New Roman"/>
+          <w:color w:val="B5CEA8"/>
+          <w:kern w:val="0"/>
+          <w:sz w:val="21"/>
+          <w14:ligatures w14:val="none"/>
+        </w:rPr>
+        <w:t>3.14</w:t>
+      </w:r>
+      <w:r>
+        <w:rPr>
+          <w:rFonts w:ascii="Consolas" w:eastAsia="Times New Roman" w:hAnsi="Consolas" w:cs="Times New Roman"/>
+          <w:color w:val="BBBEBF"/>
+          <w:kern w:val="0"/>
+          <w:sz w:val="21"/>
+          <w14:ligatures w14:val="none"/>
+        </w:rPr>
+        <w:t xml:space="preserve"> </w:t>
+      </w:r>
+      <w:r>
+        <w:rPr>
+          <w:rFonts w:ascii="Consolas" w:eastAsia="Times New Roman" w:hAnsi="Consolas" w:cs="Times New Roman"/>
+          <w:color w:val="D4D4D4"/>
+          <w:kern w:val="0"/>
+          <w:sz w:val="21"/>
+          <w14:ligatures w14:val="none"/>
+        </w:rPr>
+        <w:t>*</w:t>
+      </w:r>
+      <w:r>
+        <w:rPr>
+          <w:rFonts w:ascii="Consolas" w:eastAsia="Times New Roman" w:hAnsi="Consolas" w:cs="Times New Roman"/>
+          <w:color w:val="BBBEBF"/>
+          <w:kern w:val="0"/>
+          <w:sz w:val="21"/>
+          <w14:ligatures w14:val="none"/>
+        </w:rPr>
+        <w:t xml:space="preserve"> </w:t>
+      </w:r>
+      <w:proofErr w:type="spellStart"/>
+      <w:proofErr w:type="gramStart"/>
+      <w:r>
+        <w:rPr>
+          <w:rFonts w:ascii="Consolas" w:eastAsia="Times New Roman" w:hAnsi="Consolas" w:cs="Times New Roman"/>
+          <w:color w:val="C9D1D9"/>
+          <w:kern w:val="0"/>
+          <w:sz w:val="21"/>
+          <w14:ligatures w14:val="none"/>
+        </w:rPr>
+        <w:t>self</w:t>
+      </w:r>
+      <w:r>
+        <w:rPr>
+          <w:rFonts w:ascii="Consolas" w:eastAsia="Times New Roman" w:hAnsi="Consolas" w:cs="Times New Roman"/>
+          <w:color w:val="BBBEBF"/>
+          <w:kern w:val="0"/>
+          <w:sz w:val="21"/>
+          <w14:ligatures w14:val="none"/>
+        </w:rPr>
+        <w:t>.radius</w:t>
+      </w:r>
+      <w:proofErr w:type="spellEnd"/>
+      <w:proofErr w:type="gramEnd"/>
+      <w:r>
+        <w:rPr>
+          <w:rFonts w:ascii="Consolas" w:eastAsia="Times New Roman" w:hAnsi="Consolas" w:cs="Times New Roman"/>
+          <w:color w:val="BBBEBF"/>
+          <w:kern w:val="0"/>
+          <w:sz w:val="21"/>
+          <w14:ligatures w14:val="none"/>
+        </w:rPr>
+        <w:t xml:space="preserve"> </w:t>
+      </w:r>
+      <w:r>
+        <w:rPr>
+          <w:rFonts w:ascii="Consolas" w:eastAsia="Times New Roman" w:hAnsi="Consolas" w:cs="Times New Roman"/>
+          <w:color w:val="D4D4D4"/>
+          <w:kern w:val="0"/>
+          <w:sz w:val="21"/>
+          <w14:ligatures w14:val="none"/>
+        </w:rPr>
+        <w:t>**</w:t>
+      </w:r>
+      <w:r>
+        <w:rPr>
+          <w:rFonts w:ascii="Consolas" w:eastAsia="Times New Roman" w:hAnsi="Consolas" w:cs="Times New Roman"/>
+          <w:color w:val="BBBEBF"/>
+          <w:kern w:val="0"/>
+          <w:sz w:val="21"/>
+          <w14:ligatures w14:val="none"/>
+        </w:rPr>
+        <w:t xml:space="preserve"> </w:t>
+      </w:r>
+      <w:r>
+        <w:rPr>
+          <w:rFonts w:ascii="Consolas" w:eastAsia="Times New Roman" w:hAnsi="Consolas" w:cs="Times New Roman"/>
+          <w:color w:val="B5CEA8"/>
+          <w:kern w:val="0"/>
+          <w:sz w:val="21"/>
+          <w14:ligatures w14:val="none"/>
+        </w:rPr>
+        <w:t>2</w:t>
+      </w:r>
+    </w:p>
+    <w:p>
+      <w:pPr>
+        <w:shd w:val="clear" w:color="auto" w:fill="121314"/>
+        <w:spacing w:after="0" w:line="285" w:lineRule="atLeast"/>
+        <w:rPr>
+          <w:rFonts w:ascii="Consolas" w:eastAsia="Times New Roman" w:hAnsi="Consolas" w:cs="Times New Roman"/>
+          <w:color w:val="BBBEBF"/>
+          <w:kern w:val="0"/>
+          <w:sz w:val="21"/>
+          <w14:ligatures w14:val="none"/>
+        </w:rPr>
+      </w:pPr>
+    </w:p>
+    <w:p>
+      <w:pPr>
+        <w:shd w:val="clear" w:color="auto" w:fill="121314"/>
+        <w:spacing w:after="0" w:line="285" w:lineRule="atLeast"/>
+        <w:rPr>
+          <w:rFonts w:ascii="Consolas" w:eastAsia="Times New Roman" w:hAnsi="Consolas" w:cs="Times New Roman"/>
+          <w:color w:val="BBBEBF"/>
+          <w:kern w:val="0"/>
+          <w:sz w:val="21"/>
+          <w14:ligatures w14:val="none"/>
+        </w:rPr>
+      </w:pPr>
+      <w:r>
+        <w:rPr>
+          <w:rFonts w:ascii="Consolas" w:eastAsia="Times New Roman" w:hAnsi="Consolas" w:cs="Times New Roman"/>
+          <w:color w:val="FF7B72"/>
+          <w:kern w:val="0"/>
+          <w:sz w:val="21"/>
+          <w14:ligatures w14:val="none"/>
+        </w:rPr>
+        <w:t>class</w:t>
+      </w:r>
+      <w:r>
+        <w:rPr>
+          <w:rFonts w:ascii="Consolas" w:eastAsia="Times New Roman" w:hAnsi="Consolas" w:cs="Times New Roman"/>
+          <w:color w:val="BBBEBF"/>
+          <w:kern w:val="0"/>
+          <w:sz w:val="21"/>
+          <w14:ligatures w14:val="none"/>
+        </w:rPr>
+        <w:t xml:space="preserve"> </w:t>
+      </w:r>
+      <w:proofErr w:type="gramStart"/>
+      <w:r>
+        <w:rPr>
+          <w:rFonts w:ascii="Consolas" w:eastAsia="Times New Roman" w:hAnsi="Consolas" w:cs="Times New Roman"/>
+          <w:color w:val="4EC9B0"/>
+          <w:kern w:val="0"/>
+          <w:sz w:val="21"/>
+          <w14:ligatures w14:val="none"/>
+        </w:rPr>
+        <w:t>Square</w:t>
+      </w:r>
+      <w:r>
+        <w:rPr>
+          <w:rFonts w:ascii="Consolas" w:eastAsia="Times New Roman" w:hAnsi="Consolas" w:cs="Times New Roman"/>
+          <w:color w:val="BBBEBF"/>
+          <w:kern w:val="0"/>
+          <w:sz w:val="21"/>
+          <w14:ligatures w14:val="none"/>
+        </w:rPr>
+        <w:t>(</w:t>
+      </w:r>
+      <w:proofErr w:type="gramEnd"/>
+      <w:r>
+        <w:rPr>
+          <w:rFonts w:ascii="Consolas" w:eastAsia="Times New Roman" w:hAnsi="Consolas" w:cs="Times New Roman"/>
+          <w:color w:val="4EC9B0"/>
+          <w:kern w:val="0"/>
+          <w:sz w:val="21"/>
+          <w14:ligatures w14:val="none"/>
+        </w:rPr>
+        <w:t>Shape</w:t>
+      </w:r>
+      <w:r>
+        <w:rPr>
+          <w:rFonts w:ascii="Consolas" w:eastAsia="Times New Roman" w:hAnsi="Consolas" w:cs="Times New Roman"/>
+          <w:color w:val="BBBEBF"/>
+          <w:kern w:val="0"/>
+          <w:sz w:val="21"/>
+          <w14:ligatures w14:val="none"/>
+        </w:rPr>
+        <w:t>):</w:t>
+      </w:r>
+    </w:p>
+    <w:p>
+      <w:pPr>
+        <w:shd w:val="clear" w:color="auto" w:fill="121314"/>
+        <w:spacing w:after="0" w:line="285" w:lineRule="atLeast"/>
+        <w:rPr>
+          <w:rFonts w:ascii="Consolas" w:eastAsia="Times New Roman" w:hAnsi="Consolas" w:cs="Times New Roman"/>
+          <w:color w:val="BBBEBF"/>
+          <w:kern w:val="0"/>
+          <w:sz w:val="21"/>
+          <w14:ligatures w14:val="none"/>
+        </w:rPr>
+      </w:pPr>
+      <w:r>
+        <w:rPr>
+          <w:rFonts w:ascii="Consolas" w:eastAsia="Times New Roman" w:hAnsi="Consolas" w:cs="Times New Roman"/>
+          <w:color w:val="BBBEBF"/>
+          <w:kern w:val="0"/>
+          <w:sz w:val="21"/>
+          <w14:ligatures w14:val="none"/>
+        </w:rPr>
+        <w:t xml:space="preserve">    </w:t>
+      </w:r>
+      <w:r>
+        <w:rPr>
+          <w:rFonts w:ascii="Consolas" w:eastAsia="Times New Roman" w:hAnsi="Consolas" w:cs="Times New Roman"/>
+          <w:color w:val="FF7B72"/>
+          <w:kern w:val="0"/>
+          <w:sz w:val="21"/>
+          <w14:ligatures w14:val="none"/>
+        </w:rPr>
+        <w:t>def</w:t>
+      </w:r>
+      <w:r>
+        <w:rPr>
+          <w:rFonts w:ascii="Consolas" w:eastAsia="Times New Roman" w:hAnsi="Consolas" w:cs="Times New Roman"/>
+          <w:color w:val="BBBEBF"/>
+          <w:kern w:val="0"/>
+          <w:sz w:val="21"/>
+          <w14:ligatures w14:val="none"/>
+        </w:rPr>
+        <w:t xml:space="preserve"> </w:t>
+      </w:r>
+      <w:r>
+        <w:rPr>
+          <w:rFonts w:ascii="Consolas" w:eastAsia="Times New Roman" w:hAnsi="Consolas" w:cs="Times New Roman"/>
+          <w:color w:val="D2A8FF"/>
+          <w:kern w:val="0"/>
+          <w:sz w:val="21"/>
+          <w14:ligatures w14:val="none"/>
+        </w:rPr>
+        <w:t>area</w:t>
+      </w:r>
+      <w:r>
+        <w:rPr>
+          <w:rFonts w:ascii="Consolas" w:eastAsia="Times New Roman" w:hAnsi="Consolas" w:cs="Times New Roman"/>
+          <w:color w:val="BBBEBF"/>
+          <w:kern w:val="0"/>
+          <w:sz w:val="21"/>
+          <w14:ligatures w14:val="none"/>
+        </w:rPr>
+        <w:t>(</w:t>
+      </w:r>
+      <w:r>
+        <w:rPr>
+          <w:rFonts w:ascii="Consolas" w:eastAsia="Times New Roman" w:hAnsi="Consolas" w:cs="Times New Roman"/>
+          <w:color w:val="C9D1D9"/>
+          <w:kern w:val="0"/>
+          <w:sz w:val="21"/>
+          <w14:ligatures w14:val="none"/>
+        </w:rPr>
+        <w:t>self</w:t>
+      </w:r>
+      <w:r>
+        <w:rPr>
+          <w:rFonts w:ascii="Consolas" w:eastAsia="Times New Roman" w:hAnsi="Consolas" w:cs="Times New Roman"/>
+          <w:color w:val="BBBEBF"/>
+          <w:kern w:val="0"/>
+          <w:sz w:val="21"/>
+          <w14:ligatures w14:val="none"/>
+        </w:rPr>
+        <w:t xml:space="preserve">): </w:t>
+      </w:r>
+      <w:r>
+        <w:rPr>
+          <w:rFonts w:ascii="Consolas" w:eastAsia="Times New Roman" w:hAnsi="Consolas" w:cs="Times New Roman"/>
+          <w:color w:val="C586C0"/>
+          <w:kern w:val="0"/>
+          <w:sz w:val="21"/>
+          <w14:ligatures w14:val="none"/>
+        </w:rPr>
+        <w:t>return</w:t>
+      </w:r>
+      <w:r>
+        <w:rPr>
+          <w:rFonts w:ascii="Consolas" w:eastAsia="Times New Roman" w:hAnsi="Consolas" w:cs="Times New Roman"/>
+          <w:color w:val="BBBEBF"/>
+          <w:kern w:val="0"/>
+          <w:sz w:val="21"/>
+          <w14:ligatures w14:val="none"/>
+        </w:rPr>
+        <w:t xml:space="preserve"> </w:t>
+      </w:r>
+      <w:proofErr w:type="spellStart"/>
+      <w:proofErr w:type="gramStart"/>
+      <w:r>
+        <w:rPr>
+          <w:rFonts w:ascii="Consolas" w:eastAsia="Times New Roman" w:hAnsi="Consolas" w:cs="Times New Roman"/>
+          <w:color w:val="C9D1D9"/>
+          <w:kern w:val="0"/>
+          <w:sz w:val="21"/>
+          <w14:ligatures w14:val="none"/>
+        </w:rPr>
+        <w:t>self</w:t>
+      </w:r>
+      <w:r>
+        <w:rPr>
+          <w:rFonts w:ascii="Consolas" w:eastAsia="Times New Roman" w:hAnsi="Consolas" w:cs="Times New Roman"/>
+          <w:color w:val="BBBEBF"/>
+          <w:kern w:val="0"/>
+          <w:sz w:val="21"/>
+          <w14:ligatures w14:val="none"/>
+        </w:rPr>
+        <w:t>.side</w:t>
+      </w:r>
+      <w:proofErr w:type="spellEnd"/>
+      <w:proofErr w:type="gramEnd"/>
+      <w:r>
+        <w:rPr>
+          <w:rFonts w:ascii="Consolas" w:eastAsia="Times New Roman" w:hAnsi="Consolas" w:cs="Times New Roman"/>
+          <w:color w:val="BBBEBF"/>
+          <w:kern w:val="0"/>
+          <w:sz w:val="21"/>
+          <w14:ligatures w14:val="none"/>
+        </w:rPr>
+        <w:t xml:space="preserve"> </w:t>
+      </w:r>
+      <w:r>
+        <w:rPr>
+          <w:rFonts w:ascii="Consolas" w:eastAsia="Times New Roman" w:hAnsi="Consolas" w:cs="Times New Roman"/>
+          <w:color w:val="D4D4D4"/>
+          <w:kern w:val="0"/>
+          <w:sz w:val="21"/>
+          <w14:ligatures w14:val="none"/>
+        </w:rPr>
+        <w:t>**</w:t>
+      </w:r>
+      <w:r>
+        <w:rPr>
+          <w:rFonts w:ascii="Consolas" w:eastAsia="Times New Roman" w:hAnsi="Consolas" w:cs="Times New Roman"/>
+          <w:color w:val="BBBEBF"/>
+          <w:kern w:val="0"/>
+          <w:sz w:val="21"/>
+          <w14:ligatures w14:val="none"/>
+        </w:rPr>
+        <w:t xml:space="preserve"> </w:t>
+      </w:r>
+      <w:r>
+        <w:rPr>
+          <w:rFonts w:ascii="Consolas" w:eastAsia="Times New Roman" w:hAnsi="Consolas" w:cs="Times New Roman"/>
+          <w:color w:val="B5CEA8"/>
+          <w:kern w:val="0"/>
+          <w:sz w:val="21"/>
+          <w14:ligatures w14:val="none"/>
+        </w:rPr>
+        <w:t>2</w:t>
+      </w:r>
+    </w:p>
+    <w:p>
+      <w:pPr>
+        <w:shd w:val="clear" w:color="auto" w:fill="121314"/>
+        <w:spacing w:after="0" w:line="285" w:lineRule="atLeast"/>
+        <w:rPr>
+          <w:rFonts w:ascii="Consolas" w:eastAsia="Times New Roman" w:hAnsi="Consolas" w:cs="Times New Roman"/>
+          <w:color w:val="BBBEBF"/>
+          <w:kern w:val="0"/>
+          <w:sz w:val="21"/>
+          <w14:ligatures w14:val="none"/>
+        </w:rPr>
+      </w:pPr>
+    </w:p>
+    <w:p>
+      <w:pPr>
+        <w:shd w:val="clear" w:color="auto" w:fill="121314"/>
+        <w:spacing w:after="0" w:line="285" w:lineRule="atLeast"/>
+        <w:rPr>
+          <w:rFonts w:ascii="Consolas" w:eastAsia="Times New Roman" w:hAnsi="Consolas" w:cs="Times New Roman"/>
+          <w:color w:val="BBBEBF"/>
+          <w:kern w:val="0"/>
+          <w:sz w:val="21"/>
+          <w14:ligatures w14:val="none"/>
+        </w:rPr>
+      </w:pPr>
+      <w:r>
+        <w:rPr>
+          <w:rFonts w:ascii="Consolas" w:eastAsia="Times New Roman" w:hAnsi="Consolas" w:cs="Times New Roman"/>
+          <w:color w:val="8B949E"/>
+          <w:kern w:val="0"/>
+          <w:sz w:val="21"/>
+          <w14:ligatures w14:val="none"/>
+        </w:rPr>
+        <w:t># Same method, different behaviour — polymorphism via inheritance</w:t>
+      </w:r>
+    </w:p>
+    <w:p>
+      <w:pPr>
+        <w:shd w:val="clear" w:color="auto" w:fill="121314"/>
+        <w:spacing w:after="240" w:line="285" w:lineRule="atLeast"/>
+        <w:rPr>
+          <w:rFonts w:ascii="Consolas" w:eastAsia="Times New Roman" w:hAnsi="Consolas" w:cs="Times New Roman"/>
+          <w:color w:val="BBBEBF"/>
+          <w:kern w:val="0"/>
+          <w:sz w:val="21"/>
+          <w14:ligatures w14:val="none"/>
+        </w:rPr>
+      </w:pPr>
+    </w:p>
+    <w:p>
+      <w:pPr>
+        <w:shd w:val="clear" w:color="auto" w:fill="121314"/>
+        <w:spacing w:after="0" w:line="285" w:lineRule="atLeast"/>
+        <w:rPr>
+          <w:rFonts w:ascii="Consolas" w:eastAsia="Times New Roman" w:hAnsi="Consolas" w:cs="Times New Roman"/>
+          <w:color w:val="BBBEBF"/>
+          <w:kern w:val="0"/>
+          <w:sz w:val="21"/>
+          <w14:ligatures w14:val="none"/>
+        </w:rPr>
+      </w:pPr>
+      <w:r>
+        <w:rPr>
+          <w:rFonts w:ascii="Consolas" w:eastAsia="Times New Roman" w:hAnsi="Consolas" w:cs="Times New Roman"/>
+          <w:color w:val="8B949E"/>
+          <w:kern w:val="0"/>
+          <w:sz w:val="21"/>
+          <w14:ligatures w14:val="none"/>
+        </w:rPr>
+        <w:t># Polymorphism WITHOUT inheritance — duck typing</w:t>
+      </w:r>
+    </w:p>
+    <w:p>
+      <w:pPr>
+        <w:shd w:val="clear" w:color="auto" w:fill="121314"/>
+        <w:spacing w:after="0" w:line="285" w:lineRule="atLeast"/>
+        <w:rPr>
+          <w:rFonts w:ascii="Consolas" w:eastAsia="Times New Roman" w:hAnsi="Consolas" w:cs="Times New Roman"/>
+          <w:color w:val="BBBEBF"/>
+          <w:kern w:val="0"/>
+          <w:sz w:val="21"/>
+          <w14:ligatures w14:val="none"/>
+        </w:rPr>
+      </w:pPr>
+      <w:r>
+        <w:rPr>
+          <w:rFonts w:ascii="Consolas" w:eastAsia="Times New Roman" w:hAnsi="Consolas" w:cs="Times New Roman"/>
+          <w:color w:val="FF7B72"/>
+          <w:kern w:val="0"/>
+          <w:sz w:val="21"/>
+          <w14:ligatures w14:val="none"/>
+        </w:rPr>
+        <w:t>class</w:t>
+      </w:r>
+      <w:r>
+        <w:rPr>
+          <w:rFonts w:ascii="Consolas" w:eastAsia="Times New Roman" w:hAnsi="Consolas" w:cs="Times New Roman"/>
+          <w:color w:val="BBBEBF"/>
+          <w:kern w:val="0"/>
+          <w:sz w:val="21"/>
+          <w14:ligatures w14:val="none"/>
+        </w:rPr>
+        <w:t xml:space="preserve"> </w:t>
+      </w:r>
+      <w:proofErr w:type="spellStart"/>
+      <w:r>
+        <w:rPr>
+          <w:rFonts w:ascii="Consolas" w:eastAsia="Times New Roman" w:hAnsi="Consolas" w:cs="Times New Roman"/>
+          <w:color w:val="4EC9B0"/>
+          <w:kern w:val="0"/>
+          <w:sz w:val="21"/>
+          <w14:ligatures w14:val="none"/>
+        </w:rPr>
+        <w:t>PDFReport</w:t>
+      </w:r>
+      <w:proofErr w:type="spellEnd"/>
+      <w:r>
+        <w:rPr>
+          <w:rFonts w:ascii="Consolas" w:eastAsia="Times New Roman" w:hAnsi="Consolas" w:cs="Times New Roman"/>
+          <w:color w:val="BBBEBF"/>
+          <w:kern w:val="0"/>
+          <w:sz w:val="21"/>
+          <w14:ligatures w14:val="none"/>
+        </w:rPr>
+        <w:t>:</w:t>
+      </w:r>
+    </w:p>
+    <w:p>
+      <w:pPr>
+        <w:shd w:val="clear" w:color="auto" w:fill="121314"/>
+        <w:spacing w:after="0" w:line="285" w:lineRule="atLeast"/>
+        <w:rPr>
+          <w:rFonts w:ascii="Consolas" w:eastAsia="Times New Roman" w:hAnsi="Consolas" w:cs="Times New Roman"/>
+          <w:color w:val="BBBEBF"/>
+          <w:kern w:val="0"/>
+          <w:sz w:val="21"/>
+          <w14:ligatures w14:val="none"/>
+        </w:rPr>
+      </w:pPr>
+      <w:r>
+        <w:rPr>
+          <w:rFonts w:ascii="Consolas" w:eastAsia="Times New Roman" w:hAnsi="Consolas" w:cs="Times New Roman"/>
+          <w:color w:val="BBBEBF"/>
+          <w:kern w:val="0"/>
+          <w:sz w:val="21"/>
+          <w14:ligatures w14:val="none"/>
+        </w:rPr>
+        <w:t xml:space="preserve">    </w:t>
+      </w:r>
+      <w:r>
+        <w:rPr>
+          <w:rFonts w:ascii="Consolas" w:eastAsia="Times New Roman" w:hAnsi="Consolas" w:cs="Times New Roman"/>
+          <w:color w:val="FF7B72"/>
+          <w:kern w:val="0"/>
+          <w:sz w:val="21"/>
+          <w14:ligatures w14:val="none"/>
+        </w:rPr>
+        <w:t>def</w:t>
+      </w:r>
+      <w:r>
+        <w:rPr>
+          <w:rFonts w:ascii="Consolas" w:eastAsia="Times New Roman" w:hAnsi="Consolas" w:cs="Times New Roman"/>
+          <w:color w:val="BBBEBF"/>
+          <w:kern w:val="0"/>
+          <w:sz w:val="21"/>
+          <w14:ligatures w14:val="none"/>
+        </w:rPr>
+        <w:t xml:space="preserve"> </w:t>
+      </w:r>
+      <w:r>
+        <w:rPr>
+          <w:rFonts w:ascii="Consolas" w:eastAsia="Times New Roman" w:hAnsi="Consolas" w:cs="Times New Roman"/>
+          <w:color w:val="D2A8FF"/>
+          <w:kern w:val="0"/>
+          <w:sz w:val="21"/>
+          <w14:ligatures w14:val="none"/>
+        </w:rPr>
+        <w:t>generate</w:t>
+      </w:r>
+      <w:r>
+        <w:rPr>
+          <w:rFonts w:ascii="Consolas" w:eastAsia="Times New Roman" w:hAnsi="Consolas" w:cs="Times New Roman"/>
+          <w:color w:val="BBBEBF"/>
+          <w:kern w:val="0"/>
+          <w:sz w:val="21"/>
+          <w14:ligatures w14:val="none"/>
+        </w:rPr>
+        <w:t>(</w:t>
+      </w:r>
+      <w:r>
+        <w:rPr>
+          <w:rFonts w:ascii="Consolas" w:eastAsia="Times New Roman" w:hAnsi="Consolas" w:cs="Times New Roman"/>
+          <w:color w:val="C9D1D9"/>
+          <w:kern w:val="0"/>
+          <w:sz w:val="21"/>
+          <w14:ligatures w14:val="none"/>
+        </w:rPr>
+        <w:t>self</w:t>
+      </w:r>
+      <w:r>
+        <w:rPr>
+          <w:rFonts w:ascii="Consolas" w:eastAsia="Times New Roman" w:hAnsi="Consolas" w:cs="Times New Roman"/>
+          <w:color w:val="BBBEBF"/>
+          <w:kern w:val="0"/>
+          <w:sz w:val="21"/>
+          <w14:ligatures w14:val="none"/>
+        </w:rPr>
+        <w:t xml:space="preserve">): </w:t>
+      </w:r>
+      <w:proofErr w:type="gramStart"/>
+      <w:r>
+        <w:rPr>
+          <w:rFonts w:ascii="Consolas" w:eastAsia="Times New Roman" w:hAnsi="Consolas" w:cs="Times New Roman"/>
+          <w:color w:val="D2A8FF"/>
+          <w:kern w:val="0"/>
+          <w:sz w:val="21"/>
+          <w14:ligatures w14:val="none"/>
+        </w:rPr>
+        <w:t>print</w:t>
+      </w:r>
+      <w:r>
+        <w:rPr>
+          <w:rFonts w:ascii="Consolas" w:eastAsia="Times New Roman" w:hAnsi="Consolas" w:cs="Times New Roman"/>
+          <w:color w:val="BBBEBF"/>
+          <w:kern w:val="0"/>
+          <w:sz w:val="21"/>
+          <w14:ligatures w14:val="none"/>
+        </w:rPr>
+        <w:t>(</w:t>
+      </w:r>
+      <w:proofErr w:type="gramEnd"/>
+      <w:r>
+        <w:rPr>
+          <w:rFonts w:ascii="Consolas" w:eastAsia="Times New Roman" w:hAnsi="Consolas" w:cs="Times New Roman"/>
+          <w:color w:val="A5D6FF"/>
+          <w:kern w:val="0"/>
+          <w:sz w:val="21"/>
+          <w14:ligatures w14:val="none"/>
+        </w:rPr>
+        <w:t>"Generating PDF..."</w:t>
+      </w:r>
+      <w:r>
+        <w:rPr>
+          <w:rFonts w:ascii="Consolas" w:eastAsia="Times New Roman" w:hAnsi="Consolas" w:cs="Times New Roman"/>
+          <w:color w:val="BBBEBF"/>
+          <w:kern w:val="0"/>
+          <w:sz w:val="21"/>
+          <w14:ligatures w14:val="none"/>
+        </w:rPr>
+        <w:t>)</w:t>
+      </w:r>
+    </w:p>
+    <w:p>
+      <w:pPr>
+        <w:shd w:val="clear" w:color="auto" w:fill="121314"/>
+        <w:spacing w:after="0" w:line="285" w:lineRule="atLeast"/>
+        <w:rPr>
+          <w:rFonts w:ascii="Consolas" w:eastAsia="Times New Roman" w:hAnsi="Consolas" w:cs="Times New Roman"/>
+          <w:color w:val="BBBEBF"/>
+          <w:kern w:val="0"/>
+          <w:sz w:val="21"/>
+          <w14:ligatures w14:val="none"/>
+        </w:rPr>
+      </w:pPr>
+    </w:p>
+    <w:p>
+      <w:pPr>
+        <w:shd w:val="clear" w:color="auto" w:fill="121314"/>
+        <w:spacing w:after="0" w:line="285" w:lineRule="atLeast"/>
+        <w:rPr>
+          <w:rFonts w:ascii="Consolas" w:eastAsia="Times New Roman" w:hAnsi="Consolas" w:cs="Times New Roman"/>
+          <w:color w:val="BBBEBF"/>
+          <w:kern w:val="0"/>
+          <w:sz w:val="21"/>
+          <w14:ligatures w14:val="none"/>
+        </w:rPr>
+      </w:pPr>
+      <w:r>
+        <w:rPr>
+          <w:rFonts w:ascii="Consolas" w:eastAsia="Times New Roman" w:hAnsi="Consolas" w:cs="Times New Roman"/>
+          <w:color w:val="FF7B72"/>
+          <w:kern w:val="0"/>
+          <w:sz w:val="21"/>
+          <w14:ligatures w14:val="none"/>
+        </w:rPr>
+        <w:t>class</w:t>
+      </w:r>
+      <w:r>
+        <w:rPr>
+          <w:rFonts w:ascii="Consolas" w:eastAsia="Times New Roman" w:hAnsi="Consolas" w:cs="Times New Roman"/>
+          <w:color w:val="BBBEBF"/>
+          <w:kern w:val="0"/>
+          <w:sz w:val="21"/>
+          <w14:ligatures w14:val="none"/>
+        </w:rPr>
+        <w:t xml:space="preserve"> </w:t>
+      </w:r>
+      <w:proofErr w:type="spellStart"/>
+      <w:r>
+        <w:rPr>
+          <w:rFonts w:ascii="Consolas" w:eastAsia="Times New Roman" w:hAnsi="Consolas" w:cs="Times New Roman"/>
+          <w:color w:val="4EC9B0"/>
+          <w:kern w:val="0"/>
+          <w:sz w:val="21"/>
+          <w14:ligatures w14:val="none"/>
+        </w:rPr>
+        <w:t>ExcelReport</w:t>
+      </w:r>
+      <w:proofErr w:type="spellEnd"/>
+      <w:r>
+        <w:rPr>
+          <w:rFonts w:ascii="Consolas" w:eastAsia="Times New Roman" w:hAnsi="Consolas" w:cs="Times New Roman"/>
+          <w:color w:val="BBBEBF"/>
+          <w:kern w:val="0"/>
+          <w:sz w:val="21"/>
+          <w14:ligatures w14:val="none"/>
+        </w:rPr>
+        <w:t>:</w:t>
+      </w:r>
+    </w:p>
+    <w:p>
+      <w:pPr>
+        <w:shd w:val="clear" w:color="auto" w:fill="121314"/>
+        <w:spacing w:after="0" w:line="285" w:lineRule="atLeast"/>
+        <w:rPr>
+          <w:rFonts w:ascii="Consolas" w:eastAsia="Times New Roman" w:hAnsi="Consolas" w:cs="Times New Roman"/>
+          <w:color w:val="BBBEBF"/>
+          <w:kern w:val="0"/>
+          <w:sz w:val="21"/>
+          <w14:ligatures w14:val="none"/>
+        </w:rPr>
+      </w:pPr>
+      <w:r>
+        <w:rPr>
+          <w:rFonts w:ascii="Consolas" w:eastAsia="Times New Roman" w:hAnsi="Consolas" w:cs="Times New Roman"/>
+          <w:color w:val="BBBEBF"/>
+          <w:kern w:val="0"/>
+          <w:sz w:val="21"/>
+          <w14:ligatures w14:val="none"/>
+        </w:rPr>
+        <w:t xml:space="preserve">    </w:t>
+      </w:r>
+      <w:r>
+        <w:rPr>
+          <w:rFonts w:ascii="Consolas" w:eastAsia="Times New Roman" w:hAnsi="Consolas" w:cs="Times New Roman"/>
+          <w:color w:val="FF7B72"/>
+          <w:kern w:val="0"/>
+          <w:sz w:val="21"/>
+          <w14:ligatures w14:val="none"/>
+        </w:rPr>
+        <w:t>def</w:t>
+      </w:r>
+      <w:r>
+        <w:rPr>
+          <w:rFonts w:ascii="Consolas" w:eastAsia="Times New Roman" w:hAnsi="Consolas" w:cs="Times New Roman"/>
+          <w:color w:val="BBBEBF"/>
+          <w:kern w:val="0"/>
+          <w:sz w:val="21"/>
+          <w14:ligatures w14:val="none"/>
+        </w:rPr>
+        <w:t xml:space="preserve"> </w:t>
+      </w:r>
+      <w:r>
+        <w:rPr>
+          <w:rFonts w:ascii="Consolas" w:eastAsia="Times New Roman" w:hAnsi="Consolas" w:cs="Times New Roman"/>
+          <w:color w:val="D2A8FF"/>
+          <w:kern w:val="0"/>
+          <w:sz w:val="21"/>
+          <w14:ligatures w14:val="none"/>
+        </w:rPr>
+        <w:t>generate</w:t>
+      </w:r>
+      <w:r>
+        <w:rPr>
+          <w:rFonts w:ascii="Consolas" w:eastAsia="Times New Roman" w:hAnsi="Consolas" w:cs="Times New Roman"/>
+          <w:color w:val="BBBEBF"/>
+          <w:kern w:val="0"/>
+          <w:sz w:val="21"/>
+          <w14:ligatures w14:val="none"/>
+        </w:rPr>
+        <w:t>(</w:t>
+      </w:r>
+      <w:r>
+        <w:rPr>
+          <w:rFonts w:ascii="Consolas" w:eastAsia="Times New Roman" w:hAnsi="Consolas" w:cs="Times New Roman"/>
+          <w:color w:val="C9D1D9"/>
+          <w:kern w:val="0"/>
+          <w:sz w:val="21"/>
+          <w14:ligatures w14:val="none"/>
+        </w:rPr>
+        <w:t>self</w:t>
+      </w:r>
+      <w:r>
+        <w:rPr>
+          <w:rFonts w:ascii="Consolas" w:eastAsia="Times New Roman" w:hAnsi="Consolas" w:cs="Times New Roman"/>
+          <w:color w:val="BBBEBF"/>
+          <w:kern w:val="0"/>
+          <w:sz w:val="21"/>
+          <w14:ligatures w14:val="none"/>
+        </w:rPr>
+        <w:t xml:space="preserve">): </w:t>
+      </w:r>
+      <w:proofErr w:type="gramStart"/>
+      <w:r>
+        <w:rPr>
+          <w:rFonts w:ascii="Consolas" w:eastAsia="Times New Roman" w:hAnsi="Consolas" w:cs="Times New Roman"/>
+          <w:color w:val="D2A8FF"/>
+          <w:kern w:val="0"/>
+          <w:sz w:val="21"/>
+          <w14:ligatures w14:val="none"/>
+        </w:rPr>
+        <w:t>print</w:t>
+      </w:r>
+      <w:r>
+        <w:rPr>
+          <w:rFonts w:ascii="Consolas" w:eastAsia="Times New Roman" w:hAnsi="Consolas" w:cs="Times New Roman"/>
+          <w:color w:val="BBBEBF"/>
+          <w:kern w:val="0"/>
+          <w:sz w:val="21"/>
+          <w14:ligatures w14:val="none"/>
+        </w:rPr>
+        <w:t>(</w:t>
+      </w:r>
+      <w:proofErr w:type="gramEnd"/>
+      <w:r>
+        <w:rPr>
+          <w:rFonts w:ascii="Consolas" w:eastAsia="Times New Roman" w:hAnsi="Consolas" w:cs="Times New Roman"/>
+          <w:color w:val="A5D6FF"/>
+          <w:kern w:val="0"/>
+          <w:sz w:val="21"/>
+          <w14:ligatures w14:val="none"/>
+        </w:rPr>
+        <w:t>"Generating Excel spreadsheet..."</w:t>
+      </w:r>
+      <w:r>
+        <w:rPr>
+          <w:rFonts w:ascii="Consolas" w:eastAsia="Times New Roman" w:hAnsi="Consolas" w:cs="Times New Roman"/>
+          <w:color w:val="BBBEBF"/>
+          <w:kern w:val="0"/>
+          <w:sz w:val="21"/>
+          <w14:ligatures w14:val="none"/>
+        </w:rPr>
+        <w:t>)</w:t>
+      </w:r>
+    </w:p>
+    <w:p>
+      <w:pPr>
+        <w:shd w:val="clear" w:color="auto" w:fill="121314"/>
+        <w:spacing w:after="0" w:line="285" w:lineRule="atLeast"/>
+        <w:rPr>
+          <w:rFonts w:ascii="Consolas" w:eastAsia="Times New Roman" w:hAnsi="Consolas" w:cs="Times New Roman"/>
+          <w:color w:val="BBBEBF"/>
+          <w:kern w:val="0"/>
+          <w:sz w:val="21"/>
+          <w14:ligatures w14:val="none"/>
+        </w:rPr>
+      </w:pPr>
+    </w:p>
+    <w:p>
+      <w:pPr>
+        <w:shd w:val="clear" w:color="auto" w:fill="121314"/>
+        <w:spacing w:after="0" w:line="285" w:lineRule="atLeast"/>
+        <w:rPr>
+          <w:rFonts w:ascii="Consolas" w:eastAsia="Times New Roman" w:hAnsi="Consolas" w:cs="Times New Roman"/>
+          <w:color w:val="BBBEBF"/>
+          <w:kern w:val="0"/>
+          <w:sz w:val="21"/>
+          <w14:ligatures w14:val="none"/>
+        </w:rPr>
+      </w:pPr>
+      <w:r>
+        <w:rPr>
+          <w:rFonts w:ascii="Consolas" w:eastAsia="Times New Roman" w:hAnsi="Consolas" w:cs="Times New Roman"/>
+          <w:color w:val="FF7B72"/>
+          <w:kern w:val="0"/>
+          <w:sz w:val="21"/>
+          <w14:ligatures w14:val="none"/>
+        </w:rPr>
+        <w:t>class</w:t>
+      </w:r>
+      <w:r>
+        <w:rPr>
+          <w:rFonts w:ascii="Consolas" w:eastAsia="Times New Roman" w:hAnsi="Consolas" w:cs="Times New Roman"/>
+          <w:color w:val="BBBEBF"/>
+          <w:kern w:val="0"/>
+          <w:sz w:val="21"/>
+          <w14:ligatures w14:val="none"/>
+        </w:rPr>
+        <w:t xml:space="preserve"> </w:t>
+      </w:r>
+      <w:proofErr w:type="spellStart"/>
+      <w:r>
+        <w:rPr>
+          <w:rFonts w:ascii="Consolas" w:eastAsia="Times New Roman" w:hAnsi="Consolas" w:cs="Times New Roman"/>
+          <w:color w:val="4EC9B0"/>
+          <w:kern w:val="0"/>
+          <w:sz w:val="21"/>
+          <w14:ligatures w14:val="none"/>
+        </w:rPr>
+        <w:t>HTMLReport</w:t>
+      </w:r>
+      <w:proofErr w:type="spellEnd"/>
+      <w:r>
+        <w:rPr>
+          <w:rFonts w:ascii="Consolas" w:eastAsia="Times New Roman" w:hAnsi="Consolas" w:cs="Times New Roman"/>
+          <w:color w:val="BBBEBF"/>
+          <w:kern w:val="0"/>
+          <w:sz w:val="21"/>
+          <w14:ligatures w14:val="none"/>
+        </w:rPr>
+        <w:t>:</w:t>
+      </w:r>
+    </w:p>
+    <w:p>
+      <w:pPr>
+        <w:shd w:val="clear" w:color="auto" w:fill="121314"/>
+        <w:spacing w:after="0" w:line="285" w:lineRule="atLeast"/>
+        <w:rPr>
+          <w:rFonts w:ascii="Consolas" w:eastAsia="Times New Roman" w:hAnsi="Consolas" w:cs="Times New Roman"/>
+          <w:color w:val="BBBEBF"/>
+          <w:kern w:val="0"/>
+          <w:sz w:val="21"/>
+          <w14:ligatures w14:val="none"/>
+        </w:rPr>
+      </w:pPr>
+      <w:r>
+        <w:rPr>
+          <w:rFonts w:ascii="Consolas" w:eastAsia="Times New Roman" w:hAnsi="Consolas" w:cs="Times New Roman"/>
+          <w:color w:val="BBBEBF"/>
+          <w:kern w:val="0"/>
+          <w:sz w:val="21"/>
+          <w14:ligatures w14:val="none"/>
+        </w:rPr>
+        <w:t xml:space="preserve">    </w:t>
+      </w:r>
+      <w:r>
+        <w:rPr>
+          <w:rFonts w:ascii="Consolas" w:eastAsia="Times New Roman" w:hAnsi="Consolas" w:cs="Times New Roman"/>
+          <w:color w:val="FF7B72"/>
+          <w:kern w:val="0"/>
+          <w:sz w:val="21"/>
+          <w14:ligatures w14:val="none"/>
+        </w:rPr>
+        <w:t>def</w:t>
+      </w:r>
+      <w:r>
+        <w:rPr>
+          <w:rFonts w:ascii="Consolas" w:eastAsia="Times New Roman" w:hAnsi="Consolas" w:cs="Times New Roman"/>
+          <w:color w:val="BBBEBF"/>
+          <w:kern w:val="0"/>
+          <w:sz w:val="21"/>
+          <w14:ligatures w14:val="none"/>
+        </w:rPr>
+        <w:t xml:space="preserve"> </w:t>
+      </w:r>
+      <w:r>
+        <w:rPr>
+          <w:rFonts w:ascii="Consolas" w:eastAsia="Times New Roman" w:hAnsi="Consolas" w:cs="Times New Roman"/>
+          <w:color w:val="D2A8FF"/>
+          <w:kern w:val="0"/>
+          <w:sz w:val="21"/>
+          <w14:ligatures w14:val="none"/>
+        </w:rPr>
+        <w:t>generate</w:t>
+      </w:r>
+      <w:r>
+        <w:rPr>
+          <w:rFonts w:ascii="Consolas" w:eastAsia="Times New Roman" w:hAnsi="Consolas" w:cs="Times New Roman"/>
+          <w:color w:val="BBBEBF"/>
+          <w:kern w:val="0"/>
+          <w:sz w:val="21"/>
+          <w14:ligatures w14:val="none"/>
+        </w:rPr>
+        <w:t>(</w:t>
+      </w:r>
+      <w:r>
+        <w:rPr>
+          <w:rFonts w:ascii="Consolas" w:eastAsia="Times New Roman" w:hAnsi="Consolas" w:cs="Times New Roman"/>
+          <w:color w:val="C9D1D9"/>
+          <w:kern w:val="0"/>
+          <w:sz w:val="21"/>
+          <w14:ligatures w14:val="none"/>
+        </w:rPr>
+        <w:t>self</w:t>
+      </w:r>
+      <w:r>
+        <w:rPr>
+          <w:rFonts w:ascii="Consolas" w:eastAsia="Times New Roman" w:hAnsi="Consolas" w:cs="Times New Roman"/>
+          <w:color w:val="BBBEBF"/>
+          <w:kern w:val="0"/>
+          <w:sz w:val="21"/>
+          <w14:ligatures w14:val="none"/>
+        </w:rPr>
+        <w:t xml:space="preserve">): </w:t>
+      </w:r>
+      <w:proofErr w:type="gramStart"/>
+      <w:r>
+        <w:rPr>
+          <w:rFonts w:ascii="Consolas" w:eastAsia="Times New Roman" w:hAnsi="Consolas" w:cs="Times New Roman"/>
+          <w:color w:val="D2A8FF"/>
+          <w:kern w:val="0"/>
+          <w:sz w:val="21"/>
+          <w14:ligatures w14:val="none"/>
+        </w:rPr>
+        <w:t>print</w:t>
+      </w:r>
+      <w:r>
+        <w:rPr>
+          <w:rFonts w:ascii="Consolas" w:eastAsia="Times New Roman" w:hAnsi="Consolas" w:cs="Times New Roman"/>
+          <w:color w:val="BBBEBF"/>
+          <w:kern w:val="0"/>
+          <w:sz w:val="21"/>
+          <w14:ligatures w14:val="none"/>
+        </w:rPr>
+        <w:t>(</w:t>
+      </w:r>
+      <w:proofErr w:type="gramEnd"/>
+      <w:r>
+        <w:rPr>
+          <w:rFonts w:ascii="Consolas" w:eastAsia="Times New Roman" w:hAnsi="Consolas" w:cs="Times New Roman"/>
+          <w:color w:val="A5D6FF"/>
+          <w:kern w:val="0"/>
+          <w:sz w:val="21"/>
+          <w14:ligatures w14:val="none"/>
+        </w:rPr>
+        <w:t>"Generating HTML page..."</w:t>
+      </w:r>
+      <w:r>
+        <w:rPr>
+          <w:rFonts w:ascii="Consolas" w:eastAsia="Times New Roman" w:hAnsi="Consolas" w:cs="Times New Roman"/>
+          <w:color w:val="BBBEBF"/>
+          <w:kern w:val="0"/>
+          <w:sz w:val="21"/>
+          <w14:ligatures w14:val="none"/>
+        </w:rPr>
+        <w:t>)</w:t>
+      </w:r>
+    </w:p>
+    <w:p>
+      <w:pPr>
+        <w:shd w:val="clear" w:color="auto" w:fill="121314"/>
+        <w:spacing w:after="0" w:line="285" w:lineRule="atLeast"/>
+        <w:rPr>
+          <w:rFonts w:ascii="Consolas" w:eastAsia="Times New Roman" w:hAnsi="Consolas" w:cs="Times New Roman"/>
+          <w:color w:val="BBBEBF"/>
+          <w:kern w:val="0"/>
+          <w:sz w:val="21"/>
+          <w14:ligatures w14:val="none"/>
+        </w:rPr>
+      </w:pPr>
+    </w:p>
+    <w:p>
+      <w:pPr>
+        <w:shd w:val="clear" w:color="auto" w:fill="121314"/>
+        <w:spacing w:after="0" w:line="285" w:lineRule="atLeast"/>
+        <w:rPr>
+          <w:rFonts w:ascii="Consolas" w:eastAsia="Times New Roman" w:hAnsi="Consolas" w:cs="Times New Roman"/>
+          <w:color w:val="BBBEBF"/>
+          <w:kern w:val="0"/>
+          <w:sz w:val="21"/>
+          <w14:ligatures w14:val="none"/>
+        </w:rPr>
+      </w:pPr>
+      <w:r>
+        <w:rPr>
+          <w:rFonts w:ascii="Consolas" w:eastAsia="Times New Roman" w:hAnsi="Consolas" w:cs="Times New Roman"/>
+          <w:color w:val="8B949E"/>
+          <w:kern w:val="0"/>
+          <w:sz w:val="21"/>
+          <w14:ligatures w14:val="none"/>
+        </w:rPr>
+        <w:t># No shared parent — but this still works perfectly</w:t>
+      </w:r>
+    </w:p>
+    <w:p>
+      <w:pPr>
+        <w:shd w:val="clear" w:color="auto" w:fill="121314"/>
+        <w:spacing w:after="0" w:line="285" w:lineRule="atLeast"/>
+        <w:rPr>
+          <w:rFonts w:ascii="Consolas" w:eastAsia="Times New Roman" w:hAnsi="Consolas" w:cs="Times New Roman"/>
+          <w:color w:val="BBBEBF"/>
+          <w:kern w:val="0"/>
+          <w:sz w:val="21"/>
+          <w14:ligatures w14:val="none"/>
+        </w:rPr>
+      </w:pPr>
+      <w:r>
+        <w:rPr>
+          <w:rFonts w:ascii="Consolas" w:eastAsia="Times New Roman" w:hAnsi="Consolas" w:cs="Times New Roman"/>
+          <w:color w:val="FF7B72"/>
+          <w:kern w:val="0"/>
+          <w:sz w:val="21"/>
+          <w14:ligatures w14:val="none"/>
+        </w:rPr>
+        <w:t>def</w:t>
+      </w:r>
+      <w:r>
+        <w:rPr>
+          <w:rFonts w:ascii="Consolas" w:eastAsia="Times New Roman" w:hAnsi="Consolas" w:cs="Times New Roman"/>
+          <w:color w:val="BBBEBF"/>
+          <w:kern w:val="0"/>
+          <w:sz w:val="21"/>
+          <w14:ligatures w14:val="none"/>
+        </w:rPr>
+        <w:t xml:space="preserve"> </w:t>
+      </w:r>
+      <w:proofErr w:type="spellStart"/>
+      <w:r>
+        <w:rPr>
+          <w:rFonts w:ascii="Consolas" w:eastAsia="Times New Roman" w:hAnsi="Consolas" w:cs="Times New Roman"/>
+          <w:color w:val="D2A8FF"/>
+          <w:kern w:val="0"/>
+          <w:sz w:val="21"/>
+          <w14:ligatures w14:val="none"/>
+        </w:rPr>
+        <w:t>run_</w:t>
+      </w:r>
+      <w:proofErr w:type="gramStart"/>
+      <w:r>
+        <w:rPr>
+          <w:rFonts w:ascii="Consolas" w:eastAsia="Times New Roman" w:hAnsi="Consolas" w:cs="Times New Roman"/>
+          <w:color w:val="D2A8FF"/>
+          <w:kern w:val="0"/>
+          <w:sz w:val="21"/>
+          <w14:ligatures w14:val="none"/>
+        </w:rPr>
+        <w:t>reports</w:t>
+      </w:r>
+      <w:proofErr w:type="spellEnd"/>
+      <w:r>
+        <w:rPr>
+          <w:rFonts w:ascii="Consolas" w:eastAsia="Times New Roman" w:hAnsi="Consolas" w:cs="Times New Roman"/>
+          <w:color w:val="BBBEBF"/>
+          <w:kern w:val="0"/>
+          <w:sz w:val="21"/>
+          <w14:ligatures w14:val="none"/>
+        </w:rPr>
+        <w:t>(</w:t>
+      </w:r>
+      <w:proofErr w:type="gramEnd"/>
+      <w:r>
+        <w:rPr>
+          <w:rFonts w:ascii="Consolas" w:eastAsia="Times New Roman" w:hAnsi="Consolas" w:cs="Times New Roman"/>
+          <w:color w:val="FFA657"/>
+          <w:kern w:val="0"/>
+          <w:sz w:val="21"/>
+          <w14:ligatures w14:val="none"/>
+        </w:rPr>
+        <w:t>reports</w:t>
+      </w:r>
+      <w:r>
+        <w:rPr>
+          <w:rFonts w:ascii="Consolas" w:eastAsia="Times New Roman" w:hAnsi="Consolas" w:cs="Times New Roman"/>
+          <w:color w:val="BBBEBF"/>
+          <w:kern w:val="0"/>
+          <w:sz w:val="21"/>
+          <w14:ligatures w14:val="none"/>
+        </w:rPr>
+        <w:t xml:space="preserve">: </w:t>
+      </w:r>
+      <w:r>
+        <w:rPr>
+          <w:rFonts w:ascii="Consolas" w:eastAsia="Times New Roman" w:hAnsi="Consolas" w:cs="Times New Roman"/>
+          <w:color w:val="4EC9B0"/>
+          <w:kern w:val="0"/>
+          <w:sz w:val="21"/>
+          <w14:ligatures w14:val="none"/>
+        </w:rPr>
+        <w:t>list</w:t>
+      </w:r>
+      <w:r>
+        <w:rPr>
+          <w:rFonts w:ascii="Consolas" w:eastAsia="Times New Roman" w:hAnsi="Consolas" w:cs="Times New Roman"/>
+          <w:color w:val="BBBEBF"/>
+          <w:kern w:val="0"/>
+          <w:sz w:val="21"/>
+          <w14:ligatures w14:val="none"/>
+        </w:rPr>
+        <w:t>):</w:t>
+      </w:r>
+    </w:p>
+    <w:p>
+      <w:pPr>
+        <w:shd w:val="clear" w:color="auto" w:fill="121314"/>
+        <w:spacing w:after="0" w:line="285" w:lineRule="atLeast"/>
+        <w:rPr>
+          <w:rFonts w:ascii="Consolas" w:eastAsia="Times New Roman" w:hAnsi="Consolas" w:cs="Times New Roman"/>
+          <w:color w:val="BBBEBF"/>
+          <w:kern w:val="0"/>
+          <w:sz w:val="21"/>
+          <w14:ligatures w14:val="none"/>
+        </w:rPr>
+      </w:pPr>
+      <w:r>
+        <w:rPr>
+          <w:rFonts w:ascii="Consolas" w:eastAsia="Times New Roman" w:hAnsi="Consolas" w:cs="Times New Roman"/>
+          <w:color w:val="BBBEBF"/>
+          <w:kern w:val="0"/>
+          <w:sz w:val="21"/>
+          <w14:ligatures w14:val="none"/>
+        </w:rPr>
+        <w:t xml:space="preserve">    </w:t>
+      </w:r>
+      <w:r>
+        <w:rPr>
+          <w:rFonts w:ascii="Consolas" w:eastAsia="Times New Roman" w:hAnsi="Consolas" w:cs="Times New Roman"/>
+          <w:color w:val="C586C0"/>
+          <w:kern w:val="0"/>
+          <w:sz w:val="21"/>
+          <w14:ligatures w14:val="none"/>
+        </w:rPr>
+        <w:t>for</w:t>
+      </w:r>
+      <w:r>
+        <w:rPr>
+          <w:rFonts w:ascii="Consolas" w:eastAsia="Times New Roman" w:hAnsi="Consolas" w:cs="Times New Roman"/>
+          <w:color w:val="BBBEBF"/>
+          <w:kern w:val="0"/>
+          <w:sz w:val="21"/>
+          <w14:ligatures w14:val="none"/>
+        </w:rPr>
+        <w:t xml:space="preserve"> </w:t>
+      </w:r>
+      <w:r>
+        <w:rPr>
+          <w:rFonts w:ascii="Consolas" w:eastAsia="Times New Roman" w:hAnsi="Consolas" w:cs="Times New Roman"/>
+          <w:color w:val="C9D1D9"/>
+          <w:kern w:val="0"/>
+          <w:sz w:val="21"/>
+          <w14:ligatures w14:val="none"/>
+        </w:rPr>
+        <w:t>report</w:t>
+      </w:r>
+      <w:r>
+        <w:rPr>
+          <w:rFonts w:ascii="Consolas" w:eastAsia="Times New Roman" w:hAnsi="Consolas" w:cs="Times New Roman"/>
+          <w:color w:val="BBBEBF"/>
+          <w:kern w:val="0"/>
+          <w:sz w:val="21"/>
+          <w14:ligatures w14:val="none"/>
+        </w:rPr>
+        <w:t xml:space="preserve"> </w:t>
+      </w:r>
+      <w:r>
+        <w:rPr>
+          <w:rFonts w:ascii="Consolas" w:eastAsia="Times New Roman" w:hAnsi="Consolas" w:cs="Times New Roman"/>
+          <w:color w:val="C586C0"/>
+          <w:kern w:val="0"/>
+          <w:sz w:val="21"/>
+          <w14:ligatures w14:val="none"/>
+        </w:rPr>
+        <w:t>in</w:t>
+      </w:r>
+      <w:r>
+        <w:rPr>
+          <w:rFonts w:ascii="Consolas" w:eastAsia="Times New Roman" w:hAnsi="Consolas" w:cs="Times New Roman"/>
+          <w:color w:val="BBBEBF"/>
+          <w:kern w:val="0"/>
+          <w:sz w:val="21"/>
+          <w14:ligatures w14:val="none"/>
+        </w:rPr>
+        <w:t xml:space="preserve"> </w:t>
+      </w:r>
+      <w:r>
+        <w:rPr>
+          <w:rFonts w:ascii="Consolas" w:eastAsia="Times New Roman" w:hAnsi="Consolas" w:cs="Times New Roman"/>
+          <w:color w:val="FFA657"/>
+          <w:kern w:val="0"/>
+          <w:sz w:val="21"/>
+          <w14:ligatures w14:val="none"/>
+        </w:rPr>
+        <w:t>reports</w:t>
+      </w:r>
+      <w:r>
+        <w:rPr>
+          <w:rFonts w:ascii="Consolas" w:eastAsia="Times New Roman" w:hAnsi="Consolas" w:cs="Times New Roman"/>
+          <w:color w:val="BBBEBF"/>
+          <w:kern w:val="0"/>
+          <w:sz w:val="21"/>
+          <w14:ligatures w14:val="none"/>
+        </w:rPr>
+        <w:t>:</w:t>
+      </w:r>
+    </w:p>
+    <w:p>
+      <w:pPr>
+        <w:shd w:val="clear" w:color="auto" w:fill="121314"/>
+        <w:spacing w:after="0" w:line="285" w:lineRule="atLeast"/>
+        <w:rPr>
+          <w:rFonts w:ascii="Consolas" w:eastAsia="Times New Roman" w:hAnsi="Consolas" w:cs="Times New Roman"/>
+          <w:color w:val="BBBEBF"/>
+          <w:kern w:val="0"/>
+          <w:sz w:val="21"/>
+          <w14:ligatures w14:val="none"/>
+        </w:rPr>
+      </w:pPr>
+      <w:r>
+        <w:rPr>
+          <w:rFonts w:ascii="Consolas" w:eastAsia="Times New Roman" w:hAnsi="Consolas" w:cs="Times New Roman"/>
+          <w:color w:val="BBBEBF"/>
+          <w:kern w:val="0"/>
+          <w:sz w:val="21"/>
+          <w14:ligatures w14:val="none"/>
+        </w:rPr>
+        <w:t xml:space="preserve">        </w:t>
+      </w:r>
+      <w:proofErr w:type="spellStart"/>
+      <w:proofErr w:type="gramStart"/>
+      <w:r>
+        <w:rPr>
+          <w:rFonts w:ascii="Consolas" w:eastAsia="Times New Roman" w:hAnsi="Consolas" w:cs="Times New Roman"/>
+          <w:color w:val="C9D1D9"/>
+          <w:kern w:val="0"/>
+          <w:sz w:val="21"/>
+          <w14:ligatures w14:val="none"/>
+        </w:rPr>
+        <w:t>report</w:t>
+      </w:r>
+      <w:r>
+        <w:rPr>
+          <w:rFonts w:ascii="Consolas" w:eastAsia="Times New Roman" w:hAnsi="Consolas" w:cs="Times New Roman"/>
+          <w:color w:val="BBBEBF"/>
+          <w:kern w:val="0"/>
+          <w:sz w:val="21"/>
+          <w14:ligatures w14:val="none"/>
+        </w:rPr>
+        <w:t>.generate</w:t>
+      </w:r>
+      <w:proofErr w:type="spellEnd"/>
+      <w:r>
+        <w:rPr>
+          <w:rFonts w:ascii="Consolas" w:eastAsia="Times New Roman" w:hAnsi="Consolas" w:cs="Times New Roman"/>
+          <w:color w:val="BBBEBF"/>
+          <w:kern w:val="0"/>
+          <w:sz w:val="21"/>
+          <w14:ligatures w14:val="none"/>
+        </w:rPr>
+        <w:t xml:space="preserve">()   </w:t>
+      </w:r>
+      <w:proofErr w:type="gramEnd"/>
+      <w:r>
+        <w:rPr>
+          <w:rFonts w:ascii="Consolas" w:eastAsia="Times New Roman" w:hAnsi="Consolas" w:cs="Times New Roman"/>
+          <w:color w:val="8B949E"/>
+          <w:kern w:val="0"/>
+          <w:sz w:val="21"/>
+          <w14:ligatures w14:val="none"/>
+        </w:rPr>
+        <w:t xml:space="preserve"># Duck typing — just needs </w:t>
+      </w:r>
+      <w:proofErr w:type="gramStart"/>
+      <w:r>
+        <w:rPr>
+          <w:rFonts w:ascii="Consolas" w:eastAsia="Times New Roman" w:hAnsi="Consolas" w:cs="Times New Roman"/>
+          <w:color w:val="8B949E"/>
+          <w:kern w:val="0"/>
+          <w:sz w:val="21"/>
+          <w14:ligatures w14:val="none"/>
+        </w:rPr>
+        <w:t>generate(</w:t>
+      </w:r>
+      <w:proofErr w:type="gramEnd"/>
+      <w:r>
+        <w:rPr>
+          <w:rFonts w:ascii="Consolas" w:eastAsia="Times New Roman" w:hAnsi="Consolas" w:cs="Times New Roman"/>
+          <w:color w:val="8B949E"/>
+          <w:kern w:val="0"/>
+          <w:sz w:val="21"/>
+          <w14:ligatures w14:val="none"/>
+        </w:rPr>
+        <w:t>) to exist</w:t>
+      </w:r>
+    </w:p>
+    <w:p>
+      <w:pPr>
+        <w:shd w:val="clear" w:color="auto" w:fill="121314"/>
+        <w:spacing w:after="0" w:line="285" w:lineRule="atLeast"/>
+        <w:rPr>
+          <w:rFonts w:ascii="Consolas" w:eastAsia="Times New Roman" w:hAnsi="Consolas" w:cs="Times New Roman"/>
+          <w:color w:val="BBBEBF"/>
+          <w:kern w:val="0"/>
+          <w:sz w:val="21"/>
+          <w14:ligatures w14:val="none"/>
+        </w:rPr>
+      </w:pPr>
+    </w:p>
+    <w:p>
+      <w:pPr>
+        <w:shd w:val="clear" w:color="auto" w:fill="121314"/>
+        <w:spacing w:after="0" w:line="285" w:lineRule="atLeast"/>
+        <w:rPr>
+          <w:rFonts w:ascii="Consolas" w:eastAsia="Times New Roman" w:hAnsi="Consolas" w:cs="Times New Roman"/>
+          <w:color w:val="BBBEBF"/>
+          <w:kern w:val="0"/>
+          <w:sz w:val="21"/>
+          <w14:ligatures w14:val="none"/>
+        </w:rPr>
+      </w:pPr>
+      <w:proofErr w:type="spellStart"/>
+      <w:r>
+        <w:rPr>
+          <w:rFonts w:ascii="Consolas" w:eastAsia="Times New Roman" w:hAnsi="Consolas" w:cs="Times New Roman"/>
+          <w:color w:val="D2A8FF"/>
+          <w:kern w:val="0"/>
+          <w:sz w:val="21"/>
+          <w14:ligatures w14:val="none"/>
+        </w:rPr>
+        <w:t>run_reports</w:t>
+      </w:r>
+      <w:proofErr w:type="spellEnd"/>
+      <w:r>
+        <w:rPr>
+          <w:rFonts w:ascii="Consolas" w:eastAsia="Times New Roman" w:hAnsi="Consolas" w:cs="Times New Roman"/>
+          <w:color w:val="BBBEBF"/>
+          <w:kern w:val="0"/>
+          <w:sz w:val="21"/>
+          <w14:ligatures w14:val="none"/>
+        </w:rPr>
+        <w:t>([</w:t>
+      </w:r>
+      <w:proofErr w:type="spellStart"/>
+      <w:proofErr w:type="gramStart"/>
+      <w:r>
+        <w:rPr>
+          <w:rFonts w:ascii="Consolas" w:eastAsia="Times New Roman" w:hAnsi="Consolas" w:cs="Times New Roman"/>
+          <w:color w:val="4EC9B0"/>
+          <w:kern w:val="0"/>
+          <w:sz w:val="21"/>
+          <w14:ligatures w14:val="none"/>
+        </w:rPr>
+        <w:t>PDFReport</w:t>
+      </w:r>
+      <w:proofErr w:type="spellEnd"/>
+      <w:r>
+        <w:rPr>
+          <w:rFonts w:ascii="Consolas" w:eastAsia="Times New Roman" w:hAnsi="Consolas" w:cs="Times New Roman"/>
+          <w:color w:val="BBBEBF"/>
+          <w:kern w:val="0"/>
+          <w:sz w:val="21"/>
+          <w14:ligatures w14:val="none"/>
+        </w:rPr>
+        <w:t>(</w:t>
+      </w:r>
+      <w:proofErr w:type="gramEnd"/>
+      <w:r>
+        <w:rPr>
+          <w:rFonts w:ascii="Consolas" w:eastAsia="Times New Roman" w:hAnsi="Consolas" w:cs="Times New Roman"/>
+          <w:color w:val="BBBEBF"/>
+          <w:kern w:val="0"/>
+          <w:sz w:val="21"/>
+          <w14:ligatures w14:val="none"/>
+        </w:rPr>
+        <w:t xml:space="preserve">), </w:t>
+      </w:r>
+      <w:proofErr w:type="spellStart"/>
+      <w:proofErr w:type="gramStart"/>
+      <w:r>
+        <w:rPr>
+          <w:rFonts w:ascii="Consolas" w:eastAsia="Times New Roman" w:hAnsi="Consolas" w:cs="Times New Roman"/>
+          <w:color w:val="4EC9B0"/>
+          <w:kern w:val="0"/>
+          <w:sz w:val="21"/>
+          <w14:ligatures w14:val="none"/>
+        </w:rPr>
+        <w:t>ExcelReport</w:t>
+      </w:r>
+      <w:proofErr w:type="spellEnd"/>
+      <w:r>
+        <w:rPr>
+          <w:rFonts w:ascii="Consolas" w:eastAsia="Times New Roman" w:hAnsi="Consolas" w:cs="Times New Roman"/>
+          <w:color w:val="BBBEBF"/>
+          <w:kern w:val="0"/>
+          <w:sz w:val="21"/>
+          <w14:ligatures w14:val="none"/>
+        </w:rPr>
+        <w:t>(</w:t>
+      </w:r>
+      <w:proofErr w:type="gramEnd"/>
+      <w:r>
+        <w:rPr>
+          <w:rFonts w:ascii="Consolas" w:eastAsia="Times New Roman" w:hAnsi="Consolas" w:cs="Times New Roman"/>
+          <w:color w:val="BBBEBF"/>
+          <w:kern w:val="0"/>
+          <w:sz w:val="21"/>
+          <w14:ligatures w14:val="none"/>
+        </w:rPr>
+        <w:t xml:space="preserve">), </w:t>
+      </w:r>
+      <w:proofErr w:type="spellStart"/>
+      <w:proofErr w:type="gramStart"/>
+      <w:r>
+        <w:rPr>
+          <w:rFonts w:ascii="Consolas" w:eastAsia="Times New Roman" w:hAnsi="Consolas" w:cs="Times New Roman"/>
+          <w:color w:val="4EC9B0"/>
+          <w:kern w:val="0"/>
+          <w:sz w:val="21"/>
+          <w14:ligatures w14:val="none"/>
+        </w:rPr>
+        <w:t>HTMLReport</w:t>
+      </w:r>
+      <w:proofErr w:type="spellEnd"/>
+      <w:r>
+        <w:rPr>
+          <w:rFonts w:ascii="Consolas" w:eastAsia="Times New Roman" w:hAnsi="Consolas" w:cs="Times New Roman"/>
+          <w:color w:val="BBBEBF"/>
+          <w:kern w:val="0"/>
+          <w:sz w:val="21"/>
+          <w14:ligatures w14:val="none"/>
+        </w:rPr>
+        <w:t>(</w:t>
+      </w:r>
+      <w:proofErr w:type="gramEnd"/>
+      <w:r>
+        <w:rPr>
+          <w:rFonts w:ascii="Consolas" w:eastAsia="Times New Roman" w:hAnsi="Consolas" w:cs="Times New Roman"/>
+          <w:color w:val="BBBEBF"/>
+          <w:kern w:val="0"/>
+          <w:sz w:val="21"/>
+          <w14:ligatures w14:val="none"/>
+        </w:rPr>
+        <w:t>)])</w:t>
+      </w:r>
+    </w:p>
+    <w:p>
+      <w:pPr>
+        <w:rPr>
+          <w:rFonts w:ascii="Times New Roman" w:hAnsi="Times New Roman" w:cs="Times New Roman"/>
+          <w:b/>
+          <w:bCs/>
+        </w:rPr>
+      </w:pPr>
+    </w:p>
+    <w:p>
+      <w:pPr>
+        <w:rPr>
+          <w:rFonts w:ascii="Times New Roman" w:hAnsi="Times New Roman" w:cs="Times New Roman"/>
+          <w:b/>
+          <w:bCs/>
+        </w:rPr>
+      </w:pPr>
+      <w:r>
+        <w:rPr>
+          <w:rFonts w:ascii="Times New Roman" w:hAnsi="Times New Roman" w:cs="Times New Roman"/>
+          <w:b/>
+          <w:bCs/>
+        </w:rPr>
+        <w:t>Common beginner mistakes</w:t>
+      </w:r>
+    </w:p>
+    <w:p>
+      <w:pPr>
+        <w:numPr>
+          <w:ilvl w:val="0"/>
+          <w:numId w:val="4"/>
+        </w:numPr>
+        <w:rPr>
+          <w:rFonts w:ascii="Times New Roman" w:hAnsi="Times New Roman" w:cs="Times New Roman"/>
+        </w:rPr>
+      </w:pPr>
+      <w:r>
+        <w:rPr>
+          <w:rFonts w:ascii="Times New Roman" w:hAnsi="Times New Roman" w:cs="Times New Roman"/>
+          <w:b/>
+          <w:bCs/>
+        </w:rPr>
+        <w:t>Thinking polymorphism requires inheritance.</w:t>
+      </w:r>
+      <w:r>
+        <w:rPr>
+          <w:rFonts w:ascii="Times New Roman" w:hAnsi="Times New Roman" w:cs="Times New Roman"/>
+        </w:rPr>
+        <w:t xml:space="preserve"> Duck typing proves it doesn't. If two completely unrelated classes have the same method name, they're polymorphic with respect to that method. Python checks for the method's existence at runtime — it never asks about the inheritance chain.</w:t>
+      </w:r>
+    </w:p>
+    <w:p>
+      <w:pPr>
+        <w:numPr>
+          <w:ilvl w:val="0"/>
+          <w:numId w:val="4"/>
+        </w:numPr>
+        <w:rPr>
+          <w:rFonts w:ascii="Times New Roman" w:hAnsi="Times New Roman" w:cs="Times New Roman"/>
+        </w:rPr>
+      </w:pPr>
+      <w:r>
+        <w:rPr>
+          <w:rFonts w:ascii="Times New Roman" w:hAnsi="Times New Roman" w:cs="Times New Roman"/>
+          <w:b/>
+          <w:bCs/>
+        </w:rPr>
+        <w:t>Confusing method overriding with method overloading.</w:t>
+      </w:r>
+      <w:r>
+        <w:rPr>
+          <w:rFonts w:ascii="Times New Roman" w:hAnsi="Times New Roman" w:cs="Times New Roman"/>
+        </w:rPr>
+        <w:t xml:space="preserve"> Overriding means a subclass redefines a parent's method — same name, same number of parameters, different implementation. Overloading means multiple methods with the same name but different signatures in the same class. Python doesn't support true overloading — defining two methods with the same name simply replaces the first. Use default parameters or *</w:t>
+      </w:r>
+      <w:proofErr w:type="spellStart"/>
+      <w:r>
+        <w:rPr>
+          <w:rFonts w:ascii="Times New Roman" w:hAnsi="Times New Roman" w:cs="Times New Roman"/>
+        </w:rPr>
+        <w:t>args</w:t>
+      </w:r>
+      <w:proofErr w:type="spellEnd"/>
+      <w:r>
+        <w:rPr>
+          <w:rFonts w:ascii="Times New Roman" w:hAnsi="Times New Roman" w:cs="Times New Roman"/>
+        </w:rPr>
+        <w:t xml:space="preserve"> to handle multiple signatures.</w:t>
+      </w:r>
+    </w:p>
+    <w:p>
+      <w:pPr>
+        <w:numPr>
+          <w:ilvl w:val="0"/>
+          <w:numId w:val="4"/>
+        </w:numPr>
+        <w:rPr>
+          <w:rFonts w:ascii="Times New Roman" w:hAnsi="Times New Roman" w:cs="Times New Roman"/>
+        </w:rPr>
+      </w:pPr>
+      <w:r>
+        <w:rPr>
+          <w:rFonts w:ascii="Times New Roman" w:hAnsi="Times New Roman" w:cs="Times New Roman"/>
+          <w:b/>
+          <w:bCs/>
+        </w:rPr>
+        <w:lastRenderedPageBreak/>
+        <w:t>Forgetting that operator overloading should be symmetric.</w:t>
+      </w:r>
+      <w:r>
+        <w:rPr>
+          <w:rFonts w:ascii="Times New Roman" w:hAnsi="Times New Roman" w:cs="Times New Roman"/>
+        </w:rPr>
+        <w:t xml:space="preserve"> If you define __add__ for v1 + v2, but v2 is a plain number, Python will try v</w:t>
+      </w:r>
+      <w:proofErr w:type="gramStart"/>
+      <w:r>
+        <w:rPr>
+          <w:rFonts w:ascii="Times New Roman" w:hAnsi="Times New Roman" w:cs="Times New Roman"/>
+        </w:rPr>
+        <w:t>2._</w:t>
+      </w:r>
+      <w:proofErr w:type="gramEnd"/>
+      <w:r>
+        <w:rPr>
+          <w:rFonts w:ascii="Times New Roman" w:hAnsi="Times New Roman" w:cs="Times New Roman"/>
+        </w:rPr>
+        <w:t>_add__(v1) if yours fails — this is called __</w:t>
+      </w:r>
+      <w:proofErr w:type="spellStart"/>
+      <w:r>
+        <w:rPr>
+          <w:rFonts w:ascii="Times New Roman" w:hAnsi="Times New Roman" w:cs="Times New Roman"/>
+        </w:rPr>
+        <w:t>radd</w:t>
+      </w:r>
+      <w:proofErr w:type="spellEnd"/>
+      <w:r>
+        <w:rPr>
+          <w:rFonts w:ascii="Times New Roman" w:hAnsi="Times New Roman" w:cs="Times New Roman"/>
+        </w:rPr>
+        <w:t>__. For production numeric classes, always implement both __add__ and __</w:t>
+      </w:r>
+      <w:proofErr w:type="spellStart"/>
+      <w:r>
+        <w:rPr>
+          <w:rFonts w:ascii="Times New Roman" w:hAnsi="Times New Roman" w:cs="Times New Roman"/>
+        </w:rPr>
+        <w:t>radd</w:t>
+      </w:r>
+      <w:proofErr w:type="spellEnd"/>
+      <w:r>
+        <w:rPr>
+          <w:rFonts w:ascii="Times New Roman" w:hAnsi="Times New Roman" w:cs="Times New Roman"/>
+        </w:rPr>
+        <w:t>__ to handle Vector + 2 and 2 + Vector correctly.</w:t>
+      </w:r>
+    </w:p>
+    <w:p>
+      <w:pPr>
+        <w:numPr>
+          <w:ilvl w:val="0"/>
+          <w:numId w:val="4"/>
+        </w:numPr>
+        <w:rPr>
+          <w:rFonts w:ascii="Times New Roman" w:hAnsi="Times New Roman" w:cs="Times New Roman"/>
+        </w:rPr>
+      </w:pPr>
+      <w:r>
+        <w:rPr>
+          <w:rFonts w:ascii="Times New Roman" w:hAnsi="Times New Roman" w:cs="Times New Roman"/>
+          <w:b/>
+          <w:bCs/>
+        </w:rPr>
+        <w:t xml:space="preserve">Using </w:t>
+      </w:r>
+      <w:proofErr w:type="gramStart"/>
+      <w:r>
+        <w:rPr>
+          <w:rFonts w:ascii="Times New Roman" w:hAnsi="Times New Roman" w:cs="Times New Roman"/>
+          <w:b/>
+          <w:bCs/>
+        </w:rPr>
+        <w:t>type(</w:t>
+      </w:r>
+      <w:proofErr w:type="gramEnd"/>
+      <w:r>
+        <w:rPr>
+          <w:rFonts w:ascii="Times New Roman" w:hAnsi="Times New Roman" w:cs="Times New Roman"/>
+          <w:b/>
+          <w:bCs/>
+        </w:rPr>
+        <w:t>) checks instead of duck typing.</w:t>
+      </w:r>
+      <w:r>
+        <w:rPr>
+          <w:rFonts w:ascii="Times New Roman" w:hAnsi="Times New Roman" w:cs="Times New Roman"/>
+        </w:rPr>
+        <w:t xml:space="preserve"> Writing if type(obj) == </w:t>
+      </w:r>
+      <w:proofErr w:type="spellStart"/>
+      <w:r>
+        <w:rPr>
+          <w:rFonts w:ascii="Times New Roman" w:hAnsi="Times New Roman" w:cs="Times New Roman"/>
+        </w:rPr>
+        <w:t>DatabaseWriter</w:t>
+      </w:r>
+      <w:proofErr w:type="spellEnd"/>
+      <w:r>
+        <w:rPr>
+          <w:rFonts w:ascii="Times New Roman" w:hAnsi="Times New Roman" w:cs="Times New Roman"/>
+        </w:rPr>
+        <w:t xml:space="preserve">: </w:t>
+      </w:r>
+      <w:proofErr w:type="spellStart"/>
+      <w:proofErr w:type="gramStart"/>
+      <w:r>
+        <w:rPr>
+          <w:rFonts w:ascii="Times New Roman" w:hAnsi="Times New Roman" w:cs="Times New Roman"/>
+        </w:rPr>
+        <w:t>obj.save</w:t>
+      </w:r>
+      <w:proofErr w:type="spellEnd"/>
+      <w:proofErr w:type="gramEnd"/>
+      <w:r>
+        <w:rPr>
+          <w:rFonts w:ascii="Times New Roman" w:hAnsi="Times New Roman" w:cs="Times New Roman"/>
+        </w:rPr>
+        <w:t xml:space="preserve">() completely defeats polymorphism. Just call </w:t>
+      </w:r>
+      <w:proofErr w:type="spellStart"/>
+      <w:proofErr w:type="gramStart"/>
+      <w:r>
+        <w:rPr>
+          <w:rFonts w:ascii="Times New Roman" w:hAnsi="Times New Roman" w:cs="Times New Roman"/>
+        </w:rPr>
+        <w:t>obj.save</w:t>
+      </w:r>
+      <w:proofErr w:type="spellEnd"/>
+      <w:proofErr w:type="gramEnd"/>
+      <w:r>
+        <w:rPr>
+          <w:rFonts w:ascii="Times New Roman" w:hAnsi="Times New Roman" w:cs="Times New Roman"/>
+        </w:rPr>
+        <w:t xml:space="preserve">() directly. If you need type safety, use </w:t>
+      </w:r>
+      <w:proofErr w:type="spellStart"/>
+      <w:proofErr w:type="gramStart"/>
+      <w:r>
+        <w:rPr>
+          <w:rFonts w:ascii="Times New Roman" w:hAnsi="Times New Roman" w:cs="Times New Roman"/>
+        </w:rPr>
+        <w:t>isinstance</w:t>
+      </w:r>
+      <w:proofErr w:type="spellEnd"/>
+      <w:r>
+        <w:rPr>
+          <w:rFonts w:ascii="Times New Roman" w:hAnsi="Times New Roman" w:cs="Times New Roman"/>
+        </w:rPr>
+        <w:t>(</w:t>
+      </w:r>
+      <w:proofErr w:type="gramEnd"/>
+      <w:r>
+        <w:rPr>
+          <w:rFonts w:ascii="Times New Roman" w:hAnsi="Times New Roman" w:cs="Times New Roman"/>
+        </w:rPr>
+        <w:t>) — but most of the time in Pythonic code, you shouldn't need to check the type at all.</w:t>
+      </w:r>
+    </w:p>
+    <w:p>
+      <w:pPr>
+        <w:rPr>
+          <w:rFonts w:ascii="Times New Roman" w:hAnsi="Times New Roman" w:cs="Times New Roman"/>
+        </w:rPr>
+      </w:pPr>
+    </w:p>
     <w:sectPr>
       <w:pgSz w:w="11906" w:h="16838"/>
       <w:pgMar w:top="1440" w:right="1440" w:bottom="1440" w:left="1440" w:header="708" w:footer="708" w:gutter="0"/>
@@ -8792,11 +16790,243 @@
       </w:pPr>
     </w:lvl>
   </w:abstractNum>
+  <w:abstractNum w:abstractNumId="2" w15:restartNumberingAfterBreak="0">
+    <w:nsid w:val="4C5D4BB6"/>
+    <w:multiLevelType w:val="multilevel"/>
+    <w:tmpl w:val="9A125358"/>
+    <w:lvl w:ilvl="0">
+      <w:start w:val="1"/>
+      <w:numFmt w:val="decimal"/>
+      <w:lvlText w:val="%1."/>
+      <w:lvlJc w:val="left"/>
+      <w:pPr>
+        <w:tabs>
+          <w:tab w:val="num" w:pos="720"/>
+        </w:tabs>
+        <w:ind w:left="720" w:hanging="360"/>
+      </w:pPr>
+    </w:lvl>
+    <w:lvl w:ilvl="1" w:tentative="1">
+      <w:start w:val="1"/>
+      <w:numFmt w:val="decimal"/>
+      <w:lvlText w:val="%2."/>
+      <w:lvlJc w:val="left"/>
+      <w:pPr>
+        <w:tabs>
+          <w:tab w:val="num" w:pos="1440"/>
+        </w:tabs>
+        <w:ind w:left="1440" w:hanging="360"/>
+      </w:pPr>
+    </w:lvl>
+    <w:lvl w:ilvl="2" w:tentative="1">
+      <w:start w:val="1"/>
+      <w:numFmt w:val="decimal"/>
+      <w:lvlText w:val="%3."/>
+      <w:lvlJc w:val="left"/>
+      <w:pPr>
+        <w:tabs>
+          <w:tab w:val="num" w:pos="2160"/>
+        </w:tabs>
+        <w:ind w:left="2160" w:hanging="360"/>
+      </w:pPr>
+    </w:lvl>
+    <w:lvl w:ilvl="3" w:tentative="1">
+      <w:start w:val="1"/>
+      <w:numFmt w:val="decimal"/>
+      <w:lvlText w:val="%4."/>
+      <w:lvlJc w:val="left"/>
+      <w:pPr>
+        <w:tabs>
+          <w:tab w:val="num" w:pos="2880"/>
+        </w:tabs>
+        <w:ind w:left="2880" w:hanging="360"/>
+      </w:pPr>
+    </w:lvl>
+    <w:lvl w:ilvl="4" w:tentative="1">
+      <w:start w:val="1"/>
+      <w:numFmt w:val="decimal"/>
+      <w:lvlText w:val="%5."/>
+      <w:lvlJc w:val="left"/>
+      <w:pPr>
+        <w:tabs>
+          <w:tab w:val="num" w:pos="3600"/>
+        </w:tabs>
+        <w:ind w:left="3600" w:hanging="360"/>
+      </w:pPr>
+    </w:lvl>
+    <w:lvl w:ilvl="5" w:tentative="1">
+      <w:start w:val="1"/>
+      <w:numFmt w:val="decimal"/>
+      <w:lvlText w:val="%6."/>
+      <w:lvlJc w:val="left"/>
+      <w:pPr>
+        <w:tabs>
+          <w:tab w:val="num" w:pos="4320"/>
+        </w:tabs>
+        <w:ind w:left="4320" w:hanging="360"/>
+      </w:pPr>
+    </w:lvl>
+    <w:lvl w:ilvl="6" w:tentative="1">
+      <w:start w:val="1"/>
+      <w:numFmt w:val="decimal"/>
+      <w:lvlText w:val="%7."/>
+      <w:lvlJc w:val="left"/>
+      <w:pPr>
+        <w:tabs>
+          <w:tab w:val="num" w:pos="5040"/>
+        </w:tabs>
+        <w:ind w:left="5040" w:hanging="360"/>
+      </w:pPr>
+    </w:lvl>
+    <w:lvl w:ilvl="7" w:tentative="1">
+      <w:start w:val="1"/>
+      <w:numFmt w:val="decimal"/>
+      <w:lvlText w:val="%8."/>
+      <w:lvlJc w:val="left"/>
+      <w:pPr>
+        <w:tabs>
+          <w:tab w:val="num" w:pos="5760"/>
+        </w:tabs>
+        <w:ind w:left="5760" w:hanging="360"/>
+      </w:pPr>
+    </w:lvl>
+    <w:lvl w:ilvl="8" w:tentative="1">
+      <w:start w:val="1"/>
+      <w:numFmt w:val="decimal"/>
+      <w:lvlText w:val="%9."/>
+      <w:lvlJc w:val="left"/>
+      <w:pPr>
+        <w:tabs>
+          <w:tab w:val="num" w:pos="6480"/>
+        </w:tabs>
+        <w:ind w:left="6480" w:hanging="360"/>
+      </w:pPr>
+    </w:lvl>
+  </w:abstractNum>
+  <w:abstractNum w:abstractNumId="3" w15:restartNumberingAfterBreak="0">
+    <w:nsid w:val="79CB2F15"/>
+    <w:multiLevelType w:val="multilevel"/>
+    <w:tmpl w:val="0316BC2A"/>
+    <w:lvl w:ilvl="0">
+      <w:start w:val="1"/>
+      <w:numFmt w:val="decimal"/>
+      <w:lvlText w:val="%1."/>
+      <w:lvlJc w:val="left"/>
+      <w:pPr>
+        <w:tabs>
+          <w:tab w:val="num" w:pos="720"/>
+        </w:tabs>
+        <w:ind w:left="720" w:hanging="360"/>
+      </w:pPr>
+    </w:lvl>
+    <w:lvl w:ilvl="1" w:tentative="1">
+      <w:start w:val="1"/>
+      <w:numFmt w:val="decimal"/>
+      <w:lvlText w:val="%2."/>
+      <w:lvlJc w:val="left"/>
+      <w:pPr>
+        <w:tabs>
+          <w:tab w:val="num" w:pos="1440"/>
+        </w:tabs>
+        <w:ind w:left="1440" w:hanging="360"/>
+      </w:pPr>
+    </w:lvl>
+    <w:lvl w:ilvl="2" w:tentative="1">
+      <w:start w:val="1"/>
+      <w:numFmt w:val="decimal"/>
+      <w:lvlText w:val="%3."/>
+      <w:lvlJc w:val="left"/>
+      <w:pPr>
+        <w:tabs>
+          <w:tab w:val="num" w:pos="2160"/>
+        </w:tabs>
+        <w:ind w:left="2160" w:hanging="360"/>
+      </w:pPr>
+    </w:lvl>
+    <w:lvl w:ilvl="3" w:tentative="1">
+      <w:start w:val="1"/>
+      <w:numFmt w:val="decimal"/>
+      <w:lvlText w:val="%4."/>
+      <w:lvlJc w:val="left"/>
+      <w:pPr>
+        <w:tabs>
+          <w:tab w:val="num" w:pos="2880"/>
+        </w:tabs>
+        <w:ind w:left="2880" w:hanging="360"/>
+      </w:pPr>
+    </w:lvl>
+    <w:lvl w:ilvl="4" w:tentative="1">
+      <w:start w:val="1"/>
+      <w:numFmt w:val="decimal"/>
+      <w:lvlText w:val="%5."/>
+      <w:lvlJc w:val="left"/>
+      <w:pPr>
+        <w:tabs>
+          <w:tab w:val="num" w:pos="3600"/>
+        </w:tabs>
+        <w:ind w:left="3600" w:hanging="360"/>
+      </w:pPr>
+    </w:lvl>
+    <w:lvl w:ilvl="5" w:tentative="1">
+      <w:start w:val="1"/>
+      <w:numFmt w:val="decimal"/>
+      <w:lvlText w:val="%6."/>
+      <w:lvlJc w:val="left"/>
+      <w:pPr>
+        <w:tabs>
+          <w:tab w:val="num" w:pos="4320"/>
+        </w:tabs>
+        <w:ind w:left="4320" w:hanging="360"/>
+      </w:pPr>
+    </w:lvl>
+    <w:lvl w:ilvl="6" w:tentative="1">
+      <w:start w:val="1"/>
+      <w:numFmt w:val="decimal"/>
+      <w:lvlText w:val="%7."/>
+      <w:lvlJc w:val="left"/>
+      <w:pPr>
+        <w:tabs>
+          <w:tab w:val="num" w:pos="5040"/>
+        </w:tabs>
+        <w:ind w:left="5040" w:hanging="360"/>
+      </w:pPr>
+    </w:lvl>
+    <w:lvl w:ilvl="7" w:tentative="1">
+      <w:start w:val="1"/>
+      <w:numFmt w:val="decimal"/>
+      <w:lvlText w:val="%8."/>
+      <w:lvlJc w:val="left"/>
+      <w:pPr>
+        <w:tabs>
+          <w:tab w:val="num" w:pos="5760"/>
+        </w:tabs>
+        <w:ind w:left="5760" w:hanging="360"/>
+      </w:pPr>
+    </w:lvl>
+    <w:lvl w:ilvl="8" w:tentative="1">
+      <w:start w:val="1"/>
+      <w:numFmt w:val="decimal"/>
+      <w:lvlText w:val="%9."/>
+      <w:lvlJc w:val="left"/>
+      <w:pPr>
+        <w:tabs>
+          <w:tab w:val="num" w:pos="6480"/>
+        </w:tabs>
+        <w:ind w:left="6480" w:hanging="360"/>
+      </w:pPr>
+    </w:lvl>
+  </w:abstractNum>
   <w:num w:numId="1" w16cid:durableId="47926187">
     <w:abstractNumId w:val="0"/>
   </w:num>
   <w:num w:numId="2" w16cid:durableId="1615600681">
     <w:abstractNumId w:val="1"/>
+  </w:num>
+  <w:num w:numId="3" w16cid:durableId="162670181">
+    <w:abstractNumId w:val="3"/>
+  </w:num>
+  <w:num w:numId="4" w16cid:durableId="1579362298">
+    <w:abstractNumId w:val="2"/>
   </w:num>
 </w:numbering>
 </file>
@@ -9780,6 +18010,16 @@
       </w:tcPr>
     </w:tblStylePr>
   </w:style>
+  <w:style w:type="paragraph" w:styleId="Revision">
+    <w:name w:val="Revision"/>
+    <w:hidden/>
+    <w:uiPriority w:val="99"/>
+    <w:semiHidden/>
+    <w:rsid w:val="00473D6D"/>
+    <w:pPr>
+      <w:spacing w:after="0" w:line="240" w:lineRule="auto"/>
+    </w:pPr>
+  </w:style>
 </w:styles>
 </file>
 

--- a/Notesuu/OOPS_002.docx
+++ b/Notesuu/OOPS_002.docx
@@ -4674,24 +4674,15 @@
       <w:pPr>
         <w:shd w:val="clear" w:color="auto" w:fill="121314"/>
         <w:spacing w:after="0" w:line="285" w:lineRule="atLeast"/>
-        <w:rPr>
-          <w:rFonts w:ascii="Consolas" w:eastAsia="Times New Roman" w:hAnsi="Consolas" w:cs="Times New Roman"/>
-          <w:color w:val="BBBEBF"/>
-          <w:kern w:val="0"/>
-          <w:sz w:val="21"/>
-          <w14:ligatures w14:val="none"/>
-        </w:rPr>
-      </w:pPr>
-      <w:r>
-        <w:rPr>
-          <w:rFonts w:ascii="Consolas" w:eastAsia="Times New Roman" w:hAnsi="Consolas" w:cs="Times New Roman"/>
-          <w:color w:val="BBBEBF"/>
-          <w:kern w:val="0"/>
-          <w:sz w:val="21"/>
-          <w14:ligatures w14:val="none"/>
-        </w:rPr>
-        <w:t xml:space="preserve">    </w:t>
-      </w:r>
+        <w:ind w:firstLine="468"/>
+        <w:rPr>
+          <w:rFonts w:ascii="Consolas" w:eastAsia="Times New Roman" w:hAnsi="Consolas" w:cs="Times New Roman"/>
+          <w:color w:val="D2A8FF"/>
+          <w:kern w:val="0"/>
+          <w:sz w:val="21"/>
+          <w14:ligatures w14:val="none"/>
+        </w:rPr>
+      </w:pPr>
       <w:r>
         <w:rPr>
           <w:rFonts w:ascii="Consolas" w:eastAsia="Times New Roman" w:hAnsi="Consolas" w:cs="Times New Roman"/>
@@ -4707,104 +4698,16 @@
       <w:pPr>
         <w:shd w:val="clear" w:color="auto" w:fill="121314"/>
         <w:spacing w:after="0" w:line="285" w:lineRule="atLeast"/>
-        <w:rPr>
-          <w:rFonts w:ascii="Consolas" w:eastAsia="Times New Roman" w:hAnsi="Consolas" w:cs="Times New Roman"/>
-          <w:color w:val="BBBEBF"/>
-          <w:kern w:val="0"/>
-          <w:sz w:val="21"/>
-          <w14:ligatures w14:val="none"/>
-        </w:rPr>
-      </w:pPr>
-      <w:r>
-        <w:rPr>
-          <w:rFonts w:ascii="Consolas" w:eastAsia="Times New Roman" w:hAnsi="Consolas" w:cs="Times New Roman"/>
-          <w:color w:val="BBBEBF"/>
-          <w:kern w:val="0"/>
-          <w:sz w:val="21"/>
-          <w14:ligatures w14:val="none"/>
-        </w:rPr>
-        <w:t xml:space="preserve">    </w:t>
-      </w:r>
-      <w:r>
-        <w:rPr>
-          <w:rFonts w:ascii="Consolas" w:eastAsia="Times New Roman" w:hAnsi="Consolas" w:cs="Times New Roman"/>
-          <w:color w:val="FF7B72"/>
-          <w:kern w:val="0"/>
-          <w:sz w:val="21"/>
-          <w14:ligatures w14:val="none"/>
-        </w:rPr>
-        <w:t>def</w:t>
-      </w:r>
-      <w:r>
-        <w:rPr>
-          <w:rFonts w:ascii="Consolas" w:eastAsia="Times New Roman" w:hAnsi="Consolas" w:cs="Times New Roman"/>
-          <w:color w:val="BBBEBF"/>
-          <w:kern w:val="0"/>
-          <w:sz w:val="21"/>
-          <w14:ligatures w14:val="none"/>
-        </w:rPr>
-        <w:t xml:space="preserve"> </w:t>
-      </w:r>
-      <w:r>
-        <w:rPr>
-          <w:rFonts w:ascii="Consolas" w:eastAsia="Times New Roman" w:hAnsi="Consolas" w:cs="Times New Roman"/>
-          <w:color w:val="C9D1D9"/>
-          <w:kern w:val="0"/>
-          <w:sz w:val="21"/>
-          <w14:ligatures w14:val="none"/>
-        </w:rPr>
-        <w:t>perimeter</w:t>
-      </w:r>
-      <w:r>
-        <w:rPr>
-          <w:rFonts w:ascii="Consolas" w:eastAsia="Times New Roman" w:hAnsi="Consolas" w:cs="Times New Roman"/>
-          <w:color w:val="BBBEBF"/>
-          <w:kern w:val="0"/>
-          <w:sz w:val="21"/>
-          <w14:ligatures w14:val="none"/>
-        </w:rPr>
-        <w:t>(</w:t>
-      </w:r>
-      <w:r>
-        <w:rPr>
-          <w:rFonts w:ascii="Consolas" w:eastAsia="Times New Roman" w:hAnsi="Consolas" w:cs="Times New Roman"/>
-          <w:color w:val="C9D1D9"/>
-          <w:kern w:val="0"/>
-          <w:sz w:val="21"/>
-          <w14:ligatures w14:val="none"/>
-        </w:rPr>
-        <w:t>self</w:t>
-      </w:r>
-      <w:r>
-        <w:rPr>
-          <w:rFonts w:ascii="Consolas" w:eastAsia="Times New Roman" w:hAnsi="Consolas" w:cs="Times New Roman"/>
-          <w:color w:val="BBBEBF"/>
-          <w:kern w:val="0"/>
-          <w:sz w:val="21"/>
-          <w14:ligatures w14:val="none"/>
-        </w:rPr>
-        <w:t xml:space="preserve">) -&gt; </w:t>
-      </w:r>
-      <w:r>
-        <w:rPr>
-          <w:rFonts w:ascii="Consolas" w:eastAsia="Times New Roman" w:hAnsi="Consolas" w:cs="Times New Roman"/>
-          <w:color w:val="4EC9B0"/>
-          <w:kern w:val="0"/>
-          <w:sz w:val="21"/>
-          <w14:ligatures w14:val="none"/>
-        </w:rPr>
-        <w:t>float</w:t>
-      </w:r>
-      <w:r>
-        <w:rPr>
-          <w:rFonts w:ascii="Consolas" w:eastAsia="Times New Roman" w:hAnsi="Consolas" w:cs="Times New Roman"/>
-          <w:color w:val="BBBEBF"/>
-          <w:kern w:val="0"/>
-          <w:sz w:val="21"/>
-          <w14:ligatures w14:val="none"/>
-        </w:rPr>
-        <w:t>:</w:t>
-      </w:r>
+        <w:ind w:firstLine="468"/>
+        <w:rPr>
+          <w:rFonts w:ascii="Consolas" w:eastAsia="Times New Roman" w:hAnsi="Consolas" w:cs="Times New Roman"/>
+          <w:color w:val="BBBEBF"/>
+          <w:kern w:val="0"/>
+          <w:sz w:val="21"/>
+          <w:lang w:val="en-IN"/>
+          <w14:ligatures w14:val="none"/>
+        </w:rPr>
+      </w:pPr>
     </w:p>
     <w:p>
       <w:pPr>
@@ -4826,17 +4729,87 @@
           <w:sz w:val="21"/>
           <w14:ligatures w14:val="none"/>
         </w:rPr>
-        <w:t xml:space="preserve">        </w:t>
-      </w:r>
-      <w:r>
-        <w:rPr>
-          <w:rFonts w:ascii="Consolas" w:eastAsia="Times New Roman" w:hAnsi="Consolas" w:cs="Times New Roman"/>
-          <w:color w:val="C586C0"/>
-          <w:kern w:val="0"/>
-          <w:sz w:val="21"/>
-          <w14:ligatures w14:val="none"/>
-        </w:rPr>
-        <w:t>pass</w:t>
+        <w:t xml:space="preserve">    </w:t>
+      </w:r>
+      <w:r>
+        <w:rPr>
+          <w:rFonts w:ascii="Consolas" w:eastAsia="Times New Roman" w:hAnsi="Consolas" w:cs="Times New Roman"/>
+          <w:color w:val="FF7B72"/>
+          <w:kern w:val="0"/>
+          <w:sz w:val="21"/>
+          <w14:ligatures w14:val="none"/>
+        </w:rPr>
+        <w:t>def</w:t>
+      </w:r>
+      <w:r>
+        <w:rPr>
+          <w:rFonts w:ascii="Consolas" w:eastAsia="Times New Roman" w:hAnsi="Consolas" w:cs="Times New Roman"/>
+          <w:color w:val="BBBEBF"/>
+          <w:kern w:val="0"/>
+          <w:sz w:val="21"/>
+          <w14:ligatures w14:val="none"/>
+        </w:rPr>
+        <w:t xml:space="preserve"> </w:t>
+      </w:r>
+      <w:r>
+        <w:rPr>
+          <w:rFonts w:ascii="Consolas" w:eastAsia="Times New Roman" w:hAnsi="Consolas" w:cs="Times New Roman"/>
+          <w:color w:val="C9D1D9"/>
+          <w:kern w:val="0"/>
+          <w:sz w:val="21"/>
+          <w14:ligatures w14:val="none"/>
+        </w:rPr>
+        <w:t>perimeter</w:t>
+      </w:r>
+      <w:r>
+        <w:rPr>
+          <w:rFonts w:ascii="Consolas" w:eastAsia="Times New Roman" w:hAnsi="Consolas" w:cs="Times New Roman"/>
+          <w:color w:val="BBBEBF"/>
+          <w:kern w:val="0"/>
+          <w:sz w:val="21"/>
+          <w14:ligatures w14:val="none"/>
+        </w:rPr>
+        <w:t>(</w:t>
+      </w:r>
+      <w:r>
+        <w:rPr>
+          <w:rFonts w:ascii="Consolas" w:eastAsia="Times New Roman" w:hAnsi="Consolas" w:cs="Times New Roman"/>
+          <w:color w:val="C9D1D9"/>
+          <w:kern w:val="0"/>
+          <w:sz w:val="21"/>
+          <w14:ligatures w14:val="none"/>
+        </w:rPr>
+        <w:t>self</w:t>
+      </w:r>
+      <w:r>
+        <w:rPr>
+          <w:rFonts w:ascii="Consolas" w:eastAsia="Times New Roman" w:hAnsi="Consolas" w:cs="Times New Roman"/>
+          <w:color w:val="BBBEBF"/>
+          <w:kern w:val="0"/>
+          <w:sz w:val="21"/>
+          <w14:ligatures w14:val="none"/>
+        </w:rPr>
+        <w:t xml:space="preserve">) -&gt; </w:t>
+      </w:r>
+      <w:r>
+        <w:rPr>
+          <w:rFonts w:ascii="Consolas" w:eastAsia="Times New Roman" w:hAnsi="Consolas" w:cs="Times New Roman"/>
+          <w:color w:val="4EC9B0"/>
+          <w:kern w:val="0"/>
+          <w:sz w:val="21"/>
+          <w14:ligatures w14:val="none"/>
+        </w:rPr>
+        <w:t>float</w:t>
+      </w:r>
+      <w:r>
+        <w:rPr>
+          <w:rFonts w:ascii="Consolas" w:eastAsia="Times New Roman" w:hAnsi="Consolas" w:cs="Times New Roman"/>
+          <w:color w:val="BBBEBF"/>
+          <w:kern w:val="0"/>
+          <w:sz w:val="21"/>
+          <w14:ligatures w14:val="none"/>
+        </w:rPr>
+        <w:t>:</w:t>
       </w:r>
     </w:p>
     <w:p>
@@ -4851,6 +4824,26 @@
           <w14:ligatures w14:val="none"/>
         </w:rPr>
       </w:pPr>
+      <w:r>
+        <w:rPr>
+          <w:rFonts w:ascii="Consolas" w:eastAsia="Times New Roman" w:hAnsi="Consolas" w:cs="Times New Roman"/>
+          <w:color w:val="BBBEBF"/>
+          <w:kern w:val="0"/>
+          <w:sz w:val="21"/>
+          <w14:ligatures w14:val="none"/>
+        </w:rPr>
+        <w:t xml:space="preserve">        </w:t>
+      </w:r>
+      <w:r>
+        <w:rPr>
+          <w:rFonts w:ascii="Consolas" w:eastAsia="Times New Roman" w:hAnsi="Consolas" w:cs="Times New Roman"/>
+          <w:color w:val="C586C0"/>
+          <w:kern w:val="0"/>
+          <w:sz w:val="21"/>
+          <w14:ligatures w14:val="none"/>
+        </w:rPr>
+        <w:t>pass</w:t>
+      </w:r>
     </w:p>
     <w:p>
       <w:pPr>
@@ -4864,76 +4857,6 @@
           <w14:ligatures w14:val="none"/>
         </w:rPr>
       </w:pPr>
-      <w:r>
-        <w:rPr>
-          <w:rFonts w:ascii="Consolas" w:eastAsia="Times New Roman" w:hAnsi="Consolas" w:cs="Times New Roman"/>
-          <w:color w:val="BBBEBF"/>
-          <w:kern w:val="0"/>
-          <w:sz w:val="21"/>
-          <w14:ligatures w14:val="none"/>
-        </w:rPr>
-        <w:t xml:space="preserve">    </w:t>
-      </w:r>
-      <w:r>
-        <w:rPr>
-          <w:rFonts w:ascii="Consolas" w:eastAsia="Times New Roman" w:hAnsi="Consolas" w:cs="Times New Roman"/>
-          <w:color w:val="FF7B72"/>
-          <w:kern w:val="0"/>
-          <w:sz w:val="21"/>
-          <w14:ligatures w14:val="none"/>
-        </w:rPr>
-        <w:t>def</w:t>
-      </w:r>
-      <w:r>
-        <w:rPr>
-          <w:rFonts w:ascii="Consolas" w:eastAsia="Times New Roman" w:hAnsi="Consolas" w:cs="Times New Roman"/>
-          <w:color w:val="BBBEBF"/>
-          <w:kern w:val="0"/>
-          <w:sz w:val="21"/>
-          <w14:ligatures w14:val="none"/>
-        </w:rPr>
-        <w:t xml:space="preserve"> </w:t>
-      </w:r>
-      <w:r>
-        <w:rPr>
-          <w:rFonts w:ascii="Consolas" w:eastAsia="Times New Roman" w:hAnsi="Consolas" w:cs="Times New Roman"/>
-          <w:color w:val="D2A8FF"/>
-          <w:kern w:val="0"/>
-          <w:sz w:val="21"/>
-          <w14:ligatures w14:val="none"/>
-        </w:rPr>
-        <w:t>describe</w:t>
-      </w:r>
-      <w:r>
-        <w:rPr>
-          <w:rFonts w:ascii="Consolas" w:eastAsia="Times New Roman" w:hAnsi="Consolas" w:cs="Times New Roman"/>
-          <w:color w:val="BBBEBF"/>
-          <w:kern w:val="0"/>
-          <w:sz w:val="21"/>
-          <w14:ligatures w14:val="none"/>
-        </w:rPr>
-        <w:t>(</w:t>
-      </w:r>
-      <w:r>
-        <w:rPr>
-          <w:rFonts w:ascii="Consolas" w:eastAsia="Times New Roman" w:hAnsi="Consolas" w:cs="Times New Roman"/>
-          <w:color w:val="C9D1D9"/>
-          <w:kern w:val="0"/>
-          <w:sz w:val="21"/>
-          <w14:ligatures w14:val="none"/>
-        </w:rPr>
-        <w:t>self</w:t>
-      </w:r>
-      <w:r>
-        <w:rPr>
-          <w:rFonts w:ascii="Consolas" w:eastAsia="Times New Roman" w:hAnsi="Consolas" w:cs="Times New Roman"/>
-          <w:color w:val="BBBEBF"/>
-          <w:kern w:val="0"/>
-          <w:sz w:val="21"/>
-          <w14:ligatures w14:val="none"/>
-        </w:rPr>
-        <w:t>):</w:t>
-      </w:r>
     </w:p>
     <w:p>
       <w:pPr>
@@ -4955,17 +4878,67 @@
           <w:sz w:val="21"/>
           <w14:ligatures w14:val="none"/>
         </w:rPr>
-        <w:t xml:space="preserve">        </w:t>
-      </w:r>
-      <w:r>
-        <w:rPr>
-          <w:rFonts w:ascii="Consolas" w:eastAsia="Times New Roman" w:hAnsi="Consolas" w:cs="Times New Roman"/>
-          <w:color w:val="8B949E"/>
-          <w:kern w:val="0"/>
-          <w:sz w:val="21"/>
-          <w14:ligatures w14:val="none"/>
-        </w:rPr>
-        <w:t># Concrete method using abstract properties</w:t>
+        <w:t xml:space="preserve">    </w:t>
+      </w:r>
+      <w:r>
+        <w:rPr>
+          <w:rFonts w:ascii="Consolas" w:eastAsia="Times New Roman" w:hAnsi="Consolas" w:cs="Times New Roman"/>
+          <w:color w:val="FF7B72"/>
+          <w:kern w:val="0"/>
+          <w:sz w:val="21"/>
+          <w14:ligatures w14:val="none"/>
+        </w:rPr>
+        <w:t>def</w:t>
+      </w:r>
+      <w:r>
+        <w:rPr>
+          <w:rFonts w:ascii="Consolas" w:eastAsia="Times New Roman" w:hAnsi="Consolas" w:cs="Times New Roman"/>
+          <w:color w:val="BBBEBF"/>
+          <w:kern w:val="0"/>
+          <w:sz w:val="21"/>
+          <w14:ligatures w14:val="none"/>
+        </w:rPr>
+        <w:t xml:space="preserve"> </w:t>
+      </w:r>
+      <w:r>
+        <w:rPr>
+          <w:rFonts w:ascii="Consolas" w:eastAsia="Times New Roman" w:hAnsi="Consolas" w:cs="Times New Roman"/>
+          <w:color w:val="D2A8FF"/>
+          <w:kern w:val="0"/>
+          <w:sz w:val="21"/>
+          <w14:ligatures w14:val="none"/>
+        </w:rPr>
+        <w:t>describe</w:t>
+      </w:r>
+      <w:r>
+        <w:rPr>
+          <w:rFonts w:ascii="Consolas" w:eastAsia="Times New Roman" w:hAnsi="Consolas" w:cs="Times New Roman"/>
+          <w:color w:val="BBBEBF"/>
+          <w:kern w:val="0"/>
+          <w:sz w:val="21"/>
+          <w14:ligatures w14:val="none"/>
+        </w:rPr>
+        <w:t>(</w:t>
+      </w:r>
+      <w:r>
+        <w:rPr>
+          <w:rFonts w:ascii="Consolas" w:eastAsia="Times New Roman" w:hAnsi="Consolas" w:cs="Times New Roman"/>
+          <w:color w:val="C9D1D9"/>
+          <w:kern w:val="0"/>
+          <w:sz w:val="21"/>
+          <w14:ligatures w14:val="none"/>
+        </w:rPr>
+        <w:t>self</w:t>
+      </w:r>
+      <w:r>
+        <w:rPr>
+          <w:rFonts w:ascii="Consolas" w:eastAsia="Times New Roman" w:hAnsi="Consolas" w:cs="Times New Roman"/>
+          <w:color w:val="BBBEBF"/>
+          <w:kern w:val="0"/>
+          <w:sz w:val="21"/>
+          <w14:ligatures w14:val="none"/>
+        </w:rPr>
+        <w:t>):</w:t>
       </w:r>
     </w:p>
     <w:p>
@@ -4990,6 +4963,39 @@
         </w:rPr>
         <w:t xml:space="preserve">        </w:t>
       </w:r>
+      <w:r>
+        <w:rPr>
+          <w:rFonts w:ascii="Consolas" w:eastAsia="Times New Roman" w:hAnsi="Consolas" w:cs="Times New Roman"/>
+          <w:color w:val="8B949E"/>
+          <w:kern w:val="0"/>
+          <w:sz w:val="21"/>
+          <w14:ligatures w14:val="none"/>
+        </w:rPr>
+        <w:t># Concrete method using abstract properties</w:t>
+      </w:r>
+    </w:p>
+    <w:p>
+      <w:pPr>
+        <w:shd w:val="clear" w:color="auto" w:fill="121314"/>
+        <w:spacing w:after="0" w:line="285" w:lineRule="atLeast"/>
+        <w:rPr>
+          <w:rFonts w:ascii="Consolas" w:eastAsia="Times New Roman" w:hAnsi="Consolas" w:cs="Times New Roman"/>
+          <w:color w:val="BBBEBF"/>
+          <w:kern w:val="0"/>
+          <w:sz w:val="21"/>
+          <w14:ligatures w14:val="none"/>
+        </w:rPr>
+      </w:pPr>
+      <w:r>
+        <w:rPr>
+          <w:rFonts w:ascii="Consolas" w:eastAsia="Times New Roman" w:hAnsi="Consolas" w:cs="Times New Roman"/>
+          <w:color w:val="BBBEBF"/>
+          <w:kern w:val="0"/>
+          <w:sz w:val="21"/>
+          <w14:ligatures w14:val="none"/>
+        </w:rPr>
+        <w:t xml:space="preserve">        </w:t>
+      </w:r>
       <w:proofErr w:type="gramStart"/>
       <w:r>
         <w:rPr>
@@ -6668,6 +6674,7 @@
           <w:sz w:val="21"/>
           <w14:ligatures w14:val="none"/>
         </w:rPr>
+        <w:lastRenderedPageBreak/>
         <w:t xml:space="preserve">    </w:t>
       </w:r>
       <w:r>
@@ -6751,7 +6758,6 @@
           <w:sz w:val="21"/>
           <w14:ligatures w14:val="none"/>
         </w:rPr>
-        <w:lastRenderedPageBreak/>
         <w:t xml:space="preserve">        </w:t>
       </w:r>
       <w:r>
@@ -16545,6 +16551,1617 @@
         <w:t>) — but most of the time in Pythonic code, you shouldn't need to check the type at all.</w:t>
       </w:r>
     </w:p>
+    <w:p>
+      <w:pPr>
+        <w:spacing w:before="100" w:beforeAutospacing="1" w:after="100" w:afterAutospacing="1" w:line="240" w:lineRule="auto"/>
+        <w:outlineLvl w:val="3"/>
+        <w:rPr>
+          <w:rFonts w:ascii="Times New Roman" w:eastAsia="Times New Roman" w:hAnsi="Times New Roman" w:cs="Times New Roman"/>
+          <w:b/>
+          <w:bCs/>
+          <w:kern w:val="0"/>
+          <w:szCs w:val="24"/>
+          <w14:ligatures w14:val="none"/>
+        </w:rPr>
+      </w:pPr>
+    </w:p>
+    <w:p>
+      <w:pPr>
+        <w:spacing w:before="100" w:beforeAutospacing="1" w:after="100" w:afterAutospacing="1" w:line="240" w:lineRule="auto"/>
+        <w:outlineLvl w:val="3"/>
+        <w:rPr>
+          <w:rFonts w:ascii="Times New Roman" w:eastAsia="Times New Roman" w:hAnsi="Times New Roman" w:cs="Times New Roman"/>
+          <w:b/>
+          <w:bCs/>
+          <w:kern w:val="0"/>
+          <w:szCs w:val="24"/>
+          <w14:ligatures w14:val="none"/>
+        </w:rPr>
+      </w:pPr>
+      <w:r>
+        <w:rPr>
+          <w:rFonts w:ascii="Times New Roman" w:eastAsia="Times New Roman" w:hAnsi="Times New Roman" w:cs="Times New Roman"/>
+          <w:b/>
+          <w:bCs/>
+          <w:kern w:val="0"/>
+          <w:szCs w:val="24"/>
+          <w14:ligatures w14:val="none"/>
+        </w:rPr>
+        <w:t>Operator to dunder method — quick reference</w:t>
+      </w:r>
+    </w:p>
+    <w:tbl>
+      <w:tblPr>
+        <w:tblStyle w:val="PlainTable1"/>
+        <w:tblW w:w="9157" w:type="dxa"/>
+        <w:tblLook w:val="04A0" w:firstRow="1" w:lastRow="0" w:firstColumn="1" w:lastColumn="0" w:noHBand="0" w:noVBand="1"/>
+      </w:tblPr>
+      <w:tblGrid>
+        <w:gridCol w:w="3927"/>
+        <w:gridCol w:w="3205"/>
+        <w:gridCol w:w="2025"/>
+      </w:tblGrid>
+      <w:tr>
+        <w:trPr>
+          <w:cnfStyle w:val="100000000000" w:firstRow="1" w:lastRow="0" w:firstColumn="0" w:lastColumn="0" w:oddVBand="0" w:evenVBand="0" w:oddHBand="0" w:evenHBand="0" w:firstRowFirstColumn="0" w:firstRowLastColumn="0" w:lastRowFirstColumn="0" w:lastRowLastColumn="0"/>
+          <w:trHeight w:val="536"/>
+        </w:trPr>
+        <w:tc>
+          <w:tcPr>
+            <w:cnfStyle w:val="001000000000" w:firstRow="0" w:lastRow="0" w:firstColumn="1" w:lastColumn="0" w:oddVBand="0" w:evenVBand="0" w:oddHBand="0" w:evenHBand="0" w:firstRowFirstColumn="0" w:firstRowLastColumn="0" w:lastRowFirstColumn="0" w:lastRowLastColumn="0"/>
+            <w:tcW w:w="0" w:type="auto"/>
+            <w:hideMark/>
+          </w:tcPr>
+          <w:p>
+            <w:pPr>
+              <w:jc w:val="center"/>
+              <w:rPr>
+                <w:rFonts w:ascii="Times New Roman" w:eastAsia="Times New Roman" w:hAnsi="Times New Roman" w:cs="Times New Roman"/>
+                <w:kern w:val="0"/>
+                <w:szCs w:val="24"/>
+                <w14:ligatures w14:val="none"/>
+              </w:rPr>
+            </w:pPr>
+            <w:r>
+              <w:rPr>
+                <w:rFonts w:ascii="Times New Roman" w:eastAsia="Times New Roman" w:hAnsi="Times New Roman" w:cs="Times New Roman"/>
+                <w:kern w:val="0"/>
+                <w:szCs w:val="24"/>
+                <w14:ligatures w14:val="none"/>
+              </w:rPr>
+              <w:t>Operator / Function</w:t>
+            </w:r>
+          </w:p>
+        </w:tc>
+        <w:tc>
+          <w:tcPr>
+            <w:tcW w:w="0" w:type="auto"/>
+            <w:hideMark/>
+          </w:tcPr>
+          <w:p>
+            <w:pPr>
+              <w:jc w:val="center"/>
+              <w:cnfStyle w:val="100000000000" w:firstRow="1" w:lastRow="0" w:firstColumn="0" w:lastColumn="0" w:oddVBand="0" w:evenVBand="0" w:oddHBand="0" w:evenHBand="0" w:firstRowFirstColumn="0" w:firstRowLastColumn="0" w:lastRowFirstColumn="0" w:lastRowLastColumn="0"/>
+              <w:rPr>
+                <w:rFonts w:ascii="Times New Roman" w:eastAsia="Times New Roman" w:hAnsi="Times New Roman" w:cs="Times New Roman"/>
+                <w:kern w:val="0"/>
+                <w:szCs w:val="24"/>
+                <w14:ligatures w14:val="none"/>
+              </w:rPr>
+            </w:pPr>
+            <w:r>
+              <w:rPr>
+                <w:rFonts w:ascii="Times New Roman" w:eastAsia="Times New Roman" w:hAnsi="Times New Roman" w:cs="Times New Roman"/>
+                <w:kern w:val="0"/>
+                <w:szCs w:val="24"/>
+                <w14:ligatures w14:val="none"/>
+              </w:rPr>
+              <w:t>Dunder Method</w:t>
+            </w:r>
+          </w:p>
+        </w:tc>
+        <w:tc>
+          <w:tcPr>
+            <w:tcW w:w="0" w:type="auto"/>
+            <w:hideMark/>
+          </w:tcPr>
+          <w:p>
+            <w:pPr>
+              <w:jc w:val="center"/>
+              <w:cnfStyle w:val="100000000000" w:firstRow="1" w:lastRow="0" w:firstColumn="0" w:lastColumn="0" w:oddVBand="0" w:evenVBand="0" w:oddHBand="0" w:evenHBand="0" w:firstRowFirstColumn="0" w:firstRowLastColumn="0" w:lastRowFirstColumn="0" w:lastRowLastColumn="0"/>
+              <w:rPr>
+                <w:rFonts w:ascii="Times New Roman" w:eastAsia="Times New Roman" w:hAnsi="Times New Roman" w:cs="Times New Roman"/>
+                <w:kern w:val="0"/>
+                <w:szCs w:val="24"/>
+                <w14:ligatures w14:val="none"/>
+              </w:rPr>
+            </w:pPr>
+            <w:r>
+              <w:rPr>
+                <w:rFonts w:ascii="Times New Roman" w:eastAsia="Times New Roman" w:hAnsi="Times New Roman" w:cs="Times New Roman"/>
+                <w:kern w:val="0"/>
+                <w:szCs w:val="24"/>
+                <w14:ligatures w14:val="none"/>
+              </w:rPr>
+              <w:t>Example</w:t>
+            </w:r>
+          </w:p>
+        </w:tc>
+      </w:tr>
+      <w:tr>
+        <w:trPr>
+          <w:cnfStyle w:val="000000100000" w:firstRow="0" w:lastRow="0" w:firstColumn="0" w:lastColumn="0" w:oddVBand="0" w:evenVBand="0" w:oddHBand="1" w:evenHBand="0" w:firstRowFirstColumn="0" w:firstRowLastColumn="0" w:lastRowFirstColumn="0" w:lastRowLastColumn="0"/>
+          <w:trHeight w:val="451"/>
+        </w:trPr>
+        <w:tc>
+          <w:tcPr>
+            <w:cnfStyle w:val="001000000000" w:firstRow="0" w:lastRow="0" w:firstColumn="1" w:lastColumn="0" w:oddVBand="0" w:evenVBand="0" w:oddHBand="0" w:evenHBand="0" w:firstRowFirstColumn="0" w:firstRowLastColumn="0" w:lastRowFirstColumn="0" w:lastRowLastColumn="0"/>
+            <w:tcW w:w="0" w:type="auto"/>
+            <w:hideMark/>
+          </w:tcPr>
+          <w:p>
+            <w:pPr>
+              <w:rPr>
+                <w:rFonts w:ascii="Times New Roman" w:eastAsia="Times New Roman" w:hAnsi="Times New Roman" w:cs="Times New Roman"/>
+                <w:kern w:val="0"/>
+                <w:szCs w:val="24"/>
+                <w14:ligatures w14:val="none"/>
+              </w:rPr>
+            </w:pPr>
+            <w:r>
+              <w:rPr>
+                <w:rFonts w:ascii="Courier New" w:eastAsia="Times New Roman" w:hAnsi="Courier New" w:cs="Courier New"/>
+                <w:kern w:val="0"/>
+                <w:sz w:val="20"/>
+                <w:szCs w:val="20"/>
+                <w14:ligatures w14:val="none"/>
+              </w:rPr>
+              <w:t>+</w:t>
+            </w:r>
+          </w:p>
+        </w:tc>
+        <w:tc>
+          <w:tcPr>
+            <w:tcW w:w="0" w:type="auto"/>
+            <w:hideMark/>
+          </w:tcPr>
+          <w:p>
+            <w:pPr>
+              <w:cnfStyle w:val="000000100000" w:firstRow="0" w:lastRow="0" w:firstColumn="0" w:lastColumn="0" w:oddVBand="0" w:evenVBand="0" w:oddHBand="1" w:evenHBand="0" w:firstRowFirstColumn="0" w:firstRowLastColumn="0" w:lastRowFirstColumn="0" w:lastRowLastColumn="0"/>
+              <w:rPr>
+                <w:rFonts w:ascii="Times New Roman" w:eastAsia="Times New Roman" w:hAnsi="Times New Roman" w:cs="Times New Roman"/>
+                <w:kern w:val="0"/>
+                <w:szCs w:val="24"/>
+                <w14:ligatures w14:val="none"/>
+              </w:rPr>
+            </w:pPr>
+            <w:r>
+              <w:rPr>
+                <w:rFonts w:ascii="Courier New" w:eastAsia="Times New Roman" w:hAnsi="Courier New" w:cs="Courier New"/>
+                <w:kern w:val="0"/>
+                <w:sz w:val="20"/>
+                <w:szCs w:val="20"/>
+                <w14:ligatures w14:val="none"/>
+              </w:rPr>
+              <w:t>__add__</w:t>
+            </w:r>
+          </w:p>
+        </w:tc>
+        <w:tc>
+          <w:tcPr>
+            <w:tcW w:w="0" w:type="auto"/>
+            <w:hideMark/>
+          </w:tcPr>
+          <w:p>
+            <w:pPr>
+              <w:cnfStyle w:val="000000100000" w:firstRow="0" w:lastRow="0" w:firstColumn="0" w:lastColumn="0" w:oddVBand="0" w:evenVBand="0" w:oddHBand="1" w:evenHBand="0" w:firstRowFirstColumn="0" w:firstRowLastColumn="0" w:lastRowFirstColumn="0" w:lastRowLastColumn="0"/>
+              <w:rPr>
+                <w:rFonts w:ascii="Times New Roman" w:eastAsia="Times New Roman" w:hAnsi="Times New Roman" w:cs="Times New Roman"/>
+                <w:kern w:val="0"/>
+                <w:szCs w:val="24"/>
+                <w14:ligatures w14:val="none"/>
+              </w:rPr>
+            </w:pPr>
+            <w:r>
+              <w:rPr>
+                <w:rFonts w:ascii="Courier New" w:eastAsia="Times New Roman" w:hAnsi="Courier New" w:cs="Courier New"/>
+                <w:kern w:val="0"/>
+                <w:sz w:val="20"/>
+                <w:szCs w:val="20"/>
+                <w14:ligatures w14:val="none"/>
+              </w:rPr>
+              <w:t>v1 + v2</w:t>
+            </w:r>
+          </w:p>
+        </w:tc>
+      </w:tr>
+      <w:tr>
+        <w:trPr>
+          <w:trHeight w:val="451"/>
+        </w:trPr>
+        <w:tc>
+          <w:tcPr>
+            <w:cnfStyle w:val="001000000000" w:firstRow="0" w:lastRow="0" w:firstColumn="1" w:lastColumn="0" w:oddVBand="0" w:evenVBand="0" w:oddHBand="0" w:evenHBand="0" w:firstRowFirstColumn="0" w:firstRowLastColumn="0" w:lastRowFirstColumn="0" w:lastRowLastColumn="0"/>
+            <w:tcW w:w="0" w:type="auto"/>
+            <w:hideMark/>
+          </w:tcPr>
+          <w:p>
+            <w:pPr>
+              <w:rPr>
+                <w:rFonts w:ascii="Times New Roman" w:eastAsia="Times New Roman" w:hAnsi="Times New Roman" w:cs="Times New Roman"/>
+                <w:kern w:val="0"/>
+                <w:szCs w:val="24"/>
+                <w14:ligatures w14:val="none"/>
+              </w:rPr>
+            </w:pPr>
+            <w:r>
+              <w:rPr>
+                <w:rFonts w:ascii="Courier New" w:eastAsia="Times New Roman" w:hAnsi="Courier New" w:cs="Courier New"/>
+                <w:kern w:val="0"/>
+                <w:sz w:val="20"/>
+                <w:szCs w:val="20"/>
+                <w14:ligatures w14:val="none"/>
+              </w:rPr>
+              <w:t>-</w:t>
+            </w:r>
+          </w:p>
+        </w:tc>
+        <w:tc>
+          <w:tcPr>
+            <w:tcW w:w="0" w:type="auto"/>
+            <w:hideMark/>
+          </w:tcPr>
+          <w:p>
+            <w:pPr>
+              <w:cnfStyle w:val="000000000000" w:firstRow="0" w:lastRow="0" w:firstColumn="0" w:lastColumn="0" w:oddVBand="0" w:evenVBand="0" w:oddHBand="0" w:evenHBand="0" w:firstRowFirstColumn="0" w:firstRowLastColumn="0" w:lastRowFirstColumn="0" w:lastRowLastColumn="0"/>
+              <w:rPr>
+                <w:rFonts w:ascii="Times New Roman" w:eastAsia="Times New Roman" w:hAnsi="Times New Roman" w:cs="Times New Roman"/>
+                <w:kern w:val="0"/>
+                <w:szCs w:val="24"/>
+                <w14:ligatures w14:val="none"/>
+              </w:rPr>
+            </w:pPr>
+            <w:r>
+              <w:rPr>
+                <w:rFonts w:ascii="Courier New" w:eastAsia="Times New Roman" w:hAnsi="Courier New" w:cs="Courier New"/>
+                <w:kern w:val="0"/>
+                <w:sz w:val="20"/>
+                <w:szCs w:val="20"/>
+                <w14:ligatures w14:val="none"/>
+              </w:rPr>
+              <w:t>__sub__</w:t>
+            </w:r>
+          </w:p>
+        </w:tc>
+        <w:tc>
+          <w:tcPr>
+            <w:tcW w:w="0" w:type="auto"/>
+            <w:hideMark/>
+          </w:tcPr>
+          <w:p>
+            <w:pPr>
+              <w:cnfStyle w:val="000000000000" w:firstRow="0" w:lastRow="0" w:firstColumn="0" w:lastColumn="0" w:oddVBand="0" w:evenVBand="0" w:oddHBand="0" w:evenHBand="0" w:firstRowFirstColumn="0" w:firstRowLastColumn="0" w:lastRowFirstColumn="0" w:lastRowLastColumn="0"/>
+              <w:rPr>
+                <w:rFonts w:ascii="Times New Roman" w:eastAsia="Times New Roman" w:hAnsi="Times New Roman" w:cs="Times New Roman"/>
+                <w:kern w:val="0"/>
+                <w:szCs w:val="24"/>
+                <w14:ligatures w14:val="none"/>
+              </w:rPr>
+            </w:pPr>
+            <w:r>
+              <w:rPr>
+                <w:rFonts w:ascii="Courier New" w:eastAsia="Times New Roman" w:hAnsi="Courier New" w:cs="Courier New"/>
+                <w:kern w:val="0"/>
+                <w:sz w:val="20"/>
+                <w:szCs w:val="20"/>
+                <w14:ligatures w14:val="none"/>
+              </w:rPr>
+              <w:t>v1 - v2</w:t>
+            </w:r>
+          </w:p>
+        </w:tc>
+      </w:tr>
+      <w:tr>
+        <w:trPr>
+          <w:cnfStyle w:val="000000100000" w:firstRow="0" w:lastRow="0" w:firstColumn="0" w:lastColumn="0" w:oddVBand="0" w:evenVBand="0" w:oddHBand="1" w:evenHBand="0" w:firstRowFirstColumn="0" w:firstRowLastColumn="0" w:lastRowFirstColumn="0" w:lastRowLastColumn="0"/>
+          <w:trHeight w:val="428"/>
+        </w:trPr>
+        <w:tc>
+          <w:tcPr>
+            <w:cnfStyle w:val="001000000000" w:firstRow="0" w:lastRow="0" w:firstColumn="1" w:lastColumn="0" w:oddVBand="0" w:evenVBand="0" w:oddHBand="0" w:evenHBand="0" w:firstRowFirstColumn="0" w:firstRowLastColumn="0" w:lastRowFirstColumn="0" w:lastRowLastColumn="0"/>
+            <w:tcW w:w="0" w:type="auto"/>
+            <w:hideMark/>
+          </w:tcPr>
+          <w:p>
+            <w:pPr>
+              <w:rPr>
+                <w:rFonts w:ascii="Times New Roman" w:eastAsia="Times New Roman" w:hAnsi="Times New Roman" w:cs="Times New Roman"/>
+                <w:kern w:val="0"/>
+                <w:szCs w:val="24"/>
+                <w14:ligatures w14:val="none"/>
+              </w:rPr>
+            </w:pPr>
+            <w:r>
+              <w:rPr>
+                <w:rFonts w:ascii="Courier New" w:eastAsia="Times New Roman" w:hAnsi="Courier New" w:cs="Courier New"/>
+                <w:kern w:val="0"/>
+                <w:sz w:val="20"/>
+                <w:szCs w:val="20"/>
+                <w14:ligatures w14:val="none"/>
+              </w:rPr>
+              <w:t>*</w:t>
+            </w:r>
+          </w:p>
+        </w:tc>
+        <w:tc>
+          <w:tcPr>
+            <w:tcW w:w="0" w:type="auto"/>
+            <w:hideMark/>
+          </w:tcPr>
+          <w:p>
+            <w:pPr>
+              <w:cnfStyle w:val="000000100000" w:firstRow="0" w:lastRow="0" w:firstColumn="0" w:lastColumn="0" w:oddVBand="0" w:evenVBand="0" w:oddHBand="1" w:evenHBand="0" w:firstRowFirstColumn="0" w:firstRowLastColumn="0" w:lastRowFirstColumn="0" w:lastRowLastColumn="0"/>
+              <w:rPr>
+                <w:rFonts w:ascii="Times New Roman" w:eastAsia="Times New Roman" w:hAnsi="Times New Roman" w:cs="Times New Roman"/>
+                <w:kern w:val="0"/>
+                <w:szCs w:val="24"/>
+                <w14:ligatures w14:val="none"/>
+              </w:rPr>
+            </w:pPr>
+            <w:r>
+              <w:rPr>
+                <w:rFonts w:ascii="Courier New" w:eastAsia="Times New Roman" w:hAnsi="Courier New" w:cs="Courier New"/>
+                <w:kern w:val="0"/>
+                <w:sz w:val="20"/>
+                <w:szCs w:val="20"/>
+                <w14:ligatures w14:val="none"/>
+              </w:rPr>
+              <w:t>__</w:t>
+            </w:r>
+            <w:proofErr w:type="spellStart"/>
+            <w:r>
+              <w:rPr>
+                <w:rFonts w:ascii="Courier New" w:eastAsia="Times New Roman" w:hAnsi="Courier New" w:cs="Courier New"/>
+                <w:kern w:val="0"/>
+                <w:sz w:val="20"/>
+                <w:szCs w:val="20"/>
+                <w14:ligatures w14:val="none"/>
+              </w:rPr>
+              <w:t>mul</w:t>
+            </w:r>
+            <w:proofErr w:type="spellEnd"/>
+            <w:r>
+              <w:rPr>
+                <w:rFonts w:ascii="Courier New" w:eastAsia="Times New Roman" w:hAnsi="Courier New" w:cs="Courier New"/>
+                <w:kern w:val="0"/>
+                <w:sz w:val="20"/>
+                <w:szCs w:val="20"/>
+                <w14:ligatures w14:val="none"/>
+              </w:rPr>
+              <w:t>__</w:t>
+            </w:r>
+          </w:p>
+        </w:tc>
+        <w:tc>
+          <w:tcPr>
+            <w:tcW w:w="0" w:type="auto"/>
+            <w:hideMark/>
+          </w:tcPr>
+          <w:p>
+            <w:pPr>
+              <w:cnfStyle w:val="000000100000" w:firstRow="0" w:lastRow="0" w:firstColumn="0" w:lastColumn="0" w:oddVBand="0" w:evenVBand="0" w:oddHBand="1" w:evenHBand="0" w:firstRowFirstColumn="0" w:firstRowLastColumn="0" w:lastRowFirstColumn="0" w:lastRowLastColumn="0"/>
+              <w:rPr>
+                <w:rFonts w:ascii="Times New Roman" w:eastAsia="Times New Roman" w:hAnsi="Times New Roman" w:cs="Times New Roman"/>
+                <w:kern w:val="0"/>
+                <w:szCs w:val="24"/>
+                <w14:ligatures w14:val="none"/>
+              </w:rPr>
+            </w:pPr>
+            <w:r>
+              <w:rPr>
+                <w:rFonts w:ascii="Courier New" w:eastAsia="Times New Roman" w:hAnsi="Courier New" w:cs="Courier New"/>
+                <w:kern w:val="0"/>
+                <w:sz w:val="20"/>
+                <w:szCs w:val="20"/>
+                <w14:ligatures w14:val="none"/>
+              </w:rPr>
+              <w:t>v1 * 3</w:t>
+            </w:r>
+          </w:p>
+        </w:tc>
+      </w:tr>
+      <w:tr>
+        <w:trPr>
+          <w:trHeight w:val="451"/>
+        </w:trPr>
+        <w:tc>
+          <w:tcPr>
+            <w:cnfStyle w:val="001000000000" w:firstRow="0" w:lastRow="0" w:firstColumn="1" w:lastColumn="0" w:oddVBand="0" w:evenVBand="0" w:oddHBand="0" w:evenHBand="0" w:firstRowFirstColumn="0" w:firstRowLastColumn="0" w:lastRowFirstColumn="0" w:lastRowLastColumn="0"/>
+            <w:tcW w:w="0" w:type="auto"/>
+            <w:hideMark/>
+          </w:tcPr>
+          <w:p>
+            <w:pPr>
+              <w:rPr>
+                <w:rFonts w:ascii="Times New Roman" w:eastAsia="Times New Roman" w:hAnsi="Times New Roman" w:cs="Times New Roman"/>
+                <w:kern w:val="0"/>
+                <w:szCs w:val="24"/>
+                <w14:ligatures w14:val="none"/>
+              </w:rPr>
+            </w:pPr>
+            <w:r>
+              <w:rPr>
+                <w:rFonts w:ascii="Courier New" w:eastAsia="Times New Roman" w:hAnsi="Courier New" w:cs="Courier New"/>
+                <w:kern w:val="0"/>
+                <w:sz w:val="20"/>
+                <w:szCs w:val="20"/>
+                <w14:ligatures w14:val="none"/>
+              </w:rPr>
+              <w:t>/</w:t>
+            </w:r>
+          </w:p>
+        </w:tc>
+        <w:tc>
+          <w:tcPr>
+            <w:tcW w:w="0" w:type="auto"/>
+            <w:hideMark/>
+          </w:tcPr>
+          <w:p>
+            <w:pPr>
+              <w:cnfStyle w:val="000000000000" w:firstRow="0" w:lastRow="0" w:firstColumn="0" w:lastColumn="0" w:oddVBand="0" w:evenVBand="0" w:oddHBand="0" w:evenHBand="0" w:firstRowFirstColumn="0" w:firstRowLastColumn="0" w:lastRowFirstColumn="0" w:lastRowLastColumn="0"/>
+              <w:rPr>
+                <w:rFonts w:ascii="Times New Roman" w:eastAsia="Times New Roman" w:hAnsi="Times New Roman" w:cs="Times New Roman"/>
+                <w:kern w:val="0"/>
+                <w:szCs w:val="24"/>
+                <w14:ligatures w14:val="none"/>
+              </w:rPr>
+            </w:pPr>
+            <w:r>
+              <w:rPr>
+                <w:rFonts w:ascii="Courier New" w:eastAsia="Times New Roman" w:hAnsi="Courier New" w:cs="Courier New"/>
+                <w:kern w:val="0"/>
+                <w:sz w:val="20"/>
+                <w:szCs w:val="20"/>
+                <w14:ligatures w14:val="none"/>
+              </w:rPr>
+              <w:t>__</w:t>
+            </w:r>
+            <w:proofErr w:type="spellStart"/>
+            <w:r>
+              <w:rPr>
+                <w:rFonts w:ascii="Courier New" w:eastAsia="Times New Roman" w:hAnsi="Courier New" w:cs="Courier New"/>
+                <w:kern w:val="0"/>
+                <w:sz w:val="20"/>
+                <w:szCs w:val="20"/>
+                <w14:ligatures w14:val="none"/>
+              </w:rPr>
+              <w:t>truediv</w:t>
+            </w:r>
+            <w:proofErr w:type="spellEnd"/>
+            <w:r>
+              <w:rPr>
+                <w:rFonts w:ascii="Courier New" w:eastAsia="Times New Roman" w:hAnsi="Courier New" w:cs="Courier New"/>
+                <w:kern w:val="0"/>
+                <w:sz w:val="20"/>
+                <w:szCs w:val="20"/>
+                <w14:ligatures w14:val="none"/>
+              </w:rPr>
+              <w:t>__</w:t>
+            </w:r>
+          </w:p>
+        </w:tc>
+        <w:tc>
+          <w:tcPr>
+            <w:tcW w:w="0" w:type="auto"/>
+            <w:hideMark/>
+          </w:tcPr>
+          <w:p>
+            <w:pPr>
+              <w:cnfStyle w:val="000000000000" w:firstRow="0" w:lastRow="0" w:firstColumn="0" w:lastColumn="0" w:oddVBand="0" w:evenVBand="0" w:oddHBand="0" w:evenHBand="0" w:firstRowFirstColumn="0" w:firstRowLastColumn="0" w:lastRowFirstColumn="0" w:lastRowLastColumn="0"/>
+              <w:rPr>
+                <w:rFonts w:ascii="Times New Roman" w:eastAsia="Times New Roman" w:hAnsi="Times New Roman" w:cs="Times New Roman"/>
+                <w:kern w:val="0"/>
+                <w:szCs w:val="24"/>
+                <w14:ligatures w14:val="none"/>
+              </w:rPr>
+            </w:pPr>
+            <w:r>
+              <w:rPr>
+                <w:rFonts w:ascii="Courier New" w:eastAsia="Times New Roman" w:hAnsi="Courier New" w:cs="Courier New"/>
+                <w:kern w:val="0"/>
+                <w:sz w:val="20"/>
+                <w:szCs w:val="20"/>
+                <w14:ligatures w14:val="none"/>
+              </w:rPr>
+              <w:t>v1 / 2</w:t>
+            </w:r>
+          </w:p>
+        </w:tc>
+      </w:tr>
+      <w:tr>
+        <w:trPr>
+          <w:cnfStyle w:val="000000100000" w:firstRow="0" w:lastRow="0" w:firstColumn="0" w:lastColumn="0" w:oddVBand="0" w:evenVBand="0" w:oddHBand="1" w:evenHBand="0" w:firstRowFirstColumn="0" w:firstRowLastColumn="0" w:lastRowFirstColumn="0" w:lastRowLastColumn="0"/>
+          <w:trHeight w:val="451"/>
+        </w:trPr>
+        <w:tc>
+          <w:tcPr>
+            <w:cnfStyle w:val="001000000000" w:firstRow="0" w:lastRow="0" w:firstColumn="1" w:lastColumn="0" w:oddVBand="0" w:evenVBand="0" w:oddHBand="0" w:evenHBand="0" w:firstRowFirstColumn="0" w:firstRowLastColumn="0" w:lastRowFirstColumn="0" w:lastRowLastColumn="0"/>
+            <w:tcW w:w="0" w:type="auto"/>
+            <w:hideMark/>
+          </w:tcPr>
+          <w:p>
+            <w:pPr>
+              <w:rPr>
+                <w:rFonts w:ascii="Times New Roman" w:eastAsia="Times New Roman" w:hAnsi="Times New Roman" w:cs="Times New Roman"/>
+                <w:kern w:val="0"/>
+                <w:szCs w:val="24"/>
+                <w14:ligatures w14:val="none"/>
+              </w:rPr>
+            </w:pPr>
+            <w:r>
+              <w:rPr>
+                <w:rFonts w:ascii="Courier New" w:eastAsia="Times New Roman" w:hAnsi="Courier New" w:cs="Courier New"/>
+                <w:kern w:val="0"/>
+                <w:sz w:val="20"/>
+                <w:szCs w:val="20"/>
+                <w14:ligatures w14:val="none"/>
+              </w:rPr>
+              <w:t>==</w:t>
+            </w:r>
+          </w:p>
+        </w:tc>
+        <w:tc>
+          <w:tcPr>
+            <w:tcW w:w="0" w:type="auto"/>
+            <w:hideMark/>
+          </w:tcPr>
+          <w:p>
+            <w:pPr>
+              <w:cnfStyle w:val="000000100000" w:firstRow="0" w:lastRow="0" w:firstColumn="0" w:lastColumn="0" w:oddVBand="0" w:evenVBand="0" w:oddHBand="1" w:evenHBand="0" w:firstRowFirstColumn="0" w:firstRowLastColumn="0" w:lastRowFirstColumn="0" w:lastRowLastColumn="0"/>
+              <w:rPr>
+                <w:rFonts w:ascii="Times New Roman" w:eastAsia="Times New Roman" w:hAnsi="Times New Roman" w:cs="Times New Roman"/>
+                <w:kern w:val="0"/>
+                <w:szCs w:val="24"/>
+                <w14:ligatures w14:val="none"/>
+              </w:rPr>
+            </w:pPr>
+            <w:r>
+              <w:rPr>
+                <w:rFonts w:ascii="Courier New" w:eastAsia="Times New Roman" w:hAnsi="Courier New" w:cs="Courier New"/>
+                <w:kern w:val="0"/>
+                <w:sz w:val="20"/>
+                <w:szCs w:val="20"/>
+                <w14:ligatures w14:val="none"/>
+              </w:rPr>
+              <w:t>__eq__</w:t>
+            </w:r>
+          </w:p>
+        </w:tc>
+        <w:tc>
+          <w:tcPr>
+            <w:tcW w:w="0" w:type="auto"/>
+            <w:hideMark/>
+          </w:tcPr>
+          <w:p>
+            <w:pPr>
+              <w:cnfStyle w:val="000000100000" w:firstRow="0" w:lastRow="0" w:firstColumn="0" w:lastColumn="0" w:oddVBand="0" w:evenVBand="0" w:oddHBand="1" w:evenHBand="0" w:firstRowFirstColumn="0" w:firstRowLastColumn="0" w:lastRowFirstColumn="0" w:lastRowLastColumn="0"/>
+              <w:rPr>
+                <w:rFonts w:ascii="Times New Roman" w:eastAsia="Times New Roman" w:hAnsi="Times New Roman" w:cs="Times New Roman"/>
+                <w:kern w:val="0"/>
+                <w:szCs w:val="24"/>
+                <w14:ligatures w14:val="none"/>
+              </w:rPr>
+            </w:pPr>
+            <w:r>
+              <w:rPr>
+                <w:rFonts w:ascii="Courier New" w:eastAsia="Times New Roman" w:hAnsi="Courier New" w:cs="Courier New"/>
+                <w:kern w:val="0"/>
+                <w:sz w:val="20"/>
+                <w:szCs w:val="20"/>
+                <w14:ligatures w14:val="none"/>
+              </w:rPr>
+              <w:t>v1 == v2</w:t>
+            </w:r>
+          </w:p>
+        </w:tc>
+      </w:tr>
+      <w:tr>
+        <w:trPr>
+          <w:trHeight w:val="428"/>
+        </w:trPr>
+        <w:tc>
+          <w:tcPr>
+            <w:cnfStyle w:val="001000000000" w:firstRow="0" w:lastRow="0" w:firstColumn="1" w:lastColumn="0" w:oddVBand="0" w:evenVBand="0" w:oddHBand="0" w:evenHBand="0" w:firstRowFirstColumn="0" w:firstRowLastColumn="0" w:lastRowFirstColumn="0" w:lastRowLastColumn="0"/>
+            <w:tcW w:w="0" w:type="auto"/>
+            <w:hideMark/>
+          </w:tcPr>
+          <w:p>
+            <w:pPr>
+              <w:rPr>
+                <w:rFonts w:ascii="Times New Roman" w:eastAsia="Times New Roman" w:hAnsi="Times New Roman" w:cs="Times New Roman"/>
+                <w:kern w:val="0"/>
+                <w:szCs w:val="24"/>
+                <w14:ligatures w14:val="none"/>
+              </w:rPr>
+            </w:pPr>
+            <w:r>
+              <w:rPr>
+                <w:rFonts w:ascii="Courier New" w:eastAsia="Times New Roman" w:hAnsi="Courier New" w:cs="Courier New"/>
+                <w:kern w:val="0"/>
+                <w:sz w:val="20"/>
+                <w:szCs w:val="20"/>
+                <w14:ligatures w14:val="none"/>
+              </w:rPr>
+              <w:t>&lt;</w:t>
+            </w:r>
+          </w:p>
+        </w:tc>
+        <w:tc>
+          <w:tcPr>
+            <w:tcW w:w="0" w:type="auto"/>
+            <w:hideMark/>
+          </w:tcPr>
+          <w:p>
+            <w:pPr>
+              <w:cnfStyle w:val="000000000000" w:firstRow="0" w:lastRow="0" w:firstColumn="0" w:lastColumn="0" w:oddVBand="0" w:evenVBand="0" w:oddHBand="0" w:evenHBand="0" w:firstRowFirstColumn="0" w:firstRowLastColumn="0" w:lastRowFirstColumn="0" w:lastRowLastColumn="0"/>
+              <w:rPr>
+                <w:rFonts w:ascii="Times New Roman" w:eastAsia="Times New Roman" w:hAnsi="Times New Roman" w:cs="Times New Roman"/>
+                <w:kern w:val="0"/>
+                <w:szCs w:val="24"/>
+                <w14:ligatures w14:val="none"/>
+              </w:rPr>
+            </w:pPr>
+            <w:r>
+              <w:rPr>
+                <w:rFonts w:ascii="Courier New" w:eastAsia="Times New Roman" w:hAnsi="Courier New" w:cs="Courier New"/>
+                <w:kern w:val="0"/>
+                <w:sz w:val="20"/>
+                <w:szCs w:val="20"/>
+                <w14:ligatures w14:val="none"/>
+              </w:rPr>
+              <w:t>__</w:t>
+            </w:r>
+            <w:proofErr w:type="spellStart"/>
+            <w:r>
+              <w:rPr>
+                <w:rFonts w:ascii="Courier New" w:eastAsia="Times New Roman" w:hAnsi="Courier New" w:cs="Courier New"/>
+                <w:kern w:val="0"/>
+                <w:sz w:val="20"/>
+                <w:szCs w:val="20"/>
+                <w14:ligatures w14:val="none"/>
+              </w:rPr>
+              <w:t>lt</w:t>
+            </w:r>
+            <w:proofErr w:type="spellEnd"/>
+            <w:r>
+              <w:rPr>
+                <w:rFonts w:ascii="Courier New" w:eastAsia="Times New Roman" w:hAnsi="Courier New" w:cs="Courier New"/>
+                <w:kern w:val="0"/>
+                <w:sz w:val="20"/>
+                <w:szCs w:val="20"/>
+                <w14:ligatures w14:val="none"/>
+              </w:rPr>
+              <w:t>__</w:t>
+            </w:r>
+          </w:p>
+        </w:tc>
+        <w:tc>
+          <w:tcPr>
+            <w:tcW w:w="0" w:type="auto"/>
+            <w:hideMark/>
+          </w:tcPr>
+          <w:p>
+            <w:pPr>
+              <w:cnfStyle w:val="000000000000" w:firstRow="0" w:lastRow="0" w:firstColumn="0" w:lastColumn="0" w:oddVBand="0" w:evenVBand="0" w:oddHBand="0" w:evenHBand="0" w:firstRowFirstColumn="0" w:firstRowLastColumn="0" w:lastRowFirstColumn="0" w:lastRowLastColumn="0"/>
+              <w:rPr>
+                <w:rFonts w:ascii="Times New Roman" w:eastAsia="Times New Roman" w:hAnsi="Times New Roman" w:cs="Times New Roman"/>
+                <w:kern w:val="0"/>
+                <w:szCs w:val="24"/>
+                <w14:ligatures w14:val="none"/>
+              </w:rPr>
+            </w:pPr>
+            <w:r>
+              <w:rPr>
+                <w:rFonts w:ascii="Courier New" w:eastAsia="Times New Roman" w:hAnsi="Courier New" w:cs="Courier New"/>
+                <w:kern w:val="0"/>
+                <w:sz w:val="20"/>
+                <w:szCs w:val="20"/>
+                <w14:ligatures w14:val="none"/>
+              </w:rPr>
+              <w:t>v1 &lt; v2</w:t>
+            </w:r>
+          </w:p>
+        </w:tc>
+      </w:tr>
+      <w:tr>
+        <w:trPr>
+          <w:cnfStyle w:val="000000100000" w:firstRow="0" w:lastRow="0" w:firstColumn="0" w:lastColumn="0" w:oddVBand="0" w:evenVBand="0" w:oddHBand="1" w:evenHBand="0" w:firstRowFirstColumn="0" w:firstRowLastColumn="0" w:lastRowFirstColumn="0" w:lastRowLastColumn="0"/>
+          <w:trHeight w:val="451"/>
+        </w:trPr>
+        <w:tc>
+          <w:tcPr>
+            <w:cnfStyle w:val="001000000000" w:firstRow="0" w:lastRow="0" w:firstColumn="1" w:lastColumn="0" w:oddVBand="0" w:evenVBand="0" w:oddHBand="0" w:evenHBand="0" w:firstRowFirstColumn="0" w:firstRowLastColumn="0" w:lastRowFirstColumn="0" w:lastRowLastColumn="0"/>
+            <w:tcW w:w="0" w:type="auto"/>
+            <w:hideMark/>
+          </w:tcPr>
+          <w:p>
+            <w:pPr>
+              <w:rPr>
+                <w:rFonts w:ascii="Times New Roman" w:eastAsia="Times New Roman" w:hAnsi="Times New Roman" w:cs="Times New Roman"/>
+                <w:kern w:val="0"/>
+                <w:szCs w:val="24"/>
+                <w14:ligatures w14:val="none"/>
+              </w:rPr>
+            </w:pPr>
+            <w:r>
+              <w:rPr>
+                <w:rFonts w:ascii="Courier New" w:eastAsia="Times New Roman" w:hAnsi="Courier New" w:cs="Courier New"/>
+                <w:kern w:val="0"/>
+                <w:sz w:val="20"/>
+                <w:szCs w:val="20"/>
+                <w14:ligatures w14:val="none"/>
+              </w:rPr>
+              <w:t>&gt;</w:t>
+            </w:r>
+          </w:p>
+        </w:tc>
+        <w:tc>
+          <w:tcPr>
+            <w:tcW w:w="0" w:type="auto"/>
+            <w:hideMark/>
+          </w:tcPr>
+          <w:p>
+            <w:pPr>
+              <w:cnfStyle w:val="000000100000" w:firstRow="0" w:lastRow="0" w:firstColumn="0" w:lastColumn="0" w:oddVBand="0" w:evenVBand="0" w:oddHBand="1" w:evenHBand="0" w:firstRowFirstColumn="0" w:firstRowLastColumn="0" w:lastRowFirstColumn="0" w:lastRowLastColumn="0"/>
+              <w:rPr>
+                <w:rFonts w:ascii="Times New Roman" w:eastAsia="Times New Roman" w:hAnsi="Times New Roman" w:cs="Times New Roman"/>
+                <w:kern w:val="0"/>
+                <w:szCs w:val="24"/>
+                <w14:ligatures w14:val="none"/>
+              </w:rPr>
+            </w:pPr>
+            <w:r>
+              <w:rPr>
+                <w:rFonts w:ascii="Courier New" w:eastAsia="Times New Roman" w:hAnsi="Courier New" w:cs="Courier New"/>
+                <w:kern w:val="0"/>
+                <w:sz w:val="20"/>
+                <w:szCs w:val="20"/>
+                <w14:ligatures w14:val="none"/>
+              </w:rPr>
+              <w:t>__</w:t>
+            </w:r>
+            <w:proofErr w:type="spellStart"/>
+            <w:r>
+              <w:rPr>
+                <w:rFonts w:ascii="Courier New" w:eastAsia="Times New Roman" w:hAnsi="Courier New" w:cs="Courier New"/>
+                <w:kern w:val="0"/>
+                <w:sz w:val="20"/>
+                <w:szCs w:val="20"/>
+                <w14:ligatures w14:val="none"/>
+              </w:rPr>
+              <w:t>gt</w:t>
+            </w:r>
+            <w:proofErr w:type="spellEnd"/>
+            <w:r>
+              <w:rPr>
+                <w:rFonts w:ascii="Courier New" w:eastAsia="Times New Roman" w:hAnsi="Courier New" w:cs="Courier New"/>
+                <w:kern w:val="0"/>
+                <w:sz w:val="20"/>
+                <w:szCs w:val="20"/>
+                <w14:ligatures w14:val="none"/>
+              </w:rPr>
+              <w:t>__</w:t>
+            </w:r>
+          </w:p>
+        </w:tc>
+        <w:tc>
+          <w:tcPr>
+            <w:tcW w:w="0" w:type="auto"/>
+            <w:hideMark/>
+          </w:tcPr>
+          <w:p>
+            <w:pPr>
+              <w:cnfStyle w:val="000000100000" w:firstRow="0" w:lastRow="0" w:firstColumn="0" w:lastColumn="0" w:oddVBand="0" w:evenVBand="0" w:oddHBand="1" w:evenHBand="0" w:firstRowFirstColumn="0" w:firstRowLastColumn="0" w:lastRowFirstColumn="0" w:lastRowLastColumn="0"/>
+              <w:rPr>
+                <w:rFonts w:ascii="Times New Roman" w:eastAsia="Times New Roman" w:hAnsi="Times New Roman" w:cs="Times New Roman"/>
+                <w:kern w:val="0"/>
+                <w:szCs w:val="24"/>
+                <w14:ligatures w14:val="none"/>
+              </w:rPr>
+            </w:pPr>
+            <w:r>
+              <w:rPr>
+                <w:rFonts w:ascii="Courier New" w:eastAsia="Times New Roman" w:hAnsi="Courier New" w:cs="Courier New"/>
+                <w:kern w:val="0"/>
+                <w:sz w:val="20"/>
+                <w:szCs w:val="20"/>
+                <w14:ligatures w14:val="none"/>
+              </w:rPr>
+              <w:t>v1 &gt; v2</w:t>
+            </w:r>
+          </w:p>
+        </w:tc>
+      </w:tr>
+      <w:tr>
+        <w:trPr>
+          <w:trHeight w:val="451"/>
+        </w:trPr>
+        <w:tc>
+          <w:tcPr>
+            <w:cnfStyle w:val="001000000000" w:firstRow="0" w:lastRow="0" w:firstColumn="1" w:lastColumn="0" w:oddVBand="0" w:evenVBand="0" w:oddHBand="0" w:evenHBand="0" w:firstRowFirstColumn="0" w:firstRowLastColumn="0" w:lastRowFirstColumn="0" w:lastRowLastColumn="0"/>
+            <w:tcW w:w="0" w:type="auto"/>
+            <w:hideMark/>
+          </w:tcPr>
+          <w:p>
+            <w:pPr>
+              <w:rPr>
+                <w:rFonts w:ascii="Times New Roman" w:eastAsia="Times New Roman" w:hAnsi="Times New Roman" w:cs="Times New Roman"/>
+                <w:kern w:val="0"/>
+                <w:szCs w:val="24"/>
+                <w14:ligatures w14:val="none"/>
+              </w:rPr>
+            </w:pPr>
+            <w:proofErr w:type="spellStart"/>
+            <w:proofErr w:type="gramStart"/>
+            <w:r>
+              <w:rPr>
+                <w:rFonts w:ascii="Courier New" w:eastAsia="Times New Roman" w:hAnsi="Courier New" w:cs="Courier New"/>
+                <w:kern w:val="0"/>
+                <w:sz w:val="20"/>
+                <w:szCs w:val="20"/>
+                <w14:ligatures w14:val="none"/>
+              </w:rPr>
+              <w:t>len</w:t>
+            </w:r>
+            <w:proofErr w:type="spellEnd"/>
+            <w:r>
+              <w:rPr>
+                <w:rFonts w:ascii="Courier New" w:eastAsia="Times New Roman" w:hAnsi="Courier New" w:cs="Courier New"/>
+                <w:kern w:val="0"/>
+                <w:sz w:val="20"/>
+                <w:szCs w:val="20"/>
+                <w14:ligatures w14:val="none"/>
+              </w:rPr>
+              <w:t>(</w:t>
+            </w:r>
+            <w:proofErr w:type="gramEnd"/>
+            <w:r>
+              <w:rPr>
+                <w:rFonts w:ascii="Courier New" w:eastAsia="Times New Roman" w:hAnsi="Courier New" w:cs="Courier New"/>
+                <w:kern w:val="0"/>
+                <w:sz w:val="20"/>
+                <w:szCs w:val="20"/>
+                <w14:ligatures w14:val="none"/>
+              </w:rPr>
+              <w:t>)</w:t>
+            </w:r>
+          </w:p>
+        </w:tc>
+        <w:tc>
+          <w:tcPr>
+            <w:tcW w:w="0" w:type="auto"/>
+            <w:hideMark/>
+          </w:tcPr>
+          <w:p>
+            <w:pPr>
+              <w:cnfStyle w:val="000000000000" w:firstRow="0" w:lastRow="0" w:firstColumn="0" w:lastColumn="0" w:oddVBand="0" w:evenVBand="0" w:oddHBand="0" w:evenHBand="0" w:firstRowFirstColumn="0" w:firstRowLastColumn="0" w:lastRowFirstColumn="0" w:lastRowLastColumn="0"/>
+              <w:rPr>
+                <w:rFonts w:ascii="Times New Roman" w:eastAsia="Times New Roman" w:hAnsi="Times New Roman" w:cs="Times New Roman"/>
+                <w:kern w:val="0"/>
+                <w:szCs w:val="24"/>
+                <w14:ligatures w14:val="none"/>
+              </w:rPr>
+            </w:pPr>
+            <w:r>
+              <w:rPr>
+                <w:rFonts w:ascii="Courier New" w:eastAsia="Times New Roman" w:hAnsi="Courier New" w:cs="Courier New"/>
+                <w:kern w:val="0"/>
+                <w:sz w:val="20"/>
+                <w:szCs w:val="20"/>
+                <w14:ligatures w14:val="none"/>
+              </w:rPr>
+              <w:t>__</w:t>
+            </w:r>
+            <w:proofErr w:type="spellStart"/>
+            <w:r>
+              <w:rPr>
+                <w:rFonts w:ascii="Courier New" w:eastAsia="Times New Roman" w:hAnsi="Courier New" w:cs="Courier New"/>
+                <w:kern w:val="0"/>
+                <w:sz w:val="20"/>
+                <w:szCs w:val="20"/>
+                <w14:ligatures w14:val="none"/>
+              </w:rPr>
+              <w:t>len</w:t>
+            </w:r>
+            <w:proofErr w:type="spellEnd"/>
+            <w:r>
+              <w:rPr>
+                <w:rFonts w:ascii="Courier New" w:eastAsia="Times New Roman" w:hAnsi="Courier New" w:cs="Courier New"/>
+                <w:kern w:val="0"/>
+                <w:sz w:val="20"/>
+                <w:szCs w:val="20"/>
+                <w14:ligatures w14:val="none"/>
+              </w:rPr>
+              <w:t>__</w:t>
+            </w:r>
+          </w:p>
+        </w:tc>
+        <w:tc>
+          <w:tcPr>
+            <w:tcW w:w="0" w:type="auto"/>
+            <w:hideMark/>
+          </w:tcPr>
+          <w:p>
+            <w:pPr>
+              <w:cnfStyle w:val="000000000000" w:firstRow="0" w:lastRow="0" w:firstColumn="0" w:lastColumn="0" w:oddVBand="0" w:evenVBand="0" w:oddHBand="0" w:evenHBand="0" w:firstRowFirstColumn="0" w:firstRowLastColumn="0" w:lastRowFirstColumn="0" w:lastRowLastColumn="0"/>
+              <w:rPr>
+                <w:rFonts w:ascii="Times New Roman" w:eastAsia="Times New Roman" w:hAnsi="Times New Roman" w:cs="Times New Roman"/>
+                <w:kern w:val="0"/>
+                <w:szCs w:val="24"/>
+                <w14:ligatures w14:val="none"/>
+              </w:rPr>
+            </w:pPr>
+            <w:proofErr w:type="spellStart"/>
+            <w:r>
+              <w:rPr>
+                <w:rFonts w:ascii="Courier New" w:eastAsia="Times New Roman" w:hAnsi="Courier New" w:cs="Courier New"/>
+                <w:kern w:val="0"/>
+                <w:sz w:val="20"/>
+                <w:szCs w:val="20"/>
+                <w14:ligatures w14:val="none"/>
+              </w:rPr>
+              <w:t>len</w:t>
+            </w:r>
+            <w:proofErr w:type="spellEnd"/>
+            <w:r>
+              <w:rPr>
+                <w:rFonts w:ascii="Courier New" w:eastAsia="Times New Roman" w:hAnsi="Courier New" w:cs="Courier New"/>
+                <w:kern w:val="0"/>
+                <w:sz w:val="20"/>
+                <w:szCs w:val="20"/>
+                <w14:ligatures w14:val="none"/>
+              </w:rPr>
+              <w:t>(v1)</w:t>
+            </w:r>
+          </w:p>
+        </w:tc>
+      </w:tr>
+      <w:tr>
+        <w:trPr>
+          <w:cnfStyle w:val="000000100000" w:firstRow="0" w:lastRow="0" w:firstColumn="0" w:lastColumn="0" w:oddVBand="0" w:evenVBand="0" w:oddHBand="1" w:evenHBand="0" w:firstRowFirstColumn="0" w:firstRowLastColumn="0" w:lastRowFirstColumn="0" w:lastRowLastColumn="0"/>
+          <w:trHeight w:val="428"/>
+        </w:trPr>
+        <w:tc>
+          <w:tcPr>
+            <w:cnfStyle w:val="001000000000" w:firstRow="0" w:lastRow="0" w:firstColumn="1" w:lastColumn="0" w:oddVBand="0" w:evenVBand="0" w:oddHBand="0" w:evenHBand="0" w:firstRowFirstColumn="0" w:firstRowLastColumn="0" w:lastRowFirstColumn="0" w:lastRowLastColumn="0"/>
+            <w:tcW w:w="0" w:type="auto"/>
+            <w:hideMark/>
+          </w:tcPr>
+          <w:p>
+            <w:pPr>
+              <w:rPr>
+                <w:rFonts w:ascii="Times New Roman" w:eastAsia="Times New Roman" w:hAnsi="Times New Roman" w:cs="Times New Roman"/>
+                <w:kern w:val="0"/>
+                <w:szCs w:val="24"/>
+                <w14:ligatures w14:val="none"/>
+              </w:rPr>
+            </w:pPr>
+            <w:proofErr w:type="gramStart"/>
+            <w:r>
+              <w:rPr>
+                <w:rFonts w:ascii="Courier New" w:eastAsia="Times New Roman" w:hAnsi="Courier New" w:cs="Courier New"/>
+                <w:kern w:val="0"/>
+                <w:sz w:val="20"/>
+                <w:szCs w:val="20"/>
+                <w14:ligatures w14:val="none"/>
+              </w:rPr>
+              <w:t>abs(</w:t>
+            </w:r>
+            <w:proofErr w:type="gramEnd"/>
+            <w:r>
+              <w:rPr>
+                <w:rFonts w:ascii="Courier New" w:eastAsia="Times New Roman" w:hAnsi="Courier New" w:cs="Courier New"/>
+                <w:kern w:val="0"/>
+                <w:sz w:val="20"/>
+                <w:szCs w:val="20"/>
+                <w14:ligatures w14:val="none"/>
+              </w:rPr>
+              <w:t>)</w:t>
+            </w:r>
+          </w:p>
+        </w:tc>
+        <w:tc>
+          <w:tcPr>
+            <w:tcW w:w="0" w:type="auto"/>
+            <w:hideMark/>
+          </w:tcPr>
+          <w:p>
+            <w:pPr>
+              <w:cnfStyle w:val="000000100000" w:firstRow="0" w:lastRow="0" w:firstColumn="0" w:lastColumn="0" w:oddVBand="0" w:evenVBand="0" w:oddHBand="1" w:evenHBand="0" w:firstRowFirstColumn="0" w:firstRowLastColumn="0" w:lastRowFirstColumn="0" w:lastRowLastColumn="0"/>
+              <w:rPr>
+                <w:rFonts w:ascii="Times New Roman" w:eastAsia="Times New Roman" w:hAnsi="Times New Roman" w:cs="Times New Roman"/>
+                <w:kern w:val="0"/>
+                <w:szCs w:val="24"/>
+                <w14:ligatures w14:val="none"/>
+              </w:rPr>
+            </w:pPr>
+            <w:r>
+              <w:rPr>
+                <w:rFonts w:ascii="Courier New" w:eastAsia="Times New Roman" w:hAnsi="Courier New" w:cs="Courier New"/>
+                <w:kern w:val="0"/>
+                <w:sz w:val="20"/>
+                <w:szCs w:val="20"/>
+                <w14:ligatures w14:val="none"/>
+              </w:rPr>
+              <w:t>__abs__</w:t>
+            </w:r>
+          </w:p>
+        </w:tc>
+        <w:tc>
+          <w:tcPr>
+            <w:tcW w:w="0" w:type="auto"/>
+            <w:hideMark/>
+          </w:tcPr>
+          <w:p>
+            <w:pPr>
+              <w:cnfStyle w:val="000000100000" w:firstRow="0" w:lastRow="0" w:firstColumn="0" w:lastColumn="0" w:oddVBand="0" w:evenVBand="0" w:oddHBand="1" w:evenHBand="0" w:firstRowFirstColumn="0" w:firstRowLastColumn="0" w:lastRowFirstColumn="0" w:lastRowLastColumn="0"/>
+              <w:rPr>
+                <w:rFonts w:ascii="Times New Roman" w:eastAsia="Times New Roman" w:hAnsi="Times New Roman" w:cs="Times New Roman"/>
+                <w:kern w:val="0"/>
+                <w:szCs w:val="24"/>
+                <w14:ligatures w14:val="none"/>
+              </w:rPr>
+            </w:pPr>
+            <w:r>
+              <w:rPr>
+                <w:rFonts w:ascii="Courier New" w:eastAsia="Times New Roman" w:hAnsi="Courier New" w:cs="Courier New"/>
+                <w:kern w:val="0"/>
+                <w:sz w:val="20"/>
+                <w:szCs w:val="20"/>
+                <w14:ligatures w14:val="none"/>
+              </w:rPr>
+              <w:t>abs(v1)</w:t>
+            </w:r>
+          </w:p>
+        </w:tc>
+      </w:tr>
+      <w:tr>
+        <w:trPr>
+          <w:trHeight w:val="451"/>
+        </w:trPr>
+        <w:tc>
+          <w:tcPr>
+            <w:cnfStyle w:val="001000000000" w:firstRow="0" w:lastRow="0" w:firstColumn="1" w:lastColumn="0" w:oddVBand="0" w:evenVBand="0" w:oddHBand="0" w:evenHBand="0" w:firstRowFirstColumn="0" w:firstRowLastColumn="0" w:lastRowFirstColumn="0" w:lastRowLastColumn="0"/>
+            <w:tcW w:w="0" w:type="auto"/>
+            <w:hideMark/>
+          </w:tcPr>
+          <w:p>
+            <w:pPr>
+              <w:rPr>
+                <w:rFonts w:ascii="Times New Roman" w:eastAsia="Times New Roman" w:hAnsi="Times New Roman" w:cs="Times New Roman"/>
+                <w:kern w:val="0"/>
+                <w:szCs w:val="24"/>
+                <w14:ligatures w14:val="none"/>
+              </w:rPr>
+            </w:pPr>
+            <w:proofErr w:type="gramStart"/>
+            <w:r>
+              <w:rPr>
+                <w:rFonts w:ascii="Courier New" w:eastAsia="Times New Roman" w:hAnsi="Courier New" w:cs="Courier New"/>
+                <w:kern w:val="0"/>
+                <w:sz w:val="20"/>
+                <w:szCs w:val="20"/>
+                <w14:ligatures w14:val="none"/>
+              </w:rPr>
+              <w:t>str(</w:t>
+            </w:r>
+            <w:proofErr w:type="gramEnd"/>
+            <w:r>
+              <w:rPr>
+                <w:rFonts w:ascii="Courier New" w:eastAsia="Times New Roman" w:hAnsi="Courier New" w:cs="Courier New"/>
+                <w:kern w:val="0"/>
+                <w:sz w:val="20"/>
+                <w:szCs w:val="20"/>
+                <w14:ligatures w14:val="none"/>
+              </w:rPr>
+              <w:t>)</w:t>
+            </w:r>
+          </w:p>
+        </w:tc>
+        <w:tc>
+          <w:tcPr>
+            <w:tcW w:w="0" w:type="auto"/>
+            <w:hideMark/>
+          </w:tcPr>
+          <w:p>
+            <w:pPr>
+              <w:cnfStyle w:val="000000000000" w:firstRow="0" w:lastRow="0" w:firstColumn="0" w:lastColumn="0" w:oddVBand="0" w:evenVBand="0" w:oddHBand="0" w:evenHBand="0" w:firstRowFirstColumn="0" w:firstRowLastColumn="0" w:lastRowFirstColumn="0" w:lastRowLastColumn="0"/>
+              <w:rPr>
+                <w:rFonts w:ascii="Times New Roman" w:eastAsia="Times New Roman" w:hAnsi="Times New Roman" w:cs="Times New Roman"/>
+                <w:kern w:val="0"/>
+                <w:szCs w:val="24"/>
+                <w14:ligatures w14:val="none"/>
+              </w:rPr>
+            </w:pPr>
+            <w:r>
+              <w:rPr>
+                <w:rFonts w:ascii="Courier New" w:eastAsia="Times New Roman" w:hAnsi="Courier New" w:cs="Courier New"/>
+                <w:kern w:val="0"/>
+                <w:sz w:val="20"/>
+                <w:szCs w:val="20"/>
+                <w14:ligatures w14:val="none"/>
+              </w:rPr>
+              <w:t>__str__</w:t>
+            </w:r>
+          </w:p>
+        </w:tc>
+        <w:tc>
+          <w:tcPr>
+            <w:tcW w:w="0" w:type="auto"/>
+            <w:hideMark/>
+          </w:tcPr>
+          <w:p>
+            <w:pPr>
+              <w:cnfStyle w:val="000000000000" w:firstRow="0" w:lastRow="0" w:firstColumn="0" w:lastColumn="0" w:oddVBand="0" w:evenVBand="0" w:oddHBand="0" w:evenHBand="0" w:firstRowFirstColumn="0" w:firstRowLastColumn="0" w:lastRowFirstColumn="0" w:lastRowLastColumn="0"/>
+              <w:rPr>
+                <w:rFonts w:ascii="Times New Roman" w:eastAsia="Times New Roman" w:hAnsi="Times New Roman" w:cs="Times New Roman"/>
+                <w:kern w:val="0"/>
+                <w:szCs w:val="24"/>
+                <w14:ligatures w14:val="none"/>
+              </w:rPr>
+            </w:pPr>
+            <w:r>
+              <w:rPr>
+                <w:rFonts w:ascii="Courier New" w:eastAsia="Times New Roman" w:hAnsi="Courier New" w:cs="Courier New"/>
+                <w:kern w:val="0"/>
+                <w:sz w:val="20"/>
+                <w:szCs w:val="20"/>
+                <w14:ligatures w14:val="none"/>
+              </w:rPr>
+              <w:t>str(v1)</w:t>
+            </w:r>
+          </w:p>
+        </w:tc>
+      </w:tr>
+      <w:tr>
+        <w:trPr>
+          <w:cnfStyle w:val="000000100000" w:firstRow="0" w:lastRow="0" w:firstColumn="0" w:lastColumn="0" w:oddVBand="0" w:evenVBand="0" w:oddHBand="1" w:evenHBand="0" w:firstRowFirstColumn="0" w:firstRowLastColumn="0" w:lastRowFirstColumn="0" w:lastRowLastColumn="0"/>
+          <w:trHeight w:val="451"/>
+        </w:trPr>
+        <w:tc>
+          <w:tcPr>
+            <w:cnfStyle w:val="001000000000" w:firstRow="0" w:lastRow="0" w:firstColumn="1" w:lastColumn="0" w:oddVBand="0" w:evenVBand="0" w:oddHBand="0" w:evenHBand="0" w:firstRowFirstColumn="0" w:firstRowLastColumn="0" w:lastRowFirstColumn="0" w:lastRowLastColumn="0"/>
+            <w:tcW w:w="0" w:type="auto"/>
+            <w:hideMark/>
+          </w:tcPr>
+          <w:p>
+            <w:pPr>
+              <w:rPr>
+                <w:rFonts w:ascii="Times New Roman" w:eastAsia="Times New Roman" w:hAnsi="Times New Roman" w:cs="Times New Roman"/>
+                <w:kern w:val="0"/>
+                <w:szCs w:val="24"/>
+                <w14:ligatures w14:val="none"/>
+              </w:rPr>
+            </w:pPr>
+            <w:proofErr w:type="spellStart"/>
+            <w:proofErr w:type="gramStart"/>
+            <w:r>
+              <w:rPr>
+                <w:rFonts w:ascii="Courier New" w:eastAsia="Times New Roman" w:hAnsi="Courier New" w:cs="Courier New"/>
+                <w:kern w:val="0"/>
+                <w:sz w:val="20"/>
+                <w:szCs w:val="20"/>
+                <w14:ligatures w14:val="none"/>
+              </w:rPr>
+              <w:t>repr</w:t>
+            </w:r>
+            <w:proofErr w:type="spellEnd"/>
+            <w:r>
+              <w:rPr>
+                <w:rFonts w:ascii="Courier New" w:eastAsia="Times New Roman" w:hAnsi="Courier New" w:cs="Courier New"/>
+                <w:kern w:val="0"/>
+                <w:sz w:val="20"/>
+                <w:szCs w:val="20"/>
+                <w14:ligatures w14:val="none"/>
+              </w:rPr>
+              <w:t>(</w:t>
+            </w:r>
+            <w:proofErr w:type="gramEnd"/>
+            <w:r>
+              <w:rPr>
+                <w:rFonts w:ascii="Courier New" w:eastAsia="Times New Roman" w:hAnsi="Courier New" w:cs="Courier New"/>
+                <w:kern w:val="0"/>
+                <w:sz w:val="20"/>
+                <w:szCs w:val="20"/>
+                <w14:ligatures w14:val="none"/>
+              </w:rPr>
+              <w:t>)</w:t>
+            </w:r>
+          </w:p>
+        </w:tc>
+        <w:tc>
+          <w:tcPr>
+            <w:tcW w:w="0" w:type="auto"/>
+            <w:hideMark/>
+          </w:tcPr>
+          <w:p>
+            <w:pPr>
+              <w:cnfStyle w:val="000000100000" w:firstRow="0" w:lastRow="0" w:firstColumn="0" w:lastColumn="0" w:oddVBand="0" w:evenVBand="0" w:oddHBand="1" w:evenHBand="0" w:firstRowFirstColumn="0" w:firstRowLastColumn="0" w:lastRowFirstColumn="0" w:lastRowLastColumn="0"/>
+              <w:rPr>
+                <w:rFonts w:ascii="Times New Roman" w:eastAsia="Times New Roman" w:hAnsi="Times New Roman" w:cs="Times New Roman"/>
+                <w:kern w:val="0"/>
+                <w:szCs w:val="24"/>
+                <w14:ligatures w14:val="none"/>
+              </w:rPr>
+            </w:pPr>
+            <w:r>
+              <w:rPr>
+                <w:rFonts w:ascii="Courier New" w:eastAsia="Times New Roman" w:hAnsi="Courier New" w:cs="Courier New"/>
+                <w:kern w:val="0"/>
+                <w:sz w:val="20"/>
+                <w:szCs w:val="20"/>
+                <w14:ligatures w14:val="none"/>
+              </w:rPr>
+              <w:t>__</w:t>
+            </w:r>
+            <w:proofErr w:type="spellStart"/>
+            <w:r>
+              <w:rPr>
+                <w:rFonts w:ascii="Courier New" w:eastAsia="Times New Roman" w:hAnsi="Courier New" w:cs="Courier New"/>
+                <w:kern w:val="0"/>
+                <w:sz w:val="20"/>
+                <w:szCs w:val="20"/>
+                <w14:ligatures w14:val="none"/>
+              </w:rPr>
+              <w:t>repr</w:t>
+            </w:r>
+            <w:proofErr w:type="spellEnd"/>
+            <w:r>
+              <w:rPr>
+                <w:rFonts w:ascii="Courier New" w:eastAsia="Times New Roman" w:hAnsi="Courier New" w:cs="Courier New"/>
+                <w:kern w:val="0"/>
+                <w:sz w:val="20"/>
+                <w:szCs w:val="20"/>
+                <w14:ligatures w14:val="none"/>
+              </w:rPr>
+              <w:t>__</w:t>
+            </w:r>
+          </w:p>
+        </w:tc>
+        <w:tc>
+          <w:tcPr>
+            <w:tcW w:w="0" w:type="auto"/>
+            <w:hideMark/>
+          </w:tcPr>
+          <w:p>
+            <w:pPr>
+              <w:cnfStyle w:val="000000100000" w:firstRow="0" w:lastRow="0" w:firstColumn="0" w:lastColumn="0" w:oddVBand="0" w:evenVBand="0" w:oddHBand="1" w:evenHBand="0" w:firstRowFirstColumn="0" w:firstRowLastColumn="0" w:lastRowFirstColumn="0" w:lastRowLastColumn="0"/>
+              <w:rPr>
+                <w:rFonts w:ascii="Times New Roman" w:eastAsia="Times New Roman" w:hAnsi="Times New Roman" w:cs="Times New Roman"/>
+                <w:kern w:val="0"/>
+                <w:szCs w:val="24"/>
+                <w14:ligatures w14:val="none"/>
+              </w:rPr>
+            </w:pPr>
+            <w:proofErr w:type="spellStart"/>
+            <w:r>
+              <w:rPr>
+                <w:rFonts w:ascii="Courier New" w:eastAsia="Times New Roman" w:hAnsi="Courier New" w:cs="Courier New"/>
+                <w:kern w:val="0"/>
+                <w:sz w:val="20"/>
+                <w:szCs w:val="20"/>
+                <w14:ligatures w14:val="none"/>
+              </w:rPr>
+              <w:t>repr</w:t>
+            </w:r>
+            <w:proofErr w:type="spellEnd"/>
+            <w:r>
+              <w:rPr>
+                <w:rFonts w:ascii="Courier New" w:eastAsia="Times New Roman" w:hAnsi="Courier New" w:cs="Courier New"/>
+                <w:kern w:val="0"/>
+                <w:sz w:val="20"/>
+                <w:szCs w:val="20"/>
+                <w14:ligatures w14:val="none"/>
+              </w:rPr>
+              <w:t>(v1)</w:t>
+            </w:r>
+          </w:p>
+        </w:tc>
+      </w:tr>
+      <w:tr>
+        <w:trPr>
+          <w:trHeight w:val="428"/>
+        </w:trPr>
+        <w:tc>
+          <w:tcPr>
+            <w:cnfStyle w:val="001000000000" w:firstRow="0" w:lastRow="0" w:firstColumn="1" w:lastColumn="0" w:oddVBand="0" w:evenVBand="0" w:oddHBand="0" w:evenHBand="0" w:firstRowFirstColumn="0" w:firstRowLastColumn="0" w:lastRowFirstColumn="0" w:lastRowLastColumn="0"/>
+            <w:tcW w:w="0" w:type="auto"/>
+            <w:hideMark/>
+          </w:tcPr>
+          <w:p>
+            <w:pPr>
+              <w:rPr>
+                <w:rFonts w:ascii="Times New Roman" w:eastAsia="Times New Roman" w:hAnsi="Times New Roman" w:cs="Times New Roman"/>
+                <w:kern w:val="0"/>
+                <w:szCs w:val="24"/>
+                <w14:ligatures w14:val="none"/>
+              </w:rPr>
+            </w:pPr>
+            <w:proofErr w:type="gramStart"/>
+            <w:r>
+              <w:rPr>
+                <w:rFonts w:ascii="Courier New" w:eastAsia="Times New Roman" w:hAnsi="Courier New" w:cs="Courier New"/>
+                <w:kern w:val="0"/>
+                <w:sz w:val="20"/>
+                <w:szCs w:val="20"/>
+                <w14:ligatures w14:val="none"/>
+              </w:rPr>
+              <w:t>bool(</w:t>
+            </w:r>
+            <w:proofErr w:type="gramEnd"/>
+            <w:r>
+              <w:rPr>
+                <w:rFonts w:ascii="Courier New" w:eastAsia="Times New Roman" w:hAnsi="Courier New" w:cs="Courier New"/>
+                <w:kern w:val="0"/>
+                <w:sz w:val="20"/>
+                <w:szCs w:val="20"/>
+                <w14:ligatures w14:val="none"/>
+              </w:rPr>
+              <w:t>)</w:t>
+            </w:r>
+          </w:p>
+        </w:tc>
+        <w:tc>
+          <w:tcPr>
+            <w:tcW w:w="0" w:type="auto"/>
+            <w:hideMark/>
+          </w:tcPr>
+          <w:p>
+            <w:pPr>
+              <w:cnfStyle w:val="000000000000" w:firstRow="0" w:lastRow="0" w:firstColumn="0" w:lastColumn="0" w:oddVBand="0" w:evenVBand="0" w:oddHBand="0" w:evenHBand="0" w:firstRowFirstColumn="0" w:firstRowLastColumn="0" w:lastRowFirstColumn="0" w:lastRowLastColumn="0"/>
+              <w:rPr>
+                <w:rFonts w:ascii="Times New Roman" w:eastAsia="Times New Roman" w:hAnsi="Times New Roman" w:cs="Times New Roman"/>
+                <w:kern w:val="0"/>
+                <w:szCs w:val="24"/>
+                <w14:ligatures w14:val="none"/>
+              </w:rPr>
+            </w:pPr>
+            <w:r>
+              <w:rPr>
+                <w:rFonts w:ascii="Courier New" w:eastAsia="Times New Roman" w:hAnsi="Courier New" w:cs="Courier New"/>
+                <w:kern w:val="0"/>
+                <w:sz w:val="20"/>
+                <w:szCs w:val="20"/>
+                <w14:ligatures w14:val="none"/>
+              </w:rPr>
+              <w:t>__bool__</w:t>
+            </w:r>
+          </w:p>
+        </w:tc>
+        <w:tc>
+          <w:tcPr>
+            <w:tcW w:w="0" w:type="auto"/>
+            <w:hideMark/>
+          </w:tcPr>
+          <w:p>
+            <w:pPr>
+              <w:cnfStyle w:val="000000000000" w:firstRow="0" w:lastRow="0" w:firstColumn="0" w:lastColumn="0" w:oddVBand="0" w:evenVBand="0" w:oddHBand="0" w:evenHBand="0" w:firstRowFirstColumn="0" w:firstRowLastColumn="0" w:lastRowFirstColumn="0" w:lastRowLastColumn="0"/>
+              <w:rPr>
+                <w:rFonts w:ascii="Times New Roman" w:eastAsia="Times New Roman" w:hAnsi="Times New Roman" w:cs="Times New Roman"/>
+                <w:kern w:val="0"/>
+                <w:szCs w:val="24"/>
+                <w14:ligatures w14:val="none"/>
+              </w:rPr>
+            </w:pPr>
+            <w:r>
+              <w:rPr>
+                <w:rFonts w:ascii="Courier New" w:eastAsia="Times New Roman" w:hAnsi="Courier New" w:cs="Courier New"/>
+                <w:kern w:val="0"/>
+                <w:sz w:val="20"/>
+                <w:szCs w:val="20"/>
+                <w14:ligatures w14:val="none"/>
+              </w:rPr>
+              <w:t>bool(v1)</w:t>
+            </w:r>
+          </w:p>
+        </w:tc>
+      </w:tr>
+      <w:tr>
+        <w:trPr>
+          <w:cnfStyle w:val="000000100000" w:firstRow="0" w:lastRow="0" w:firstColumn="0" w:lastColumn="0" w:oddVBand="0" w:evenVBand="0" w:oddHBand="1" w:evenHBand="0" w:firstRowFirstColumn="0" w:firstRowLastColumn="0" w:lastRowFirstColumn="0" w:lastRowLastColumn="0"/>
+          <w:trHeight w:val="451"/>
+        </w:trPr>
+        <w:tc>
+          <w:tcPr>
+            <w:cnfStyle w:val="001000000000" w:firstRow="0" w:lastRow="0" w:firstColumn="1" w:lastColumn="0" w:oddVBand="0" w:evenVBand="0" w:oddHBand="0" w:evenHBand="0" w:firstRowFirstColumn="0" w:firstRowLastColumn="0" w:lastRowFirstColumn="0" w:lastRowLastColumn="0"/>
+            <w:tcW w:w="0" w:type="auto"/>
+            <w:hideMark/>
+          </w:tcPr>
+          <w:p>
+            <w:pPr>
+              <w:rPr>
+                <w:rFonts w:ascii="Times New Roman" w:eastAsia="Times New Roman" w:hAnsi="Times New Roman" w:cs="Times New Roman"/>
+                <w:kern w:val="0"/>
+                <w:szCs w:val="24"/>
+                <w14:ligatures w14:val="none"/>
+              </w:rPr>
+            </w:pPr>
+            <w:r>
+              <w:rPr>
+                <w:rFonts w:ascii="Courier New" w:eastAsia="Times New Roman" w:hAnsi="Courier New" w:cs="Courier New"/>
+                <w:kern w:val="0"/>
+                <w:sz w:val="20"/>
+                <w:szCs w:val="20"/>
+                <w14:ligatures w14:val="none"/>
+              </w:rPr>
+              <w:t>in</w:t>
+            </w:r>
+          </w:p>
+        </w:tc>
+        <w:tc>
+          <w:tcPr>
+            <w:tcW w:w="0" w:type="auto"/>
+            <w:hideMark/>
+          </w:tcPr>
+          <w:p>
+            <w:pPr>
+              <w:cnfStyle w:val="000000100000" w:firstRow="0" w:lastRow="0" w:firstColumn="0" w:lastColumn="0" w:oddVBand="0" w:evenVBand="0" w:oddHBand="1" w:evenHBand="0" w:firstRowFirstColumn="0" w:firstRowLastColumn="0" w:lastRowFirstColumn="0" w:lastRowLastColumn="0"/>
+              <w:rPr>
+                <w:rFonts w:ascii="Times New Roman" w:eastAsia="Times New Roman" w:hAnsi="Times New Roman" w:cs="Times New Roman"/>
+                <w:kern w:val="0"/>
+                <w:szCs w:val="24"/>
+                <w14:ligatures w14:val="none"/>
+              </w:rPr>
+            </w:pPr>
+            <w:r>
+              <w:rPr>
+                <w:rFonts w:ascii="Courier New" w:eastAsia="Times New Roman" w:hAnsi="Courier New" w:cs="Courier New"/>
+                <w:kern w:val="0"/>
+                <w:sz w:val="20"/>
+                <w:szCs w:val="20"/>
+                <w14:ligatures w14:val="none"/>
+              </w:rPr>
+              <w:t>__contains__</w:t>
+            </w:r>
+          </w:p>
+        </w:tc>
+        <w:tc>
+          <w:tcPr>
+            <w:tcW w:w="0" w:type="auto"/>
+            <w:hideMark/>
+          </w:tcPr>
+          <w:p>
+            <w:pPr>
+              <w:cnfStyle w:val="000000100000" w:firstRow="0" w:lastRow="0" w:firstColumn="0" w:lastColumn="0" w:oddVBand="0" w:evenVBand="0" w:oddHBand="1" w:evenHBand="0" w:firstRowFirstColumn="0" w:firstRowLastColumn="0" w:lastRowFirstColumn="0" w:lastRowLastColumn="0"/>
+              <w:rPr>
+                <w:rFonts w:ascii="Times New Roman" w:eastAsia="Times New Roman" w:hAnsi="Times New Roman" w:cs="Times New Roman"/>
+                <w:kern w:val="0"/>
+                <w:szCs w:val="24"/>
+                <w14:ligatures w14:val="none"/>
+              </w:rPr>
+            </w:pPr>
+            <w:r>
+              <w:rPr>
+                <w:rFonts w:ascii="Courier New" w:eastAsia="Times New Roman" w:hAnsi="Courier New" w:cs="Courier New"/>
+                <w:kern w:val="0"/>
+                <w:sz w:val="20"/>
+                <w:szCs w:val="20"/>
+                <w14:ligatures w14:val="none"/>
+              </w:rPr>
+              <w:t>x in v1</w:t>
+            </w:r>
+          </w:p>
+        </w:tc>
+      </w:tr>
+      <w:tr>
+        <w:trPr>
+          <w:trHeight w:val="451"/>
+        </w:trPr>
+        <w:tc>
+          <w:tcPr>
+            <w:cnfStyle w:val="001000000000" w:firstRow="0" w:lastRow="0" w:firstColumn="1" w:lastColumn="0" w:oddVBand="0" w:evenVBand="0" w:oddHBand="0" w:evenHBand="0" w:firstRowFirstColumn="0" w:firstRowLastColumn="0" w:lastRowFirstColumn="0" w:lastRowLastColumn="0"/>
+            <w:tcW w:w="0" w:type="auto"/>
+            <w:hideMark/>
+          </w:tcPr>
+          <w:p>
+            <w:pPr>
+              <w:rPr>
+                <w:rFonts w:ascii="Times New Roman" w:eastAsia="Times New Roman" w:hAnsi="Times New Roman" w:cs="Times New Roman"/>
+                <w:kern w:val="0"/>
+                <w:szCs w:val="24"/>
+                <w14:ligatures w14:val="none"/>
+              </w:rPr>
+            </w:pPr>
+            <w:r>
+              <w:rPr>
+                <w:rFonts w:ascii="Courier New" w:eastAsia="Times New Roman" w:hAnsi="Courier New" w:cs="Courier New"/>
+                <w:kern w:val="0"/>
+                <w:sz w:val="20"/>
+                <w:szCs w:val="20"/>
+                <w14:ligatures w14:val="none"/>
+              </w:rPr>
+              <w:t>[]</w:t>
+            </w:r>
+          </w:p>
+        </w:tc>
+        <w:tc>
+          <w:tcPr>
+            <w:tcW w:w="0" w:type="auto"/>
+            <w:hideMark/>
+          </w:tcPr>
+          <w:p>
+            <w:pPr>
+              <w:cnfStyle w:val="000000000000" w:firstRow="0" w:lastRow="0" w:firstColumn="0" w:lastColumn="0" w:oddVBand="0" w:evenVBand="0" w:oddHBand="0" w:evenHBand="0" w:firstRowFirstColumn="0" w:firstRowLastColumn="0" w:lastRowFirstColumn="0" w:lastRowLastColumn="0"/>
+              <w:rPr>
+                <w:rFonts w:ascii="Times New Roman" w:eastAsia="Times New Roman" w:hAnsi="Times New Roman" w:cs="Times New Roman"/>
+                <w:kern w:val="0"/>
+                <w:szCs w:val="24"/>
+                <w14:ligatures w14:val="none"/>
+              </w:rPr>
+            </w:pPr>
+            <w:r>
+              <w:rPr>
+                <w:rFonts w:ascii="Courier New" w:eastAsia="Times New Roman" w:hAnsi="Courier New" w:cs="Courier New"/>
+                <w:kern w:val="0"/>
+                <w:sz w:val="20"/>
+                <w:szCs w:val="20"/>
+                <w14:ligatures w14:val="none"/>
+              </w:rPr>
+              <w:t>__</w:t>
+            </w:r>
+            <w:proofErr w:type="spellStart"/>
+            <w:r>
+              <w:rPr>
+                <w:rFonts w:ascii="Courier New" w:eastAsia="Times New Roman" w:hAnsi="Courier New" w:cs="Courier New"/>
+                <w:kern w:val="0"/>
+                <w:sz w:val="20"/>
+                <w:szCs w:val="20"/>
+                <w14:ligatures w14:val="none"/>
+              </w:rPr>
+              <w:t>getitem</w:t>
+            </w:r>
+            <w:proofErr w:type="spellEnd"/>
+            <w:r>
+              <w:rPr>
+                <w:rFonts w:ascii="Courier New" w:eastAsia="Times New Roman" w:hAnsi="Courier New" w:cs="Courier New"/>
+                <w:kern w:val="0"/>
+                <w:sz w:val="20"/>
+                <w:szCs w:val="20"/>
+                <w14:ligatures w14:val="none"/>
+              </w:rPr>
+              <w:t>__</w:t>
+            </w:r>
+          </w:p>
+        </w:tc>
+        <w:tc>
+          <w:tcPr>
+            <w:tcW w:w="0" w:type="auto"/>
+            <w:hideMark/>
+          </w:tcPr>
+          <w:p>
+            <w:pPr>
+              <w:cnfStyle w:val="000000000000" w:firstRow="0" w:lastRow="0" w:firstColumn="0" w:lastColumn="0" w:oddVBand="0" w:evenVBand="0" w:oddHBand="0" w:evenHBand="0" w:firstRowFirstColumn="0" w:firstRowLastColumn="0" w:lastRowFirstColumn="0" w:lastRowLastColumn="0"/>
+              <w:rPr>
+                <w:rFonts w:ascii="Times New Roman" w:eastAsia="Times New Roman" w:hAnsi="Times New Roman" w:cs="Times New Roman"/>
+                <w:kern w:val="0"/>
+                <w:szCs w:val="24"/>
+                <w14:ligatures w14:val="none"/>
+              </w:rPr>
+            </w:pPr>
+            <w:r>
+              <w:rPr>
+                <w:rFonts w:ascii="Courier New" w:eastAsia="Times New Roman" w:hAnsi="Courier New" w:cs="Courier New"/>
+                <w:kern w:val="0"/>
+                <w:sz w:val="20"/>
+                <w:szCs w:val="20"/>
+                <w14:ligatures w14:val="none"/>
+              </w:rPr>
+              <w:t>v1[0]</w:t>
+            </w:r>
+          </w:p>
+        </w:tc>
+      </w:tr>
+    </w:tbl>
     <w:p>
       <w:pPr>
         <w:rPr>
@@ -17505,7 +19122,6 @@
     <w:next w:val="Normal"/>
     <w:link w:val="Heading4Char"/>
     <w:uiPriority w:val="9"/>
-    <w:semiHidden/>
     <w:unhideWhenUsed/>
     <w:qFormat/>
     <w:rsid w:val="00006D57"/>
@@ -17634,6 +19250,7 @@
   <w:style w:type="character" w:default="1" w:styleId="DefaultParagraphFont">
     <w:name w:val="Default Paragraph Font"/>
     <w:uiPriority w:val="1"/>
+    <w:semiHidden/>
     <w:unhideWhenUsed/>
   </w:style>
   <w:style w:type="table" w:default="1" w:styleId="TableNormal">
@@ -17703,7 +19320,6 @@
     <w:basedOn w:val="DefaultParagraphFont"/>
     <w:link w:val="Heading4"/>
     <w:uiPriority w:val="9"/>
-    <w:semiHidden/>
     <w:rsid w:val="00006D57"/>
     <w:rPr>
       <w:rFonts w:eastAsiaTheme="majorEastAsia" w:cstheme="majorBidi"/>
@@ -18020,6 +19636,19 @@
       <w:spacing w:after="0" w:line="240" w:lineRule="auto"/>
     </w:pPr>
   </w:style>
+  <w:style w:type="character" w:styleId="HTMLCode">
+    <w:name w:val="HTML Code"/>
+    <w:basedOn w:val="DefaultParagraphFont"/>
+    <w:uiPriority w:val="99"/>
+    <w:semiHidden/>
+    <w:unhideWhenUsed/>
+    <w:rsid w:val="00BC55A3"/>
+    <w:rPr>
+      <w:rFonts w:ascii="Courier New" w:eastAsia="Times New Roman" w:hAnsi="Courier New" w:cs="Courier New"/>
+      <w:sz w:val="20"/>
+      <w:szCs w:val="20"/>
+    </w:rPr>
+  </w:style>
 </w:styles>
 </file>
 

--- a/Notesuu/OOPS_002.docx
+++ b/Notesuu/OOPS_002.docx
@@ -1037,107 +1037,105 @@
         <w:rPr>
           <w:rFonts w:ascii="Times New Roman" w:hAnsi="Times New Roman" w:cs="Times New Roman"/>
         </w:rPr>
-        <w:t xml:space="preserve"> so it's genuinely harder to access accidentally from outside.</w:t>
-      </w:r>
-    </w:p>
-    <w:p>
-      <w:pPr>
-        <w:rPr>
-          <w:rFonts w:ascii="Times New Roman" w:hAnsi="Times New Roman" w:cs="Times New Roman"/>
-        </w:rPr>
-      </w:pPr>
-    </w:p>
-    <w:p>
-      <w:pPr>
+        <w:t xml:space="preserve"> so it's genuinely harder to access accidentally from outside</w:t>
+      </w:r>
+      <w:r>
+        <w:rPr>
+          <w:rFonts w:ascii="Times New Roman" w:hAnsi="Times New Roman" w:cs="Times New Roman"/>
+        </w:rPr>
+        <w:t>.</w:t>
+      </w:r>
+    </w:p>
+    <w:p>
+      <w:pPr>
+        <w:rPr>
+          <w:rFonts w:ascii="Times New Roman" w:hAnsi="Times New Roman" w:cs="Times New Roman"/>
+        </w:rPr>
+      </w:pPr>
+      <w:r>
         <w:rPr>
           <w:rFonts w:ascii="Times New Roman" w:hAnsi="Times New Roman" w:cs="Times New Roman"/>
           <w:b/>
           <w:bCs/>
         </w:rPr>
-      </w:pPr>
+        <w:lastRenderedPageBreak/>
+        <w:t>The Pythonic way — @property decorator</w:t>
+      </w:r>
+    </w:p>
+    <w:p>
+      <w:pPr>
+        <w:rPr>
+          <w:rFonts w:ascii="Times New Roman" w:hAnsi="Times New Roman" w:cs="Times New Roman"/>
+        </w:rPr>
+      </w:pPr>
+      <w:r>
+        <w:rPr>
+          <w:rFonts w:ascii="Times New Roman" w:hAnsi="Times New Roman" w:cs="Times New Roman"/>
+        </w:rPr>
+        <w:t xml:space="preserve">Writing </w:t>
+      </w:r>
+      <w:proofErr w:type="spellStart"/>
+      <w:r>
+        <w:rPr>
+          <w:rFonts w:ascii="Times New Roman" w:hAnsi="Times New Roman" w:cs="Times New Roman"/>
+        </w:rPr>
+        <w:t>get_</w:t>
+      </w:r>
+      <w:proofErr w:type="gramStart"/>
+      <w:r>
+        <w:rPr>
+          <w:rFonts w:ascii="Times New Roman" w:hAnsi="Times New Roman" w:cs="Times New Roman"/>
+        </w:rPr>
+        <w:t>salary</w:t>
+      </w:r>
+      <w:proofErr w:type="spellEnd"/>
+      <w:r>
+        <w:rPr>
+          <w:rFonts w:ascii="Times New Roman" w:hAnsi="Times New Roman" w:cs="Times New Roman"/>
+        </w:rPr>
+        <w:t>(</w:t>
+      </w:r>
+      <w:proofErr w:type="gramEnd"/>
+      <w:r>
+        <w:rPr>
+          <w:rFonts w:ascii="Times New Roman" w:hAnsi="Times New Roman" w:cs="Times New Roman"/>
+        </w:rPr>
+        <w:t xml:space="preserve">) and </w:t>
+      </w:r>
+      <w:proofErr w:type="spellStart"/>
+      <w:r>
+        <w:rPr>
+          <w:rFonts w:ascii="Times New Roman" w:hAnsi="Times New Roman" w:cs="Times New Roman"/>
+        </w:rPr>
+        <w:t>set_</w:t>
+      </w:r>
+      <w:proofErr w:type="gramStart"/>
+      <w:r>
+        <w:rPr>
+          <w:rFonts w:ascii="Times New Roman" w:hAnsi="Times New Roman" w:cs="Times New Roman"/>
+        </w:rPr>
+        <w:t>salary</w:t>
+      </w:r>
+      <w:proofErr w:type="spellEnd"/>
+      <w:r>
+        <w:rPr>
+          <w:rFonts w:ascii="Times New Roman" w:hAnsi="Times New Roman" w:cs="Times New Roman"/>
+        </w:rPr>
+        <w:t>(</w:t>
+      </w:r>
+      <w:proofErr w:type="gramEnd"/>
+      <w:r>
+        <w:rPr>
+          <w:rFonts w:ascii="Times New Roman" w:hAnsi="Times New Roman" w:cs="Times New Roman"/>
+        </w:rPr>
+        <w:t xml:space="preserve">) works, but it's not the most Pythonic approach. Python gives you @property which lets you access private data </w:t>
+      </w:r>
       <w:r>
         <w:rPr>
           <w:rFonts w:ascii="Times New Roman" w:hAnsi="Times New Roman" w:cs="Times New Roman"/>
           <w:b/>
           <w:bCs/>
         </w:rPr>
-        <w:t>The Pythonic way — @property decorator</w:t>
-      </w:r>
-    </w:p>
-    <w:p>
-      <w:pPr>
-        <w:rPr>
-          <w:rFonts w:ascii="Times New Roman" w:hAnsi="Times New Roman" w:cs="Times New Roman"/>
-        </w:rPr>
-      </w:pPr>
-      <w:r>
-        <w:rPr>
-          <w:rFonts w:ascii="Times New Roman" w:hAnsi="Times New Roman" w:cs="Times New Roman"/>
-        </w:rPr>
-        <w:t xml:space="preserve">Writing </w:t>
-      </w:r>
-      <w:proofErr w:type="spellStart"/>
-      <w:r>
-        <w:rPr>
-          <w:rFonts w:ascii="Times New Roman" w:hAnsi="Times New Roman" w:cs="Times New Roman"/>
-        </w:rPr>
-        <w:t>get_</w:t>
-      </w:r>
-      <w:proofErr w:type="gramStart"/>
-      <w:r>
-        <w:rPr>
-          <w:rFonts w:ascii="Times New Roman" w:hAnsi="Times New Roman" w:cs="Times New Roman"/>
-        </w:rPr>
-        <w:t>salary</w:t>
-      </w:r>
-      <w:proofErr w:type="spellEnd"/>
-      <w:r>
-        <w:rPr>
-          <w:rFonts w:ascii="Times New Roman" w:hAnsi="Times New Roman" w:cs="Times New Roman"/>
-        </w:rPr>
-        <w:t>(</w:t>
-      </w:r>
-      <w:proofErr w:type="gramEnd"/>
-      <w:r>
-        <w:rPr>
-          <w:rFonts w:ascii="Times New Roman" w:hAnsi="Times New Roman" w:cs="Times New Roman"/>
-        </w:rPr>
-        <w:t xml:space="preserve">) and </w:t>
-      </w:r>
-      <w:proofErr w:type="spellStart"/>
-      <w:r>
-        <w:rPr>
-          <w:rFonts w:ascii="Times New Roman" w:hAnsi="Times New Roman" w:cs="Times New Roman"/>
-        </w:rPr>
-        <w:t>set_</w:t>
-      </w:r>
-      <w:proofErr w:type="gramStart"/>
-      <w:r>
-        <w:rPr>
-          <w:rFonts w:ascii="Times New Roman" w:hAnsi="Times New Roman" w:cs="Times New Roman"/>
-        </w:rPr>
-        <w:t>salary</w:t>
-      </w:r>
-      <w:proofErr w:type="spellEnd"/>
-      <w:r>
-        <w:rPr>
-          <w:rFonts w:ascii="Times New Roman" w:hAnsi="Times New Roman" w:cs="Times New Roman"/>
-        </w:rPr>
-        <w:t>(</w:t>
-      </w:r>
-      <w:proofErr w:type="gramEnd"/>
-      <w:r>
-        <w:rPr>
-          <w:rFonts w:ascii="Times New Roman" w:hAnsi="Times New Roman" w:cs="Times New Roman"/>
-        </w:rPr>
-        <w:t xml:space="preserve">) works, but it's not the most Pythonic approach. Python gives you @property which lets you access private data </w:t>
-      </w:r>
-      <w:r>
-        <w:rPr>
-          <w:rFonts w:ascii="Times New Roman" w:hAnsi="Times New Roman" w:cs="Times New Roman"/>
-          <w:b/>
-          <w:bCs/>
-        </w:rPr>
         <w:t>like an attribute</w:t>
       </w:r>
       <w:r>
@@ -1157,7 +1155,6 @@
         <w:rPr>
           <w:rFonts w:ascii="Times New Roman" w:hAnsi="Times New Roman" w:cs="Times New Roman"/>
         </w:rPr>
-        <w:lastRenderedPageBreak/>
         <w:t xml:space="preserve">The beauty of @property is that your code outside the class reads clean — </w:t>
       </w:r>
       <w:proofErr w:type="spellStart"/>
@@ -2455,6 +2452,22 @@
     </w:p>
     <w:p>
       <w:pPr>
+        <w:ind w:left="720" w:firstLine="720"/>
+        <w:rPr>
+          <w:rFonts w:ascii="Times New Roman" w:hAnsi="Times New Roman" w:cs="Times New Roman"/>
+        </w:rPr>
+      </w:pPr>
+    </w:p>
+    <w:p>
+      <w:pPr>
+        <w:ind w:left="720" w:firstLine="720"/>
+        <w:rPr>
+          <w:rFonts w:ascii="Times New Roman" w:hAnsi="Times New Roman" w:cs="Times New Roman"/>
+        </w:rPr>
+      </w:pPr>
+    </w:p>
+    <w:p>
+      <w:pPr>
         <w:numPr>
           <w:ilvl w:val="0"/>
           <w:numId w:val="1"/>
@@ -2469,6 +2482,7 @@
           <w:b/>
           <w:bCs/>
         </w:rPr>
+        <w:lastRenderedPageBreak/>
         <w:t>Using @property getter without a setter and wondering why assignment fails.</w:t>
       </w:r>
       <w:r>
@@ -2670,7 +2684,6 @@
           <w:sz w:val="32"/>
           <w:szCs w:val="24"/>
         </w:rPr>
-        <w:lastRenderedPageBreak/>
         <w:t>Topic 6 — Abstraction</w:t>
       </w:r>
     </w:p>
@@ -2833,6 +2846,13 @@
       <w:pPr>
         <w:rPr>
           <w:rFonts w:ascii="Times New Roman" w:hAnsi="Times New Roman" w:cs="Times New Roman"/>
+        </w:rPr>
+      </w:pPr>
+    </w:p>
+    <w:p>
+      <w:pPr>
+        <w:rPr>
+          <w:rFonts w:ascii="Times New Roman" w:hAnsi="Times New Roman" w:cs="Times New Roman"/>
           <w:b/>
           <w:bCs/>
         </w:rPr>
@@ -2843,6 +2863,7 @@
           <w:b/>
           <w:bCs/>
         </w:rPr>
+        <w:lastRenderedPageBreak/>
         <w:t>Two layers of abstraction</w:t>
       </w:r>
     </w:p>
@@ -3836,6 +3857,20 @@
         </w:rPr>
         <w:t>Python won't let you create an object of an incomplete class. This is the whole point — it forces developers to fulfil the contract before their code can even run.</w:t>
       </w:r>
+    </w:p>
+    <w:p>
+      <w:pPr>
+        <w:rPr>
+          <w:rFonts w:ascii="Times New Roman" w:hAnsi="Times New Roman" w:cs="Times New Roman"/>
+        </w:rPr>
+      </w:pPr>
+    </w:p>
+    <w:p>
+      <w:pPr>
+        <w:rPr>
+          <w:rFonts w:ascii="Times New Roman" w:hAnsi="Times New Roman" w:cs="Times New Roman"/>
+        </w:rPr>
+      </w:pPr>
     </w:p>
     <w:p>
       <w:pPr>
@@ -5201,77 +5236,15 @@
     <w:p>
       <w:pPr>
         <w:shd w:val="clear" w:color="auto" w:fill="121314"/>
-        <w:spacing w:after="0" w:line="285" w:lineRule="atLeast"/>
-        <w:rPr>
-          <w:rFonts w:ascii="Consolas" w:eastAsia="Times New Roman" w:hAnsi="Consolas" w:cs="Times New Roman"/>
-          <w:color w:val="BBBEBF"/>
-          <w:kern w:val="0"/>
-          <w:sz w:val="21"/>
-          <w14:ligatures w14:val="none"/>
-        </w:rPr>
-      </w:pPr>
-      <w:r>
-        <w:rPr>
-          <w:rFonts w:ascii="Consolas" w:eastAsia="Times New Roman" w:hAnsi="Consolas" w:cs="Times New Roman"/>
-          <w:color w:val="FF7B72"/>
-          <w:kern w:val="0"/>
-          <w:sz w:val="21"/>
-          <w14:ligatures w14:val="none"/>
-        </w:rPr>
-        <w:t>class</w:t>
-      </w:r>
-      <w:r>
-        <w:rPr>
-          <w:rFonts w:ascii="Consolas" w:eastAsia="Times New Roman" w:hAnsi="Consolas" w:cs="Times New Roman"/>
-          <w:color w:val="BBBEBF"/>
-          <w:kern w:val="0"/>
-          <w:sz w:val="21"/>
-          <w14:ligatures w14:val="none"/>
-        </w:rPr>
-        <w:t xml:space="preserve"> </w:t>
-      </w:r>
-      <w:proofErr w:type="gramStart"/>
-      <w:r>
-        <w:rPr>
-          <w:rFonts w:ascii="Consolas" w:eastAsia="Times New Roman" w:hAnsi="Consolas" w:cs="Times New Roman"/>
-          <w:color w:val="4EC9B0"/>
-          <w:kern w:val="0"/>
-          <w:sz w:val="21"/>
-          <w14:ligatures w14:val="none"/>
-        </w:rPr>
-        <w:t>Circle</w:t>
-      </w:r>
-      <w:r>
-        <w:rPr>
-          <w:rFonts w:ascii="Consolas" w:eastAsia="Times New Roman" w:hAnsi="Consolas" w:cs="Times New Roman"/>
-          <w:color w:val="BBBEBF"/>
-          <w:kern w:val="0"/>
-          <w:sz w:val="21"/>
-          <w14:ligatures w14:val="none"/>
-        </w:rPr>
-        <w:t>(</w:t>
-      </w:r>
-      <w:proofErr w:type="gramEnd"/>
-      <w:r>
-        <w:rPr>
-          <w:rFonts w:ascii="Consolas" w:eastAsia="Times New Roman" w:hAnsi="Consolas" w:cs="Times New Roman"/>
-          <w:color w:val="4EC9B0"/>
-          <w:kern w:val="0"/>
-          <w:sz w:val="21"/>
-          <w14:ligatures w14:val="none"/>
-        </w:rPr>
-        <w:t>Shape</w:t>
-      </w:r>
-      <w:r>
-        <w:rPr>
-          <w:rFonts w:ascii="Consolas" w:eastAsia="Times New Roman" w:hAnsi="Consolas" w:cs="Times New Roman"/>
-          <w:color w:val="BBBEBF"/>
-          <w:kern w:val="0"/>
-          <w:sz w:val="21"/>
-          <w14:ligatures w14:val="none"/>
-        </w:rPr>
-        <w:t>):</w:t>
-      </w:r>
+        <w:spacing w:after="240" w:line="285" w:lineRule="atLeast"/>
+        <w:rPr>
+          <w:rFonts w:ascii="Consolas" w:eastAsia="Times New Roman" w:hAnsi="Consolas" w:cs="Times New Roman"/>
+          <w:color w:val="BBBEBF"/>
+          <w:kern w:val="0"/>
+          <w:sz w:val="21"/>
+          <w14:ligatures w14:val="none"/>
+        </w:rPr>
+      </w:pPr>
     </w:p>
     <w:p>
       <w:pPr>
@@ -5288,22 +5261,13 @@
       <w:r>
         <w:rPr>
           <w:rFonts w:ascii="Consolas" w:eastAsia="Times New Roman" w:hAnsi="Consolas" w:cs="Times New Roman"/>
-          <w:color w:val="BBBEBF"/>
-          <w:kern w:val="0"/>
-          <w:sz w:val="21"/>
-          <w14:ligatures w14:val="none"/>
-        </w:rPr>
-        <w:t xml:space="preserve">    </w:t>
-      </w:r>
-      <w:r>
-        <w:rPr>
-          <w:rFonts w:ascii="Consolas" w:eastAsia="Times New Roman" w:hAnsi="Consolas" w:cs="Times New Roman"/>
           <w:color w:val="FF7B72"/>
           <w:kern w:val="0"/>
           <w:sz w:val="21"/>
           <w14:ligatures w14:val="none"/>
         </w:rPr>
-        <w:t>def</w:t>
+        <w:lastRenderedPageBreak/>
+        <w:t>class</w:t>
       </w:r>
       <w:r>
         <w:rPr>
@@ -5315,48 +5279,16 @@
         </w:rPr>
         <w:t xml:space="preserve"> </w:t>
       </w:r>
-      <w:r>
-        <w:rPr>
-          <w:rFonts w:ascii="Consolas" w:eastAsia="Times New Roman" w:hAnsi="Consolas" w:cs="Times New Roman"/>
-          <w:color w:val="DCDCAA"/>
-          <w:kern w:val="0"/>
-          <w:sz w:val="21"/>
-          <w14:ligatures w14:val="none"/>
-        </w:rPr>
-        <w:t>__</w:t>
-      </w:r>
-      <w:proofErr w:type="spellStart"/>
-      <w:r>
-        <w:rPr>
-          <w:rFonts w:ascii="Consolas" w:eastAsia="Times New Roman" w:hAnsi="Consolas" w:cs="Times New Roman"/>
-          <w:color w:val="DCDCAA"/>
-          <w:kern w:val="0"/>
-          <w:sz w:val="21"/>
-          <w14:ligatures w14:val="none"/>
-        </w:rPr>
-        <w:t>init</w:t>
-      </w:r>
-      <w:proofErr w:type="spellEnd"/>
-      <w:r>
-        <w:rPr>
-          <w:rFonts w:ascii="Consolas" w:eastAsia="Times New Roman" w:hAnsi="Consolas" w:cs="Times New Roman"/>
-          <w:color w:val="DCDCAA"/>
-          <w:kern w:val="0"/>
-          <w:sz w:val="21"/>
-          <w14:ligatures w14:val="none"/>
-        </w:rPr>
-        <w:t>_</w:t>
-      </w:r>
       <w:proofErr w:type="gramStart"/>
       <w:r>
         <w:rPr>
           <w:rFonts w:ascii="Consolas" w:eastAsia="Times New Roman" w:hAnsi="Consolas" w:cs="Times New Roman"/>
-          <w:color w:val="DCDCAA"/>
-          <w:kern w:val="0"/>
-          <w:sz w:val="21"/>
-          <w14:ligatures w14:val="none"/>
-        </w:rPr>
-        <w:t>_</w:t>
+          <w:color w:val="4EC9B0"/>
+          <w:kern w:val="0"/>
+          <w:sz w:val="21"/>
+          <w14:ligatures w14:val="none"/>
+        </w:rPr>
+        <w:t>Circle</w:t>
       </w:r>
       <w:r>
         <w:rPr>
@@ -5372,52 +5304,12 @@
       <w:r>
         <w:rPr>
           <w:rFonts w:ascii="Consolas" w:eastAsia="Times New Roman" w:hAnsi="Consolas" w:cs="Times New Roman"/>
-          <w:color w:val="C9D1D9"/>
-          <w:kern w:val="0"/>
-          <w:sz w:val="21"/>
-          <w14:ligatures w14:val="none"/>
-        </w:rPr>
-        <w:t>self</w:t>
-      </w:r>
-      <w:r>
-        <w:rPr>
-          <w:rFonts w:ascii="Consolas" w:eastAsia="Times New Roman" w:hAnsi="Consolas" w:cs="Times New Roman"/>
-          <w:color w:val="BBBEBF"/>
-          <w:kern w:val="0"/>
-          <w:sz w:val="21"/>
-          <w14:ligatures w14:val="none"/>
-        </w:rPr>
-        <w:t xml:space="preserve">, </w:t>
-      </w:r>
-      <w:r>
-        <w:rPr>
-          <w:rFonts w:ascii="Consolas" w:eastAsia="Times New Roman" w:hAnsi="Consolas" w:cs="Times New Roman"/>
-          <w:color w:val="FFA657"/>
-          <w:kern w:val="0"/>
-          <w:sz w:val="21"/>
-          <w14:ligatures w14:val="none"/>
-        </w:rPr>
-        <w:t>radius</w:t>
-      </w:r>
-      <w:r>
-        <w:rPr>
-          <w:rFonts w:ascii="Consolas" w:eastAsia="Times New Roman" w:hAnsi="Consolas" w:cs="Times New Roman"/>
-          <w:color w:val="BBBEBF"/>
-          <w:kern w:val="0"/>
-          <w:sz w:val="21"/>
-          <w14:ligatures w14:val="none"/>
-        </w:rPr>
-        <w:t xml:space="preserve">: </w:t>
-      </w:r>
-      <w:r>
-        <w:rPr>
-          <w:rFonts w:ascii="Consolas" w:eastAsia="Times New Roman" w:hAnsi="Consolas" w:cs="Times New Roman"/>
           <w:color w:val="4EC9B0"/>
           <w:kern w:val="0"/>
           <w:sz w:val="21"/>
           <w14:ligatures w14:val="none"/>
         </w:rPr>
-        <w:t>float</w:t>
+        <w:t>Shape</w:t>
       </w:r>
       <w:r>
         <w:rPr>
@@ -5450,6 +5342,163 @@
           <w:sz w:val="21"/>
           <w14:ligatures w14:val="none"/>
         </w:rPr>
+        <w:t xml:space="preserve">    </w:t>
+      </w:r>
+      <w:r>
+        <w:rPr>
+          <w:rFonts w:ascii="Consolas" w:eastAsia="Times New Roman" w:hAnsi="Consolas" w:cs="Times New Roman"/>
+          <w:color w:val="FF7B72"/>
+          <w:kern w:val="0"/>
+          <w:sz w:val="21"/>
+          <w14:ligatures w14:val="none"/>
+        </w:rPr>
+        <w:t>def</w:t>
+      </w:r>
+      <w:r>
+        <w:rPr>
+          <w:rFonts w:ascii="Consolas" w:eastAsia="Times New Roman" w:hAnsi="Consolas" w:cs="Times New Roman"/>
+          <w:color w:val="BBBEBF"/>
+          <w:kern w:val="0"/>
+          <w:sz w:val="21"/>
+          <w14:ligatures w14:val="none"/>
+        </w:rPr>
+        <w:t xml:space="preserve"> </w:t>
+      </w:r>
+      <w:r>
+        <w:rPr>
+          <w:rFonts w:ascii="Consolas" w:eastAsia="Times New Roman" w:hAnsi="Consolas" w:cs="Times New Roman"/>
+          <w:color w:val="DCDCAA"/>
+          <w:kern w:val="0"/>
+          <w:sz w:val="21"/>
+          <w14:ligatures w14:val="none"/>
+        </w:rPr>
+        <w:t>__</w:t>
+      </w:r>
+      <w:proofErr w:type="spellStart"/>
+      <w:r>
+        <w:rPr>
+          <w:rFonts w:ascii="Consolas" w:eastAsia="Times New Roman" w:hAnsi="Consolas" w:cs="Times New Roman"/>
+          <w:color w:val="DCDCAA"/>
+          <w:kern w:val="0"/>
+          <w:sz w:val="21"/>
+          <w14:ligatures w14:val="none"/>
+        </w:rPr>
+        <w:t>init</w:t>
+      </w:r>
+      <w:proofErr w:type="spellEnd"/>
+      <w:r>
+        <w:rPr>
+          <w:rFonts w:ascii="Consolas" w:eastAsia="Times New Roman" w:hAnsi="Consolas" w:cs="Times New Roman"/>
+          <w:color w:val="DCDCAA"/>
+          <w:kern w:val="0"/>
+          <w:sz w:val="21"/>
+          <w14:ligatures w14:val="none"/>
+        </w:rPr>
+        <w:t>_</w:t>
+      </w:r>
+      <w:proofErr w:type="gramStart"/>
+      <w:r>
+        <w:rPr>
+          <w:rFonts w:ascii="Consolas" w:eastAsia="Times New Roman" w:hAnsi="Consolas" w:cs="Times New Roman"/>
+          <w:color w:val="DCDCAA"/>
+          <w:kern w:val="0"/>
+          <w:sz w:val="21"/>
+          <w14:ligatures w14:val="none"/>
+        </w:rPr>
+        <w:t>_</w:t>
+      </w:r>
+      <w:r>
+        <w:rPr>
+          <w:rFonts w:ascii="Consolas" w:eastAsia="Times New Roman" w:hAnsi="Consolas" w:cs="Times New Roman"/>
+          <w:color w:val="BBBEBF"/>
+          <w:kern w:val="0"/>
+          <w:sz w:val="21"/>
+          <w14:ligatures w14:val="none"/>
+        </w:rPr>
+        <w:t>(</w:t>
+      </w:r>
+      <w:proofErr w:type="gramEnd"/>
+      <w:r>
+        <w:rPr>
+          <w:rFonts w:ascii="Consolas" w:eastAsia="Times New Roman" w:hAnsi="Consolas" w:cs="Times New Roman"/>
+          <w:color w:val="C9D1D9"/>
+          <w:kern w:val="0"/>
+          <w:sz w:val="21"/>
+          <w14:ligatures w14:val="none"/>
+        </w:rPr>
+        <w:t>self</w:t>
+      </w:r>
+      <w:r>
+        <w:rPr>
+          <w:rFonts w:ascii="Consolas" w:eastAsia="Times New Roman" w:hAnsi="Consolas" w:cs="Times New Roman"/>
+          <w:color w:val="BBBEBF"/>
+          <w:kern w:val="0"/>
+          <w:sz w:val="21"/>
+          <w14:ligatures w14:val="none"/>
+        </w:rPr>
+        <w:t xml:space="preserve">, </w:t>
+      </w:r>
+      <w:r>
+        <w:rPr>
+          <w:rFonts w:ascii="Consolas" w:eastAsia="Times New Roman" w:hAnsi="Consolas" w:cs="Times New Roman"/>
+          <w:color w:val="FFA657"/>
+          <w:kern w:val="0"/>
+          <w:sz w:val="21"/>
+          <w14:ligatures w14:val="none"/>
+        </w:rPr>
+        <w:t>radius</w:t>
+      </w:r>
+      <w:r>
+        <w:rPr>
+          <w:rFonts w:ascii="Consolas" w:eastAsia="Times New Roman" w:hAnsi="Consolas" w:cs="Times New Roman"/>
+          <w:color w:val="BBBEBF"/>
+          <w:kern w:val="0"/>
+          <w:sz w:val="21"/>
+          <w14:ligatures w14:val="none"/>
+        </w:rPr>
+        <w:t xml:space="preserve">: </w:t>
+      </w:r>
+      <w:r>
+        <w:rPr>
+          <w:rFonts w:ascii="Consolas" w:eastAsia="Times New Roman" w:hAnsi="Consolas" w:cs="Times New Roman"/>
+          <w:color w:val="4EC9B0"/>
+          <w:kern w:val="0"/>
+          <w:sz w:val="21"/>
+          <w14:ligatures w14:val="none"/>
+        </w:rPr>
+        <w:t>float</w:t>
+      </w:r>
+      <w:r>
+        <w:rPr>
+          <w:rFonts w:ascii="Consolas" w:eastAsia="Times New Roman" w:hAnsi="Consolas" w:cs="Times New Roman"/>
+          <w:color w:val="BBBEBF"/>
+          <w:kern w:val="0"/>
+          <w:sz w:val="21"/>
+          <w14:ligatures w14:val="none"/>
+        </w:rPr>
+        <w:t>):</w:t>
+      </w:r>
+    </w:p>
+    <w:p>
+      <w:pPr>
+        <w:shd w:val="clear" w:color="auto" w:fill="121314"/>
+        <w:spacing w:after="0" w:line="285" w:lineRule="atLeast"/>
+        <w:rPr>
+          <w:rFonts w:ascii="Consolas" w:eastAsia="Times New Roman" w:hAnsi="Consolas" w:cs="Times New Roman"/>
+          <w:color w:val="BBBEBF"/>
+          <w:kern w:val="0"/>
+          <w:sz w:val="21"/>
+          <w14:ligatures w14:val="none"/>
+        </w:rPr>
+      </w:pPr>
+      <w:r>
+        <w:rPr>
+          <w:rFonts w:ascii="Consolas" w:eastAsia="Times New Roman" w:hAnsi="Consolas" w:cs="Times New Roman"/>
+          <w:color w:val="BBBEBF"/>
+          <w:kern w:val="0"/>
+          <w:sz w:val="21"/>
+          <w14:ligatures w14:val="none"/>
+        </w:rPr>
         <w:t xml:space="preserve">        </w:t>
       </w:r>
       <w:proofErr w:type="spellStart"/>
@@ -6674,7 +6723,6 @@
           <w:sz w:val="21"/>
           <w14:ligatures w14:val="none"/>
         </w:rPr>
-        <w:lastRenderedPageBreak/>
         <w:t xml:space="preserve">    </w:t>
       </w:r>
       <w:r>
@@ -7446,6 +7494,32 @@
           <w14:ligatures w14:val="none"/>
         </w:rPr>
       </w:pPr>
+    </w:p>
+    <w:p>
+      <w:pPr>
+        <w:shd w:val="clear" w:color="auto" w:fill="121314"/>
+        <w:spacing w:after="0" w:line="285" w:lineRule="atLeast"/>
+        <w:rPr>
+          <w:rFonts w:ascii="Consolas" w:eastAsia="Times New Roman" w:hAnsi="Consolas" w:cs="Times New Roman"/>
+          <w:color w:val="BBBEBF"/>
+          <w:kern w:val="0"/>
+          <w:sz w:val="21"/>
+          <w14:ligatures w14:val="none"/>
+        </w:rPr>
+      </w:pPr>
+    </w:p>
+    <w:p>
+      <w:pPr>
+        <w:shd w:val="clear" w:color="auto" w:fill="121314"/>
+        <w:spacing w:after="0" w:line="285" w:lineRule="atLeast"/>
+        <w:rPr>
+          <w:rFonts w:ascii="Consolas" w:eastAsia="Times New Roman" w:hAnsi="Consolas" w:cs="Times New Roman"/>
+          <w:color w:val="BBBEBF"/>
+          <w:kern w:val="0"/>
+          <w:sz w:val="21"/>
+          <w14:ligatures w14:val="none"/>
+        </w:rPr>
+      </w:pPr>
       <w:r>
         <w:rPr>
           <w:rFonts w:ascii="Consolas" w:eastAsia="Times New Roman" w:hAnsi="Consolas" w:cs="Times New Roman"/>
@@ -7454,6 +7528,7 @@
           <w:sz w:val="21"/>
           <w14:ligatures w14:val="none"/>
         </w:rPr>
+        <w:lastRenderedPageBreak/>
         <w:t># Polymorphism + Abstraction working together beautifully</w:t>
       </w:r>
     </w:p>
@@ -8245,6 +8320,13 @@
       <w:pPr>
         <w:rPr>
           <w:rFonts w:ascii="Times New Roman" w:hAnsi="Times New Roman" w:cs="Times New Roman"/>
+        </w:rPr>
+      </w:pPr>
+    </w:p>
+    <w:p>
+      <w:pPr>
+        <w:rPr>
+          <w:rFonts w:ascii="Times New Roman" w:hAnsi="Times New Roman" w:cs="Times New Roman"/>
           <w:b/>
           <w:bCs/>
         </w:rPr>
@@ -8255,6 +8337,7 @@
           <w:b/>
           <w:bCs/>
         </w:rPr>
+        <w:lastRenderedPageBreak/>
         <w:t>Common beginner mistakes</w:t>
       </w:r>
     </w:p>
@@ -8327,7 +8410,6 @@
           <w:b/>
           <w:bCs/>
         </w:rPr>
-        <w:lastRenderedPageBreak/>
         <w:t>Forgetting super(</w:t>
       </w:r>
       <w:proofErr w:type="gramStart"/>
@@ -8869,7 +8951,6 @@
           <w:b/>
           <w:bCs/>
         </w:rPr>
-        <w:lastRenderedPageBreak/>
         <w:t>MRO — Method Resolution Order</w:t>
       </w:r>
     </w:p>
@@ -9338,6 +9419,15 @@
     </w:p>
     <w:p>
       <w:pPr>
+        <w:rPr>
+          <w:rFonts w:ascii="Times New Roman" w:hAnsi="Times New Roman" w:cs="Times New Roman"/>
+          <w:b/>
+          <w:bCs/>
+        </w:rPr>
+      </w:pPr>
+    </w:p>
+    <w:p>
+      <w:pPr>
         <w:shd w:val="clear" w:color="auto" w:fill="121314"/>
         <w:spacing w:after="0" w:line="285" w:lineRule="atLeast"/>
         <w:rPr>
@@ -9356,6 +9446,7 @@
           <w:sz w:val="21"/>
           <w14:ligatures w14:val="none"/>
         </w:rPr>
+        <w:lastRenderedPageBreak/>
         <w:t>class</w:t>
       </w:r>
       <w:r>
@@ -10534,66 +10625,20 @@
       <w:pPr>
         <w:rPr>
           <w:rFonts w:ascii="Times New Roman" w:hAnsi="Times New Roman" w:cs="Times New Roman"/>
+        </w:rPr>
+      </w:pPr>
+      <w:r>
+        <w:rPr>
+          <w:rFonts w:ascii="Times New Roman" w:hAnsi="Times New Roman" w:cs="Times New Roman"/>
+        </w:rPr>
+        <w:t xml:space="preserve">The classic </w:t>
+      </w:r>
+      <w:r>
+        <w:rPr>
+          <w:rFonts w:ascii="Times New Roman" w:hAnsi="Times New Roman" w:cs="Times New Roman"/>
           <w:b/>
           <w:bCs/>
         </w:rPr>
-      </w:pPr>
-    </w:p>
-    <w:p>
-      <w:pPr>
-        <w:rPr>
-          <w:rFonts w:ascii="Times New Roman" w:hAnsi="Times New Roman" w:cs="Times New Roman"/>
-          <w:b/>
-          <w:bCs/>
-        </w:rPr>
-      </w:pPr>
-    </w:p>
-    <w:p>
-      <w:pPr>
-        <w:rPr>
-          <w:rFonts w:ascii="Times New Roman" w:hAnsi="Times New Roman" w:cs="Times New Roman"/>
-          <w:b/>
-          <w:bCs/>
-        </w:rPr>
-      </w:pPr>
-    </w:p>
-    <w:p>
-      <w:pPr>
-        <w:rPr>
-          <w:rFonts w:ascii="Times New Roman" w:hAnsi="Times New Roman" w:cs="Times New Roman"/>
-          <w:b/>
-          <w:bCs/>
-        </w:rPr>
-      </w:pPr>
-    </w:p>
-    <w:p>
-      <w:pPr>
-        <w:rPr>
-          <w:rFonts w:ascii="Times New Roman" w:hAnsi="Times New Roman" w:cs="Times New Roman"/>
-          <w:b/>
-          <w:bCs/>
-        </w:rPr>
-      </w:pPr>
-    </w:p>
-    <w:p>
-      <w:pPr>
-        <w:rPr>
-          <w:rFonts w:ascii="Times New Roman" w:hAnsi="Times New Roman" w:cs="Times New Roman"/>
-        </w:rPr>
-      </w:pPr>
-      <w:r>
-        <w:rPr>
-          <w:rFonts w:ascii="Times New Roman" w:hAnsi="Times New Roman" w:cs="Times New Roman"/>
-        </w:rPr>
-        <w:lastRenderedPageBreak/>
-        <w:t xml:space="preserve">The classic </w:t>
-      </w:r>
-      <w:r>
-        <w:rPr>
-          <w:rFonts w:ascii="Times New Roman" w:hAnsi="Times New Roman" w:cs="Times New Roman"/>
-          <w:b/>
-          <w:bCs/>
-        </w:rPr>
         <w:t>diamond problem</w:t>
       </w:r>
       <w:r>
@@ -10816,6 +10861,7 @@
           <w:sz w:val="21"/>
           <w14:ligatures w14:val="none"/>
         </w:rPr>
+        <w:lastRenderedPageBreak/>
         <w:t>class</w:t>
       </w:r>
       <w:r>
@@ -12554,29 +12600,6 @@
       <w:pPr>
         <w:rPr>
           <w:rFonts w:ascii="Times New Roman" w:hAnsi="Times New Roman" w:cs="Times New Roman"/>
-        </w:rPr>
-      </w:pPr>
-    </w:p>
-    <w:p>
-      <w:pPr>
-        <w:rPr>
-          <w:rFonts w:ascii="Times New Roman" w:hAnsi="Times New Roman" w:cs="Times New Roman"/>
-        </w:rPr>
-      </w:pPr>
-    </w:p>
-    <w:p>
-      <w:pPr>
-        <w:rPr>
-          <w:rFonts w:ascii="Times New Roman" w:hAnsi="Times New Roman" w:cs="Times New Roman"/>
-        </w:rPr>
-      </w:pPr>
-    </w:p>
-    <w:p>
-      <w:pPr>
-        <w:rPr>
-          <w:rFonts w:ascii="Times New Roman" w:hAnsi="Times New Roman" w:cs="Times New Roman"/>
-          <w:b/>
-          <w:bCs/>
         </w:rPr>
       </w:pPr>
       <w:r>
@@ -13097,6 +13120,7 @@
         <w:rPr>
           <w:rFonts w:ascii="Times New Roman" w:hAnsi="Times New Roman" w:cs="Times New Roman"/>
         </w:rPr>
+        <w:lastRenderedPageBreak/>
         <w:t xml:space="preserve">In a ride-sharing app, calling </w:t>
       </w:r>
       <w:proofErr w:type="spellStart"/>
@@ -13214,7 +13238,6 @@
           <w:b/>
           <w:bCs/>
         </w:rPr>
-        <w:lastRenderedPageBreak/>
         <w:t>Form 1 — Method Overriding</w:t>
       </w:r>
     </w:p>
@@ -13428,6 +13451,20 @@
       <w:pPr>
         <w:rPr>
           <w:rFonts w:ascii="Times New Roman" w:hAnsi="Times New Roman" w:cs="Times New Roman"/>
+        </w:rPr>
+      </w:pPr>
+    </w:p>
+    <w:p>
+      <w:pPr>
+        <w:rPr>
+          <w:rFonts w:ascii="Times New Roman" w:hAnsi="Times New Roman" w:cs="Times New Roman"/>
+        </w:rPr>
+      </w:pPr>
+    </w:p>
+    <w:p>
+      <w:pPr>
+        <w:rPr>
+          <w:rFonts w:ascii="Times New Roman" w:hAnsi="Times New Roman" w:cs="Times New Roman"/>
           <w:b/>
           <w:bCs/>
         </w:rPr>
@@ -13438,6 +13475,7 @@
           <w:b/>
           <w:bCs/>
         </w:rPr>
+        <w:lastRenderedPageBreak/>
         <w:t>Polymorphism with built-in functions — Python's own duck typing</w:t>
       </w:r>
     </w:p>
@@ -14343,34 +14381,6 @@
       <w:pPr>
         <w:rPr>
           <w:rFonts w:ascii="Times New Roman" w:hAnsi="Times New Roman" w:cs="Times New Roman"/>
-        </w:rPr>
-      </w:pPr>
-    </w:p>
-    <w:p>
-      <w:pPr>
-        <w:rPr>
-          <w:rFonts w:ascii="Times New Roman" w:hAnsi="Times New Roman" w:cs="Times New Roman"/>
-        </w:rPr>
-      </w:pPr>
-    </w:p>
-    <w:p>
-      <w:pPr>
-        <w:rPr>
-          <w:rFonts w:ascii="Times New Roman" w:hAnsi="Times New Roman" w:cs="Times New Roman"/>
-        </w:rPr>
-      </w:pPr>
-    </w:p>
-    <w:p>
-      <w:pPr>
-        <w:rPr>
-          <w:rFonts w:ascii="Times New Roman" w:hAnsi="Times New Roman" w:cs="Times New Roman"/>
-        </w:rPr>
-      </w:pPr>
-    </w:p>
-    <w:p>
-      <w:pPr>
-        <w:rPr>
-          <w:rFonts w:ascii="Times New Roman" w:hAnsi="Times New Roman" w:cs="Times New Roman"/>
           <w:b/>
           <w:bCs/>
         </w:rPr>
@@ -14381,7 +14391,6 @@
           <w:b/>
           <w:bCs/>
         </w:rPr>
-        <w:lastRenderedPageBreak/>
         <w:t>Polymorphism vs Inheritance — critical distinction</w:t>
       </w:r>
     </w:p>
@@ -15228,6 +15237,7 @@
           <w:sz w:val="21"/>
           <w14:ligatures w14:val="none"/>
         </w:rPr>
+        <w:lastRenderedPageBreak/>
         <w:t># Polymorphism WITHOUT inheritance — duck typing</w:t>
       </w:r>
     </w:p>
@@ -16388,7 +16398,6 @@
           <w:b/>
           <w:bCs/>
         </w:rPr>
-        <w:lastRenderedPageBreak/>
         <w:t>Forgetting that operator overloading should be symmetric.</w:t>
       </w:r>
       <w:r>
@@ -16456,6 +16465,7 @@
           <w:b/>
           <w:bCs/>
         </w:rPr>
+        <w:lastRenderedPageBreak/>
         <w:t xml:space="preserve">Using </w:t>
       </w:r>
       <w:proofErr w:type="gramStart"/>
@@ -16564,11 +16574,7 @@
           <w14:ligatures w14:val="none"/>
         </w:rPr>
       </w:pPr>
-    </w:p>
-    <w:p>
-      <w:pPr>
-        <w:spacing w:before="100" w:beforeAutospacing="1" w:after="100" w:afterAutospacing="1" w:line="240" w:lineRule="auto"/>
-        <w:outlineLvl w:val="3"/>
+      <w:r>
         <w:rPr>
           <w:rFonts w:ascii="Times New Roman" w:eastAsia="Times New Roman" w:hAnsi="Times New Roman" w:cs="Times New Roman"/>
           <w:b/>
@@ -16577,34 +16583,24 @@
           <w:szCs w:val="24"/>
           <w14:ligatures w14:val="none"/>
         </w:rPr>
-      </w:pPr>
-      <w:r>
-        <w:rPr>
-          <w:rFonts w:ascii="Times New Roman" w:eastAsia="Times New Roman" w:hAnsi="Times New Roman" w:cs="Times New Roman"/>
-          <w:b/>
-          <w:bCs/>
-          <w:kern w:val="0"/>
-          <w:szCs w:val="24"/>
-          <w14:ligatures w14:val="none"/>
-        </w:rPr>
         <w:t>Operator to dunder method — quick reference</w:t>
       </w:r>
     </w:p>
     <w:tbl>
       <w:tblPr>
         <w:tblStyle w:val="PlainTable1"/>
-        <w:tblW w:w="9157" w:type="dxa"/>
+        <w:tblW w:w="12816" w:type="dxa"/>
         <w:tblLook w:val="04A0" w:firstRow="1" w:lastRow="0" w:firstColumn="1" w:lastColumn="0" w:noHBand="0" w:noVBand="1"/>
       </w:tblPr>
       <w:tblGrid>
-        <w:gridCol w:w="3927"/>
-        <w:gridCol w:w="3205"/>
-        <w:gridCol w:w="2025"/>
+        <w:gridCol w:w="5497"/>
+        <w:gridCol w:w="4485"/>
+        <w:gridCol w:w="2834"/>
       </w:tblGrid>
       <w:tr>
         <w:trPr>
           <w:cnfStyle w:val="100000000000" w:firstRow="1" w:lastRow="0" w:firstColumn="0" w:lastColumn="0" w:oddVBand="0" w:evenVBand="0" w:oddHBand="0" w:evenHBand="0" w:firstRowFirstColumn="0" w:firstRowLastColumn="0" w:lastRowFirstColumn="0" w:lastRowLastColumn="0"/>
-          <w:trHeight w:val="536"/>
+          <w:trHeight w:val="541"/>
         </w:trPr>
         <w:tc>
           <w:tcPr>
@@ -16691,7 +16687,7 @@
       <w:tr>
         <w:trPr>
           <w:cnfStyle w:val="000000100000" w:firstRow="0" w:lastRow="0" w:firstColumn="0" w:lastColumn="0" w:oddVBand="0" w:evenVBand="0" w:oddHBand="1" w:evenHBand="0" w:firstRowFirstColumn="0" w:firstRowLastColumn="0" w:lastRowFirstColumn="0" w:lastRowLastColumn="0"/>
-          <w:trHeight w:val="451"/>
+          <w:trHeight w:val="455"/>
         </w:trPr>
         <w:tc>
           <w:tcPr>
@@ -16777,7 +16773,7 @@
       </w:tr>
       <w:tr>
         <w:trPr>
-          <w:trHeight w:val="451"/>
+          <w:trHeight w:val="455"/>
         </w:trPr>
         <w:tc>
           <w:tcPr>
@@ -16864,7 +16860,7 @@
       <w:tr>
         <w:trPr>
           <w:cnfStyle w:val="000000100000" w:firstRow="0" w:lastRow="0" w:firstColumn="0" w:lastColumn="0" w:oddVBand="0" w:evenVBand="0" w:oddHBand="1" w:evenHBand="0" w:firstRowFirstColumn="0" w:firstRowLastColumn="0" w:lastRowFirstColumn="0" w:lastRowLastColumn="0"/>
-          <w:trHeight w:val="428"/>
+          <w:trHeight w:val="432"/>
         </w:trPr>
         <w:tc>
           <w:tcPr>
@@ -16972,7 +16968,7 @@
       </w:tr>
       <w:tr>
         <w:trPr>
-          <w:trHeight w:val="451"/>
+          <w:trHeight w:val="455"/>
         </w:trPr>
         <w:tc>
           <w:tcPr>
@@ -17081,7 +17077,7 @@
       <w:tr>
         <w:trPr>
           <w:cnfStyle w:val="000000100000" w:firstRow="0" w:lastRow="0" w:firstColumn="0" w:lastColumn="0" w:oddVBand="0" w:evenVBand="0" w:oddHBand="1" w:evenHBand="0" w:firstRowFirstColumn="0" w:firstRowLastColumn="0" w:lastRowFirstColumn="0" w:lastRowLastColumn="0"/>
-          <w:trHeight w:val="451"/>
+          <w:trHeight w:val="455"/>
         </w:trPr>
         <w:tc>
           <w:tcPr>
@@ -17167,7 +17163,7 @@
       </w:tr>
       <w:tr>
         <w:trPr>
-          <w:trHeight w:val="428"/>
+          <w:trHeight w:val="432"/>
         </w:trPr>
         <w:tc>
           <w:tcPr>
@@ -17276,7 +17272,7 @@
       <w:tr>
         <w:trPr>
           <w:cnfStyle w:val="000000100000" w:firstRow="0" w:lastRow="0" w:firstColumn="0" w:lastColumn="0" w:oddVBand="0" w:evenVBand="0" w:oddHBand="1" w:evenHBand="0" w:firstRowFirstColumn="0" w:firstRowLastColumn="0" w:lastRowFirstColumn="0" w:lastRowLastColumn="0"/>
-          <w:trHeight w:val="451"/>
+          <w:trHeight w:val="455"/>
         </w:trPr>
         <w:tc>
           <w:tcPr>
@@ -17384,7 +17380,7 @@
       </w:tr>
       <w:tr>
         <w:trPr>
-          <w:trHeight w:val="451"/>
+          <w:trHeight w:val="455"/>
         </w:trPr>
         <w:tc>
           <w:tcPr>
@@ -17529,7 +17525,7 @@
       <w:tr>
         <w:trPr>
           <w:cnfStyle w:val="000000100000" w:firstRow="0" w:lastRow="0" w:firstColumn="0" w:lastColumn="0" w:oddVBand="0" w:evenVBand="0" w:oddHBand="1" w:evenHBand="0" w:firstRowFirstColumn="0" w:firstRowLastColumn="0" w:lastRowFirstColumn="0" w:lastRowLastColumn="0"/>
-          <w:trHeight w:val="428"/>
+          <w:trHeight w:val="432"/>
         </w:trPr>
         <w:tc>
           <w:tcPr>
@@ -17627,7 +17623,7 @@
       </w:tr>
       <w:tr>
         <w:trPr>
-          <w:trHeight w:val="451"/>
+          <w:trHeight w:val="455"/>
         </w:trPr>
         <w:tc>
           <w:tcPr>
@@ -17726,7 +17722,7 @@
       <w:tr>
         <w:trPr>
           <w:cnfStyle w:val="000000100000" w:firstRow="0" w:lastRow="0" w:firstColumn="0" w:lastColumn="0" w:oddVBand="0" w:evenVBand="0" w:oddHBand="1" w:evenHBand="0" w:firstRowFirstColumn="0" w:firstRowLastColumn="0" w:lastRowFirstColumn="0" w:lastRowLastColumn="0"/>
-          <w:trHeight w:val="451"/>
+          <w:trHeight w:val="455"/>
         </w:trPr>
         <w:tc>
           <w:tcPr>
@@ -17870,7 +17866,7 @@
       </w:tr>
       <w:tr>
         <w:trPr>
-          <w:trHeight w:val="428"/>
+          <w:trHeight w:val="432"/>
         </w:trPr>
         <w:tc>
           <w:tcPr>
@@ -17969,7 +17965,7 @@
       <w:tr>
         <w:trPr>
           <w:cnfStyle w:val="000000100000" w:firstRow="0" w:lastRow="0" w:firstColumn="0" w:lastColumn="0" w:oddVBand="0" w:evenVBand="0" w:oddHBand="1" w:evenHBand="0" w:firstRowFirstColumn="0" w:firstRowLastColumn="0" w:lastRowFirstColumn="0" w:lastRowLastColumn="0"/>
-          <w:trHeight w:val="451"/>
+          <w:trHeight w:val="455"/>
         </w:trPr>
         <w:tc>
           <w:tcPr>
@@ -18055,7 +18051,7 @@
       </w:tr>
       <w:tr>
         <w:trPr>
-          <w:trHeight w:val="451"/>
+          <w:trHeight w:val="455"/>
         </w:trPr>
         <w:tc>
           <w:tcPr>
@@ -18165,12 +18161,12 @@
     <w:p>
       <w:pPr>
         <w:rPr>
-          <w:rFonts w:ascii="Times New Roman" w:hAnsi="Times New Roman" w:cs="Times New Roman"/>
+          <w:lang w:val="en-US"/>
         </w:rPr>
       </w:pPr>
     </w:p>
     <w:sectPr>
-      <w:pgSz w:w="11906" w:h="16838"/>
+      <w:pgSz w:w="16838" w:h="11906" w:orient="landscape"/>
       <w:pgMar w:top="1440" w:right="1440" w:bottom="1440" w:left="1440" w:header="708" w:footer="708" w:gutter="0"/>
       <w:cols w:space="708"/>
       <w:docGrid w:linePitch="360"/>
@@ -18197,7 +18193,7 @@
         <w:ind w:left="720" w:hanging="360"/>
       </w:pPr>
     </w:lvl>
-    <w:lvl w:ilvl="1" w:tentative="1">
+    <w:lvl w:ilvl="1">
       <w:start w:val="1"/>
       <w:numFmt w:val="decimal"/>
       <w:lvlText w:val="%2."/>
@@ -18209,7 +18205,7 @@
         <w:ind w:left="1440" w:hanging="360"/>
       </w:pPr>
     </w:lvl>
-    <w:lvl w:ilvl="2" w:tentative="1">
+    <w:lvl w:ilvl="2">
       <w:start w:val="1"/>
       <w:numFmt w:val="decimal"/>
       <w:lvlText w:val="%3."/>
@@ -19048,6 +19044,7 @@
   <w:style w:type="paragraph" w:default="1" w:styleId="Normal">
     <w:name w:val="Normal"/>
     <w:qFormat/>
+    <w:rsid w:val="00546CA0"/>
   </w:style>
   <w:style w:type="paragraph" w:styleId="Heading1">
     <w:name w:val="heading 1"/>
